--- a/Regras de Acesso e Permissoes - Sistema UNIALFA.docx
+++ b/Regras de Acesso e Permissoes - Sistema UNIALFA.docx
@@ -112,7 +112,7 @@
           <w:color w:val="1A1A1A"/>
           <w:sz w:val="22"/>
         </w:rPr>
-        <w:t>Todos os 14 formularios do sistema exigem login antes de carregar ou salvar qualquer dado. O login pode ser feito de duas formas:</w:t>
+        <w:t>A maioria dos 14 formularios do sistema exige login antes de carregar ou salvar qualquer dado. O login pode ser feito de duas formas:</w:t>
       </w:r>
     </w:p>
     <w:p>
@@ -172,7 +172,7 @@
           <w:color w:val="1A1A1A"/>
           <w:sz w:val="22"/>
         </w:rPr>
-        <w:t>A unica pagina aberta sem exigir login e a pagina inicial (index.html, mapa de diretrizes) - ela mostra o conteudo institucional livremente e so exibe a barra "Conectado como..." caso ja exista uma sessao ativa.</w:t>
+        <w:t>As paginas abertas sem exigir login sao a pagina inicial (index.html, mapa de diretrizes) e o Validador de Projetos (ferramenta de apoio a decisao) - ambas mostram o conteudo livremente e so exibem a barra "Conectado como..." caso ja exista uma sessao ativa. Diferente da Solicitacao de Demanda e da Ata de Reuniao (secao 2), o acesso sem login do Validador nao depende de nenhuma ativacao pelo Admin - e sempre aberto.</w:t>
       </w:r>
     </w:p>
     <w:p>
@@ -309,15 +309,8 @@
           <w:color w:val="1A1A1A"/>
           <w:sz w:val="22"/>
         </w:rPr>
-        <w:t xml:space="preserve">Cada um dos dois formularios tem um interruptor independente, controlado exclusivamente pelo Admin, na aba "Configuracoes" da pagina de Administracao. Ou seja, </w:t>
-      </w:r>
-      <w:r>
-        <w:rPr>
-          <w:color w:val="1A1A1A"/>
-          <w:sz w:val="22"/>
-        </w:rPr>
         <w:lastRenderedPageBreak/>
-        <w:t>e possivel ativar o "sem login" so na Solicitacao de Demanda, so na Ata, nas duas, ou em nenhuma - sao chaves separadas.</w:t>
+        <w:t>Cada um dos dois formularios tem um interruptor independente, controlado exclusivamente pelo Admin, na aba "Configuracoes" da pagina de Administracao. Ou seja, e possivel ativar o "sem login" so na Solicitacao de Demanda, so na Ata, nas duas, ou em nenhuma - sao chaves separadas.</w:t>
       </w:r>
     </w:p>
     <w:p>
@@ -528,45 +521,36 @@
     </w:p>
     <w:p>
       <w:pPr>
-        <w:spacing w:before="120" w:after="200" w:line="280" w:lineRule="auto"/>
-        <w:rPr>
-          <w:color w:val="1A1A1A"/>
-          <w:sz w:val="22"/>
-        </w:rPr>
-      </w:pPr>
-    </w:p>
-    <w:p>
-      <w:pPr>
-        <w:spacing w:before="360" w:line="280" w:lineRule="auto"/>
+        <w:spacing w:before="240" w:after="120" w:line="280" w:lineRule="auto"/>
         <w:rPr>
           <w:b/>
-          <w:color w:val="1A1A1A"/>
-          <w:sz w:val="32"/>
+          <w:color w:val="B91D2E"/>
+          <w:sz w:val="26"/>
         </w:rPr>
       </w:pPr>
       <w:r>
         <w:rPr>
           <w:b/>
-          <w:color w:val="1A1A1A"/>
-          <w:sz w:val="32"/>
-        </w:rPr>
-        <w:t>3. Papeis de usuario</w:t>
-      </w:r>
-    </w:p>
-    <w:p>
-      <w:pPr>
-        <w:spacing w:before="360" w:line="280" w:lineRule="auto"/>
-        <w:rPr>
-          <w:color w:val="1A1A1A"/>
-          <w:sz w:val="22"/>
-        </w:rPr>
-      </w:pPr>
-      <w:r>
-        <w:rPr>
-          <w:color w:val="1A1A1A"/>
-          <w:sz w:val="22"/>
-        </w:rPr>
-        <w:t>Cada pessoa que faz login recebe um papel, usado para liberar ou restringir acoes especificas no sistema:</w:t>
+          <w:color w:val="B91D2E"/>
+          <w:sz w:val="26"/>
+        </w:rPr>
+        <w:t>2.5 Caso particular: Validador de Projetos</w:t>
+      </w:r>
+    </w:p>
+    <w:p>
+      <w:pPr>
+        <w:spacing w:before="240" w:line="280" w:lineRule="auto"/>
+        <w:rPr>
+          <w:color w:val="1A1A1A"/>
+          <w:sz w:val="22"/>
+        </w:rPr>
+      </w:pPr>
+      <w:r>
+        <w:rPr>
+          <w:color w:val="1A1A1A"/>
+          <w:sz w:val="22"/>
+        </w:rPr>
+        <w:t>O Validador de Projetos e mais aberto que os dois formularios acima: o quadro de conexoes, o simulador "e se?" e o assistente de decisao (8 perguntas, com veredito) funcionam por inteiro sem nenhum login - nao ha selo, nao ha admin para ativar, e nao ha bloqueio de nenhuma acao dentro da propria ferramenta.</w:t>
       </w:r>
     </w:p>
     <w:p>
@@ -576,7 +560,7 @@
           <w:ilvl w:val="0"/>
           <w:numId w:val="4"/>
         </w:numPr>
-        <w:spacing w:before="360" w:after="80" w:line="260" w:lineRule="auto"/>
+        <w:spacing w:before="240" w:after="80" w:line="260" w:lineRule="auto"/>
         <w:ind w:left="700"/>
         <w:rPr>
           <w:color w:val="1A1A1A"/>
@@ -588,7 +572,7 @@
           <w:color w:val="1A1A1A"/>
           <w:sz w:val="22"/>
         </w:rPr>
-        <w:t>Solicitante - papel padrao, atribuido automaticamente a todo novo usuario no primeiro login.</w:t>
+        <w:t>Login so e pedido para uma funcionalidade especifica: vincular a avaliacao a um "Projeto vinculado" e salvar o veredito no historico daquele projeto.</w:t>
       </w:r>
     </w:p>
     <w:p>
@@ -598,7 +582,7 @@
           <w:ilvl w:val="0"/>
           <w:numId w:val="4"/>
         </w:numPr>
-        <w:spacing w:before="360" w:after="80" w:line="260" w:lineRule="auto"/>
+        <w:spacing w:before="240" w:after="80" w:line="260" w:lineRule="auto"/>
         <w:ind w:left="700"/>
         <w:rPr>
           <w:color w:val="1A1A1A"/>
@@ -610,7 +594,7 @@
           <w:color w:val="1A1A1A"/>
           <w:sz w:val="22"/>
         </w:rPr>
-        <w:t>Gerente de Projetos</w:t>
+        <w:t>Sem login, essa area do painel mostra um aviso com um botao "Entrar" - a pessoa pode logar a qualquer momento sem perder as respostas ja dadas no assistente.</w:t>
       </w:r>
     </w:p>
     <w:p>
@@ -620,7 +604,7 @@
           <w:ilvl w:val="0"/>
           <w:numId w:val="4"/>
         </w:numPr>
-        <w:spacing w:before="360" w:after="80" w:line="260" w:lineRule="auto"/>
+        <w:spacing w:before="240" w:after="80" w:line="260" w:lineRule="auto"/>
         <w:ind w:left="700"/>
         <w:rPr>
           <w:color w:val="1A1A1A"/>
@@ -632,108 +616,50 @@
           <w:color w:val="1A1A1A"/>
           <w:sz w:val="22"/>
         </w:rPr>
-        <w:t>Gestor Responsavel</w:t>
-      </w:r>
-    </w:p>
-    <w:p>
-      <w:pPr>
-        <w:pStyle w:val="PargrafodaLista"/>
-        <w:numPr>
-          <w:ilvl w:val="0"/>
-          <w:numId w:val="4"/>
-        </w:numPr>
-        <w:spacing w:before="360" w:after="80" w:line="260" w:lineRule="auto"/>
-        <w:ind w:left="700"/>
-        <w:rPr>
-          <w:color w:val="1A1A1A"/>
-          <w:sz w:val="22"/>
-        </w:rPr>
-      </w:pPr>
-      <w:r>
-        <w:rPr>
-          <w:color w:val="1A1A1A"/>
-          <w:sz w:val="22"/>
-        </w:rPr>
-        <w:t>Dono do Negocio</w:t>
-      </w:r>
-    </w:p>
-    <w:p>
-      <w:pPr>
-        <w:pStyle w:val="PargrafodaLista"/>
-        <w:numPr>
-          <w:ilvl w:val="0"/>
-          <w:numId w:val="4"/>
-        </w:numPr>
-        <w:spacing w:before="360" w:after="80" w:line="260" w:lineRule="auto"/>
-        <w:ind w:left="700"/>
-        <w:rPr>
-          <w:color w:val="1A1A1A"/>
-          <w:sz w:val="22"/>
-        </w:rPr>
-      </w:pPr>
-      <w:r>
-        <w:rPr>
-          <w:color w:val="1A1A1A"/>
-          <w:sz w:val="22"/>
-        </w:rPr>
-        <w:t>Alta Gestao</w:t>
-      </w:r>
-    </w:p>
-    <w:p>
-      <w:pPr>
-        <w:pStyle w:val="PargrafodaLista"/>
-        <w:numPr>
-          <w:ilvl w:val="0"/>
-          <w:numId w:val="4"/>
-        </w:numPr>
-        <w:spacing w:before="360" w:after="80" w:line="260" w:lineRule="auto"/>
-        <w:ind w:left="700"/>
-        <w:rPr>
-          <w:color w:val="1A1A1A"/>
-          <w:sz w:val="22"/>
-        </w:rPr>
-      </w:pPr>
-      <w:r>
-        <w:rPr>
-          <w:color w:val="1A1A1A"/>
-          <w:sz w:val="22"/>
-        </w:rPr>
-        <w:lastRenderedPageBreak/>
-        <w:t>Admin - papel de administracao do sistema, atribuido manualmente por quem ja e Admin.</w:t>
-      </w:r>
-    </w:p>
-    <w:p>
-      <w:pPr>
-        <w:spacing w:before="240" w:after="120" w:line="260" w:lineRule="auto"/>
+        <w:t>Depois de logada, a pessoa ve o campo de projeto normalmente, como qualquer outro usuario autenticado.</w:t>
+      </w:r>
+    </w:p>
+    <w:p>
+      <w:pPr>
+        <w:spacing w:before="120" w:after="200" w:line="260" w:lineRule="auto"/>
+        <w:rPr>
+          <w:color w:val="1A1A1A"/>
+          <w:sz w:val="22"/>
+        </w:rPr>
+      </w:pPr>
+    </w:p>
+    <w:p>
+      <w:pPr>
+        <w:spacing w:before="360" w:line="260" w:lineRule="auto"/>
         <w:rPr>
           <w:b/>
-          <w:color w:val="B91D2E"/>
-          <w:sz w:val="26"/>
+          <w:color w:val="1A1A1A"/>
+          <w:sz w:val="32"/>
         </w:rPr>
       </w:pPr>
       <w:r>
         <w:rPr>
           <w:b/>
-          <w:color w:val="B91D2E"/>
-          <w:sz w:val="26"/>
-        </w:rPr>
-        <w:t>3.1 Acoes exclusivas de Admin</w:t>
-      </w:r>
-    </w:p>
-    <w:p>
-      <w:pPr>
-        <w:spacing w:before="240" w:line="280" w:lineRule="auto"/>
-        <w:rPr>
-          <w:color w:val="1A1A1A"/>
-          <w:sz w:val="22"/>
-        </w:rPr>
-      </w:pPr>
-      <w:r>
-        <w:rPr>
-          <w:color w:val="1A1A1A"/>
-          <w:sz w:val="22"/>
-        </w:rPr>
-        <w:t>Somente usuarios com papel Admin podem:</w:t>
+          <w:color w:val="1A1A1A"/>
+          <w:sz w:val="32"/>
+        </w:rPr>
+        <w:t>3. Papeis de usuario</w:t>
+      </w:r>
+    </w:p>
+    <w:p>
+      <w:pPr>
+        <w:spacing w:before="360" w:line="280" w:lineRule="auto"/>
+        <w:rPr>
+          <w:color w:val="1A1A1A"/>
+          <w:sz w:val="22"/>
+        </w:rPr>
+      </w:pPr>
+      <w:r>
+        <w:rPr>
+          <w:color w:val="1A1A1A"/>
+          <w:sz w:val="22"/>
+        </w:rPr>
+        <w:t>Cada pessoa que faz login recebe um papel, usado para liberar ou restringir acoes especificas no sistema:</w:t>
       </w:r>
     </w:p>
     <w:p>
@@ -743,7 +669,7 @@
           <w:ilvl w:val="0"/>
           <w:numId w:val="5"/>
         </w:numPr>
-        <w:spacing w:before="240" w:after="80" w:line="260" w:lineRule="auto"/>
+        <w:spacing w:before="360" w:after="80" w:line="260" w:lineRule="auto"/>
         <w:ind w:left="700"/>
         <w:rPr>
           <w:color w:val="1A1A1A"/>
@@ -755,7 +681,7 @@
           <w:color w:val="1A1A1A"/>
           <w:sz w:val="22"/>
         </w:rPr>
-        <w:t>Acessar a pagina de Administracao (qualquer outro papel ve a mensagem "Acesso restrito").</w:t>
+        <w:t>Solicitante - papel padrao, atribuido automaticamente a todo novo usuario no primeiro login.</w:t>
       </w:r>
     </w:p>
     <w:p>
@@ -765,7 +691,7 @@
           <w:ilvl w:val="0"/>
           <w:numId w:val="5"/>
         </w:numPr>
-        <w:spacing w:before="240" w:after="80" w:line="260" w:lineRule="auto"/>
+        <w:spacing w:before="360" w:after="80" w:line="260" w:lineRule="auto"/>
         <w:ind w:left="700"/>
         <w:rPr>
           <w:color w:val="1A1A1A"/>
@@ -777,7 +703,7 @@
           <w:color w:val="1A1A1A"/>
           <w:sz w:val="22"/>
         </w:rPr>
-        <w:t>Alterar o papel de outros usuarios.</w:t>
+        <w:t>Gerente de Projetos</w:t>
       </w:r>
     </w:p>
     <w:p>
@@ -787,7 +713,7 @@
           <w:ilvl w:val="0"/>
           <w:numId w:val="5"/>
         </w:numPr>
-        <w:spacing w:before="240" w:after="80" w:line="260" w:lineRule="auto"/>
+        <w:spacing w:before="360" w:after="80" w:line="260" w:lineRule="auto"/>
         <w:ind w:left="700"/>
         <w:rPr>
           <w:color w:val="1A1A1A"/>
@@ -799,7 +725,7 @@
           <w:color w:val="1A1A1A"/>
           <w:sz w:val="22"/>
         </w:rPr>
-        <w:t>Adicionar ou remover membros da equipe de um projeto.</w:t>
+        <w:t>Gestor Responsavel</w:t>
       </w:r>
     </w:p>
     <w:p>
@@ -809,7 +735,7 @@
           <w:ilvl w:val="0"/>
           <w:numId w:val="5"/>
         </w:numPr>
-        <w:spacing w:before="240" w:after="80" w:line="260" w:lineRule="auto"/>
+        <w:spacing w:before="360" w:after="80" w:line="260" w:lineRule="auto"/>
         <w:ind w:left="700"/>
         <w:rPr>
           <w:color w:val="1A1A1A"/>
@@ -821,7 +747,7 @@
           <w:color w:val="1A1A1A"/>
           <w:sz w:val="22"/>
         </w:rPr>
-        <w:t>Ativar/desativar as opcoes de "sem login" (Solicitacao de Demanda e Ata de Reuniao).</w:t>
+        <w:t>Dono do Negocio</w:t>
       </w:r>
     </w:p>
     <w:p>
@@ -831,7 +757,7 @@
           <w:ilvl w:val="0"/>
           <w:numId w:val="5"/>
         </w:numPr>
-        <w:spacing w:before="240" w:after="80" w:line="260" w:lineRule="auto"/>
+        <w:spacing w:before="360" w:after="80" w:line="260" w:lineRule="auto"/>
         <w:ind w:left="700"/>
         <w:rPr>
           <w:color w:val="1A1A1A"/>
@@ -843,71 +769,34 @@
           <w:color w:val="1A1A1A"/>
           <w:sz w:val="22"/>
         </w:rPr>
-        <w:t>Aprovar ou reprovar o Gate 1 na Solicitacao de Demanda (ver secao 4).</w:t>
-      </w:r>
-    </w:p>
-    <w:p>
-      <w:pPr>
-        <w:spacing w:before="240" w:line="280" w:lineRule="auto"/>
-        <w:rPr>
-          <w:color w:val="1A1A1A"/>
-          <w:sz w:val="22"/>
-        </w:rPr>
-      </w:pPr>
-      <w:r>
-        <w:rPr>
-          <w:color w:val="1A1A1A"/>
-          <w:sz w:val="22"/>
-        </w:rPr>
-        <w:t>Importante: um Admin sempre e considerado "membro" de qualquer equipe de projeto automaticamente - nao precisa ser adicionado manualmente para poder editar registros vinculados a um projeto (ver secao 5).</w:t>
-      </w:r>
-    </w:p>
-    <w:p>
-      <w:pPr>
-        <w:spacing w:before="120" w:after="200" w:line="280" w:lineRule="auto"/>
-        <w:rPr>
-          <w:color w:val="1A1A1A"/>
-          <w:sz w:val="22"/>
-        </w:rPr>
-      </w:pPr>
-    </w:p>
-    <w:p>
-      <w:pPr>
-        <w:spacing w:before="360" w:line="280" w:lineRule="auto"/>
-        <w:rPr>
-          <w:b/>
-          <w:color w:val="1A1A1A"/>
-          <w:sz w:val="32"/>
-        </w:rPr>
-      </w:pPr>
-      <w:r>
-        <w:rPr>
-          <w:b/>
-          <w:color w:val="1A1A1A"/>
-          <w:sz w:val="32"/>
-        </w:rPr>
-        <w:t>4. Gates de aprovacao</w:t>
-      </w:r>
-    </w:p>
-    <w:p>
-      <w:pPr>
-        <w:spacing w:before="360" w:line="280" w:lineRule="auto"/>
-        <w:rPr>
-          <w:color w:val="1A1A1A"/>
-          <w:sz w:val="22"/>
-        </w:rPr>
-      </w:pPr>
-      <w:r>
-        <w:rPr>
-          <w:color w:val="1A1A1A"/>
-          <w:sz w:val="22"/>
-        </w:rPr>
-        <w:t>O sistema tem dois pontos de decisao formal (gates) no ciclo de vida de um projeto, ambos aparecendo no fluxo de diretrizes da pagina inicial:</w:t>
-      </w:r>
-    </w:p>
-    <w:p>
-      <w:pPr>
-        <w:spacing w:before="240" w:after="120" w:line="280" w:lineRule="auto"/>
+        <w:t>Alta Gestao</w:t>
+      </w:r>
+    </w:p>
+    <w:p>
+      <w:pPr>
+        <w:pStyle w:val="PargrafodaLista"/>
+        <w:numPr>
+          <w:ilvl w:val="0"/>
+          <w:numId w:val="5"/>
+        </w:numPr>
+        <w:spacing w:before="360" w:after="80" w:line="260" w:lineRule="auto"/>
+        <w:ind w:left="700"/>
+        <w:rPr>
+          <w:color w:val="1A1A1A"/>
+          <w:sz w:val="22"/>
+        </w:rPr>
+      </w:pPr>
+      <w:r>
+        <w:rPr>
+          <w:color w:val="1A1A1A"/>
+          <w:sz w:val="22"/>
+        </w:rPr>
+        <w:t>Admin - papel de administracao do sistema, atribuido manualmente por quem ja e Admin.</w:t>
+      </w:r>
+    </w:p>
+    <w:p>
+      <w:pPr>
+        <w:spacing w:before="240" w:after="120" w:line="260" w:lineRule="auto"/>
         <w:rPr>
           <w:b/>
           <w:color w:val="B91D2E"/>
@@ -920,7 +809,7 @@
           <w:color w:val="B91D2E"/>
           <w:sz w:val="26"/>
         </w:rPr>
-        <w:t>4.1 Gate 1 - Triagem</w:t>
+        <w:t>3.1 Acoes exclusivas de Admin</w:t>
       </w:r>
     </w:p>
     <w:p>
@@ -936,7 +825,7 @@
           <w:color w:val="1A1A1A"/>
           <w:sz w:val="22"/>
         </w:rPr>
-        <w:t>Ocorre logo apos o registro da demanda (D01.4/D01.5). Decide se a demanda entra ou nao no portfolio de projetos.</w:t>
+        <w:t>Somente usuarios com papel Admin podem:</w:t>
       </w:r>
     </w:p>
     <w:p>
@@ -958,7 +847,7 @@
           <w:color w:val="1A1A1A"/>
           <w:sz w:val="22"/>
         </w:rPr>
-        <w:t>Quem decide: Admin (atuando como Gestor Responsavel no sistema).</w:t>
+        <w:t>Acessar a pagina de Administracao (qualquer outro papel ve a mensagem "Acesso restrito").</w:t>
       </w:r>
     </w:p>
     <w:p>
@@ -980,12 +869,137 @@
           <w:color w:val="1A1A1A"/>
           <w:sz w:val="22"/>
         </w:rPr>
-        <w:t>Onde: no status da Solicitacao de Demanda - so o Admin consegue alterar o campo de status; qualquer outro papel ve o campo travado, com um aviso explicando que so o PMO/Admin pode aprovar ou reprovar.</w:t>
-      </w:r>
-    </w:p>
-    <w:p>
-      <w:pPr>
-        <w:spacing w:before="240" w:after="120" w:line="260" w:lineRule="auto"/>
+        <w:t>Alterar o papel de outros usuarios.</w:t>
+      </w:r>
+    </w:p>
+    <w:p>
+      <w:pPr>
+        <w:pStyle w:val="PargrafodaLista"/>
+        <w:numPr>
+          <w:ilvl w:val="0"/>
+          <w:numId w:val="6"/>
+        </w:numPr>
+        <w:spacing w:before="240" w:after="80" w:line="260" w:lineRule="auto"/>
+        <w:ind w:left="700"/>
+        <w:rPr>
+          <w:color w:val="1A1A1A"/>
+          <w:sz w:val="22"/>
+        </w:rPr>
+      </w:pPr>
+      <w:r>
+        <w:rPr>
+          <w:color w:val="1A1A1A"/>
+          <w:sz w:val="22"/>
+        </w:rPr>
+        <w:t>Adicionar ou remover membros da equipe de um projeto.</w:t>
+      </w:r>
+    </w:p>
+    <w:p>
+      <w:pPr>
+        <w:pStyle w:val="PargrafodaLista"/>
+        <w:numPr>
+          <w:ilvl w:val="0"/>
+          <w:numId w:val="6"/>
+        </w:numPr>
+        <w:spacing w:before="240" w:after="80" w:line="260" w:lineRule="auto"/>
+        <w:ind w:left="700"/>
+        <w:rPr>
+          <w:color w:val="1A1A1A"/>
+          <w:sz w:val="22"/>
+        </w:rPr>
+      </w:pPr>
+      <w:r>
+        <w:rPr>
+          <w:color w:val="1A1A1A"/>
+          <w:sz w:val="22"/>
+        </w:rPr>
+        <w:t>Ativar/desativar as opcoes de "sem login" (Solicitacao de Demanda e Ata de Reuniao).</w:t>
+      </w:r>
+    </w:p>
+    <w:p>
+      <w:pPr>
+        <w:pStyle w:val="PargrafodaLista"/>
+        <w:numPr>
+          <w:ilvl w:val="0"/>
+          <w:numId w:val="6"/>
+        </w:numPr>
+        <w:spacing w:before="240" w:after="80" w:line="260" w:lineRule="auto"/>
+        <w:ind w:left="700"/>
+        <w:rPr>
+          <w:color w:val="1A1A1A"/>
+          <w:sz w:val="22"/>
+        </w:rPr>
+      </w:pPr>
+      <w:r>
+        <w:rPr>
+          <w:color w:val="1A1A1A"/>
+          <w:sz w:val="22"/>
+        </w:rPr>
+        <w:t>Aprovar ou reprovar o Gate 1 na Solicitacao de Demanda (ver secao 4).</w:t>
+      </w:r>
+    </w:p>
+    <w:p>
+      <w:pPr>
+        <w:spacing w:before="240" w:line="280" w:lineRule="auto"/>
+        <w:rPr>
+          <w:color w:val="1A1A1A"/>
+          <w:sz w:val="22"/>
+        </w:rPr>
+      </w:pPr>
+      <w:r>
+        <w:rPr>
+          <w:color w:val="1A1A1A"/>
+          <w:sz w:val="22"/>
+        </w:rPr>
+        <w:t>Importante: um Admin sempre e considerado "membro" de qualquer equipe de projeto automaticamente - nao precisa ser adicionado manualmente para poder editar registros vinculados a um projeto (ver secao 5).</w:t>
+      </w:r>
+    </w:p>
+    <w:p>
+      <w:pPr>
+        <w:spacing w:before="120" w:after="200" w:line="280" w:lineRule="auto"/>
+        <w:rPr>
+          <w:color w:val="1A1A1A"/>
+          <w:sz w:val="22"/>
+        </w:rPr>
+      </w:pPr>
+    </w:p>
+    <w:p>
+      <w:pPr>
+        <w:spacing w:before="360" w:line="280" w:lineRule="auto"/>
+        <w:rPr>
+          <w:b/>
+          <w:color w:val="1A1A1A"/>
+          <w:sz w:val="32"/>
+        </w:rPr>
+      </w:pPr>
+      <w:r>
+        <w:rPr>
+          <w:b/>
+          <w:color w:val="1A1A1A"/>
+          <w:sz w:val="32"/>
+        </w:rPr>
+        <w:t>4. Gates de aprovacao</w:t>
+      </w:r>
+    </w:p>
+    <w:p>
+      <w:pPr>
+        <w:spacing w:before="360" w:line="280" w:lineRule="auto"/>
+        <w:rPr>
+          <w:color w:val="1A1A1A"/>
+          <w:sz w:val="22"/>
+        </w:rPr>
+      </w:pPr>
+      <w:r>
+        <w:rPr>
+          <w:color w:val="1A1A1A"/>
+          <w:sz w:val="22"/>
+        </w:rPr>
+        <w:t>O sistema tem dois pontos de decisao formal (gates) no ciclo de vida de um projeto, ambos aparecendo no fluxo de diretrizes da pagina inicial:</w:t>
+      </w:r>
+    </w:p>
+    <w:p>
+      <w:pPr>
+        <w:spacing w:before="240" w:after="120" w:line="280" w:lineRule="auto"/>
         <w:rPr>
           <w:b/>
           <w:color w:val="B91D2E"/>
@@ -998,7 +1012,7 @@
           <w:color w:val="B91D2E"/>
           <w:sz w:val="26"/>
         </w:rPr>
-        <w:t>4.2 Gate 2 - Pactuacao</w:t>
+        <w:t>4.1 Gate 1 - Triagem</w:t>
       </w:r>
     </w:p>
     <w:p>
@@ -1014,7 +1028,7 @@
           <w:color w:val="1A1A1A"/>
           <w:sz w:val="22"/>
         </w:rPr>
-        <w:t>Ocorre ao final do Planejamento (D02), antes do inicio da Execucao (D03). E o gate mais critico: autoriza formalmente o inicio da execucao do projeto.</w:t>
+        <w:t>Ocorre logo apos o registro da demanda (D01.4/D01.5). Decide se a demanda entra ou nao no portfolio de projetos.</w:t>
       </w:r>
     </w:p>
     <w:p>
@@ -1036,85 +1050,7 @@
           <w:color w:val="1A1A1A"/>
           <w:sz w:val="22"/>
         </w:rPr>
-        <w:t>Quem decide: Dono do Negocio, perante a Alta Gestao (registrado institucionalmente; o sistema hoje nao implementa uma trava tecnica separada para este gate especificamente, alem do controle de papeis ja descrito).</w:t>
-      </w:r>
-    </w:p>
-    <w:p>
-      <w:pPr>
-        <w:spacing w:before="120" w:after="200" w:line="260" w:lineRule="auto"/>
-        <w:rPr>
-          <w:color w:val="1A1A1A"/>
-          <w:sz w:val="22"/>
-        </w:rPr>
-      </w:pPr>
-    </w:p>
-    <w:p>
-      <w:pPr>
-        <w:spacing w:before="360" w:line="260" w:lineRule="auto"/>
-        <w:rPr>
-          <w:b/>
-          <w:color w:val="1A1A1A"/>
-          <w:sz w:val="32"/>
-        </w:rPr>
-      </w:pPr>
-      <w:r>
-        <w:rPr>
-          <w:b/>
-          <w:color w:val="1A1A1A"/>
-          <w:sz w:val="32"/>
-        </w:rPr>
-        <w:lastRenderedPageBreak/>
-        <w:t>5. Restricao por equipe do projeto</w:t>
-      </w:r>
-    </w:p>
-    <w:p>
-      <w:pPr>
-        <w:spacing w:before="360" w:line="280" w:lineRule="auto"/>
-        <w:rPr>
-          <w:color w:val="1A1A1A"/>
-          <w:sz w:val="22"/>
-        </w:rPr>
-      </w:pPr>
-      <w:r>
-        <w:rPr>
-          <w:color w:val="1A1A1A"/>
-          <w:sz w:val="22"/>
-        </w:rPr>
-        <w:t>Varios formularios exigem vincular o registro a um "Projeto vinculado" (um projeto ja Aprovado no Gate 1). Nesses formularios, apenas quem faz parte da equipe daquele projeto especifico - ou um Admin - pode criar ou editar um registro vinculado a ele.</w:t>
-      </w:r>
-    </w:p>
-    <w:p>
-      <w:pPr>
-        <w:spacing w:before="240" w:after="120" w:line="280" w:lineRule="auto"/>
-        <w:rPr>
-          <w:b/>
-          <w:color w:val="B91D2E"/>
-          <w:sz w:val="26"/>
-        </w:rPr>
-      </w:pPr>
-      <w:r>
-        <w:rPr>
-          <w:b/>
-          <w:color w:val="B91D2E"/>
-          <w:sz w:val="26"/>
-        </w:rPr>
-        <w:t>5.1 Formularios com essa restricao</w:t>
-      </w:r>
-    </w:p>
-    <w:p>
-      <w:pPr>
-        <w:spacing w:before="240" w:line="280" w:lineRule="auto"/>
-        <w:rPr>
-          <w:color w:val="1A1A1A"/>
-          <w:sz w:val="22"/>
-        </w:rPr>
-      </w:pPr>
-      <w:r>
-        <w:rPr>
-          <w:color w:val="1A1A1A"/>
-          <w:sz w:val="22"/>
-        </w:rPr>
-        <w:t>Aplicada nos 7 formularios que usam o conceito de "equipe por projeto":</w:t>
+        <w:t>Quem decide: Admin (atuando como Gestor Responsavel no sistema).</w:t>
       </w:r>
     </w:p>
     <w:p>
@@ -1136,139 +1072,8 @@
           <w:color w:val="1A1A1A"/>
           <w:sz w:val="22"/>
         </w:rPr>
-        <w:t>Canvas de Projeto</w:t>
-      </w:r>
-    </w:p>
-    <w:p>
-      <w:pPr>
-        <w:pStyle w:val="PargrafodaLista"/>
-        <w:numPr>
-          <w:ilvl w:val="0"/>
-          <w:numId w:val="7"/>
-        </w:numPr>
-        <w:spacing w:before="240" w:after="80" w:line="260" w:lineRule="auto"/>
-        <w:ind w:left="700"/>
-        <w:rPr>
-          <w:color w:val="1A1A1A"/>
-          <w:sz w:val="22"/>
-        </w:rPr>
-      </w:pPr>
-      <w:r>
-        <w:rPr>
-          <w:color w:val="1A1A1A"/>
-          <w:sz w:val="22"/>
-        </w:rPr>
-        <w:t>TAP - Termo de Abertura de Projeto</w:t>
-      </w:r>
-    </w:p>
-    <w:p>
-      <w:pPr>
-        <w:pStyle w:val="PargrafodaLista"/>
-        <w:numPr>
-          <w:ilvl w:val="0"/>
-          <w:numId w:val="7"/>
-        </w:numPr>
-        <w:spacing w:before="240" w:after="80" w:line="260" w:lineRule="auto"/>
-        <w:ind w:left="700"/>
-        <w:rPr>
-          <w:color w:val="1A1A1A"/>
-          <w:sz w:val="22"/>
-        </w:rPr>
-      </w:pPr>
-      <w:r>
-        <w:rPr>
-          <w:color w:val="1A1A1A"/>
-          <w:sz w:val="22"/>
-        </w:rPr>
-        <w:t>Planejamento e Desenvolvimento de Projeto</w:t>
-      </w:r>
-    </w:p>
-    <w:p>
-      <w:pPr>
-        <w:pStyle w:val="PargrafodaLista"/>
-        <w:numPr>
-          <w:ilvl w:val="0"/>
-          <w:numId w:val="7"/>
-        </w:numPr>
-        <w:spacing w:before="240" w:after="80" w:line="260" w:lineRule="auto"/>
-        <w:ind w:left="700"/>
-        <w:rPr>
-          <w:color w:val="1A1A1A"/>
-          <w:sz w:val="22"/>
-        </w:rPr>
-      </w:pPr>
-      <w:r>
-        <w:rPr>
-          <w:color w:val="1A1A1A"/>
-          <w:sz w:val="22"/>
-        </w:rPr>
-        <w:t>EAP - Estrutura Analitica de Projeto</w:t>
-      </w:r>
-    </w:p>
-    <w:p>
-      <w:pPr>
-        <w:pStyle w:val="PargrafodaLista"/>
-        <w:numPr>
-          <w:ilvl w:val="0"/>
-          <w:numId w:val="7"/>
-        </w:numPr>
-        <w:spacing w:before="240" w:after="80" w:line="260" w:lineRule="auto"/>
-        <w:ind w:left="700"/>
-        <w:rPr>
-          <w:color w:val="1A1A1A"/>
-          <w:sz w:val="22"/>
-        </w:rPr>
-      </w:pPr>
-      <w:r>
-        <w:rPr>
-          <w:color w:val="1A1A1A"/>
-          <w:sz w:val="22"/>
-        </w:rPr>
-        <w:t>SMP - Solicitacao de Mudanca de Projeto</w:t>
-      </w:r>
-    </w:p>
-    <w:p>
-      <w:pPr>
-        <w:pStyle w:val="PargrafodaLista"/>
-        <w:numPr>
-          <w:ilvl w:val="0"/>
-          <w:numId w:val="7"/>
-        </w:numPr>
-        <w:spacing w:before="240" w:after="80" w:line="260" w:lineRule="auto"/>
-        <w:ind w:left="700"/>
-        <w:rPr>
-          <w:color w:val="1A1A1A"/>
-          <w:sz w:val="22"/>
-        </w:rPr>
-      </w:pPr>
-      <w:r>
-        <w:rPr>
-          <w:color w:val="1A1A1A"/>
-          <w:sz w:val="22"/>
-        </w:rPr>
-        <w:t>TEP - Termo de Encerramento de Projeto</w:t>
-      </w:r>
-    </w:p>
-    <w:p>
-      <w:pPr>
-        <w:pStyle w:val="PargrafodaLista"/>
-        <w:numPr>
-          <w:ilvl w:val="0"/>
-          <w:numId w:val="7"/>
-        </w:numPr>
-        <w:spacing w:before="240" w:after="80" w:line="260" w:lineRule="auto"/>
-        <w:ind w:left="700"/>
-        <w:rPr>
-          <w:color w:val="1A1A1A"/>
-          <w:sz w:val="22"/>
-        </w:rPr>
-      </w:pPr>
-      <w:r>
-        <w:rPr>
-          <w:color w:val="1A1A1A"/>
-          <w:sz w:val="22"/>
-        </w:rPr>
-        <w:t>RLA - Registro de Licoes Aprendidas</w:t>
+        <w:lastRenderedPageBreak/>
+        <w:t>Onde: no status da Solicitacao de Demanda - so o Admin consegue alterar o campo de status; qualquer outro papel ve o campo travado, com um aviso explicando que so o PMO/Admin pode aprovar ou reprovar.</w:t>
       </w:r>
     </w:p>
     <w:p>
@@ -1286,7 +1091,7 @@
           <w:color w:val="B91D2E"/>
           <w:sz w:val="26"/>
         </w:rPr>
-        <w:t>5.2 Como funciona</w:t>
+        <w:t>4.2 Gate 2 - Pactuacao</w:t>
       </w:r>
     </w:p>
     <w:p>
@@ -1302,7 +1107,7 @@
           <w:color w:val="1A1A1A"/>
           <w:sz w:val="22"/>
         </w:rPr>
-        <w:t>Ao selecionar um projeto no campo "Projeto vinculado":</w:t>
+        <w:t>Ocorre ao final do Planejamento (D02), antes do inicio da Execucao (D03). E o gate mais critico: autoriza formalmente o inicio da execucao do projeto.</w:t>
       </w:r>
     </w:p>
     <w:p>
@@ -1324,7 +1129,84 @@
           <w:color w:val="1A1A1A"/>
           <w:sz w:val="22"/>
         </w:rPr>
-        <w:t>Se a pessoa nao for da equipe daquele projeto (e nao for Admin), aparece um aviso na tela e o botao de enviar/registrar fica desabilitado.</w:t>
+        <w:t>Quem decide: Dono do Negocio, perante a Alta Gestao (registrado institucionalmente; o sistema hoje nao implementa uma trava tecnica separada para este gate especificamente, alem do controle de papeis ja descrito).</w:t>
+      </w:r>
+    </w:p>
+    <w:p>
+      <w:pPr>
+        <w:spacing w:before="120" w:after="200" w:line="260" w:lineRule="auto"/>
+        <w:rPr>
+          <w:color w:val="1A1A1A"/>
+          <w:sz w:val="22"/>
+        </w:rPr>
+      </w:pPr>
+    </w:p>
+    <w:p>
+      <w:pPr>
+        <w:spacing w:before="360" w:line="260" w:lineRule="auto"/>
+        <w:rPr>
+          <w:b/>
+          <w:color w:val="1A1A1A"/>
+          <w:sz w:val="32"/>
+        </w:rPr>
+      </w:pPr>
+      <w:r>
+        <w:rPr>
+          <w:b/>
+          <w:color w:val="1A1A1A"/>
+          <w:sz w:val="32"/>
+        </w:rPr>
+        <w:t>5. Restricao por equipe do projeto</w:t>
+      </w:r>
+    </w:p>
+    <w:p>
+      <w:pPr>
+        <w:spacing w:before="360" w:line="280" w:lineRule="auto"/>
+        <w:rPr>
+          <w:color w:val="1A1A1A"/>
+          <w:sz w:val="22"/>
+        </w:rPr>
+      </w:pPr>
+      <w:r>
+        <w:rPr>
+          <w:color w:val="1A1A1A"/>
+          <w:sz w:val="22"/>
+        </w:rPr>
+        <w:t>Varios formularios exigem vincular o registro a um "Projeto vinculado" (um projeto ja Aprovado no Gate 1). Nesses formularios, apenas quem faz parte da equipe daquele projeto especifico - ou um Admin - pode criar ou editar um registro vinculado a ele.</w:t>
+      </w:r>
+    </w:p>
+    <w:p>
+      <w:pPr>
+        <w:spacing w:before="240" w:after="120" w:line="280" w:lineRule="auto"/>
+        <w:rPr>
+          <w:b/>
+          <w:color w:val="B91D2E"/>
+          <w:sz w:val="26"/>
+        </w:rPr>
+      </w:pPr>
+      <w:r>
+        <w:rPr>
+          <w:b/>
+          <w:color w:val="B91D2E"/>
+          <w:sz w:val="26"/>
+        </w:rPr>
+        <w:t>5.1 Formularios com essa restricao</w:t>
+      </w:r>
+    </w:p>
+    <w:p>
+      <w:pPr>
+        <w:spacing w:before="240" w:line="280" w:lineRule="auto"/>
+        <w:rPr>
+          <w:color w:val="1A1A1A"/>
+          <w:sz w:val="22"/>
+        </w:rPr>
+      </w:pPr>
+      <w:r>
+        <w:rPr>
+          <w:color w:val="1A1A1A"/>
+          <w:sz w:val="22"/>
+        </w:rPr>
+        <w:t>Aplicada nos 7 formularios que usam o conceito de "equipe por projeto":</w:t>
       </w:r>
     </w:p>
     <w:p>
@@ -1346,7 +1228,7 @@
           <w:color w:val="1A1A1A"/>
           <w:sz w:val="22"/>
         </w:rPr>
-        <w:t>Mesmo que o botao seja habilitado por algum outro meio, o envio e bloqueado no momento de salvar, com a mensagem "Voce nao faz parte da equipe deste projeto."</w:t>
+        <w:t>Canvas de Projeto</w:t>
       </w:r>
     </w:p>
     <w:p>
@@ -1368,7 +1250,117 @@
           <w:color w:val="1A1A1A"/>
           <w:sz w:val="22"/>
         </w:rPr>
-        <w:t>A equipe de cada projeto e definida pelo Admin, na pagina de Administracao, aba Equipes.</w:t>
+        <w:t>TAP - Termo de Abertura de Projeto</w:t>
+      </w:r>
+    </w:p>
+    <w:p>
+      <w:pPr>
+        <w:pStyle w:val="PargrafodaLista"/>
+        <w:numPr>
+          <w:ilvl w:val="0"/>
+          <w:numId w:val="8"/>
+        </w:numPr>
+        <w:spacing w:before="240" w:after="80" w:line="260" w:lineRule="auto"/>
+        <w:ind w:left="700"/>
+        <w:rPr>
+          <w:color w:val="1A1A1A"/>
+          <w:sz w:val="22"/>
+        </w:rPr>
+      </w:pPr>
+      <w:r>
+        <w:rPr>
+          <w:color w:val="1A1A1A"/>
+          <w:sz w:val="22"/>
+        </w:rPr>
+        <w:t>Planejamento e Desenvolvimento de Projeto</w:t>
+      </w:r>
+    </w:p>
+    <w:p>
+      <w:pPr>
+        <w:pStyle w:val="PargrafodaLista"/>
+        <w:numPr>
+          <w:ilvl w:val="0"/>
+          <w:numId w:val="8"/>
+        </w:numPr>
+        <w:spacing w:before="240" w:after="80" w:line="260" w:lineRule="auto"/>
+        <w:ind w:left="700"/>
+        <w:rPr>
+          <w:color w:val="1A1A1A"/>
+          <w:sz w:val="22"/>
+        </w:rPr>
+      </w:pPr>
+      <w:r>
+        <w:rPr>
+          <w:color w:val="1A1A1A"/>
+          <w:sz w:val="22"/>
+        </w:rPr>
+        <w:t>EAP - Estrutura Analitica de Projeto</w:t>
+      </w:r>
+    </w:p>
+    <w:p>
+      <w:pPr>
+        <w:pStyle w:val="PargrafodaLista"/>
+        <w:numPr>
+          <w:ilvl w:val="0"/>
+          <w:numId w:val="8"/>
+        </w:numPr>
+        <w:spacing w:before="240" w:after="80" w:line="260" w:lineRule="auto"/>
+        <w:ind w:left="700"/>
+        <w:rPr>
+          <w:color w:val="1A1A1A"/>
+          <w:sz w:val="22"/>
+        </w:rPr>
+      </w:pPr>
+      <w:r>
+        <w:rPr>
+          <w:color w:val="1A1A1A"/>
+          <w:sz w:val="22"/>
+        </w:rPr>
+        <w:t>SMP - Solicitacao de Mudanca de Projeto</w:t>
+      </w:r>
+    </w:p>
+    <w:p>
+      <w:pPr>
+        <w:pStyle w:val="PargrafodaLista"/>
+        <w:numPr>
+          <w:ilvl w:val="0"/>
+          <w:numId w:val="8"/>
+        </w:numPr>
+        <w:spacing w:before="240" w:after="80" w:line="260" w:lineRule="auto"/>
+        <w:ind w:left="700"/>
+        <w:rPr>
+          <w:color w:val="1A1A1A"/>
+          <w:sz w:val="22"/>
+        </w:rPr>
+      </w:pPr>
+      <w:r>
+        <w:rPr>
+          <w:color w:val="1A1A1A"/>
+          <w:sz w:val="22"/>
+        </w:rPr>
+        <w:t>TEP - Termo de Encerramento de Projeto</w:t>
+      </w:r>
+    </w:p>
+    <w:p>
+      <w:pPr>
+        <w:pStyle w:val="PargrafodaLista"/>
+        <w:numPr>
+          <w:ilvl w:val="0"/>
+          <w:numId w:val="8"/>
+        </w:numPr>
+        <w:spacing w:before="240" w:after="80" w:line="260" w:lineRule="auto"/>
+        <w:ind w:left="700"/>
+        <w:rPr>
+          <w:color w:val="1A1A1A"/>
+          <w:sz w:val="22"/>
+        </w:rPr>
+      </w:pPr>
+      <w:r>
+        <w:rPr>
+          <w:color w:val="1A1A1A"/>
+          <w:sz w:val="22"/>
+        </w:rPr>
+        <w:t>RLA - Registro de Licoes Aprendidas</w:t>
       </w:r>
     </w:p>
     <w:p>
@@ -1386,7 +1378,7 @@
           <w:color w:val="B91D2E"/>
           <w:sz w:val="26"/>
         </w:rPr>
-        <w:t>5.3 Formularios sem essa restricao</w:t>
+        <w:t>5.2 Como funciona</w:t>
       </w:r>
     </w:p>
     <w:p>
@@ -1402,7 +1394,7 @@
           <w:color w:val="1A1A1A"/>
           <w:sz w:val="22"/>
         </w:rPr>
-        <w:t>Os demais formularios nao usam o conceito de equipe por projeto - qualquer usuario autenticado pode criar/editar/excluir registros neles, sujeito apenas as regras de papel e (quando aplicavel) as regras especificas ja descritas nas secoes 2 e 4:</w:t>
+        <w:t>Ao selecionar um projeto no campo "Projeto vinculado":</w:t>
       </w:r>
     </w:p>
     <w:p>
@@ -1424,7 +1416,7 @@
           <w:color w:val="1A1A1A"/>
           <w:sz w:val="22"/>
         </w:rPr>
-        <w:t>Solicitacao de Demanda (tem o Gate 1 e a opcao de sem login, descritos acima).</w:t>
+        <w:t>Se a pessoa nao for da equipe daquele projeto (e nao for Admin), aparece um aviso na tela e o botao de enviar/registrar fica desabilitado.</w:t>
       </w:r>
     </w:p>
     <w:p>
@@ -1446,7 +1438,7 @@
           <w:color w:val="1A1A1A"/>
           <w:sz w:val="22"/>
         </w:rPr>
-        <w:t>Ata de Reuniao (tem a opcao de sem login, descrita acima).</w:t>
+        <w:t>Mesmo que o botao seja habilitado por algum outro meio, o envio e bloqueado no momento de salvar, com a mensagem "Voce nao faz parte da equipe deste projeto."</w:t>
       </w:r>
     </w:p>
     <w:p>
@@ -1468,7 +1460,42 @@
           <w:color w:val="1A1A1A"/>
           <w:sz w:val="22"/>
         </w:rPr>
-        <w:t>Plano de Comunicacao de Projeto</w:t>
+        <w:t>A equipe de cada projeto e definida pelo Admin, na pagina de Administracao, aba Equipes.</w:t>
+      </w:r>
+    </w:p>
+    <w:p>
+      <w:pPr>
+        <w:spacing w:before="240" w:after="120" w:line="260" w:lineRule="auto"/>
+        <w:rPr>
+          <w:b/>
+          <w:color w:val="B91D2E"/>
+          <w:sz w:val="26"/>
+        </w:rPr>
+      </w:pPr>
+      <w:r>
+        <w:rPr>
+          <w:b/>
+          <w:color w:val="B91D2E"/>
+          <w:sz w:val="26"/>
+        </w:rPr>
+        <w:t>5.3 Formularios sem essa restricao</w:t>
+      </w:r>
+    </w:p>
+    <w:p>
+      <w:pPr>
+        <w:spacing w:before="240" w:line="280" w:lineRule="auto"/>
+        <w:rPr>
+          <w:color w:val="1A1A1A"/>
+          <w:sz w:val="22"/>
+        </w:rPr>
+      </w:pPr>
+      <w:r>
+        <w:rPr>
+          <w:color w:val="1A1A1A"/>
+          <w:sz w:val="22"/>
+        </w:rPr>
+        <w:lastRenderedPageBreak/>
+        <w:t>Os demais formularios nao usam o conceito de equipe por projeto - qualquer usuario autenticado pode criar/editar/excluir registros neles, sujeito apenas as regras de papel e (quando aplicavel) as regras especificas ja descritas nas secoes 2 e 4:</w:t>
       </w:r>
     </w:p>
     <w:p>
@@ -1476,7 +1503,7 @@
         <w:pStyle w:val="PargrafodaLista"/>
         <w:numPr>
           <w:ilvl w:val="0"/>
-          <w:numId w:val="9"/>
+          <w:numId w:val="10"/>
         </w:numPr>
         <w:spacing w:before="240" w:after="80" w:line="260" w:lineRule="auto"/>
         <w:ind w:left="700"/>
@@ -1490,7 +1517,7 @@
           <w:color w:val="1A1A1A"/>
           <w:sz w:val="22"/>
         </w:rPr>
-        <w:t>Relatorio de Situacao de Projetos</w:t>
+        <w:t>Solicitacao de Demanda (tem o Gate 1 e a opcao de sem login, descritos acima).</w:t>
       </w:r>
     </w:p>
     <w:p>
@@ -1498,7 +1525,73 @@
         <w:pStyle w:val="PargrafodaLista"/>
         <w:numPr>
           <w:ilvl w:val="0"/>
-          <w:numId w:val="9"/>
+          <w:numId w:val="10"/>
+        </w:numPr>
+        <w:spacing w:before="240" w:after="80" w:line="260" w:lineRule="auto"/>
+        <w:ind w:left="700"/>
+        <w:rPr>
+          <w:color w:val="1A1A1A"/>
+          <w:sz w:val="22"/>
+        </w:rPr>
+      </w:pPr>
+      <w:r>
+        <w:rPr>
+          <w:color w:val="1A1A1A"/>
+          <w:sz w:val="22"/>
+        </w:rPr>
+        <w:t>Ata de Reuniao (tem a opcao de sem login, descrita acima).</w:t>
+      </w:r>
+    </w:p>
+    <w:p>
+      <w:pPr>
+        <w:pStyle w:val="PargrafodaLista"/>
+        <w:numPr>
+          <w:ilvl w:val="0"/>
+          <w:numId w:val="10"/>
+        </w:numPr>
+        <w:spacing w:before="240" w:after="80" w:line="260" w:lineRule="auto"/>
+        <w:ind w:left="700"/>
+        <w:rPr>
+          <w:color w:val="1A1A1A"/>
+          <w:sz w:val="22"/>
+        </w:rPr>
+      </w:pPr>
+      <w:r>
+        <w:rPr>
+          <w:color w:val="1A1A1A"/>
+          <w:sz w:val="22"/>
+        </w:rPr>
+        <w:t>Plano de Comunicacao de Projeto</w:t>
+      </w:r>
+    </w:p>
+    <w:p>
+      <w:pPr>
+        <w:pStyle w:val="PargrafodaLista"/>
+        <w:numPr>
+          <w:ilvl w:val="0"/>
+          <w:numId w:val="10"/>
+        </w:numPr>
+        <w:spacing w:before="240" w:after="80" w:line="260" w:lineRule="auto"/>
+        <w:ind w:left="700"/>
+        <w:rPr>
+          <w:color w:val="1A1A1A"/>
+          <w:sz w:val="22"/>
+        </w:rPr>
+      </w:pPr>
+      <w:r>
+        <w:rPr>
+          <w:color w:val="1A1A1A"/>
+          <w:sz w:val="22"/>
+        </w:rPr>
+        <w:t>Relatorio de Situacao de Projetos</w:t>
+      </w:r>
+    </w:p>
+    <w:p>
+      <w:pPr>
+        <w:pStyle w:val="PargrafodaLista"/>
+        <w:numPr>
+          <w:ilvl w:val="0"/>
+          <w:numId w:val="10"/>
         </w:numPr>
         <w:spacing w:before="240" w:after="80" w:line="260" w:lineRule="auto"/>
         <w:ind w:left="700"/>
@@ -1593,7 +1686,6 @@
                 <w:color w:val="FFFFFF"/>
                 <w:sz w:val="19"/>
               </w:rPr>
-              <w:lastRenderedPageBreak/>
               <w:t>Formulario</w:t>
             </w:r>
           </w:p>
@@ -2615,6 +2707,7 @@
                 <w:color w:val="1A1A1A"/>
                 <w:sz w:val="19"/>
               </w:rPr>
+              <w:lastRenderedPageBreak/>
               <w:t>Relatorio de Situacao</w:t>
             </w:r>
           </w:p>
@@ -2912,7 +3005,7 @@
                 <w:color w:val="1A1A1A"/>
                 <w:sz w:val="19"/>
               </w:rPr>
-              <w:t>Sim</w:t>
+              <w:t>Nao (so p/ vincular projeto)</w:t>
             </w:r>
           </w:p>
         </w:tc>
@@ -3009,7 +3102,7 @@
 <file path=word/numbering.xml><?xml version="1.0" encoding="utf-8"?>
 <w:numbering xmlns:wpc="http://schemas.microsoft.com/office/word/2010/wordprocessingCanvas" xmlns:cx="http://schemas.microsoft.com/office/drawing/2014/chartex" xmlns:cx1="http://schemas.microsoft.com/office/drawing/2015/9/8/chartex" xmlns:cx2="http://schemas.microsoft.com/office/drawing/2015/10/21/chartex" xmlns:cx3="http://schemas.microsoft.com/office/drawing/2016/5/9/chartex" xmlns:cx4="http://schemas.microsoft.com/office/drawing/2016/5/10/chartex" xmlns:cx5="http://schemas.microsoft.com/office/drawing/2016/5/11/chartex" xmlns:cx6="http://schemas.microsoft.com/office/drawing/2016/5/12/chartex" xmlns:cx7="http://schemas.microsoft.com/office/drawing/2016/5/13/chartex" xmlns:cx8="http://schemas.microsoft.com/office/drawing/2016/5/14/chartex" xmlns:mc="http://schemas.openxmlformats.org/markup-compatibility/2006" xmlns:aink="http://schemas.microsoft.com/office/drawing/2016/ink" xmlns:am3d="http://schemas.microsoft.com/office/drawing/2017/model3d" xmlns:o="urn:schemas-microsoft-com:office:office" xmlns:oel="http://schemas.microsoft.com/office/2019/extlst" xmlns:r="http://schemas.openxmlformats.org/officeDocument/2006/relationships" xmlns:m="http://schemas.openxmlformats.org/officeDocument/2006/math" xmlns:v="urn:schemas-microsoft-com:vml" xmlns:wp14="http://schemas.microsoft.com/office/word/2010/wordprocessingDrawing" xmlns:wp="http://schemas.openxmlformats.org/drawingml/2006/wordprocessingDrawing" xmlns:w10="urn:schemas-microsoft-com:office:word" xmlns:w="http://schemas.openxmlformats.org/wordprocessingml/2006/main" xmlns:w14="http://schemas.microsoft.com/office/word/2010/wordml" xmlns:w15="http://schemas.microsoft.com/office/word/2012/wordml" xmlns:w16cex="http://schemas.microsoft.com/office/word/2018/wordml/cex" xmlns:w16cid="http://schemas.microsoft.com/office/word/2016/wordml/cid" xmlns:w16="http://schemas.microsoft.com/office/word/2018/wordml" xmlns:w16du="http://schemas.microsoft.com/office/word/2023/wordml/word16du" xmlns:w16sdtdh="http://schemas.microsoft.com/office/word/2020/wordml/sdtdatahash" xmlns:w16sdtfl="http://schemas.microsoft.com/office/word/2024/wordml/sdtformatlock" xmlns:w16se="http://schemas.microsoft.com/office/word/2015/wordml/symex" xmlns:wpg="http://schemas.microsoft.com/office/word/2010/wordprocessingGroup" xmlns:wpi="http://schemas.microsoft.com/office/word/2010/wordprocessingInk" xmlns:wne="http://schemas.microsoft.com/office/word/2006/wordml" xmlns:wps="http://schemas.microsoft.com/office/word/2010/wordprocessingShape" mc:Ignorable="w14 w15 w16se w16cid w16 w16cex w16sdtdh w16sdtfl w16du wp14">
   <w:abstractNum w:abstractNumId="0" w15:restartNumberingAfterBreak="0">
-    <w:nsid w:val="02D005ED"/>
+    <w:nsid w:val="0FFE3F30"/>
     <w:multiLevelType w:val="singleLevel"/>
     <w:tmpl w:val="04160001"/>
     <w:lvl w:ilvl="0">
@@ -3026,7 +3119,7 @@
     </w:lvl>
   </w:abstractNum>
   <w:abstractNum w:abstractNumId="1" w15:restartNumberingAfterBreak="0">
-    <w:nsid w:val="03DB1527"/>
+    <w:nsid w:val="18B34ECB"/>
     <w:multiLevelType w:val="singleLevel"/>
     <w:tmpl w:val="04160001"/>
     <w:lvl w:ilvl="0">
@@ -3043,7 +3136,7 @@
     </w:lvl>
   </w:abstractNum>
   <w:abstractNum w:abstractNumId="2" w15:restartNumberingAfterBreak="0">
-    <w:nsid w:val="052F1595"/>
+    <w:nsid w:val="27CF65FE"/>
     <w:multiLevelType w:val="singleLevel"/>
     <w:tmpl w:val="04160001"/>
     <w:lvl w:ilvl="0">
@@ -3060,7 +3153,7 @@
     </w:lvl>
   </w:abstractNum>
   <w:abstractNum w:abstractNumId="3" w15:restartNumberingAfterBreak="0">
-    <w:nsid w:val="1A526112"/>
+    <w:nsid w:val="37D35A75"/>
     <w:multiLevelType w:val="singleLevel"/>
     <w:tmpl w:val="04160001"/>
     <w:lvl w:ilvl="0">
@@ -3077,7 +3170,7 @@
     </w:lvl>
   </w:abstractNum>
   <w:abstractNum w:abstractNumId="4" w15:restartNumberingAfterBreak="0">
-    <w:nsid w:val="4C6E6071"/>
+    <w:nsid w:val="421F6BFB"/>
     <w:multiLevelType w:val="singleLevel"/>
     <w:tmpl w:val="04160001"/>
     <w:lvl w:ilvl="0">
@@ -3094,7 +3187,7 @@
     </w:lvl>
   </w:abstractNum>
   <w:abstractNum w:abstractNumId="5" w15:restartNumberingAfterBreak="0">
-    <w:nsid w:val="50910551"/>
+    <w:nsid w:val="54D076E0"/>
     <w:multiLevelType w:val="singleLevel"/>
     <w:tmpl w:val="04160001"/>
     <w:lvl w:ilvl="0">
@@ -3111,7 +3204,7 @@
     </w:lvl>
   </w:abstractNum>
   <w:abstractNum w:abstractNumId="6" w15:restartNumberingAfterBreak="0">
-    <w:nsid w:val="5AE011D4"/>
+    <w:nsid w:val="56F07A86"/>
     <w:multiLevelType w:val="singleLevel"/>
     <w:tmpl w:val="04160001"/>
     <w:lvl w:ilvl="0">
@@ -3128,7 +3221,7 @@
     </w:lvl>
   </w:abstractNum>
   <w:abstractNum w:abstractNumId="7" w15:restartNumberingAfterBreak="0">
-    <w:nsid w:val="68612673"/>
+    <w:nsid w:val="67E05C4C"/>
     <w:multiLevelType w:val="singleLevel"/>
     <w:tmpl w:val="04160001"/>
     <w:lvl w:ilvl="0">
@@ -3145,7 +3238,7 @@
     </w:lvl>
   </w:abstractNum>
   <w:abstractNum w:abstractNumId="8" w15:restartNumberingAfterBreak="0">
-    <w:nsid w:val="7D575799"/>
+    <w:nsid w:val="6A756010"/>
     <w:multiLevelType w:val="singleLevel"/>
     <w:tmpl w:val="04160001"/>
     <w:lvl w:ilvl="0">
@@ -3161,32 +3254,52 @@
       </w:rPr>
     </w:lvl>
   </w:abstractNum>
-  <w:num w:numId="1" w16cid:durableId="1750999094">
+  <w:abstractNum w:abstractNumId="9" w15:restartNumberingAfterBreak="0">
+    <w:nsid w:val="7BB65818"/>
+    <w:multiLevelType w:val="singleLevel"/>
+    <w:tmpl w:val="04160001"/>
+    <w:lvl w:ilvl="0">
+      <w:start w:val="1"/>
+      <w:numFmt w:val="bullet"/>
+      <w:lvlText w:val=""/>
+      <w:lvlJc w:val="left"/>
+      <w:pPr>
+        <w:ind w:left="720" w:hanging="360"/>
+      </w:pPr>
+      <w:rPr>
+        <w:rFonts w:ascii="Symbol" w:hAnsi="Symbol" w:hint="default"/>
+      </w:rPr>
+    </w:lvl>
+  </w:abstractNum>
+  <w:num w:numId="1" w16cid:durableId="1254626182">
+    <w:abstractNumId w:val="2"/>
+  </w:num>
+  <w:num w:numId="2" w16cid:durableId="2004040737">
+    <w:abstractNumId w:val="9"/>
+  </w:num>
+  <w:num w:numId="3" w16cid:durableId="1134719499">
     <w:abstractNumId w:val="8"/>
   </w:num>
-  <w:num w:numId="2" w16cid:durableId="1819683831">
+  <w:num w:numId="4" w16cid:durableId="1014308599">
+    <w:abstractNumId w:val="1"/>
+  </w:num>
+  <w:num w:numId="5" w16cid:durableId="1507862582">
     <w:abstractNumId w:val="5"/>
   </w:num>
-  <w:num w:numId="3" w16cid:durableId="1038242324">
-    <w:abstractNumId w:val="1"/>
+  <w:num w:numId="6" w16cid:durableId="1666125588">
+    <w:abstractNumId w:val="3"/>
   </w:num>
-  <w:num w:numId="4" w16cid:durableId="674457742">
+  <w:num w:numId="7" w16cid:durableId="1521239050">
+    <w:abstractNumId w:val="7"/>
+  </w:num>
+  <w:num w:numId="8" w16cid:durableId="138885737">
+    <w:abstractNumId w:val="0"/>
+  </w:num>
+  <w:num w:numId="9" w16cid:durableId="99036545">
     <w:abstractNumId w:val="6"/>
   </w:num>
-  <w:num w:numId="5" w16cid:durableId="87240043">
-    <w:abstractNumId w:val="3"/>
-  </w:num>
-  <w:num w:numId="6" w16cid:durableId="133447066">
-    <w:abstractNumId w:val="2"/>
-  </w:num>
-  <w:num w:numId="7" w16cid:durableId="1740668332">
-    <w:abstractNumId w:val="0"/>
-  </w:num>
-  <w:num w:numId="8" w16cid:durableId="1668171815">
+  <w:num w:numId="10" w16cid:durableId="1205600697">
     <w:abstractNumId w:val="4"/>
-  </w:num>
-  <w:num w:numId="9" w16cid:durableId="1069577426">
-    <w:abstractNumId w:val="7"/>
   </w:num>
 </w:numbering>
 </file>
@@ -3599,7 +3712,7 @@
     <w:link w:val="Ttulo1Char"/>
     <w:uiPriority w:val="9"/>
     <w:qFormat/>
-    <w:rsid w:val="001D37E7"/>
+    <w:rsid w:val="00272849"/>
     <w:pPr>
       <w:keepNext/>
       <w:keepLines/>
@@ -3622,7 +3735,7 @@
     <w:semiHidden/>
     <w:unhideWhenUsed/>
     <w:qFormat/>
-    <w:rsid w:val="001D37E7"/>
+    <w:rsid w:val="00272849"/>
     <w:pPr>
       <w:keepNext/>
       <w:keepLines/>
@@ -3645,7 +3758,7 @@
     <w:semiHidden/>
     <w:unhideWhenUsed/>
     <w:qFormat/>
-    <w:rsid w:val="001D37E7"/>
+    <w:rsid w:val="00272849"/>
     <w:pPr>
       <w:keepNext/>
       <w:keepLines/>
@@ -3668,7 +3781,7 @@
     <w:semiHidden/>
     <w:unhideWhenUsed/>
     <w:qFormat/>
-    <w:rsid w:val="001D37E7"/>
+    <w:rsid w:val="00272849"/>
     <w:pPr>
       <w:keepNext/>
       <w:keepLines/>
@@ -3691,7 +3804,7 @@
     <w:semiHidden/>
     <w:unhideWhenUsed/>
     <w:qFormat/>
-    <w:rsid w:val="001D37E7"/>
+    <w:rsid w:val="00272849"/>
     <w:pPr>
       <w:keepNext/>
       <w:keepLines/>
@@ -3712,7 +3825,7 @@
     <w:semiHidden/>
     <w:unhideWhenUsed/>
     <w:qFormat/>
-    <w:rsid w:val="001D37E7"/>
+    <w:rsid w:val="00272849"/>
     <w:pPr>
       <w:keepNext/>
       <w:keepLines/>
@@ -3735,7 +3848,7 @@
     <w:semiHidden/>
     <w:unhideWhenUsed/>
     <w:qFormat/>
-    <w:rsid w:val="001D37E7"/>
+    <w:rsid w:val="00272849"/>
     <w:pPr>
       <w:keepNext/>
       <w:keepLines/>
@@ -3756,7 +3869,7 @@
     <w:semiHidden/>
     <w:unhideWhenUsed/>
     <w:qFormat/>
-    <w:rsid w:val="001D37E7"/>
+    <w:rsid w:val="00272849"/>
     <w:pPr>
       <w:keepNext/>
       <w:keepLines/>
@@ -3779,7 +3892,7 @@
     <w:semiHidden/>
     <w:unhideWhenUsed/>
     <w:qFormat/>
-    <w:rsid w:val="001D37E7"/>
+    <w:rsid w:val="00272849"/>
     <w:pPr>
       <w:keepNext/>
       <w:keepLines/>
@@ -3823,7 +3936,7 @@
     <w:basedOn w:val="Fontepargpadro"/>
     <w:link w:val="Ttulo1"/>
     <w:uiPriority w:val="9"/>
-    <w:rsid w:val="001D37E7"/>
+    <w:rsid w:val="00272849"/>
     <w:rPr>
       <w:rFonts w:asciiTheme="majorHAnsi" w:eastAsiaTheme="majorEastAsia" w:hAnsiTheme="majorHAnsi" w:cstheme="majorBidi"/>
       <w:color w:val="0F4761" w:themeColor="accent1" w:themeShade="BF"/>
@@ -3837,7 +3950,7 @@
     <w:link w:val="Ttulo2"/>
     <w:uiPriority w:val="9"/>
     <w:semiHidden/>
-    <w:rsid w:val="001D37E7"/>
+    <w:rsid w:val="00272849"/>
     <w:rPr>
       <w:rFonts w:asciiTheme="majorHAnsi" w:eastAsiaTheme="majorEastAsia" w:hAnsiTheme="majorHAnsi" w:cstheme="majorBidi"/>
       <w:color w:val="0F4761" w:themeColor="accent1" w:themeShade="BF"/>
@@ -3851,7 +3964,7 @@
     <w:link w:val="Ttulo3"/>
     <w:uiPriority w:val="9"/>
     <w:semiHidden/>
-    <w:rsid w:val="001D37E7"/>
+    <w:rsid w:val="00272849"/>
     <w:rPr>
       <w:rFonts w:eastAsiaTheme="majorEastAsia" w:cstheme="majorBidi"/>
       <w:color w:val="0F4761" w:themeColor="accent1" w:themeShade="BF"/>
@@ -3865,7 +3978,7 @@
     <w:link w:val="Ttulo4"/>
     <w:uiPriority w:val="9"/>
     <w:semiHidden/>
-    <w:rsid w:val="001D37E7"/>
+    <w:rsid w:val="00272849"/>
     <w:rPr>
       <w:rFonts w:eastAsiaTheme="majorEastAsia" w:cstheme="majorBidi"/>
       <w:i/>
@@ -3879,7 +3992,7 @@
     <w:link w:val="Ttulo5"/>
     <w:uiPriority w:val="9"/>
     <w:semiHidden/>
-    <w:rsid w:val="001D37E7"/>
+    <w:rsid w:val="00272849"/>
     <w:rPr>
       <w:rFonts w:eastAsiaTheme="majorEastAsia" w:cstheme="majorBidi"/>
       <w:color w:val="0F4761" w:themeColor="accent1" w:themeShade="BF"/>
@@ -3891,7 +4004,7 @@
     <w:link w:val="Ttulo6"/>
     <w:uiPriority w:val="9"/>
     <w:semiHidden/>
-    <w:rsid w:val="001D37E7"/>
+    <w:rsid w:val="00272849"/>
     <w:rPr>
       <w:rFonts w:eastAsiaTheme="majorEastAsia" w:cstheme="majorBidi"/>
       <w:i/>
@@ -3905,7 +4018,7 @@
     <w:link w:val="Ttulo7"/>
     <w:uiPriority w:val="9"/>
     <w:semiHidden/>
-    <w:rsid w:val="001D37E7"/>
+    <w:rsid w:val="00272849"/>
     <w:rPr>
       <w:rFonts w:eastAsiaTheme="majorEastAsia" w:cstheme="majorBidi"/>
       <w:color w:val="595959" w:themeColor="text1" w:themeTint="A6"/>
@@ -3917,7 +4030,7 @@
     <w:link w:val="Ttulo8"/>
     <w:uiPriority w:val="9"/>
     <w:semiHidden/>
-    <w:rsid w:val="001D37E7"/>
+    <w:rsid w:val="00272849"/>
     <w:rPr>
       <w:rFonts w:eastAsiaTheme="majorEastAsia" w:cstheme="majorBidi"/>
       <w:i/>
@@ -3931,7 +4044,7 @@
     <w:link w:val="Ttulo9"/>
     <w:uiPriority w:val="9"/>
     <w:semiHidden/>
-    <w:rsid w:val="001D37E7"/>
+    <w:rsid w:val="00272849"/>
     <w:rPr>
       <w:rFonts w:eastAsiaTheme="majorEastAsia" w:cstheme="majorBidi"/>
       <w:color w:val="272727" w:themeColor="text1" w:themeTint="D8"/>
@@ -3944,7 +4057,7 @@
     <w:link w:val="TtuloChar"/>
     <w:uiPriority w:val="10"/>
     <w:qFormat/>
-    <w:rsid w:val="001D37E7"/>
+    <w:rsid w:val="00272849"/>
     <w:pPr>
       <w:spacing w:after="80" w:line="240" w:lineRule="auto"/>
       <w:contextualSpacing/>
@@ -3962,7 +4075,7 @@
     <w:basedOn w:val="Fontepargpadro"/>
     <w:link w:val="Ttulo"/>
     <w:uiPriority w:val="10"/>
-    <w:rsid w:val="001D37E7"/>
+    <w:rsid w:val="00272849"/>
     <w:rPr>
       <w:rFonts w:asciiTheme="majorHAnsi" w:eastAsiaTheme="majorEastAsia" w:hAnsiTheme="majorHAnsi" w:cstheme="majorBidi"/>
       <w:spacing w:val="-10"/>
@@ -3978,7 +4091,7 @@
     <w:link w:val="SubttuloChar"/>
     <w:uiPriority w:val="11"/>
     <w:qFormat/>
-    <w:rsid w:val="001D37E7"/>
+    <w:rsid w:val="00272849"/>
     <w:pPr>
       <w:numPr>
         <w:ilvl w:val="1"/>
@@ -3997,7 +4110,7 @@
     <w:basedOn w:val="Fontepargpadro"/>
     <w:link w:val="Subttulo"/>
     <w:uiPriority w:val="11"/>
-    <w:rsid w:val="001D37E7"/>
+    <w:rsid w:val="00272849"/>
     <w:rPr>
       <w:rFonts w:eastAsiaTheme="majorEastAsia" w:cstheme="majorBidi"/>
       <w:color w:val="595959" w:themeColor="text1" w:themeTint="A6"/>
@@ -4013,7 +4126,7 @@
     <w:link w:val="CitaoChar"/>
     <w:uiPriority w:val="29"/>
     <w:qFormat/>
-    <w:rsid w:val="001D37E7"/>
+    <w:rsid w:val="00272849"/>
     <w:pPr>
       <w:spacing w:before="160"/>
       <w:jc w:val="center"/>
@@ -4029,7 +4142,7 @@
     <w:basedOn w:val="Fontepargpadro"/>
     <w:link w:val="Citao"/>
     <w:uiPriority w:val="29"/>
-    <w:rsid w:val="001D37E7"/>
+    <w:rsid w:val="00272849"/>
     <w:rPr>
       <w:i/>
       <w:iCs/>
@@ -4041,7 +4154,7 @@
     <w:basedOn w:val="Normal"/>
     <w:uiPriority w:val="34"/>
     <w:qFormat/>
-    <w:rsid w:val="001D37E7"/>
+    <w:rsid w:val="00272849"/>
     <w:pPr>
       <w:ind w:left="720"/>
       <w:contextualSpacing/>
@@ -4052,7 +4165,7 @@
     <w:basedOn w:val="Fontepargpadro"/>
     <w:uiPriority w:val="21"/>
     <w:qFormat/>
-    <w:rsid w:val="001D37E7"/>
+    <w:rsid w:val="00272849"/>
     <w:rPr>
       <w:i/>
       <w:iCs/>
@@ -4066,7 +4179,7 @@
     <w:link w:val="CitaoIntensaChar"/>
     <w:uiPriority w:val="30"/>
     <w:qFormat/>
-    <w:rsid w:val="001D37E7"/>
+    <w:rsid w:val="00272849"/>
     <w:pPr>
       <w:pBdr>
         <w:top w:val="single" w:sz="4" w:space="10" w:color="0F4761" w:themeColor="accent1" w:themeShade="BF"/>
@@ -4087,7 +4200,7 @@
     <w:basedOn w:val="Fontepargpadro"/>
     <w:link w:val="CitaoIntensa"/>
     <w:uiPriority w:val="30"/>
-    <w:rsid w:val="001D37E7"/>
+    <w:rsid w:val="00272849"/>
     <w:rPr>
       <w:i/>
       <w:iCs/>
@@ -4099,7 +4212,7 @@
     <w:basedOn w:val="Fontepargpadro"/>
     <w:uiPriority w:val="32"/>
     <w:qFormat/>
-    <w:rsid w:val="001D37E7"/>
+    <w:rsid w:val="00272849"/>
     <w:rPr>
       <w:b/>
       <w:bCs/>

--- a/Regras de Acesso e Permissoes - Sistema UNIALFA.docx
+++ b/Regras de Acesso e Permissoes - Sistema UNIALFA.docx
@@ -1,6 +1,6 @@
 
 <file path=word/document.xml><?xml version="1.0" encoding="utf-8"?>
-<w:document xmlns:wpc="http://schemas.microsoft.com/office/word/2010/wordprocessingCanvas" xmlns:cx="http://schemas.microsoft.com/office/drawing/2014/chartex" xmlns:cx1="http://schemas.microsoft.com/office/drawing/2015/9/8/chartex" xmlns:cx2="http://schemas.microsoft.com/office/drawing/2015/10/21/chartex" xmlns:cx3="http://schemas.microsoft.com/office/drawing/2016/5/9/chartex" xmlns:cx4="http://schemas.microsoft.com/office/drawing/2016/5/10/chartex" xmlns:cx5="http://schemas.microsoft.com/office/drawing/2016/5/11/chartex" xmlns:cx6="http://schemas.microsoft.com/office/drawing/2016/5/12/chartex" xmlns:cx7="http://schemas.microsoft.com/office/drawing/2016/5/13/chartex" xmlns:cx8="http://schemas.microsoft.com/office/drawing/2016/5/14/chartex" xmlns:mc="http://schemas.openxmlformats.org/markup-compatibility/2006" xmlns:aink="http://schemas.microsoft.com/office/drawing/2016/ink" xmlns:am3d="http://schemas.microsoft.com/office/drawing/2017/model3d" xmlns:o="urn:schemas-microsoft-com:office:office" xmlns:oel="http://schemas.microsoft.com/office/2019/extlst" xmlns:r="http://schemas.openxmlformats.org/officeDocument/2006/relationships" xmlns:m="http://schemas.openxmlformats.org/officeDocument/2006/math" xmlns:v="urn:schemas-microsoft-com:vml" xmlns:wp14="http://schemas.microsoft.com/office/word/2010/wordprocessingDrawing" xmlns:wp="http://schemas.openxmlformats.org/drawingml/2006/wordprocessingDrawing" xmlns:w10="urn:schemas-microsoft-com:office:word" xmlns:w="http://schemas.openxmlformats.org/wordprocessingml/2006/main" xmlns:w14="http://schemas.microsoft.com/office/word/2010/wordml" xmlns:w15="http://schemas.microsoft.com/office/word/2012/wordml" xmlns:w16cex="http://schemas.microsoft.com/office/word/2018/wordml/cex" xmlns:w16cid="http://schemas.microsoft.com/office/word/2016/wordml/cid" xmlns:w16="http://schemas.microsoft.com/office/word/2018/wordml" xmlns:w16du="http://schemas.microsoft.com/office/word/2023/wordml/word16du" xmlns:w16sdtdh="http://schemas.microsoft.com/office/word/2020/wordml/sdtdatahash" xmlns:w16sdtfl="http://schemas.microsoft.com/office/word/2024/wordml/sdtformatlock" xmlns:w16se="http://schemas.microsoft.com/office/word/2015/wordml/symex" xmlns:wpg="http://schemas.microsoft.com/office/word/2010/wordprocessingGroup" xmlns:wpi="http://schemas.microsoft.com/office/word/2010/wordprocessingInk" xmlns:wne="http://schemas.microsoft.com/office/word/2006/wordml" xmlns:wps="http://schemas.microsoft.com/office/word/2010/wordprocessingShape" mc:Ignorable="w14 w15 w16se w16cid w16 w16cex w16sdtdh w16sdtfl w16du wp14">
+<w:document xmlns:wpc="http://schemas.microsoft.com/office/word/2010/wordprocessingCanvas" xmlns:cx="http://schemas.microsoft.com/office/drawing/2014/chartex" xmlns:cx1="http://schemas.microsoft.com/office/drawing/2015/9/8/chartex" xmlns:cx2="http://schemas.microsoft.com/office/drawing/2015/10/21/chartex" xmlns:cx3="http://schemas.microsoft.com/office/drawing/2016/5/9/chartex" xmlns:cx4="http://schemas.microsoft.com/office/drawing/2016/5/10/chartex" xmlns:cx5="http://schemas.microsoft.com/office/drawing/2016/5/11/chartex" xmlns:cx6="http://schemas.microsoft.com/office/drawing/2016/5/12/chartex" xmlns:cx7="http://schemas.microsoft.com/office/drawing/2016/5/13/chartex" xmlns:cx8="http://schemas.microsoft.com/office/drawing/2016/5/14/chartex" xmlns:mc="http://schemas.openxmlformats.org/markup-compatibility/2006" xmlns:aink="http://schemas.microsoft.com/office/drawing/2016/ink" xmlns:am3d="http://schemas.microsoft.com/office/drawing/2017/model3d" xmlns:o="urn:schemas-microsoft-com:office:office" xmlns:oel="http://schemas.microsoft.com/office/2019/extlst" xmlns:r="http://schemas.openxmlformats.org/officeDocument/2006/relationships" xmlns:m="http://schemas.openxmlformats.org/officeDocument/2006/math" xmlns:v="urn:schemas-microsoft-com:vml" xmlns:wp14="http://schemas.microsoft.com/office/word/2010/wordprocessingDrawing" xmlns:wp="http://schemas.openxmlformats.org/drawingml/2006/wordprocessingDrawing" xmlns:w10="urn:schemas-microsoft-com:office:word" xmlns:w="http://schemas.openxmlformats.org/wordprocessingml/2006/main" xmlns:w14="http://schemas.microsoft.com/office/word/2010/wordml" xmlns:w15="http://schemas.microsoft.com/office/word/2012/wordml" xmlns:w16cei="http://schemas.microsoft.com/office/word/2026/wordml/cei" xmlns:w16cex="http://schemas.microsoft.com/office/word/2018/wordml/cex" xmlns:w16cid="http://schemas.microsoft.com/office/word/2016/wordml/cid" xmlns:w16="http://schemas.microsoft.com/office/word/2018/wordml" xmlns:w16du="http://schemas.microsoft.com/office/word/2023/wordml/word16du" xmlns:w16sdtdh="http://schemas.microsoft.com/office/word/2020/wordml/sdtdatahash" xmlns:w16sdtfl="http://schemas.microsoft.com/office/word/2024/wordml/sdtformatlock" xmlns:w16se="http://schemas.microsoft.com/office/word/2015/wordml/symex" xmlns:wpg="http://schemas.microsoft.com/office/word/2010/wordprocessingGroup" xmlns:wpi="http://schemas.microsoft.com/office/word/2010/wordprocessingInk" xmlns:wne="http://schemas.microsoft.com/office/word/2006/wordml" xmlns:wps="http://schemas.microsoft.com/office/word/2010/wordprocessingShape" mc:Ignorable="w14 w15 w16se w16cid w16 w16cex w16sdtdh w16sdtfl w16du wp14">
   <w:body>
     <w:p>
       <w:pPr>
@@ -940,6 +940,28 @@
     </w:p>
     <w:p>
       <w:pPr>
+        <w:pStyle w:val="PargrafodaLista"/>
+        <w:numPr>
+          <w:ilvl w:val="0"/>
+          <w:numId w:val="6"/>
+        </w:numPr>
+        <w:spacing w:before="240" w:after="80" w:line="260" w:lineRule="auto"/>
+        <w:ind w:left="700"/>
+        <w:rPr>
+          <w:color w:val="1A1A1A"/>
+          <w:sz w:val="22"/>
+        </w:rPr>
+      </w:pPr>
+      <w:r>
+        <w:rPr>
+          <w:color w:val="1A1A1A"/>
+          <w:sz w:val="22"/>
+        </w:rPr>
+        <w:t>Pactuar ou reabrir o Gate 2 no Relatorio de Entregas e Beneficios (ver secao 4).</w:t>
+      </w:r>
+    </w:p>
+    <w:p>
+      <w:pPr>
         <w:spacing w:before="240" w:line="280" w:lineRule="auto"/>
         <w:rPr>
           <w:color w:val="1A1A1A"/>
@@ -1050,6 +1072,7 @@
           <w:color w:val="1A1A1A"/>
           <w:sz w:val="22"/>
         </w:rPr>
+        <w:lastRenderedPageBreak/>
         <w:t>Quem decide: Admin (atuando como Gestor Responsavel no sistema).</w:t>
       </w:r>
     </w:p>
@@ -1072,7 +1095,6 @@
           <w:color w:val="1A1A1A"/>
           <w:sz w:val="22"/>
         </w:rPr>
-        <w:lastRenderedPageBreak/>
         <w:t>Onde: no status da Solicitacao de Demanda - so o Admin consegue alterar o campo de status; qualquer outro papel ve o campo travado, com um aviso explicando que so o PMO/Admin pode aprovar ou reprovar.</w:t>
       </w:r>
     </w:p>
@@ -1129,84 +1151,7 @@
           <w:color w:val="1A1A1A"/>
           <w:sz w:val="22"/>
         </w:rPr>
-        <w:t>Quem decide: Dono do Negocio, perante a Alta Gestao (registrado institucionalmente; o sistema hoje nao implementa uma trava tecnica separada para este gate especificamente, alem do controle de papeis ja descrito).</w:t>
-      </w:r>
-    </w:p>
-    <w:p>
-      <w:pPr>
-        <w:spacing w:before="120" w:after="200" w:line="260" w:lineRule="auto"/>
-        <w:rPr>
-          <w:color w:val="1A1A1A"/>
-          <w:sz w:val="22"/>
-        </w:rPr>
-      </w:pPr>
-    </w:p>
-    <w:p>
-      <w:pPr>
-        <w:spacing w:before="360" w:line="260" w:lineRule="auto"/>
-        <w:rPr>
-          <w:b/>
-          <w:color w:val="1A1A1A"/>
-          <w:sz w:val="32"/>
-        </w:rPr>
-      </w:pPr>
-      <w:r>
-        <w:rPr>
-          <w:b/>
-          <w:color w:val="1A1A1A"/>
-          <w:sz w:val="32"/>
-        </w:rPr>
-        <w:t>5. Restricao por equipe do projeto</w:t>
-      </w:r>
-    </w:p>
-    <w:p>
-      <w:pPr>
-        <w:spacing w:before="360" w:line="280" w:lineRule="auto"/>
-        <w:rPr>
-          <w:color w:val="1A1A1A"/>
-          <w:sz w:val="22"/>
-        </w:rPr>
-      </w:pPr>
-      <w:r>
-        <w:rPr>
-          <w:color w:val="1A1A1A"/>
-          <w:sz w:val="22"/>
-        </w:rPr>
-        <w:t>Varios formularios exigem vincular o registro a um "Projeto vinculado" (um projeto ja Aprovado no Gate 1). Nesses formularios, apenas quem faz parte da equipe daquele projeto especifico - ou um Admin - pode criar ou editar um registro vinculado a ele.</w:t>
-      </w:r>
-    </w:p>
-    <w:p>
-      <w:pPr>
-        <w:spacing w:before="240" w:after="120" w:line="280" w:lineRule="auto"/>
-        <w:rPr>
-          <w:b/>
-          <w:color w:val="B91D2E"/>
-          <w:sz w:val="26"/>
-        </w:rPr>
-      </w:pPr>
-      <w:r>
-        <w:rPr>
-          <w:b/>
-          <w:color w:val="B91D2E"/>
-          <w:sz w:val="26"/>
-        </w:rPr>
-        <w:t>5.1 Formularios com essa restricao</w:t>
-      </w:r>
-    </w:p>
-    <w:p>
-      <w:pPr>
-        <w:spacing w:before="240" w:line="280" w:lineRule="auto"/>
-        <w:rPr>
-          <w:color w:val="1A1A1A"/>
-          <w:sz w:val="22"/>
-        </w:rPr>
-      </w:pPr>
-      <w:r>
-        <w:rPr>
-          <w:color w:val="1A1A1A"/>
-          <w:sz w:val="22"/>
-        </w:rPr>
-        <w:t>Aplicada nos 7 formularios que usam o conceito de "equipe por projeto":</w:t>
+        <w:t>Quem decide: Dono do Negocio, perante a Alta Gestao.</w:t>
       </w:r>
     </w:p>
     <w:p>
@@ -1228,7 +1173,7 @@
           <w:color w:val="1A1A1A"/>
           <w:sz w:val="22"/>
         </w:rPr>
-        <w:t>Canvas de Projeto</w:t>
+        <w:t>Onde: no Relatorio de Entregas e Beneficios (FORALF12), aba Editar dados - campo Status (Pendente de pactuacao / Pactuado). So o Admin consegue alterar esse campo; qualquer outro papel ve o controle travado, com um aviso explicando que so o PMO/Admin pode pactuar.</w:t>
       </w:r>
     </w:p>
     <w:p>
@@ -1250,7 +1195,7 @@
           <w:color w:val="1A1A1A"/>
           <w:sz w:val="22"/>
         </w:rPr>
-        <w:t>TAP - Termo de Abertura de Projeto</w:t>
+        <w:t>Ao marcar "Pactuado", o sistema preenche automaticamente a Data de pactuacao (hoje) e o Aprovador (nome de quem esta logado), ambos editaveis pelo Admin.</w:t>
       </w:r>
     </w:p>
     <w:p>
@@ -1272,100 +1217,55 @@
           <w:color w:val="1A1A1A"/>
           <w:sz w:val="22"/>
         </w:rPr>
-        <w:t>Planejamento e Desenvolvimento de Projeto</w:t>
-      </w:r>
-    </w:p>
-    <w:p>
-      <w:pPr>
-        <w:pStyle w:val="PargrafodaLista"/>
-        <w:numPr>
-          <w:ilvl w:val="0"/>
-          <w:numId w:val="8"/>
-        </w:numPr>
-        <w:spacing w:before="240" w:after="80" w:line="260" w:lineRule="auto"/>
-        <w:ind w:left="700"/>
-        <w:rPr>
-          <w:color w:val="1A1A1A"/>
-          <w:sz w:val="22"/>
-        </w:rPr>
-      </w:pPr>
-      <w:r>
-        <w:rPr>
-          <w:color w:val="1A1A1A"/>
-          <w:sz w:val="22"/>
-        </w:rPr>
-        <w:t>EAP - Estrutura Analitica de Projeto</w:t>
-      </w:r>
-    </w:p>
-    <w:p>
-      <w:pPr>
-        <w:pStyle w:val="PargrafodaLista"/>
-        <w:numPr>
-          <w:ilvl w:val="0"/>
-          <w:numId w:val="8"/>
-        </w:numPr>
-        <w:spacing w:before="240" w:after="80" w:line="260" w:lineRule="auto"/>
-        <w:ind w:left="700"/>
-        <w:rPr>
-          <w:color w:val="1A1A1A"/>
-          <w:sz w:val="22"/>
-        </w:rPr>
-      </w:pPr>
-      <w:r>
-        <w:rPr>
-          <w:color w:val="1A1A1A"/>
-          <w:sz w:val="22"/>
-        </w:rPr>
-        <w:t>SMP - Solicitacao de Mudanca de Projeto</w:t>
-      </w:r>
-    </w:p>
-    <w:p>
-      <w:pPr>
-        <w:pStyle w:val="PargrafodaLista"/>
-        <w:numPr>
-          <w:ilvl w:val="0"/>
-          <w:numId w:val="8"/>
-        </w:numPr>
-        <w:spacing w:before="240" w:after="80" w:line="260" w:lineRule="auto"/>
-        <w:ind w:left="700"/>
-        <w:rPr>
-          <w:color w:val="1A1A1A"/>
-          <w:sz w:val="22"/>
-        </w:rPr>
-      </w:pPr>
-      <w:r>
-        <w:rPr>
-          <w:color w:val="1A1A1A"/>
-          <w:sz w:val="22"/>
-        </w:rPr>
-        <w:t>TEP - Termo de Encerramento de Projeto</w:t>
-      </w:r>
-    </w:p>
-    <w:p>
-      <w:pPr>
-        <w:pStyle w:val="PargrafodaLista"/>
-        <w:numPr>
-          <w:ilvl w:val="0"/>
-          <w:numId w:val="8"/>
-        </w:numPr>
-        <w:spacing w:before="240" w:after="80" w:line="260" w:lineRule="auto"/>
-        <w:ind w:left="700"/>
-        <w:rPr>
-          <w:color w:val="1A1A1A"/>
-          <w:sz w:val="22"/>
-        </w:rPr>
-      </w:pPr>
-      <w:r>
-        <w:rPr>
-          <w:color w:val="1A1A1A"/>
-          <w:sz w:val="22"/>
-        </w:rPr>
-        <w:t>RLA - Registro de Licoes Aprendidas</w:t>
-      </w:r>
-    </w:p>
-    <w:p>
-      <w:pPr>
-        <w:spacing w:before="240" w:after="120" w:line="260" w:lineRule="auto"/>
+        <w:t>Enquanto o status estiver "Pactuado", todos os demais campos do relatorio (ficha do programa, indicadores, projetos vinculados) ficam bloqueados para edicao - inclusive para o Admin - ate que o Gate 2 seja reaberto (status voltar para "Pendente de pactuacao").</w:t>
+      </w:r>
+    </w:p>
+    <w:p>
+      <w:pPr>
+        <w:spacing w:before="120" w:after="200" w:line="260" w:lineRule="auto"/>
+        <w:rPr>
+          <w:color w:val="1A1A1A"/>
+          <w:sz w:val="22"/>
+        </w:rPr>
+      </w:pPr>
+    </w:p>
+    <w:p>
+      <w:pPr>
+        <w:spacing w:before="360" w:line="260" w:lineRule="auto"/>
+        <w:rPr>
+          <w:b/>
+          <w:color w:val="1A1A1A"/>
+          <w:sz w:val="32"/>
+        </w:rPr>
+      </w:pPr>
+      <w:r>
+        <w:rPr>
+          <w:b/>
+          <w:color w:val="1A1A1A"/>
+          <w:sz w:val="32"/>
+        </w:rPr>
+        <w:t>5. Restricao por equipe do projeto</w:t>
+      </w:r>
+    </w:p>
+    <w:p>
+      <w:pPr>
+        <w:spacing w:before="360" w:line="280" w:lineRule="auto"/>
+        <w:rPr>
+          <w:color w:val="1A1A1A"/>
+          <w:sz w:val="22"/>
+        </w:rPr>
+      </w:pPr>
+      <w:r>
+        <w:rPr>
+          <w:color w:val="1A1A1A"/>
+          <w:sz w:val="22"/>
+        </w:rPr>
+        <w:t>Varios formularios exigem vincular o registro a um "Projeto vinculado" (um projeto ja Aprovado no Gate 1). Nesses formularios, apenas quem faz parte da equipe daquele projeto especifico - ou um Admin - pode criar ou editar um registro vinculado a ele.</w:t>
+      </w:r>
+    </w:p>
+    <w:p>
+      <w:pPr>
+        <w:spacing w:before="240" w:after="120" w:line="280" w:lineRule="auto"/>
         <w:rPr>
           <w:b/>
           <w:color w:val="B91D2E"/>
@@ -1378,7 +1278,7 @@
           <w:color w:val="B91D2E"/>
           <w:sz w:val="26"/>
         </w:rPr>
-        <w:t>5.2 Como funciona</w:t>
+        <w:t>5.1 Formularios com essa restricao</w:t>
       </w:r>
     </w:p>
     <w:p>
@@ -1394,7 +1294,7 @@
           <w:color w:val="1A1A1A"/>
           <w:sz w:val="22"/>
         </w:rPr>
-        <w:t>Ao selecionar um projeto no campo "Projeto vinculado":</w:t>
+        <w:t>Aplicada nos 7 formularios que usam o conceito de "equipe por projeto":</w:t>
       </w:r>
     </w:p>
     <w:p>
@@ -1416,7 +1316,7 @@
           <w:color w:val="1A1A1A"/>
           <w:sz w:val="22"/>
         </w:rPr>
-        <w:t>Se a pessoa nao for da equipe daquele projeto (e nao for Admin), aparece um aviso na tela e o botao de enviar/registrar fica desabilitado.</w:t>
+        <w:t>Canvas de Projeto</w:t>
       </w:r>
     </w:p>
     <w:p>
@@ -1438,7 +1338,7 @@
           <w:color w:val="1A1A1A"/>
           <w:sz w:val="22"/>
         </w:rPr>
-        <w:t>Mesmo que o botao seja habilitado por algum outro meio, o envio e bloqueado no momento de salvar, com a mensagem "Voce nao faz parte da equipe deste projeto."</w:t>
+        <w:t>TAP - Termo de Abertura de Projeto</w:t>
       </w:r>
     </w:p>
     <w:p>
@@ -1460,7 +1360,95 @@
           <w:color w:val="1A1A1A"/>
           <w:sz w:val="22"/>
         </w:rPr>
-        <w:t>A equipe de cada projeto e definida pelo Admin, na pagina de Administracao, aba Equipes.</w:t>
+        <w:t>Planejamento e Desenvolvimento de Projeto</w:t>
+      </w:r>
+    </w:p>
+    <w:p>
+      <w:pPr>
+        <w:pStyle w:val="PargrafodaLista"/>
+        <w:numPr>
+          <w:ilvl w:val="0"/>
+          <w:numId w:val="9"/>
+        </w:numPr>
+        <w:spacing w:before="240" w:after="80" w:line="260" w:lineRule="auto"/>
+        <w:ind w:left="700"/>
+        <w:rPr>
+          <w:color w:val="1A1A1A"/>
+          <w:sz w:val="22"/>
+        </w:rPr>
+      </w:pPr>
+      <w:r>
+        <w:rPr>
+          <w:color w:val="1A1A1A"/>
+          <w:sz w:val="22"/>
+        </w:rPr>
+        <w:t>EAP - Estrutura Analitica de Projeto</w:t>
+      </w:r>
+    </w:p>
+    <w:p>
+      <w:pPr>
+        <w:pStyle w:val="PargrafodaLista"/>
+        <w:numPr>
+          <w:ilvl w:val="0"/>
+          <w:numId w:val="9"/>
+        </w:numPr>
+        <w:spacing w:before="240" w:after="80" w:line="260" w:lineRule="auto"/>
+        <w:ind w:left="700"/>
+        <w:rPr>
+          <w:color w:val="1A1A1A"/>
+          <w:sz w:val="22"/>
+        </w:rPr>
+      </w:pPr>
+      <w:r>
+        <w:rPr>
+          <w:color w:val="1A1A1A"/>
+          <w:sz w:val="22"/>
+        </w:rPr>
+        <w:t>SMP - Solicitacao de Mudanca de Projeto</w:t>
+      </w:r>
+    </w:p>
+    <w:p>
+      <w:pPr>
+        <w:pStyle w:val="PargrafodaLista"/>
+        <w:numPr>
+          <w:ilvl w:val="0"/>
+          <w:numId w:val="9"/>
+        </w:numPr>
+        <w:spacing w:before="240" w:after="80" w:line="260" w:lineRule="auto"/>
+        <w:ind w:left="700"/>
+        <w:rPr>
+          <w:color w:val="1A1A1A"/>
+          <w:sz w:val="22"/>
+        </w:rPr>
+      </w:pPr>
+      <w:r>
+        <w:rPr>
+          <w:color w:val="1A1A1A"/>
+          <w:sz w:val="22"/>
+        </w:rPr>
+        <w:t>TEP - Termo de Encerramento de Projeto</w:t>
+      </w:r>
+    </w:p>
+    <w:p>
+      <w:pPr>
+        <w:pStyle w:val="PargrafodaLista"/>
+        <w:numPr>
+          <w:ilvl w:val="0"/>
+          <w:numId w:val="9"/>
+        </w:numPr>
+        <w:spacing w:before="240" w:after="80" w:line="260" w:lineRule="auto"/>
+        <w:ind w:left="700"/>
+        <w:rPr>
+          <w:color w:val="1A1A1A"/>
+          <w:sz w:val="22"/>
+        </w:rPr>
+      </w:pPr>
+      <w:r>
+        <w:rPr>
+          <w:color w:val="1A1A1A"/>
+          <w:sz w:val="22"/>
+        </w:rPr>
+        <w:t>RLA - Registro de Licoes Aprendidas</w:t>
       </w:r>
     </w:p>
     <w:p>
@@ -1478,7 +1466,7 @@
           <w:color w:val="B91D2E"/>
           <w:sz w:val="26"/>
         </w:rPr>
-        <w:t>5.3 Formularios sem essa restricao</w:t>
+        <w:t>5.2 Como funciona</w:t>
       </w:r>
     </w:p>
     <w:p>
@@ -1494,8 +1482,7 @@
           <w:color w:val="1A1A1A"/>
           <w:sz w:val="22"/>
         </w:rPr>
-        <w:lastRenderedPageBreak/>
-        <w:t>Os demais formularios nao usam o conceito de equipe por projeto - qualquer usuario autenticado pode criar/editar/excluir registros neles, sujeito apenas as regras de papel e (quando aplicavel) as regras especificas ja descritas nas secoes 2 e 4:</w:t>
+        <w:t>Ao selecionar um projeto no campo "Projeto vinculado":</w:t>
       </w:r>
     </w:p>
     <w:p>
@@ -1517,7 +1504,8 @@
           <w:color w:val="1A1A1A"/>
           <w:sz w:val="22"/>
         </w:rPr>
-        <w:t>Solicitacao de Demanda (tem o Gate 1 e a opcao de sem login, descritos acima).</w:t>
+        <w:lastRenderedPageBreak/>
+        <w:t>Se a pessoa nao for da equipe daquele projeto (e nao for Admin), aparece um aviso na tela e o botao de enviar/registrar fica desabilitado.</w:t>
       </w:r>
     </w:p>
     <w:p>
@@ -1539,7 +1527,7 @@
           <w:color w:val="1A1A1A"/>
           <w:sz w:val="22"/>
         </w:rPr>
-        <w:t>Ata de Reuniao (tem a opcao de sem login, descrita acima).</w:t>
+        <w:t>Mesmo que o botao seja habilitado por algum outro meio, o envio e bloqueado no momento de salvar, com a mensagem "Voce nao faz parte da equipe deste projeto."</w:t>
       </w:r>
     </w:p>
     <w:p>
@@ -1561,7 +1549,41 @@
           <w:color w:val="1A1A1A"/>
           <w:sz w:val="22"/>
         </w:rPr>
-        <w:t>Plano de Comunicacao de Projeto</w:t>
+        <w:t>A equipe de cada projeto e definida pelo Admin, na pagina de Administracao, aba Equipes.</w:t>
+      </w:r>
+    </w:p>
+    <w:p>
+      <w:pPr>
+        <w:spacing w:before="240" w:after="120" w:line="260" w:lineRule="auto"/>
+        <w:rPr>
+          <w:b/>
+          <w:color w:val="B91D2E"/>
+          <w:sz w:val="26"/>
+        </w:rPr>
+      </w:pPr>
+      <w:r>
+        <w:rPr>
+          <w:b/>
+          <w:color w:val="B91D2E"/>
+          <w:sz w:val="26"/>
+        </w:rPr>
+        <w:t>5.3 Formularios sem essa restricao</w:t>
+      </w:r>
+    </w:p>
+    <w:p>
+      <w:pPr>
+        <w:spacing w:before="240" w:line="280" w:lineRule="auto"/>
+        <w:rPr>
+          <w:color w:val="1A1A1A"/>
+          <w:sz w:val="22"/>
+        </w:rPr>
+      </w:pPr>
+      <w:r>
+        <w:rPr>
+          <w:color w:val="1A1A1A"/>
+          <w:sz w:val="22"/>
+        </w:rPr>
+        <w:t>Os demais formularios nao usam o conceito de equipe por projeto - qualquer usuario autenticado pode criar/editar/excluir registros neles, sujeito apenas as regras de papel e (quando aplicavel) as regras especificas ja descritas nas secoes 2 e 4:</w:t>
       </w:r>
     </w:p>
     <w:p>
@@ -1569,7 +1591,7 @@
         <w:pStyle w:val="PargrafodaLista"/>
         <w:numPr>
           <w:ilvl w:val="0"/>
-          <w:numId w:val="10"/>
+          <w:numId w:val="11"/>
         </w:numPr>
         <w:spacing w:before="240" w:after="80" w:line="260" w:lineRule="auto"/>
         <w:ind w:left="700"/>
@@ -1583,7 +1605,7 @@
           <w:color w:val="1A1A1A"/>
           <w:sz w:val="22"/>
         </w:rPr>
-        <w:t>Relatorio de Situacao de Projetos</w:t>
+        <w:t>Solicitacao de Demanda (tem o Gate 1 e a opcao de sem login, descritos acima).</w:t>
       </w:r>
     </w:p>
     <w:p>
@@ -1591,7 +1613,73 @@
         <w:pStyle w:val="PargrafodaLista"/>
         <w:numPr>
           <w:ilvl w:val="0"/>
-          <w:numId w:val="10"/>
+          <w:numId w:val="11"/>
+        </w:numPr>
+        <w:spacing w:before="240" w:after="80" w:line="260" w:lineRule="auto"/>
+        <w:ind w:left="700"/>
+        <w:rPr>
+          <w:color w:val="1A1A1A"/>
+          <w:sz w:val="22"/>
+        </w:rPr>
+      </w:pPr>
+      <w:r>
+        <w:rPr>
+          <w:color w:val="1A1A1A"/>
+          <w:sz w:val="22"/>
+        </w:rPr>
+        <w:t>Ata de Reuniao (tem a opcao de sem login, descrita acima).</w:t>
+      </w:r>
+    </w:p>
+    <w:p>
+      <w:pPr>
+        <w:pStyle w:val="PargrafodaLista"/>
+        <w:numPr>
+          <w:ilvl w:val="0"/>
+          <w:numId w:val="11"/>
+        </w:numPr>
+        <w:spacing w:before="240" w:after="80" w:line="260" w:lineRule="auto"/>
+        <w:ind w:left="700"/>
+        <w:rPr>
+          <w:color w:val="1A1A1A"/>
+          <w:sz w:val="22"/>
+        </w:rPr>
+      </w:pPr>
+      <w:r>
+        <w:rPr>
+          <w:color w:val="1A1A1A"/>
+          <w:sz w:val="22"/>
+        </w:rPr>
+        <w:t>Plano de Comunicacao de Projeto</w:t>
+      </w:r>
+    </w:p>
+    <w:p>
+      <w:pPr>
+        <w:pStyle w:val="PargrafodaLista"/>
+        <w:numPr>
+          <w:ilvl w:val="0"/>
+          <w:numId w:val="11"/>
+        </w:numPr>
+        <w:spacing w:before="240" w:after="80" w:line="260" w:lineRule="auto"/>
+        <w:ind w:left="700"/>
+        <w:rPr>
+          <w:color w:val="1A1A1A"/>
+          <w:sz w:val="22"/>
+        </w:rPr>
+      </w:pPr>
+      <w:r>
+        <w:rPr>
+          <w:color w:val="1A1A1A"/>
+          <w:sz w:val="22"/>
+        </w:rPr>
+        <w:t>Relatorio de Situacao de Projetos</w:t>
+      </w:r>
+    </w:p>
+    <w:p>
+      <w:pPr>
+        <w:pStyle w:val="PargrafodaLista"/>
+        <w:numPr>
+          <w:ilvl w:val="0"/>
+          <w:numId w:val="11"/>
         </w:numPr>
         <w:spacing w:before="240" w:after="80" w:line="260" w:lineRule="auto"/>
         <w:ind w:left="700"/>
@@ -1660,12 +1748,6 @@
         <w:gridCol w:w="1701"/>
       </w:tblGrid>
       <w:tr>
-        <w:tblPrEx>
-          <w:tblCellMar>
-            <w:top w:w="0" w:type="dxa"/>
-            <w:bottom w:w="0" w:type="dxa"/>
-          </w:tblCellMar>
-        </w:tblPrEx>
         <w:tc>
           <w:tcPr>
             <w:tcW w:w="2948" w:type="dxa"/>
@@ -1764,12 +1846,6 @@
         </w:tc>
       </w:tr>
       <w:tr>
-        <w:tblPrEx>
-          <w:tblCellMar>
-            <w:top w:w="0" w:type="dxa"/>
-            <w:bottom w:w="0" w:type="dxa"/>
-          </w:tblCellMar>
-        </w:tblPrEx>
         <w:tc>
           <w:tcPr>
             <w:tcW w:w="2948" w:type="dxa"/>
@@ -1856,12 +1932,6 @@
         </w:tc>
       </w:tr>
       <w:tr>
-        <w:tblPrEx>
-          <w:tblCellMar>
-            <w:top w:w="0" w:type="dxa"/>
-            <w:bottom w:w="0" w:type="dxa"/>
-          </w:tblCellMar>
-        </w:tblPrEx>
         <w:tc>
           <w:tcPr>
             <w:tcW w:w="2948" w:type="dxa"/>
@@ -1948,12 +2018,6 @@
         </w:tc>
       </w:tr>
       <w:tr>
-        <w:tblPrEx>
-          <w:tblCellMar>
-            <w:top w:w="0" w:type="dxa"/>
-            <w:bottom w:w="0" w:type="dxa"/>
-          </w:tblCellMar>
-        </w:tblPrEx>
         <w:tc>
           <w:tcPr>
             <w:tcW w:w="2948" w:type="dxa"/>
@@ -2040,12 +2104,6 @@
         </w:tc>
       </w:tr>
       <w:tr>
-        <w:tblPrEx>
-          <w:tblCellMar>
-            <w:top w:w="0" w:type="dxa"/>
-            <w:bottom w:w="0" w:type="dxa"/>
-          </w:tblCellMar>
-        </w:tblPrEx>
         <w:tc>
           <w:tcPr>
             <w:tcW w:w="2948" w:type="dxa"/>
@@ -2132,12 +2190,6 @@
         </w:tc>
       </w:tr>
       <w:tr>
-        <w:tblPrEx>
-          <w:tblCellMar>
-            <w:top w:w="0" w:type="dxa"/>
-            <w:bottom w:w="0" w:type="dxa"/>
-          </w:tblCellMar>
-        </w:tblPrEx>
         <w:tc>
           <w:tcPr>
             <w:tcW w:w="2948" w:type="dxa"/>
@@ -2224,12 +2276,6 @@
         </w:tc>
       </w:tr>
       <w:tr>
-        <w:tblPrEx>
-          <w:tblCellMar>
-            <w:top w:w="0" w:type="dxa"/>
-            <w:bottom w:w="0" w:type="dxa"/>
-          </w:tblCellMar>
-        </w:tblPrEx>
         <w:tc>
           <w:tcPr>
             <w:tcW w:w="2948" w:type="dxa"/>
@@ -2316,12 +2362,6 @@
         </w:tc>
       </w:tr>
       <w:tr>
-        <w:tblPrEx>
-          <w:tblCellMar>
-            <w:top w:w="0" w:type="dxa"/>
-            <w:bottom w:w="0" w:type="dxa"/>
-          </w:tblCellMar>
-        </w:tblPrEx>
         <w:tc>
           <w:tcPr>
             <w:tcW w:w="2948" w:type="dxa"/>
@@ -2408,12 +2448,6 @@
         </w:tc>
       </w:tr>
       <w:tr>
-        <w:tblPrEx>
-          <w:tblCellMar>
-            <w:top w:w="0" w:type="dxa"/>
-            <w:bottom w:w="0" w:type="dxa"/>
-          </w:tblCellMar>
-        </w:tblPrEx>
         <w:tc>
           <w:tcPr>
             <w:tcW w:w="2948" w:type="dxa"/>
@@ -2431,6 +2465,7 @@
                 <w:color w:val="1A1A1A"/>
                 <w:sz w:val="19"/>
               </w:rPr>
+              <w:lastRenderedPageBreak/>
               <w:t>Plano de Comunicacao</w:t>
             </w:r>
           </w:p>
@@ -2500,12 +2535,6 @@
         </w:tc>
       </w:tr>
       <w:tr>
-        <w:tblPrEx>
-          <w:tblCellMar>
-            <w:top w:w="0" w:type="dxa"/>
-            <w:bottom w:w="0" w:type="dxa"/>
-          </w:tblCellMar>
-        </w:tblPrEx>
         <w:tc>
           <w:tcPr>
             <w:tcW w:w="2948" w:type="dxa"/>
@@ -2592,12 +2621,6 @@
         </w:tc>
       </w:tr>
       <w:tr>
-        <w:tblPrEx>
-          <w:tblCellMar>
-            <w:top w:w="0" w:type="dxa"/>
-            <w:bottom w:w="0" w:type="dxa"/>
-          </w:tblCellMar>
-        </w:tblPrEx>
         <w:tc>
           <w:tcPr>
             <w:tcW w:w="2948" w:type="dxa"/>
@@ -2684,12 +2707,6 @@
         </w:tc>
       </w:tr>
       <w:tr>
-        <w:tblPrEx>
-          <w:tblCellMar>
-            <w:top w:w="0" w:type="dxa"/>
-            <w:bottom w:w="0" w:type="dxa"/>
-          </w:tblCellMar>
-        </w:tblPrEx>
         <w:tc>
           <w:tcPr>
             <w:tcW w:w="2948" w:type="dxa"/>
@@ -2707,7 +2724,6 @@
                 <w:color w:val="1A1A1A"/>
                 <w:sz w:val="19"/>
               </w:rPr>
-              <w:lastRenderedPageBreak/>
               <w:t>Relatorio de Situacao</w:t>
             </w:r>
           </w:p>
@@ -2777,12 +2793,6 @@
         </w:tc>
       </w:tr>
       <w:tr>
-        <w:tblPrEx>
-          <w:tblCellMar>
-            <w:top w:w="0" w:type="dxa"/>
-            <w:bottom w:w="0" w:type="dxa"/>
-          </w:tblCellMar>
-        </w:tblPrEx>
         <w:tc>
           <w:tcPr>
             <w:tcW w:w="2948" w:type="dxa"/>
@@ -2863,18 +2873,12 @@
                 <w:color w:val="1A1A1A"/>
                 <w:sz w:val="19"/>
               </w:rPr>
-              <w:t>-</w:t>
+              <w:t>Gate 2 (Admin)</w:t>
             </w:r>
           </w:p>
         </w:tc>
       </w:tr>
       <w:tr>
-        <w:tblPrEx>
-          <w:tblCellMar>
-            <w:top w:w="0" w:type="dxa"/>
-            <w:bottom w:w="0" w:type="dxa"/>
-          </w:tblCellMar>
-        </w:tblPrEx>
         <w:tc>
           <w:tcPr>
             <w:tcW w:w="2948" w:type="dxa"/>
@@ -2961,12 +2965,6 @@
         </w:tc>
       </w:tr>
       <w:tr>
-        <w:tblPrEx>
-          <w:tblCellMar>
-            <w:top w:w="0" w:type="dxa"/>
-            <w:bottom w:w="0" w:type="dxa"/>
-          </w:tblCellMar>
-        </w:tblPrEx>
         <w:tc>
           <w:tcPr>
             <w:tcW w:w="2948" w:type="dxa"/>
@@ -3100,9 +3098,9 @@
 </file>
 
 <file path=word/numbering.xml><?xml version="1.0" encoding="utf-8"?>
-<w:numbering xmlns:wpc="http://schemas.microsoft.com/office/word/2010/wordprocessingCanvas" xmlns:cx="http://schemas.microsoft.com/office/drawing/2014/chartex" xmlns:cx1="http://schemas.microsoft.com/office/drawing/2015/9/8/chartex" xmlns:cx2="http://schemas.microsoft.com/office/drawing/2015/10/21/chartex" xmlns:cx3="http://schemas.microsoft.com/office/drawing/2016/5/9/chartex" xmlns:cx4="http://schemas.microsoft.com/office/drawing/2016/5/10/chartex" xmlns:cx5="http://schemas.microsoft.com/office/drawing/2016/5/11/chartex" xmlns:cx6="http://schemas.microsoft.com/office/drawing/2016/5/12/chartex" xmlns:cx7="http://schemas.microsoft.com/office/drawing/2016/5/13/chartex" xmlns:cx8="http://schemas.microsoft.com/office/drawing/2016/5/14/chartex" xmlns:mc="http://schemas.openxmlformats.org/markup-compatibility/2006" xmlns:aink="http://schemas.microsoft.com/office/drawing/2016/ink" xmlns:am3d="http://schemas.microsoft.com/office/drawing/2017/model3d" xmlns:o="urn:schemas-microsoft-com:office:office" xmlns:oel="http://schemas.microsoft.com/office/2019/extlst" xmlns:r="http://schemas.openxmlformats.org/officeDocument/2006/relationships" xmlns:m="http://schemas.openxmlformats.org/officeDocument/2006/math" xmlns:v="urn:schemas-microsoft-com:vml" xmlns:wp14="http://schemas.microsoft.com/office/word/2010/wordprocessingDrawing" xmlns:wp="http://schemas.openxmlformats.org/drawingml/2006/wordprocessingDrawing" xmlns:w10="urn:schemas-microsoft-com:office:word" xmlns:w="http://schemas.openxmlformats.org/wordprocessingml/2006/main" xmlns:w14="http://schemas.microsoft.com/office/word/2010/wordml" xmlns:w15="http://schemas.microsoft.com/office/word/2012/wordml" xmlns:w16cex="http://schemas.microsoft.com/office/word/2018/wordml/cex" xmlns:w16cid="http://schemas.microsoft.com/office/word/2016/wordml/cid" xmlns:w16="http://schemas.microsoft.com/office/word/2018/wordml" xmlns:w16du="http://schemas.microsoft.com/office/word/2023/wordml/word16du" xmlns:w16sdtdh="http://schemas.microsoft.com/office/word/2020/wordml/sdtdatahash" xmlns:w16sdtfl="http://schemas.microsoft.com/office/word/2024/wordml/sdtformatlock" xmlns:w16se="http://schemas.microsoft.com/office/word/2015/wordml/symex" xmlns:wpg="http://schemas.microsoft.com/office/word/2010/wordprocessingGroup" xmlns:wpi="http://schemas.microsoft.com/office/word/2010/wordprocessingInk" xmlns:wne="http://schemas.microsoft.com/office/word/2006/wordml" xmlns:wps="http://schemas.microsoft.com/office/word/2010/wordprocessingShape" mc:Ignorable="w14 w15 w16se w16cid w16 w16cex w16sdtdh w16sdtfl w16du wp14">
+<w:numbering xmlns:wpc="http://schemas.microsoft.com/office/word/2010/wordprocessingCanvas" xmlns:cx="http://schemas.microsoft.com/office/drawing/2014/chartex" xmlns:cx1="http://schemas.microsoft.com/office/drawing/2015/9/8/chartex" xmlns:cx2="http://schemas.microsoft.com/office/drawing/2015/10/21/chartex" xmlns:cx3="http://schemas.microsoft.com/office/drawing/2016/5/9/chartex" xmlns:cx4="http://schemas.microsoft.com/office/drawing/2016/5/10/chartex" xmlns:cx5="http://schemas.microsoft.com/office/drawing/2016/5/11/chartex" xmlns:cx6="http://schemas.microsoft.com/office/drawing/2016/5/12/chartex" xmlns:cx7="http://schemas.microsoft.com/office/drawing/2016/5/13/chartex" xmlns:cx8="http://schemas.microsoft.com/office/drawing/2016/5/14/chartex" xmlns:mc="http://schemas.openxmlformats.org/markup-compatibility/2006" xmlns:aink="http://schemas.microsoft.com/office/drawing/2016/ink" xmlns:am3d="http://schemas.microsoft.com/office/drawing/2017/model3d" xmlns:o="urn:schemas-microsoft-com:office:office" xmlns:oel="http://schemas.microsoft.com/office/2019/extlst" xmlns:r="http://schemas.openxmlformats.org/officeDocument/2006/relationships" xmlns:m="http://schemas.openxmlformats.org/officeDocument/2006/math" xmlns:v="urn:schemas-microsoft-com:vml" xmlns:wp14="http://schemas.microsoft.com/office/word/2010/wordprocessingDrawing" xmlns:wp="http://schemas.openxmlformats.org/drawingml/2006/wordprocessingDrawing" xmlns:w10="urn:schemas-microsoft-com:office:word" xmlns:w="http://schemas.openxmlformats.org/wordprocessingml/2006/main" xmlns:w14="http://schemas.microsoft.com/office/word/2010/wordml" xmlns:w15="http://schemas.microsoft.com/office/word/2012/wordml" xmlns:w16cei="http://schemas.microsoft.com/office/word/2026/wordml/cei" xmlns:w16cex="http://schemas.microsoft.com/office/word/2018/wordml/cex" xmlns:w16cid="http://schemas.microsoft.com/office/word/2016/wordml/cid" xmlns:w16="http://schemas.microsoft.com/office/word/2018/wordml" xmlns:w16du="http://schemas.microsoft.com/office/word/2023/wordml/word16du" xmlns:w16sdtdh="http://schemas.microsoft.com/office/word/2020/wordml/sdtdatahash" xmlns:w16sdtfl="http://schemas.microsoft.com/office/word/2024/wordml/sdtformatlock" xmlns:w16se="http://schemas.microsoft.com/office/word/2015/wordml/symex" xmlns:wpg="http://schemas.microsoft.com/office/word/2010/wordprocessingGroup" xmlns:wpi="http://schemas.microsoft.com/office/word/2010/wordprocessingInk" xmlns:wne="http://schemas.microsoft.com/office/word/2006/wordml" xmlns:wps="http://schemas.microsoft.com/office/word/2010/wordprocessingShape" mc:Ignorable="w14 w15 w16se w16cid w16 w16cex w16sdtdh w16sdtfl w16du wp14">
   <w:abstractNum w:abstractNumId="0" w15:restartNumberingAfterBreak="0">
-    <w:nsid w:val="0FFE3F30"/>
+    <w:nsid w:val="0A576000"/>
     <w:multiLevelType w:val="singleLevel"/>
     <w:tmpl w:val="04160001"/>
     <w:lvl w:ilvl="0">
@@ -3119,7 +3117,7 @@
     </w:lvl>
   </w:abstractNum>
   <w:abstractNum w:abstractNumId="1" w15:restartNumberingAfterBreak="0">
-    <w:nsid w:val="18B34ECB"/>
+    <w:nsid w:val="12701119"/>
     <w:multiLevelType w:val="singleLevel"/>
     <w:tmpl w:val="04160001"/>
     <w:lvl w:ilvl="0">
@@ -3136,7 +3134,7 @@
     </w:lvl>
   </w:abstractNum>
   <w:abstractNum w:abstractNumId="2" w15:restartNumberingAfterBreak="0">
-    <w:nsid w:val="27CF65FE"/>
+    <w:nsid w:val="1AD476B4"/>
     <w:multiLevelType w:val="singleLevel"/>
     <w:tmpl w:val="04160001"/>
     <w:lvl w:ilvl="0">
@@ -3153,7 +3151,7 @@
     </w:lvl>
   </w:abstractNum>
   <w:abstractNum w:abstractNumId="3" w15:restartNumberingAfterBreak="0">
-    <w:nsid w:val="37D35A75"/>
+    <w:nsid w:val="1AF00F6B"/>
     <w:multiLevelType w:val="singleLevel"/>
     <w:tmpl w:val="04160001"/>
     <w:lvl w:ilvl="0">
@@ -3170,7 +3168,7 @@
     </w:lvl>
   </w:abstractNum>
   <w:abstractNum w:abstractNumId="4" w15:restartNumberingAfterBreak="0">
-    <w:nsid w:val="421F6BFB"/>
+    <w:nsid w:val="1C4700E5"/>
     <w:multiLevelType w:val="singleLevel"/>
     <w:tmpl w:val="04160001"/>
     <w:lvl w:ilvl="0">
@@ -3187,7 +3185,7 @@
     </w:lvl>
   </w:abstractNum>
   <w:abstractNum w:abstractNumId="5" w15:restartNumberingAfterBreak="0">
-    <w:nsid w:val="54D076E0"/>
+    <w:nsid w:val="209D6DF6"/>
     <w:multiLevelType w:val="singleLevel"/>
     <w:tmpl w:val="04160001"/>
     <w:lvl w:ilvl="0">
@@ -3204,7 +3202,7 @@
     </w:lvl>
   </w:abstractNum>
   <w:abstractNum w:abstractNumId="6" w15:restartNumberingAfterBreak="0">
-    <w:nsid w:val="56F07A86"/>
+    <w:nsid w:val="24DA0977"/>
     <w:multiLevelType w:val="singleLevel"/>
     <w:tmpl w:val="04160001"/>
     <w:lvl w:ilvl="0">
@@ -3221,7 +3219,7 @@
     </w:lvl>
   </w:abstractNum>
   <w:abstractNum w:abstractNumId="7" w15:restartNumberingAfterBreak="0">
-    <w:nsid w:val="67E05C4C"/>
+    <w:nsid w:val="2A2920D0"/>
     <w:multiLevelType w:val="singleLevel"/>
     <w:tmpl w:val="04160001"/>
     <w:lvl w:ilvl="0">
@@ -3238,7 +3236,7 @@
     </w:lvl>
   </w:abstractNum>
   <w:abstractNum w:abstractNumId="8" w15:restartNumberingAfterBreak="0">
-    <w:nsid w:val="6A756010"/>
+    <w:nsid w:val="34294C68"/>
     <w:multiLevelType w:val="singleLevel"/>
     <w:tmpl w:val="04160001"/>
     <w:lvl w:ilvl="0">
@@ -3255,7 +3253,7 @@
     </w:lvl>
   </w:abstractNum>
   <w:abstractNum w:abstractNumId="9" w15:restartNumberingAfterBreak="0">
-    <w:nsid w:val="7BB65818"/>
+    <w:nsid w:val="4B4D1B57"/>
     <w:multiLevelType w:val="singleLevel"/>
     <w:tmpl w:val="04160001"/>
     <w:lvl w:ilvl="0">
@@ -3271,35 +3269,55 @@
       </w:rPr>
     </w:lvl>
   </w:abstractNum>
-  <w:num w:numId="1" w16cid:durableId="1254626182">
+  <w:abstractNum w:abstractNumId="10" w15:restartNumberingAfterBreak="0">
+    <w:nsid w:val="613A3D8D"/>
+    <w:multiLevelType w:val="singleLevel"/>
+    <w:tmpl w:val="04160001"/>
+    <w:lvl w:ilvl="0">
+      <w:start w:val="1"/>
+      <w:numFmt w:val="bullet"/>
+      <w:lvlText w:val=""/>
+      <w:lvlJc w:val="left"/>
+      <w:pPr>
+        <w:ind w:left="720" w:hanging="360"/>
+      </w:pPr>
+      <w:rPr>
+        <w:rFonts w:ascii="Symbol" w:hAnsi="Symbol" w:hint="default"/>
+      </w:rPr>
+    </w:lvl>
+  </w:abstractNum>
+  <w:num w:numId="1" w16cid:durableId="228809025">
+    <w:abstractNumId w:val="9"/>
+  </w:num>
+  <w:num w:numId="2" w16cid:durableId="1181621403">
     <w:abstractNumId w:val="2"/>
   </w:num>
-  <w:num w:numId="2" w16cid:durableId="2004040737">
-    <w:abstractNumId w:val="9"/>
+  <w:num w:numId="3" w16cid:durableId="1459836470">
+    <w:abstractNumId w:val="6"/>
   </w:num>
-  <w:num w:numId="3" w16cid:durableId="1134719499">
+  <w:num w:numId="4" w16cid:durableId="1009066520">
+    <w:abstractNumId w:val="3"/>
+  </w:num>
+  <w:num w:numId="5" w16cid:durableId="1325859563">
+    <w:abstractNumId w:val="4"/>
+  </w:num>
+  <w:num w:numId="6" w16cid:durableId="1780104004">
+    <w:abstractNumId w:val="10"/>
+  </w:num>
+  <w:num w:numId="7" w16cid:durableId="609970840">
+    <w:abstractNumId w:val="7"/>
+  </w:num>
+  <w:num w:numId="8" w16cid:durableId="1738748077">
+    <w:abstractNumId w:val="0"/>
+  </w:num>
+  <w:num w:numId="9" w16cid:durableId="1487550058">
     <w:abstractNumId w:val="8"/>
   </w:num>
-  <w:num w:numId="4" w16cid:durableId="1014308599">
+  <w:num w:numId="10" w16cid:durableId="1159424290">
     <w:abstractNumId w:val="1"/>
   </w:num>
-  <w:num w:numId="5" w16cid:durableId="1507862582">
+  <w:num w:numId="11" w16cid:durableId="913467909">
     <w:abstractNumId w:val="5"/>
-  </w:num>
-  <w:num w:numId="6" w16cid:durableId="1666125588">
-    <w:abstractNumId w:val="3"/>
-  </w:num>
-  <w:num w:numId="7" w16cid:durableId="1521239050">
-    <w:abstractNumId w:val="7"/>
-  </w:num>
-  <w:num w:numId="8" w16cid:durableId="138885737">
-    <w:abstractNumId w:val="0"/>
-  </w:num>
-  <w:num w:numId="9" w16cid:durableId="99036545">
-    <w:abstractNumId w:val="6"/>
-  </w:num>
-  <w:num w:numId="10" w16cid:durableId="1205600697">
-    <w:abstractNumId w:val="4"/>
   </w:num>
 </w:numbering>
 </file>
@@ -3712,7 +3730,7 @@
     <w:link w:val="Ttulo1Char"/>
     <w:uiPriority w:val="9"/>
     <w:qFormat/>
-    <w:rsid w:val="00272849"/>
+    <w:rsid w:val="00A93B22"/>
     <w:pPr>
       <w:keepNext/>
       <w:keepLines/>
@@ -3735,7 +3753,7 @@
     <w:semiHidden/>
     <w:unhideWhenUsed/>
     <w:qFormat/>
-    <w:rsid w:val="00272849"/>
+    <w:rsid w:val="00A93B22"/>
     <w:pPr>
       <w:keepNext/>
       <w:keepLines/>
@@ -3758,7 +3776,7 @@
     <w:semiHidden/>
     <w:unhideWhenUsed/>
     <w:qFormat/>
-    <w:rsid w:val="00272849"/>
+    <w:rsid w:val="00A93B22"/>
     <w:pPr>
       <w:keepNext/>
       <w:keepLines/>
@@ -3781,7 +3799,7 @@
     <w:semiHidden/>
     <w:unhideWhenUsed/>
     <w:qFormat/>
-    <w:rsid w:val="00272849"/>
+    <w:rsid w:val="00A93B22"/>
     <w:pPr>
       <w:keepNext/>
       <w:keepLines/>
@@ -3804,7 +3822,7 @@
     <w:semiHidden/>
     <w:unhideWhenUsed/>
     <w:qFormat/>
-    <w:rsid w:val="00272849"/>
+    <w:rsid w:val="00A93B22"/>
     <w:pPr>
       <w:keepNext/>
       <w:keepLines/>
@@ -3825,7 +3843,7 @@
     <w:semiHidden/>
     <w:unhideWhenUsed/>
     <w:qFormat/>
-    <w:rsid w:val="00272849"/>
+    <w:rsid w:val="00A93B22"/>
     <w:pPr>
       <w:keepNext/>
       <w:keepLines/>
@@ -3848,7 +3866,7 @@
     <w:semiHidden/>
     <w:unhideWhenUsed/>
     <w:qFormat/>
-    <w:rsid w:val="00272849"/>
+    <w:rsid w:val="00A93B22"/>
     <w:pPr>
       <w:keepNext/>
       <w:keepLines/>
@@ -3869,7 +3887,7 @@
     <w:semiHidden/>
     <w:unhideWhenUsed/>
     <w:qFormat/>
-    <w:rsid w:val="00272849"/>
+    <w:rsid w:val="00A93B22"/>
     <w:pPr>
       <w:keepNext/>
       <w:keepLines/>
@@ -3892,7 +3910,7 @@
     <w:semiHidden/>
     <w:unhideWhenUsed/>
     <w:qFormat/>
-    <w:rsid w:val="00272849"/>
+    <w:rsid w:val="00A93B22"/>
     <w:pPr>
       <w:keepNext/>
       <w:keepLines/>
@@ -3936,7 +3954,7 @@
     <w:basedOn w:val="Fontepargpadro"/>
     <w:link w:val="Ttulo1"/>
     <w:uiPriority w:val="9"/>
-    <w:rsid w:val="00272849"/>
+    <w:rsid w:val="00A93B22"/>
     <w:rPr>
       <w:rFonts w:asciiTheme="majorHAnsi" w:eastAsiaTheme="majorEastAsia" w:hAnsiTheme="majorHAnsi" w:cstheme="majorBidi"/>
       <w:color w:val="0F4761" w:themeColor="accent1" w:themeShade="BF"/>
@@ -3950,7 +3968,7 @@
     <w:link w:val="Ttulo2"/>
     <w:uiPriority w:val="9"/>
     <w:semiHidden/>
-    <w:rsid w:val="00272849"/>
+    <w:rsid w:val="00A93B22"/>
     <w:rPr>
       <w:rFonts w:asciiTheme="majorHAnsi" w:eastAsiaTheme="majorEastAsia" w:hAnsiTheme="majorHAnsi" w:cstheme="majorBidi"/>
       <w:color w:val="0F4761" w:themeColor="accent1" w:themeShade="BF"/>
@@ -3964,7 +3982,7 @@
     <w:link w:val="Ttulo3"/>
     <w:uiPriority w:val="9"/>
     <w:semiHidden/>
-    <w:rsid w:val="00272849"/>
+    <w:rsid w:val="00A93B22"/>
     <w:rPr>
       <w:rFonts w:eastAsiaTheme="majorEastAsia" w:cstheme="majorBidi"/>
       <w:color w:val="0F4761" w:themeColor="accent1" w:themeShade="BF"/>
@@ -3978,7 +3996,7 @@
     <w:link w:val="Ttulo4"/>
     <w:uiPriority w:val="9"/>
     <w:semiHidden/>
-    <w:rsid w:val="00272849"/>
+    <w:rsid w:val="00A93B22"/>
     <w:rPr>
       <w:rFonts w:eastAsiaTheme="majorEastAsia" w:cstheme="majorBidi"/>
       <w:i/>
@@ -3992,7 +4010,7 @@
     <w:link w:val="Ttulo5"/>
     <w:uiPriority w:val="9"/>
     <w:semiHidden/>
-    <w:rsid w:val="00272849"/>
+    <w:rsid w:val="00A93B22"/>
     <w:rPr>
       <w:rFonts w:eastAsiaTheme="majorEastAsia" w:cstheme="majorBidi"/>
       <w:color w:val="0F4761" w:themeColor="accent1" w:themeShade="BF"/>
@@ -4004,7 +4022,7 @@
     <w:link w:val="Ttulo6"/>
     <w:uiPriority w:val="9"/>
     <w:semiHidden/>
-    <w:rsid w:val="00272849"/>
+    <w:rsid w:val="00A93B22"/>
     <w:rPr>
       <w:rFonts w:eastAsiaTheme="majorEastAsia" w:cstheme="majorBidi"/>
       <w:i/>
@@ -4018,7 +4036,7 @@
     <w:link w:val="Ttulo7"/>
     <w:uiPriority w:val="9"/>
     <w:semiHidden/>
-    <w:rsid w:val="00272849"/>
+    <w:rsid w:val="00A93B22"/>
     <w:rPr>
       <w:rFonts w:eastAsiaTheme="majorEastAsia" w:cstheme="majorBidi"/>
       <w:color w:val="595959" w:themeColor="text1" w:themeTint="A6"/>
@@ -4030,7 +4048,7 @@
     <w:link w:val="Ttulo8"/>
     <w:uiPriority w:val="9"/>
     <w:semiHidden/>
-    <w:rsid w:val="00272849"/>
+    <w:rsid w:val="00A93B22"/>
     <w:rPr>
       <w:rFonts w:eastAsiaTheme="majorEastAsia" w:cstheme="majorBidi"/>
       <w:i/>
@@ -4044,7 +4062,7 @@
     <w:link w:val="Ttulo9"/>
     <w:uiPriority w:val="9"/>
     <w:semiHidden/>
-    <w:rsid w:val="00272849"/>
+    <w:rsid w:val="00A93B22"/>
     <w:rPr>
       <w:rFonts w:eastAsiaTheme="majorEastAsia" w:cstheme="majorBidi"/>
       <w:color w:val="272727" w:themeColor="text1" w:themeTint="D8"/>
@@ -4057,7 +4075,7 @@
     <w:link w:val="TtuloChar"/>
     <w:uiPriority w:val="10"/>
     <w:qFormat/>
-    <w:rsid w:val="00272849"/>
+    <w:rsid w:val="00A93B22"/>
     <w:pPr>
       <w:spacing w:after="80" w:line="240" w:lineRule="auto"/>
       <w:contextualSpacing/>
@@ -4075,7 +4093,7 @@
     <w:basedOn w:val="Fontepargpadro"/>
     <w:link w:val="Ttulo"/>
     <w:uiPriority w:val="10"/>
-    <w:rsid w:val="00272849"/>
+    <w:rsid w:val="00A93B22"/>
     <w:rPr>
       <w:rFonts w:asciiTheme="majorHAnsi" w:eastAsiaTheme="majorEastAsia" w:hAnsiTheme="majorHAnsi" w:cstheme="majorBidi"/>
       <w:spacing w:val="-10"/>
@@ -4091,7 +4109,7 @@
     <w:link w:val="SubttuloChar"/>
     <w:uiPriority w:val="11"/>
     <w:qFormat/>
-    <w:rsid w:val="00272849"/>
+    <w:rsid w:val="00A93B22"/>
     <w:pPr>
       <w:numPr>
         <w:ilvl w:val="1"/>
@@ -4110,7 +4128,7 @@
     <w:basedOn w:val="Fontepargpadro"/>
     <w:link w:val="Subttulo"/>
     <w:uiPriority w:val="11"/>
-    <w:rsid w:val="00272849"/>
+    <w:rsid w:val="00A93B22"/>
     <w:rPr>
       <w:rFonts w:eastAsiaTheme="majorEastAsia" w:cstheme="majorBidi"/>
       <w:color w:val="595959" w:themeColor="text1" w:themeTint="A6"/>
@@ -4126,7 +4144,7 @@
     <w:link w:val="CitaoChar"/>
     <w:uiPriority w:val="29"/>
     <w:qFormat/>
-    <w:rsid w:val="00272849"/>
+    <w:rsid w:val="00A93B22"/>
     <w:pPr>
       <w:spacing w:before="160"/>
       <w:jc w:val="center"/>
@@ -4142,7 +4160,7 @@
     <w:basedOn w:val="Fontepargpadro"/>
     <w:link w:val="Citao"/>
     <w:uiPriority w:val="29"/>
-    <w:rsid w:val="00272849"/>
+    <w:rsid w:val="00A93B22"/>
     <w:rPr>
       <w:i/>
       <w:iCs/>
@@ -4154,7 +4172,7 @@
     <w:basedOn w:val="Normal"/>
     <w:uiPriority w:val="34"/>
     <w:qFormat/>
-    <w:rsid w:val="00272849"/>
+    <w:rsid w:val="00A93B22"/>
     <w:pPr>
       <w:ind w:left="720"/>
       <w:contextualSpacing/>
@@ -4165,7 +4183,7 @@
     <w:basedOn w:val="Fontepargpadro"/>
     <w:uiPriority w:val="21"/>
     <w:qFormat/>
-    <w:rsid w:val="00272849"/>
+    <w:rsid w:val="00A93B22"/>
     <w:rPr>
       <w:i/>
       <w:iCs/>
@@ -4179,7 +4197,7 @@
     <w:link w:val="CitaoIntensaChar"/>
     <w:uiPriority w:val="30"/>
     <w:qFormat/>
-    <w:rsid w:val="00272849"/>
+    <w:rsid w:val="00A93B22"/>
     <w:pPr>
       <w:pBdr>
         <w:top w:val="single" w:sz="4" w:space="10" w:color="0F4761" w:themeColor="accent1" w:themeShade="BF"/>
@@ -4200,7 +4218,7 @@
     <w:basedOn w:val="Fontepargpadro"/>
     <w:link w:val="CitaoIntensa"/>
     <w:uiPriority w:val="30"/>
-    <w:rsid w:val="00272849"/>
+    <w:rsid w:val="00A93B22"/>
     <w:rPr>
       <w:i/>
       <w:iCs/>
@@ -4212,7 +4230,7 @@
     <w:basedOn w:val="Fontepargpadro"/>
     <w:uiPriority w:val="32"/>
     <w:qFormat/>
-    <w:rsid w:val="00272849"/>
+    <w:rsid w:val="00A93B22"/>
     <w:rPr>
       <w:b/>
       <w:bCs/>

--- a/Regras de Acesso e Permissoes - Sistema UNIALFA.docx
+++ b/Regras de Acesso e Permissoes - Sistema UNIALFA.docx
@@ -1698,16 +1698,32 @@
     </w:p>
     <w:p>
       <w:pPr>
-        <w:spacing w:before="120" w:after="200" w:line="260" w:lineRule="auto"/>
-        <w:rPr>
-          <w:color w:val="1A1A1A"/>
-          <w:sz w:val="22"/>
-        </w:rPr>
-      </w:pPr>
-    </w:p>
-    <w:p>
-      <w:pPr>
-        <w:spacing w:before="360" w:line="260" w:lineRule="auto"/>
+        <w:spacing w:before="240" w:line="280" w:lineRule="auto"/>
+        <w:rPr>
+          <w:color w:val="1A1A1A"/>
+          <w:sz w:val="22"/>
+        </w:rPr>
+      </w:pPr>
+      <w:r>
+        <w:rPr>
+          <w:color w:val="1A1A1A"/>
+          <w:sz w:val="22"/>
+        </w:rPr>
+        <w:t>O Relatorio de Situacao e o Relatorio de Entregas tem, cada um, um campo opcional "Projeto vinculado (Gate 1)" em cada projeto listado - diferente do conceito desta secao, ele nao aplica nenhuma restricao de edicao por equipe. Serve apenas para ligar aquele item ao historico compartilhado do projeto (a mesma trilha de auditoria usada pelos 7 formularios com restricao por equipe), visivel pelo botao "Ver historico". Deixar sem selecionar mantem o comportamento anterior: qualquer usuario autenticado continua podendo criar/editar esses registros livremente.</w:t>
+      </w:r>
+    </w:p>
+    <w:p>
+      <w:pPr>
+        <w:spacing w:before="120" w:after="200" w:line="280" w:lineRule="auto"/>
+        <w:rPr>
+          <w:color w:val="1A1A1A"/>
+          <w:sz w:val="22"/>
+        </w:rPr>
+      </w:pPr>
+    </w:p>
+    <w:p>
+      <w:pPr>
+        <w:spacing w:before="360" w:line="280" w:lineRule="auto"/>
         <w:rPr>
           <w:b/>
           <w:color w:val="1A1A1A"/>
@@ -1755,7 +1771,7 @@
           </w:tcPr>
           <w:p>
             <w:pPr>
-              <w:spacing w:before="360" w:line="260" w:lineRule="auto"/>
+              <w:spacing w:before="360" w:line="280" w:lineRule="auto"/>
               <w:rPr>
                 <w:b/>
                 <w:color w:val="FFFFFF"/>
@@ -1779,7 +1795,7 @@
           </w:tcPr>
           <w:p>
             <w:pPr>
-              <w:spacing w:before="360" w:line="260" w:lineRule="auto"/>
+              <w:spacing w:before="360" w:line="280" w:lineRule="auto"/>
               <w:rPr>
                 <w:b/>
                 <w:color w:val="FFFFFF"/>
@@ -1803,7 +1819,7 @@
           </w:tcPr>
           <w:p>
             <w:pPr>
-              <w:spacing w:before="360" w:line="260" w:lineRule="auto"/>
+              <w:spacing w:before="360" w:line="280" w:lineRule="auto"/>
               <w:rPr>
                 <w:b/>
                 <w:color w:val="FFFFFF"/>
@@ -1827,7 +1843,7 @@
           </w:tcPr>
           <w:p>
             <w:pPr>
-              <w:spacing w:before="360" w:line="260" w:lineRule="auto"/>
+              <w:spacing w:before="360" w:line="280" w:lineRule="auto"/>
               <w:rPr>
                 <w:b/>
                 <w:color w:val="FFFFFF"/>
@@ -1852,7 +1868,7 @@
           </w:tcPr>
           <w:p>
             <w:pPr>
-              <w:spacing w:before="360" w:line="260" w:lineRule="auto"/>
+              <w:spacing w:before="360" w:line="280" w:lineRule="auto"/>
               <w:rPr>
                 <w:color w:val="1A1A1A"/>
                 <w:sz w:val="19"/>
@@ -1873,7 +1889,7 @@
           </w:tcPr>
           <w:p>
             <w:pPr>
-              <w:spacing w:before="360" w:line="260" w:lineRule="auto"/>
+              <w:spacing w:before="360" w:line="280" w:lineRule="auto"/>
               <w:rPr>
                 <w:color w:val="1A1A1A"/>
                 <w:sz w:val="19"/>
@@ -1894,7 +1910,7 @@
           </w:tcPr>
           <w:p>
             <w:pPr>
-              <w:spacing w:before="360" w:line="260" w:lineRule="auto"/>
+              <w:spacing w:before="360" w:line="280" w:lineRule="auto"/>
               <w:rPr>
                 <w:color w:val="1A1A1A"/>
                 <w:sz w:val="19"/>
@@ -1915,7 +1931,7 @@
           </w:tcPr>
           <w:p>
             <w:pPr>
-              <w:spacing w:before="360" w:line="260" w:lineRule="auto"/>
+              <w:spacing w:before="360" w:line="280" w:lineRule="auto"/>
               <w:rPr>
                 <w:color w:val="1A1A1A"/>
                 <w:sz w:val="19"/>
@@ -1938,7 +1954,7 @@
           </w:tcPr>
           <w:p>
             <w:pPr>
-              <w:spacing w:before="360" w:line="260" w:lineRule="auto"/>
+              <w:spacing w:before="360" w:line="280" w:lineRule="auto"/>
               <w:rPr>
                 <w:color w:val="1A1A1A"/>
                 <w:sz w:val="19"/>
@@ -1959,7 +1975,7 @@
           </w:tcPr>
           <w:p>
             <w:pPr>
-              <w:spacing w:before="360" w:line="260" w:lineRule="auto"/>
+              <w:spacing w:before="360" w:line="280" w:lineRule="auto"/>
               <w:rPr>
                 <w:color w:val="1A1A1A"/>
                 <w:sz w:val="19"/>
@@ -1980,7 +1996,7 @@
           </w:tcPr>
           <w:p>
             <w:pPr>
-              <w:spacing w:before="360" w:line="260" w:lineRule="auto"/>
+              <w:spacing w:before="360" w:line="280" w:lineRule="auto"/>
               <w:rPr>
                 <w:color w:val="1A1A1A"/>
                 <w:sz w:val="19"/>
@@ -2001,7 +2017,7 @@
           </w:tcPr>
           <w:p>
             <w:pPr>
-              <w:spacing w:before="360" w:line="260" w:lineRule="auto"/>
+              <w:spacing w:before="360" w:line="280" w:lineRule="auto"/>
               <w:rPr>
                 <w:color w:val="1A1A1A"/>
                 <w:sz w:val="19"/>
@@ -2024,7 +2040,7 @@
           </w:tcPr>
           <w:p>
             <w:pPr>
-              <w:spacing w:before="360" w:line="260" w:lineRule="auto"/>
+              <w:spacing w:before="360" w:line="280" w:lineRule="auto"/>
               <w:rPr>
                 <w:color w:val="1A1A1A"/>
                 <w:sz w:val="19"/>
@@ -2045,7 +2061,7 @@
           </w:tcPr>
           <w:p>
             <w:pPr>
-              <w:spacing w:before="360" w:line="260" w:lineRule="auto"/>
+              <w:spacing w:before="360" w:line="280" w:lineRule="auto"/>
               <w:rPr>
                 <w:color w:val="1A1A1A"/>
                 <w:sz w:val="19"/>
@@ -2066,7 +2082,7 @@
           </w:tcPr>
           <w:p>
             <w:pPr>
-              <w:spacing w:before="360" w:line="260" w:lineRule="auto"/>
+              <w:spacing w:before="360" w:line="280" w:lineRule="auto"/>
               <w:rPr>
                 <w:color w:val="1A1A1A"/>
                 <w:sz w:val="19"/>
@@ -2087,7 +2103,7 @@
           </w:tcPr>
           <w:p>
             <w:pPr>
-              <w:spacing w:before="360" w:line="260" w:lineRule="auto"/>
+              <w:spacing w:before="360" w:line="280" w:lineRule="auto"/>
               <w:rPr>
                 <w:color w:val="1A1A1A"/>
                 <w:sz w:val="19"/>
@@ -2110,17 +2126,18 @@
           </w:tcPr>
           <w:p>
             <w:pPr>
-              <w:spacing w:before="360" w:line="260" w:lineRule="auto"/>
-              <w:rPr>
-                <w:color w:val="1A1A1A"/>
-                <w:sz w:val="19"/>
-              </w:rPr>
-            </w:pPr>
-            <w:r>
-              <w:rPr>
-                <w:color w:val="1A1A1A"/>
-                <w:sz w:val="19"/>
-              </w:rPr>
+              <w:spacing w:before="360" w:line="280" w:lineRule="auto"/>
+              <w:rPr>
+                <w:color w:val="1A1A1A"/>
+                <w:sz w:val="19"/>
+              </w:rPr>
+            </w:pPr>
+            <w:r>
+              <w:rPr>
+                <w:color w:val="1A1A1A"/>
+                <w:sz w:val="19"/>
+              </w:rPr>
+              <w:lastRenderedPageBreak/>
               <w:t>Planejamento e Desenvolvimento</w:t>
             </w:r>
           </w:p>
@@ -2131,7 +2148,7 @@
           </w:tcPr>
           <w:p>
             <w:pPr>
-              <w:spacing w:before="360" w:line="260" w:lineRule="auto"/>
+              <w:spacing w:before="360" w:line="280" w:lineRule="auto"/>
               <w:rPr>
                 <w:color w:val="1A1A1A"/>
                 <w:sz w:val="19"/>
@@ -2152,7 +2169,7 @@
           </w:tcPr>
           <w:p>
             <w:pPr>
-              <w:spacing w:before="360" w:line="260" w:lineRule="auto"/>
+              <w:spacing w:before="360" w:line="280" w:lineRule="auto"/>
               <w:rPr>
                 <w:color w:val="1A1A1A"/>
                 <w:sz w:val="19"/>
@@ -2173,7 +2190,7 @@
           </w:tcPr>
           <w:p>
             <w:pPr>
-              <w:spacing w:before="360" w:line="260" w:lineRule="auto"/>
+              <w:spacing w:before="360" w:line="280" w:lineRule="auto"/>
               <w:rPr>
                 <w:color w:val="1A1A1A"/>
                 <w:sz w:val="19"/>
@@ -2196,7 +2213,7 @@
           </w:tcPr>
           <w:p>
             <w:pPr>
-              <w:spacing w:before="360" w:line="260" w:lineRule="auto"/>
+              <w:spacing w:before="360" w:line="280" w:lineRule="auto"/>
               <w:rPr>
                 <w:color w:val="1A1A1A"/>
                 <w:sz w:val="19"/>
@@ -2217,7 +2234,7 @@
           </w:tcPr>
           <w:p>
             <w:pPr>
-              <w:spacing w:before="360" w:line="260" w:lineRule="auto"/>
+              <w:spacing w:before="360" w:line="280" w:lineRule="auto"/>
               <w:rPr>
                 <w:color w:val="1A1A1A"/>
                 <w:sz w:val="19"/>
@@ -2238,7 +2255,7 @@
           </w:tcPr>
           <w:p>
             <w:pPr>
-              <w:spacing w:before="360" w:line="260" w:lineRule="auto"/>
+              <w:spacing w:before="360" w:line="280" w:lineRule="auto"/>
               <w:rPr>
                 <w:color w:val="1A1A1A"/>
                 <w:sz w:val="19"/>
@@ -2259,7 +2276,7 @@
           </w:tcPr>
           <w:p>
             <w:pPr>
-              <w:spacing w:before="360" w:line="260" w:lineRule="auto"/>
+              <w:spacing w:before="360" w:line="280" w:lineRule="auto"/>
               <w:rPr>
                 <w:color w:val="1A1A1A"/>
                 <w:sz w:val="19"/>
@@ -2282,7 +2299,7 @@
           </w:tcPr>
           <w:p>
             <w:pPr>
-              <w:spacing w:before="360" w:line="260" w:lineRule="auto"/>
+              <w:spacing w:before="360" w:line="280" w:lineRule="auto"/>
               <w:rPr>
                 <w:color w:val="1A1A1A"/>
                 <w:sz w:val="19"/>
@@ -2303,7 +2320,7 @@
           </w:tcPr>
           <w:p>
             <w:pPr>
-              <w:spacing w:before="360" w:line="260" w:lineRule="auto"/>
+              <w:spacing w:before="360" w:line="280" w:lineRule="auto"/>
               <w:rPr>
                 <w:color w:val="1A1A1A"/>
                 <w:sz w:val="19"/>
@@ -2324,7 +2341,7 @@
           </w:tcPr>
           <w:p>
             <w:pPr>
-              <w:spacing w:before="360" w:line="260" w:lineRule="auto"/>
+              <w:spacing w:before="360" w:line="280" w:lineRule="auto"/>
               <w:rPr>
                 <w:color w:val="1A1A1A"/>
                 <w:sz w:val="19"/>
@@ -2345,7 +2362,7 @@
           </w:tcPr>
           <w:p>
             <w:pPr>
-              <w:spacing w:before="360" w:line="260" w:lineRule="auto"/>
+              <w:spacing w:before="360" w:line="280" w:lineRule="auto"/>
               <w:rPr>
                 <w:color w:val="1A1A1A"/>
                 <w:sz w:val="19"/>
@@ -2368,7 +2385,7 @@
           </w:tcPr>
           <w:p>
             <w:pPr>
-              <w:spacing w:before="360" w:line="260" w:lineRule="auto"/>
+              <w:spacing w:before="360" w:line="280" w:lineRule="auto"/>
               <w:rPr>
                 <w:color w:val="1A1A1A"/>
                 <w:sz w:val="19"/>
@@ -2389,7 +2406,7 @@
           </w:tcPr>
           <w:p>
             <w:pPr>
-              <w:spacing w:before="360" w:line="260" w:lineRule="auto"/>
+              <w:spacing w:before="360" w:line="280" w:lineRule="auto"/>
               <w:rPr>
                 <w:color w:val="1A1A1A"/>
                 <w:sz w:val="19"/>
@@ -2410,7 +2427,7 @@
           </w:tcPr>
           <w:p>
             <w:pPr>
-              <w:spacing w:before="360" w:line="260" w:lineRule="auto"/>
+              <w:spacing w:before="360" w:line="280" w:lineRule="auto"/>
               <w:rPr>
                 <w:color w:val="1A1A1A"/>
                 <w:sz w:val="19"/>
@@ -2431,7 +2448,7 @@
           </w:tcPr>
           <w:p>
             <w:pPr>
-              <w:spacing w:before="360" w:line="260" w:lineRule="auto"/>
+              <w:spacing w:before="360" w:line="280" w:lineRule="auto"/>
               <w:rPr>
                 <w:color w:val="1A1A1A"/>
                 <w:sz w:val="19"/>
@@ -2454,18 +2471,17 @@
           </w:tcPr>
           <w:p>
             <w:pPr>
-              <w:spacing w:before="360" w:line="260" w:lineRule="auto"/>
-              <w:rPr>
-                <w:color w:val="1A1A1A"/>
-                <w:sz w:val="19"/>
-              </w:rPr>
-            </w:pPr>
-            <w:r>
-              <w:rPr>
-                <w:color w:val="1A1A1A"/>
-                <w:sz w:val="19"/>
-              </w:rPr>
-              <w:lastRenderedPageBreak/>
+              <w:spacing w:before="360" w:line="280" w:lineRule="auto"/>
+              <w:rPr>
+                <w:color w:val="1A1A1A"/>
+                <w:sz w:val="19"/>
+              </w:rPr>
+            </w:pPr>
+            <w:r>
+              <w:rPr>
+                <w:color w:val="1A1A1A"/>
+                <w:sz w:val="19"/>
+              </w:rPr>
               <w:t>Plano de Comunicacao</w:t>
             </w:r>
           </w:p>
@@ -2476,7 +2492,7 @@
           </w:tcPr>
           <w:p>
             <w:pPr>
-              <w:spacing w:before="360" w:line="260" w:lineRule="auto"/>
+              <w:spacing w:before="360" w:line="280" w:lineRule="auto"/>
               <w:rPr>
                 <w:color w:val="1A1A1A"/>
                 <w:sz w:val="19"/>
@@ -2497,7 +2513,7 @@
           </w:tcPr>
           <w:p>
             <w:pPr>
-              <w:spacing w:before="360" w:line="260" w:lineRule="auto"/>
+              <w:spacing w:before="360" w:line="280" w:lineRule="auto"/>
               <w:rPr>
                 <w:color w:val="1A1A1A"/>
                 <w:sz w:val="19"/>
@@ -2518,7 +2534,7 @@
           </w:tcPr>
           <w:p>
             <w:pPr>
-              <w:spacing w:before="360" w:line="260" w:lineRule="auto"/>
+              <w:spacing w:before="360" w:line="280" w:lineRule="auto"/>
               <w:rPr>
                 <w:color w:val="1A1A1A"/>
                 <w:sz w:val="19"/>
@@ -2541,7 +2557,7 @@
           </w:tcPr>
           <w:p>
             <w:pPr>
-              <w:spacing w:before="360" w:line="260" w:lineRule="auto"/>
+              <w:spacing w:before="360" w:line="280" w:lineRule="auto"/>
               <w:rPr>
                 <w:color w:val="1A1A1A"/>
                 <w:sz w:val="19"/>
@@ -2562,7 +2578,7 @@
           </w:tcPr>
           <w:p>
             <w:pPr>
-              <w:spacing w:before="360" w:line="260" w:lineRule="auto"/>
+              <w:spacing w:before="360" w:line="280" w:lineRule="auto"/>
               <w:rPr>
                 <w:color w:val="1A1A1A"/>
                 <w:sz w:val="19"/>
@@ -2583,7 +2599,7 @@
           </w:tcPr>
           <w:p>
             <w:pPr>
-              <w:spacing w:before="360" w:line="260" w:lineRule="auto"/>
+              <w:spacing w:before="360" w:line="280" w:lineRule="auto"/>
               <w:rPr>
                 <w:color w:val="1A1A1A"/>
                 <w:sz w:val="19"/>
@@ -2604,7 +2620,7 @@
           </w:tcPr>
           <w:p>
             <w:pPr>
-              <w:spacing w:before="360" w:line="260" w:lineRule="auto"/>
+              <w:spacing w:before="360" w:line="280" w:lineRule="auto"/>
               <w:rPr>
                 <w:color w:val="1A1A1A"/>
                 <w:sz w:val="19"/>
@@ -2627,7 +2643,7 @@
           </w:tcPr>
           <w:p>
             <w:pPr>
-              <w:spacing w:before="360" w:line="260" w:lineRule="auto"/>
+              <w:spacing w:before="360" w:line="280" w:lineRule="auto"/>
               <w:rPr>
                 <w:color w:val="1A1A1A"/>
                 <w:sz w:val="19"/>
@@ -2648,7 +2664,7 @@
           </w:tcPr>
           <w:p>
             <w:pPr>
-              <w:spacing w:before="360" w:line="260" w:lineRule="auto"/>
+              <w:spacing w:before="360" w:line="280" w:lineRule="auto"/>
               <w:rPr>
                 <w:color w:val="1A1A1A"/>
                 <w:sz w:val="19"/>
@@ -2669,7 +2685,7 @@
           </w:tcPr>
           <w:p>
             <w:pPr>
-              <w:spacing w:before="360" w:line="260" w:lineRule="auto"/>
+              <w:spacing w:before="360" w:line="280" w:lineRule="auto"/>
               <w:rPr>
                 <w:color w:val="1A1A1A"/>
                 <w:sz w:val="19"/>
@@ -2690,7 +2706,7 @@
           </w:tcPr>
           <w:p>
             <w:pPr>
-              <w:spacing w:before="360" w:line="260" w:lineRule="auto"/>
+              <w:spacing w:before="360" w:line="280" w:lineRule="auto"/>
               <w:rPr>
                 <w:color w:val="1A1A1A"/>
                 <w:sz w:val="19"/>
@@ -2713,7 +2729,7 @@
           </w:tcPr>
           <w:p>
             <w:pPr>
-              <w:spacing w:before="360" w:line="260" w:lineRule="auto"/>
+              <w:spacing w:before="360" w:line="280" w:lineRule="auto"/>
               <w:rPr>
                 <w:color w:val="1A1A1A"/>
                 <w:sz w:val="19"/>
@@ -2734,7 +2750,7 @@
           </w:tcPr>
           <w:p>
             <w:pPr>
-              <w:spacing w:before="360" w:line="260" w:lineRule="auto"/>
+              <w:spacing w:before="360" w:line="280" w:lineRule="auto"/>
               <w:rPr>
                 <w:color w:val="1A1A1A"/>
                 <w:sz w:val="19"/>
@@ -2755,7 +2771,7 @@
           </w:tcPr>
           <w:p>
             <w:pPr>
-              <w:spacing w:before="360" w:line="260" w:lineRule="auto"/>
+              <w:spacing w:before="360" w:line="280" w:lineRule="auto"/>
               <w:rPr>
                 <w:color w:val="1A1A1A"/>
                 <w:sz w:val="19"/>
@@ -2776,7 +2792,7 @@
           </w:tcPr>
           <w:p>
             <w:pPr>
-              <w:spacing w:before="360" w:line="260" w:lineRule="auto"/>
+              <w:spacing w:before="360" w:line="280" w:lineRule="auto"/>
               <w:rPr>
                 <w:color w:val="1A1A1A"/>
                 <w:sz w:val="19"/>
@@ -2799,7 +2815,7 @@
           </w:tcPr>
           <w:p>
             <w:pPr>
-              <w:spacing w:before="360" w:line="260" w:lineRule="auto"/>
+              <w:spacing w:before="360" w:line="280" w:lineRule="auto"/>
               <w:rPr>
                 <w:color w:val="1A1A1A"/>
                 <w:sz w:val="19"/>
@@ -2820,7 +2836,7 @@
           </w:tcPr>
           <w:p>
             <w:pPr>
-              <w:spacing w:before="360" w:line="260" w:lineRule="auto"/>
+              <w:spacing w:before="360" w:line="280" w:lineRule="auto"/>
               <w:rPr>
                 <w:color w:val="1A1A1A"/>
                 <w:sz w:val="19"/>
@@ -2841,7 +2857,7 @@
           </w:tcPr>
           <w:p>
             <w:pPr>
-              <w:spacing w:before="360" w:line="260" w:lineRule="auto"/>
+              <w:spacing w:before="360" w:line="280" w:lineRule="auto"/>
               <w:rPr>
                 <w:color w:val="1A1A1A"/>
                 <w:sz w:val="19"/>
@@ -2862,7 +2878,7 @@
           </w:tcPr>
           <w:p>
             <w:pPr>
-              <w:spacing w:before="360" w:line="260" w:lineRule="auto"/>
+              <w:spacing w:before="360" w:line="280" w:lineRule="auto"/>
               <w:rPr>
                 <w:color w:val="1A1A1A"/>
                 <w:sz w:val="19"/>
@@ -2885,7 +2901,7 @@
           </w:tcPr>
           <w:p>
             <w:pPr>
-              <w:spacing w:before="360" w:line="260" w:lineRule="auto"/>
+              <w:spacing w:before="360" w:line="280" w:lineRule="auto"/>
               <w:rPr>
                 <w:color w:val="1A1A1A"/>
                 <w:sz w:val="19"/>
@@ -2906,7 +2922,7 @@
           </w:tcPr>
           <w:p>
             <w:pPr>
-              <w:spacing w:before="360" w:line="260" w:lineRule="auto"/>
+              <w:spacing w:before="360" w:line="280" w:lineRule="auto"/>
               <w:rPr>
                 <w:color w:val="1A1A1A"/>
                 <w:sz w:val="19"/>
@@ -2927,7 +2943,7 @@
           </w:tcPr>
           <w:p>
             <w:pPr>
-              <w:spacing w:before="360" w:line="260" w:lineRule="auto"/>
+              <w:spacing w:before="360" w:line="280" w:lineRule="auto"/>
               <w:rPr>
                 <w:color w:val="1A1A1A"/>
                 <w:sz w:val="19"/>
@@ -2948,7 +2964,7 @@
           </w:tcPr>
           <w:p>
             <w:pPr>
-              <w:spacing w:before="360" w:line="260" w:lineRule="auto"/>
+              <w:spacing w:before="360" w:line="280" w:lineRule="auto"/>
               <w:rPr>
                 <w:color w:val="1A1A1A"/>
                 <w:sz w:val="19"/>
@@ -2971,7 +2987,7 @@
           </w:tcPr>
           <w:p>
             <w:pPr>
-              <w:spacing w:before="360" w:line="260" w:lineRule="auto"/>
+              <w:spacing w:before="360" w:line="280" w:lineRule="auto"/>
               <w:rPr>
                 <w:color w:val="1A1A1A"/>
                 <w:sz w:val="19"/>
@@ -2992,7 +3008,7 @@
           </w:tcPr>
           <w:p>
             <w:pPr>
-              <w:spacing w:before="360" w:line="260" w:lineRule="auto"/>
+              <w:spacing w:before="360" w:line="280" w:lineRule="auto"/>
               <w:rPr>
                 <w:color w:val="1A1A1A"/>
                 <w:sz w:val="19"/>
@@ -3013,7 +3029,7 @@
           </w:tcPr>
           <w:p>
             <w:pPr>
-              <w:spacing w:before="360" w:line="260" w:lineRule="auto"/>
+              <w:spacing w:before="360" w:line="280" w:lineRule="auto"/>
               <w:rPr>
                 <w:color w:val="1A1A1A"/>
                 <w:sz w:val="19"/>
@@ -3034,7 +3050,7 @@
           </w:tcPr>
           <w:p>
             <w:pPr>
-              <w:spacing w:before="360" w:line="260" w:lineRule="auto"/>
+              <w:spacing w:before="360" w:line="280" w:lineRule="auto"/>
               <w:rPr>
                 <w:color w:val="1A1A1A"/>
                 <w:sz w:val="19"/>
@@ -3053,7 +3069,7 @@
     </w:tbl>
     <w:p>
       <w:pPr>
-        <w:spacing w:before="360" w:line="260" w:lineRule="auto"/>
+        <w:spacing w:before="360" w:line="280" w:lineRule="auto"/>
         <w:rPr>
           <w:color w:val="1A1A1A"/>
           <w:sz w:val="32"/>
@@ -3100,7 +3116,7 @@
 <file path=word/numbering.xml><?xml version="1.0" encoding="utf-8"?>
 <w:numbering xmlns:wpc="http://schemas.microsoft.com/office/word/2010/wordprocessingCanvas" xmlns:cx="http://schemas.microsoft.com/office/drawing/2014/chartex" xmlns:cx1="http://schemas.microsoft.com/office/drawing/2015/9/8/chartex" xmlns:cx2="http://schemas.microsoft.com/office/drawing/2015/10/21/chartex" xmlns:cx3="http://schemas.microsoft.com/office/drawing/2016/5/9/chartex" xmlns:cx4="http://schemas.microsoft.com/office/drawing/2016/5/10/chartex" xmlns:cx5="http://schemas.microsoft.com/office/drawing/2016/5/11/chartex" xmlns:cx6="http://schemas.microsoft.com/office/drawing/2016/5/12/chartex" xmlns:cx7="http://schemas.microsoft.com/office/drawing/2016/5/13/chartex" xmlns:cx8="http://schemas.microsoft.com/office/drawing/2016/5/14/chartex" xmlns:mc="http://schemas.openxmlformats.org/markup-compatibility/2006" xmlns:aink="http://schemas.microsoft.com/office/drawing/2016/ink" xmlns:am3d="http://schemas.microsoft.com/office/drawing/2017/model3d" xmlns:o="urn:schemas-microsoft-com:office:office" xmlns:oel="http://schemas.microsoft.com/office/2019/extlst" xmlns:r="http://schemas.openxmlformats.org/officeDocument/2006/relationships" xmlns:m="http://schemas.openxmlformats.org/officeDocument/2006/math" xmlns:v="urn:schemas-microsoft-com:vml" xmlns:wp14="http://schemas.microsoft.com/office/word/2010/wordprocessingDrawing" xmlns:wp="http://schemas.openxmlformats.org/drawingml/2006/wordprocessingDrawing" xmlns:w10="urn:schemas-microsoft-com:office:word" xmlns:w="http://schemas.openxmlformats.org/wordprocessingml/2006/main" xmlns:w14="http://schemas.microsoft.com/office/word/2010/wordml" xmlns:w15="http://schemas.microsoft.com/office/word/2012/wordml" xmlns:w16cei="http://schemas.microsoft.com/office/word/2026/wordml/cei" xmlns:w16cex="http://schemas.microsoft.com/office/word/2018/wordml/cex" xmlns:w16cid="http://schemas.microsoft.com/office/word/2016/wordml/cid" xmlns:w16="http://schemas.microsoft.com/office/word/2018/wordml" xmlns:w16du="http://schemas.microsoft.com/office/word/2023/wordml/word16du" xmlns:w16sdtdh="http://schemas.microsoft.com/office/word/2020/wordml/sdtdatahash" xmlns:w16sdtfl="http://schemas.microsoft.com/office/word/2024/wordml/sdtformatlock" xmlns:w16se="http://schemas.microsoft.com/office/word/2015/wordml/symex" xmlns:wpg="http://schemas.microsoft.com/office/word/2010/wordprocessingGroup" xmlns:wpi="http://schemas.microsoft.com/office/word/2010/wordprocessingInk" xmlns:wne="http://schemas.microsoft.com/office/word/2006/wordml" xmlns:wps="http://schemas.microsoft.com/office/word/2010/wordprocessingShape" mc:Ignorable="w14 w15 w16se w16cid w16 w16cex w16sdtdh w16sdtfl w16du wp14">
   <w:abstractNum w:abstractNumId="0" w15:restartNumberingAfterBreak="0">
-    <w:nsid w:val="0A576000"/>
+    <w:nsid w:val="00AF7983"/>
     <w:multiLevelType w:val="singleLevel"/>
     <w:tmpl w:val="04160001"/>
     <w:lvl w:ilvl="0">
@@ -3117,7 +3133,7 @@
     </w:lvl>
   </w:abstractNum>
   <w:abstractNum w:abstractNumId="1" w15:restartNumberingAfterBreak="0">
-    <w:nsid w:val="12701119"/>
+    <w:nsid w:val="0757325E"/>
     <w:multiLevelType w:val="singleLevel"/>
     <w:tmpl w:val="04160001"/>
     <w:lvl w:ilvl="0">
@@ -3134,7 +3150,7 @@
     </w:lvl>
   </w:abstractNum>
   <w:abstractNum w:abstractNumId="2" w15:restartNumberingAfterBreak="0">
-    <w:nsid w:val="1AD476B4"/>
+    <w:nsid w:val="23BA49E3"/>
     <w:multiLevelType w:val="singleLevel"/>
     <w:tmpl w:val="04160001"/>
     <w:lvl w:ilvl="0">
@@ -3151,7 +3167,7 @@
     </w:lvl>
   </w:abstractNum>
   <w:abstractNum w:abstractNumId="3" w15:restartNumberingAfterBreak="0">
-    <w:nsid w:val="1AF00F6B"/>
+    <w:nsid w:val="2A7B6B40"/>
     <w:multiLevelType w:val="singleLevel"/>
     <w:tmpl w:val="04160001"/>
     <w:lvl w:ilvl="0">
@@ -3168,7 +3184,7 @@
     </w:lvl>
   </w:abstractNum>
   <w:abstractNum w:abstractNumId="4" w15:restartNumberingAfterBreak="0">
-    <w:nsid w:val="1C4700E5"/>
+    <w:nsid w:val="2AF93E73"/>
     <w:multiLevelType w:val="singleLevel"/>
     <w:tmpl w:val="04160001"/>
     <w:lvl w:ilvl="0">
@@ -3185,7 +3201,7 @@
     </w:lvl>
   </w:abstractNum>
   <w:abstractNum w:abstractNumId="5" w15:restartNumberingAfterBreak="0">
-    <w:nsid w:val="209D6DF6"/>
+    <w:nsid w:val="38FE19A7"/>
     <w:multiLevelType w:val="singleLevel"/>
     <w:tmpl w:val="04160001"/>
     <w:lvl w:ilvl="0">
@@ -3202,7 +3218,7 @@
     </w:lvl>
   </w:abstractNum>
   <w:abstractNum w:abstractNumId="6" w15:restartNumberingAfterBreak="0">
-    <w:nsid w:val="24DA0977"/>
+    <w:nsid w:val="47083234"/>
     <w:multiLevelType w:val="singleLevel"/>
     <w:tmpl w:val="04160001"/>
     <w:lvl w:ilvl="0">
@@ -3219,7 +3235,7 @@
     </w:lvl>
   </w:abstractNum>
   <w:abstractNum w:abstractNumId="7" w15:restartNumberingAfterBreak="0">
-    <w:nsid w:val="2A2920D0"/>
+    <w:nsid w:val="481756DB"/>
     <w:multiLevelType w:val="singleLevel"/>
     <w:tmpl w:val="04160001"/>
     <w:lvl w:ilvl="0">
@@ -3236,7 +3252,7 @@
     </w:lvl>
   </w:abstractNum>
   <w:abstractNum w:abstractNumId="8" w15:restartNumberingAfterBreak="0">
-    <w:nsid w:val="34294C68"/>
+    <w:nsid w:val="52AB23A1"/>
     <w:multiLevelType w:val="singleLevel"/>
     <w:tmpl w:val="04160001"/>
     <w:lvl w:ilvl="0">
@@ -3253,7 +3269,7 @@
     </w:lvl>
   </w:abstractNum>
   <w:abstractNum w:abstractNumId="9" w15:restartNumberingAfterBreak="0">
-    <w:nsid w:val="4B4D1B57"/>
+    <w:nsid w:val="5A54098D"/>
     <w:multiLevelType w:val="singleLevel"/>
     <w:tmpl w:val="04160001"/>
     <w:lvl w:ilvl="0">
@@ -3270,7 +3286,7 @@
     </w:lvl>
   </w:abstractNum>
   <w:abstractNum w:abstractNumId="10" w15:restartNumberingAfterBreak="0">
-    <w:nsid w:val="613A3D8D"/>
+    <w:nsid w:val="64F563C0"/>
     <w:multiLevelType w:val="singleLevel"/>
     <w:tmpl w:val="04160001"/>
     <w:lvl w:ilvl="0">
@@ -3286,38 +3302,38 @@
       </w:rPr>
     </w:lvl>
   </w:abstractNum>
-  <w:num w:numId="1" w16cid:durableId="228809025">
+  <w:num w:numId="1" w16cid:durableId="1426270628">
+    <w:abstractNumId w:val="2"/>
+  </w:num>
+  <w:num w:numId="2" w16cid:durableId="1928223476">
+    <w:abstractNumId w:val="1"/>
+  </w:num>
+  <w:num w:numId="3" w16cid:durableId="1811677708">
+    <w:abstractNumId w:val="4"/>
+  </w:num>
+  <w:num w:numId="4" w16cid:durableId="948119856">
+    <w:abstractNumId w:val="6"/>
+  </w:num>
+  <w:num w:numId="5" w16cid:durableId="1455364286">
     <w:abstractNumId w:val="9"/>
   </w:num>
-  <w:num w:numId="2" w16cid:durableId="1181621403">
-    <w:abstractNumId w:val="2"/>
+  <w:num w:numId="6" w16cid:durableId="1934362597">
+    <w:abstractNumId w:val="0"/>
   </w:num>
-  <w:num w:numId="3" w16cid:durableId="1459836470">
-    <w:abstractNumId w:val="6"/>
+  <w:num w:numId="7" w16cid:durableId="1925606475">
+    <w:abstractNumId w:val="8"/>
   </w:num>
-  <w:num w:numId="4" w16cid:durableId="1009066520">
+  <w:num w:numId="8" w16cid:durableId="721059315">
+    <w:abstractNumId w:val="5"/>
+  </w:num>
+  <w:num w:numId="9" w16cid:durableId="1163081205">
     <w:abstractNumId w:val="3"/>
   </w:num>
-  <w:num w:numId="5" w16cid:durableId="1325859563">
-    <w:abstractNumId w:val="4"/>
-  </w:num>
-  <w:num w:numId="6" w16cid:durableId="1780104004">
-    <w:abstractNumId w:val="10"/>
-  </w:num>
-  <w:num w:numId="7" w16cid:durableId="609970840">
+  <w:num w:numId="10" w16cid:durableId="198779974">
     <w:abstractNumId w:val="7"/>
   </w:num>
-  <w:num w:numId="8" w16cid:durableId="1738748077">
-    <w:abstractNumId w:val="0"/>
-  </w:num>
-  <w:num w:numId="9" w16cid:durableId="1487550058">
-    <w:abstractNumId w:val="8"/>
-  </w:num>
-  <w:num w:numId="10" w16cid:durableId="1159424290">
-    <w:abstractNumId w:val="1"/>
-  </w:num>
-  <w:num w:numId="11" w16cid:durableId="913467909">
-    <w:abstractNumId w:val="5"/>
+  <w:num w:numId="11" w16cid:durableId="1146705447">
+    <w:abstractNumId w:val="10"/>
   </w:num>
 </w:numbering>
 </file>
@@ -3730,7 +3746,7 @@
     <w:link w:val="Ttulo1Char"/>
     <w:uiPriority w:val="9"/>
     <w:qFormat/>
-    <w:rsid w:val="00A93B22"/>
+    <w:rsid w:val="00DB7163"/>
     <w:pPr>
       <w:keepNext/>
       <w:keepLines/>
@@ -3753,7 +3769,7 @@
     <w:semiHidden/>
     <w:unhideWhenUsed/>
     <w:qFormat/>
-    <w:rsid w:val="00A93B22"/>
+    <w:rsid w:val="00DB7163"/>
     <w:pPr>
       <w:keepNext/>
       <w:keepLines/>
@@ -3776,7 +3792,7 @@
     <w:semiHidden/>
     <w:unhideWhenUsed/>
     <w:qFormat/>
-    <w:rsid w:val="00A93B22"/>
+    <w:rsid w:val="00DB7163"/>
     <w:pPr>
       <w:keepNext/>
       <w:keepLines/>
@@ -3799,7 +3815,7 @@
     <w:semiHidden/>
     <w:unhideWhenUsed/>
     <w:qFormat/>
-    <w:rsid w:val="00A93B22"/>
+    <w:rsid w:val="00DB7163"/>
     <w:pPr>
       <w:keepNext/>
       <w:keepLines/>
@@ -3822,7 +3838,7 @@
     <w:semiHidden/>
     <w:unhideWhenUsed/>
     <w:qFormat/>
-    <w:rsid w:val="00A93B22"/>
+    <w:rsid w:val="00DB7163"/>
     <w:pPr>
       <w:keepNext/>
       <w:keepLines/>
@@ -3843,7 +3859,7 @@
     <w:semiHidden/>
     <w:unhideWhenUsed/>
     <w:qFormat/>
-    <w:rsid w:val="00A93B22"/>
+    <w:rsid w:val="00DB7163"/>
     <w:pPr>
       <w:keepNext/>
       <w:keepLines/>
@@ -3866,7 +3882,7 @@
     <w:semiHidden/>
     <w:unhideWhenUsed/>
     <w:qFormat/>
-    <w:rsid w:val="00A93B22"/>
+    <w:rsid w:val="00DB7163"/>
     <w:pPr>
       <w:keepNext/>
       <w:keepLines/>
@@ -3887,7 +3903,7 @@
     <w:semiHidden/>
     <w:unhideWhenUsed/>
     <w:qFormat/>
-    <w:rsid w:val="00A93B22"/>
+    <w:rsid w:val="00DB7163"/>
     <w:pPr>
       <w:keepNext/>
       <w:keepLines/>
@@ -3910,7 +3926,7 @@
     <w:semiHidden/>
     <w:unhideWhenUsed/>
     <w:qFormat/>
-    <w:rsid w:val="00A93B22"/>
+    <w:rsid w:val="00DB7163"/>
     <w:pPr>
       <w:keepNext/>
       <w:keepLines/>
@@ -3954,7 +3970,7 @@
     <w:basedOn w:val="Fontepargpadro"/>
     <w:link w:val="Ttulo1"/>
     <w:uiPriority w:val="9"/>
-    <w:rsid w:val="00A93B22"/>
+    <w:rsid w:val="00DB7163"/>
     <w:rPr>
       <w:rFonts w:asciiTheme="majorHAnsi" w:eastAsiaTheme="majorEastAsia" w:hAnsiTheme="majorHAnsi" w:cstheme="majorBidi"/>
       <w:color w:val="0F4761" w:themeColor="accent1" w:themeShade="BF"/>
@@ -3968,7 +3984,7 @@
     <w:link w:val="Ttulo2"/>
     <w:uiPriority w:val="9"/>
     <w:semiHidden/>
-    <w:rsid w:val="00A93B22"/>
+    <w:rsid w:val="00DB7163"/>
     <w:rPr>
       <w:rFonts w:asciiTheme="majorHAnsi" w:eastAsiaTheme="majorEastAsia" w:hAnsiTheme="majorHAnsi" w:cstheme="majorBidi"/>
       <w:color w:val="0F4761" w:themeColor="accent1" w:themeShade="BF"/>
@@ -3982,7 +3998,7 @@
     <w:link w:val="Ttulo3"/>
     <w:uiPriority w:val="9"/>
     <w:semiHidden/>
-    <w:rsid w:val="00A93B22"/>
+    <w:rsid w:val="00DB7163"/>
     <w:rPr>
       <w:rFonts w:eastAsiaTheme="majorEastAsia" w:cstheme="majorBidi"/>
       <w:color w:val="0F4761" w:themeColor="accent1" w:themeShade="BF"/>
@@ -3996,7 +4012,7 @@
     <w:link w:val="Ttulo4"/>
     <w:uiPriority w:val="9"/>
     <w:semiHidden/>
-    <w:rsid w:val="00A93B22"/>
+    <w:rsid w:val="00DB7163"/>
     <w:rPr>
       <w:rFonts w:eastAsiaTheme="majorEastAsia" w:cstheme="majorBidi"/>
       <w:i/>
@@ -4010,7 +4026,7 @@
     <w:link w:val="Ttulo5"/>
     <w:uiPriority w:val="9"/>
     <w:semiHidden/>
-    <w:rsid w:val="00A93B22"/>
+    <w:rsid w:val="00DB7163"/>
     <w:rPr>
       <w:rFonts w:eastAsiaTheme="majorEastAsia" w:cstheme="majorBidi"/>
       <w:color w:val="0F4761" w:themeColor="accent1" w:themeShade="BF"/>
@@ -4022,7 +4038,7 @@
     <w:link w:val="Ttulo6"/>
     <w:uiPriority w:val="9"/>
     <w:semiHidden/>
-    <w:rsid w:val="00A93B22"/>
+    <w:rsid w:val="00DB7163"/>
     <w:rPr>
       <w:rFonts w:eastAsiaTheme="majorEastAsia" w:cstheme="majorBidi"/>
       <w:i/>
@@ -4036,7 +4052,7 @@
     <w:link w:val="Ttulo7"/>
     <w:uiPriority w:val="9"/>
     <w:semiHidden/>
-    <w:rsid w:val="00A93B22"/>
+    <w:rsid w:val="00DB7163"/>
     <w:rPr>
       <w:rFonts w:eastAsiaTheme="majorEastAsia" w:cstheme="majorBidi"/>
       <w:color w:val="595959" w:themeColor="text1" w:themeTint="A6"/>
@@ -4048,7 +4064,7 @@
     <w:link w:val="Ttulo8"/>
     <w:uiPriority w:val="9"/>
     <w:semiHidden/>
-    <w:rsid w:val="00A93B22"/>
+    <w:rsid w:val="00DB7163"/>
     <w:rPr>
       <w:rFonts w:eastAsiaTheme="majorEastAsia" w:cstheme="majorBidi"/>
       <w:i/>
@@ -4062,7 +4078,7 @@
     <w:link w:val="Ttulo9"/>
     <w:uiPriority w:val="9"/>
     <w:semiHidden/>
-    <w:rsid w:val="00A93B22"/>
+    <w:rsid w:val="00DB7163"/>
     <w:rPr>
       <w:rFonts w:eastAsiaTheme="majorEastAsia" w:cstheme="majorBidi"/>
       <w:color w:val="272727" w:themeColor="text1" w:themeTint="D8"/>
@@ -4075,7 +4091,7 @@
     <w:link w:val="TtuloChar"/>
     <w:uiPriority w:val="10"/>
     <w:qFormat/>
-    <w:rsid w:val="00A93B22"/>
+    <w:rsid w:val="00DB7163"/>
     <w:pPr>
       <w:spacing w:after="80" w:line="240" w:lineRule="auto"/>
       <w:contextualSpacing/>
@@ -4093,7 +4109,7 @@
     <w:basedOn w:val="Fontepargpadro"/>
     <w:link w:val="Ttulo"/>
     <w:uiPriority w:val="10"/>
-    <w:rsid w:val="00A93B22"/>
+    <w:rsid w:val="00DB7163"/>
     <w:rPr>
       <w:rFonts w:asciiTheme="majorHAnsi" w:eastAsiaTheme="majorEastAsia" w:hAnsiTheme="majorHAnsi" w:cstheme="majorBidi"/>
       <w:spacing w:val="-10"/>
@@ -4109,7 +4125,7 @@
     <w:link w:val="SubttuloChar"/>
     <w:uiPriority w:val="11"/>
     <w:qFormat/>
-    <w:rsid w:val="00A93B22"/>
+    <w:rsid w:val="00DB7163"/>
     <w:pPr>
       <w:numPr>
         <w:ilvl w:val="1"/>
@@ -4128,7 +4144,7 @@
     <w:basedOn w:val="Fontepargpadro"/>
     <w:link w:val="Subttulo"/>
     <w:uiPriority w:val="11"/>
-    <w:rsid w:val="00A93B22"/>
+    <w:rsid w:val="00DB7163"/>
     <w:rPr>
       <w:rFonts w:eastAsiaTheme="majorEastAsia" w:cstheme="majorBidi"/>
       <w:color w:val="595959" w:themeColor="text1" w:themeTint="A6"/>
@@ -4144,7 +4160,7 @@
     <w:link w:val="CitaoChar"/>
     <w:uiPriority w:val="29"/>
     <w:qFormat/>
-    <w:rsid w:val="00A93B22"/>
+    <w:rsid w:val="00DB7163"/>
     <w:pPr>
       <w:spacing w:before="160"/>
       <w:jc w:val="center"/>
@@ -4160,7 +4176,7 @@
     <w:basedOn w:val="Fontepargpadro"/>
     <w:link w:val="Citao"/>
     <w:uiPriority w:val="29"/>
-    <w:rsid w:val="00A93B22"/>
+    <w:rsid w:val="00DB7163"/>
     <w:rPr>
       <w:i/>
       <w:iCs/>
@@ -4172,7 +4188,7 @@
     <w:basedOn w:val="Normal"/>
     <w:uiPriority w:val="34"/>
     <w:qFormat/>
-    <w:rsid w:val="00A93B22"/>
+    <w:rsid w:val="00DB7163"/>
     <w:pPr>
       <w:ind w:left="720"/>
       <w:contextualSpacing/>
@@ -4183,7 +4199,7 @@
     <w:basedOn w:val="Fontepargpadro"/>
     <w:uiPriority w:val="21"/>
     <w:qFormat/>
-    <w:rsid w:val="00A93B22"/>
+    <w:rsid w:val="00DB7163"/>
     <w:rPr>
       <w:i/>
       <w:iCs/>
@@ -4197,7 +4213,7 @@
     <w:link w:val="CitaoIntensaChar"/>
     <w:uiPriority w:val="30"/>
     <w:qFormat/>
-    <w:rsid w:val="00A93B22"/>
+    <w:rsid w:val="00DB7163"/>
     <w:pPr>
       <w:pBdr>
         <w:top w:val="single" w:sz="4" w:space="10" w:color="0F4761" w:themeColor="accent1" w:themeShade="BF"/>
@@ -4218,7 +4234,7 @@
     <w:basedOn w:val="Fontepargpadro"/>
     <w:link w:val="CitaoIntensa"/>
     <w:uiPriority w:val="30"/>
-    <w:rsid w:val="00A93B22"/>
+    <w:rsid w:val="00DB7163"/>
     <w:rPr>
       <w:i/>
       <w:iCs/>
@@ -4230,7 +4246,7 @@
     <w:basedOn w:val="Fontepargpadro"/>
     <w:uiPriority w:val="32"/>
     <w:qFormat/>
-    <w:rsid w:val="00A93B22"/>
+    <w:rsid w:val="00DB7163"/>
     <w:rPr>
       <w:b/>
       <w:bCs/>

--- a/Regras de Acesso e Permissoes - Sistema UNIALFA.docx
+++ b/Regras de Acesso e Permissoes - Sistema UNIALFA.docx
@@ -112,7 +112,7 @@
           <w:color w:val="1A1A1A"/>
           <w:sz w:val="22"/>
         </w:rPr>
-        <w:t>A maioria dos 14 formularios do sistema exige login antes de carregar ou salvar qualquer dado. O login pode ser feito de duas formas:</w:t>
+        <w:t>A maioria das 15 paginas do sistema exige login antes de carregar ou salvar qualquer dado. O login pode ser feito de duas formas:</w:t>
       </w:r>
     </w:p>
     <w:p>
@@ -847,7 +847,7 @@
           <w:color w:val="1A1A1A"/>
           <w:sz w:val="22"/>
         </w:rPr>
-        <w:t>Acessar a pagina de Administracao (qualquer outro papel ve a mensagem "Acesso restrito").</w:t>
+        <w:t>Acessar a pagina de Administracao e o Painel Executivo (qualquer outro papel ve a mensagem "Acesso restrito" em ambas).</w:t>
       </w:r>
     </w:p>
     <w:p>
@@ -1764,6 +1764,12 @@
         <w:gridCol w:w="1701"/>
       </w:tblGrid>
       <w:tr>
+        <w:tblPrEx>
+          <w:tblCellMar>
+            <w:top w:w="0" w:type="dxa"/>
+            <w:bottom w:w="0" w:type="dxa"/>
+          </w:tblCellMar>
+        </w:tblPrEx>
         <w:tc>
           <w:tcPr>
             <w:tcW w:w="2948" w:type="dxa"/>
@@ -1862,6 +1868,12 @@
         </w:tc>
       </w:tr>
       <w:tr>
+        <w:tblPrEx>
+          <w:tblCellMar>
+            <w:top w:w="0" w:type="dxa"/>
+            <w:bottom w:w="0" w:type="dxa"/>
+          </w:tblCellMar>
+        </w:tblPrEx>
         <w:tc>
           <w:tcPr>
             <w:tcW w:w="2948" w:type="dxa"/>
@@ -1948,6 +1960,12 @@
         </w:tc>
       </w:tr>
       <w:tr>
+        <w:tblPrEx>
+          <w:tblCellMar>
+            <w:top w:w="0" w:type="dxa"/>
+            <w:bottom w:w="0" w:type="dxa"/>
+          </w:tblCellMar>
+        </w:tblPrEx>
         <w:tc>
           <w:tcPr>
             <w:tcW w:w="2948" w:type="dxa"/>
@@ -2034,6 +2052,12 @@
         </w:tc>
       </w:tr>
       <w:tr>
+        <w:tblPrEx>
+          <w:tblCellMar>
+            <w:top w:w="0" w:type="dxa"/>
+            <w:bottom w:w="0" w:type="dxa"/>
+          </w:tblCellMar>
+        </w:tblPrEx>
         <w:tc>
           <w:tcPr>
             <w:tcW w:w="2948" w:type="dxa"/>
@@ -2120,6 +2144,12 @@
         </w:tc>
       </w:tr>
       <w:tr>
+        <w:tblPrEx>
+          <w:tblCellMar>
+            <w:top w:w="0" w:type="dxa"/>
+            <w:bottom w:w="0" w:type="dxa"/>
+          </w:tblCellMar>
+        </w:tblPrEx>
         <w:tc>
           <w:tcPr>
             <w:tcW w:w="2948" w:type="dxa"/>
@@ -2207,6 +2237,12 @@
         </w:tc>
       </w:tr>
       <w:tr>
+        <w:tblPrEx>
+          <w:tblCellMar>
+            <w:top w:w="0" w:type="dxa"/>
+            <w:bottom w:w="0" w:type="dxa"/>
+          </w:tblCellMar>
+        </w:tblPrEx>
         <w:tc>
           <w:tcPr>
             <w:tcW w:w="2948" w:type="dxa"/>
@@ -2293,6 +2329,12 @@
         </w:tc>
       </w:tr>
       <w:tr>
+        <w:tblPrEx>
+          <w:tblCellMar>
+            <w:top w:w="0" w:type="dxa"/>
+            <w:bottom w:w="0" w:type="dxa"/>
+          </w:tblCellMar>
+        </w:tblPrEx>
         <w:tc>
           <w:tcPr>
             <w:tcW w:w="2948" w:type="dxa"/>
@@ -2379,6 +2421,12 @@
         </w:tc>
       </w:tr>
       <w:tr>
+        <w:tblPrEx>
+          <w:tblCellMar>
+            <w:top w:w="0" w:type="dxa"/>
+            <w:bottom w:w="0" w:type="dxa"/>
+          </w:tblCellMar>
+        </w:tblPrEx>
         <w:tc>
           <w:tcPr>
             <w:tcW w:w="2948" w:type="dxa"/>
@@ -2465,6 +2513,12 @@
         </w:tc>
       </w:tr>
       <w:tr>
+        <w:tblPrEx>
+          <w:tblCellMar>
+            <w:top w:w="0" w:type="dxa"/>
+            <w:bottom w:w="0" w:type="dxa"/>
+          </w:tblCellMar>
+        </w:tblPrEx>
         <w:tc>
           <w:tcPr>
             <w:tcW w:w="2948" w:type="dxa"/>
@@ -2551,6 +2605,12 @@
         </w:tc>
       </w:tr>
       <w:tr>
+        <w:tblPrEx>
+          <w:tblCellMar>
+            <w:top w:w="0" w:type="dxa"/>
+            <w:bottom w:w="0" w:type="dxa"/>
+          </w:tblCellMar>
+        </w:tblPrEx>
         <w:tc>
           <w:tcPr>
             <w:tcW w:w="2948" w:type="dxa"/>
@@ -2637,6 +2697,12 @@
         </w:tc>
       </w:tr>
       <w:tr>
+        <w:tblPrEx>
+          <w:tblCellMar>
+            <w:top w:w="0" w:type="dxa"/>
+            <w:bottom w:w="0" w:type="dxa"/>
+          </w:tblCellMar>
+        </w:tblPrEx>
         <w:tc>
           <w:tcPr>
             <w:tcW w:w="2948" w:type="dxa"/>
@@ -2723,6 +2789,12 @@
         </w:tc>
       </w:tr>
       <w:tr>
+        <w:tblPrEx>
+          <w:tblCellMar>
+            <w:top w:w="0" w:type="dxa"/>
+            <w:bottom w:w="0" w:type="dxa"/>
+          </w:tblCellMar>
+        </w:tblPrEx>
         <w:tc>
           <w:tcPr>
             <w:tcW w:w="2948" w:type="dxa"/>
@@ -2809,6 +2881,12 @@
         </w:tc>
       </w:tr>
       <w:tr>
+        <w:tblPrEx>
+          <w:tblCellMar>
+            <w:top w:w="0" w:type="dxa"/>
+            <w:bottom w:w="0" w:type="dxa"/>
+          </w:tblCellMar>
+        </w:tblPrEx>
         <w:tc>
           <w:tcPr>
             <w:tcW w:w="2948" w:type="dxa"/>
@@ -2895,6 +2973,12 @@
         </w:tc>
       </w:tr>
       <w:tr>
+        <w:tblPrEx>
+          <w:tblCellMar>
+            <w:top w:w="0" w:type="dxa"/>
+            <w:bottom w:w="0" w:type="dxa"/>
+          </w:tblCellMar>
+        </w:tblPrEx>
         <w:tc>
           <w:tcPr>
             <w:tcW w:w="2948" w:type="dxa"/>
@@ -2981,6 +3065,104 @@
         </w:tc>
       </w:tr>
       <w:tr>
+        <w:tblPrEx>
+          <w:tblCellMar>
+            <w:top w:w="0" w:type="dxa"/>
+            <w:bottom w:w="0" w:type="dxa"/>
+          </w:tblCellMar>
+        </w:tblPrEx>
+        <w:tc>
+          <w:tcPr>
+            <w:tcW w:w="2948" w:type="dxa"/>
+          </w:tcPr>
+          <w:p>
+            <w:pPr>
+              <w:spacing w:before="360" w:line="280" w:lineRule="auto"/>
+              <w:rPr>
+                <w:color w:val="1A1A1A"/>
+                <w:sz w:val="19"/>
+              </w:rPr>
+            </w:pPr>
+            <w:r>
+              <w:rPr>
+                <w:color w:val="1A1A1A"/>
+                <w:sz w:val="19"/>
+              </w:rPr>
+              <w:t>Painel Executivo</w:t>
+            </w:r>
+          </w:p>
+        </w:tc>
+        <w:tc>
+          <w:tcPr>
+            <w:tcW w:w="2381" w:type="dxa"/>
+          </w:tcPr>
+          <w:p>
+            <w:pPr>
+              <w:spacing w:before="360" w:line="280" w:lineRule="auto"/>
+              <w:rPr>
+                <w:color w:val="1A1A1A"/>
+                <w:sz w:val="19"/>
+              </w:rPr>
+            </w:pPr>
+            <w:r>
+              <w:rPr>
+                <w:color w:val="1A1A1A"/>
+                <w:sz w:val="19"/>
+              </w:rPr>
+              <w:t>Sim (so Admin acessa)</w:t>
+            </w:r>
+          </w:p>
+        </w:tc>
+        <w:tc>
+          <w:tcPr>
+            <w:tcW w:w="2041" w:type="dxa"/>
+          </w:tcPr>
+          <w:p>
+            <w:pPr>
+              <w:spacing w:before="360" w:line="280" w:lineRule="auto"/>
+              <w:rPr>
+                <w:color w:val="1A1A1A"/>
+                <w:sz w:val="19"/>
+              </w:rPr>
+            </w:pPr>
+            <w:r>
+              <w:rPr>
+                <w:color w:val="1A1A1A"/>
+                <w:sz w:val="19"/>
+              </w:rPr>
+              <w:t>-</w:t>
+            </w:r>
+          </w:p>
+        </w:tc>
+        <w:tc>
+          <w:tcPr>
+            <w:tcW w:w="1701" w:type="dxa"/>
+          </w:tcPr>
+          <w:p>
+            <w:pPr>
+              <w:spacing w:before="360" w:line="280" w:lineRule="auto"/>
+              <w:rPr>
+                <w:color w:val="1A1A1A"/>
+                <w:sz w:val="19"/>
+              </w:rPr>
+            </w:pPr>
+            <w:r>
+              <w:rPr>
+                <w:color w:val="1A1A1A"/>
+                <w:sz w:val="19"/>
+              </w:rPr>
+              <w:t>-</w:t>
+            </w:r>
+          </w:p>
+        </w:tc>
+      </w:tr>
+      <w:tr>
+        <w:tblPrEx>
+          <w:tblCellMar>
+            <w:top w:w="0" w:type="dxa"/>
+            <w:bottom w:w="0" w:type="dxa"/>
+          </w:tblCellMar>
+        </w:tblPrEx>
         <w:tc>
           <w:tcPr>
             <w:tcW w:w="2948" w:type="dxa"/>
@@ -3116,7 +3298,7 @@
 <file path=word/numbering.xml><?xml version="1.0" encoding="utf-8"?>
 <w:numbering xmlns:wpc="http://schemas.microsoft.com/office/word/2010/wordprocessingCanvas" xmlns:cx="http://schemas.microsoft.com/office/drawing/2014/chartex" xmlns:cx1="http://schemas.microsoft.com/office/drawing/2015/9/8/chartex" xmlns:cx2="http://schemas.microsoft.com/office/drawing/2015/10/21/chartex" xmlns:cx3="http://schemas.microsoft.com/office/drawing/2016/5/9/chartex" xmlns:cx4="http://schemas.microsoft.com/office/drawing/2016/5/10/chartex" xmlns:cx5="http://schemas.microsoft.com/office/drawing/2016/5/11/chartex" xmlns:cx6="http://schemas.microsoft.com/office/drawing/2016/5/12/chartex" xmlns:cx7="http://schemas.microsoft.com/office/drawing/2016/5/13/chartex" xmlns:cx8="http://schemas.microsoft.com/office/drawing/2016/5/14/chartex" xmlns:mc="http://schemas.openxmlformats.org/markup-compatibility/2006" xmlns:aink="http://schemas.microsoft.com/office/drawing/2016/ink" xmlns:am3d="http://schemas.microsoft.com/office/drawing/2017/model3d" xmlns:o="urn:schemas-microsoft-com:office:office" xmlns:oel="http://schemas.microsoft.com/office/2019/extlst" xmlns:r="http://schemas.openxmlformats.org/officeDocument/2006/relationships" xmlns:m="http://schemas.openxmlformats.org/officeDocument/2006/math" xmlns:v="urn:schemas-microsoft-com:vml" xmlns:wp14="http://schemas.microsoft.com/office/word/2010/wordprocessingDrawing" xmlns:wp="http://schemas.openxmlformats.org/drawingml/2006/wordprocessingDrawing" xmlns:w10="urn:schemas-microsoft-com:office:word" xmlns:w="http://schemas.openxmlformats.org/wordprocessingml/2006/main" xmlns:w14="http://schemas.microsoft.com/office/word/2010/wordml" xmlns:w15="http://schemas.microsoft.com/office/word/2012/wordml" xmlns:w16cei="http://schemas.microsoft.com/office/word/2026/wordml/cei" xmlns:w16cex="http://schemas.microsoft.com/office/word/2018/wordml/cex" xmlns:w16cid="http://schemas.microsoft.com/office/word/2016/wordml/cid" xmlns:w16="http://schemas.microsoft.com/office/word/2018/wordml" xmlns:w16du="http://schemas.microsoft.com/office/word/2023/wordml/word16du" xmlns:w16sdtdh="http://schemas.microsoft.com/office/word/2020/wordml/sdtdatahash" xmlns:w16sdtfl="http://schemas.microsoft.com/office/word/2024/wordml/sdtformatlock" xmlns:w16se="http://schemas.microsoft.com/office/word/2015/wordml/symex" xmlns:wpg="http://schemas.microsoft.com/office/word/2010/wordprocessingGroup" xmlns:wpi="http://schemas.microsoft.com/office/word/2010/wordprocessingInk" xmlns:wne="http://schemas.microsoft.com/office/word/2006/wordml" xmlns:wps="http://schemas.microsoft.com/office/word/2010/wordprocessingShape" mc:Ignorable="w14 w15 w16se w16cid w16 w16cex w16sdtdh w16sdtfl w16du wp14">
   <w:abstractNum w:abstractNumId="0" w15:restartNumberingAfterBreak="0">
-    <w:nsid w:val="00AF7983"/>
+    <w:nsid w:val="0DCC7788"/>
     <w:multiLevelType w:val="singleLevel"/>
     <w:tmpl w:val="04160001"/>
     <w:lvl w:ilvl="0">
@@ -3133,7 +3315,7 @@
     </w:lvl>
   </w:abstractNum>
   <w:abstractNum w:abstractNumId="1" w15:restartNumberingAfterBreak="0">
-    <w:nsid w:val="0757325E"/>
+    <w:nsid w:val="12882BF9"/>
     <w:multiLevelType w:val="singleLevel"/>
     <w:tmpl w:val="04160001"/>
     <w:lvl w:ilvl="0">
@@ -3150,7 +3332,7 @@
     </w:lvl>
   </w:abstractNum>
   <w:abstractNum w:abstractNumId="2" w15:restartNumberingAfterBreak="0">
-    <w:nsid w:val="23BA49E3"/>
+    <w:nsid w:val="2152024C"/>
     <w:multiLevelType w:val="singleLevel"/>
     <w:tmpl w:val="04160001"/>
     <w:lvl w:ilvl="0">
@@ -3167,7 +3349,7 @@
     </w:lvl>
   </w:abstractNum>
   <w:abstractNum w:abstractNumId="3" w15:restartNumberingAfterBreak="0">
-    <w:nsid w:val="2A7B6B40"/>
+    <w:nsid w:val="2A007663"/>
     <w:multiLevelType w:val="singleLevel"/>
     <w:tmpl w:val="04160001"/>
     <w:lvl w:ilvl="0">
@@ -3184,7 +3366,7 @@
     </w:lvl>
   </w:abstractNum>
   <w:abstractNum w:abstractNumId="4" w15:restartNumberingAfterBreak="0">
-    <w:nsid w:val="2AF93E73"/>
+    <w:nsid w:val="2AC91890"/>
     <w:multiLevelType w:val="singleLevel"/>
     <w:tmpl w:val="04160001"/>
     <w:lvl w:ilvl="0">
@@ -3201,7 +3383,7 @@
     </w:lvl>
   </w:abstractNum>
   <w:abstractNum w:abstractNumId="5" w15:restartNumberingAfterBreak="0">
-    <w:nsid w:val="38FE19A7"/>
+    <w:nsid w:val="30252DE8"/>
     <w:multiLevelType w:val="singleLevel"/>
     <w:tmpl w:val="04160001"/>
     <w:lvl w:ilvl="0">
@@ -3218,7 +3400,7 @@
     </w:lvl>
   </w:abstractNum>
   <w:abstractNum w:abstractNumId="6" w15:restartNumberingAfterBreak="0">
-    <w:nsid w:val="47083234"/>
+    <w:nsid w:val="385556BD"/>
     <w:multiLevelType w:val="singleLevel"/>
     <w:tmpl w:val="04160001"/>
     <w:lvl w:ilvl="0">
@@ -3235,7 +3417,7 @@
     </w:lvl>
   </w:abstractNum>
   <w:abstractNum w:abstractNumId="7" w15:restartNumberingAfterBreak="0">
-    <w:nsid w:val="481756DB"/>
+    <w:nsid w:val="5C3828D4"/>
     <w:multiLevelType w:val="singleLevel"/>
     <w:tmpl w:val="04160001"/>
     <w:lvl w:ilvl="0">
@@ -3252,7 +3434,7 @@
     </w:lvl>
   </w:abstractNum>
   <w:abstractNum w:abstractNumId="8" w15:restartNumberingAfterBreak="0">
-    <w:nsid w:val="52AB23A1"/>
+    <w:nsid w:val="6DDA09B3"/>
     <w:multiLevelType w:val="singleLevel"/>
     <w:tmpl w:val="04160001"/>
     <w:lvl w:ilvl="0">
@@ -3269,7 +3451,7 @@
     </w:lvl>
   </w:abstractNum>
   <w:abstractNum w:abstractNumId="9" w15:restartNumberingAfterBreak="0">
-    <w:nsid w:val="5A54098D"/>
+    <w:nsid w:val="6E753E14"/>
     <w:multiLevelType w:val="singleLevel"/>
     <w:tmpl w:val="04160001"/>
     <w:lvl w:ilvl="0">
@@ -3286,7 +3468,7 @@
     </w:lvl>
   </w:abstractNum>
   <w:abstractNum w:abstractNumId="10" w15:restartNumberingAfterBreak="0">
-    <w:nsid w:val="64F563C0"/>
+    <w:nsid w:val="718126C1"/>
     <w:multiLevelType w:val="singleLevel"/>
     <w:tmpl w:val="04160001"/>
     <w:lvl w:ilvl="0">
@@ -3302,38 +3484,38 @@
       </w:rPr>
     </w:lvl>
   </w:abstractNum>
-  <w:num w:numId="1" w16cid:durableId="1426270628">
+  <w:num w:numId="1" w16cid:durableId="1945185542">
+    <w:abstractNumId w:val="8"/>
+  </w:num>
+  <w:num w:numId="2" w16cid:durableId="41485392">
+    <w:abstractNumId w:val="4"/>
+  </w:num>
+  <w:num w:numId="3" w16cid:durableId="602153018">
+    <w:abstractNumId w:val="1"/>
+  </w:num>
+  <w:num w:numId="4" w16cid:durableId="1592466210">
+    <w:abstractNumId w:val="5"/>
+  </w:num>
+  <w:num w:numId="5" w16cid:durableId="1521891669">
     <w:abstractNumId w:val="2"/>
   </w:num>
-  <w:num w:numId="2" w16cid:durableId="1928223476">
-    <w:abstractNumId w:val="1"/>
+  <w:num w:numId="6" w16cid:durableId="803035854">
+    <w:abstractNumId w:val="7"/>
   </w:num>
-  <w:num w:numId="3" w16cid:durableId="1811677708">
-    <w:abstractNumId w:val="4"/>
+  <w:num w:numId="7" w16cid:durableId="723992089">
+    <w:abstractNumId w:val="0"/>
   </w:num>
-  <w:num w:numId="4" w16cid:durableId="948119856">
+  <w:num w:numId="8" w16cid:durableId="369304689">
+    <w:abstractNumId w:val="3"/>
+  </w:num>
+  <w:num w:numId="9" w16cid:durableId="1966766727">
+    <w:abstractNumId w:val="10"/>
+  </w:num>
+  <w:num w:numId="10" w16cid:durableId="510728895">
     <w:abstractNumId w:val="6"/>
   </w:num>
-  <w:num w:numId="5" w16cid:durableId="1455364286">
+  <w:num w:numId="11" w16cid:durableId="186719883">
     <w:abstractNumId w:val="9"/>
-  </w:num>
-  <w:num w:numId="6" w16cid:durableId="1934362597">
-    <w:abstractNumId w:val="0"/>
-  </w:num>
-  <w:num w:numId="7" w16cid:durableId="1925606475">
-    <w:abstractNumId w:val="8"/>
-  </w:num>
-  <w:num w:numId="8" w16cid:durableId="721059315">
-    <w:abstractNumId w:val="5"/>
-  </w:num>
-  <w:num w:numId="9" w16cid:durableId="1163081205">
-    <w:abstractNumId w:val="3"/>
-  </w:num>
-  <w:num w:numId="10" w16cid:durableId="198779974">
-    <w:abstractNumId w:val="7"/>
-  </w:num>
-  <w:num w:numId="11" w16cid:durableId="1146705447">
-    <w:abstractNumId w:val="10"/>
   </w:num>
 </w:numbering>
 </file>
@@ -3746,7 +3928,7 @@
     <w:link w:val="Ttulo1Char"/>
     <w:uiPriority w:val="9"/>
     <w:qFormat/>
-    <w:rsid w:val="00DB7163"/>
+    <w:rsid w:val="00035F2A"/>
     <w:pPr>
       <w:keepNext/>
       <w:keepLines/>
@@ -3769,7 +3951,7 @@
     <w:semiHidden/>
     <w:unhideWhenUsed/>
     <w:qFormat/>
-    <w:rsid w:val="00DB7163"/>
+    <w:rsid w:val="00035F2A"/>
     <w:pPr>
       <w:keepNext/>
       <w:keepLines/>
@@ -3792,7 +3974,7 @@
     <w:semiHidden/>
     <w:unhideWhenUsed/>
     <w:qFormat/>
-    <w:rsid w:val="00DB7163"/>
+    <w:rsid w:val="00035F2A"/>
     <w:pPr>
       <w:keepNext/>
       <w:keepLines/>
@@ -3815,7 +3997,7 @@
     <w:semiHidden/>
     <w:unhideWhenUsed/>
     <w:qFormat/>
-    <w:rsid w:val="00DB7163"/>
+    <w:rsid w:val="00035F2A"/>
     <w:pPr>
       <w:keepNext/>
       <w:keepLines/>
@@ -3838,7 +4020,7 @@
     <w:semiHidden/>
     <w:unhideWhenUsed/>
     <w:qFormat/>
-    <w:rsid w:val="00DB7163"/>
+    <w:rsid w:val="00035F2A"/>
     <w:pPr>
       <w:keepNext/>
       <w:keepLines/>
@@ -3859,7 +4041,7 @@
     <w:semiHidden/>
     <w:unhideWhenUsed/>
     <w:qFormat/>
-    <w:rsid w:val="00DB7163"/>
+    <w:rsid w:val="00035F2A"/>
     <w:pPr>
       <w:keepNext/>
       <w:keepLines/>
@@ -3882,7 +4064,7 @@
     <w:semiHidden/>
     <w:unhideWhenUsed/>
     <w:qFormat/>
-    <w:rsid w:val="00DB7163"/>
+    <w:rsid w:val="00035F2A"/>
     <w:pPr>
       <w:keepNext/>
       <w:keepLines/>
@@ -3903,7 +4085,7 @@
     <w:semiHidden/>
     <w:unhideWhenUsed/>
     <w:qFormat/>
-    <w:rsid w:val="00DB7163"/>
+    <w:rsid w:val="00035F2A"/>
     <w:pPr>
       <w:keepNext/>
       <w:keepLines/>
@@ -3926,7 +4108,7 @@
     <w:semiHidden/>
     <w:unhideWhenUsed/>
     <w:qFormat/>
-    <w:rsid w:val="00DB7163"/>
+    <w:rsid w:val="00035F2A"/>
     <w:pPr>
       <w:keepNext/>
       <w:keepLines/>
@@ -3970,7 +4152,7 @@
     <w:basedOn w:val="Fontepargpadro"/>
     <w:link w:val="Ttulo1"/>
     <w:uiPriority w:val="9"/>
-    <w:rsid w:val="00DB7163"/>
+    <w:rsid w:val="00035F2A"/>
     <w:rPr>
       <w:rFonts w:asciiTheme="majorHAnsi" w:eastAsiaTheme="majorEastAsia" w:hAnsiTheme="majorHAnsi" w:cstheme="majorBidi"/>
       <w:color w:val="0F4761" w:themeColor="accent1" w:themeShade="BF"/>
@@ -3984,7 +4166,7 @@
     <w:link w:val="Ttulo2"/>
     <w:uiPriority w:val="9"/>
     <w:semiHidden/>
-    <w:rsid w:val="00DB7163"/>
+    <w:rsid w:val="00035F2A"/>
     <w:rPr>
       <w:rFonts w:asciiTheme="majorHAnsi" w:eastAsiaTheme="majorEastAsia" w:hAnsiTheme="majorHAnsi" w:cstheme="majorBidi"/>
       <w:color w:val="0F4761" w:themeColor="accent1" w:themeShade="BF"/>
@@ -3998,7 +4180,7 @@
     <w:link w:val="Ttulo3"/>
     <w:uiPriority w:val="9"/>
     <w:semiHidden/>
-    <w:rsid w:val="00DB7163"/>
+    <w:rsid w:val="00035F2A"/>
     <w:rPr>
       <w:rFonts w:eastAsiaTheme="majorEastAsia" w:cstheme="majorBidi"/>
       <w:color w:val="0F4761" w:themeColor="accent1" w:themeShade="BF"/>
@@ -4012,7 +4194,7 @@
     <w:link w:val="Ttulo4"/>
     <w:uiPriority w:val="9"/>
     <w:semiHidden/>
-    <w:rsid w:val="00DB7163"/>
+    <w:rsid w:val="00035F2A"/>
     <w:rPr>
       <w:rFonts w:eastAsiaTheme="majorEastAsia" w:cstheme="majorBidi"/>
       <w:i/>
@@ -4026,7 +4208,7 @@
     <w:link w:val="Ttulo5"/>
     <w:uiPriority w:val="9"/>
     <w:semiHidden/>
-    <w:rsid w:val="00DB7163"/>
+    <w:rsid w:val="00035F2A"/>
     <w:rPr>
       <w:rFonts w:eastAsiaTheme="majorEastAsia" w:cstheme="majorBidi"/>
       <w:color w:val="0F4761" w:themeColor="accent1" w:themeShade="BF"/>
@@ -4038,7 +4220,7 @@
     <w:link w:val="Ttulo6"/>
     <w:uiPriority w:val="9"/>
     <w:semiHidden/>
-    <w:rsid w:val="00DB7163"/>
+    <w:rsid w:val="00035F2A"/>
     <w:rPr>
       <w:rFonts w:eastAsiaTheme="majorEastAsia" w:cstheme="majorBidi"/>
       <w:i/>
@@ -4052,7 +4234,7 @@
     <w:link w:val="Ttulo7"/>
     <w:uiPriority w:val="9"/>
     <w:semiHidden/>
-    <w:rsid w:val="00DB7163"/>
+    <w:rsid w:val="00035F2A"/>
     <w:rPr>
       <w:rFonts w:eastAsiaTheme="majorEastAsia" w:cstheme="majorBidi"/>
       <w:color w:val="595959" w:themeColor="text1" w:themeTint="A6"/>
@@ -4064,7 +4246,7 @@
     <w:link w:val="Ttulo8"/>
     <w:uiPriority w:val="9"/>
     <w:semiHidden/>
-    <w:rsid w:val="00DB7163"/>
+    <w:rsid w:val="00035F2A"/>
     <w:rPr>
       <w:rFonts w:eastAsiaTheme="majorEastAsia" w:cstheme="majorBidi"/>
       <w:i/>
@@ -4078,7 +4260,7 @@
     <w:link w:val="Ttulo9"/>
     <w:uiPriority w:val="9"/>
     <w:semiHidden/>
-    <w:rsid w:val="00DB7163"/>
+    <w:rsid w:val="00035F2A"/>
     <w:rPr>
       <w:rFonts w:eastAsiaTheme="majorEastAsia" w:cstheme="majorBidi"/>
       <w:color w:val="272727" w:themeColor="text1" w:themeTint="D8"/>
@@ -4091,7 +4273,7 @@
     <w:link w:val="TtuloChar"/>
     <w:uiPriority w:val="10"/>
     <w:qFormat/>
-    <w:rsid w:val="00DB7163"/>
+    <w:rsid w:val="00035F2A"/>
     <w:pPr>
       <w:spacing w:after="80" w:line="240" w:lineRule="auto"/>
       <w:contextualSpacing/>
@@ -4109,7 +4291,7 @@
     <w:basedOn w:val="Fontepargpadro"/>
     <w:link w:val="Ttulo"/>
     <w:uiPriority w:val="10"/>
-    <w:rsid w:val="00DB7163"/>
+    <w:rsid w:val="00035F2A"/>
     <w:rPr>
       <w:rFonts w:asciiTheme="majorHAnsi" w:eastAsiaTheme="majorEastAsia" w:hAnsiTheme="majorHAnsi" w:cstheme="majorBidi"/>
       <w:spacing w:val="-10"/>
@@ -4125,7 +4307,7 @@
     <w:link w:val="SubttuloChar"/>
     <w:uiPriority w:val="11"/>
     <w:qFormat/>
-    <w:rsid w:val="00DB7163"/>
+    <w:rsid w:val="00035F2A"/>
     <w:pPr>
       <w:numPr>
         <w:ilvl w:val="1"/>
@@ -4144,7 +4326,7 @@
     <w:basedOn w:val="Fontepargpadro"/>
     <w:link w:val="Subttulo"/>
     <w:uiPriority w:val="11"/>
-    <w:rsid w:val="00DB7163"/>
+    <w:rsid w:val="00035F2A"/>
     <w:rPr>
       <w:rFonts w:eastAsiaTheme="majorEastAsia" w:cstheme="majorBidi"/>
       <w:color w:val="595959" w:themeColor="text1" w:themeTint="A6"/>
@@ -4160,7 +4342,7 @@
     <w:link w:val="CitaoChar"/>
     <w:uiPriority w:val="29"/>
     <w:qFormat/>
-    <w:rsid w:val="00DB7163"/>
+    <w:rsid w:val="00035F2A"/>
     <w:pPr>
       <w:spacing w:before="160"/>
       <w:jc w:val="center"/>
@@ -4176,7 +4358,7 @@
     <w:basedOn w:val="Fontepargpadro"/>
     <w:link w:val="Citao"/>
     <w:uiPriority w:val="29"/>
-    <w:rsid w:val="00DB7163"/>
+    <w:rsid w:val="00035F2A"/>
     <w:rPr>
       <w:i/>
       <w:iCs/>
@@ -4188,7 +4370,7 @@
     <w:basedOn w:val="Normal"/>
     <w:uiPriority w:val="34"/>
     <w:qFormat/>
-    <w:rsid w:val="00DB7163"/>
+    <w:rsid w:val="00035F2A"/>
     <w:pPr>
       <w:ind w:left="720"/>
       <w:contextualSpacing/>
@@ -4199,7 +4381,7 @@
     <w:basedOn w:val="Fontepargpadro"/>
     <w:uiPriority w:val="21"/>
     <w:qFormat/>
-    <w:rsid w:val="00DB7163"/>
+    <w:rsid w:val="00035F2A"/>
     <w:rPr>
       <w:i/>
       <w:iCs/>
@@ -4213,7 +4395,7 @@
     <w:link w:val="CitaoIntensaChar"/>
     <w:uiPriority w:val="30"/>
     <w:qFormat/>
-    <w:rsid w:val="00DB7163"/>
+    <w:rsid w:val="00035F2A"/>
     <w:pPr>
       <w:pBdr>
         <w:top w:val="single" w:sz="4" w:space="10" w:color="0F4761" w:themeColor="accent1" w:themeShade="BF"/>
@@ -4234,7 +4416,7 @@
     <w:basedOn w:val="Fontepargpadro"/>
     <w:link w:val="CitaoIntensa"/>
     <w:uiPriority w:val="30"/>
-    <w:rsid w:val="00DB7163"/>
+    <w:rsid w:val="00035F2A"/>
     <w:rPr>
       <w:i/>
       <w:iCs/>
@@ -4246,7 +4428,7 @@
     <w:basedOn w:val="Fontepargpadro"/>
     <w:uiPriority w:val="32"/>
     <w:qFormat/>
-    <w:rsid w:val="00DB7163"/>
+    <w:rsid w:val="00035F2A"/>
     <w:rPr>
       <w:b/>
       <w:bCs/>

--- a/Regras de Acesso e Permissoes - Sistema UNIALFA.docx
+++ b/Regras de Acesso e Permissoes - Sistema UNIALFA.docx
@@ -962,6 +962,28 @@
     </w:p>
     <w:p>
       <w:pPr>
+        <w:pStyle w:val="PargrafodaLista"/>
+        <w:numPr>
+          <w:ilvl w:val="0"/>
+          <w:numId w:val="6"/>
+        </w:numPr>
+        <w:spacing w:before="240" w:after="80" w:line="260" w:lineRule="auto"/>
+        <w:ind w:left="700"/>
+        <w:rPr>
+          <w:color w:val="1A1A1A"/>
+          <w:sz w:val="22"/>
+        </w:rPr>
+      </w:pPr>
+      <w:r>
+        <w:rPr>
+          <w:color w:val="1A1A1A"/>
+          <w:sz w:val="22"/>
+        </w:rPr>
+        <w:t>Pre-cadastrar uma pessoa que ainda nao fez login, informando nome, telefone, e-mail e papel (ver 3.2).</w:t>
+      </w:r>
+    </w:p>
+    <w:p>
+      <w:pPr>
         <w:spacing w:before="240" w:line="280" w:lineRule="auto"/>
         <w:rPr>
           <w:color w:val="1A1A1A"/>
@@ -974,49 +996,6 @@
           <w:sz w:val="22"/>
         </w:rPr>
         <w:t>Importante: um Admin sempre e considerado "membro" de qualquer equipe de projeto automaticamente - nao precisa ser adicionado manualmente para poder editar registros vinculados a um projeto (ver secao 5).</w:t>
-      </w:r>
-    </w:p>
-    <w:p>
-      <w:pPr>
-        <w:spacing w:before="120" w:after="200" w:line="280" w:lineRule="auto"/>
-        <w:rPr>
-          <w:color w:val="1A1A1A"/>
-          <w:sz w:val="22"/>
-        </w:rPr>
-      </w:pPr>
-    </w:p>
-    <w:p>
-      <w:pPr>
-        <w:spacing w:before="360" w:line="280" w:lineRule="auto"/>
-        <w:rPr>
-          <w:b/>
-          <w:color w:val="1A1A1A"/>
-          <w:sz w:val="32"/>
-        </w:rPr>
-      </w:pPr>
-      <w:r>
-        <w:rPr>
-          <w:b/>
-          <w:color w:val="1A1A1A"/>
-          <w:sz w:val="32"/>
-        </w:rPr>
-        <w:t>4. Gates de aprovacao</w:t>
-      </w:r>
-    </w:p>
-    <w:p>
-      <w:pPr>
-        <w:spacing w:before="360" w:line="280" w:lineRule="auto"/>
-        <w:rPr>
-          <w:color w:val="1A1A1A"/>
-          <w:sz w:val="22"/>
-        </w:rPr>
-      </w:pPr>
-      <w:r>
-        <w:rPr>
-          <w:color w:val="1A1A1A"/>
-          <w:sz w:val="22"/>
-        </w:rPr>
-        <w:t>O sistema tem dois pontos de decisao formal (gates) no ciclo de vida de um projeto, ambos aparecendo no fluxo de diretrizes da pagina inicial:</w:t>
       </w:r>
     </w:p>
     <w:p>
@@ -1034,7 +1013,7 @@
           <w:color w:val="B91D2E"/>
           <w:sz w:val="26"/>
         </w:rPr>
-        <w:t>4.1 Gate 1 - Triagem</w:t>
+        <w:t>3.2 Pre-cadastro de usuario (antes do primeiro login)</w:t>
       </w:r>
     </w:p>
     <w:p>
@@ -1050,7 +1029,7 @@
           <w:color w:val="1A1A1A"/>
           <w:sz w:val="22"/>
         </w:rPr>
-        <w:t>Ocorre logo apos o registro da demanda (D01.4/D01.5). Decide se a demanda entra ou nao no portfolio de projetos.</w:t>
+        <w:t>Normalmente uma pessoa so aparece na aba "Usuarios" da Administracao depois de fazer login pela primeira vez (o perfil e criado automaticamente, com papel "Solicitante"). O pre-cadastro permite ao Admin adiantar esse processo:</w:t>
       </w:r>
     </w:p>
     <w:p>
@@ -1072,8 +1051,7 @@
           <w:color w:val="1A1A1A"/>
           <w:sz w:val="22"/>
         </w:rPr>
-        <w:lastRenderedPageBreak/>
-        <w:t>Quem decide: Admin (atuando como Gestor Responsavel no sistema).</w:t>
+        <w:t>Na aba Usuarios, o Admin preenche nome, telefone (opcional), e-mail e papel e clica em "+ Adicionar usuario".</w:t>
       </w:r>
     </w:p>
     <w:p>
@@ -1095,12 +1073,116 @@
           <w:color w:val="1A1A1A"/>
           <w:sz w:val="22"/>
         </w:rPr>
-        <w:t>Onde: no status da Solicitacao de Demanda - so o Admin consegue alterar o campo de status; qualquer outro papel ve o campo travado, com um aviso explicando que so o PMO/Admin pode aprovar ou reprovar.</w:t>
-      </w:r>
-    </w:p>
-    <w:p>
-      <w:pPr>
-        <w:spacing w:before="240" w:after="120" w:line="260" w:lineRule="auto"/>
+        <w:t>A pessoa aparece na lista com o selo "Pendente - 1o login", com nome/telefone/papel ja editaveis pelo Admin mesmo antes de ela logar.</w:t>
+      </w:r>
+    </w:p>
+    <w:p>
+      <w:pPr>
+        <w:pStyle w:val="PargrafodaLista"/>
+        <w:numPr>
+          <w:ilvl w:val="0"/>
+          <w:numId w:val="7"/>
+        </w:numPr>
+        <w:spacing w:before="240" w:after="80" w:line="260" w:lineRule="auto"/>
+        <w:ind w:left="700"/>
+        <w:rPr>
+          <w:color w:val="1A1A1A"/>
+          <w:sz w:val="22"/>
+        </w:rPr>
+      </w:pPr>
+      <w:r>
+        <w:rPr>
+          <w:color w:val="1A1A1A"/>
+          <w:sz w:val="22"/>
+        </w:rPr>
+        <w:lastRenderedPageBreak/>
+        <w:t>Quando essa pessoa faz o primeiro login (link magico ou Microsoft), o sistema aplica automaticamente o nome, telefone e papel definidos no pre-cadastro ao perfil recem-criado, e o pre-cadastro pendente e removido.</w:t>
+      </w:r>
+    </w:p>
+    <w:p>
+      <w:pPr>
+        <w:pStyle w:val="PargrafodaLista"/>
+        <w:numPr>
+          <w:ilvl w:val="0"/>
+          <w:numId w:val="7"/>
+        </w:numPr>
+        <w:spacing w:before="240" w:after="80" w:line="260" w:lineRule="auto"/>
+        <w:ind w:left="700"/>
+        <w:rPr>
+          <w:color w:val="1A1A1A"/>
+          <w:sz w:val="22"/>
+        </w:rPr>
+      </w:pPr>
+      <w:r>
+        <w:rPr>
+          <w:color w:val="1A1A1A"/>
+          <w:sz w:val="22"/>
+        </w:rPr>
+        <w:t>Se o Admin nao quiser mais aguardar aquele pre-cadastro, pode remove-lo a qualquer momento pelo botao "Remover" - a pessoa continua podendo logar normalmente depois, so que sem os dados pre-preenchidos (entra como "Solicitante", papel padrao).</w:t>
+      </w:r>
+    </w:p>
+    <w:p>
+      <w:pPr>
+        <w:spacing w:before="240" w:line="280" w:lineRule="auto"/>
+        <w:rPr>
+          <w:color w:val="1A1A1A"/>
+          <w:sz w:val="22"/>
+        </w:rPr>
+      </w:pPr>
+      <w:r>
+        <w:rPr>
+          <w:color w:val="1A1A1A"/>
+          <w:sz w:val="22"/>
+        </w:rPr>
+        <w:t>Controle de acesso ao pre-cadastro (Row Level Security no Supabase, tabela perfis_pendentes): somente Admin pode criar, editar ou alterar o papel de um pre-cadastro. A propria pessoa so enxerga e pode remover o pre-cadastro que corresponde ao seu proprio e-mail - e exatamente essa permissao restrita que permite o autopreenchimento no momento do primeiro login, sem abrir a tabela para qualquer usuario autenticado.</w:t>
+      </w:r>
+    </w:p>
+    <w:p>
+      <w:pPr>
+        <w:spacing w:before="120" w:after="200" w:line="280" w:lineRule="auto"/>
+        <w:rPr>
+          <w:color w:val="1A1A1A"/>
+          <w:sz w:val="22"/>
+        </w:rPr>
+      </w:pPr>
+    </w:p>
+    <w:p>
+      <w:pPr>
+        <w:spacing w:before="360" w:line="280" w:lineRule="auto"/>
+        <w:rPr>
+          <w:b/>
+          <w:color w:val="1A1A1A"/>
+          <w:sz w:val="32"/>
+        </w:rPr>
+      </w:pPr>
+      <w:r>
+        <w:rPr>
+          <w:b/>
+          <w:color w:val="1A1A1A"/>
+          <w:sz w:val="32"/>
+        </w:rPr>
+        <w:t>4. Gates de aprovacao</w:t>
+      </w:r>
+    </w:p>
+    <w:p>
+      <w:pPr>
+        <w:spacing w:before="360" w:line="280" w:lineRule="auto"/>
+        <w:rPr>
+          <w:color w:val="1A1A1A"/>
+          <w:sz w:val="22"/>
+        </w:rPr>
+      </w:pPr>
+      <w:r>
+        <w:rPr>
+          <w:color w:val="1A1A1A"/>
+          <w:sz w:val="22"/>
+        </w:rPr>
+        <w:t>O sistema tem dois pontos de decisao formal (gates) no ciclo de vida de um projeto, ambos aparecendo no fluxo de diretrizes da pagina inicial:</w:t>
+      </w:r>
+    </w:p>
+    <w:p>
+      <w:pPr>
+        <w:spacing w:before="240" w:after="120" w:line="280" w:lineRule="auto"/>
         <w:rPr>
           <w:b/>
           <w:color w:val="B91D2E"/>
@@ -1113,7 +1195,7 @@
           <w:color w:val="B91D2E"/>
           <w:sz w:val="26"/>
         </w:rPr>
-        <w:t>4.2 Gate 2 - Pactuacao</w:t>
+        <w:t>4.1 Gate 1 - Triagem</w:t>
       </w:r>
     </w:p>
     <w:p>
@@ -1129,7 +1211,7 @@
           <w:color w:val="1A1A1A"/>
           <w:sz w:val="22"/>
         </w:rPr>
-        <w:t>Ocorre ao final do Planejamento (D02), antes do inicio da Execucao (D03). E o gate mais critico: autoriza formalmente o inicio da execucao do projeto.</w:t>
+        <w:t>Ocorre logo apos o registro da demanda (D01.4/D01.5). Decide se a demanda entra ou nao no portfolio de projetos.</w:t>
       </w:r>
     </w:p>
     <w:p>
@@ -1151,7 +1233,7 @@
           <w:color w:val="1A1A1A"/>
           <w:sz w:val="22"/>
         </w:rPr>
-        <w:t>Quem decide: Dono do Negocio, perante a Alta Gestao.</w:t>
+        <w:t>Quem decide: Admin (atuando como Gestor Responsavel no sistema).</w:t>
       </w:r>
     </w:p>
     <w:p>
@@ -1173,99 +1255,12 @@
           <w:color w:val="1A1A1A"/>
           <w:sz w:val="22"/>
         </w:rPr>
-        <w:t>Onde: no Relatorio de Entregas e Beneficios (FORALF12), aba Editar dados - campo Status (Pendente de pactuacao / Pactuado). So o Admin consegue alterar esse campo; qualquer outro papel ve o controle travado, com um aviso explicando que so o PMO/Admin pode pactuar.</w:t>
-      </w:r>
-    </w:p>
-    <w:p>
-      <w:pPr>
-        <w:pStyle w:val="PargrafodaLista"/>
-        <w:numPr>
-          <w:ilvl w:val="0"/>
-          <w:numId w:val="8"/>
-        </w:numPr>
-        <w:spacing w:before="240" w:after="80" w:line="260" w:lineRule="auto"/>
-        <w:ind w:left="700"/>
-        <w:rPr>
-          <w:color w:val="1A1A1A"/>
-          <w:sz w:val="22"/>
-        </w:rPr>
-      </w:pPr>
-      <w:r>
-        <w:rPr>
-          <w:color w:val="1A1A1A"/>
-          <w:sz w:val="22"/>
-        </w:rPr>
-        <w:t>Ao marcar "Pactuado", o sistema preenche automaticamente a Data de pactuacao (hoje) e o Aprovador (nome de quem esta logado), ambos editaveis pelo Admin.</w:t>
-      </w:r>
-    </w:p>
-    <w:p>
-      <w:pPr>
-        <w:pStyle w:val="PargrafodaLista"/>
-        <w:numPr>
-          <w:ilvl w:val="0"/>
-          <w:numId w:val="8"/>
-        </w:numPr>
-        <w:spacing w:before="240" w:after="80" w:line="260" w:lineRule="auto"/>
-        <w:ind w:left="700"/>
-        <w:rPr>
-          <w:color w:val="1A1A1A"/>
-          <w:sz w:val="22"/>
-        </w:rPr>
-      </w:pPr>
-      <w:r>
-        <w:rPr>
-          <w:color w:val="1A1A1A"/>
-          <w:sz w:val="22"/>
-        </w:rPr>
-        <w:t>Enquanto o status estiver "Pactuado", todos os demais campos do relatorio (ficha do programa, indicadores, projetos vinculados) ficam bloqueados para edicao - inclusive para o Admin - ate que o Gate 2 seja reaberto (status voltar para "Pendente de pactuacao").</w:t>
-      </w:r>
-    </w:p>
-    <w:p>
-      <w:pPr>
-        <w:spacing w:before="120" w:after="200" w:line="260" w:lineRule="auto"/>
-        <w:rPr>
-          <w:color w:val="1A1A1A"/>
-          <w:sz w:val="22"/>
-        </w:rPr>
-      </w:pPr>
-    </w:p>
-    <w:p>
-      <w:pPr>
-        <w:spacing w:before="360" w:line="260" w:lineRule="auto"/>
-        <w:rPr>
-          <w:b/>
-          <w:color w:val="1A1A1A"/>
-          <w:sz w:val="32"/>
-        </w:rPr>
-      </w:pPr>
-      <w:r>
-        <w:rPr>
-          <w:b/>
-          <w:color w:val="1A1A1A"/>
-          <w:sz w:val="32"/>
-        </w:rPr>
-        <w:t>5. Restricao por equipe do projeto</w:t>
-      </w:r>
-    </w:p>
-    <w:p>
-      <w:pPr>
-        <w:spacing w:before="360" w:line="280" w:lineRule="auto"/>
-        <w:rPr>
-          <w:color w:val="1A1A1A"/>
-          <w:sz w:val="22"/>
-        </w:rPr>
-      </w:pPr>
-      <w:r>
-        <w:rPr>
-          <w:color w:val="1A1A1A"/>
-          <w:sz w:val="22"/>
-        </w:rPr>
-        <w:t>Varios formularios exigem vincular o registro a um "Projeto vinculado" (um projeto ja Aprovado no Gate 1). Nesses formularios, apenas quem faz parte da equipe daquele projeto especifico - ou um Admin - pode criar ou editar um registro vinculado a ele.</w:t>
-      </w:r>
-    </w:p>
-    <w:p>
-      <w:pPr>
-        <w:spacing w:before="240" w:after="120" w:line="280" w:lineRule="auto"/>
+        <w:t>Onde: no status da Solicitacao de Demanda - so o Admin consegue alterar o campo de status; qualquer outro papel ve o campo travado, com um aviso explicando que so o PMO/Admin pode aprovar ou reprovar.</w:t>
+      </w:r>
+    </w:p>
+    <w:p>
+      <w:pPr>
+        <w:spacing w:before="240" w:after="120" w:line="260" w:lineRule="auto"/>
         <w:rPr>
           <w:b/>
           <w:color w:val="B91D2E"/>
@@ -1278,7 +1273,7 @@
           <w:color w:val="B91D2E"/>
           <w:sz w:val="26"/>
         </w:rPr>
-        <w:t>5.1 Formularios com essa restricao</w:t>
+        <w:t>4.2 Gate 2 - Pactuacao</w:t>
       </w:r>
     </w:p>
     <w:p>
@@ -1294,7 +1289,7 @@
           <w:color w:val="1A1A1A"/>
           <w:sz w:val="22"/>
         </w:rPr>
-        <w:t>Aplicada nos 7 formularios que usam o conceito de "equipe por projeto":</w:t>
+        <w:t>Ocorre ao final do Planejamento (D02), antes do inicio da Execucao (D03). E o gate mais critico: autoriza formalmente o inicio da execucao do projeto.</w:t>
       </w:r>
     </w:p>
     <w:p>
@@ -1316,7 +1311,7 @@
           <w:color w:val="1A1A1A"/>
           <w:sz w:val="22"/>
         </w:rPr>
-        <w:t>Canvas de Projeto</w:t>
+        <w:t>Quem decide: Dono do Negocio, perante a Alta Gestao.</w:t>
       </w:r>
     </w:p>
     <w:p>
@@ -1338,7 +1333,7 @@
           <w:color w:val="1A1A1A"/>
           <w:sz w:val="22"/>
         </w:rPr>
-        <w:t>TAP - Termo de Abertura de Projeto</w:t>
+        <w:t>Onde: no Relatorio de Entregas e Beneficios (FORALF12), aba Editar dados - campo Status (Pendente de pactuacao / Pactuado). So o Admin consegue alterar esse campo; qualquer outro papel ve o controle travado, com um aviso explicando que so o PMO/Admin pode pactuar.</w:t>
       </w:r>
     </w:p>
     <w:p>
@@ -1360,7 +1355,7 @@
           <w:color w:val="1A1A1A"/>
           <w:sz w:val="22"/>
         </w:rPr>
-        <w:t>Planejamento e Desenvolvimento de Projeto</w:t>
+        <w:t>Ao marcar "Pactuado", o sistema preenche automaticamente a Data de pactuacao (hoje) e o Aprovador (nome de quem esta logado), ambos editaveis pelo Admin.</w:t>
       </w:r>
     </w:p>
     <w:p>
@@ -1382,78 +1377,63 @@
           <w:color w:val="1A1A1A"/>
           <w:sz w:val="22"/>
         </w:rPr>
-        <w:t>EAP - Estrutura Analitica de Projeto</w:t>
-      </w:r>
-    </w:p>
-    <w:p>
-      <w:pPr>
-        <w:pStyle w:val="PargrafodaLista"/>
-        <w:numPr>
-          <w:ilvl w:val="0"/>
-          <w:numId w:val="9"/>
-        </w:numPr>
-        <w:spacing w:before="240" w:after="80" w:line="260" w:lineRule="auto"/>
-        <w:ind w:left="700"/>
-        <w:rPr>
-          <w:color w:val="1A1A1A"/>
-          <w:sz w:val="22"/>
-        </w:rPr>
-      </w:pPr>
-      <w:r>
-        <w:rPr>
-          <w:color w:val="1A1A1A"/>
-          <w:sz w:val="22"/>
-        </w:rPr>
-        <w:t>SMP - Solicitacao de Mudanca de Projeto</w:t>
-      </w:r>
-    </w:p>
-    <w:p>
-      <w:pPr>
-        <w:pStyle w:val="PargrafodaLista"/>
-        <w:numPr>
-          <w:ilvl w:val="0"/>
-          <w:numId w:val="9"/>
-        </w:numPr>
-        <w:spacing w:before="240" w:after="80" w:line="260" w:lineRule="auto"/>
-        <w:ind w:left="700"/>
-        <w:rPr>
-          <w:color w:val="1A1A1A"/>
-          <w:sz w:val="22"/>
-        </w:rPr>
-      </w:pPr>
-      <w:r>
-        <w:rPr>
-          <w:color w:val="1A1A1A"/>
-          <w:sz w:val="22"/>
-        </w:rPr>
-        <w:t>TEP - Termo de Encerramento de Projeto</w:t>
-      </w:r>
-    </w:p>
-    <w:p>
-      <w:pPr>
-        <w:pStyle w:val="PargrafodaLista"/>
-        <w:numPr>
-          <w:ilvl w:val="0"/>
-          <w:numId w:val="9"/>
-        </w:numPr>
-        <w:spacing w:before="240" w:after="80" w:line="260" w:lineRule="auto"/>
-        <w:ind w:left="700"/>
-        <w:rPr>
-          <w:color w:val="1A1A1A"/>
-          <w:sz w:val="22"/>
-        </w:rPr>
-      </w:pPr>
-      <w:r>
-        <w:rPr>
-          <w:color w:val="1A1A1A"/>
-          <w:sz w:val="22"/>
-        </w:rPr>
-        <w:t>RLA - Registro de Licoes Aprendidas</w:t>
-      </w:r>
-    </w:p>
-    <w:p>
-      <w:pPr>
-        <w:spacing w:before="240" w:after="120" w:line="260" w:lineRule="auto"/>
+        <w:t xml:space="preserve">Enquanto o status estiver "Pactuado", todos os demais campos do relatorio (ficha do programa, indicadores, projetos vinculados) ficam bloqueados para edicao - </w:t>
+      </w:r>
+      <w:r>
+        <w:rPr>
+          <w:color w:val="1A1A1A"/>
+          <w:sz w:val="22"/>
+        </w:rPr>
+        <w:lastRenderedPageBreak/>
+        <w:t>inclusive para o Admin - ate que o Gate 2 seja reaberto (status voltar para "Pendente de pactuacao").</w:t>
+      </w:r>
+    </w:p>
+    <w:p>
+      <w:pPr>
+        <w:spacing w:before="120" w:after="200" w:line="260" w:lineRule="auto"/>
+        <w:rPr>
+          <w:color w:val="1A1A1A"/>
+          <w:sz w:val="22"/>
+        </w:rPr>
+      </w:pPr>
+    </w:p>
+    <w:p>
+      <w:pPr>
+        <w:spacing w:before="360" w:line="260" w:lineRule="auto"/>
+        <w:rPr>
+          <w:b/>
+          <w:color w:val="1A1A1A"/>
+          <w:sz w:val="32"/>
+        </w:rPr>
+      </w:pPr>
+      <w:r>
+        <w:rPr>
+          <w:b/>
+          <w:color w:val="1A1A1A"/>
+          <w:sz w:val="32"/>
+        </w:rPr>
+        <w:t>5. Restricao por equipe do projeto</w:t>
+      </w:r>
+    </w:p>
+    <w:p>
+      <w:pPr>
+        <w:spacing w:before="360" w:line="280" w:lineRule="auto"/>
+        <w:rPr>
+          <w:color w:val="1A1A1A"/>
+          <w:sz w:val="22"/>
+        </w:rPr>
+      </w:pPr>
+      <w:r>
+        <w:rPr>
+          <w:color w:val="1A1A1A"/>
+          <w:sz w:val="22"/>
+        </w:rPr>
+        <w:t>Varios formularios exigem vincular o registro a um "Projeto vinculado" (um projeto ja Aprovado no Gate 1). Nesses formularios, apenas quem faz parte da equipe daquele projeto especifico - ou um Admin - pode criar ou editar um registro vinculado a ele.</w:t>
+      </w:r>
+    </w:p>
+    <w:p>
+      <w:pPr>
+        <w:spacing w:before="240" w:after="120" w:line="280" w:lineRule="auto"/>
         <w:rPr>
           <w:b/>
           <w:color w:val="B91D2E"/>
@@ -1466,7 +1446,7 @@
           <w:color w:val="B91D2E"/>
           <w:sz w:val="26"/>
         </w:rPr>
-        <w:t>5.2 Como funciona</w:t>
+        <w:t>5.1 Formularios com essa restricao</w:t>
       </w:r>
     </w:p>
     <w:p>
@@ -1482,7 +1462,7 @@
           <w:color w:val="1A1A1A"/>
           <w:sz w:val="22"/>
         </w:rPr>
-        <w:t>Ao selecionar um projeto no campo "Projeto vinculado":</w:t>
+        <w:t>Aplicada nos 7 formularios que usam o conceito de "equipe por projeto":</w:t>
       </w:r>
     </w:p>
     <w:p>
@@ -1504,8 +1484,7 @@
           <w:color w:val="1A1A1A"/>
           <w:sz w:val="22"/>
         </w:rPr>
-        <w:lastRenderedPageBreak/>
-        <w:t>Se a pessoa nao for da equipe daquele projeto (e nao for Admin), aparece um aviso na tela e o botao de enviar/registrar fica desabilitado.</w:t>
+        <w:t>Canvas de Projeto</w:t>
       </w:r>
     </w:p>
     <w:p>
@@ -1527,7 +1506,7 @@
           <w:color w:val="1A1A1A"/>
           <w:sz w:val="22"/>
         </w:rPr>
-        <w:t>Mesmo que o botao seja habilitado por algum outro meio, o envio e bloqueado no momento de salvar, com a mensagem "Voce nao faz parte da equipe deste projeto."</w:t>
+        <w:t>TAP - Termo de Abertura de Projeto</w:t>
       </w:r>
     </w:p>
     <w:p>
@@ -1549,7 +1528,95 @@
           <w:color w:val="1A1A1A"/>
           <w:sz w:val="22"/>
         </w:rPr>
-        <w:t>A equipe de cada projeto e definida pelo Admin, na pagina de Administracao, aba Equipes.</w:t>
+        <w:t>Planejamento e Desenvolvimento de Projeto</w:t>
+      </w:r>
+    </w:p>
+    <w:p>
+      <w:pPr>
+        <w:pStyle w:val="PargrafodaLista"/>
+        <w:numPr>
+          <w:ilvl w:val="0"/>
+          <w:numId w:val="10"/>
+        </w:numPr>
+        <w:spacing w:before="240" w:after="80" w:line="260" w:lineRule="auto"/>
+        <w:ind w:left="700"/>
+        <w:rPr>
+          <w:color w:val="1A1A1A"/>
+          <w:sz w:val="22"/>
+        </w:rPr>
+      </w:pPr>
+      <w:r>
+        <w:rPr>
+          <w:color w:val="1A1A1A"/>
+          <w:sz w:val="22"/>
+        </w:rPr>
+        <w:t>EAP - Estrutura Analitica de Projeto</w:t>
+      </w:r>
+    </w:p>
+    <w:p>
+      <w:pPr>
+        <w:pStyle w:val="PargrafodaLista"/>
+        <w:numPr>
+          <w:ilvl w:val="0"/>
+          <w:numId w:val="10"/>
+        </w:numPr>
+        <w:spacing w:before="240" w:after="80" w:line="260" w:lineRule="auto"/>
+        <w:ind w:left="700"/>
+        <w:rPr>
+          <w:color w:val="1A1A1A"/>
+          <w:sz w:val="22"/>
+        </w:rPr>
+      </w:pPr>
+      <w:r>
+        <w:rPr>
+          <w:color w:val="1A1A1A"/>
+          <w:sz w:val="22"/>
+        </w:rPr>
+        <w:t>SMP - Solicitacao de Mudanca de Projeto</w:t>
+      </w:r>
+    </w:p>
+    <w:p>
+      <w:pPr>
+        <w:pStyle w:val="PargrafodaLista"/>
+        <w:numPr>
+          <w:ilvl w:val="0"/>
+          <w:numId w:val="10"/>
+        </w:numPr>
+        <w:spacing w:before="240" w:after="80" w:line="260" w:lineRule="auto"/>
+        <w:ind w:left="700"/>
+        <w:rPr>
+          <w:color w:val="1A1A1A"/>
+          <w:sz w:val="22"/>
+        </w:rPr>
+      </w:pPr>
+      <w:r>
+        <w:rPr>
+          <w:color w:val="1A1A1A"/>
+          <w:sz w:val="22"/>
+        </w:rPr>
+        <w:t>TEP - Termo de Encerramento de Projeto</w:t>
+      </w:r>
+    </w:p>
+    <w:p>
+      <w:pPr>
+        <w:pStyle w:val="PargrafodaLista"/>
+        <w:numPr>
+          <w:ilvl w:val="0"/>
+          <w:numId w:val="10"/>
+        </w:numPr>
+        <w:spacing w:before="240" w:after="80" w:line="260" w:lineRule="auto"/>
+        <w:ind w:left="700"/>
+        <w:rPr>
+          <w:color w:val="1A1A1A"/>
+          <w:sz w:val="22"/>
+        </w:rPr>
+      </w:pPr>
+      <w:r>
+        <w:rPr>
+          <w:color w:val="1A1A1A"/>
+          <w:sz w:val="22"/>
+        </w:rPr>
+        <w:t>RLA - Registro de Licoes Aprendidas</w:t>
       </w:r>
     </w:p>
     <w:p>
@@ -1567,7 +1634,7 @@
           <w:color w:val="B91D2E"/>
           <w:sz w:val="26"/>
         </w:rPr>
-        <w:t>5.3 Formularios sem essa restricao</w:t>
+        <w:t>5.2 Como funciona</w:t>
       </w:r>
     </w:p>
     <w:p>
@@ -1583,7 +1650,7 @@
           <w:color w:val="1A1A1A"/>
           <w:sz w:val="22"/>
         </w:rPr>
-        <w:t>Os demais formularios nao usam o conceito de equipe por projeto - qualquer usuario autenticado pode criar/editar/excluir registros neles, sujeito apenas as regras de papel e (quando aplicavel) as regras especificas ja descritas nas secoes 2 e 4:</w:t>
+        <w:t>Ao selecionar um projeto no campo "Projeto vinculado":</w:t>
       </w:r>
     </w:p>
     <w:p>
@@ -1605,7 +1672,7 @@
           <w:color w:val="1A1A1A"/>
           <w:sz w:val="22"/>
         </w:rPr>
-        <w:t>Solicitacao de Demanda (tem o Gate 1 e a opcao de sem login, descritos acima).</w:t>
+        <w:t>Se a pessoa nao for da equipe daquele projeto (e nao for Admin), aparece um aviso na tela e o botao de enviar/registrar fica desabilitado.</w:t>
       </w:r>
     </w:p>
     <w:p>
@@ -1627,7 +1694,7 @@
           <w:color w:val="1A1A1A"/>
           <w:sz w:val="22"/>
         </w:rPr>
-        <w:t>Ata de Reuniao (tem a opcao de sem login, descrita acima).</w:t>
+        <w:t>Mesmo que o botao seja habilitado por algum outro meio, o envio e bloqueado no momento de salvar, com a mensagem "Voce nao faz parte da equipe deste projeto."</w:t>
       </w:r>
     </w:p>
     <w:p>
@@ -1649,7 +1716,41 @@
           <w:color w:val="1A1A1A"/>
           <w:sz w:val="22"/>
         </w:rPr>
-        <w:t>Plano de Comunicacao de Projeto</w:t>
+        <w:t>A equipe de cada projeto e definida pelo Admin, na pagina de Administracao, aba Equipes.</w:t>
+      </w:r>
+    </w:p>
+    <w:p>
+      <w:pPr>
+        <w:spacing w:before="240" w:after="120" w:line="260" w:lineRule="auto"/>
+        <w:rPr>
+          <w:b/>
+          <w:color w:val="B91D2E"/>
+          <w:sz w:val="26"/>
+        </w:rPr>
+      </w:pPr>
+      <w:r>
+        <w:rPr>
+          <w:b/>
+          <w:color w:val="B91D2E"/>
+          <w:sz w:val="26"/>
+        </w:rPr>
+        <w:t>5.3 Formularios sem essa restricao</w:t>
+      </w:r>
+    </w:p>
+    <w:p>
+      <w:pPr>
+        <w:spacing w:before="240" w:line="280" w:lineRule="auto"/>
+        <w:rPr>
+          <w:color w:val="1A1A1A"/>
+          <w:sz w:val="22"/>
+        </w:rPr>
+      </w:pPr>
+      <w:r>
+        <w:rPr>
+          <w:color w:val="1A1A1A"/>
+          <w:sz w:val="22"/>
+        </w:rPr>
+        <w:t>Os demais formularios nao usam o conceito de equipe por projeto - qualquer usuario autenticado pode criar/editar/excluir registros neles, sujeito apenas as regras de papel e (quando aplicavel) as regras especificas ja descritas nas secoes 2 e 4:</w:t>
       </w:r>
     </w:p>
     <w:p>
@@ -1657,7 +1758,7 @@
         <w:pStyle w:val="PargrafodaLista"/>
         <w:numPr>
           <w:ilvl w:val="0"/>
-          <w:numId w:val="11"/>
+          <w:numId w:val="12"/>
         </w:numPr>
         <w:spacing w:before="240" w:after="80" w:line="260" w:lineRule="auto"/>
         <w:ind w:left="700"/>
@@ -1671,7 +1772,7 @@
           <w:color w:val="1A1A1A"/>
           <w:sz w:val="22"/>
         </w:rPr>
-        <w:t>Relatorio de Situacao de Projetos</w:t>
+        <w:t>Solicitacao de Demanda (tem o Gate 1 e a opcao de sem login, descritos acima).</w:t>
       </w:r>
     </w:p>
     <w:p>
@@ -1679,7 +1780,7 @@
         <w:pStyle w:val="PargrafodaLista"/>
         <w:numPr>
           <w:ilvl w:val="0"/>
-          <w:numId w:val="11"/>
+          <w:numId w:val="12"/>
         </w:numPr>
         <w:spacing w:before="240" w:after="80" w:line="260" w:lineRule="auto"/>
         <w:ind w:left="700"/>
@@ -1693,6 +1794,72 @@
           <w:color w:val="1A1A1A"/>
           <w:sz w:val="22"/>
         </w:rPr>
+        <w:t>Ata de Reuniao (tem a opcao de sem login, descrita acima).</w:t>
+      </w:r>
+    </w:p>
+    <w:p>
+      <w:pPr>
+        <w:pStyle w:val="PargrafodaLista"/>
+        <w:numPr>
+          <w:ilvl w:val="0"/>
+          <w:numId w:val="12"/>
+        </w:numPr>
+        <w:spacing w:before="240" w:after="80" w:line="260" w:lineRule="auto"/>
+        <w:ind w:left="700"/>
+        <w:rPr>
+          <w:color w:val="1A1A1A"/>
+          <w:sz w:val="22"/>
+        </w:rPr>
+      </w:pPr>
+      <w:r>
+        <w:rPr>
+          <w:color w:val="1A1A1A"/>
+          <w:sz w:val="22"/>
+        </w:rPr>
+        <w:t>Plano de Comunicacao de Projeto</w:t>
+      </w:r>
+    </w:p>
+    <w:p>
+      <w:pPr>
+        <w:pStyle w:val="PargrafodaLista"/>
+        <w:numPr>
+          <w:ilvl w:val="0"/>
+          <w:numId w:val="12"/>
+        </w:numPr>
+        <w:spacing w:before="240" w:after="80" w:line="260" w:lineRule="auto"/>
+        <w:ind w:left="700"/>
+        <w:rPr>
+          <w:color w:val="1A1A1A"/>
+          <w:sz w:val="22"/>
+        </w:rPr>
+      </w:pPr>
+      <w:r>
+        <w:rPr>
+          <w:color w:val="1A1A1A"/>
+          <w:sz w:val="22"/>
+        </w:rPr>
+        <w:t>Relatorio de Situacao de Projetos</w:t>
+      </w:r>
+    </w:p>
+    <w:p>
+      <w:pPr>
+        <w:pStyle w:val="PargrafodaLista"/>
+        <w:numPr>
+          <w:ilvl w:val="0"/>
+          <w:numId w:val="12"/>
+        </w:numPr>
+        <w:spacing w:before="240" w:after="80" w:line="260" w:lineRule="auto"/>
+        <w:ind w:left="700"/>
+        <w:rPr>
+          <w:color w:val="1A1A1A"/>
+          <w:sz w:val="22"/>
+        </w:rPr>
+      </w:pPr>
+      <w:r>
+        <w:rPr>
+          <w:color w:val="1A1A1A"/>
+          <w:sz w:val="22"/>
+        </w:rPr>
         <w:t>Relatorio de Entregas e Beneficios</w:t>
       </w:r>
     </w:p>
@@ -1709,6 +1876,7 @@
           <w:color w:val="1A1A1A"/>
           <w:sz w:val="22"/>
         </w:rPr>
+        <w:lastRenderedPageBreak/>
         <w:t>O Relatorio de Situacao e o Relatorio de Entregas tem, cada um, um campo opcional "Projeto vinculado (Gate 1)" em cada projeto listado - diferente do conceito desta secao, ele nao aplica nenhuma restricao de edicao por equipe. Serve apenas para ligar aquele item ao historico compartilhado do projeto (a mesma trilha de auditoria usada pelos 7 formularios com restricao por equipe), visivel pelo botao "Ver historico". Deixar sem selecionar mantem o comportamento anterior: qualquer usuario autenticado continua podendo criar/editar esses registros livremente.</w:t>
       </w:r>
     </w:p>
@@ -2167,7 +2335,6 @@
                 <w:color w:val="1A1A1A"/>
                 <w:sz w:val="19"/>
               </w:rPr>
-              <w:lastRenderedPageBreak/>
               <w:t>Planejamento e Desenvolvimento</w:t>
             </w:r>
           </w:p>
@@ -2812,6 +2979,7 @@
                 <w:color w:val="1A1A1A"/>
                 <w:sz w:val="19"/>
               </w:rPr>
+              <w:lastRenderedPageBreak/>
               <w:t>Relatorio de Situacao</w:t>
             </w:r>
           </w:p>
@@ -3298,7 +3466,7 @@
 <file path=word/numbering.xml><?xml version="1.0" encoding="utf-8"?>
 <w:numbering xmlns:wpc="http://schemas.microsoft.com/office/word/2010/wordprocessingCanvas" xmlns:cx="http://schemas.microsoft.com/office/drawing/2014/chartex" xmlns:cx1="http://schemas.microsoft.com/office/drawing/2015/9/8/chartex" xmlns:cx2="http://schemas.microsoft.com/office/drawing/2015/10/21/chartex" xmlns:cx3="http://schemas.microsoft.com/office/drawing/2016/5/9/chartex" xmlns:cx4="http://schemas.microsoft.com/office/drawing/2016/5/10/chartex" xmlns:cx5="http://schemas.microsoft.com/office/drawing/2016/5/11/chartex" xmlns:cx6="http://schemas.microsoft.com/office/drawing/2016/5/12/chartex" xmlns:cx7="http://schemas.microsoft.com/office/drawing/2016/5/13/chartex" xmlns:cx8="http://schemas.microsoft.com/office/drawing/2016/5/14/chartex" xmlns:mc="http://schemas.openxmlformats.org/markup-compatibility/2006" xmlns:aink="http://schemas.microsoft.com/office/drawing/2016/ink" xmlns:am3d="http://schemas.microsoft.com/office/drawing/2017/model3d" xmlns:o="urn:schemas-microsoft-com:office:office" xmlns:oel="http://schemas.microsoft.com/office/2019/extlst" xmlns:r="http://schemas.openxmlformats.org/officeDocument/2006/relationships" xmlns:m="http://schemas.openxmlformats.org/officeDocument/2006/math" xmlns:v="urn:schemas-microsoft-com:vml" xmlns:wp14="http://schemas.microsoft.com/office/word/2010/wordprocessingDrawing" xmlns:wp="http://schemas.openxmlformats.org/drawingml/2006/wordprocessingDrawing" xmlns:w10="urn:schemas-microsoft-com:office:word" xmlns:w="http://schemas.openxmlformats.org/wordprocessingml/2006/main" xmlns:w14="http://schemas.microsoft.com/office/word/2010/wordml" xmlns:w15="http://schemas.microsoft.com/office/word/2012/wordml" xmlns:w16cei="http://schemas.microsoft.com/office/word/2026/wordml/cei" xmlns:w16cex="http://schemas.microsoft.com/office/word/2018/wordml/cex" xmlns:w16cid="http://schemas.microsoft.com/office/word/2016/wordml/cid" xmlns:w16="http://schemas.microsoft.com/office/word/2018/wordml" xmlns:w16du="http://schemas.microsoft.com/office/word/2023/wordml/word16du" xmlns:w16sdtdh="http://schemas.microsoft.com/office/word/2020/wordml/sdtdatahash" xmlns:w16sdtfl="http://schemas.microsoft.com/office/word/2024/wordml/sdtformatlock" xmlns:w16se="http://schemas.microsoft.com/office/word/2015/wordml/symex" xmlns:wpg="http://schemas.microsoft.com/office/word/2010/wordprocessingGroup" xmlns:wpi="http://schemas.microsoft.com/office/word/2010/wordprocessingInk" xmlns:wne="http://schemas.microsoft.com/office/word/2006/wordml" xmlns:wps="http://schemas.microsoft.com/office/word/2010/wordprocessingShape" mc:Ignorable="w14 w15 w16se w16cid w16 w16cex w16sdtdh w16sdtfl w16du wp14">
   <w:abstractNum w:abstractNumId="0" w15:restartNumberingAfterBreak="0">
-    <w:nsid w:val="0DCC7788"/>
+    <w:nsid w:val="07197479"/>
     <w:multiLevelType w:val="singleLevel"/>
     <w:tmpl w:val="04160001"/>
     <w:lvl w:ilvl="0">
@@ -3315,7 +3483,7 @@
     </w:lvl>
   </w:abstractNum>
   <w:abstractNum w:abstractNumId="1" w15:restartNumberingAfterBreak="0">
-    <w:nsid w:val="12882BF9"/>
+    <w:nsid w:val="0F7769B7"/>
     <w:multiLevelType w:val="singleLevel"/>
     <w:tmpl w:val="04160001"/>
     <w:lvl w:ilvl="0">
@@ -3332,7 +3500,7 @@
     </w:lvl>
   </w:abstractNum>
   <w:abstractNum w:abstractNumId="2" w15:restartNumberingAfterBreak="0">
-    <w:nsid w:val="2152024C"/>
+    <w:nsid w:val="12870331"/>
     <w:multiLevelType w:val="singleLevel"/>
     <w:tmpl w:val="04160001"/>
     <w:lvl w:ilvl="0">
@@ -3349,7 +3517,7 @@
     </w:lvl>
   </w:abstractNum>
   <w:abstractNum w:abstractNumId="3" w15:restartNumberingAfterBreak="0">
-    <w:nsid w:val="2A007663"/>
+    <w:nsid w:val="1D126574"/>
     <w:multiLevelType w:val="singleLevel"/>
     <w:tmpl w:val="04160001"/>
     <w:lvl w:ilvl="0">
@@ -3366,7 +3534,7 @@
     </w:lvl>
   </w:abstractNum>
   <w:abstractNum w:abstractNumId="4" w15:restartNumberingAfterBreak="0">
-    <w:nsid w:val="2AC91890"/>
+    <w:nsid w:val="243C398D"/>
     <w:multiLevelType w:val="singleLevel"/>
     <w:tmpl w:val="04160001"/>
     <w:lvl w:ilvl="0">
@@ -3383,7 +3551,7 @@
     </w:lvl>
   </w:abstractNum>
   <w:abstractNum w:abstractNumId="5" w15:restartNumberingAfterBreak="0">
-    <w:nsid w:val="30252DE8"/>
+    <w:nsid w:val="328F536D"/>
     <w:multiLevelType w:val="singleLevel"/>
     <w:tmpl w:val="04160001"/>
     <w:lvl w:ilvl="0">
@@ -3400,7 +3568,7 @@
     </w:lvl>
   </w:abstractNum>
   <w:abstractNum w:abstractNumId="6" w15:restartNumberingAfterBreak="0">
-    <w:nsid w:val="385556BD"/>
+    <w:nsid w:val="44C629DA"/>
     <w:multiLevelType w:val="singleLevel"/>
     <w:tmpl w:val="04160001"/>
     <w:lvl w:ilvl="0">
@@ -3417,7 +3585,7 @@
     </w:lvl>
   </w:abstractNum>
   <w:abstractNum w:abstractNumId="7" w15:restartNumberingAfterBreak="0">
-    <w:nsid w:val="5C3828D4"/>
+    <w:nsid w:val="4A235A92"/>
     <w:multiLevelType w:val="singleLevel"/>
     <w:tmpl w:val="04160001"/>
     <w:lvl w:ilvl="0">
@@ -3434,7 +3602,7 @@
     </w:lvl>
   </w:abstractNum>
   <w:abstractNum w:abstractNumId="8" w15:restartNumberingAfterBreak="0">
-    <w:nsid w:val="6DDA09B3"/>
+    <w:nsid w:val="4C5175F2"/>
     <w:multiLevelType w:val="singleLevel"/>
     <w:tmpl w:val="04160001"/>
     <w:lvl w:ilvl="0">
@@ -3451,7 +3619,7 @@
     </w:lvl>
   </w:abstractNum>
   <w:abstractNum w:abstractNumId="9" w15:restartNumberingAfterBreak="0">
-    <w:nsid w:val="6E753E14"/>
+    <w:nsid w:val="5FC845B5"/>
     <w:multiLevelType w:val="singleLevel"/>
     <w:tmpl w:val="04160001"/>
     <w:lvl w:ilvl="0">
@@ -3468,7 +3636,7 @@
     </w:lvl>
   </w:abstractNum>
   <w:abstractNum w:abstractNumId="10" w15:restartNumberingAfterBreak="0">
-    <w:nsid w:val="718126C1"/>
+    <w:nsid w:val="6041566F"/>
     <w:multiLevelType w:val="singleLevel"/>
     <w:tmpl w:val="04160001"/>
     <w:lvl w:ilvl="0">
@@ -3484,38 +3652,58 @@
       </w:rPr>
     </w:lvl>
   </w:abstractNum>
-  <w:num w:numId="1" w16cid:durableId="1945185542">
-    <w:abstractNumId w:val="8"/>
+  <w:abstractNum w:abstractNumId="11" w15:restartNumberingAfterBreak="0">
+    <w:nsid w:val="7B427739"/>
+    <w:multiLevelType w:val="singleLevel"/>
+    <w:tmpl w:val="04160001"/>
+    <w:lvl w:ilvl="0">
+      <w:start w:val="1"/>
+      <w:numFmt w:val="bullet"/>
+      <w:lvlText w:val=""/>
+      <w:lvlJc w:val="left"/>
+      <w:pPr>
+        <w:ind w:left="720" w:hanging="360"/>
+      </w:pPr>
+      <w:rPr>
+        <w:rFonts w:ascii="Symbol" w:hAnsi="Symbol" w:hint="default"/>
+      </w:rPr>
+    </w:lvl>
+  </w:abstractNum>
+  <w:num w:numId="1" w16cid:durableId="615912381">
+    <w:abstractNumId w:val="9"/>
   </w:num>
-  <w:num w:numId="2" w16cid:durableId="41485392">
+  <w:num w:numId="2" w16cid:durableId="1065302367">
     <w:abstractNumId w:val="4"/>
   </w:num>
-  <w:num w:numId="3" w16cid:durableId="602153018">
+  <w:num w:numId="3" w16cid:durableId="284701254">
+    <w:abstractNumId w:val="10"/>
+  </w:num>
+  <w:num w:numId="4" w16cid:durableId="742797558">
+    <w:abstractNumId w:val="11"/>
+  </w:num>
+  <w:num w:numId="5" w16cid:durableId="843251846">
+    <w:abstractNumId w:val="6"/>
+  </w:num>
+  <w:num w:numId="6" w16cid:durableId="66928657">
+    <w:abstractNumId w:val="2"/>
+  </w:num>
+  <w:num w:numId="7" w16cid:durableId="286007201">
     <w:abstractNumId w:val="1"/>
   </w:num>
-  <w:num w:numId="4" w16cid:durableId="1592466210">
+  <w:num w:numId="8" w16cid:durableId="1572695985">
     <w:abstractNumId w:val="5"/>
   </w:num>
-  <w:num w:numId="5" w16cid:durableId="1521891669">
-    <w:abstractNumId w:val="2"/>
+  <w:num w:numId="9" w16cid:durableId="1106198144">
+    <w:abstractNumId w:val="0"/>
   </w:num>
-  <w:num w:numId="6" w16cid:durableId="803035854">
+  <w:num w:numId="10" w16cid:durableId="1316379982">
     <w:abstractNumId w:val="7"/>
   </w:num>
-  <w:num w:numId="7" w16cid:durableId="723992089">
-    <w:abstractNumId w:val="0"/>
-  </w:num>
-  <w:num w:numId="8" w16cid:durableId="369304689">
+  <w:num w:numId="11" w16cid:durableId="887568648">
     <w:abstractNumId w:val="3"/>
   </w:num>
-  <w:num w:numId="9" w16cid:durableId="1966766727">
-    <w:abstractNumId w:val="10"/>
-  </w:num>
-  <w:num w:numId="10" w16cid:durableId="510728895">
-    <w:abstractNumId w:val="6"/>
-  </w:num>
-  <w:num w:numId="11" w16cid:durableId="186719883">
-    <w:abstractNumId w:val="9"/>
+  <w:num w:numId="12" w16cid:durableId="1343359391">
+    <w:abstractNumId w:val="8"/>
   </w:num>
 </w:numbering>
 </file>
@@ -3928,7 +4116,7 @@
     <w:link w:val="Ttulo1Char"/>
     <w:uiPriority w:val="9"/>
     <w:qFormat/>
-    <w:rsid w:val="00035F2A"/>
+    <w:rsid w:val="00956B23"/>
     <w:pPr>
       <w:keepNext/>
       <w:keepLines/>
@@ -3951,7 +4139,7 @@
     <w:semiHidden/>
     <w:unhideWhenUsed/>
     <w:qFormat/>
-    <w:rsid w:val="00035F2A"/>
+    <w:rsid w:val="00956B23"/>
     <w:pPr>
       <w:keepNext/>
       <w:keepLines/>
@@ -3974,7 +4162,7 @@
     <w:semiHidden/>
     <w:unhideWhenUsed/>
     <w:qFormat/>
-    <w:rsid w:val="00035F2A"/>
+    <w:rsid w:val="00956B23"/>
     <w:pPr>
       <w:keepNext/>
       <w:keepLines/>
@@ -3997,7 +4185,7 @@
     <w:semiHidden/>
     <w:unhideWhenUsed/>
     <w:qFormat/>
-    <w:rsid w:val="00035F2A"/>
+    <w:rsid w:val="00956B23"/>
     <w:pPr>
       <w:keepNext/>
       <w:keepLines/>
@@ -4020,7 +4208,7 @@
     <w:semiHidden/>
     <w:unhideWhenUsed/>
     <w:qFormat/>
-    <w:rsid w:val="00035F2A"/>
+    <w:rsid w:val="00956B23"/>
     <w:pPr>
       <w:keepNext/>
       <w:keepLines/>
@@ -4041,7 +4229,7 @@
     <w:semiHidden/>
     <w:unhideWhenUsed/>
     <w:qFormat/>
-    <w:rsid w:val="00035F2A"/>
+    <w:rsid w:val="00956B23"/>
     <w:pPr>
       <w:keepNext/>
       <w:keepLines/>
@@ -4064,7 +4252,7 @@
     <w:semiHidden/>
     <w:unhideWhenUsed/>
     <w:qFormat/>
-    <w:rsid w:val="00035F2A"/>
+    <w:rsid w:val="00956B23"/>
     <w:pPr>
       <w:keepNext/>
       <w:keepLines/>
@@ -4085,7 +4273,7 @@
     <w:semiHidden/>
     <w:unhideWhenUsed/>
     <w:qFormat/>
-    <w:rsid w:val="00035F2A"/>
+    <w:rsid w:val="00956B23"/>
     <w:pPr>
       <w:keepNext/>
       <w:keepLines/>
@@ -4108,7 +4296,7 @@
     <w:semiHidden/>
     <w:unhideWhenUsed/>
     <w:qFormat/>
-    <w:rsid w:val="00035F2A"/>
+    <w:rsid w:val="00956B23"/>
     <w:pPr>
       <w:keepNext/>
       <w:keepLines/>
@@ -4152,7 +4340,7 @@
     <w:basedOn w:val="Fontepargpadro"/>
     <w:link w:val="Ttulo1"/>
     <w:uiPriority w:val="9"/>
-    <w:rsid w:val="00035F2A"/>
+    <w:rsid w:val="00956B23"/>
     <w:rPr>
       <w:rFonts w:asciiTheme="majorHAnsi" w:eastAsiaTheme="majorEastAsia" w:hAnsiTheme="majorHAnsi" w:cstheme="majorBidi"/>
       <w:color w:val="0F4761" w:themeColor="accent1" w:themeShade="BF"/>
@@ -4166,7 +4354,7 @@
     <w:link w:val="Ttulo2"/>
     <w:uiPriority w:val="9"/>
     <w:semiHidden/>
-    <w:rsid w:val="00035F2A"/>
+    <w:rsid w:val="00956B23"/>
     <w:rPr>
       <w:rFonts w:asciiTheme="majorHAnsi" w:eastAsiaTheme="majorEastAsia" w:hAnsiTheme="majorHAnsi" w:cstheme="majorBidi"/>
       <w:color w:val="0F4761" w:themeColor="accent1" w:themeShade="BF"/>
@@ -4180,7 +4368,7 @@
     <w:link w:val="Ttulo3"/>
     <w:uiPriority w:val="9"/>
     <w:semiHidden/>
-    <w:rsid w:val="00035F2A"/>
+    <w:rsid w:val="00956B23"/>
     <w:rPr>
       <w:rFonts w:eastAsiaTheme="majorEastAsia" w:cstheme="majorBidi"/>
       <w:color w:val="0F4761" w:themeColor="accent1" w:themeShade="BF"/>
@@ -4194,7 +4382,7 @@
     <w:link w:val="Ttulo4"/>
     <w:uiPriority w:val="9"/>
     <w:semiHidden/>
-    <w:rsid w:val="00035F2A"/>
+    <w:rsid w:val="00956B23"/>
     <w:rPr>
       <w:rFonts w:eastAsiaTheme="majorEastAsia" w:cstheme="majorBidi"/>
       <w:i/>
@@ -4208,7 +4396,7 @@
     <w:link w:val="Ttulo5"/>
     <w:uiPriority w:val="9"/>
     <w:semiHidden/>
-    <w:rsid w:val="00035F2A"/>
+    <w:rsid w:val="00956B23"/>
     <w:rPr>
       <w:rFonts w:eastAsiaTheme="majorEastAsia" w:cstheme="majorBidi"/>
       <w:color w:val="0F4761" w:themeColor="accent1" w:themeShade="BF"/>
@@ -4220,7 +4408,7 @@
     <w:link w:val="Ttulo6"/>
     <w:uiPriority w:val="9"/>
     <w:semiHidden/>
-    <w:rsid w:val="00035F2A"/>
+    <w:rsid w:val="00956B23"/>
     <w:rPr>
       <w:rFonts w:eastAsiaTheme="majorEastAsia" w:cstheme="majorBidi"/>
       <w:i/>
@@ -4234,7 +4422,7 @@
     <w:link w:val="Ttulo7"/>
     <w:uiPriority w:val="9"/>
     <w:semiHidden/>
-    <w:rsid w:val="00035F2A"/>
+    <w:rsid w:val="00956B23"/>
     <w:rPr>
       <w:rFonts w:eastAsiaTheme="majorEastAsia" w:cstheme="majorBidi"/>
       <w:color w:val="595959" w:themeColor="text1" w:themeTint="A6"/>
@@ -4246,7 +4434,7 @@
     <w:link w:val="Ttulo8"/>
     <w:uiPriority w:val="9"/>
     <w:semiHidden/>
-    <w:rsid w:val="00035F2A"/>
+    <w:rsid w:val="00956B23"/>
     <w:rPr>
       <w:rFonts w:eastAsiaTheme="majorEastAsia" w:cstheme="majorBidi"/>
       <w:i/>
@@ -4260,7 +4448,7 @@
     <w:link w:val="Ttulo9"/>
     <w:uiPriority w:val="9"/>
     <w:semiHidden/>
-    <w:rsid w:val="00035F2A"/>
+    <w:rsid w:val="00956B23"/>
     <w:rPr>
       <w:rFonts w:eastAsiaTheme="majorEastAsia" w:cstheme="majorBidi"/>
       <w:color w:val="272727" w:themeColor="text1" w:themeTint="D8"/>
@@ -4273,7 +4461,7 @@
     <w:link w:val="TtuloChar"/>
     <w:uiPriority w:val="10"/>
     <w:qFormat/>
-    <w:rsid w:val="00035F2A"/>
+    <w:rsid w:val="00956B23"/>
     <w:pPr>
       <w:spacing w:after="80" w:line="240" w:lineRule="auto"/>
       <w:contextualSpacing/>
@@ -4291,7 +4479,7 @@
     <w:basedOn w:val="Fontepargpadro"/>
     <w:link w:val="Ttulo"/>
     <w:uiPriority w:val="10"/>
-    <w:rsid w:val="00035F2A"/>
+    <w:rsid w:val="00956B23"/>
     <w:rPr>
       <w:rFonts w:asciiTheme="majorHAnsi" w:eastAsiaTheme="majorEastAsia" w:hAnsiTheme="majorHAnsi" w:cstheme="majorBidi"/>
       <w:spacing w:val="-10"/>
@@ -4307,7 +4495,7 @@
     <w:link w:val="SubttuloChar"/>
     <w:uiPriority w:val="11"/>
     <w:qFormat/>
-    <w:rsid w:val="00035F2A"/>
+    <w:rsid w:val="00956B23"/>
     <w:pPr>
       <w:numPr>
         <w:ilvl w:val="1"/>
@@ -4326,7 +4514,7 @@
     <w:basedOn w:val="Fontepargpadro"/>
     <w:link w:val="Subttulo"/>
     <w:uiPriority w:val="11"/>
-    <w:rsid w:val="00035F2A"/>
+    <w:rsid w:val="00956B23"/>
     <w:rPr>
       <w:rFonts w:eastAsiaTheme="majorEastAsia" w:cstheme="majorBidi"/>
       <w:color w:val="595959" w:themeColor="text1" w:themeTint="A6"/>
@@ -4342,7 +4530,7 @@
     <w:link w:val="CitaoChar"/>
     <w:uiPriority w:val="29"/>
     <w:qFormat/>
-    <w:rsid w:val="00035F2A"/>
+    <w:rsid w:val="00956B23"/>
     <w:pPr>
       <w:spacing w:before="160"/>
       <w:jc w:val="center"/>
@@ -4358,7 +4546,7 @@
     <w:basedOn w:val="Fontepargpadro"/>
     <w:link w:val="Citao"/>
     <w:uiPriority w:val="29"/>
-    <w:rsid w:val="00035F2A"/>
+    <w:rsid w:val="00956B23"/>
     <w:rPr>
       <w:i/>
       <w:iCs/>
@@ -4370,7 +4558,7 @@
     <w:basedOn w:val="Normal"/>
     <w:uiPriority w:val="34"/>
     <w:qFormat/>
-    <w:rsid w:val="00035F2A"/>
+    <w:rsid w:val="00956B23"/>
     <w:pPr>
       <w:ind w:left="720"/>
       <w:contextualSpacing/>
@@ -4381,7 +4569,7 @@
     <w:basedOn w:val="Fontepargpadro"/>
     <w:uiPriority w:val="21"/>
     <w:qFormat/>
-    <w:rsid w:val="00035F2A"/>
+    <w:rsid w:val="00956B23"/>
     <w:rPr>
       <w:i/>
       <w:iCs/>
@@ -4395,7 +4583,7 @@
     <w:link w:val="CitaoIntensaChar"/>
     <w:uiPriority w:val="30"/>
     <w:qFormat/>
-    <w:rsid w:val="00035F2A"/>
+    <w:rsid w:val="00956B23"/>
     <w:pPr>
       <w:pBdr>
         <w:top w:val="single" w:sz="4" w:space="10" w:color="0F4761" w:themeColor="accent1" w:themeShade="BF"/>
@@ -4416,7 +4604,7 @@
     <w:basedOn w:val="Fontepargpadro"/>
     <w:link w:val="CitaoIntensa"/>
     <w:uiPriority w:val="30"/>
-    <w:rsid w:val="00035F2A"/>
+    <w:rsid w:val="00956B23"/>
     <w:rPr>
       <w:i/>
       <w:iCs/>
@@ -4428,7 +4616,7 @@
     <w:basedOn w:val="Fontepargpadro"/>
     <w:uiPriority w:val="32"/>
     <w:qFormat/>
-    <w:rsid w:val="00035F2A"/>
+    <w:rsid w:val="00956B23"/>
     <w:rPr>
       <w:b/>
       <w:bCs/>

--- a/Regras de Acesso e Permissoes - Sistema UNIALFA.docx
+++ b/Regras de Acesso e Permissoes - Sistema UNIALFA.docx
@@ -984,6 +984,28 @@
     </w:p>
     <w:p>
       <w:pPr>
+        <w:pStyle w:val="PargrafodaLista"/>
+        <w:numPr>
+          <w:ilvl w:val="0"/>
+          <w:numId w:val="6"/>
+        </w:numPr>
+        <w:spacing w:before="240" w:after="80" w:line="260" w:lineRule="auto"/>
+        <w:ind w:left="700"/>
+        <w:rPr>
+          <w:color w:val="1A1A1A"/>
+          <w:sz w:val="22"/>
+        </w:rPr>
+      </w:pPr>
+      <w:r>
+        <w:rPr>
+          <w:color w:val="1A1A1A"/>
+          <w:sz w:val="22"/>
+        </w:rPr>
+        <w:t>Remover da lista um usuario que nunca teve nenhuma relacao com projetos nem registros no sistema (ver 3.3).</w:t>
+      </w:r>
+    </w:p>
+    <w:p>
+      <w:pPr>
         <w:spacing w:before="240" w:line="280" w:lineRule="auto"/>
         <w:rPr>
           <w:color w:val="1A1A1A"/>
@@ -1073,6 +1095,7 @@
           <w:color w:val="1A1A1A"/>
           <w:sz w:val="22"/>
         </w:rPr>
+        <w:lastRenderedPageBreak/>
         <w:t>A pessoa aparece na lista com o selo "Pendente - 1o login", com nome/telefone/papel ja editaveis pelo Admin mesmo antes de ela logar.</w:t>
       </w:r>
     </w:p>
@@ -1095,7 +1118,6 @@
           <w:color w:val="1A1A1A"/>
           <w:sz w:val="22"/>
         </w:rPr>
-        <w:lastRenderedPageBreak/>
         <w:t>Quando essa pessoa faz o primeiro login (link magico ou Microsoft), o sistema aplica automaticamente o nome, telefone e papel definidos no pre-cadastro ao perfil recem-criado, e o pre-cadastro pendente e removido.</w:t>
       </w:r>
     </w:p>
@@ -1135,49 +1157,6 @@
           <w:sz w:val="22"/>
         </w:rPr>
         <w:t>Controle de acesso ao pre-cadastro (Row Level Security no Supabase, tabela perfis_pendentes): somente Admin pode criar, editar ou alterar o papel de um pre-cadastro. A propria pessoa so enxerga e pode remover o pre-cadastro que corresponde ao seu proprio e-mail - e exatamente essa permissao restrita que permite o autopreenchimento no momento do primeiro login, sem abrir a tabela para qualquer usuario autenticado.</w:t>
-      </w:r>
-    </w:p>
-    <w:p>
-      <w:pPr>
-        <w:spacing w:before="120" w:after="200" w:line="280" w:lineRule="auto"/>
-        <w:rPr>
-          <w:color w:val="1A1A1A"/>
-          <w:sz w:val="22"/>
-        </w:rPr>
-      </w:pPr>
-    </w:p>
-    <w:p>
-      <w:pPr>
-        <w:spacing w:before="360" w:line="280" w:lineRule="auto"/>
-        <w:rPr>
-          <w:b/>
-          <w:color w:val="1A1A1A"/>
-          <w:sz w:val="32"/>
-        </w:rPr>
-      </w:pPr>
-      <w:r>
-        <w:rPr>
-          <w:b/>
-          <w:color w:val="1A1A1A"/>
-          <w:sz w:val="32"/>
-        </w:rPr>
-        <w:t>4. Gates de aprovacao</w:t>
-      </w:r>
-    </w:p>
-    <w:p>
-      <w:pPr>
-        <w:spacing w:before="360" w:line="280" w:lineRule="auto"/>
-        <w:rPr>
-          <w:color w:val="1A1A1A"/>
-          <w:sz w:val="22"/>
-        </w:rPr>
-      </w:pPr>
-      <w:r>
-        <w:rPr>
-          <w:color w:val="1A1A1A"/>
-          <w:sz w:val="22"/>
-        </w:rPr>
-        <w:t>O sistema tem dois pontos de decisao formal (gates) no ciclo de vida de um projeto, ambos aparecendo no fluxo de diretrizes da pagina inicial:</w:t>
       </w:r>
     </w:p>
     <w:p>
@@ -1195,7 +1174,7 @@
           <w:color w:val="B91D2E"/>
           <w:sz w:val="26"/>
         </w:rPr>
-        <w:t>4.1 Gate 1 - Triagem</w:t>
+        <w:t>3.3 Remocao de usuario</w:t>
       </w:r>
     </w:p>
     <w:p>
@@ -1211,7 +1190,7 @@
           <w:color w:val="1A1A1A"/>
           <w:sz w:val="22"/>
         </w:rPr>
-        <w:t>Ocorre logo apos o registro da demanda (D01.4/D01.5). Decide se a demanda entra ou nao no portfolio de projetos.</w:t>
+        <w:t>Na aba Usuarios, cada pessoa ja cadastrada (exceto o proprio Admin logado) tem um botao "Remover". Ao clicar, o sistema verifica automaticamente, na hora, se a pessoa tem algum vinculo:</w:t>
       </w:r>
     </w:p>
     <w:p>
@@ -1233,7 +1212,7 @@
           <w:color w:val="1A1A1A"/>
           <w:sz w:val="22"/>
         </w:rPr>
-        <w:t>Quem decide: Admin (atuando como Gestor Responsavel no sistema).</w:t>
+        <w:t>E membro da equipe de algum projeto (secao 5).</w:t>
       </w:r>
     </w:p>
     <w:p>
@@ -1255,12 +1234,141 @@
           <w:color w:val="1A1A1A"/>
           <w:sz w:val="22"/>
         </w:rPr>
-        <w:t>Onde: no status da Solicitacao de Demanda - so o Admin consegue alterar o campo de status; qualquer outro papel ve o campo travado, com um aviso explicando que so o PMO/Admin pode aprovar ou reprovar.</w:t>
-      </w:r>
-    </w:p>
-    <w:p>
-      <w:pPr>
-        <w:spacing w:before="240" w:after="120" w:line="260" w:lineRule="auto"/>
+        <w:t>E quem criou algum projeto (a partir de uma Solicitacao de Demanda aprovada).</w:t>
+      </w:r>
+    </w:p>
+    <w:p>
+      <w:pPr>
+        <w:pStyle w:val="PargrafodaLista"/>
+        <w:numPr>
+          <w:ilvl w:val="0"/>
+          <w:numId w:val="8"/>
+        </w:numPr>
+        <w:spacing w:before="240" w:after="80" w:line="260" w:lineRule="auto"/>
+        <w:ind w:left="700"/>
+        <w:rPr>
+          <w:color w:val="1A1A1A"/>
+          <w:sz w:val="22"/>
+        </w:rPr>
+      </w:pPr>
+      <w:r>
+        <w:rPr>
+          <w:color w:val="1A1A1A"/>
+          <w:sz w:val="22"/>
+        </w:rPr>
+        <w:t>Tem algum registro criado em seu nome em um dos 9 formularios que gravam quem criou o registro: Solicitacao de Demanda, Canvas, TAP, Planejamento e Desenvolvimento, EAP, SMP, Ata de Reuniao, TEP e RLA.</w:t>
+      </w:r>
+    </w:p>
+    <w:p>
+      <w:pPr>
+        <w:spacing w:before="240" w:line="280" w:lineRule="auto"/>
+        <w:rPr>
+          <w:color w:val="1A1A1A"/>
+          <w:sz w:val="22"/>
+        </w:rPr>
+      </w:pPr>
+      <w:r>
+        <w:rPr>
+          <w:color w:val="1A1A1A"/>
+          <w:sz w:val="22"/>
+        </w:rPr>
+        <w:t>Se qualquer um desses vinculos existir, a remocao e bloqueada e o Admin ve a lista dos motivos especificos. So quando a pessoa nao tem nenhum vinculo o sistema pede confirmacao final antes de remover.</w:t>
+      </w:r>
+    </w:p>
+    <w:p>
+      <w:pPr>
+        <w:spacing w:before="240" w:line="280" w:lineRule="auto"/>
+        <w:rPr>
+          <w:color w:val="1A1A1A"/>
+          <w:sz w:val="22"/>
+        </w:rPr>
+      </w:pPr>
+      <w:r>
+        <w:rPr>
+          <w:color w:val="1A1A1A"/>
+          <w:sz w:val="22"/>
+        </w:rPr>
+        <w:t>Limitacao conhecida: os tres formularios que sao documentos unicos e compartilhados de todo o sistema - Plano de Comunicacao de Projeto, Relatorio de Situacao de Projetos e Relatorio de Entregas e Beneficios - nao tem o conceito de "quem criou o registro" (sao editados coletivamente, sem dono individual), entao nao entram nessa checagem automatica.</w:t>
+      </w:r>
+    </w:p>
+    <w:p>
+      <w:pPr>
+        <w:spacing w:before="240" w:line="280" w:lineRule="auto"/>
+        <w:rPr>
+          <w:color w:val="1A1A1A"/>
+          <w:sz w:val="22"/>
+        </w:rPr>
+      </w:pPr>
+      <w:r>
+        <w:rPr>
+          <w:color w:val="1A1A1A"/>
+          <w:sz w:val="22"/>
+        </w:rPr>
+        <w:t>Controle de acesso (Row Level Security no Supabase): remover um perfil e uma acao restrita por politica "perfis_delete_admin" a usuarios com papel Admin - qualquer tentativa de exclusao por outro papel e recusada pelo proprio banco de dados, mesmo que alguem tente contornar a interface.</w:t>
+      </w:r>
+    </w:p>
+    <w:p>
+      <w:pPr>
+        <w:spacing w:before="240" w:line="280" w:lineRule="auto"/>
+        <w:rPr>
+          <w:color w:val="1A1A1A"/>
+          <w:sz w:val="22"/>
+        </w:rPr>
+      </w:pPr>
+      <w:r>
+        <w:rPr>
+          <w:color w:val="1A1A1A"/>
+          <w:sz w:val="22"/>
+        </w:rPr>
+        <w:t>Remover aqui apaga apenas o perfil (papel, nome, telefone) do sistema de gestao de projetos - a pessoa continua podendo fazer login depois; se fizer, um perfil novo e criado do zero, com o papel padrao Solicitante.</w:t>
+      </w:r>
+    </w:p>
+    <w:p>
+      <w:pPr>
+        <w:spacing w:before="120" w:after="200" w:line="280" w:lineRule="auto"/>
+        <w:rPr>
+          <w:color w:val="1A1A1A"/>
+          <w:sz w:val="22"/>
+        </w:rPr>
+      </w:pPr>
+    </w:p>
+    <w:p>
+      <w:pPr>
+        <w:spacing w:before="360" w:line="280" w:lineRule="auto"/>
+        <w:rPr>
+          <w:b/>
+          <w:color w:val="1A1A1A"/>
+          <w:sz w:val="32"/>
+        </w:rPr>
+      </w:pPr>
+      <w:r>
+        <w:rPr>
+          <w:b/>
+          <w:color w:val="1A1A1A"/>
+          <w:sz w:val="32"/>
+        </w:rPr>
+        <w:t>4. Gates de aprovacao</w:t>
+      </w:r>
+    </w:p>
+    <w:p>
+      <w:pPr>
+        <w:spacing w:before="360" w:line="280" w:lineRule="auto"/>
+        <w:rPr>
+          <w:color w:val="1A1A1A"/>
+          <w:sz w:val="22"/>
+        </w:rPr>
+      </w:pPr>
+      <w:r>
+        <w:rPr>
+          <w:color w:val="1A1A1A"/>
+          <w:sz w:val="22"/>
+        </w:rPr>
+        <w:t>O sistema tem dois pontos de decisao formal (gates) no ciclo de vida de um projeto, ambos aparecendo no fluxo de diretrizes da pagina inicial:</w:t>
+      </w:r>
+    </w:p>
+    <w:p>
+      <w:pPr>
+        <w:spacing w:before="240" w:after="120" w:line="280" w:lineRule="auto"/>
         <w:rPr>
           <w:b/>
           <w:color w:val="B91D2E"/>
@@ -1273,7 +1381,7 @@
           <w:color w:val="B91D2E"/>
           <w:sz w:val="26"/>
         </w:rPr>
-        <w:t>4.2 Gate 2 - Pactuacao</w:t>
+        <w:t>4.1 Gate 1 - Triagem</w:t>
       </w:r>
     </w:p>
     <w:p>
@@ -1289,7 +1397,7 @@
           <w:color w:val="1A1A1A"/>
           <w:sz w:val="22"/>
         </w:rPr>
-        <w:t>Ocorre ao final do Planejamento (D02), antes do inicio da Execucao (D03). E o gate mais critico: autoriza formalmente o inicio da execucao do projeto.</w:t>
+        <w:t>Ocorre logo apos o registro da demanda (D01.4/D01.5). Decide se a demanda entra ou nao no portfolio de projetos.</w:t>
       </w:r>
     </w:p>
     <w:p>
@@ -1311,7 +1419,7 @@
           <w:color w:val="1A1A1A"/>
           <w:sz w:val="22"/>
         </w:rPr>
-        <w:t>Quem decide: Dono do Negocio, perante a Alta Gestao.</w:t>
+        <w:t>Quem decide: Admin (atuando como Gestor Responsavel no sistema).</w:t>
       </w:r>
     </w:p>
     <w:p>
@@ -1333,107 +1441,12 @@
           <w:color w:val="1A1A1A"/>
           <w:sz w:val="22"/>
         </w:rPr>
-        <w:t>Onde: no Relatorio de Entregas e Beneficios (FORALF12), aba Editar dados - campo Status (Pendente de pactuacao / Pactuado). So o Admin consegue alterar esse campo; qualquer outro papel ve o controle travado, com um aviso explicando que so o PMO/Admin pode pactuar.</w:t>
-      </w:r>
-    </w:p>
-    <w:p>
-      <w:pPr>
-        <w:pStyle w:val="PargrafodaLista"/>
-        <w:numPr>
-          <w:ilvl w:val="0"/>
-          <w:numId w:val="9"/>
-        </w:numPr>
-        <w:spacing w:before="240" w:after="80" w:line="260" w:lineRule="auto"/>
-        <w:ind w:left="700"/>
-        <w:rPr>
-          <w:color w:val="1A1A1A"/>
-          <w:sz w:val="22"/>
-        </w:rPr>
-      </w:pPr>
-      <w:r>
-        <w:rPr>
-          <w:color w:val="1A1A1A"/>
-          <w:sz w:val="22"/>
-        </w:rPr>
-        <w:t>Ao marcar "Pactuado", o sistema preenche automaticamente a Data de pactuacao (hoje) e o Aprovador (nome de quem esta logado), ambos editaveis pelo Admin.</w:t>
-      </w:r>
-    </w:p>
-    <w:p>
-      <w:pPr>
-        <w:pStyle w:val="PargrafodaLista"/>
-        <w:numPr>
-          <w:ilvl w:val="0"/>
-          <w:numId w:val="9"/>
-        </w:numPr>
-        <w:spacing w:before="240" w:after="80" w:line="260" w:lineRule="auto"/>
-        <w:ind w:left="700"/>
-        <w:rPr>
-          <w:color w:val="1A1A1A"/>
-          <w:sz w:val="22"/>
-        </w:rPr>
-      </w:pPr>
-      <w:r>
-        <w:rPr>
-          <w:color w:val="1A1A1A"/>
-          <w:sz w:val="22"/>
-        </w:rPr>
-        <w:t xml:space="preserve">Enquanto o status estiver "Pactuado", todos os demais campos do relatorio (ficha do programa, indicadores, projetos vinculados) ficam bloqueados para edicao - </w:t>
-      </w:r>
-      <w:r>
-        <w:rPr>
-          <w:color w:val="1A1A1A"/>
-          <w:sz w:val="22"/>
-        </w:rPr>
-        <w:lastRenderedPageBreak/>
-        <w:t>inclusive para o Admin - ate que o Gate 2 seja reaberto (status voltar para "Pendente de pactuacao").</w:t>
-      </w:r>
-    </w:p>
-    <w:p>
-      <w:pPr>
-        <w:spacing w:before="120" w:after="200" w:line="260" w:lineRule="auto"/>
-        <w:rPr>
-          <w:color w:val="1A1A1A"/>
-          <w:sz w:val="22"/>
-        </w:rPr>
-      </w:pPr>
-    </w:p>
-    <w:p>
-      <w:pPr>
-        <w:spacing w:before="360" w:line="260" w:lineRule="auto"/>
-        <w:rPr>
-          <w:b/>
-          <w:color w:val="1A1A1A"/>
-          <w:sz w:val="32"/>
-        </w:rPr>
-      </w:pPr>
-      <w:r>
-        <w:rPr>
-          <w:b/>
-          <w:color w:val="1A1A1A"/>
-          <w:sz w:val="32"/>
-        </w:rPr>
-        <w:t>5. Restricao por equipe do projeto</w:t>
-      </w:r>
-    </w:p>
-    <w:p>
-      <w:pPr>
-        <w:spacing w:before="360" w:line="280" w:lineRule="auto"/>
-        <w:rPr>
-          <w:color w:val="1A1A1A"/>
-          <w:sz w:val="22"/>
-        </w:rPr>
-      </w:pPr>
-      <w:r>
-        <w:rPr>
-          <w:color w:val="1A1A1A"/>
-          <w:sz w:val="22"/>
-        </w:rPr>
-        <w:t>Varios formularios exigem vincular o registro a um "Projeto vinculado" (um projeto ja Aprovado no Gate 1). Nesses formularios, apenas quem faz parte da equipe daquele projeto especifico - ou um Admin - pode criar ou editar um registro vinculado a ele.</w:t>
-      </w:r>
-    </w:p>
-    <w:p>
-      <w:pPr>
-        <w:spacing w:before="240" w:after="120" w:line="280" w:lineRule="auto"/>
+        <w:t>Onde: no status da Solicitacao de Demanda - so o Admin consegue alterar o campo de status; qualquer outro papel ve o campo travado, com um aviso explicando que so o PMO/Admin pode aprovar ou reprovar.</w:t>
+      </w:r>
+    </w:p>
+    <w:p>
+      <w:pPr>
+        <w:spacing w:before="240" w:after="120" w:line="260" w:lineRule="auto"/>
         <w:rPr>
           <w:b/>
           <w:color w:val="B91D2E"/>
@@ -1446,7 +1459,7 @@
           <w:color w:val="B91D2E"/>
           <w:sz w:val="26"/>
         </w:rPr>
-        <w:t>5.1 Formularios com essa restricao</w:t>
+        <w:t>4.2 Gate 2 - Pactuacao</w:t>
       </w:r>
     </w:p>
     <w:p>
@@ -1462,7 +1475,7 @@
           <w:color w:val="1A1A1A"/>
           <w:sz w:val="22"/>
         </w:rPr>
-        <w:t>Aplicada nos 7 formularios que usam o conceito de "equipe por projeto":</w:t>
+        <w:t>Ocorre ao final do Planejamento (D02), antes do inicio da Execucao (D03). E o gate mais critico: autoriza formalmente o inicio da execucao do projeto.</w:t>
       </w:r>
     </w:p>
     <w:p>
@@ -1484,7 +1497,7 @@
           <w:color w:val="1A1A1A"/>
           <w:sz w:val="22"/>
         </w:rPr>
-        <w:t>Canvas de Projeto</w:t>
+        <w:t>Quem decide: Dono do Negocio, perante a Alta Gestao.</w:t>
       </w:r>
     </w:p>
     <w:p>
@@ -1506,7 +1519,7 @@
           <w:color w:val="1A1A1A"/>
           <w:sz w:val="22"/>
         </w:rPr>
-        <w:t>TAP - Termo de Abertura de Projeto</w:t>
+        <w:t>Onde: no Relatorio de Entregas e Beneficios (FORALF12), aba Editar dados - campo Status (Pendente de pactuacao / Pactuado). So o Admin consegue alterar esse campo; qualquer outro papel ve o controle travado, com um aviso explicando que so o PMO/Admin pode pactuar.</w:t>
       </w:r>
     </w:p>
     <w:p>
@@ -1528,7 +1541,7 @@
           <w:color w:val="1A1A1A"/>
           <w:sz w:val="22"/>
         </w:rPr>
-        <w:t>Planejamento e Desenvolvimento de Projeto</w:t>
+        <w:t>Ao marcar "Pactuado", o sistema preenche automaticamente a Data de pactuacao (hoje) e o Aprovador (nome de quem esta logado), ambos editaveis pelo Admin.</w:t>
       </w:r>
     </w:p>
     <w:p>
@@ -1550,78 +1563,55 @@
           <w:color w:val="1A1A1A"/>
           <w:sz w:val="22"/>
         </w:rPr>
-        <w:t>EAP - Estrutura Analitica de Projeto</w:t>
-      </w:r>
-    </w:p>
-    <w:p>
-      <w:pPr>
-        <w:pStyle w:val="PargrafodaLista"/>
-        <w:numPr>
-          <w:ilvl w:val="0"/>
-          <w:numId w:val="10"/>
-        </w:numPr>
-        <w:spacing w:before="240" w:after="80" w:line="260" w:lineRule="auto"/>
-        <w:ind w:left="700"/>
-        <w:rPr>
-          <w:color w:val="1A1A1A"/>
-          <w:sz w:val="22"/>
-        </w:rPr>
-      </w:pPr>
-      <w:r>
-        <w:rPr>
-          <w:color w:val="1A1A1A"/>
-          <w:sz w:val="22"/>
-        </w:rPr>
-        <w:t>SMP - Solicitacao de Mudanca de Projeto</w:t>
-      </w:r>
-    </w:p>
-    <w:p>
-      <w:pPr>
-        <w:pStyle w:val="PargrafodaLista"/>
-        <w:numPr>
-          <w:ilvl w:val="0"/>
-          <w:numId w:val="10"/>
-        </w:numPr>
-        <w:spacing w:before="240" w:after="80" w:line="260" w:lineRule="auto"/>
-        <w:ind w:left="700"/>
-        <w:rPr>
-          <w:color w:val="1A1A1A"/>
-          <w:sz w:val="22"/>
-        </w:rPr>
-      </w:pPr>
-      <w:r>
-        <w:rPr>
-          <w:color w:val="1A1A1A"/>
-          <w:sz w:val="22"/>
-        </w:rPr>
-        <w:t>TEP - Termo de Encerramento de Projeto</w:t>
-      </w:r>
-    </w:p>
-    <w:p>
-      <w:pPr>
-        <w:pStyle w:val="PargrafodaLista"/>
-        <w:numPr>
-          <w:ilvl w:val="0"/>
-          <w:numId w:val="10"/>
-        </w:numPr>
-        <w:spacing w:before="240" w:after="80" w:line="260" w:lineRule="auto"/>
-        <w:ind w:left="700"/>
-        <w:rPr>
-          <w:color w:val="1A1A1A"/>
-          <w:sz w:val="22"/>
-        </w:rPr>
-      </w:pPr>
-      <w:r>
-        <w:rPr>
-          <w:color w:val="1A1A1A"/>
-          <w:sz w:val="22"/>
-        </w:rPr>
-        <w:t>RLA - Registro de Licoes Aprendidas</w:t>
-      </w:r>
-    </w:p>
-    <w:p>
-      <w:pPr>
-        <w:spacing w:before="240" w:after="120" w:line="260" w:lineRule="auto"/>
+        <w:t>Enquanto o status estiver "Pactuado", todos os demais campos do relatorio (ficha do programa, indicadores, projetos vinculados) ficam bloqueados para edicao - inclusive para o Admin - ate que o Gate 2 seja reaberto (status voltar para "Pendente de pactuacao").</w:t>
+      </w:r>
+    </w:p>
+    <w:p>
+      <w:pPr>
+        <w:spacing w:before="120" w:after="200" w:line="260" w:lineRule="auto"/>
+        <w:rPr>
+          <w:color w:val="1A1A1A"/>
+          <w:sz w:val="22"/>
+        </w:rPr>
+      </w:pPr>
+    </w:p>
+    <w:p>
+      <w:pPr>
+        <w:spacing w:before="360" w:line="260" w:lineRule="auto"/>
+        <w:rPr>
+          <w:b/>
+          <w:color w:val="1A1A1A"/>
+          <w:sz w:val="32"/>
+        </w:rPr>
+      </w:pPr>
+      <w:r>
+        <w:rPr>
+          <w:b/>
+          <w:color w:val="1A1A1A"/>
+          <w:sz w:val="32"/>
+        </w:rPr>
+        <w:t>5. Restricao por equipe do projeto</w:t>
+      </w:r>
+    </w:p>
+    <w:p>
+      <w:pPr>
+        <w:spacing w:before="360" w:line="280" w:lineRule="auto"/>
+        <w:rPr>
+          <w:color w:val="1A1A1A"/>
+          <w:sz w:val="22"/>
+        </w:rPr>
+      </w:pPr>
+      <w:r>
+        <w:rPr>
+          <w:color w:val="1A1A1A"/>
+          <w:sz w:val="22"/>
+        </w:rPr>
+        <w:t>Varios formularios exigem vincular o registro a um "Projeto vinculado" (um projeto ja Aprovado no Gate 1). Nesses formularios, apenas quem faz parte da equipe daquele projeto especifico - ou um Admin - pode criar ou editar um registro vinculado a ele.</w:t>
+      </w:r>
+    </w:p>
+    <w:p>
+      <w:pPr>
+        <w:spacing w:before="240" w:after="120" w:line="280" w:lineRule="auto"/>
         <w:rPr>
           <w:b/>
           <w:color w:val="B91D2E"/>
@@ -1634,7 +1624,7 @@
           <w:color w:val="B91D2E"/>
           <w:sz w:val="26"/>
         </w:rPr>
-        <w:t>5.2 Como funciona</w:t>
+        <w:t>5.1 Formularios com essa restricao</w:t>
       </w:r>
     </w:p>
     <w:p>
@@ -1650,7 +1640,7 @@
           <w:color w:val="1A1A1A"/>
           <w:sz w:val="22"/>
         </w:rPr>
-        <w:t>Ao selecionar um projeto no campo "Projeto vinculado":</w:t>
+        <w:t>Aplicada nos 7 formularios que usam o conceito de "equipe por projeto":</w:t>
       </w:r>
     </w:p>
     <w:p>
@@ -1672,7 +1662,8 @@
           <w:color w:val="1A1A1A"/>
           <w:sz w:val="22"/>
         </w:rPr>
-        <w:t>Se a pessoa nao for da equipe daquele projeto (e nao for Admin), aparece um aviso na tela e o botao de enviar/registrar fica desabilitado.</w:t>
+        <w:lastRenderedPageBreak/>
+        <w:t>Canvas de Projeto</w:t>
       </w:r>
     </w:p>
     <w:p>
@@ -1694,7 +1685,7 @@
           <w:color w:val="1A1A1A"/>
           <w:sz w:val="22"/>
         </w:rPr>
-        <w:t>Mesmo que o botao seja habilitado por algum outro meio, o envio e bloqueado no momento de salvar, com a mensagem "Voce nao faz parte da equipe deste projeto."</w:t>
+        <w:t>TAP - Termo de Abertura de Projeto</w:t>
       </w:r>
     </w:p>
     <w:p>
@@ -1716,7 +1707,95 @@
           <w:color w:val="1A1A1A"/>
           <w:sz w:val="22"/>
         </w:rPr>
-        <w:t>A equipe de cada projeto e definida pelo Admin, na pagina de Administracao, aba Equipes.</w:t>
+        <w:t>Planejamento e Desenvolvimento de Projeto</w:t>
+      </w:r>
+    </w:p>
+    <w:p>
+      <w:pPr>
+        <w:pStyle w:val="PargrafodaLista"/>
+        <w:numPr>
+          <w:ilvl w:val="0"/>
+          <w:numId w:val="11"/>
+        </w:numPr>
+        <w:spacing w:before="240" w:after="80" w:line="260" w:lineRule="auto"/>
+        <w:ind w:left="700"/>
+        <w:rPr>
+          <w:color w:val="1A1A1A"/>
+          <w:sz w:val="22"/>
+        </w:rPr>
+      </w:pPr>
+      <w:r>
+        <w:rPr>
+          <w:color w:val="1A1A1A"/>
+          <w:sz w:val="22"/>
+        </w:rPr>
+        <w:t>EAP - Estrutura Analitica de Projeto</w:t>
+      </w:r>
+    </w:p>
+    <w:p>
+      <w:pPr>
+        <w:pStyle w:val="PargrafodaLista"/>
+        <w:numPr>
+          <w:ilvl w:val="0"/>
+          <w:numId w:val="11"/>
+        </w:numPr>
+        <w:spacing w:before="240" w:after="80" w:line="260" w:lineRule="auto"/>
+        <w:ind w:left="700"/>
+        <w:rPr>
+          <w:color w:val="1A1A1A"/>
+          <w:sz w:val="22"/>
+        </w:rPr>
+      </w:pPr>
+      <w:r>
+        <w:rPr>
+          <w:color w:val="1A1A1A"/>
+          <w:sz w:val="22"/>
+        </w:rPr>
+        <w:t>SMP - Solicitacao de Mudanca de Projeto</w:t>
+      </w:r>
+    </w:p>
+    <w:p>
+      <w:pPr>
+        <w:pStyle w:val="PargrafodaLista"/>
+        <w:numPr>
+          <w:ilvl w:val="0"/>
+          <w:numId w:val="11"/>
+        </w:numPr>
+        <w:spacing w:before="240" w:after="80" w:line="260" w:lineRule="auto"/>
+        <w:ind w:left="700"/>
+        <w:rPr>
+          <w:color w:val="1A1A1A"/>
+          <w:sz w:val="22"/>
+        </w:rPr>
+      </w:pPr>
+      <w:r>
+        <w:rPr>
+          <w:color w:val="1A1A1A"/>
+          <w:sz w:val="22"/>
+        </w:rPr>
+        <w:t>TEP - Termo de Encerramento de Projeto</w:t>
+      </w:r>
+    </w:p>
+    <w:p>
+      <w:pPr>
+        <w:pStyle w:val="PargrafodaLista"/>
+        <w:numPr>
+          <w:ilvl w:val="0"/>
+          <w:numId w:val="11"/>
+        </w:numPr>
+        <w:spacing w:before="240" w:after="80" w:line="260" w:lineRule="auto"/>
+        <w:ind w:left="700"/>
+        <w:rPr>
+          <w:color w:val="1A1A1A"/>
+          <w:sz w:val="22"/>
+        </w:rPr>
+      </w:pPr>
+      <w:r>
+        <w:rPr>
+          <w:color w:val="1A1A1A"/>
+          <w:sz w:val="22"/>
+        </w:rPr>
+        <w:t>RLA - Registro de Licoes Aprendidas</w:t>
       </w:r>
     </w:p>
     <w:p>
@@ -1734,6 +1813,106 @@
           <w:color w:val="B91D2E"/>
           <w:sz w:val="26"/>
         </w:rPr>
+        <w:t>5.2 Como funciona</w:t>
+      </w:r>
+    </w:p>
+    <w:p>
+      <w:pPr>
+        <w:spacing w:before="240" w:line="280" w:lineRule="auto"/>
+        <w:rPr>
+          <w:color w:val="1A1A1A"/>
+          <w:sz w:val="22"/>
+        </w:rPr>
+      </w:pPr>
+      <w:r>
+        <w:rPr>
+          <w:color w:val="1A1A1A"/>
+          <w:sz w:val="22"/>
+        </w:rPr>
+        <w:t>Ao selecionar um projeto no campo "Projeto vinculado":</w:t>
+      </w:r>
+    </w:p>
+    <w:p>
+      <w:pPr>
+        <w:pStyle w:val="PargrafodaLista"/>
+        <w:numPr>
+          <w:ilvl w:val="0"/>
+          <w:numId w:val="12"/>
+        </w:numPr>
+        <w:spacing w:before="240" w:after="80" w:line="260" w:lineRule="auto"/>
+        <w:ind w:left="700"/>
+        <w:rPr>
+          <w:color w:val="1A1A1A"/>
+          <w:sz w:val="22"/>
+        </w:rPr>
+      </w:pPr>
+      <w:r>
+        <w:rPr>
+          <w:color w:val="1A1A1A"/>
+          <w:sz w:val="22"/>
+        </w:rPr>
+        <w:t>Se a pessoa nao for da equipe daquele projeto (e nao for Admin), aparece um aviso na tela e o botao de enviar/registrar fica desabilitado.</w:t>
+      </w:r>
+    </w:p>
+    <w:p>
+      <w:pPr>
+        <w:pStyle w:val="PargrafodaLista"/>
+        <w:numPr>
+          <w:ilvl w:val="0"/>
+          <w:numId w:val="12"/>
+        </w:numPr>
+        <w:spacing w:before="240" w:after="80" w:line="260" w:lineRule="auto"/>
+        <w:ind w:left="700"/>
+        <w:rPr>
+          <w:color w:val="1A1A1A"/>
+          <w:sz w:val="22"/>
+        </w:rPr>
+      </w:pPr>
+      <w:r>
+        <w:rPr>
+          <w:color w:val="1A1A1A"/>
+          <w:sz w:val="22"/>
+        </w:rPr>
+        <w:t>Mesmo que o botao seja habilitado por algum outro meio, o envio e bloqueado no momento de salvar, com a mensagem "Voce nao faz parte da equipe deste projeto."</w:t>
+      </w:r>
+    </w:p>
+    <w:p>
+      <w:pPr>
+        <w:pStyle w:val="PargrafodaLista"/>
+        <w:numPr>
+          <w:ilvl w:val="0"/>
+          <w:numId w:val="12"/>
+        </w:numPr>
+        <w:spacing w:before="240" w:after="80" w:line="260" w:lineRule="auto"/>
+        <w:ind w:left="700"/>
+        <w:rPr>
+          <w:color w:val="1A1A1A"/>
+          <w:sz w:val="22"/>
+        </w:rPr>
+      </w:pPr>
+      <w:r>
+        <w:rPr>
+          <w:color w:val="1A1A1A"/>
+          <w:sz w:val="22"/>
+        </w:rPr>
+        <w:t>A equipe de cada projeto e definida pelo Admin, na pagina de Administracao, aba Equipes.</w:t>
+      </w:r>
+    </w:p>
+    <w:p>
+      <w:pPr>
+        <w:spacing w:before="240" w:after="120" w:line="260" w:lineRule="auto"/>
+        <w:rPr>
+          <w:b/>
+          <w:color w:val="B91D2E"/>
+          <w:sz w:val="26"/>
+        </w:rPr>
+      </w:pPr>
+      <w:r>
+        <w:rPr>
+          <w:b/>
+          <w:color w:val="B91D2E"/>
+          <w:sz w:val="26"/>
+        </w:rPr>
         <w:t>5.3 Formularios sem essa restricao</w:t>
       </w:r>
     </w:p>
@@ -1758,7 +1937,7 @@
         <w:pStyle w:val="PargrafodaLista"/>
         <w:numPr>
           <w:ilvl w:val="0"/>
-          <w:numId w:val="12"/>
+          <w:numId w:val="13"/>
         </w:numPr>
         <w:spacing w:before="240" w:after="80" w:line="260" w:lineRule="auto"/>
         <w:ind w:left="700"/>
@@ -1780,7 +1959,7 @@
         <w:pStyle w:val="PargrafodaLista"/>
         <w:numPr>
           <w:ilvl w:val="0"/>
-          <w:numId w:val="12"/>
+          <w:numId w:val="13"/>
         </w:numPr>
         <w:spacing w:before="240" w:after="80" w:line="260" w:lineRule="auto"/>
         <w:ind w:left="700"/>
@@ -1802,7 +1981,7 @@
         <w:pStyle w:val="PargrafodaLista"/>
         <w:numPr>
           <w:ilvl w:val="0"/>
-          <w:numId w:val="12"/>
+          <w:numId w:val="13"/>
         </w:numPr>
         <w:spacing w:before="240" w:after="80" w:line="260" w:lineRule="auto"/>
         <w:ind w:left="700"/>
@@ -1824,7 +2003,7 @@
         <w:pStyle w:val="PargrafodaLista"/>
         <w:numPr>
           <w:ilvl w:val="0"/>
-          <w:numId w:val="12"/>
+          <w:numId w:val="13"/>
         </w:numPr>
         <w:spacing w:before="240" w:after="80" w:line="260" w:lineRule="auto"/>
         <w:ind w:left="700"/>
@@ -1846,7 +2025,7 @@
         <w:pStyle w:val="PargrafodaLista"/>
         <w:numPr>
           <w:ilvl w:val="0"/>
-          <w:numId w:val="12"/>
+          <w:numId w:val="13"/>
         </w:numPr>
         <w:spacing w:before="240" w:after="80" w:line="260" w:lineRule="auto"/>
         <w:ind w:left="700"/>
@@ -1876,7 +2055,6 @@
           <w:color w:val="1A1A1A"/>
           <w:sz w:val="22"/>
         </w:rPr>
-        <w:lastRenderedPageBreak/>
         <w:t>O Relatorio de Situacao e o Relatorio de Entregas tem, cada um, um campo opcional "Projeto vinculado (Gate 1)" em cada projeto listado - diferente do conceito desta secao, ele nao aplica nenhuma restricao de edicao por equipe. Serve apenas para ligar aquele item ao historico compartilhado do projeto (a mesma trilha de auditoria usada pelos 7 formularios com restricao por equipe), visivel pelo botao "Ver historico". Deixar sem selecionar mantem o comportamento anterior: qualquer usuario autenticado continua podendo criar/editar esses registros livremente.</w:t>
       </w:r>
     </w:p>
@@ -1958,6 +2136,7 @@
                 <w:color w:val="FFFFFF"/>
                 <w:sz w:val="19"/>
               </w:rPr>
+              <w:lastRenderedPageBreak/>
               <w:t>Formulario</w:t>
             </w:r>
           </w:p>
@@ -2979,7 +3158,6 @@
                 <w:color w:val="1A1A1A"/>
                 <w:sz w:val="19"/>
               </w:rPr>
-              <w:lastRenderedPageBreak/>
               <w:t>Relatorio de Situacao</w:t>
             </w:r>
           </w:p>
@@ -3466,7 +3644,7 @@
 <file path=word/numbering.xml><?xml version="1.0" encoding="utf-8"?>
 <w:numbering xmlns:wpc="http://schemas.microsoft.com/office/word/2010/wordprocessingCanvas" xmlns:cx="http://schemas.microsoft.com/office/drawing/2014/chartex" xmlns:cx1="http://schemas.microsoft.com/office/drawing/2015/9/8/chartex" xmlns:cx2="http://schemas.microsoft.com/office/drawing/2015/10/21/chartex" xmlns:cx3="http://schemas.microsoft.com/office/drawing/2016/5/9/chartex" xmlns:cx4="http://schemas.microsoft.com/office/drawing/2016/5/10/chartex" xmlns:cx5="http://schemas.microsoft.com/office/drawing/2016/5/11/chartex" xmlns:cx6="http://schemas.microsoft.com/office/drawing/2016/5/12/chartex" xmlns:cx7="http://schemas.microsoft.com/office/drawing/2016/5/13/chartex" xmlns:cx8="http://schemas.microsoft.com/office/drawing/2016/5/14/chartex" xmlns:mc="http://schemas.openxmlformats.org/markup-compatibility/2006" xmlns:aink="http://schemas.microsoft.com/office/drawing/2016/ink" xmlns:am3d="http://schemas.microsoft.com/office/drawing/2017/model3d" xmlns:o="urn:schemas-microsoft-com:office:office" xmlns:oel="http://schemas.microsoft.com/office/2019/extlst" xmlns:r="http://schemas.openxmlformats.org/officeDocument/2006/relationships" xmlns:m="http://schemas.openxmlformats.org/officeDocument/2006/math" xmlns:v="urn:schemas-microsoft-com:vml" xmlns:wp14="http://schemas.microsoft.com/office/word/2010/wordprocessingDrawing" xmlns:wp="http://schemas.openxmlformats.org/drawingml/2006/wordprocessingDrawing" xmlns:w10="urn:schemas-microsoft-com:office:word" xmlns:w="http://schemas.openxmlformats.org/wordprocessingml/2006/main" xmlns:w14="http://schemas.microsoft.com/office/word/2010/wordml" xmlns:w15="http://schemas.microsoft.com/office/word/2012/wordml" xmlns:w16cei="http://schemas.microsoft.com/office/word/2026/wordml/cei" xmlns:w16cex="http://schemas.microsoft.com/office/word/2018/wordml/cex" xmlns:w16cid="http://schemas.microsoft.com/office/word/2016/wordml/cid" xmlns:w16="http://schemas.microsoft.com/office/word/2018/wordml" xmlns:w16du="http://schemas.microsoft.com/office/word/2023/wordml/word16du" xmlns:w16sdtdh="http://schemas.microsoft.com/office/word/2020/wordml/sdtdatahash" xmlns:w16sdtfl="http://schemas.microsoft.com/office/word/2024/wordml/sdtformatlock" xmlns:w16se="http://schemas.microsoft.com/office/word/2015/wordml/symex" xmlns:wpg="http://schemas.microsoft.com/office/word/2010/wordprocessingGroup" xmlns:wpi="http://schemas.microsoft.com/office/word/2010/wordprocessingInk" xmlns:wne="http://schemas.microsoft.com/office/word/2006/wordml" xmlns:wps="http://schemas.microsoft.com/office/word/2010/wordprocessingShape" mc:Ignorable="w14 w15 w16se w16cid w16 w16cex w16sdtdh w16sdtfl w16du wp14">
   <w:abstractNum w:abstractNumId="0" w15:restartNumberingAfterBreak="0">
-    <w:nsid w:val="07197479"/>
+    <w:nsid w:val="0AD41361"/>
     <w:multiLevelType w:val="singleLevel"/>
     <w:tmpl w:val="04160001"/>
     <w:lvl w:ilvl="0">
@@ -3483,7 +3661,7 @@
     </w:lvl>
   </w:abstractNum>
   <w:abstractNum w:abstractNumId="1" w15:restartNumberingAfterBreak="0">
-    <w:nsid w:val="0F7769B7"/>
+    <w:nsid w:val="0CFA01B6"/>
     <w:multiLevelType w:val="singleLevel"/>
     <w:tmpl w:val="04160001"/>
     <w:lvl w:ilvl="0">
@@ -3500,7 +3678,7 @@
     </w:lvl>
   </w:abstractNum>
   <w:abstractNum w:abstractNumId="2" w15:restartNumberingAfterBreak="0">
-    <w:nsid w:val="12870331"/>
+    <w:nsid w:val="1331695B"/>
     <w:multiLevelType w:val="singleLevel"/>
     <w:tmpl w:val="04160001"/>
     <w:lvl w:ilvl="0">
@@ -3517,7 +3695,7 @@
     </w:lvl>
   </w:abstractNum>
   <w:abstractNum w:abstractNumId="3" w15:restartNumberingAfterBreak="0">
-    <w:nsid w:val="1D126574"/>
+    <w:nsid w:val="1668463B"/>
     <w:multiLevelType w:val="singleLevel"/>
     <w:tmpl w:val="04160001"/>
     <w:lvl w:ilvl="0">
@@ -3534,7 +3712,7 @@
     </w:lvl>
   </w:abstractNum>
   <w:abstractNum w:abstractNumId="4" w15:restartNumberingAfterBreak="0">
-    <w:nsid w:val="243C398D"/>
+    <w:nsid w:val="1C24598C"/>
     <w:multiLevelType w:val="singleLevel"/>
     <w:tmpl w:val="04160001"/>
     <w:lvl w:ilvl="0">
@@ -3551,7 +3729,7 @@
     </w:lvl>
   </w:abstractNum>
   <w:abstractNum w:abstractNumId="5" w15:restartNumberingAfterBreak="0">
-    <w:nsid w:val="328F536D"/>
+    <w:nsid w:val="2FB15BBA"/>
     <w:multiLevelType w:val="singleLevel"/>
     <w:tmpl w:val="04160001"/>
     <w:lvl w:ilvl="0">
@@ -3568,7 +3746,7 @@
     </w:lvl>
   </w:abstractNum>
   <w:abstractNum w:abstractNumId="6" w15:restartNumberingAfterBreak="0">
-    <w:nsid w:val="44C629DA"/>
+    <w:nsid w:val="3B946DFA"/>
     <w:multiLevelType w:val="singleLevel"/>
     <w:tmpl w:val="04160001"/>
     <w:lvl w:ilvl="0">
@@ -3585,7 +3763,7 @@
     </w:lvl>
   </w:abstractNum>
   <w:abstractNum w:abstractNumId="7" w15:restartNumberingAfterBreak="0">
-    <w:nsid w:val="4A235A92"/>
+    <w:nsid w:val="3CF0128A"/>
     <w:multiLevelType w:val="singleLevel"/>
     <w:tmpl w:val="04160001"/>
     <w:lvl w:ilvl="0">
@@ -3602,7 +3780,7 @@
     </w:lvl>
   </w:abstractNum>
   <w:abstractNum w:abstractNumId="8" w15:restartNumberingAfterBreak="0">
-    <w:nsid w:val="4C5175F2"/>
+    <w:nsid w:val="3EED47AA"/>
     <w:multiLevelType w:val="singleLevel"/>
     <w:tmpl w:val="04160001"/>
     <w:lvl w:ilvl="0">
@@ -3619,7 +3797,7 @@
     </w:lvl>
   </w:abstractNum>
   <w:abstractNum w:abstractNumId="9" w15:restartNumberingAfterBreak="0">
-    <w:nsid w:val="5FC845B5"/>
+    <w:nsid w:val="5EEA77A4"/>
     <w:multiLevelType w:val="singleLevel"/>
     <w:tmpl w:val="04160001"/>
     <w:lvl w:ilvl="0">
@@ -3636,7 +3814,7 @@
     </w:lvl>
   </w:abstractNum>
   <w:abstractNum w:abstractNumId="10" w15:restartNumberingAfterBreak="0">
-    <w:nsid w:val="6041566F"/>
+    <w:nsid w:val="60184C18"/>
     <w:multiLevelType w:val="singleLevel"/>
     <w:tmpl w:val="04160001"/>
     <w:lvl w:ilvl="0">
@@ -3653,7 +3831,7 @@
     </w:lvl>
   </w:abstractNum>
   <w:abstractNum w:abstractNumId="11" w15:restartNumberingAfterBreak="0">
-    <w:nsid w:val="7B427739"/>
+    <w:nsid w:val="615E1C15"/>
     <w:multiLevelType w:val="singleLevel"/>
     <w:tmpl w:val="04160001"/>
     <w:lvl w:ilvl="0">
@@ -3669,41 +3847,61 @@
       </w:rPr>
     </w:lvl>
   </w:abstractNum>
-  <w:num w:numId="1" w16cid:durableId="615912381">
+  <w:abstractNum w:abstractNumId="12" w15:restartNumberingAfterBreak="0">
+    <w:nsid w:val="64026BB2"/>
+    <w:multiLevelType w:val="singleLevel"/>
+    <w:tmpl w:val="04160001"/>
+    <w:lvl w:ilvl="0">
+      <w:start w:val="1"/>
+      <w:numFmt w:val="bullet"/>
+      <w:lvlText w:val=""/>
+      <w:lvlJc w:val="left"/>
+      <w:pPr>
+        <w:ind w:left="720" w:hanging="360"/>
+      </w:pPr>
+      <w:rPr>
+        <w:rFonts w:ascii="Symbol" w:hAnsi="Symbol" w:hint="default"/>
+      </w:rPr>
+    </w:lvl>
+  </w:abstractNum>
+  <w:num w:numId="1" w16cid:durableId="156848808">
+    <w:abstractNumId w:val="5"/>
+  </w:num>
+  <w:num w:numId="2" w16cid:durableId="991327295">
+    <w:abstractNumId w:val="12"/>
+  </w:num>
+  <w:num w:numId="3" w16cid:durableId="1310162472">
+    <w:abstractNumId w:val="1"/>
+  </w:num>
+  <w:num w:numId="4" w16cid:durableId="1179464590">
+    <w:abstractNumId w:val="2"/>
+  </w:num>
+  <w:num w:numId="5" w16cid:durableId="1568146516">
+    <w:abstractNumId w:val="8"/>
+  </w:num>
+  <w:num w:numId="6" w16cid:durableId="1768697088">
+    <w:abstractNumId w:val="4"/>
+  </w:num>
+  <w:num w:numId="7" w16cid:durableId="482165882">
+    <w:abstractNumId w:val="6"/>
+  </w:num>
+  <w:num w:numId="8" w16cid:durableId="763496192">
+    <w:abstractNumId w:val="7"/>
+  </w:num>
+  <w:num w:numId="9" w16cid:durableId="251667593">
     <w:abstractNumId w:val="9"/>
   </w:num>
-  <w:num w:numId="2" w16cid:durableId="1065302367">
-    <w:abstractNumId w:val="4"/>
+  <w:num w:numId="10" w16cid:durableId="1639653047">
+    <w:abstractNumId w:val="0"/>
   </w:num>
-  <w:num w:numId="3" w16cid:durableId="284701254">
+  <w:num w:numId="11" w16cid:durableId="176576483">
+    <w:abstractNumId w:val="11"/>
+  </w:num>
+  <w:num w:numId="12" w16cid:durableId="614023264">
     <w:abstractNumId w:val="10"/>
   </w:num>
-  <w:num w:numId="4" w16cid:durableId="742797558">
-    <w:abstractNumId w:val="11"/>
-  </w:num>
-  <w:num w:numId="5" w16cid:durableId="843251846">
-    <w:abstractNumId w:val="6"/>
-  </w:num>
-  <w:num w:numId="6" w16cid:durableId="66928657">
-    <w:abstractNumId w:val="2"/>
-  </w:num>
-  <w:num w:numId="7" w16cid:durableId="286007201">
-    <w:abstractNumId w:val="1"/>
-  </w:num>
-  <w:num w:numId="8" w16cid:durableId="1572695985">
-    <w:abstractNumId w:val="5"/>
-  </w:num>
-  <w:num w:numId="9" w16cid:durableId="1106198144">
-    <w:abstractNumId w:val="0"/>
-  </w:num>
-  <w:num w:numId="10" w16cid:durableId="1316379982">
-    <w:abstractNumId w:val="7"/>
-  </w:num>
-  <w:num w:numId="11" w16cid:durableId="887568648">
+  <w:num w:numId="13" w16cid:durableId="1028723946">
     <w:abstractNumId w:val="3"/>
-  </w:num>
-  <w:num w:numId="12" w16cid:durableId="1343359391">
-    <w:abstractNumId w:val="8"/>
   </w:num>
 </w:numbering>
 </file>
@@ -4116,7 +4314,7 @@
     <w:link w:val="Ttulo1Char"/>
     <w:uiPriority w:val="9"/>
     <w:qFormat/>
-    <w:rsid w:val="00956B23"/>
+    <w:rsid w:val="000C3A3D"/>
     <w:pPr>
       <w:keepNext/>
       <w:keepLines/>
@@ -4139,7 +4337,7 @@
     <w:semiHidden/>
     <w:unhideWhenUsed/>
     <w:qFormat/>
-    <w:rsid w:val="00956B23"/>
+    <w:rsid w:val="000C3A3D"/>
     <w:pPr>
       <w:keepNext/>
       <w:keepLines/>
@@ -4162,7 +4360,7 @@
     <w:semiHidden/>
     <w:unhideWhenUsed/>
     <w:qFormat/>
-    <w:rsid w:val="00956B23"/>
+    <w:rsid w:val="000C3A3D"/>
     <w:pPr>
       <w:keepNext/>
       <w:keepLines/>
@@ -4185,7 +4383,7 @@
     <w:semiHidden/>
     <w:unhideWhenUsed/>
     <w:qFormat/>
-    <w:rsid w:val="00956B23"/>
+    <w:rsid w:val="000C3A3D"/>
     <w:pPr>
       <w:keepNext/>
       <w:keepLines/>
@@ -4208,7 +4406,7 @@
     <w:semiHidden/>
     <w:unhideWhenUsed/>
     <w:qFormat/>
-    <w:rsid w:val="00956B23"/>
+    <w:rsid w:val="000C3A3D"/>
     <w:pPr>
       <w:keepNext/>
       <w:keepLines/>
@@ -4229,7 +4427,7 @@
     <w:semiHidden/>
     <w:unhideWhenUsed/>
     <w:qFormat/>
-    <w:rsid w:val="00956B23"/>
+    <w:rsid w:val="000C3A3D"/>
     <w:pPr>
       <w:keepNext/>
       <w:keepLines/>
@@ -4252,7 +4450,7 @@
     <w:semiHidden/>
     <w:unhideWhenUsed/>
     <w:qFormat/>
-    <w:rsid w:val="00956B23"/>
+    <w:rsid w:val="000C3A3D"/>
     <w:pPr>
       <w:keepNext/>
       <w:keepLines/>
@@ -4273,7 +4471,7 @@
     <w:semiHidden/>
     <w:unhideWhenUsed/>
     <w:qFormat/>
-    <w:rsid w:val="00956B23"/>
+    <w:rsid w:val="000C3A3D"/>
     <w:pPr>
       <w:keepNext/>
       <w:keepLines/>
@@ -4296,7 +4494,7 @@
     <w:semiHidden/>
     <w:unhideWhenUsed/>
     <w:qFormat/>
-    <w:rsid w:val="00956B23"/>
+    <w:rsid w:val="000C3A3D"/>
     <w:pPr>
       <w:keepNext/>
       <w:keepLines/>
@@ -4340,7 +4538,7 @@
     <w:basedOn w:val="Fontepargpadro"/>
     <w:link w:val="Ttulo1"/>
     <w:uiPriority w:val="9"/>
-    <w:rsid w:val="00956B23"/>
+    <w:rsid w:val="000C3A3D"/>
     <w:rPr>
       <w:rFonts w:asciiTheme="majorHAnsi" w:eastAsiaTheme="majorEastAsia" w:hAnsiTheme="majorHAnsi" w:cstheme="majorBidi"/>
       <w:color w:val="0F4761" w:themeColor="accent1" w:themeShade="BF"/>
@@ -4354,7 +4552,7 @@
     <w:link w:val="Ttulo2"/>
     <w:uiPriority w:val="9"/>
     <w:semiHidden/>
-    <w:rsid w:val="00956B23"/>
+    <w:rsid w:val="000C3A3D"/>
     <w:rPr>
       <w:rFonts w:asciiTheme="majorHAnsi" w:eastAsiaTheme="majorEastAsia" w:hAnsiTheme="majorHAnsi" w:cstheme="majorBidi"/>
       <w:color w:val="0F4761" w:themeColor="accent1" w:themeShade="BF"/>
@@ -4368,7 +4566,7 @@
     <w:link w:val="Ttulo3"/>
     <w:uiPriority w:val="9"/>
     <w:semiHidden/>
-    <w:rsid w:val="00956B23"/>
+    <w:rsid w:val="000C3A3D"/>
     <w:rPr>
       <w:rFonts w:eastAsiaTheme="majorEastAsia" w:cstheme="majorBidi"/>
       <w:color w:val="0F4761" w:themeColor="accent1" w:themeShade="BF"/>
@@ -4382,7 +4580,7 @@
     <w:link w:val="Ttulo4"/>
     <w:uiPriority w:val="9"/>
     <w:semiHidden/>
-    <w:rsid w:val="00956B23"/>
+    <w:rsid w:val="000C3A3D"/>
     <w:rPr>
       <w:rFonts w:eastAsiaTheme="majorEastAsia" w:cstheme="majorBidi"/>
       <w:i/>
@@ -4396,7 +4594,7 @@
     <w:link w:val="Ttulo5"/>
     <w:uiPriority w:val="9"/>
     <w:semiHidden/>
-    <w:rsid w:val="00956B23"/>
+    <w:rsid w:val="000C3A3D"/>
     <w:rPr>
       <w:rFonts w:eastAsiaTheme="majorEastAsia" w:cstheme="majorBidi"/>
       <w:color w:val="0F4761" w:themeColor="accent1" w:themeShade="BF"/>
@@ -4408,7 +4606,7 @@
     <w:link w:val="Ttulo6"/>
     <w:uiPriority w:val="9"/>
     <w:semiHidden/>
-    <w:rsid w:val="00956B23"/>
+    <w:rsid w:val="000C3A3D"/>
     <w:rPr>
       <w:rFonts w:eastAsiaTheme="majorEastAsia" w:cstheme="majorBidi"/>
       <w:i/>
@@ -4422,7 +4620,7 @@
     <w:link w:val="Ttulo7"/>
     <w:uiPriority w:val="9"/>
     <w:semiHidden/>
-    <w:rsid w:val="00956B23"/>
+    <w:rsid w:val="000C3A3D"/>
     <w:rPr>
       <w:rFonts w:eastAsiaTheme="majorEastAsia" w:cstheme="majorBidi"/>
       <w:color w:val="595959" w:themeColor="text1" w:themeTint="A6"/>
@@ -4434,7 +4632,7 @@
     <w:link w:val="Ttulo8"/>
     <w:uiPriority w:val="9"/>
     <w:semiHidden/>
-    <w:rsid w:val="00956B23"/>
+    <w:rsid w:val="000C3A3D"/>
     <w:rPr>
       <w:rFonts w:eastAsiaTheme="majorEastAsia" w:cstheme="majorBidi"/>
       <w:i/>
@@ -4448,7 +4646,7 @@
     <w:link w:val="Ttulo9"/>
     <w:uiPriority w:val="9"/>
     <w:semiHidden/>
-    <w:rsid w:val="00956B23"/>
+    <w:rsid w:val="000C3A3D"/>
     <w:rPr>
       <w:rFonts w:eastAsiaTheme="majorEastAsia" w:cstheme="majorBidi"/>
       <w:color w:val="272727" w:themeColor="text1" w:themeTint="D8"/>
@@ -4461,7 +4659,7 @@
     <w:link w:val="TtuloChar"/>
     <w:uiPriority w:val="10"/>
     <w:qFormat/>
-    <w:rsid w:val="00956B23"/>
+    <w:rsid w:val="000C3A3D"/>
     <w:pPr>
       <w:spacing w:after="80" w:line="240" w:lineRule="auto"/>
       <w:contextualSpacing/>
@@ -4479,7 +4677,7 @@
     <w:basedOn w:val="Fontepargpadro"/>
     <w:link w:val="Ttulo"/>
     <w:uiPriority w:val="10"/>
-    <w:rsid w:val="00956B23"/>
+    <w:rsid w:val="000C3A3D"/>
     <w:rPr>
       <w:rFonts w:asciiTheme="majorHAnsi" w:eastAsiaTheme="majorEastAsia" w:hAnsiTheme="majorHAnsi" w:cstheme="majorBidi"/>
       <w:spacing w:val="-10"/>
@@ -4495,7 +4693,7 @@
     <w:link w:val="SubttuloChar"/>
     <w:uiPriority w:val="11"/>
     <w:qFormat/>
-    <w:rsid w:val="00956B23"/>
+    <w:rsid w:val="000C3A3D"/>
     <w:pPr>
       <w:numPr>
         <w:ilvl w:val="1"/>
@@ -4514,7 +4712,7 @@
     <w:basedOn w:val="Fontepargpadro"/>
     <w:link w:val="Subttulo"/>
     <w:uiPriority w:val="11"/>
-    <w:rsid w:val="00956B23"/>
+    <w:rsid w:val="000C3A3D"/>
     <w:rPr>
       <w:rFonts w:eastAsiaTheme="majorEastAsia" w:cstheme="majorBidi"/>
       <w:color w:val="595959" w:themeColor="text1" w:themeTint="A6"/>
@@ -4530,7 +4728,7 @@
     <w:link w:val="CitaoChar"/>
     <w:uiPriority w:val="29"/>
     <w:qFormat/>
-    <w:rsid w:val="00956B23"/>
+    <w:rsid w:val="000C3A3D"/>
     <w:pPr>
       <w:spacing w:before="160"/>
       <w:jc w:val="center"/>
@@ -4546,7 +4744,7 @@
     <w:basedOn w:val="Fontepargpadro"/>
     <w:link w:val="Citao"/>
     <w:uiPriority w:val="29"/>
-    <w:rsid w:val="00956B23"/>
+    <w:rsid w:val="000C3A3D"/>
     <w:rPr>
       <w:i/>
       <w:iCs/>
@@ -4558,7 +4756,7 @@
     <w:basedOn w:val="Normal"/>
     <w:uiPriority w:val="34"/>
     <w:qFormat/>
-    <w:rsid w:val="00956B23"/>
+    <w:rsid w:val="000C3A3D"/>
     <w:pPr>
       <w:ind w:left="720"/>
       <w:contextualSpacing/>
@@ -4569,7 +4767,7 @@
     <w:basedOn w:val="Fontepargpadro"/>
     <w:uiPriority w:val="21"/>
     <w:qFormat/>
-    <w:rsid w:val="00956B23"/>
+    <w:rsid w:val="000C3A3D"/>
     <w:rPr>
       <w:i/>
       <w:iCs/>
@@ -4583,7 +4781,7 @@
     <w:link w:val="CitaoIntensaChar"/>
     <w:uiPriority w:val="30"/>
     <w:qFormat/>
-    <w:rsid w:val="00956B23"/>
+    <w:rsid w:val="000C3A3D"/>
     <w:pPr>
       <w:pBdr>
         <w:top w:val="single" w:sz="4" w:space="10" w:color="0F4761" w:themeColor="accent1" w:themeShade="BF"/>
@@ -4604,7 +4802,7 @@
     <w:basedOn w:val="Fontepargpadro"/>
     <w:link w:val="CitaoIntensa"/>
     <w:uiPriority w:val="30"/>
-    <w:rsid w:val="00956B23"/>
+    <w:rsid w:val="000C3A3D"/>
     <w:rPr>
       <w:i/>
       <w:iCs/>
@@ -4616,7 +4814,7 @@
     <w:basedOn w:val="Fontepargpadro"/>
     <w:uiPriority w:val="32"/>
     <w:qFormat/>
-    <w:rsid w:val="00956B23"/>
+    <w:rsid w:val="000C3A3D"/>
     <w:rPr>
       <w:b/>
       <w:bCs/>

--- a/Regras de Acesso e Permissoes - Sistema UNIALFA.docx
+++ b/Regras de Acesso e Permissoes - Sistema UNIALFA.docx
@@ -847,7 +847,7 @@
           <w:color w:val="1A1A1A"/>
           <w:sz w:val="22"/>
         </w:rPr>
-        <w:t>Acessar a pagina de Administracao e o Painel Executivo (qualquer outro papel ve a mensagem "Acesso restrito" em ambas).</w:t>
+        <w:t>Acessar a pagina de Administracao (sempre exclusiva a Admin) e definir quais papeis podem ver o Painel Executivo, o Relatorio de Situacao e o Relatorio de Entregas (ver 3.4).</w:t>
       </w:r>
     </w:p>
     <w:p>
@@ -1325,49 +1325,6 @@
     </w:p>
     <w:p>
       <w:pPr>
-        <w:spacing w:before="120" w:after="200" w:line="280" w:lineRule="auto"/>
-        <w:rPr>
-          <w:color w:val="1A1A1A"/>
-          <w:sz w:val="22"/>
-        </w:rPr>
-      </w:pPr>
-    </w:p>
-    <w:p>
-      <w:pPr>
-        <w:spacing w:before="360" w:line="280" w:lineRule="auto"/>
-        <w:rPr>
-          <w:b/>
-          <w:color w:val="1A1A1A"/>
-          <w:sz w:val="32"/>
-        </w:rPr>
-      </w:pPr>
-      <w:r>
-        <w:rPr>
-          <w:b/>
-          <w:color w:val="1A1A1A"/>
-          <w:sz w:val="32"/>
-        </w:rPr>
-        <w:t>4. Gates de aprovacao</w:t>
-      </w:r>
-    </w:p>
-    <w:p>
-      <w:pPr>
-        <w:spacing w:before="360" w:line="280" w:lineRule="auto"/>
-        <w:rPr>
-          <w:color w:val="1A1A1A"/>
-          <w:sz w:val="22"/>
-        </w:rPr>
-      </w:pPr>
-      <w:r>
-        <w:rPr>
-          <w:color w:val="1A1A1A"/>
-          <w:sz w:val="22"/>
-        </w:rPr>
-        <w:t>O sistema tem dois pontos de decisao formal (gates) no ciclo de vida de um projeto, ambos aparecendo no fluxo de diretrizes da pagina inicial:</w:t>
-      </w:r>
-    </w:p>
-    <w:p>
-      <w:pPr>
         <w:spacing w:before="240" w:after="120" w:line="280" w:lineRule="auto"/>
         <w:rPr>
           <w:b/>
@@ -1381,7 +1338,8 @@
           <w:color w:val="B91D2E"/>
           <w:sz w:val="26"/>
         </w:rPr>
-        <w:t>4.1 Gate 1 - Triagem</w:t>
+        <w:lastRenderedPageBreak/>
+        <w:t>3.4 Restricao por papel no Painel Executivo e nos dois relatorios</w:t>
       </w:r>
     </w:p>
     <w:p>
@@ -1397,7 +1355,7 @@
           <w:color w:val="1A1A1A"/>
           <w:sz w:val="22"/>
         </w:rPr>
-        <w:t>Ocorre logo apos o registro da demanda (D01.4/D01.5). Decide se a demanda entra ou nao no portfolio de projetos.</w:t>
+        <w:t>Tres paginas tem sua visibilidade controlada por uma lista de papeis, definida pelo Admin na aba Configuracoes da Administracao: Painel Executivo, Relatorio de Situacao de Projetos e Relatorio de Entregas e Beneficios. Para cada uma dessas paginas, o Admin marca (com caixas de selecao, podendo marcar mais de um papel) quais papeis conseguem abri-la; quem tem um papel fora da lista ve a mensagem "Acesso restrito" ao tentar acessar.</w:t>
       </w:r>
     </w:p>
     <w:p>
@@ -1419,7 +1377,7 @@
           <w:color w:val="1A1A1A"/>
           <w:sz w:val="22"/>
         </w:rPr>
-        <w:t>Quem decide: Admin (atuando como Gestor Responsavel no sistema).</w:t>
+        <w:t>Painel Executivo comeca configurado apenas para Admin, mantendo o comportamento original da pagina.</w:t>
       </w:r>
     </w:p>
     <w:p>
@@ -1441,12 +1399,71 @@
           <w:color w:val="1A1A1A"/>
           <w:sz w:val="22"/>
         </w:rPr>
-        <w:t>Onde: no status da Solicitacao de Demanda - so o Admin consegue alterar o campo de status; qualquer outro papel ve o campo travado, com um aviso explicando que so o PMO/Admin pode aprovar ou reprovar.</w:t>
-      </w:r>
-    </w:p>
-    <w:p>
-      <w:pPr>
-        <w:spacing w:before="240" w:after="120" w:line="260" w:lineRule="auto"/>
+        <w:t>Relatorio de Situacao e Relatorio de Entregas comecam configurados para todos os papeis, mantendo o comportamento original (acesso livre a qualquer usuario autenticado) ate que o Admin decida restringir.</w:t>
+      </w:r>
+    </w:p>
+    <w:p>
+      <w:pPr>
+        <w:spacing w:before="240" w:line="280" w:lineRule="auto"/>
+        <w:rPr>
+          <w:color w:val="1A1A1A"/>
+          <w:sz w:val="22"/>
+        </w:rPr>
+      </w:pPr>
+      <w:r>
+        <w:rPr>
+          <w:color w:val="1A1A1A"/>
+          <w:sz w:val="22"/>
+        </w:rPr>
+        <w:t>Importante: um usuario com papel Admin sempre consegue acessar as tres paginas, mesmo que o papel Admin seja removido da lista por engano - essa trava evita que o proprio Admin fique bloqueado sem ter como reverter a configuracao.</w:t>
+      </w:r>
+    </w:p>
+    <w:p>
+      <w:pPr>
+        <w:spacing w:before="120" w:after="200" w:line="280" w:lineRule="auto"/>
+        <w:rPr>
+          <w:color w:val="1A1A1A"/>
+          <w:sz w:val="22"/>
+        </w:rPr>
+      </w:pPr>
+    </w:p>
+    <w:p>
+      <w:pPr>
+        <w:spacing w:before="360" w:line="280" w:lineRule="auto"/>
+        <w:rPr>
+          <w:b/>
+          <w:color w:val="1A1A1A"/>
+          <w:sz w:val="32"/>
+        </w:rPr>
+      </w:pPr>
+      <w:r>
+        <w:rPr>
+          <w:b/>
+          <w:color w:val="1A1A1A"/>
+          <w:sz w:val="32"/>
+        </w:rPr>
+        <w:t>4. Gates de aprovacao</w:t>
+      </w:r>
+    </w:p>
+    <w:p>
+      <w:pPr>
+        <w:spacing w:before="360" w:line="280" w:lineRule="auto"/>
+        <w:rPr>
+          <w:color w:val="1A1A1A"/>
+          <w:sz w:val="22"/>
+        </w:rPr>
+      </w:pPr>
+      <w:r>
+        <w:rPr>
+          <w:color w:val="1A1A1A"/>
+          <w:sz w:val="22"/>
+        </w:rPr>
+        <w:t>O sistema tem dois pontos de decisao formal (gates) no ciclo de vida de um projeto, ambos aparecendo no fluxo de diretrizes da pagina inicial:</w:t>
+      </w:r>
+    </w:p>
+    <w:p>
+      <w:pPr>
+        <w:spacing w:before="240" w:after="120" w:line="280" w:lineRule="auto"/>
         <w:rPr>
           <w:b/>
           <w:color w:val="B91D2E"/>
@@ -1459,7 +1476,7 @@
           <w:color w:val="B91D2E"/>
           <w:sz w:val="26"/>
         </w:rPr>
-        <w:t>4.2 Gate 2 - Pactuacao</w:t>
+        <w:t>4.1 Gate 1 - Triagem</w:t>
       </w:r>
     </w:p>
     <w:p>
@@ -1475,7 +1492,7 @@
           <w:color w:val="1A1A1A"/>
           <w:sz w:val="22"/>
         </w:rPr>
-        <w:t>Ocorre ao final do Planejamento (D02), antes do inicio da Execucao (D03). E o gate mais critico: autoriza formalmente o inicio da execucao do projeto.</w:t>
+        <w:t>Ocorre logo apos o registro da demanda (D01.4/D01.5). Decide se a demanda entra ou nao no portfolio de projetos.</w:t>
       </w:r>
     </w:p>
     <w:p>
@@ -1497,7 +1514,7 @@
           <w:color w:val="1A1A1A"/>
           <w:sz w:val="22"/>
         </w:rPr>
-        <w:t>Quem decide: Dono do Negocio, perante a Alta Gestao.</w:t>
+        <w:t>Quem decide: Admin (atuando como Gestor Responsavel no sistema).</w:t>
       </w:r>
     </w:p>
     <w:p>
@@ -1519,99 +1536,12 @@
           <w:color w:val="1A1A1A"/>
           <w:sz w:val="22"/>
         </w:rPr>
-        <w:t>Onde: no Relatorio de Entregas e Beneficios (FORALF12), aba Editar dados - campo Status (Pendente de pactuacao / Pactuado). So o Admin consegue alterar esse campo; qualquer outro papel ve o controle travado, com um aviso explicando que so o PMO/Admin pode pactuar.</w:t>
-      </w:r>
-    </w:p>
-    <w:p>
-      <w:pPr>
-        <w:pStyle w:val="PargrafodaLista"/>
-        <w:numPr>
-          <w:ilvl w:val="0"/>
-          <w:numId w:val="10"/>
-        </w:numPr>
-        <w:spacing w:before="240" w:after="80" w:line="260" w:lineRule="auto"/>
-        <w:ind w:left="700"/>
-        <w:rPr>
-          <w:color w:val="1A1A1A"/>
-          <w:sz w:val="22"/>
-        </w:rPr>
-      </w:pPr>
-      <w:r>
-        <w:rPr>
-          <w:color w:val="1A1A1A"/>
-          <w:sz w:val="22"/>
-        </w:rPr>
-        <w:t>Ao marcar "Pactuado", o sistema preenche automaticamente a Data de pactuacao (hoje) e o Aprovador (nome de quem esta logado), ambos editaveis pelo Admin.</w:t>
-      </w:r>
-    </w:p>
-    <w:p>
-      <w:pPr>
-        <w:pStyle w:val="PargrafodaLista"/>
-        <w:numPr>
-          <w:ilvl w:val="0"/>
-          <w:numId w:val="10"/>
-        </w:numPr>
-        <w:spacing w:before="240" w:after="80" w:line="260" w:lineRule="auto"/>
-        <w:ind w:left="700"/>
-        <w:rPr>
-          <w:color w:val="1A1A1A"/>
-          <w:sz w:val="22"/>
-        </w:rPr>
-      </w:pPr>
-      <w:r>
-        <w:rPr>
-          <w:color w:val="1A1A1A"/>
-          <w:sz w:val="22"/>
-        </w:rPr>
-        <w:t>Enquanto o status estiver "Pactuado", todos os demais campos do relatorio (ficha do programa, indicadores, projetos vinculados) ficam bloqueados para edicao - inclusive para o Admin - ate que o Gate 2 seja reaberto (status voltar para "Pendente de pactuacao").</w:t>
-      </w:r>
-    </w:p>
-    <w:p>
-      <w:pPr>
-        <w:spacing w:before="120" w:after="200" w:line="260" w:lineRule="auto"/>
-        <w:rPr>
-          <w:color w:val="1A1A1A"/>
-          <w:sz w:val="22"/>
-        </w:rPr>
-      </w:pPr>
-    </w:p>
-    <w:p>
-      <w:pPr>
-        <w:spacing w:before="360" w:line="260" w:lineRule="auto"/>
-        <w:rPr>
-          <w:b/>
-          <w:color w:val="1A1A1A"/>
-          <w:sz w:val="32"/>
-        </w:rPr>
-      </w:pPr>
-      <w:r>
-        <w:rPr>
-          <w:b/>
-          <w:color w:val="1A1A1A"/>
-          <w:sz w:val="32"/>
-        </w:rPr>
-        <w:t>5. Restricao por equipe do projeto</w:t>
-      </w:r>
-    </w:p>
-    <w:p>
-      <w:pPr>
-        <w:spacing w:before="360" w:line="280" w:lineRule="auto"/>
-        <w:rPr>
-          <w:color w:val="1A1A1A"/>
-          <w:sz w:val="22"/>
-        </w:rPr>
-      </w:pPr>
-      <w:r>
-        <w:rPr>
-          <w:color w:val="1A1A1A"/>
-          <w:sz w:val="22"/>
-        </w:rPr>
-        <w:t>Varios formularios exigem vincular o registro a um "Projeto vinculado" (um projeto ja Aprovado no Gate 1). Nesses formularios, apenas quem faz parte da equipe daquele projeto especifico - ou um Admin - pode criar ou editar um registro vinculado a ele.</w:t>
-      </w:r>
-    </w:p>
-    <w:p>
-      <w:pPr>
-        <w:spacing w:before="240" w:after="120" w:line="280" w:lineRule="auto"/>
+        <w:t>Onde: no status da Solicitacao de Demanda - so o Admin consegue alterar o campo de status; qualquer outro papel ve o campo travado, com um aviso explicando que so o PMO/Admin pode aprovar ou reprovar.</w:t>
+      </w:r>
+    </w:p>
+    <w:p>
+      <w:pPr>
+        <w:spacing w:before="240" w:after="120" w:line="260" w:lineRule="auto"/>
         <w:rPr>
           <w:b/>
           <w:color w:val="B91D2E"/>
@@ -1624,7 +1554,7 @@
           <w:color w:val="B91D2E"/>
           <w:sz w:val="26"/>
         </w:rPr>
-        <w:t>5.1 Formularios com essa restricao</w:t>
+        <w:t>4.2 Gate 2 - Pactuacao</w:t>
       </w:r>
     </w:p>
     <w:p>
@@ -1640,7 +1570,7 @@
           <w:color w:val="1A1A1A"/>
           <w:sz w:val="22"/>
         </w:rPr>
-        <w:t>Aplicada nos 7 formularios que usam o conceito de "equipe por projeto":</w:t>
+        <w:t>Ocorre ao final do Planejamento (D02), antes do inicio da Execucao (D03). E o gate mais critico: autoriza formalmente o inicio da execucao do projeto.</w:t>
       </w:r>
     </w:p>
     <w:p>
@@ -1662,8 +1592,52 @@
           <w:color w:val="1A1A1A"/>
           <w:sz w:val="22"/>
         </w:rPr>
+        <w:t>Quem decide: Dono do Negocio, perante a Alta Gestao.</w:t>
+      </w:r>
+    </w:p>
+    <w:p>
+      <w:pPr>
+        <w:pStyle w:val="PargrafodaLista"/>
+        <w:numPr>
+          <w:ilvl w:val="0"/>
+          <w:numId w:val="11"/>
+        </w:numPr>
+        <w:spacing w:before="240" w:after="80" w:line="260" w:lineRule="auto"/>
+        <w:ind w:left="700"/>
+        <w:rPr>
+          <w:color w:val="1A1A1A"/>
+          <w:sz w:val="22"/>
+        </w:rPr>
+      </w:pPr>
+      <w:r>
+        <w:rPr>
+          <w:color w:val="1A1A1A"/>
+          <w:sz w:val="22"/>
+        </w:rPr>
+        <w:t>Onde: no Relatorio de Entregas e Beneficios (FORALF12), aba Editar dados - campo Status (Pendente de pactuacao / Pactuado). So o Admin consegue alterar esse campo; qualquer outro papel ve o controle travado, com um aviso explicando que so o PMO/Admin pode pactuar.</w:t>
+      </w:r>
+    </w:p>
+    <w:p>
+      <w:pPr>
+        <w:pStyle w:val="PargrafodaLista"/>
+        <w:numPr>
+          <w:ilvl w:val="0"/>
+          <w:numId w:val="11"/>
+        </w:numPr>
+        <w:spacing w:before="240" w:after="80" w:line="260" w:lineRule="auto"/>
+        <w:ind w:left="700"/>
+        <w:rPr>
+          <w:color w:val="1A1A1A"/>
+          <w:sz w:val="22"/>
+        </w:rPr>
+      </w:pPr>
+      <w:r>
+        <w:rPr>
+          <w:color w:val="1A1A1A"/>
+          <w:sz w:val="22"/>
+        </w:rPr>
         <w:lastRenderedPageBreak/>
-        <w:t>Canvas de Projeto</w:t>
+        <w:t>Ao marcar "Pactuado", o sistema preenche automaticamente a Data de pactuacao (hoje) e o Aprovador (nome de quem esta logado), ambos editaveis pelo Admin.</w:t>
       </w:r>
     </w:p>
     <w:p>
@@ -1685,122 +1659,55 @@
           <w:color w:val="1A1A1A"/>
           <w:sz w:val="22"/>
         </w:rPr>
-        <w:t>TAP - Termo de Abertura de Projeto</w:t>
-      </w:r>
-    </w:p>
-    <w:p>
-      <w:pPr>
-        <w:pStyle w:val="PargrafodaLista"/>
-        <w:numPr>
-          <w:ilvl w:val="0"/>
-          <w:numId w:val="11"/>
-        </w:numPr>
-        <w:spacing w:before="240" w:after="80" w:line="260" w:lineRule="auto"/>
-        <w:ind w:left="700"/>
-        <w:rPr>
-          <w:color w:val="1A1A1A"/>
-          <w:sz w:val="22"/>
-        </w:rPr>
-      </w:pPr>
-      <w:r>
-        <w:rPr>
-          <w:color w:val="1A1A1A"/>
-          <w:sz w:val="22"/>
-        </w:rPr>
-        <w:t>Planejamento e Desenvolvimento de Projeto</w:t>
-      </w:r>
-    </w:p>
-    <w:p>
-      <w:pPr>
-        <w:pStyle w:val="PargrafodaLista"/>
-        <w:numPr>
-          <w:ilvl w:val="0"/>
-          <w:numId w:val="11"/>
-        </w:numPr>
-        <w:spacing w:before="240" w:after="80" w:line="260" w:lineRule="auto"/>
-        <w:ind w:left="700"/>
-        <w:rPr>
-          <w:color w:val="1A1A1A"/>
-          <w:sz w:val="22"/>
-        </w:rPr>
-      </w:pPr>
-      <w:r>
-        <w:rPr>
-          <w:color w:val="1A1A1A"/>
-          <w:sz w:val="22"/>
-        </w:rPr>
-        <w:t>EAP - Estrutura Analitica de Projeto</w:t>
-      </w:r>
-    </w:p>
-    <w:p>
-      <w:pPr>
-        <w:pStyle w:val="PargrafodaLista"/>
-        <w:numPr>
-          <w:ilvl w:val="0"/>
-          <w:numId w:val="11"/>
-        </w:numPr>
-        <w:spacing w:before="240" w:after="80" w:line="260" w:lineRule="auto"/>
-        <w:ind w:left="700"/>
-        <w:rPr>
-          <w:color w:val="1A1A1A"/>
-          <w:sz w:val="22"/>
-        </w:rPr>
-      </w:pPr>
-      <w:r>
-        <w:rPr>
-          <w:color w:val="1A1A1A"/>
-          <w:sz w:val="22"/>
-        </w:rPr>
-        <w:t>SMP - Solicitacao de Mudanca de Projeto</w:t>
-      </w:r>
-    </w:p>
-    <w:p>
-      <w:pPr>
-        <w:pStyle w:val="PargrafodaLista"/>
-        <w:numPr>
-          <w:ilvl w:val="0"/>
-          <w:numId w:val="11"/>
-        </w:numPr>
-        <w:spacing w:before="240" w:after="80" w:line="260" w:lineRule="auto"/>
-        <w:ind w:left="700"/>
-        <w:rPr>
-          <w:color w:val="1A1A1A"/>
-          <w:sz w:val="22"/>
-        </w:rPr>
-      </w:pPr>
-      <w:r>
-        <w:rPr>
-          <w:color w:val="1A1A1A"/>
-          <w:sz w:val="22"/>
-        </w:rPr>
-        <w:t>TEP - Termo de Encerramento de Projeto</w:t>
-      </w:r>
-    </w:p>
-    <w:p>
-      <w:pPr>
-        <w:pStyle w:val="PargrafodaLista"/>
-        <w:numPr>
-          <w:ilvl w:val="0"/>
-          <w:numId w:val="11"/>
-        </w:numPr>
-        <w:spacing w:before="240" w:after="80" w:line="260" w:lineRule="auto"/>
-        <w:ind w:left="700"/>
-        <w:rPr>
-          <w:color w:val="1A1A1A"/>
-          <w:sz w:val="22"/>
-        </w:rPr>
-      </w:pPr>
-      <w:r>
-        <w:rPr>
-          <w:color w:val="1A1A1A"/>
-          <w:sz w:val="22"/>
-        </w:rPr>
-        <w:t>RLA - Registro de Licoes Aprendidas</w:t>
-      </w:r>
-    </w:p>
-    <w:p>
-      <w:pPr>
-        <w:spacing w:before="240" w:after="120" w:line="260" w:lineRule="auto"/>
+        <w:t>Enquanto o status estiver "Pactuado", todos os demais campos do relatorio (ficha do programa, indicadores, projetos vinculados) ficam bloqueados para edicao - inclusive para o Admin - ate que o Gate 2 seja reaberto (status voltar para "Pendente de pactuacao").</w:t>
+      </w:r>
+    </w:p>
+    <w:p>
+      <w:pPr>
+        <w:spacing w:before="120" w:after="200" w:line="260" w:lineRule="auto"/>
+        <w:rPr>
+          <w:color w:val="1A1A1A"/>
+          <w:sz w:val="22"/>
+        </w:rPr>
+      </w:pPr>
+    </w:p>
+    <w:p>
+      <w:pPr>
+        <w:spacing w:before="360" w:line="260" w:lineRule="auto"/>
+        <w:rPr>
+          <w:b/>
+          <w:color w:val="1A1A1A"/>
+          <w:sz w:val="32"/>
+        </w:rPr>
+      </w:pPr>
+      <w:r>
+        <w:rPr>
+          <w:b/>
+          <w:color w:val="1A1A1A"/>
+          <w:sz w:val="32"/>
+        </w:rPr>
+        <w:t>5. Restricao por equipe do projeto</w:t>
+      </w:r>
+    </w:p>
+    <w:p>
+      <w:pPr>
+        <w:spacing w:before="360" w:line="280" w:lineRule="auto"/>
+        <w:rPr>
+          <w:color w:val="1A1A1A"/>
+          <w:sz w:val="22"/>
+        </w:rPr>
+      </w:pPr>
+      <w:r>
+        <w:rPr>
+          <w:color w:val="1A1A1A"/>
+          <w:sz w:val="22"/>
+        </w:rPr>
+        <w:t>Varios formularios exigem vincular o registro a um "Projeto vinculado" (um projeto ja Aprovado no Gate 1). Nesses formularios, apenas quem faz parte da equipe daquele projeto especifico - ou um Admin - pode criar ou editar um registro vinculado a ele.</w:t>
+      </w:r>
+    </w:p>
+    <w:p>
+      <w:pPr>
+        <w:spacing w:before="240" w:after="120" w:line="280" w:lineRule="auto"/>
         <w:rPr>
           <w:b/>
           <w:color w:val="B91D2E"/>
@@ -1813,7 +1720,7 @@
           <w:color w:val="B91D2E"/>
           <w:sz w:val="26"/>
         </w:rPr>
-        <w:t>5.2 Como funciona</w:t>
+        <w:t>5.1 Formularios com essa restricao</w:t>
       </w:r>
     </w:p>
     <w:p>
@@ -1829,7 +1736,7 @@
           <w:color w:val="1A1A1A"/>
           <w:sz w:val="22"/>
         </w:rPr>
-        <w:t>Ao selecionar um projeto no campo "Projeto vinculado":</w:t>
+        <w:t>Aplicada nos 7 formularios que usam o conceito de "equipe por projeto":</w:t>
       </w:r>
     </w:p>
     <w:p>
@@ -1851,7 +1758,7 @@
           <w:color w:val="1A1A1A"/>
           <w:sz w:val="22"/>
         </w:rPr>
-        <w:t>Se a pessoa nao for da equipe daquele projeto (e nao for Admin), aparece um aviso na tela e o botao de enviar/registrar fica desabilitado.</w:t>
+        <w:t>Canvas de Projeto</w:t>
       </w:r>
     </w:p>
     <w:p>
@@ -1873,7 +1780,7 @@
           <w:color w:val="1A1A1A"/>
           <w:sz w:val="22"/>
         </w:rPr>
-        <w:t>Mesmo que o botao seja habilitado por algum outro meio, o envio e bloqueado no momento de salvar, com a mensagem "Voce nao faz parte da equipe deste projeto."</w:t>
+        <w:t>TAP - Termo de Abertura de Projeto</w:t>
       </w:r>
     </w:p>
     <w:p>
@@ -1895,7 +1802,95 @@
           <w:color w:val="1A1A1A"/>
           <w:sz w:val="22"/>
         </w:rPr>
-        <w:t>A equipe de cada projeto e definida pelo Admin, na pagina de Administracao, aba Equipes.</w:t>
+        <w:t>Planejamento e Desenvolvimento de Projeto</w:t>
+      </w:r>
+    </w:p>
+    <w:p>
+      <w:pPr>
+        <w:pStyle w:val="PargrafodaLista"/>
+        <w:numPr>
+          <w:ilvl w:val="0"/>
+          <w:numId w:val="12"/>
+        </w:numPr>
+        <w:spacing w:before="240" w:after="80" w:line="260" w:lineRule="auto"/>
+        <w:ind w:left="700"/>
+        <w:rPr>
+          <w:color w:val="1A1A1A"/>
+          <w:sz w:val="22"/>
+        </w:rPr>
+      </w:pPr>
+      <w:r>
+        <w:rPr>
+          <w:color w:val="1A1A1A"/>
+          <w:sz w:val="22"/>
+        </w:rPr>
+        <w:t>EAP - Estrutura Analitica de Projeto</w:t>
+      </w:r>
+    </w:p>
+    <w:p>
+      <w:pPr>
+        <w:pStyle w:val="PargrafodaLista"/>
+        <w:numPr>
+          <w:ilvl w:val="0"/>
+          <w:numId w:val="12"/>
+        </w:numPr>
+        <w:spacing w:before="240" w:after="80" w:line="260" w:lineRule="auto"/>
+        <w:ind w:left="700"/>
+        <w:rPr>
+          <w:color w:val="1A1A1A"/>
+          <w:sz w:val="22"/>
+        </w:rPr>
+      </w:pPr>
+      <w:r>
+        <w:rPr>
+          <w:color w:val="1A1A1A"/>
+          <w:sz w:val="22"/>
+        </w:rPr>
+        <w:t>SMP - Solicitacao de Mudanca de Projeto</w:t>
+      </w:r>
+    </w:p>
+    <w:p>
+      <w:pPr>
+        <w:pStyle w:val="PargrafodaLista"/>
+        <w:numPr>
+          <w:ilvl w:val="0"/>
+          <w:numId w:val="12"/>
+        </w:numPr>
+        <w:spacing w:before="240" w:after="80" w:line="260" w:lineRule="auto"/>
+        <w:ind w:left="700"/>
+        <w:rPr>
+          <w:color w:val="1A1A1A"/>
+          <w:sz w:val="22"/>
+        </w:rPr>
+      </w:pPr>
+      <w:r>
+        <w:rPr>
+          <w:color w:val="1A1A1A"/>
+          <w:sz w:val="22"/>
+        </w:rPr>
+        <w:t>TEP - Termo de Encerramento de Projeto</w:t>
+      </w:r>
+    </w:p>
+    <w:p>
+      <w:pPr>
+        <w:pStyle w:val="PargrafodaLista"/>
+        <w:numPr>
+          <w:ilvl w:val="0"/>
+          <w:numId w:val="12"/>
+        </w:numPr>
+        <w:spacing w:before="240" w:after="80" w:line="260" w:lineRule="auto"/>
+        <w:ind w:left="700"/>
+        <w:rPr>
+          <w:color w:val="1A1A1A"/>
+          <w:sz w:val="22"/>
+        </w:rPr>
+      </w:pPr>
+      <w:r>
+        <w:rPr>
+          <w:color w:val="1A1A1A"/>
+          <w:sz w:val="22"/>
+        </w:rPr>
+        <w:t>RLA - Registro de Licoes Aprendidas</w:t>
       </w:r>
     </w:p>
     <w:p>
@@ -1913,6 +1908,106 @@
           <w:color w:val="B91D2E"/>
           <w:sz w:val="26"/>
         </w:rPr>
+        <w:t>5.2 Como funciona</w:t>
+      </w:r>
+    </w:p>
+    <w:p>
+      <w:pPr>
+        <w:spacing w:before="240" w:line="280" w:lineRule="auto"/>
+        <w:rPr>
+          <w:color w:val="1A1A1A"/>
+          <w:sz w:val="22"/>
+        </w:rPr>
+      </w:pPr>
+      <w:r>
+        <w:rPr>
+          <w:color w:val="1A1A1A"/>
+          <w:sz w:val="22"/>
+        </w:rPr>
+        <w:t>Ao selecionar um projeto no campo "Projeto vinculado":</w:t>
+      </w:r>
+    </w:p>
+    <w:p>
+      <w:pPr>
+        <w:pStyle w:val="PargrafodaLista"/>
+        <w:numPr>
+          <w:ilvl w:val="0"/>
+          <w:numId w:val="13"/>
+        </w:numPr>
+        <w:spacing w:before="240" w:after="80" w:line="260" w:lineRule="auto"/>
+        <w:ind w:left="700"/>
+        <w:rPr>
+          <w:color w:val="1A1A1A"/>
+          <w:sz w:val="22"/>
+        </w:rPr>
+      </w:pPr>
+      <w:r>
+        <w:rPr>
+          <w:color w:val="1A1A1A"/>
+          <w:sz w:val="22"/>
+        </w:rPr>
+        <w:t>Se a pessoa nao for da equipe daquele projeto (e nao for Admin), aparece um aviso na tela e o botao de enviar/registrar fica desabilitado.</w:t>
+      </w:r>
+    </w:p>
+    <w:p>
+      <w:pPr>
+        <w:pStyle w:val="PargrafodaLista"/>
+        <w:numPr>
+          <w:ilvl w:val="0"/>
+          <w:numId w:val="13"/>
+        </w:numPr>
+        <w:spacing w:before="240" w:after="80" w:line="260" w:lineRule="auto"/>
+        <w:ind w:left="700"/>
+        <w:rPr>
+          <w:color w:val="1A1A1A"/>
+          <w:sz w:val="22"/>
+        </w:rPr>
+      </w:pPr>
+      <w:r>
+        <w:rPr>
+          <w:color w:val="1A1A1A"/>
+          <w:sz w:val="22"/>
+        </w:rPr>
+        <w:t>Mesmo que o botao seja habilitado por algum outro meio, o envio e bloqueado no momento de salvar, com a mensagem "Voce nao faz parte da equipe deste projeto."</w:t>
+      </w:r>
+    </w:p>
+    <w:p>
+      <w:pPr>
+        <w:pStyle w:val="PargrafodaLista"/>
+        <w:numPr>
+          <w:ilvl w:val="0"/>
+          <w:numId w:val="13"/>
+        </w:numPr>
+        <w:spacing w:before="240" w:after="80" w:line="260" w:lineRule="auto"/>
+        <w:ind w:left="700"/>
+        <w:rPr>
+          <w:color w:val="1A1A1A"/>
+          <w:sz w:val="22"/>
+        </w:rPr>
+      </w:pPr>
+      <w:r>
+        <w:rPr>
+          <w:color w:val="1A1A1A"/>
+          <w:sz w:val="22"/>
+        </w:rPr>
+        <w:t>A equipe de cada projeto e definida pelo Admin, na pagina de Administracao, aba Equipes.</w:t>
+      </w:r>
+    </w:p>
+    <w:p>
+      <w:pPr>
+        <w:spacing w:before="240" w:after="120" w:line="260" w:lineRule="auto"/>
+        <w:rPr>
+          <w:b/>
+          <w:color w:val="B91D2E"/>
+          <w:sz w:val="26"/>
+        </w:rPr>
+      </w:pPr>
+      <w:r>
+        <w:rPr>
+          <w:b/>
+          <w:color w:val="B91D2E"/>
+          <w:sz w:val="26"/>
+        </w:rPr>
         <w:t>5.3 Formularios sem essa restricao</w:t>
       </w:r>
     </w:p>
@@ -1937,7 +2032,7 @@
         <w:pStyle w:val="PargrafodaLista"/>
         <w:numPr>
           <w:ilvl w:val="0"/>
-          <w:numId w:val="13"/>
+          <w:numId w:val="14"/>
         </w:numPr>
         <w:spacing w:before="240" w:after="80" w:line="260" w:lineRule="auto"/>
         <w:ind w:left="700"/>
@@ -1959,7 +2054,7 @@
         <w:pStyle w:val="PargrafodaLista"/>
         <w:numPr>
           <w:ilvl w:val="0"/>
-          <w:numId w:val="13"/>
+          <w:numId w:val="14"/>
         </w:numPr>
         <w:spacing w:before="240" w:after="80" w:line="260" w:lineRule="auto"/>
         <w:ind w:left="700"/>
@@ -1981,7 +2076,7 @@
         <w:pStyle w:val="PargrafodaLista"/>
         <w:numPr>
           <w:ilvl w:val="0"/>
-          <w:numId w:val="13"/>
+          <w:numId w:val="14"/>
         </w:numPr>
         <w:spacing w:before="240" w:after="80" w:line="260" w:lineRule="auto"/>
         <w:ind w:left="700"/>
@@ -1995,6 +2090,7 @@
           <w:color w:val="1A1A1A"/>
           <w:sz w:val="22"/>
         </w:rPr>
+        <w:lastRenderedPageBreak/>
         <w:t>Plano de Comunicacao de Projeto</w:t>
       </w:r>
     </w:p>
@@ -2003,7 +2099,7 @@
         <w:pStyle w:val="PargrafodaLista"/>
         <w:numPr>
           <w:ilvl w:val="0"/>
-          <w:numId w:val="13"/>
+          <w:numId w:val="14"/>
         </w:numPr>
         <w:spacing w:before="240" w:after="80" w:line="260" w:lineRule="auto"/>
         <w:ind w:left="700"/>
@@ -2025,7 +2121,7 @@
         <w:pStyle w:val="PargrafodaLista"/>
         <w:numPr>
           <w:ilvl w:val="0"/>
-          <w:numId w:val="13"/>
+          <w:numId w:val="14"/>
         </w:numPr>
         <w:spacing w:before="240" w:after="80" w:line="260" w:lineRule="auto"/>
         <w:ind w:left="700"/>
@@ -2136,7 +2232,6 @@
                 <w:color w:val="FFFFFF"/>
                 <w:sz w:val="19"/>
               </w:rPr>
-              <w:lastRenderedPageBreak/>
               <w:t>Formulario</w:t>
             </w:r>
           </w:p>
@@ -3066,6 +3161,7 @@
                 <w:color w:val="1A1A1A"/>
                 <w:sz w:val="19"/>
               </w:rPr>
+              <w:lastRenderedPageBreak/>
               <w:t>RLA</w:t>
             </w:r>
           </w:p>
@@ -3179,7 +3275,7 @@
                 <w:color w:val="1A1A1A"/>
                 <w:sz w:val="19"/>
               </w:rPr>
-              <w:t>Sim</w:t>
+              <w:t>Sim (por papel)</w:t>
             </w:r>
           </w:p>
         </w:tc>
@@ -3271,7 +3367,7 @@
                 <w:color w:val="1A1A1A"/>
                 <w:sz w:val="19"/>
               </w:rPr>
-              <w:t>Sim</w:t>
+              <w:t>Sim (por papel)</w:t>
             </w:r>
           </w:p>
         </w:tc>
@@ -3455,7 +3551,7 @@
                 <w:color w:val="1A1A1A"/>
                 <w:sz w:val="19"/>
               </w:rPr>
-              <w:t>Sim (so Admin acessa)</w:t>
+              <w:t>Sim (por papel, padrao Admin)</w:t>
             </w:r>
           </w:p>
         </w:tc>
@@ -3644,7 +3740,7 @@
 <file path=word/numbering.xml><?xml version="1.0" encoding="utf-8"?>
 <w:numbering xmlns:wpc="http://schemas.microsoft.com/office/word/2010/wordprocessingCanvas" xmlns:cx="http://schemas.microsoft.com/office/drawing/2014/chartex" xmlns:cx1="http://schemas.microsoft.com/office/drawing/2015/9/8/chartex" xmlns:cx2="http://schemas.microsoft.com/office/drawing/2015/10/21/chartex" xmlns:cx3="http://schemas.microsoft.com/office/drawing/2016/5/9/chartex" xmlns:cx4="http://schemas.microsoft.com/office/drawing/2016/5/10/chartex" xmlns:cx5="http://schemas.microsoft.com/office/drawing/2016/5/11/chartex" xmlns:cx6="http://schemas.microsoft.com/office/drawing/2016/5/12/chartex" xmlns:cx7="http://schemas.microsoft.com/office/drawing/2016/5/13/chartex" xmlns:cx8="http://schemas.microsoft.com/office/drawing/2016/5/14/chartex" xmlns:mc="http://schemas.openxmlformats.org/markup-compatibility/2006" xmlns:aink="http://schemas.microsoft.com/office/drawing/2016/ink" xmlns:am3d="http://schemas.microsoft.com/office/drawing/2017/model3d" xmlns:o="urn:schemas-microsoft-com:office:office" xmlns:oel="http://schemas.microsoft.com/office/2019/extlst" xmlns:r="http://schemas.openxmlformats.org/officeDocument/2006/relationships" xmlns:m="http://schemas.openxmlformats.org/officeDocument/2006/math" xmlns:v="urn:schemas-microsoft-com:vml" xmlns:wp14="http://schemas.microsoft.com/office/word/2010/wordprocessingDrawing" xmlns:wp="http://schemas.openxmlformats.org/drawingml/2006/wordprocessingDrawing" xmlns:w10="urn:schemas-microsoft-com:office:word" xmlns:w="http://schemas.openxmlformats.org/wordprocessingml/2006/main" xmlns:w14="http://schemas.microsoft.com/office/word/2010/wordml" xmlns:w15="http://schemas.microsoft.com/office/word/2012/wordml" xmlns:w16cei="http://schemas.microsoft.com/office/word/2026/wordml/cei" xmlns:w16cex="http://schemas.microsoft.com/office/word/2018/wordml/cex" xmlns:w16cid="http://schemas.microsoft.com/office/word/2016/wordml/cid" xmlns:w16="http://schemas.microsoft.com/office/word/2018/wordml" xmlns:w16du="http://schemas.microsoft.com/office/word/2023/wordml/word16du" xmlns:w16sdtdh="http://schemas.microsoft.com/office/word/2020/wordml/sdtdatahash" xmlns:w16sdtfl="http://schemas.microsoft.com/office/word/2024/wordml/sdtformatlock" xmlns:w16se="http://schemas.microsoft.com/office/word/2015/wordml/symex" xmlns:wpg="http://schemas.microsoft.com/office/word/2010/wordprocessingGroup" xmlns:wpi="http://schemas.microsoft.com/office/word/2010/wordprocessingInk" xmlns:wne="http://schemas.microsoft.com/office/word/2006/wordml" xmlns:wps="http://schemas.microsoft.com/office/word/2010/wordprocessingShape" mc:Ignorable="w14 w15 w16se w16cid w16 w16cex w16sdtdh w16sdtfl w16du wp14">
   <w:abstractNum w:abstractNumId="0" w15:restartNumberingAfterBreak="0">
-    <w:nsid w:val="0AD41361"/>
+    <w:nsid w:val="0F864C30"/>
     <w:multiLevelType w:val="singleLevel"/>
     <w:tmpl w:val="04160001"/>
     <w:lvl w:ilvl="0">
@@ -3661,7 +3757,7 @@
     </w:lvl>
   </w:abstractNum>
   <w:abstractNum w:abstractNumId="1" w15:restartNumberingAfterBreak="0">
-    <w:nsid w:val="0CFA01B6"/>
+    <w:nsid w:val="1E280A58"/>
     <w:multiLevelType w:val="singleLevel"/>
     <w:tmpl w:val="04160001"/>
     <w:lvl w:ilvl="0">
@@ -3678,7 +3774,7 @@
     </w:lvl>
   </w:abstractNum>
   <w:abstractNum w:abstractNumId="2" w15:restartNumberingAfterBreak="0">
-    <w:nsid w:val="1331695B"/>
+    <w:nsid w:val="254D2B38"/>
     <w:multiLevelType w:val="singleLevel"/>
     <w:tmpl w:val="04160001"/>
     <w:lvl w:ilvl="0">
@@ -3695,7 +3791,7 @@
     </w:lvl>
   </w:abstractNum>
   <w:abstractNum w:abstractNumId="3" w15:restartNumberingAfterBreak="0">
-    <w:nsid w:val="1668463B"/>
+    <w:nsid w:val="27743A47"/>
     <w:multiLevelType w:val="singleLevel"/>
     <w:tmpl w:val="04160001"/>
     <w:lvl w:ilvl="0">
@@ -3712,7 +3808,7 @@
     </w:lvl>
   </w:abstractNum>
   <w:abstractNum w:abstractNumId="4" w15:restartNumberingAfterBreak="0">
-    <w:nsid w:val="1C24598C"/>
+    <w:nsid w:val="2A4A0848"/>
     <w:multiLevelType w:val="singleLevel"/>
     <w:tmpl w:val="04160001"/>
     <w:lvl w:ilvl="0">
@@ -3729,7 +3825,7 @@
     </w:lvl>
   </w:abstractNum>
   <w:abstractNum w:abstractNumId="5" w15:restartNumberingAfterBreak="0">
-    <w:nsid w:val="2FB15BBA"/>
+    <w:nsid w:val="2AF8181F"/>
     <w:multiLevelType w:val="singleLevel"/>
     <w:tmpl w:val="04160001"/>
     <w:lvl w:ilvl="0">
@@ -3746,7 +3842,7 @@
     </w:lvl>
   </w:abstractNum>
   <w:abstractNum w:abstractNumId="6" w15:restartNumberingAfterBreak="0">
-    <w:nsid w:val="3B946DFA"/>
+    <w:nsid w:val="33EA6755"/>
     <w:multiLevelType w:val="singleLevel"/>
     <w:tmpl w:val="04160001"/>
     <w:lvl w:ilvl="0">
@@ -3763,7 +3859,7 @@
     </w:lvl>
   </w:abstractNum>
   <w:abstractNum w:abstractNumId="7" w15:restartNumberingAfterBreak="0">
-    <w:nsid w:val="3CF0128A"/>
+    <w:nsid w:val="5625050A"/>
     <w:multiLevelType w:val="singleLevel"/>
     <w:tmpl w:val="04160001"/>
     <w:lvl w:ilvl="0">
@@ -3780,7 +3876,7 @@
     </w:lvl>
   </w:abstractNum>
   <w:abstractNum w:abstractNumId="8" w15:restartNumberingAfterBreak="0">
-    <w:nsid w:val="3EED47AA"/>
+    <w:nsid w:val="64240BE5"/>
     <w:multiLevelType w:val="singleLevel"/>
     <w:tmpl w:val="04160001"/>
     <w:lvl w:ilvl="0">
@@ -3797,7 +3893,7 @@
     </w:lvl>
   </w:abstractNum>
   <w:abstractNum w:abstractNumId="9" w15:restartNumberingAfterBreak="0">
-    <w:nsid w:val="5EEA77A4"/>
+    <w:nsid w:val="696C1C98"/>
     <w:multiLevelType w:val="singleLevel"/>
     <w:tmpl w:val="04160001"/>
     <w:lvl w:ilvl="0">
@@ -3814,7 +3910,7 @@
     </w:lvl>
   </w:abstractNum>
   <w:abstractNum w:abstractNumId="10" w15:restartNumberingAfterBreak="0">
-    <w:nsid w:val="60184C18"/>
+    <w:nsid w:val="75F50B10"/>
     <w:multiLevelType w:val="singleLevel"/>
     <w:tmpl w:val="04160001"/>
     <w:lvl w:ilvl="0">
@@ -3831,7 +3927,7 @@
     </w:lvl>
   </w:abstractNum>
   <w:abstractNum w:abstractNumId="11" w15:restartNumberingAfterBreak="0">
-    <w:nsid w:val="615E1C15"/>
+    <w:nsid w:val="76B9581A"/>
     <w:multiLevelType w:val="singleLevel"/>
     <w:tmpl w:val="04160001"/>
     <w:lvl w:ilvl="0">
@@ -3848,7 +3944,7 @@
     </w:lvl>
   </w:abstractNum>
   <w:abstractNum w:abstractNumId="12" w15:restartNumberingAfterBreak="0">
-    <w:nsid w:val="64026BB2"/>
+    <w:nsid w:val="7BB05C32"/>
     <w:multiLevelType w:val="singleLevel"/>
     <w:tmpl w:val="04160001"/>
     <w:lvl w:ilvl="0">
@@ -3864,44 +3960,64 @@
       </w:rPr>
     </w:lvl>
   </w:abstractNum>
-  <w:num w:numId="1" w16cid:durableId="156848808">
+  <w:abstractNum w:abstractNumId="13" w15:restartNumberingAfterBreak="0">
+    <w:nsid w:val="7FDF5875"/>
+    <w:multiLevelType w:val="singleLevel"/>
+    <w:tmpl w:val="04160001"/>
+    <w:lvl w:ilvl="0">
+      <w:start w:val="1"/>
+      <w:numFmt w:val="bullet"/>
+      <w:lvlText w:val=""/>
+      <w:lvlJc w:val="left"/>
+      <w:pPr>
+        <w:ind w:left="720" w:hanging="360"/>
+      </w:pPr>
+      <w:rPr>
+        <w:rFonts w:ascii="Symbol" w:hAnsi="Symbol" w:hint="default"/>
+      </w:rPr>
+    </w:lvl>
+  </w:abstractNum>
+  <w:num w:numId="1" w16cid:durableId="609629004">
+    <w:abstractNumId w:val="4"/>
+  </w:num>
+  <w:num w:numId="2" w16cid:durableId="985355652">
+    <w:abstractNumId w:val="12"/>
+  </w:num>
+  <w:num w:numId="3" w16cid:durableId="1551187207">
+    <w:abstractNumId w:val="10"/>
+  </w:num>
+  <w:num w:numId="4" w16cid:durableId="801970708">
+    <w:abstractNumId w:val="2"/>
+  </w:num>
+  <w:num w:numId="5" w16cid:durableId="1027295179">
+    <w:abstractNumId w:val="11"/>
+  </w:num>
+  <w:num w:numId="6" w16cid:durableId="1751809513">
     <w:abstractNumId w:val="5"/>
   </w:num>
-  <w:num w:numId="2" w16cid:durableId="991327295">
-    <w:abstractNumId w:val="12"/>
+  <w:num w:numId="7" w16cid:durableId="112595914">
+    <w:abstractNumId w:val="7"/>
   </w:num>
-  <w:num w:numId="3" w16cid:durableId="1310162472">
+  <w:num w:numId="8" w16cid:durableId="700861829">
+    <w:abstractNumId w:val="6"/>
+  </w:num>
+  <w:num w:numId="9" w16cid:durableId="1290668434">
+    <w:abstractNumId w:val="8"/>
+  </w:num>
+  <w:num w:numId="10" w16cid:durableId="1759477541">
+    <w:abstractNumId w:val="0"/>
+  </w:num>
+  <w:num w:numId="11" w16cid:durableId="651831368">
     <w:abstractNumId w:val="1"/>
   </w:num>
-  <w:num w:numId="4" w16cid:durableId="1179464590">
-    <w:abstractNumId w:val="2"/>
+  <w:num w:numId="12" w16cid:durableId="142552127">
+    <w:abstractNumId w:val="3"/>
   </w:num>
-  <w:num w:numId="5" w16cid:durableId="1568146516">
-    <w:abstractNumId w:val="8"/>
+  <w:num w:numId="13" w16cid:durableId="1747192571">
+    <w:abstractNumId w:val="13"/>
   </w:num>
-  <w:num w:numId="6" w16cid:durableId="1768697088">
-    <w:abstractNumId w:val="4"/>
-  </w:num>
-  <w:num w:numId="7" w16cid:durableId="482165882">
-    <w:abstractNumId w:val="6"/>
-  </w:num>
-  <w:num w:numId="8" w16cid:durableId="763496192">
-    <w:abstractNumId w:val="7"/>
-  </w:num>
-  <w:num w:numId="9" w16cid:durableId="251667593">
+  <w:num w:numId="14" w16cid:durableId="1232500572">
     <w:abstractNumId w:val="9"/>
-  </w:num>
-  <w:num w:numId="10" w16cid:durableId="1639653047">
-    <w:abstractNumId w:val="0"/>
-  </w:num>
-  <w:num w:numId="11" w16cid:durableId="176576483">
-    <w:abstractNumId w:val="11"/>
-  </w:num>
-  <w:num w:numId="12" w16cid:durableId="614023264">
-    <w:abstractNumId w:val="10"/>
-  </w:num>
-  <w:num w:numId="13" w16cid:durableId="1028723946">
-    <w:abstractNumId w:val="3"/>
   </w:num>
 </w:numbering>
 </file>
@@ -4314,7 +4430,7 @@
     <w:link w:val="Ttulo1Char"/>
     <w:uiPriority w:val="9"/>
     <w:qFormat/>
-    <w:rsid w:val="000C3A3D"/>
+    <w:rsid w:val="00CA664F"/>
     <w:pPr>
       <w:keepNext/>
       <w:keepLines/>
@@ -4337,7 +4453,7 @@
     <w:semiHidden/>
     <w:unhideWhenUsed/>
     <w:qFormat/>
-    <w:rsid w:val="000C3A3D"/>
+    <w:rsid w:val="00CA664F"/>
     <w:pPr>
       <w:keepNext/>
       <w:keepLines/>
@@ -4360,7 +4476,7 @@
     <w:semiHidden/>
     <w:unhideWhenUsed/>
     <w:qFormat/>
-    <w:rsid w:val="000C3A3D"/>
+    <w:rsid w:val="00CA664F"/>
     <w:pPr>
       <w:keepNext/>
       <w:keepLines/>
@@ -4383,7 +4499,7 @@
     <w:semiHidden/>
     <w:unhideWhenUsed/>
     <w:qFormat/>
-    <w:rsid w:val="000C3A3D"/>
+    <w:rsid w:val="00CA664F"/>
     <w:pPr>
       <w:keepNext/>
       <w:keepLines/>
@@ -4406,7 +4522,7 @@
     <w:semiHidden/>
     <w:unhideWhenUsed/>
     <w:qFormat/>
-    <w:rsid w:val="000C3A3D"/>
+    <w:rsid w:val="00CA664F"/>
     <w:pPr>
       <w:keepNext/>
       <w:keepLines/>
@@ -4427,7 +4543,7 @@
     <w:semiHidden/>
     <w:unhideWhenUsed/>
     <w:qFormat/>
-    <w:rsid w:val="000C3A3D"/>
+    <w:rsid w:val="00CA664F"/>
     <w:pPr>
       <w:keepNext/>
       <w:keepLines/>
@@ -4450,7 +4566,7 @@
     <w:semiHidden/>
     <w:unhideWhenUsed/>
     <w:qFormat/>
-    <w:rsid w:val="000C3A3D"/>
+    <w:rsid w:val="00CA664F"/>
     <w:pPr>
       <w:keepNext/>
       <w:keepLines/>
@@ -4471,7 +4587,7 @@
     <w:semiHidden/>
     <w:unhideWhenUsed/>
     <w:qFormat/>
-    <w:rsid w:val="000C3A3D"/>
+    <w:rsid w:val="00CA664F"/>
     <w:pPr>
       <w:keepNext/>
       <w:keepLines/>
@@ -4494,7 +4610,7 @@
     <w:semiHidden/>
     <w:unhideWhenUsed/>
     <w:qFormat/>
-    <w:rsid w:val="000C3A3D"/>
+    <w:rsid w:val="00CA664F"/>
     <w:pPr>
       <w:keepNext/>
       <w:keepLines/>
@@ -4538,7 +4654,7 @@
     <w:basedOn w:val="Fontepargpadro"/>
     <w:link w:val="Ttulo1"/>
     <w:uiPriority w:val="9"/>
-    <w:rsid w:val="000C3A3D"/>
+    <w:rsid w:val="00CA664F"/>
     <w:rPr>
       <w:rFonts w:asciiTheme="majorHAnsi" w:eastAsiaTheme="majorEastAsia" w:hAnsiTheme="majorHAnsi" w:cstheme="majorBidi"/>
       <w:color w:val="0F4761" w:themeColor="accent1" w:themeShade="BF"/>
@@ -4552,7 +4668,7 @@
     <w:link w:val="Ttulo2"/>
     <w:uiPriority w:val="9"/>
     <w:semiHidden/>
-    <w:rsid w:val="000C3A3D"/>
+    <w:rsid w:val="00CA664F"/>
     <w:rPr>
       <w:rFonts w:asciiTheme="majorHAnsi" w:eastAsiaTheme="majorEastAsia" w:hAnsiTheme="majorHAnsi" w:cstheme="majorBidi"/>
       <w:color w:val="0F4761" w:themeColor="accent1" w:themeShade="BF"/>
@@ -4566,7 +4682,7 @@
     <w:link w:val="Ttulo3"/>
     <w:uiPriority w:val="9"/>
     <w:semiHidden/>
-    <w:rsid w:val="000C3A3D"/>
+    <w:rsid w:val="00CA664F"/>
     <w:rPr>
       <w:rFonts w:eastAsiaTheme="majorEastAsia" w:cstheme="majorBidi"/>
       <w:color w:val="0F4761" w:themeColor="accent1" w:themeShade="BF"/>
@@ -4580,7 +4696,7 @@
     <w:link w:val="Ttulo4"/>
     <w:uiPriority w:val="9"/>
     <w:semiHidden/>
-    <w:rsid w:val="000C3A3D"/>
+    <w:rsid w:val="00CA664F"/>
     <w:rPr>
       <w:rFonts w:eastAsiaTheme="majorEastAsia" w:cstheme="majorBidi"/>
       <w:i/>
@@ -4594,7 +4710,7 @@
     <w:link w:val="Ttulo5"/>
     <w:uiPriority w:val="9"/>
     <w:semiHidden/>
-    <w:rsid w:val="000C3A3D"/>
+    <w:rsid w:val="00CA664F"/>
     <w:rPr>
       <w:rFonts w:eastAsiaTheme="majorEastAsia" w:cstheme="majorBidi"/>
       <w:color w:val="0F4761" w:themeColor="accent1" w:themeShade="BF"/>
@@ -4606,7 +4722,7 @@
     <w:link w:val="Ttulo6"/>
     <w:uiPriority w:val="9"/>
     <w:semiHidden/>
-    <w:rsid w:val="000C3A3D"/>
+    <w:rsid w:val="00CA664F"/>
     <w:rPr>
       <w:rFonts w:eastAsiaTheme="majorEastAsia" w:cstheme="majorBidi"/>
       <w:i/>
@@ -4620,7 +4736,7 @@
     <w:link w:val="Ttulo7"/>
     <w:uiPriority w:val="9"/>
     <w:semiHidden/>
-    <w:rsid w:val="000C3A3D"/>
+    <w:rsid w:val="00CA664F"/>
     <w:rPr>
       <w:rFonts w:eastAsiaTheme="majorEastAsia" w:cstheme="majorBidi"/>
       <w:color w:val="595959" w:themeColor="text1" w:themeTint="A6"/>
@@ -4632,7 +4748,7 @@
     <w:link w:val="Ttulo8"/>
     <w:uiPriority w:val="9"/>
     <w:semiHidden/>
-    <w:rsid w:val="000C3A3D"/>
+    <w:rsid w:val="00CA664F"/>
     <w:rPr>
       <w:rFonts w:eastAsiaTheme="majorEastAsia" w:cstheme="majorBidi"/>
       <w:i/>
@@ -4646,7 +4762,7 @@
     <w:link w:val="Ttulo9"/>
     <w:uiPriority w:val="9"/>
     <w:semiHidden/>
-    <w:rsid w:val="000C3A3D"/>
+    <w:rsid w:val="00CA664F"/>
     <w:rPr>
       <w:rFonts w:eastAsiaTheme="majorEastAsia" w:cstheme="majorBidi"/>
       <w:color w:val="272727" w:themeColor="text1" w:themeTint="D8"/>
@@ -4659,7 +4775,7 @@
     <w:link w:val="TtuloChar"/>
     <w:uiPriority w:val="10"/>
     <w:qFormat/>
-    <w:rsid w:val="000C3A3D"/>
+    <w:rsid w:val="00CA664F"/>
     <w:pPr>
       <w:spacing w:after="80" w:line="240" w:lineRule="auto"/>
       <w:contextualSpacing/>
@@ -4677,7 +4793,7 @@
     <w:basedOn w:val="Fontepargpadro"/>
     <w:link w:val="Ttulo"/>
     <w:uiPriority w:val="10"/>
-    <w:rsid w:val="000C3A3D"/>
+    <w:rsid w:val="00CA664F"/>
     <w:rPr>
       <w:rFonts w:asciiTheme="majorHAnsi" w:eastAsiaTheme="majorEastAsia" w:hAnsiTheme="majorHAnsi" w:cstheme="majorBidi"/>
       <w:spacing w:val="-10"/>
@@ -4693,7 +4809,7 @@
     <w:link w:val="SubttuloChar"/>
     <w:uiPriority w:val="11"/>
     <w:qFormat/>
-    <w:rsid w:val="000C3A3D"/>
+    <w:rsid w:val="00CA664F"/>
     <w:pPr>
       <w:numPr>
         <w:ilvl w:val="1"/>
@@ -4712,7 +4828,7 @@
     <w:basedOn w:val="Fontepargpadro"/>
     <w:link w:val="Subttulo"/>
     <w:uiPriority w:val="11"/>
-    <w:rsid w:val="000C3A3D"/>
+    <w:rsid w:val="00CA664F"/>
     <w:rPr>
       <w:rFonts w:eastAsiaTheme="majorEastAsia" w:cstheme="majorBidi"/>
       <w:color w:val="595959" w:themeColor="text1" w:themeTint="A6"/>
@@ -4728,7 +4844,7 @@
     <w:link w:val="CitaoChar"/>
     <w:uiPriority w:val="29"/>
     <w:qFormat/>
-    <w:rsid w:val="000C3A3D"/>
+    <w:rsid w:val="00CA664F"/>
     <w:pPr>
       <w:spacing w:before="160"/>
       <w:jc w:val="center"/>
@@ -4744,7 +4860,7 @@
     <w:basedOn w:val="Fontepargpadro"/>
     <w:link w:val="Citao"/>
     <w:uiPriority w:val="29"/>
-    <w:rsid w:val="000C3A3D"/>
+    <w:rsid w:val="00CA664F"/>
     <w:rPr>
       <w:i/>
       <w:iCs/>
@@ -4756,7 +4872,7 @@
     <w:basedOn w:val="Normal"/>
     <w:uiPriority w:val="34"/>
     <w:qFormat/>
-    <w:rsid w:val="000C3A3D"/>
+    <w:rsid w:val="00CA664F"/>
     <w:pPr>
       <w:ind w:left="720"/>
       <w:contextualSpacing/>
@@ -4767,7 +4883,7 @@
     <w:basedOn w:val="Fontepargpadro"/>
     <w:uiPriority w:val="21"/>
     <w:qFormat/>
-    <w:rsid w:val="000C3A3D"/>
+    <w:rsid w:val="00CA664F"/>
     <w:rPr>
       <w:i/>
       <w:iCs/>
@@ -4781,7 +4897,7 @@
     <w:link w:val="CitaoIntensaChar"/>
     <w:uiPriority w:val="30"/>
     <w:qFormat/>
-    <w:rsid w:val="000C3A3D"/>
+    <w:rsid w:val="00CA664F"/>
     <w:pPr>
       <w:pBdr>
         <w:top w:val="single" w:sz="4" w:space="10" w:color="0F4761" w:themeColor="accent1" w:themeShade="BF"/>
@@ -4802,7 +4918,7 @@
     <w:basedOn w:val="Fontepargpadro"/>
     <w:link w:val="CitaoIntensa"/>
     <w:uiPriority w:val="30"/>
-    <w:rsid w:val="000C3A3D"/>
+    <w:rsid w:val="00CA664F"/>
     <w:rPr>
       <w:i/>
       <w:iCs/>
@@ -4814,7 +4930,7 @@
     <w:basedOn w:val="Fontepargpadro"/>
     <w:uiPriority w:val="32"/>
     <w:qFormat/>
-    <w:rsid w:val="000C3A3D"/>
+    <w:rsid w:val="00CA664F"/>
     <w:rPr>
       <w:b/>
       <w:bCs/>

--- a/Regras de Acesso e Permissoes - Sistema UNIALFA.docx
+++ b/Regras de Acesso e Permissoes - Sistema UNIALFA.docx
@@ -1006,6 +1006,28 @@
     </w:p>
     <w:p>
       <w:pPr>
+        <w:pStyle w:val="PargrafodaLista"/>
+        <w:numPr>
+          <w:ilvl w:val="0"/>
+          <w:numId w:val="6"/>
+        </w:numPr>
+        <w:spacing w:before="240" w:after="80" w:line="260" w:lineRule="auto"/>
+        <w:ind w:left="700"/>
+        <w:rPr>
+          <w:color w:val="1A1A1A"/>
+          <w:sz w:val="22"/>
+        </w:rPr>
+      </w:pPr>
+      <w:r>
+        <w:rPr>
+          <w:color w:val="1A1A1A"/>
+          <w:sz w:val="22"/>
+        </w:rPr>
+        <w:t>Ligar/desligar a importacao de transcricao por IA na Ata de Reuniao e definir quais papeis podem usa-la (ver 3.5).</w:t>
+      </w:r>
+    </w:p>
+    <w:p>
+      <w:pPr>
         <w:spacing w:before="240" w:line="280" w:lineRule="auto"/>
         <w:rPr>
           <w:color w:val="1A1A1A"/>
@@ -1073,6 +1095,7 @@
           <w:color w:val="1A1A1A"/>
           <w:sz w:val="22"/>
         </w:rPr>
+        <w:lastRenderedPageBreak/>
         <w:t>Na aba Usuarios, o Admin preenche nome, telefone (opcional), e-mail e papel e clica em "+ Adicionar usuario".</w:t>
       </w:r>
     </w:p>
@@ -1095,7 +1118,6 @@
           <w:color w:val="1A1A1A"/>
           <w:sz w:val="22"/>
         </w:rPr>
-        <w:lastRenderedPageBreak/>
         <w:t>A pessoa aparece na lista com o selo "Pendente - 1o login", com nome/telefone/papel ja editaveis pelo Admin mesmo antes de ela logar.</w:t>
       </w:r>
     </w:p>
@@ -1320,6 +1342,7 @@
           <w:color w:val="1A1A1A"/>
           <w:sz w:val="22"/>
         </w:rPr>
+        <w:lastRenderedPageBreak/>
         <w:t>Remover aqui apaga apenas o perfil (papel, nome, telefone) do sistema de gestao de projetos - a pessoa continua podendo fazer login depois; se fizer, um perfil novo e criado do zero, com o papel padrao Solicitante.</w:t>
       </w:r>
     </w:p>
@@ -1338,7 +1361,6 @@
           <w:color w:val="B91D2E"/>
           <w:sz w:val="26"/>
         </w:rPr>
-        <w:lastRenderedPageBreak/>
         <w:t>3.4 Restricao por papel no Painel Executivo e nos dois relatorios</w:t>
       </w:r>
     </w:p>
@@ -1416,49 +1438,6 @@
           <w:sz w:val="22"/>
         </w:rPr>
         <w:t>Importante: um usuario com papel Admin sempre consegue acessar as tres paginas, mesmo que o papel Admin seja removido da lista por engano - essa trava evita que o proprio Admin fique bloqueado sem ter como reverter a configuracao.</w:t>
-      </w:r>
-    </w:p>
-    <w:p>
-      <w:pPr>
-        <w:spacing w:before="120" w:after="200" w:line="280" w:lineRule="auto"/>
-        <w:rPr>
-          <w:color w:val="1A1A1A"/>
-          <w:sz w:val="22"/>
-        </w:rPr>
-      </w:pPr>
-    </w:p>
-    <w:p>
-      <w:pPr>
-        <w:spacing w:before="360" w:line="280" w:lineRule="auto"/>
-        <w:rPr>
-          <w:b/>
-          <w:color w:val="1A1A1A"/>
-          <w:sz w:val="32"/>
-        </w:rPr>
-      </w:pPr>
-      <w:r>
-        <w:rPr>
-          <w:b/>
-          <w:color w:val="1A1A1A"/>
-          <w:sz w:val="32"/>
-        </w:rPr>
-        <w:t>4. Gates de aprovacao</w:t>
-      </w:r>
-    </w:p>
-    <w:p>
-      <w:pPr>
-        <w:spacing w:before="360" w:line="280" w:lineRule="auto"/>
-        <w:rPr>
-          <w:color w:val="1A1A1A"/>
-          <w:sz w:val="22"/>
-        </w:rPr>
-      </w:pPr>
-      <w:r>
-        <w:rPr>
-          <w:color w:val="1A1A1A"/>
-          <w:sz w:val="22"/>
-        </w:rPr>
-        <w:t>O sistema tem dois pontos de decisao formal (gates) no ciclo de vida de um projeto, ambos aparecendo no fluxo de diretrizes da pagina inicial:</w:t>
       </w:r>
     </w:p>
     <w:p>
@@ -1476,7 +1455,7 @@
           <w:color w:val="B91D2E"/>
           <w:sz w:val="26"/>
         </w:rPr>
-        <w:t>4.1 Gate 1 - Triagem</w:t>
+        <w:t>3.5 Importacao de transcricao por IA (Ata de Reuniao)</w:t>
       </w:r>
     </w:p>
     <w:p>
@@ -1492,7 +1471,7 @@
           <w:color w:val="1A1A1A"/>
           <w:sz w:val="22"/>
         </w:rPr>
-        <w:t>Ocorre logo apos o registro da demanda (D01.4/D01.5). Decide se a demanda entra ou nao no portfolio de projetos.</w:t>
+        <w:t>A Ata de Reuniao pode preencher automaticamente pauta, participantes, resumo, encaminhamentos e entraves a partir de uma transcricao de reuniao colada pelo usuario, analisada por IA (Claude, via uma Supabase Edge Function - a chave da API fica guardada no servidor, nunca exposta no navegador).</w:t>
       </w:r>
     </w:p>
     <w:p>
@@ -1514,7 +1493,7 @@
           <w:color w:val="1A1A1A"/>
           <w:sz w:val="22"/>
         </w:rPr>
-        <w:t>Quem decide: Admin (atuando como Gestor Responsavel no sistema).</w:t>
+        <w:t>Existe um interruptor geral em Administracao &gt; Configuracoes, desligado por padrao. Diferente da restricao por papel da secao 3.4, esse interruptor vale para todo mundo sem excecao, inclusive Admin - desligado, ninguem consegue usar a importacao.</w:t>
       </w:r>
     </w:p>
     <w:p>
@@ -1536,12 +1515,94 @@
           <w:color w:val="1A1A1A"/>
           <w:sz w:val="22"/>
         </w:rPr>
-        <w:t>Onde: no status da Solicitacao de Demanda - so o Admin consegue alterar o campo de status; qualquer outro papel ve o campo travado, com um aviso explicando que so o PMO/Admin pode aprovar ou reprovar.</w:t>
-      </w:r>
-    </w:p>
-    <w:p>
-      <w:pPr>
-        <w:spacing w:before="240" w:after="120" w:line="260" w:lineRule="auto"/>
+        <w:t>Com o interruptor ligado, uma lista de papeis (podendo marcar mais de um) define quem pode usar a importacao - Admin sempre tem acesso quando o interruptor esta ligado, mesmo sem estar marcado na lista.</w:t>
+      </w:r>
+    </w:p>
+    <w:p>
+      <w:pPr>
+        <w:pStyle w:val="PargrafodaLista"/>
+        <w:numPr>
+          <w:ilvl w:val="0"/>
+          <w:numId w:val="10"/>
+        </w:numPr>
+        <w:spacing w:before="240" w:after="80" w:line="260" w:lineRule="auto"/>
+        <w:ind w:left="700"/>
+        <w:rPr>
+          <w:color w:val="1A1A1A"/>
+          <w:sz w:val="22"/>
+        </w:rPr>
+      </w:pPr>
+      <w:r>
+        <w:rPr>
+          <w:color w:val="1A1A1A"/>
+          <w:sz w:val="22"/>
+        </w:rPr>
+        <w:t>Quem nao tem permissao simplesmente nao ve a opcao de importar transcricao no formulario.</w:t>
+      </w:r>
+    </w:p>
+    <w:p>
+      <w:pPr>
+        <w:spacing w:before="240" w:line="280" w:lineRule="auto"/>
+        <w:rPr>
+          <w:color w:val="1A1A1A"/>
+          <w:sz w:val="22"/>
+        </w:rPr>
+      </w:pPr>
+      <w:r>
+        <w:rPr>
+          <w:color w:val="1A1A1A"/>
+          <w:sz w:val="22"/>
+        </w:rPr>
+        <w:t>A Edge Function que processa a transcricao confere essa mesma regra direto no banco de dados antes de chamar a IA - nao basta esconder o botao na tela, a chamada e recusada no servidor para quem nao tem permissao, mesmo que tentada por fora da interface.</w:t>
+      </w:r>
+    </w:p>
+    <w:p>
+      <w:pPr>
+        <w:spacing w:before="120" w:after="200" w:line="280" w:lineRule="auto"/>
+        <w:rPr>
+          <w:color w:val="1A1A1A"/>
+          <w:sz w:val="22"/>
+        </w:rPr>
+      </w:pPr>
+    </w:p>
+    <w:p>
+      <w:pPr>
+        <w:spacing w:before="360" w:line="280" w:lineRule="auto"/>
+        <w:rPr>
+          <w:b/>
+          <w:color w:val="1A1A1A"/>
+          <w:sz w:val="32"/>
+        </w:rPr>
+      </w:pPr>
+      <w:r>
+        <w:rPr>
+          <w:b/>
+          <w:color w:val="1A1A1A"/>
+          <w:sz w:val="32"/>
+        </w:rPr>
+        <w:t>4. Gates de aprovacao</w:t>
+      </w:r>
+    </w:p>
+    <w:p>
+      <w:pPr>
+        <w:spacing w:before="360" w:line="280" w:lineRule="auto"/>
+        <w:rPr>
+          <w:color w:val="1A1A1A"/>
+          <w:sz w:val="22"/>
+        </w:rPr>
+      </w:pPr>
+      <w:r>
+        <w:rPr>
+          <w:color w:val="1A1A1A"/>
+          <w:sz w:val="22"/>
+        </w:rPr>
+        <w:lastRenderedPageBreak/>
+        <w:t>O sistema tem dois pontos de decisao formal (gates) no ciclo de vida de um projeto, ambos aparecendo no fluxo de diretrizes da pagina inicial:</w:t>
+      </w:r>
+    </w:p>
+    <w:p>
+      <w:pPr>
+        <w:spacing w:before="240" w:after="120" w:line="280" w:lineRule="auto"/>
         <w:rPr>
           <w:b/>
           <w:color w:val="B91D2E"/>
@@ -1554,7 +1615,7 @@
           <w:color w:val="B91D2E"/>
           <w:sz w:val="26"/>
         </w:rPr>
-        <w:t>4.2 Gate 2 - Pactuacao</w:t>
+        <w:t>4.1 Gate 1 - Triagem</w:t>
       </w:r>
     </w:p>
     <w:p>
@@ -1570,7 +1631,7 @@
           <w:color w:val="1A1A1A"/>
           <w:sz w:val="22"/>
         </w:rPr>
-        <w:t>Ocorre ao final do Planejamento (D02), antes do inicio da Execucao (D03). E o gate mais critico: autoriza formalmente o inicio da execucao do projeto.</w:t>
+        <w:t>Ocorre logo apos o registro da demanda (D01.4/D01.5). Decide se a demanda entra ou nao no portfolio de projetos.</w:t>
       </w:r>
     </w:p>
     <w:p>
@@ -1592,7 +1653,7 @@
           <w:color w:val="1A1A1A"/>
           <w:sz w:val="22"/>
         </w:rPr>
-        <w:t>Quem decide: Dono do Negocio, perante a Alta Gestao.</w:t>
+        <w:t>Quem decide: Admin (atuando como Gestor Responsavel no sistema).</w:t>
       </w:r>
     </w:p>
     <w:p>
@@ -1614,100 +1675,12 @@
           <w:color w:val="1A1A1A"/>
           <w:sz w:val="22"/>
         </w:rPr>
-        <w:t>Onde: no Relatorio de Entregas e Beneficios (FORALF12), aba Editar dados - campo Status (Pendente de pactuacao / Pactuado). So o Admin consegue alterar esse campo; qualquer outro papel ve o controle travado, com um aviso explicando que so o PMO/Admin pode pactuar.</w:t>
-      </w:r>
-    </w:p>
-    <w:p>
-      <w:pPr>
-        <w:pStyle w:val="PargrafodaLista"/>
-        <w:numPr>
-          <w:ilvl w:val="0"/>
-          <w:numId w:val="11"/>
-        </w:numPr>
-        <w:spacing w:before="240" w:after="80" w:line="260" w:lineRule="auto"/>
-        <w:ind w:left="700"/>
-        <w:rPr>
-          <w:color w:val="1A1A1A"/>
-          <w:sz w:val="22"/>
-        </w:rPr>
-      </w:pPr>
-      <w:r>
-        <w:rPr>
-          <w:color w:val="1A1A1A"/>
-          <w:sz w:val="22"/>
-        </w:rPr>
-        <w:lastRenderedPageBreak/>
-        <w:t>Ao marcar "Pactuado", o sistema preenche automaticamente a Data de pactuacao (hoje) e o Aprovador (nome de quem esta logado), ambos editaveis pelo Admin.</w:t>
-      </w:r>
-    </w:p>
-    <w:p>
-      <w:pPr>
-        <w:pStyle w:val="PargrafodaLista"/>
-        <w:numPr>
-          <w:ilvl w:val="0"/>
-          <w:numId w:val="11"/>
-        </w:numPr>
-        <w:spacing w:before="240" w:after="80" w:line="260" w:lineRule="auto"/>
-        <w:ind w:left="700"/>
-        <w:rPr>
-          <w:color w:val="1A1A1A"/>
-          <w:sz w:val="22"/>
-        </w:rPr>
-      </w:pPr>
-      <w:r>
-        <w:rPr>
-          <w:color w:val="1A1A1A"/>
-          <w:sz w:val="22"/>
-        </w:rPr>
-        <w:t>Enquanto o status estiver "Pactuado", todos os demais campos do relatorio (ficha do programa, indicadores, projetos vinculados) ficam bloqueados para edicao - inclusive para o Admin - ate que o Gate 2 seja reaberto (status voltar para "Pendente de pactuacao").</w:t>
-      </w:r>
-    </w:p>
-    <w:p>
-      <w:pPr>
-        <w:spacing w:before="120" w:after="200" w:line="260" w:lineRule="auto"/>
-        <w:rPr>
-          <w:color w:val="1A1A1A"/>
-          <w:sz w:val="22"/>
-        </w:rPr>
-      </w:pPr>
-    </w:p>
-    <w:p>
-      <w:pPr>
-        <w:spacing w:before="360" w:line="260" w:lineRule="auto"/>
-        <w:rPr>
-          <w:b/>
-          <w:color w:val="1A1A1A"/>
-          <w:sz w:val="32"/>
-        </w:rPr>
-      </w:pPr>
-      <w:r>
-        <w:rPr>
-          <w:b/>
-          <w:color w:val="1A1A1A"/>
-          <w:sz w:val="32"/>
-        </w:rPr>
-        <w:t>5. Restricao por equipe do projeto</w:t>
-      </w:r>
-    </w:p>
-    <w:p>
-      <w:pPr>
-        <w:spacing w:before="360" w:line="280" w:lineRule="auto"/>
-        <w:rPr>
-          <w:color w:val="1A1A1A"/>
-          <w:sz w:val="22"/>
-        </w:rPr>
-      </w:pPr>
-      <w:r>
-        <w:rPr>
-          <w:color w:val="1A1A1A"/>
-          <w:sz w:val="22"/>
-        </w:rPr>
-        <w:t>Varios formularios exigem vincular o registro a um "Projeto vinculado" (um projeto ja Aprovado no Gate 1). Nesses formularios, apenas quem faz parte da equipe daquele projeto especifico - ou um Admin - pode criar ou editar um registro vinculado a ele.</w:t>
-      </w:r>
-    </w:p>
-    <w:p>
-      <w:pPr>
-        <w:spacing w:before="240" w:after="120" w:line="280" w:lineRule="auto"/>
+        <w:t>Onde: no status da Solicitacao de Demanda - so o Admin consegue alterar o campo de status; qualquer outro papel ve o campo travado, com um aviso explicando que so o PMO/Admin pode aprovar ou reprovar.</w:t>
+      </w:r>
+    </w:p>
+    <w:p>
+      <w:pPr>
+        <w:spacing w:before="240" w:after="120" w:line="260" w:lineRule="auto"/>
         <w:rPr>
           <w:b/>
           <w:color w:val="B91D2E"/>
@@ -1720,7 +1693,7 @@
           <w:color w:val="B91D2E"/>
           <w:sz w:val="26"/>
         </w:rPr>
-        <w:t>5.1 Formularios com essa restricao</w:t>
+        <w:t>4.2 Gate 2 - Pactuacao</w:t>
       </w:r>
     </w:p>
     <w:p>
@@ -1736,7 +1709,7 @@
           <w:color w:val="1A1A1A"/>
           <w:sz w:val="22"/>
         </w:rPr>
-        <w:t>Aplicada nos 7 formularios que usam o conceito de "equipe por projeto":</w:t>
+        <w:t>Ocorre ao final do Planejamento (D02), antes do inicio da Execucao (D03). E o gate mais critico: autoriza formalmente o inicio da execucao do projeto.</w:t>
       </w:r>
     </w:p>
     <w:p>
@@ -1758,7 +1731,7 @@
           <w:color w:val="1A1A1A"/>
           <w:sz w:val="22"/>
         </w:rPr>
-        <w:t>Canvas de Projeto</w:t>
+        <w:t>Quem decide: Dono do Negocio, perante a Alta Gestao.</w:t>
       </w:r>
     </w:p>
     <w:p>
@@ -1780,7 +1753,7 @@
           <w:color w:val="1A1A1A"/>
           <w:sz w:val="22"/>
         </w:rPr>
-        <w:t>TAP - Termo de Abertura de Projeto</w:t>
+        <w:t>Onde: no Relatorio de Entregas e Beneficios (FORALF12), aba Editar dados - campo Status (Pendente de pactuacao / Pactuado). So o Admin consegue alterar esse campo; qualquer outro papel ve o controle travado, com um aviso explicando que so o PMO/Admin pode pactuar.</w:t>
       </w:r>
     </w:p>
     <w:p>
@@ -1802,7 +1775,7 @@
           <w:color w:val="1A1A1A"/>
           <w:sz w:val="22"/>
         </w:rPr>
-        <w:t>Planejamento e Desenvolvimento de Projeto</w:t>
+        <w:t>Ao marcar "Pactuado", o sistema preenche automaticamente a Data de pactuacao (hoje) e o Aprovador (nome de quem esta logado), ambos editaveis pelo Admin.</w:t>
       </w:r>
     </w:p>
     <w:p>
@@ -1824,78 +1797,55 @@
           <w:color w:val="1A1A1A"/>
           <w:sz w:val="22"/>
         </w:rPr>
-        <w:t>EAP - Estrutura Analitica de Projeto</w:t>
-      </w:r>
-    </w:p>
-    <w:p>
-      <w:pPr>
-        <w:pStyle w:val="PargrafodaLista"/>
-        <w:numPr>
-          <w:ilvl w:val="0"/>
-          <w:numId w:val="12"/>
-        </w:numPr>
-        <w:spacing w:before="240" w:after="80" w:line="260" w:lineRule="auto"/>
-        <w:ind w:left="700"/>
-        <w:rPr>
-          <w:color w:val="1A1A1A"/>
-          <w:sz w:val="22"/>
-        </w:rPr>
-      </w:pPr>
-      <w:r>
-        <w:rPr>
-          <w:color w:val="1A1A1A"/>
-          <w:sz w:val="22"/>
-        </w:rPr>
-        <w:t>SMP - Solicitacao de Mudanca de Projeto</w:t>
-      </w:r>
-    </w:p>
-    <w:p>
-      <w:pPr>
-        <w:pStyle w:val="PargrafodaLista"/>
-        <w:numPr>
-          <w:ilvl w:val="0"/>
-          <w:numId w:val="12"/>
-        </w:numPr>
-        <w:spacing w:before="240" w:after="80" w:line="260" w:lineRule="auto"/>
-        <w:ind w:left="700"/>
-        <w:rPr>
-          <w:color w:val="1A1A1A"/>
-          <w:sz w:val="22"/>
-        </w:rPr>
-      </w:pPr>
-      <w:r>
-        <w:rPr>
-          <w:color w:val="1A1A1A"/>
-          <w:sz w:val="22"/>
-        </w:rPr>
-        <w:t>TEP - Termo de Encerramento de Projeto</w:t>
-      </w:r>
-    </w:p>
-    <w:p>
-      <w:pPr>
-        <w:pStyle w:val="PargrafodaLista"/>
-        <w:numPr>
-          <w:ilvl w:val="0"/>
-          <w:numId w:val="12"/>
-        </w:numPr>
-        <w:spacing w:before="240" w:after="80" w:line="260" w:lineRule="auto"/>
-        <w:ind w:left="700"/>
-        <w:rPr>
-          <w:color w:val="1A1A1A"/>
-          <w:sz w:val="22"/>
-        </w:rPr>
-      </w:pPr>
-      <w:r>
-        <w:rPr>
-          <w:color w:val="1A1A1A"/>
-          <w:sz w:val="22"/>
-        </w:rPr>
-        <w:t>RLA - Registro de Licoes Aprendidas</w:t>
-      </w:r>
-    </w:p>
-    <w:p>
-      <w:pPr>
-        <w:spacing w:before="240" w:after="120" w:line="260" w:lineRule="auto"/>
+        <w:t>Enquanto o status estiver "Pactuado", todos os demais campos do relatorio (ficha do programa, indicadores, projetos vinculados) ficam bloqueados para edicao - inclusive para o Admin - ate que o Gate 2 seja reaberto (status voltar para "Pendente de pactuacao").</w:t>
+      </w:r>
+    </w:p>
+    <w:p>
+      <w:pPr>
+        <w:spacing w:before="120" w:after="200" w:line="260" w:lineRule="auto"/>
+        <w:rPr>
+          <w:color w:val="1A1A1A"/>
+          <w:sz w:val="22"/>
+        </w:rPr>
+      </w:pPr>
+    </w:p>
+    <w:p>
+      <w:pPr>
+        <w:spacing w:before="360" w:line="260" w:lineRule="auto"/>
+        <w:rPr>
+          <w:b/>
+          <w:color w:val="1A1A1A"/>
+          <w:sz w:val="32"/>
+        </w:rPr>
+      </w:pPr>
+      <w:r>
+        <w:rPr>
+          <w:b/>
+          <w:color w:val="1A1A1A"/>
+          <w:sz w:val="32"/>
+        </w:rPr>
+        <w:t>5. Restricao por equipe do projeto</w:t>
+      </w:r>
+    </w:p>
+    <w:p>
+      <w:pPr>
+        <w:spacing w:before="360" w:line="280" w:lineRule="auto"/>
+        <w:rPr>
+          <w:color w:val="1A1A1A"/>
+          <w:sz w:val="22"/>
+        </w:rPr>
+      </w:pPr>
+      <w:r>
+        <w:rPr>
+          <w:color w:val="1A1A1A"/>
+          <w:sz w:val="22"/>
+        </w:rPr>
+        <w:t>Varios formularios exigem vincular o registro a um "Projeto vinculado" (um projeto ja Aprovado no Gate 1). Nesses formularios, apenas quem faz parte da equipe daquele projeto especifico - ou um Admin - pode criar ou editar um registro vinculado a ele.</w:t>
+      </w:r>
+    </w:p>
+    <w:p>
+      <w:pPr>
+        <w:spacing w:before="240" w:after="120" w:line="280" w:lineRule="auto"/>
         <w:rPr>
           <w:b/>
           <w:color w:val="B91D2E"/>
@@ -1908,7 +1858,7 @@
           <w:color w:val="B91D2E"/>
           <w:sz w:val="26"/>
         </w:rPr>
-        <w:t>5.2 Como funciona</w:t>
+        <w:t>5.1 Formularios com essa restricao</w:t>
       </w:r>
     </w:p>
     <w:p>
@@ -1924,7 +1874,7 @@
           <w:color w:val="1A1A1A"/>
           <w:sz w:val="22"/>
         </w:rPr>
-        <w:t>Ao selecionar um projeto no campo "Projeto vinculado":</w:t>
+        <w:t>Aplicada nos 7 formularios que usam o conceito de "equipe por projeto":</w:t>
       </w:r>
     </w:p>
     <w:p>
@@ -1946,7 +1896,7 @@
           <w:color w:val="1A1A1A"/>
           <w:sz w:val="22"/>
         </w:rPr>
-        <w:t>Se a pessoa nao for da equipe daquele projeto (e nao for Admin), aparece um aviso na tela e o botao de enviar/registrar fica desabilitado.</w:t>
+        <w:t>Canvas de Projeto</w:t>
       </w:r>
     </w:p>
     <w:p>
@@ -1968,7 +1918,7 @@
           <w:color w:val="1A1A1A"/>
           <w:sz w:val="22"/>
         </w:rPr>
-        <w:t>Mesmo que o botao seja habilitado por algum outro meio, o envio e bloqueado no momento de salvar, com a mensagem "Voce nao faz parte da equipe deste projeto."</w:t>
+        <w:t>TAP - Termo de Abertura de Projeto</w:t>
       </w:r>
     </w:p>
     <w:p>
@@ -1990,7 +1940,96 @@
           <w:color w:val="1A1A1A"/>
           <w:sz w:val="22"/>
         </w:rPr>
-        <w:t>A equipe de cada projeto e definida pelo Admin, na pagina de Administracao, aba Equipes.</w:t>
+        <w:t>Planejamento e Desenvolvimento de Projeto</w:t>
+      </w:r>
+    </w:p>
+    <w:p>
+      <w:pPr>
+        <w:pStyle w:val="PargrafodaLista"/>
+        <w:numPr>
+          <w:ilvl w:val="0"/>
+          <w:numId w:val="13"/>
+        </w:numPr>
+        <w:spacing w:before="240" w:after="80" w:line="260" w:lineRule="auto"/>
+        <w:ind w:left="700"/>
+        <w:rPr>
+          <w:color w:val="1A1A1A"/>
+          <w:sz w:val="22"/>
+        </w:rPr>
+      </w:pPr>
+      <w:r>
+        <w:rPr>
+          <w:color w:val="1A1A1A"/>
+          <w:sz w:val="22"/>
+        </w:rPr>
+        <w:t>EAP - Estrutura Analitica de Projeto</w:t>
+      </w:r>
+    </w:p>
+    <w:p>
+      <w:pPr>
+        <w:pStyle w:val="PargrafodaLista"/>
+        <w:numPr>
+          <w:ilvl w:val="0"/>
+          <w:numId w:val="13"/>
+        </w:numPr>
+        <w:spacing w:before="240" w:after="80" w:line="260" w:lineRule="auto"/>
+        <w:ind w:left="700"/>
+        <w:rPr>
+          <w:color w:val="1A1A1A"/>
+          <w:sz w:val="22"/>
+        </w:rPr>
+      </w:pPr>
+      <w:r>
+        <w:rPr>
+          <w:color w:val="1A1A1A"/>
+          <w:sz w:val="22"/>
+        </w:rPr>
+        <w:t>SMP - Solicitacao de Mudanca de Projeto</w:t>
+      </w:r>
+    </w:p>
+    <w:p>
+      <w:pPr>
+        <w:pStyle w:val="PargrafodaLista"/>
+        <w:numPr>
+          <w:ilvl w:val="0"/>
+          <w:numId w:val="13"/>
+        </w:numPr>
+        <w:spacing w:before="240" w:after="80" w:line="260" w:lineRule="auto"/>
+        <w:ind w:left="700"/>
+        <w:rPr>
+          <w:color w:val="1A1A1A"/>
+          <w:sz w:val="22"/>
+        </w:rPr>
+      </w:pPr>
+      <w:r>
+        <w:rPr>
+          <w:color w:val="1A1A1A"/>
+          <w:sz w:val="22"/>
+        </w:rPr>
+        <w:lastRenderedPageBreak/>
+        <w:t>TEP - Termo de Encerramento de Projeto</w:t>
+      </w:r>
+    </w:p>
+    <w:p>
+      <w:pPr>
+        <w:pStyle w:val="PargrafodaLista"/>
+        <w:numPr>
+          <w:ilvl w:val="0"/>
+          <w:numId w:val="13"/>
+        </w:numPr>
+        <w:spacing w:before="240" w:after="80" w:line="260" w:lineRule="auto"/>
+        <w:ind w:left="700"/>
+        <w:rPr>
+          <w:color w:val="1A1A1A"/>
+          <w:sz w:val="22"/>
+        </w:rPr>
+      </w:pPr>
+      <w:r>
+        <w:rPr>
+          <w:color w:val="1A1A1A"/>
+          <w:sz w:val="22"/>
+        </w:rPr>
+        <w:t>RLA - Registro de Licoes Aprendidas</w:t>
       </w:r>
     </w:p>
     <w:p>
@@ -2008,6 +2047,106 @@
           <w:color w:val="B91D2E"/>
           <w:sz w:val="26"/>
         </w:rPr>
+        <w:t>5.2 Como funciona</w:t>
+      </w:r>
+    </w:p>
+    <w:p>
+      <w:pPr>
+        <w:spacing w:before="240" w:line="280" w:lineRule="auto"/>
+        <w:rPr>
+          <w:color w:val="1A1A1A"/>
+          <w:sz w:val="22"/>
+        </w:rPr>
+      </w:pPr>
+      <w:r>
+        <w:rPr>
+          <w:color w:val="1A1A1A"/>
+          <w:sz w:val="22"/>
+        </w:rPr>
+        <w:t>Ao selecionar um projeto no campo "Projeto vinculado":</w:t>
+      </w:r>
+    </w:p>
+    <w:p>
+      <w:pPr>
+        <w:pStyle w:val="PargrafodaLista"/>
+        <w:numPr>
+          <w:ilvl w:val="0"/>
+          <w:numId w:val="14"/>
+        </w:numPr>
+        <w:spacing w:before="240" w:after="80" w:line="260" w:lineRule="auto"/>
+        <w:ind w:left="700"/>
+        <w:rPr>
+          <w:color w:val="1A1A1A"/>
+          <w:sz w:val="22"/>
+        </w:rPr>
+      </w:pPr>
+      <w:r>
+        <w:rPr>
+          <w:color w:val="1A1A1A"/>
+          <w:sz w:val="22"/>
+        </w:rPr>
+        <w:t>Se a pessoa nao for da equipe daquele projeto (e nao for Admin), aparece um aviso na tela e o botao de enviar/registrar fica desabilitado.</w:t>
+      </w:r>
+    </w:p>
+    <w:p>
+      <w:pPr>
+        <w:pStyle w:val="PargrafodaLista"/>
+        <w:numPr>
+          <w:ilvl w:val="0"/>
+          <w:numId w:val="14"/>
+        </w:numPr>
+        <w:spacing w:before="240" w:after="80" w:line="260" w:lineRule="auto"/>
+        <w:ind w:left="700"/>
+        <w:rPr>
+          <w:color w:val="1A1A1A"/>
+          <w:sz w:val="22"/>
+        </w:rPr>
+      </w:pPr>
+      <w:r>
+        <w:rPr>
+          <w:color w:val="1A1A1A"/>
+          <w:sz w:val="22"/>
+        </w:rPr>
+        <w:t>Mesmo que o botao seja habilitado por algum outro meio, o envio e bloqueado no momento de salvar, com a mensagem "Voce nao faz parte da equipe deste projeto."</w:t>
+      </w:r>
+    </w:p>
+    <w:p>
+      <w:pPr>
+        <w:pStyle w:val="PargrafodaLista"/>
+        <w:numPr>
+          <w:ilvl w:val="0"/>
+          <w:numId w:val="14"/>
+        </w:numPr>
+        <w:spacing w:before="240" w:after="80" w:line="260" w:lineRule="auto"/>
+        <w:ind w:left="700"/>
+        <w:rPr>
+          <w:color w:val="1A1A1A"/>
+          <w:sz w:val="22"/>
+        </w:rPr>
+      </w:pPr>
+      <w:r>
+        <w:rPr>
+          <w:color w:val="1A1A1A"/>
+          <w:sz w:val="22"/>
+        </w:rPr>
+        <w:t>A equipe de cada projeto e definida pelo Admin, na pagina de Administracao, aba Equipes.</w:t>
+      </w:r>
+    </w:p>
+    <w:p>
+      <w:pPr>
+        <w:spacing w:before="240" w:after="120" w:line="260" w:lineRule="auto"/>
+        <w:rPr>
+          <w:b/>
+          <w:color w:val="B91D2E"/>
+          <w:sz w:val="26"/>
+        </w:rPr>
+      </w:pPr>
+      <w:r>
+        <w:rPr>
+          <w:b/>
+          <w:color w:val="B91D2E"/>
+          <w:sz w:val="26"/>
+        </w:rPr>
         <w:t>5.3 Formularios sem essa restricao</w:t>
       </w:r>
     </w:p>
@@ -2032,7 +2171,7 @@
         <w:pStyle w:val="PargrafodaLista"/>
         <w:numPr>
           <w:ilvl w:val="0"/>
-          <w:numId w:val="14"/>
+          <w:numId w:val="15"/>
         </w:numPr>
         <w:spacing w:before="240" w:after="80" w:line="260" w:lineRule="auto"/>
         <w:ind w:left="700"/>
@@ -2054,7 +2193,7 @@
         <w:pStyle w:val="PargrafodaLista"/>
         <w:numPr>
           <w:ilvl w:val="0"/>
-          <w:numId w:val="14"/>
+          <w:numId w:val="15"/>
         </w:numPr>
         <w:spacing w:before="240" w:after="80" w:line="260" w:lineRule="auto"/>
         <w:ind w:left="700"/>
@@ -2076,7 +2215,7 @@
         <w:pStyle w:val="PargrafodaLista"/>
         <w:numPr>
           <w:ilvl w:val="0"/>
-          <w:numId w:val="14"/>
+          <w:numId w:val="15"/>
         </w:numPr>
         <w:spacing w:before="240" w:after="80" w:line="260" w:lineRule="auto"/>
         <w:ind w:left="700"/>
@@ -2090,7 +2229,6 @@
           <w:color w:val="1A1A1A"/>
           <w:sz w:val="22"/>
         </w:rPr>
-        <w:lastRenderedPageBreak/>
         <w:t>Plano de Comunicacao de Projeto</w:t>
       </w:r>
     </w:p>
@@ -2099,7 +2237,7 @@
         <w:pStyle w:val="PargrafodaLista"/>
         <w:numPr>
           <w:ilvl w:val="0"/>
-          <w:numId w:val="14"/>
+          <w:numId w:val="15"/>
         </w:numPr>
         <w:spacing w:before="240" w:after="80" w:line="260" w:lineRule="auto"/>
         <w:ind w:left="700"/>
@@ -2121,7 +2259,7 @@
         <w:pStyle w:val="PargrafodaLista"/>
         <w:numPr>
           <w:ilvl w:val="0"/>
-          <w:numId w:val="14"/>
+          <w:numId w:val="15"/>
         </w:numPr>
         <w:spacing w:before="240" w:after="80" w:line="260" w:lineRule="auto"/>
         <w:ind w:left="700"/>
@@ -2425,6 +2563,7 @@
                 <w:color w:val="1A1A1A"/>
                 <w:sz w:val="19"/>
               </w:rPr>
+              <w:lastRenderedPageBreak/>
               <w:t>Canvas de Projeto</w:t>
             </w:r>
           </w:p>
@@ -3161,7 +3300,6 @@
                 <w:color w:val="1A1A1A"/>
                 <w:sz w:val="19"/>
               </w:rPr>
-              <w:lastRenderedPageBreak/>
               <w:t>RLA</w:t>
             </w:r>
           </w:p>
@@ -3740,7 +3878,7 @@
 <file path=word/numbering.xml><?xml version="1.0" encoding="utf-8"?>
 <w:numbering xmlns:wpc="http://schemas.microsoft.com/office/word/2010/wordprocessingCanvas" xmlns:cx="http://schemas.microsoft.com/office/drawing/2014/chartex" xmlns:cx1="http://schemas.microsoft.com/office/drawing/2015/9/8/chartex" xmlns:cx2="http://schemas.microsoft.com/office/drawing/2015/10/21/chartex" xmlns:cx3="http://schemas.microsoft.com/office/drawing/2016/5/9/chartex" xmlns:cx4="http://schemas.microsoft.com/office/drawing/2016/5/10/chartex" xmlns:cx5="http://schemas.microsoft.com/office/drawing/2016/5/11/chartex" xmlns:cx6="http://schemas.microsoft.com/office/drawing/2016/5/12/chartex" xmlns:cx7="http://schemas.microsoft.com/office/drawing/2016/5/13/chartex" xmlns:cx8="http://schemas.microsoft.com/office/drawing/2016/5/14/chartex" xmlns:mc="http://schemas.openxmlformats.org/markup-compatibility/2006" xmlns:aink="http://schemas.microsoft.com/office/drawing/2016/ink" xmlns:am3d="http://schemas.microsoft.com/office/drawing/2017/model3d" xmlns:o="urn:schemas-microsoft-com:office:office" xmlns:oel="http://schemas.microsoft.com/office/2019/extlst" xmlns:r="http://schemas.openxmlformats.org/officeDocument/2006/relationships" xmlns:m="http://schemas.openxmlformats.org/officeDocument/2006/math" xmlns:v="urn:schemas-microsoft-com:vml" xmlns:wp14="http://schemas.microsoft.com/office/word/2010/wordprocessingDrawing" xmlns:wp="http://schemas.openxmlformats.org/drawingml/2006/wordprocessingDrawing" xmlns:w10="urn:schemas-microsoft-com:office:word" xmlns:w="http://schemas.openxmlformats.org/wordprocessingml/2006/main" xmlns:w14="http://schemas.microsoft.com/office/word/2010/wordml" xmlns:w15="http://schemas.microsoft.com/office/word/2012/wordml" xmlns:w16cei="http://schemas.microsoft.com/office/word/2026/wordml/cei" xmlns:w16cex="http://schemas.microsoft.com/office/word/2018/wordml/cex" xmlns:w16cid="http://schemas.microsoft.com/office/word/2016/wordml/cid" xmlns:w16="http://schemas.microsoft.com/office/word/2018/wordml" xmlns:w16du="http://schemas.microsoft.com/office/word/2023/wordml/word16du" xmlns:w16sdtdh="http://schemas.microsoft.com/office/word/2020/wordml/sdtdatahash" xmlns:w16sdtfl="http://schemas.microsoft.com/office/word/2024/wordml/sdtformatlock" xmlns:w16se="http://schemas.microsoft.com/office/word/2015/wordml/symex" xmlns:wpg="http://schemas.microsoft.com/office/word/2010/wordprocessingGroup" xmlns:wpi="http://schemas.microsoft.com/office/word/2010/wordprocessingInk" xmlns:wne="http://schemas.microsoft.com/office/word/2006/wordml" xmlns:wps="http://schemas.microsoft.com/office/word/2010/wordprocessingShape" mc:Ignorable="w14 w15 w16se w16cid w16 w16cex w16sdtdh w16sdtfl w16du wp14">
   <w:abstractNum w:abstractNumId="0" w15:restartNumberingAfterBreak="0">
-    <w:nsid w:val="0F864C30"/>
+    <w:nsid w:val="0D274DA6"/>
     <w:multiLevelType w:val="singleLevel"/>
     <w:tmpl w:val="04160001"/>
     <w:lvl w:ilvl="0">
@@ -3757,7 +3895,7 @@
     </w:lvl>
   </w:abstractNum>
   <w:abstractNum w:abstractNumId="1" w15:restartNumberingAfterBreak="0">
-    <w:nsid w:val="1E280A58"/>
+    <w:nsid w:val="15870BF5"/>
     <w:multiLevelType w:val="singleLevel"/>
     <w:tmpl w:val="04160001"/>
     <w:lvl w:ilvl="0">
@@ -3774,7 +3912,7 @@
     </w:lvl>
   </w:abstractNum>
   <w:abstractNum w:abstractNumId="2" w15:restartNumberingAfterBreak="0">
-    <w:nsid w:val="254D2B38"/>
+    <w:nsid w:val="16CD6276"/>
     <w:multiLevelType w:val="singleLevel"/>
     <w:tmpl w:val="04160001"/>
     <w:lvl w:ilvl="0">
@@ -3791,7 +3929,7 @@
     </w:lvl>
   </w:abstractNum>
   <w:abstractNum w:abstractNumId="3" w15:restartNumberingAfterBreak="0">
-    <w:nsid w:val="27743A47"/>
+    <w:nsid w:val="171D7B0F"/>
     <w:multiLevelType w:val="singleLevel"/>
     <w:tmpl w:val="04160001"/>
     <w:lvl w:ilvl="0">
@@ -3808,7 +3946,7 @@
     </w:lvl>
   </w:abstractNum>
   <w:abstractNum w:abstractNumId="4" w15:restartNumberingAfterBreak="0">
-    <w:nsid w:val="2A4A0848"/>
+    <w:nsid w:val="19A466A9"/>
     <w:multiLevelType w:val="singleLevel"/>
     <w:tmpl w:val="04160001"/>
     <w:lvl w:ilvl="0">
@@ -3825,7 +3963,7 @@
     </w:lvl>
   </w:abstractNum>
   <w:abstractNum w:abstractNumId="5" w15:restartNumberingAfterBreak="0">
-    <w:nsid w:val="2AF8181F"/>
+    <w:nsid w:val="1ADF0E20"/>
     <w:multiLevelType w:val="singleLevel"/>
     <w:tmpl w:val="04160001"/>
     <w:lvl w:ilvl="0">
@@ -3842,7 +3980,7 @@
     </w:lvl>
   </w:abstractNum>
   <w:abstractNum w:abstractNumId="6" w15:restartNumberingAfterBreak="0">
-    <w:nsid w:val="33EA6755"/>
+    <w:nsid w:val="2C4A503C"/>
     <w:multiLevelType w:val="singleLevel"/>
     <w:tmpl w:val="04160001"/>
     <w:lvl w:ilvl="0">
@@ -3859,7 +3997,7 @@
     </w:lvl>
   </w:abstractNum>
   <w:abstractNum w:abstractNumId="7" w15:restartNumberingAfterBreak="0">
-    <w:nsid w:val="5625050A"/>
+    <w:nsid w:val="3CAB269F"/>
     <w:multiLevelType w:val="singleLevel"/>
     <w:tmpl w:val="04160001"/>
     <w:lvl w:ilvl="0">
@@ -3876,7 +4014,7 @@
     </w:lvl>
   </w:abstractNum>
   <w:abstractNum w:abstractNumId="8" w15:restartNumberingAfterBreak="0">
-    <w:nsid w:val="64240BE5"/>
+    <w:nsid w:val="3CB473D0"/>
     <w:multiLevelType w:val="singleLevel"/>
     <w:tmpl w:val="04160001"/>
     <w:lvl w:ilvl="0">
@@ -3893,7 +4031,7 @@
     </w:lvl>
   </w:abstractNum>
   <w:abstractNum w:abstractNumId="9" w15:restartNumberingAfterBreak="0">
-    <w:nsid w:val="696C1C98"/>
+    <w:nsid w:val="3D2440CD"/>
     <w:multiLevelType w:val="singleLevel"/>
     <w:tmpl w:val="04160001"/>
     <w:lvl w:ilvl="0">
@@ -3910,7 +4048,7 @@
     </w:lvl>
   </w:abstractNum>
   <w:abstractNum w:abstractNumId="10" w15:restartNumberingAfterBreak="0">
-    <w:nsid w:val="75F50B10"/>
+    <w:nsid w:val="441469E1"/>
     <w:multiLevelType w:val="singleLevel"/>
     <w:tmpl w:val="04160001"/>
     <w:lvl w:ilvl="0">
@@ -3927,7 +4065,7 @@
     </w:lvl>
   </w:abstractNum>
   <w:abstractNum w:abstractNumId="11" w15:restartNumberingAfterBreak="0">
-    <w:nsid w:val="76B9581A"/>
+    <w:nsid w:val="4D3A7DA5"/>
     <w:multiLevelType w:val="singleLevel"/>
     <w:tmpl w:val="04160001"/>
     <w:lvl w:ilvl="0">
@@ -3944,7 +4082,7 @@
     </w:lvl>
   </w:abstractNum>
   <w:abstractNum w:abstractNumId="12" w15:restartNumberingAfterBreak="0">
-    <w:nsid w:val="7BB05C32"/>
+    <w:nsid w:val="56D45C12"/>
     <w:multiLevelType w:val="singleLevel"/>
     <w:tmpl w:val="04160001"/>
     <w:lvl w:ilvl="0">
@@ -3961,7 +4099,7 @@
     </w:lvl>
   </w:abstractNum>
   <w:abstractNum w:abstractNumId="13" w15:restartNumberingAfterBreak="0">
-    <w:nsid w:val="7FDF5875"/>
+    <w:nsid w:val="61635DAC"/>
     <w:multiLevelType w:val="singleLevel"/>
     <w:tmpl w:val="04160001"/>
     <w:lvl w:ilvl="0">
@@ -3977,47 +4115,67 @@
       </w:rPr>
     </w:lvl>
   </w:abstractNum>
-  <w:num w:numId="1" w16cid:durableId="609629004">
+  <w:abstractNum w:abstractNumId="14" w15:restartNumberingAfterBreak="0">
+    <w:nsid w:val="71046B8D"/>
+    <w:multiLevelType w:val="singleLevel"/>
+    <w:tmpl w:val="04160001"/>
+    <w:lvl w:ilvl="0">
+      <w:start w:val="1"/>
+      <w:numFmt w:val="bullet"/>
+      <w:lvlText w:val=""/>
+      <w:lvlJc w:val="left"/>
+      <w:pPr>
+        <w:ind w:left="720" w:hanging="360"/>
+      </w:pPr>
+      <w:rPr>
+        <w:rFonts w:ascii="Symbol" w:hAnsi="Symbol" w:hint="default"/>
+      </w:rPr>
+    </w:lvl>
+  </w:abstractNum>
+  <w:num w:numId="1" w16cid:durableId="1711412954">
+    <w:abstractNumId w:val="14"/>
+  </w:num>
+  <w:num w:numId="2" w16cid:durableId="799424920">
+    <w:abstractNumId w:val="3"/>
+  </w:num>
+  <w:num w:numId="3" w16cid:durableId="310523207">
+    <w:abstractNumId w:val="2"/>
+  </w:num>
+  <w:num w:numId="4" w16cid:durableId="1191602723">
+    <w:abstractNumId w:val="1"/>
+  </w:num>
+  <w:num w:numId="5" w16cid:durableId="669872103">
+    <w:abstractNumId w:val="10"/>
+  </w:num>
+  <w:num w:numId="6" w16cid:durableId="1772503530">
+    <w:abstractNumId w:val="13"/>
+  </w:num>
+  <w:num w:numId="7" w16cid:durableId="1623882314">
+    <w:abstractNumId w:val="11"/>
+  </w:num>
+  <w:num w:numId="8" w16cid:durableId="927621814">
+    <w:abstractNumId w:val="9"/>
+  </w:num>
+  <w:num w:numId="9" w16cid:durableId="1889028195">
+    <w:abstractNumId w:val="7"/>
+  </w:num>
+  <w:num w:numId="10" w16cid:durableId="1792363898">
     <w:abstractNumId w:val="4"/>
   </w:num>
-  <w:num w:numId="2" w16cid:durableId="985355652">
-    <w:abstractNumId w:val="12"/>
+  <w:num w:numId="11" w16cid:durableId="1507478510">
+    <w:abstractNumId w:val="8"/>
   </w:num>
-  <w:num w:numId="3" w16cid:durableId="1551187207">
-    <w:abstractNumId w:val="10"/>
+  <w:num w:numId="12" w16cid:durableId="1701468773">
+    <w:abstractNumId w:val="6"/>
   </w:num>
-  <w:num w:numId="4" w16cid:durableId="801970708">
-    <w:abstractNumId w:val="2"/>
-  </w:num>
-  <w:num w:numId="5" w16cid:durableId="1027295179">
-    <w:abstractNumId w:val="11"/>
-  </w:num>
-  <w:num w:numId="6" w16cid:durableId="1751809513">
+  <w:num w:numId="13" w16cid:durableId="1006519290">
     <w:abstractNumId w:val="5"/>
   </w:num>
-  <w:num w:numId="7" w16cid:durableId="112595914">
-    <w:abstractNumId w:val="7"/>
-  </w:num>
-  <w:num w:numId="8" w16cid:durableId="700861829">
-    <w:abstractNumId w:val="6"/>
-  </w:num>
-  <w:num w:numId="9" w16cid:durableId="1290668434">
-    <w:abstractNumId w:val="8"/>
-  </w:num>
-  <w:num w:numId="10" w16cid:durableId="1759477541">
+  <w:num w:numId="14" w16cid:durableId="2044789035">
     <w:abstractNumId w:val="0"/>
   </w:num>
-  <w:num w:numId="11" w16cid:durableId="651831368">
-    <w:abstractNumId w:val="1"/>
-  </w:num>
-  <w:num w:numId="12" w16cid:durableId="142552127">
-    <w:abstractNumId w:val="3"/>
-  </w:num>
-  <w:num w:numId="13" w16cid:durableId="1747192571">
-    <w:abstractNumId w:val="13"/>
-  </w:num>
-  <w:num w:numId="14" w16cid:durableId="1232500572">
-    <w:abstractNumId w:val="9"/>
+  <w:num w:numId="15" w16cid:durableId="992220439">
+    <w:abstractNumId w:val="12"/>
   </w:num>
 </w:numbering>
 </file>
@@ -4430,7 +4588,7 @@
     <w:link w:val="Ttulo1Char"/>
     <w:uiPriority w:val="9"/>
     <w:qFormat/>
-    <w:rsid w:val="00CA664F"/>
+    <w:rsid w:val="00CC266A"/>
     <w:pPr>
       <w:keepNext/>
       <w:keepLines/>
@@ -4453,7 +4611,7 @@
     <w:semiHidden/>
     <w:unhideWhenUsed/>
     <w:qFormat/>
-    <w:rsid w:val="00CA664F"/>
+    <w:rsid w:val="00CC266A"/>
     <w:pPr>
       <w:keepNext/>
       <w:keepLines/>
@@ -4476,7 +4634,7 @@
     <w:semiHidden/>
     <w:unhideWhenUsed/>
     <w:qFormat/>
-    <w:rsid w:val="00CA664F"/>
+    <w:rsid w:val="00CC266A"/>
     <w:pPr>
       <w:keepNext/>
       <w:keepLines/>
@@ -4499,7 +4657,7 @@
     <w:semiHidden/>
     <w:unhideWhenUsed/>
     <w:qFormat/>
-    <w:rsid w:val="00CA664F"/>
+    <w:rsid w:val="00CC266A"/>
     <w:pPr>
       <w:keepNext/>
       <w:keepLines/>
@@ -4522,7 +4680,7 @@
     <w:semiHidden/>
     <w:unhideWhenUsed/>
     <w:qFormat/>
-    <w:rsid w:val="00CA664F"/>
+    <w:rsid w:val="00CC266A"/>
     <w:pPr>
       <w:keepNext/>
       <w:keepLines/>
@@ -4543,7 +4701,7 @@
     <w:semiHidden/>
     <w:unhideWhenUsed/>
     <w:qFormat/>
-    <w:rsid w:val="00CA664F"/>
+    <w:rsid w:val="00CC266A"/>
     <w:pPr>
       <w:keepNext/>
       <w:keepLines/>
@@ -4566,7 +4724,7 @@
     <w:semiHidden/>
     <w:unhideWhenUsed/>
     <w:qFormat/>
-    <w:rsid w:val="00CA664F"/>
+    <w:rsid w:val="00CC266A"/>
     <w:pPr>
       <w:keepNext/>
       <w:keepLines/>
@@ -4587,7 +4745,7 @@
     <w:semiHidden/>
     <w:unhideWhenUsed/>
     <w:qFormat/>
-    <w:rsid w:val="00CA664F"/>
+    <w:rsid w:val="00CC266A"/>
     <w:pPr>
       <w:keepNext/>
       <w:keepLines/>
@@ -4610,7 +4768,7 @@
     <w:semiHidden/>
     <w:unhideWhenUsed/>
     <w:qFormat/>
-    <w:rsid w:val="00CA664F"/>
+    <w:rsid w:val="00CC266A"/>
     <w:pPr>
       <w:keepNext/>
       <w:keepLines/>
@@ -4654,7 +4812,7 @@
     <w:basedOn w:val="Fontepargpadro"/>
     <w:link w:val="Ttulo1"/>
     <w:uiPriority w:val="9"/>
-    <w:rsid w:val="00CA664F"/>
+    <w:rsid w:val="00CC266A"/>
     <w:rPr>
       <w:rFonts w:asciiTheme="majorHAnsi" w:eastAsiaTheme="majorEastAsia" w:hAnsiTheme="majorHAnsi" w:cstheme="majorBidi"/>
       <w:color w:val="0F4761" w:themeColor="accent1" w:themeShade="BF"/>
@@ -4668,7 +4826,7 @@
     <w:link w:val="Ttulo2"/>
     <w:uiPriority w:val="9"/>
     <w:semiHidden/>
-    <w:rsid w:val="00CA664F"/>
+    <w:rsid w:val="00CC266A"/>
     <w:rPr>
       <w:rFonts w:asciiTheme="majorHAnsi" w:eastAsiaTheme="majorEastAsia" w:hAnsiTheme="majorHAnsi" w:cstheme="majorBidi"/>
       <w:color w:val="0F4761" w:themeColor="accent1" w:themeShade="BF"/>
@@ -4682,7 +4840,7 @@
     <w:link w:val="Ttulo3"/>
     <w:uiPriority w:val="9"/>
     <w:semiHidden/>
-    <w:rsid w:val="00CA664F"/>
+    <w:rsid w:val="00CC266A"/>
     <w:rPr>
       <w:rFonts w:eastAsiaTheme="majorEastAsia" w:cstheme="majorBidi"/>
       <w:color w:val="0F4761" w:themeColor="accent1" w:themeShade="BF"/>
@@ -4696,7 +4854,7 @@
     <w:link w:val="Ttulo4"/>
     <w:uiPriority w:val="9"/>
     <w:semiHidden/>
-    <w:rsid w:val="00CA664F"/>
+    <w:rsid w:val="00CC266A"/>
     <w:rPr>
       <w:rFonts w:eastAsiaTheme="majorEastAsia" w:cstheme="majorBidi"/>
       <w:i/>
@@ -4710,7 +4868,7 @@
     <w:link w:val="Ttulo5"/>
     <w:uiPriority w:val="9"/>
     <w:semiHidden/>
-    <w:rsid w:val="00CA664F"/>
+    <w:rsid w:val="00CC266A"/>
     <w:rPr>
       <w:rFonts w:eastAsiaTheme="majorEastAsia" w:cstheme="majorBidi"/>
       <w:color w:val="0F4761" w:themeColor="accent1" w:themeShade="BF"/>
@@ -4722,7 +4880,7 @@
     <w:link w:val="Ttulo6"/>
     <w:uiPriority w:val="9"/>
     <w:semiHidden/>
-    <w:rsid w:val="00CA664F"/>
+    <w:rsid w:val="00CC266A"/>
     <w:rPr>
       <w:rFonts w:eastAsiaTheme="majorEastAsia" w:cstheme="majorBidi"/>
       <w:i/>
@@ -4736,7 +4894,7 @@
     <w:link w:val="Ttulo7"/>
     <w:uiPriority w:val="9"/>
     <w:semiHidden/>
-    <w:rsid w:val="00CA664F"/>
+    <w:rsid w:val="00CC266A"/>
     <w:rPr>
       <w:rFonts w:eastAsiaTheme="majorEastAsia" w:cstheme="majorBidi"/>
       <w:color w:val="595959" w:themeColor="text1" w:themeTint="A6"/>
@@ -4748,7 +4906,7 @@
     <w:link w:val="Ttulo8"/>
     <w:uiPriority w:val="9"/>
     <w:semiHidden/>
-    <w:rsid w:val="00CA664F"/>
+    <w:rsid w:val="00CC266A"/>
     <w:rPr>
       <w:rFonts w:eastAsiaTheme="majorEastAsia" w:cstheme="majorBidi"/>
       <w:i/>
@@ -4762,7 +4920,7 @@
     <w:link w:val="Ttulo9"/>
     <w:uiPriority w:val="9"/>
     <w:semiHidden/>
-    <w:rsid w:val="00CA664F"/>
+    <w:rsid w:val="00CC266A"/>
     <w:rPr>
       <w:rFonts w:eastAsiaTheme="majorEastAsia" w:cstheme="majorBidi"/>
       <w:color w:val="272727" w:themeColor="text1" w:themeTint="D8"/>
@@ -4775,7 +4933,7 @@
     <w:link w:val="TtuloChar"/>
     <w:uiPriority w:val="10"/>
     <w:qFormat/>
-    <w:rsid w:val="00CA664F"/>
+    <w:rsid w:val="00CC266A"/>
     <w:pPr>
       <w:spacing w:after="80" w:line="240" w:lineRule="auto"/>
       <w:contextualSpacing/>
@@ -4793,7 +4951,7 @@
     <w:basedOn w:val="Fontepargpadro"/>
     <w:link w:val="Ttulo"/>
     <w:uiPriority w:val="10"/>
-    <w:rsid w:val="00CA664F"/>
+    <w:rsid w:val="00CC266A"/>
     <w:rPr>
       <w:rFonts w:asciiTheme="majorHAnsi" w:eastAsiaTheme="majorEastAsia" w:hAnsiTheme="majorHAnsi" w:cstheme="majorBidi"/>
       <w:spacing w:val="-10"/>
@@ -4809,7 +4967,7 @@
     <w:link w:val="SubttuloChar"/>
     <w:uiPriority w:val="11"/>
     <w:qFormat/>
-    <w:rsid w:val="00CA664F"/>
+    <w:rsid w:val="00CC266A"/>
     <w:pPr>
       <w:numPr>
         <w:ilvl w:val="1"/>
@@ -4828,7 +4986,7 @@
     <w:basedOn w:val="Fontepargpadro"/>
     <w:link w:val="Subttulo"/>
     <w:uiPriority w:val="11"/>
-    <w:rsid w:val="00CA664F"/>
+    <w:rsid w:val="00CC266A"/>
     <w:rPr>
       <w:rFonts w:eastAsiaTheme="majorEastAsia" w:cstheme="majorBidi"/>
       <w:color w:val="595959" w:themeColor="text1" w:themeTint="A6"/>
@@ -4844,7 +5002,7 @@
     <w:link w:val="CitaoChar"/>
     <w:uiPriority w:val="29"/>
     <w:qFormat/>
-    <w:rsid w:val="00CA664F"/>
+    <w:rsid w:val="00CC266A"/>
     <w:pPr>
       <w:spacing w:before="160"/>
       <w:jc w:val="center"/>
@@ -4860,7 +5018,7 @@
     <w:basedOn w:val="Fontepargpadro"/>
     <w:link w:val="Citao"/>
     <w:uiPriority w:val="29"/>
-    <w:rsid w:val="00CA664F"/>
+    <w:rsid w:val="00CC266A"/>
     <w:rPr>
       <w:i/>
       <w:iCs/>
@@ -4872,7 +5030,7 @@
     <w:basedOn w:val="Normal"/>
     <w:uiPriority w:val="34"/>
     <w:qFormat/>
-    <w:rsid w:val="00CA664F"/>
+    <w:rsid w:val="00CC266A"/>
     <w:pPr>
       <w:ind w:left="720"/>
       <w:contextualSpacing/>
@@ -4883,7 +5041,7 @@
     <w:basedOn w:val="Fontepargpadro"/>
     <w:uiPriority w:val="21"/>
     <w:qFormat/>
-    <w:rsid w:val="00CA664F"/>
+    <w:rsid w:val="00CC266A"/>
     <w:rPr>
       <w:i/>
       <w:iCs/>
@@ -4897,7 +5055,7 @@
     <w:link w:val="CitaoIntensaChar"/>
     <w:uiPriority w:val="30"/>
     <w:qFormat/>
-    <w:rsid w:val="00CA664F"/>
+    <w:rsid w:val="00CC266A"/>
     <w:pPr>
       <w:pBdr>
         <w:top w:val="single" w:sz="4" w:space="10" w:color="0F4761" w:themeColor="accent1" w:themeShade="BF"/>
@@ -4918,7 +5076,7 @@
     <w:basedOn w:val="Fontepargpadro"/>
     <w:link w:val="CitaoIntensa"/>
     <w:uiPriority w:val="30"/>
-    <w:rsid w:val="00CA664F"/>
+    <w:rsid w:val="00CC266A"/>
     <w:rPr>
       <w:i/>
       <w:iCs/>
@@ -4930,7 +5088,7 @@
     <w:basedOn w:val="Fontepargpadro"/>
     <w:uiPriority w:val="32"/>
     <w:qFormat/>
-    <w:rsid w:val="00CA664F"/>
+    <w:rsid w:val="00CC266A"/>
     <w:rPr>
       <w:b/>
       <w:bCs/>

--- a/Regras de Acesso e Permissoes - Sistema UNIALFA.docx
+++ b/Regras de Acesso e Permissoes - Sistema UNIALFA.docx
@@ -1028,6 +1028,28 @@
     </w:p>
     <w:p>
       <w:pPr>
+        <w:pStyle w:val="PargrafodaLista"/>
+        <w:numPr>
+          <w:ilvl w:val="0"/>
+          <w:numId w:val="6"/>
+        </w:numPr>
+        <w:spacing w:before="240" w:after="80" w:line="260" w:lineRule="auto"/>
+        <w:ind w:left="700"/>
+        <w:rPr>
+          <w:color w:val="1A1A1A"/>
+          <w:sz w:val="22"/>
+        </w:rPr>
+      </w:pPr>
+      <w:r>
+        <w:rPr>
+          <w:color w:val="1A1A1A"/>
+          <w:sz w:val="22"/>
+        </w:rPr>
+        <w:t>Ligar/desligar, separadamente, a importacao de audio (gravacao da reuniao) por IA na Ata de Reuniao e definir quais papeis podem usa-la (ver 3.6).</w:t>
+      </w:r>
+    </w:p>
+    <w:p>
+      <w:pPr>
         <w:spacing w:before="240" w:line="280" w:lineRule="auto"/>
         <w:rPr>
           <w:color w:val="1A1A1A"/>
@@ -1073,6 +1095,7 @@
           <w:color w:val="1A1A1A"/>
           <w:sz w:val="22"/>
         </w:rPr>
+        <w:lastRenderedPageBreak/>
         <w:t>Normalmente uma pessoa so aparece na aba "Usuarios" da Administracao depois de fazer login pela primeira vez (o perfil e criado automaticamente, com papel "Solicitante"). O pre-cadastro permite ao Admin adiantar esse processo:</w:t>
       </w:r>
     </w:p>
@@ -1095,7 +1118,6 @@
           <w:color w:val="1A1A1A"/>
           <w:sz w:val="22"/>
         </w:rPr>
-        <w:lastRenderedPageBreak/>
         <w:t>Na aba Usuarios, o Admin preenche nome, telefone (opcional), e-mail e papel e clica em "+ Adicionar usuario".</w:t>
       </w:r>
     </w:p>
@@ -1326,7 +1348,15 @@
           <w:color w:val="1A1A1A"/>
           <w:sz w:val="22"/>
         </w:rPr>
-        <w:t>Controle de acesso (Row Level Security no Supabase): remover um perfil e uma acao restrita por politica "perfis_delete_admin" a usuarios com papel Admin - qualquer tentativa de exclusao por outro papel e recusada pelo proprio banco de dados, mesmo que alguem tente contornar a interface.</w:t>
+        <w:t xml:space="preserve">Controle de acesso (Row Level Security no Supabase): remover um perfil e uma acao restrita por politica "perfis_delete_admin" a usuarios com papel Admin - qualquer </w:t>
+      </w:r>
+      <w:r>
+        <w:rPr>
+          <w:color w:val="1A1A1A"/>
+          <w:sz w:val="22"/>
+        </w:rPr>
+        <w:lastRenderedPageBreak/>
+        <w:t>tentativa de exclusao por outro papel e recusada pelo proprio banco de dados, mesmo que alguem tente contornar a interface.</w:t>
       </w:r>
     </w:p>
     <w:p>
@@ -1342,7 +1372,6 @@
           <w:color w:val="1A1A1A"/>
           <w:sz w:val="22"/>
         </w:rPr>
-        <w:lastRenderedPageBreak/>
         <w:t>Remover aqui apaga apenas o perfil (papel, nome, telefone) do sistema de gestao de projetos - a pessoa continua podendo fazer login depois; se fizer, um perfil novo e criado do zero, com o papel padrao Solicitante.</w:t>
       </w:r>
     </w:p>
@@ -1558,50 +1587,6 @@
     </w:p>
     <w:p>
       <w:pPr>
-        <w:spacing w:before="120" w:after="200" w:line="280" w:lineRule="auto"/>
-        <w:rPr>
-          <w:color w:val="1A1A1A"/>
-          <w:sz w:val="22"/>
-        </w:rPr>
-      </w:pPr>
-    </w:p>
-    <w:p>
-      <w:pPr>
-        <w:spacing w:before="360" w:line="280" w:lineRule="auto"/>
-        <w:rPr>
-          <w:b/>
-          <w:color w:val="1A1A1A"/>
-          <w:sz w:val="32"/>
-        </w:rPr>
-      </w:pPr>
-      <w:r>
-        <w:rPr>
-          <w:b/>
-          <w:color w:val="1A1A1A"/>
-          <w:sz w:val="32"/>
-        </w:rPr>
-        <w:t>4. Gates de aprovacao</w:t>
-      </w:r>
-    </w:p>
-    <w:p>
-      <w:pPr>
-        <w:spacing w:before="360" w:line="280" w:lineRule="auto"/>
-        <w:rPr>
-          <w:color w:val="1A1A1A"/>
-          <w:sz w:val="22"/>
-        </w:rPr>
-      </w:pPr>
-      <w:r>
-        <w:rPr>
-          <w:color w:val="1A1A1A"/>
-          <w:sz w:val="22"/>
-        </w:rPr>
-        <w:lastRenderedPageBreak/>
-        <w:t>O sistema tem dois pontos de decisao formal (gates) no ciclo de vida de um projeto, ambos aparecendo no fluxo de diretrizes da pagina inicial:</w:t>
-      </w:r>
-    </w:p>
-    <w:p>
-      <w:pPr>
         <w:spacing w:before="240" w:after="120" w:line="280" w:lineRule="auto"/>
         <w:rPr>
           <w:b/>
@@ -1615,7 +1600,8 @@
           <w:color w:val="B91D2E"/>
           <w:sz w:val="26"/>
         </w:rPr>
-        <w:t>4.1 Gate 1 - Triagem</w:t>
+        <w:lastRenderedPageBreak/>
+        <w:t>3.6 Importacao de audio por IA (Ata de Reuniao)</w:t>
       </w:r>
     </w:p>
     <w:p>
@@ -1631,7 +1617,7 @@
           <w:color w:val="1A1A1A"/>
           <w:sz w:val="22"/>
         </w:rPr>
-        <w:t>Ocorre logo apos o registro da demanda (D01.4/D01.5). Decide se a demanda entra ou nao no portfolio de projetos.</w:t>
+        <w:t>Alem de colar/anexar a transcricao em texto (secao 3.5), a Ata de Reuniao pode transcrever a gravacao de audio da reuniao (.mp3, .m4a, .wav, .ogg e outros formatos comuns) usando um segundo servico de IA (OpenAI, tambem via uma Supabase Edge Function separada, com sua propria chave guardada no servidor). O audio e dividido automaticamente em pedacos de alguns minutos no proprio navegador antes do envio, por causa de limites tecnicos da API de transcricao - o usuario nao precisa fazer nada manualmente para isso.</w:t>
       </w:r>
     </w:p>
     <w:p>
@@ -1653,7 +1639,7 @@
           <w:color w:val="1A1A1A"/>
           <w:sz w:val="22"/>
         </w:rPr>
-        <w:t>Quem decide: Admin (atuando como Gestor Responsavel no sistema).</w:t>
+        <w:t>Regra de acesso INDEPENDENTE da importacao de transcricao em texto (secao 3.5): interruptor proprio em Administracao &gt; Configuracoes, desligado por padrao, valendo para todo mundo sem excecao, inclusive Admin.</w:t>
       </w:r>
     </w:p>
     <w:p>
@@ -1675,12 +1661,93 @@
           <w:color w:val="1A1A1A"/>
           <w:sz w:val="22"/>
         </w:rPr>
-        <w:t>Onde: no status da Solicitacao de Demanda - so o Admin consegue alterar o campo de status; qualquer outro papel ve o campo travado, com um aviso explicando que so o PMO/Admin pode aprovar ou reprovar.</w:t>
-      </w:r>
-    </w:p>
-    <w:p>
-      <w:pPr>
-        <w:spacing w:before="240" w:after="120" w:line="260" w:lineRule="auto"/>
+        <w:t>Com o interruptor de audio ligado, uma lista de papeis propria (podendo marcar mais de um) define quem pode usar a importacao de audio - Admin sempre tem acesso quando ligado, mesmo sem estar marcado na lista.</w:t>
+      </w:r>
+    </w:p>
+    <w:p>
+      <w:pPr>
+        <w:pStyle w:val="PargrafodaLista"/>
+        <w:numPr>
+          <w:ilvl w:val="0"/>
+          <w:numId w:val="11"/>
+        </w:numPr>
+        <w:spacing w:before="240" w:after="80" w:line="260" w:lineRule="auto"/>
+        <w:ind w:left="700"/>
+        <w:rPr>
+          <w:color w:val="1A1A1A"/>
+          <w:sz w:val="22"/>
+        </w:rPr>
+      </w:pPr>
+      <w:r>
+        <w:rPr>
+          <w:color w:val="1A1A1A"/>
+          <w:sz w:val="22"/>
+        </w:rPr>
+        <w:t>Na pratica, importar audio so faz sentido para quem tambem pode rodar a analise da transcricao (secao 3.5) - por isso a opcao de anexar audio so aparece para quem tem as duas permissoes ativas ao mesmo tempo.</w:t>
+      </w:r>
+    </w:p>
+    <w:p>
+      <w:pPr>
+        <w:spacing w:before="240" w:line="280" w:lineRule="auto"/>
+        <w:rPr>
+          <w:color w:val="1A1A1A"/>
+          <w:sz w:val="22"/>
+        </w:rPr>
+      </w:pPr>
+      <w:r>
+        <w:rPr>
+          <w:color w:val="1A1A1A"/>
+          <w:sz w:val="22"/>
+        </w:rPr>
+        <w:t>Assim como a importacao de texto, a Edge Function que processa o audio confere a permissao direto no banco antes de chamar a IA, nao so a interface.</w:t>
+      </w:r>
+    </w:p>
+    <w:p>
+      <w:pPr>
+        <w:spacing w:before="120" w:after="200" w:line="280" w:lineRule="auto"/>
+        <w:rPr>
+          <w:color w:val="1A1A1A"/>
+          <w:sz w:val="22"/>
+        </w:rPr>
+      </w:pPr>
+    </w:p>
+    <w:p>
+      <w:pPr>
+        <w:spacing w:before="360" w:line="280" w:lineRule="auto"/>
+        <w:rPr>
+          <w:b/>
+          <w:color w:val="1A1A1A"/>
+          <w:sz w:val="32"/>
+        </w:rPr>
+      </w:pPr>
+      <w:r>
+        <w:rPr>
+          <w:b/>
+          <w:color w:val="1A1A1A"/>
+          <w:sz w:val="32"/>
+        </w:rPr>
+        <w:t>4. Gates de aprovacao</w:t>
+      </w:r>
+    </w:p>
+    <w:p>
+      <w:pPr>
+        <w:spacing w:before="360" w:line="280" w:lineRule="auto"/>
+        <w:rPr>
+          <w:color w:val="1A1A1A"/>
+          <w:sz w:val="22"/>
+        </w:rPr>
+      </w:pPr>
+      <w:r>
+        <w:rPr>
+          <w:color w:val="1A1A1A"/>
+          <w:sz w:val="22"/>
+        </w:rPr>
+        <w:t>O sistema tem dois pontos de decisao formal (gates) no ciclo de vida de um projeto, ambos aparecendo no fluxo de diretrizes da pagina inicial:</w:t>
+      </w:r>
+    </w:p>
+    <w:p>
+      <w:pPr>
+        <w:spacing w:before="240" w:after="120" w:line="280" w:lineRule="auto"/>
         <w:rPr>
           <w:b/>
           <w:color w:val="B91D2E"/>
@@ -1693,7 +1760,7 @@
           <w:color w:val="B91D2E"/>
           <w:sz w:val="26"/>
         </w:rPr>
-        <w:t>4.2 Gate 2 - Pactuacao</w:t>
+        <w:t>4.1 Gate 1 - Triagem</w:t>
       </w:r>
     </w:p>
     <w:p>
@@ -1709,7 +1776,7 @@
           <w:color w:val="1A1A1A"/>
           <w:sz w:val="22"/>
         </w:rPr>
-        <w:t>Ocorre ao final do Planejamento (D02), antes do inicio da Execucao (D03). E o gate mais critico: autoriza formalmente o inicio da execucao do projeto.</w:t>
+        <w:t>Ocorre logo apos o registro da demanda (D01.4/D01.5). Decide se a demanda entra ou nao no portfolio de projetos.</w:t>
       </w:r>
     </w:p>
     <w:p>
@@ -1731,7 +1798,7 @@
           <w:color w:val="1A1A1A"/>
           <w:sz w:val="22"/>
         </w:rPr>
-        <w:t>Quem decide: Dono do Negocio, perante a Alta Gestao.</w:t>
+        <w:t>Quem decide: Admin (atuando como Gestor Responsavel no sistema).</w:t>
       </w:r>
     </w:p>
     <w:p>
@@ -1753,99 +1820,12 @@
           <w:color w:val="1A1A1A"/>
           <w:sz w:val="22"/>
         </w:rPr>
-        <w:t>Onde: no Relatorio de Entregas e Beneficios (FORALF12), aba Editar dados - campo Status (Pendente de pactuacao / Pactuado). So o Admin consegue alterar esse campo; qualquer outro papel ve o controle travado, com um aviso explicando que so o PMO/Admin pode pactuar.</w:t>
-      </w:r>
-    </w:p>
-    <w:p>
-      <w:pPr>
-        <w:pStyle w:val="PargrafodaLista"/>
-        <w:numPr>
-          <w:ilvl w:val="0"/>
-          <w:numId w:val="12"/>
-        </w:numPr>
-        <w:spacing w:before="240" w:after="80" w:line="260" w:lineRule="auto"/>
-        <w:ind w:left="700"/>
-        <w:rPr>
-          <w:color w:val="1A1A1A"/>
-          <w:sz w:val="22"/>
-        </w:rPr>
-      </w:pPr>
-      <w:r>
-        <w:rPr>
-          <w:color w:val="1A1A1A"/>
-          <w:sz w:val="22"/>
-        </w:rPr>
-        <w:t>Ao marcar "Pactuado", o sistema preenche automaticamente a Data de pactuacao (hoje) e o Aprovador (nome de quem esta logado), ambos editaveis pelo Admin.</w:t>
-      </w:r>
-    </w:p>
-    <w:p>
-      <w:pPr>
-        <w:pStyle w:val="PargrafodaLista"/>
-        <w:numPr>
-          <w:ilvl w:val="0"/>
-          <w:numId w:val="12"/>
-        </w:numPr>
-        <w:spacing w:before="240" w:after="80" w:line="260" w:lineRule="auto"/>
-        <w:ind w:left="700"/>
-        <w:rPr>
-          <w:color w:val="1A1A1A"/>
-          <w:sz w:val="22"/>
-        </w:rPr>
-      </w:pPr>
-      <w:r>
-        <w:rPr>
-          <w:color w:val="1A1A1A"/>
-          <w:sz w:val="22"/>
-        </w:rPr>
-        <w:t>Enquanto o status estiver "Pactuado", todos os demais campos do relatorio (ficha do programa, indicadores, projetos vinculados) ficam bloqueados para edicao - inclusive para o Admin - ate que o Gate 2 seja reaberto (status voltar para "Pendente de pactuacao").</w:t>
-      </w:r>
-    </w:p>
-    <w:p>
-      <w:pPr>
-        <w:spacing w:before="120" w:after="200" w:line="260" w:lineRule="auto"/>
-        <w:rPr>
-          <w:color w:val="1A1A1A"/>
-          <w:sz w:val="22"/>
-        </w:rPr>
-      </w:pPr>
-    </w:p>
-    <w:p>
-      <w:pPr>
-        <w:spacing w:before="360" w:line="260" w:lineRule="auto"/>
-        <w:rPr>
-          <w:b/>
-          <w:color w:val="1A1A1A"/>
-          <w:sz w:val="32"/>
-        </w:rPr>
-      </w:pPr>
-      <w:r>
-        <w:rPr>
-          <w:b/>
-          <w:color w:val="1A1A1A"/>
-          <w:sz w:val="32"/>
-        </w:rPr>
-        <w:t>5. Restricao por equipe do projeto</w:t>
-      </w:r>
-    </w:p>
-    <w:p>
-      <w:pPr>
-        <w:spacing w:before="360" w:line="280" w:lineRule="auto"/>
-        <w:rPr>
-          <w:color w:val="1A1A1A"/>
-          <w:sz w:val="22"/>
-        </w:rPr>
-      </w:pPr>
-      <w:r>
-        <w:rPr>
-          <w:color w:val="1A1A1A"/>
-          <w:sz w:val="22"/>
-        </w:rPr>
-        <w:t>Varios formularios exigem vincular o registro a um "Projeto vinculado" (um projeto ja Aprovado no Gate 1). Nesses formularios, apenas quem faz parte da equipe daquele projeto especifico - ou um Admin - pode criar ou editar um registro vinculado a ele.</w:t>
-      </w:r>
-    </w:p>
-    <w:p>
-      <w:pPr>
-        <w:spacing w:before="240" w:after="120" w:line="280" w:lineRule="auto"/>
+        <w:t>Onde: no status da Solicitacao de Demanda - so o Admin consegue alterar o campo de status; qualquer outro papel ve o campo travado, com um aviso explicando que so o PMO/Admin pode aprovar ou reprovar.</w:t>
+      </w:r>
+    </w:p>
+    <w:p>
+      <w:pPr>
+        <w:spacing w:before="240" w:after="120" w:line="260" w:lineRule="auto"/>
         <w:rPr>
           <w:b/>
           <w:color w:val="B91D2E"/>
@@ -1858,7 +1838,7 @@
           <w:color w:val="B91D2E"/>
           <w:sz w:val="26"/>
         </w:rPr>
-        <w:t>5.1 Formularios com essa restricao</w:t>
+        <w:t>4.2 Gate 2 - Pactuacao</w:t>
       </w:r>
     </w:p>
     <w:p>
@@ -1874,7 +1854,7 @@
           <w:color w:val="1A1A1A"/>
           <w:sz w:val="22"/>
         </w:rPr>
-        <w:t>Aplicada nos 7 formularios que usam o conceito de "equipe por projeto":</w:t>
+        <w:t>Ocorre ao final do Planejamento (D02), antes do inicio da Execucao (D03). E o gate mais critico: autoriza formalmente o inicio da execucao do projeto.</w:t>
       </w:r>
     </w:p>
     <w:p>
@@ -1896,7 +1876,7 @@
           <w:color w:val="1A1A1A"/>
           <w:sz w:val="22"/>
         </w:rPr>
-        <w:t>Canvas de Projeto</w:t>
+        <w:t>Quem decide: Dono do Negocio, perante a Alta Gestao.</w:t>
       </w:r>
     </w:p>
     <w:p>
@@ -1918,7 +1898,8 @@
           <w:color w:val="1A1A1A"/>
           <w:sz w:val="22"/>
         </w:rPr>
-        <w:t>TAP - Termo de Abertura de Projeto</w:t>
+        <w:lastRenderedPageBreak/>
+        <w:t>Onde: no Relatorio de Entregas e Beneficios (FORALF12), aba Editar dados - campo Status (Pendente de pactuacao / Pactuado). So o Admin consegue alterar esse campo; qualquer outro papel ve o controle travado, com um aviso explicando que so o PMO/Admin pode pactuar.</w:t>
       </w:r>
     </w:p>
     <w:p>
@@ -1940,7 +1921,7 @@
           <w:color w:val="1A1A1A"/>
           <w:sz w:val="22"/>
         </w:rPr>
-        <w:t>Planejamento e Desenvolvimento de Projeto</w:t>
+        <w:t>Ao marcar "Pactuado", o sistema preenche automaticamente a Data de pactuacao (hoje) e o Aprovador (nome de quem esta logado), ambos editaveis pelo Admin.</w:t>
       </w:r>
     </w:p>
     <w:p>
@@ -1962,79 +1943,55 @@
           <w:color w:val="1A1A1A"/>
           <w:sz w:val="22"/>
         </w:rPr>
-        <w:t>EAP - Estrutura Analitica de Projeto</w:t>
-      </w:r>
-    </w:p>
-    <w:p>
-      <w:pPr>
-        <w:pStyle w:val="PargrafodaLista"/>
-        <w:numPr>
-          <w:ilvl w:val="0"/>
-          <w:numId w:val="13"/>
-        </w:numPr>
-        <w:spacing w:before="240" w:after="80" w:line="260" w:lineRule="auto"/>
-        <w:ind w:left="700"/>
-        <w:rPr>
-          <w:color w:val="1A1A1A"/>
-          <w:sz w:val="22"/>
-        </w:rPr>
-      </w:pPr>
-      <w:r>
-        <w:rPr>
-          <w:color w:val="1A1A1A"/>
-          <w:sz w:val="22"/>
-        </w:rPr>
-        <w:t>SMP - Solicitacao de Mudanca de Projeto</w:t>
-      </w:r>
-    </w:p>
-    <w:p>
-      <w:pPr>
-        <w:pStyle w:val="PargrafodaLista"/>
-        <w:numPr>
-          <w:ilvl w:val="0"/>
-          <w:numId w:val="13"/>
-        </w:numPr>
-        <w:spacing w:before="240" w:after="80" w:line="260" w:lineRule="auto"/>
-        <w:ind w:left="700"/>
-        <w:rPr>
-          <w:color w:val="1A1A1A"/>
-          <w:sz w:val="22"/>
-        </w:rPr>
-      </w:pPr>
-      <w:r>
-        <w:rPr>
-          <w:color w:val="1A1A1A"/>
-          <w:sz w:val="22"/>
-        </w:rPr>
-        <w:lastRenderedPageBreak/>
-        <w:t>TEP - Termo de Encerramento de Projeto</w:t>
-      </w:r>
-    </w:p>
-    <w:p>
-      <w:pPr>
-        <w:pStyle w:val="PargrafodaLista"/>
-        <w:numPr>
-          <w:ilvl w:val="0"/>
-          <w:numId w:val="13"/>
-        </w:numPr>
-        <w:spacing w:before="240" w:after="80" w:line="260" w:lineRule="auto"/>
-        <w:ind w:left="700"/>
-        <w:rPr>
-          <w:color w:val="1A1A1A"/>
-          <w:sz w:val="22"/>
-        </w:rPr>
-      </w:pPr>
-      <w:r>
-        <w:rPr>
-          <w:color w:val="1A1A1A"/>
-          <w:sz w:val="22"/>
-        </w:rPr>
-        <w:t>RLA - Registro de Licoes Aprendidas</w:t>
-      </w:r>
-    </w:p>
-    <w:p>
-      <w:pPr>
-        <w:spacing w:before="240" w:after="120" w:line="260" w:lineRule="auto"/>
+        <w:t>Enquanto o status estiver "Pactuado", todos os demais campos do relatorio (ficha do programa, indicadores, projetos vinculados) ficam bloqueados para edicao - inclusive para o Admin - ate que o Gate 2 seja reaberto (status voltar para "Pendente de pactuacao").</w:t>
+      </w:r>
+    </w:p>
+    <w:p>
+      <w:pPr>
+        <w:spacing w:before="120" w:after="200" w:line="260" w:lineRule="auto"/>
+        <w:rPr>
+          <w:color w:val="1A1A1A"/>
+          <w:sz w:val="22"/>
+        </w:rPr>
+      </w:pPr>
+    </w:p>
+    <w:p>
+      <w:pPr>
+        <w:spacing w:before="360" w:line="260" w:lineRule="auto"/>
+        <w:rPr>
+          <w:b/>
+          <w:color w:val="1A1A1A"/>
+          <w:sz w:val="32"/>
+        </w:rPr>
+      </w:pPr>
+      <w:r>
+        <w:rPr>
+          <w:b/>
+          <w:color w:val="1A1A1A"/>
+          <w:sz w:val="32"/>
+        </w:rPr>
+        <w:t>5. Restricao por equipe do projeto</w:t>
+      </w:r>
+    </w:p>
+    <w:p>
+      <w:pPr>
+        <w:spacing w:before="360" w:line="280" w:lineRule="auto"/>
+        <w:rPr>
+          <w:color w:val="1A1A1A"/>
+          <w:sz w:val="22"/>
+        </w:rPr>
+      </w:pPr>
+      <w:r>
+        <w:rPr>
+          <w:color w:val="1A1A1A"/>
+          <w:sz w:val="22"/>
+        </w:rPr>
+        <w:t>Varios formularios exigem vincular o registro a um "Projeto vinculado" (um projeto ja Aprovado no Gate 1). Nesses formularios, apenas quem faz parte da equipe daquele projeto especifico - ou um Admin - pode criar ou editar um registro vinculado a ele.</w:t>
+      </w:r>
+    </w:p>
+    <w:p>
+      <w:pPr>
+        <w:spacing w:before="240" w:after="120" w:line="280" w:lineRule="auto"/>
         <w:rPr>
           <w:b/>
           <w:color w:val="B91D2E"/>
@@ -2047,7 +2004,7 @@
           <w:color w:val="B91D2E"/>
           <w:sz w:val="26"/>
         </w:rPr>
-        <w:t>5.2 Como funciona</w:t>
+        <w:t>5.1 Formularios com essa restricao</w:t>
       </w:r>
     </w:p>
     <w:p>
@@ -2063,7 +2020,7 @@
           <w:color w:val="1A1A1A"/>
           <w:sz w:val="22"/>
         </w:rPr>
-        <w:t>Ao selecionar um projeto no campo "Projeto vinculado":</w:t>
+        <w:t>Aplicada nos 7 formularios que usam o conceito de "equipe por projeto":</w:t>
       </w:r>
     </w:p>
     <w:p>
@@ -2085,7 +2042,7 @@
           <w:color w:val="1A1A1A"/>
           <w:sz w:val="22"/>
         </w:rPr>
-        <w:t>Se a pessoa nao for da equipe daquele projeto (e nao for Admin), aparece um aviso na tela e o botao de enviar/registrar fica desabilitado.</w:t>
+        <w:t>Canvas de Projeto</w:t>
       </w:r>
     </w:p>
     <w:p>
@@ -2107,7 +2064,7 @@
           <w:color w:val="1A1A1A"/>
           <w:sz w:val="22"/>
         </w:rPr>
-        <w:t>Mesmo que o botao seja habilitado por algum outro meio, o envio e bloqueado no momento de salvar, com a mensagem "Voce nao faz parte da equipe deste projeto."</w:t>
+        <w:t>TAP - Termo de Abertura de Projeto</w:t>
       </w:r>
     </w:p>
     <w:p>
@@ -2129,7 +2086,95 @@
           <w:color w:val="1A1A1A"/>
           <w:sz w:val="22"/>
         </w:rPr>
-        <w:t>A equipe de cada projeto e definida pelo Admin, na pagina de Administracao, aba Equipes.</w:t>
+        <w:t>Planejamento e Desenvolvimento de Projeto</w:t>
+      </w:r>
+    </w:p>
+    <w:p>
+      <w:pPr>
+        <w:pStyle w:val="PargrafodaLista"/>
+        <w:numPr>
+          <w:ilvl w:val="0"/>
+          <w:numId w:val="14"/>
+        </w:numPr>
+        <w:spacing w:before="240" w:after="80" w:line="260" w:lineRule="auto"/>
+        <w:ind w:left="700"/>
+        <w:rPr>
+          <w:color w:val="1A1A1A"/>
+          <w:sz w:val="22"/>
+        </w:rPr>
+      </w:pPr>
+      <w:r>
+        <w:rPr>
+          <w:color w:val="1A1A1A"/>
+          <w:sz w:val="22"/>
+        </w:rPr>
+        <w:t>EAP - Estrutura Analitica de Projeto</w:t>
+      </w:r>
+    </w:p>
+    <w:p>
+      <w:pPr>
+        <w:pStyle w:val="PargrafodaLista"/>
+        <w:numPr>
+          <w:ilvl w:val="0"/>
+          <w:numId w:val="14"/>
+        </w:numPr>
+        <w:spacing w:before="240" w:after="80" w:line="260" w:lineRule="auto"/>
+        <w:ind w:left="700"/>
+        <w:rPr>
+          <w:color w:val="1A1A1A"/>
+          <w:sz w:val="22"/>
+        </w:rPr>
+      </w:pPr>
+      <w:r>
+        <w:rPr>
+          <w:color w:val="1A1A1A"/>
+          <w:sz w:val="22"/>
+        </w:rPr>
+        <w:t>SMP - Solicitacao de Mudanca de Projeto</w:t>
+      </w:r>
+    </w:p>
+    <w:p>
+      <w:pPr>
+        <w:pStyle w:val="PargrafodaLista"/>
+        <w:numPr>
+          <w:ilvl w:val="0"/>
+          <w:numId w:val="14"/>
+        </w:numPr>
+        <w:spacing w:before="240" w:after="80" w:line="260" w:lineRule="auto"/>
+        <w:ind w:left="700"/>
+        <w:rPr>
+          <w:color w:val="1A1A1A"/>
+          <w:sz w:val="22"/>
+        </w:rPr>
+      </w:pPr>
+      <w:r>
+        <w:rPr>
+          <w:color w:val="1A1A1A"/>
+          <w:sz w:val="22"/>
+        </w:rPr>
+        <w:t>TEP - Termo de Encerramento de Projeto</w:t>
+      </w:r>
+    </w:p>
+    <w:p>
+      <w:pPr>
+        <w:pStyle w:val="PargrafodaLista"/>
+        <w:numPr>
+          <w:ilvl w:val="0"/>
+          <w:numId w:val="14"/>
+        </w:numPr>
+        <w:spacing w:before="240" w:after="80" w:line="260" w:lineRule="auto"/>
+        <w:ind w:left="700"/>
+        <w:rPr>
+          <w:color w:val="1A1A1A"/>
+          <w:sz w:val="22"/>
+        </w:rPr>
+      </w:pPr>
+      <w:r>
+        <w:rPr>
+          <w:color w:val="1A1A1A"/>
+          <w:sz w:val="22"/>
+        </w:rPr>
+        <w:t>RLA - Registro de Licoes Aprendidas</w:t>
       </w:r>
     </w:p>
     <w:p>
@@ -2147,6 +2192,106 @@
           <w:color w:val="B91D2E"/>
           <w:sz w:val="26"/>
         </w:rPr>
+        <w:t>5.2 Como funciona</w:t>
+      </w:r>
+    </w:p>
+    <w:p>
+      <w:pPr>
+        <w:spacing w:before="240" w:line="280" w:lineRule="auto"/>
+        <w:rPr>
+          <w:color w:val="1A1A1A"/>
+          <w:sz w:val="22"/>
+        </w:rPr>
+      </w:pPr>
+      <w:r>
+        <w:rPr>
+          <w:color w:val="1A1A1A"/>
+          <w:sz w:val="22"/>
+        </w:rPr>
+        <w:t>Ao selecionar um projeto no campo "Projeto vinculado":</w:t>
+      </w:r>
+    </w:p>
+    <w:p>
+      <w:pPr>
+        <w:pStyle w:val="PargrafodaLista"/>
+        <w:numPr>
+          <w:ilvl w:val="0"/>
+          <w:numId w:val="15"/>
+        </w:numPr>
+        <w:spacing w:before="240" w:after="80" w:line="260" w:lineRule="auto"/>
+        <w:ind w:left="700"/>
+        <w:rPr>
+          <w:color w:val="1A1A1A"/>
+          <w:sz w:val="22"/>
+        </w:rPr>
+      </w:pPr>
+      <w:r>
+        <w:rPr>
+          <w:color w:val="1A1A1A"/>
+          <w:sz w:val="22"/>
+        </w:rPr>
+        <w:t>Se a pessoa nao for da equipe daquele projeto (e nao for Admin), aparece um aviso na tela e o botao de enviar/registrar fica desabilitado.</w:t>
+      </w:r>
+    </w:p>
+    <w:p>
+      <w:pPr>
+        <w:pStyle w:val="PargrafodaLista"/>
+        <w:numPr>
+          <w:ilvl w:val="0"/>
+          <w:numId w:val="15"/>
+        </w:numPr>
+        <w:spacing w:before="240" w:after="80" w:line="260" w:lineRule="auto"/>
+        <w:ind w:left="700"/>
+        <w:rPr>
+          <w:color w:val="1A1A1A"/>
+          <w:sz w:val="22"/>
+        </w:rPr>
+      </w:pPr>
+      <w:r>
+        <w:rPr>
+          <w:color w:val="1A1A1A"/>
+          <w:sz w:val="22"/>
+        </w:rPr>
+        <w:t>Mesmo que o botao seja habilitado por algum outro meio, o envio e bloqueado no momento de salvar, com a mensagem "Voce nao faz parte da equipe deste projeto."</w:t>
+      </w:r>
+    </w:p>
+    <w:p>
+      <w:pPr>
+        <w:pStyle w:val="PargrafodaLista"/>
+        <w:numPr>
+          <w:ilvl w:val="0"/>
+          <w:numId w:val="15"/>
+        </w:numPr>
+        <w:spacing w:before="240" w:after="80" w:line="260" w:lineRule="auto"/>
+        <w:ind w:left="700"/>
+        <w:rPr>
+          <w:color w:val="1A1A1A"/>
+          <w:sz w:val="22"/>
+        </w:rPr>
+      </w:pPr>
+      <w:r>
+        <w:rPr>
+          <w:color w:val="1A1A1A"/>
+          <w:sz w:val="22"/>
+        </w:rPr>
+        <w:t>A equipe de cada projeto e definida pelo Admin, na pagina de Administracao, aba Equipes.</w:t>
+      </w:r>
+    </w:p>
+    <w:p>
+      <w:pPr>
+        <w:spacing w:before="240" w:after="120" w:line="260" w:lineRule="auto"/>
+        <w:rPr>
+          <w:b/>
+          <w:color w:val="B91D2E"/>
+          <w:sz w:val="26"/>
+        </w:rPr>
+      </w:pPr>
+      <w:r>
+        <w:rPr>
+          <w:b/>
+          <w:color w:val="B91D2E"/>
+          <w:sz w:val="26"/>
+        </w:rPr>
         <w:t>5.3 Formularios sem essa restricao</w:t>
       </w:r>
     </w:p>
@@ -2163,6 +2308,7 @@
           <w:color w:val="1A1A1A"/>
           <w:sz w:val="22"/>
         </w:rPr>
+        <w:lastRenderedPageBreak/>
         <w:t>Os demais formularios nao usam o conceito de equipe por projeto - qualquer usuario autenticado pode criar/editar/excluir registros neles, sujeito apenas as regras de papel e (quando aplicavel) as regras especificas ja descritas nas secoes 2 e 4:</w:t>
       </w:r>
     </w:p>
@@ -2171,7 +2317,7 @@
         <w:pStyle w:val="PargrafodaLista"/>
         <w:numPr>
           <w:ilvl w:val="0"/>
-          <w:numId w:val="15"/>
+          <w:numId w:val="16"/>
         </w:numPr>
         <w:spacing w:before="240" w:after="80" w:line="260" w:lineRule="auto"/>
         <w:ind w:left="700"/>
@@ -2193,7 +2339,7 @@
         <w:pStyle w:val="PargrafodaLista"/>
         <w:numPr>
           <w:ilvl w:val="0"/>
-          <w:numId w:val="15"/>
+          <w:numId w:val="16"/>
         </w:numPr>
         <w:spacing w:before="240" w:after="80" w:line="260" w:lineRule="auto"/>
         <w:ind w:left="700"/>
@@ -2215,7 +2361,7 @@
         <w:pStyle w:val="PargrafodaLista"/>
         <w:numPr>
           <w:ilvl w:val="0"/>
-          <w:numId w:val="15"/>
+          <w:numId w:val="16"/>
         </w:numPr>
         <w:spacing w:before="240" w:after="80" w:line="260" w:lineRule="auto"/>
         <w:ind w:left="700"/>
@@ -2237,7 +2383,7 @@
         <w:pStyle w:val="PargrafodaLista"/>
         <w:numPr>
           <w:ilvl w:val="0"/>
-          <w:numId w:val="15"/>
+          <w:numId w:val="16"/>
         </w:numPr>
         <w:spacing w:before="240" w:after="80" w:line="260" w:lineRule="auto"/>
         <w:ind w:left="700"/>
@@ -2259,7 +2405,7 @@
         <w:pStyle w:val="PargrafodaLista"/>
         <w:numPr>
           <w:ilvl w:val="0"/>
-          <w:numId w:val="15"/>
+          <w:numId w:val="16"/>
         </w:numPr>
         <w:spacing w:before="240" w:after="80" w:line="260" w:lineRule="auto"/>
         <w:ind w:left="700"/>
@@ -2563,7 +2709,6 @@
                 <w:color w:val="1A1A1A"/>
                 <w:sz w:val="19"/>
               </w:rPr>
-              <w:lastRenderedPageBreak/>
               <w:t>Canvas de Projeto</w:t>
             </w:r>
           </w:p>
@@ -3116,6 +3261,7 @@
                 <w:color w:val="1A1A1A"/>
                 <w:sz w:val="19"/>
               </w:rPr>
+              <w:lastRenderedPageBreak/>
               <w:t>Plano de Comunicacao</w:t>
             </w:r>
           </w:p>
@@ -3878,7 +4024,7 @@
 <file path=word/numbering.xml><?xml version="1.0" encoding="utf-8"?>
 <w:numbering xmlns:wpc="http://schemas.microsoft.com/office/word/2010/wordprocessingCanvas" xmlns:cx="http://schemas.microsoft.com/office/drawing/2014/chartex" xmlns:cx1="http://schemas.microsoft.com/office/drawing/2015/9/8/chartex" xmlns:cx2="http://schemas.microsoft.com/office/drawing/2015/10/21/chartex" xmlns:cx3="http://schemas.microsoft.com/office/drawing/2016/5/9/chartex" xmlns:cx4="http://schemas.microsoft.com/office/drawing/2016/5/10/chartex" xmlns:cx5="http://schemas.microsoft.com/office/drawing/2016/5/11/chartex" xmlns:cx6="http://schemas.microsoft.com/office/drawing/2016/5/12/chartex" xmlns:cx7="http://schemas.microsoft.com/office/drawing/2016/5/13/chartex" xmlns:cx8="http://schemas.microsoft.com/office/drawing/2016/5/14/chartex" xmlns:mc="http://schemas.openxmlformats.org/markup-compatibility/2006" xmlns:aink="http://schemas.microsoft.com/office/drawing/2016/ink" xmlns:am3d="http://schemas.microsoft.com/office/drawing/2017/model3d" xmlns:o="urn:schemas-microsoft-com:office:office" xmlns:oel="http://schemas.microsoft.com/office/2019/extlst" xmlns:r="http://schemas.openxmlformats.org/officeDocument/2006/relationships" xmlns:m="http://schemas.openxmlformats.org/officeDocument/2006/math" xmlns:v="urn:schemas-microsoft-com:vml" xmlns:wp14="http://schemas.microsoft.com/office/word/2010/wordprocessingDrawing" xmlns:wp="http://schemas.openxmlformats.org/drawingml/2006/wordprocessingDrawing" xmlns:w10="urn:schemas-microsoft-com:office:word" xmlns:w="http://schemas.openxmlformats.org/wordprocessingml/2006/main" xmlns:w14="http://schemas.microsoft.com/office/word/2010/wordml" xmlns:w15="http://schemas.microsoft.com/office/word/2012/wordml" xmlns:w16cei="http://schemas.microsoft.com/office/word/2026/wordml/cei" xmlns:w16cex="http://schemas.microsoft.com/office/word/2018/wordml/cex" xmlns:w16cid="http://schemas.microsoft.com/office/word/2016/wordml/cid" xmlns:w16="http://schemas.microsoft.com/office/word/2018/wordml" xmlns:w16du="http://schemas.microsoft.com/office/word/2023/wordml/word16du" xmlns:w16sdtdh="http://schemas.microsoft.com/office/word/2020/wordml/sdtdatahash" xmlns:w16sdtfl="http://schemas.microsoft.com/office/word/2024/wordml/sdtformatlock" xmlns:w16se="http://schemas.microsoft.com/office/word/2015/wordml/symex" xmlns:wpg="http://schemas.microsoft.com/office/word/2010/wordprocessingGroup" xmlns:wpi="http://schemas.microsoft.com/office/word/2010/wordprocessingInk" xmlns:wne="http://schemas.microsoft.com/office/word/2006/wordml" xmlns:wps="http://schemas.microsoft.com/office/word/2010/wordprocessingShape" mc:Ignorable="w14 w15 w16se w16cid w16 w16cex w16sdtdh w16sdtfl w16du wp14">
   <w:abstractNum w:abstractNumId="0" w15:restartNumberingAfterBreak="0">
-    <w:nsid w:val="0D274DA6"/>
+    <w:nsid w:val="04B94C5E"/>
     <w:multiLevelType w:val="singleLevel"/>
     <w:tmpl w:val="04160001"/>
     <w:lvl w:ilvl="0">
@@ -3895,7 +4041,7 @@
     </w:lvl>
   </w:abstractNum>
   <w:abstractNum w:abstractNumId="1" w15:restartNumberingAfterBreak="0">
-    <w:nsid w:val="15870BF5"/>
+    <w:nsid w:val="060D4326"/>
     <w:multiLevelType w:val="singleLevel"/>
     <w:tmpl w:val="04160001"/>
     <w:lvl w:ilvl="0">
@@ -3912,7 +4058,7 @@
     </w:lvl>
   </w:abstractNum>
   <w:abstractNum w:abstractNumId="2" w15:restartNumberingAfterBreak="0">
-    <w:nsid w:val="16CD6276"/>
+    <w:nsid w:val="08CE755A"/>
     <w:multiLevelType w:val="singleLevel"/>
     <w:tmpl w:val="04160001"/>
     <w:lvl w:ilvl="0">
@@ -3929,7 +4075,7 @@
     </w:lvl>
   </w:abstractNum>
   <w:abstractNum w:abstractNumId="3" w15:restartNumberingAfterBreak="0">
-    <w:nsid w:val="171D7B0F"/>
+    <w:nsid w:val="11D718B1"/>
     <w:multiLevelType w:val="singleLevel"/>
     <w:tmpl w:val="04160001"/>
     <w:lvl w:ilvl="0">
@@ -3946,7 +4092,7 @@
     </w:lvl>
   </w:abstractNum>
   <w:abstractNum w:abstractNumId="4" w15:restartNumberingAfterBreak="0">
-    <w:nsid w:val="19A466A9"/>
+    <w:nsid w:val="18385CC0"/>
     <w:multiLevelType w:val="singleLevel"/>
     <w:tmpl w:val="04160001"/>
     <w:lvl w:ilvl="0">
@@ -3963,7 +4109,7 @@
     </w:lvl>
   </w:abstractNum>
   <w:abstractNum w:abstractNumId="5" w15:restartNumberingAfterBreak="0">
-    <w:nsid w:val="1ADF0E20"/>
+    <w:nsid w:val="29E561CB"/>
     <w:multiLevelType w:val="singleLevel"/>
     <w:tmpl w:val="04160001"/>
     <w:lvl w:ilvl="0">
@@ -3980,7 +4126,7 @@
     </w:lvl>
   </w:abstractNum>
   <w:abstractNum w:abstractNumId="6" w15:restartNumberingAfterBreak="0">
-    <w:nsid w:val="2C4A503C"/>
+    <w:nsid w:val="3BFA2A04"/>
     <w:multiLevelType w:val="singleLevel"/>
     <w:tmpl w:val="04160001"/>
     <w:lvl w:ilvl="0">
@@ -3997,7 +4143,7 @@
     </w:lvl>
   </w:abstractNum>
   <w:abstractNum w:abstractNumId="7" w15:restartNumberingAfterBreak="0">
-    <w:nsid w:val="3CAB269F"/>
+    <w:nsid w:val="3E1B53EC"/>
     <w:multiLevelType w:val="singleLevel"/>
     <w:tmpl w:val="04160001"/>
     <w:lvl w:ilvl="0">
@@ -4014,7 +4160,7 @@
     </w:lvl>
   </w:abstractNum>
   <w:abstractNum w:abstractNumId="8" w15:restartNumberingAfterBreak="0">
-    <w:nsid w:val="3CB473D0"/>
+    <w:nsid w:val="3FFB47C2"/>
     <w:multiLevelType w:val="singleLevel"/>
     <w:tmpl w:val="04160001"/>
     <w:lvl w:ilvl="0">
@@ -4031,7 +4177,7 @@
     </w:lvl>
   </w:abstractNum>
   <w:abstractNum w:abstractNumId="9" w15:restartNumberingAfterBreak="0">
-    <w:nsid w:val="3D2440CD"/>
+    <w:nsid w:val="407E5D3C"/>
     <w:multiLevelType w:val="singleLevel"/>
     <w:tmpl w:val="04160001"/>
     <w:lvl w:ilvl="0">
@@ -4048,7 +4194,7 @@
     </w:lvl>
   </w:abstractNum>
   <w:abstractNum w:abstractNumId="10" w15:restartNumberingAfterBreak="0">
-    <w:nsid w:val="441469E1"/>
+    <w:nsid w:val="47526210"/>
     <w:multiLevelType w:val="singleLevel"/>
     <w:tmpl w:val="04160001"/>
     <w:lvl w:ilvl="0">
@@ -4065,7 +4211,7 @@
     </w:lvl>
   </w:abstractNum>
   <w:abstractNum w:abstractNumId="11" w15:restartNumberingAfterBreak="0">
-    <w:nsid w:val="4D3A7DA5"/>
+    <w:nsid w:val="4F326671"/>
     <w:multiLevelType w:val="singleLevel"/>
     <w:tmpl w:val="04160001"/>
     <w:lvl w:ilvl="0">
@@ -4082,7 +4228,7 @@
     </w:lvl>
   </w:abstractNum>
   <w:abstractNum w:abstractNumId="12" w15:restartNumberingAfterBreak="0">
-    <w:nsid w:val="56D45C12"/>
+    <w:nsid w:val="53FC4320"/>
     <w:multiLevelType w:val="singleLevel"/>
     <w:tmpl w:val="04160001"/>
     <w:lvl w:ilvl="0">
@@ -4099,7 +4245,7 @@
     </w:lvl>
   </w:abstractNum>
   <w:abstractNum w:abstractNumId="13" w15:restartNumberingAfterBreak="0">
-    <w:nsid w:val="61635DAC"/>
+    <w:nsid w:val="6B043BBF"/>
     <w:multiLevelType w:val="singleLevel"/>
     <w:tmpl w:val="04160001"/>
     <w:lvl w:ilvl="0">
@@ -4116,7 +4262,7 @@
     </w:lvl>
   </w:abstractNum>
   <w:abstractNum w:abstractNumId="14" w15:restartNumberingAfterBreak="0">
-    <w:nsid w:val="71046B8D"/>
+    <w:nsid w:val="6F7B1B79"/>
     <w:multiLevelType w:val="singleLevel"/>
     <w:tmpl w:val="04160001"/>
     <w:lvl w:ilvl="0">
@@ -4132,50 +4278,70 @@
       </w:rPr>
     </w:lvl>
   </w:abstractNum>
-  <w:num w:numId="1" w16cid:durableId="1711412954">
+  <w:abstractNum w:abstractNumId="15" w15:restartNumberingAfterBreak="0">
+    <w:nsid w:val="70052E42"/>
+    <w:multiLevelType w:val="singleLevel"/>
+    <w:tmpl w:val="04160001"/>
+    <w:lvl w:ilvl="0">
+      <w:start w:val="1"/>
+      <w:numFmt w:val="bullet"/>
+      <w:lvlText w:val=""/>
+      <w:lvlJc w:val="left"/>
+      <w:pPr>
+        <w:ind w:left="720" w:hanging="360"/>
+      </w:pPr>
+      <w:rPr>
+        <w:rFonts w:ascii="Symbol" w:hAnsi="Symbol" w:hint="default"/>
+      </w:rPr>
+    </w:lvl>
+  </w:abstractNum>
+  <w:num w:numId="1" w16cid:durableId="713425131">
     <w:abstractNumId w:val="14"/>
   </w:num>
-  <w:num w:numId="2" w16cid:durableId="799424920">
+  <w:num w:numId="2" w16cid:durableId="2071921168">
+    <w:abstractNumId w:val="12"/>
+  </w:num>
+  <w:num w:numId="3" w16cid:durableId="844052977">
     <w:abstractNumId w:val="3"/>
   </w:num>
-  <w:num w:numId="3" w16cid:durableId="310523207">
+  <w:num w:numId="4" w16cid:durableId="1502771870">
+    <w:abstractNumId w:val="9"/>
+  </w:num>
+  <w:num w:numId="5" w16cid:durableId="142553040">
+    <w:abstractNumId w:val="15"/>
+  </w:num>
+  <w:num w:numId="6" w16cid:durableId="510729142">
+    <w:abstractNumId w:val="10"/>
+  </w:num>
+  <w:num w:numId="7" w16cid:durableId="2045132701">
+    <w:abstractNumId w:val="6"/>
+  </w:num>
+  <w:num w:numId="8" w16cid:durableId="1924875349">
+    <w:abstractNumId w:val="7"/>
+  </w:num>
+  <w:num w:numId="9" w16cid:durableId="945237263">
+    <w:abstractNumId w:val="11"/>
+  </w:num>
+  <w:num w:numId="10" w16cid:durableId="889003153">
+    <w:abstractNumId w:val="5"/>
+  </w:num>
+  <w:num w:numId="11" w16cid:durableId="1990356292">
     <w:abstractNumId w:val="2"/>
   </w:num>
-  <w:num w:numId="4" w16cid:durableId="1191602723">
+  <w:num w:numId="12" w16cid:durableId="1828939691">
+    <w:abstractNumId w:val="13"/>
+  </w:num>
+  <w:num w:numId="13" w16cid:durableId="32660954">
+    <w:abstractNumId w:val="8"/>
+  </w:num>
+  <w:num w:numId="14" w16cid:durableId="1718434792">
+    <w:abstractNumId w:val="0"/>
+  </w:num>
+  <w:num w:numId="15" w16cid:durableId="2081782999">
     <w:abstractNumId w:val="1"/>
   </w:num>
-  <w:num w:numId="5" w16cid:durableId="669872103">
-    <w:abstractNumId w:val="10"/>
-  </w:num>
-  <w:num w:numId="6" w16cid:durableId="1772503530">
-    <w:abstractNumId w:val="13"/>
-  </w:num>
-  <w:num w:numId="7" w16cid:durableId="1623882314">
-    <w:abstractNumId w:val="11"/>
-  </w:num>
-  <w:num w:numId="8" w16cid:durableId="927621814">
-    <w:abstractNumId w:val="9"/>
-  </w:num>
-  <w:num w:numId="9" w16cid:durableId="1889028195">
-    <w:abstractNumId w:val="7"/>
-  </w:num>
-  <w:num w:numId="10" w16cid:durableId="1792363898">
+  <w:num w:numId="16" w16cid:durableId="8141614">
     <w:abstractNumId w:val="4"/>
-  </w:num>
-  <w:num w:numId="11" w16cid:durableId="1507478510">
-    <w:abstractNumId w:val="8"/>
-  </w:num>
-  <w:num w:numId="12" w16cid:durableId="1701468773">
-    <w:abstractNumId w:val="6"/>
-  </w:num>
-  <w:num w:numId="13" w16cid:durableId="1006519290">
-    <w:abstractNumId w:val="5"/>
-  </w:num>
-  <w:num w:numId="14" w16cid:durableId="2044789035">
-    <w:abstractNumId w:val="0"/>
-  </w:num>
-  <w:num w:numId="15" w16cid:durableId="992220439">
-    <w:abstractNumId w:val="12"/>
   </w:num>
 </w:numbering>
 </file>
@@ -4588,7 +4754,7 @@
     <w:link w:val="Ttulo1Char"/>
     <w:uiPriority w:val="9"/>
     <w:qFormat/>
-    <w:rsid w:val="00CC266A"/>
+    <w:rsid w:val="00392F6E"/>
     <w:pPr>
       <w:keepNext/>
       <w:keepLines/>
@@ -4611,7 +4777,7 @@
     <w:semiHidden/>
     <w:unhideWhenUsed/>
     <w:qFormat/>
-    <w:rsid w:val="00CC266A"/>
+    <w:rsid w:val="00392F6E"/>
     <w:pPr>
       <w:keepNext/>
       <w:keepLines/>
@@ -4634,7 +4800,7 @@
     <w:semiHidden/>
     <w:unhideWhenUsed/>
     <w:qFormat/>
-    <w:rsid w:val="00CC266A"/>
+    <w:rsid w:val="00392F6E"/>
     <w:pPr>
       <w:keepNext/>
       <w:keepLines/>
@@ -4657,7 +4823,7 @@
     <w:semiHidden/>
     <w:unhideWhenUsed/>
     <w:qFormat/>
-    <w:rsid w:val="00CC266A"/>
+    <w:rsid w:val="00392F6E"/>
     <w:pPr>
       <w:keepNext/>
       <w:keepLines/>
@@ -4680,7 +4846,7 @@
     <w:semiHidden/>
     <w:unhideWhenUsed/>
     <w:qFormat/>
-    <w:rsid w:val="00CC266A"/>
+    <w:rsid w:val="00392F6E"/>
     <w:pPr>
       <w:keepNext/>
       <w:keepLines/>
@@ -4701,7 +4867,7 @@
     <w:semiHidden/>
     <w:unhideWhenUsed/>
     <w:qFormat/>
-    <w:rsid w:val="00CC266A"/>
+    <w:rsid w:val="00392F6E"/>
     <w:pPr>
       <w:keepNext/>
       <w:keepLines/>
@@ -4724,7 +4890,7 @@
     <w:semiHidden/>
     <w:unhideWhenUsed/>
     <w:qFormat/>
-    <w:rsid w:val="00CC266A"/>
+    <w:rsid w:val="00392F6E"/>
     <w:pPr>
       <w:keepNext/>
       <w:keepLines/>
@@ -4745,7 +4911,7 @@
     <w:semiHidden/>
     <w:unhideWhenUsed/>
     <w:qFormat/>
-    <w:rsid w:val="00CC266A"/>
+    <w:rsid w:val="00392F6E"/>
     <w:pPr>
       <w:keepNext/>
       <w:keepLines/>
@@ -4768,7 +4934,7 @@
     <w:semiHidden/>
     <w:unhideWhenUsed/>
     <w:qFormat/>
-    <w:rsid w:val="00CC266A"/>
+    <w:rsid w:val="00392F6E"/>
     <w:pPr>
       <w:keepNext/>
       <w:keepLines/>
@@ -4812,7 +4978,7 @@
     <w:basedOn w:val="Fontepargpadro"/>
     <w:link w:val="Ttulo1"/>
     <w:uiPriority w:val="9"/>
-    <w:rsid w:val="00CC266A"/>
+    <w:rsid w:val="00392F6E"/>
     <w:rPr>
       <w:rFonts w:asciiTheme="majorHAnsi" w:eastAsiaTheme="majorEastAsia" w:hAnsiTheme="majorHAnsi" w:cstheme="majorBidi"/>
       <w:color w:val="0F4761" w:themeColor="accent1" w:themeShade="BF"/>
@@ -4826,7 +4992,7 @@
     <w:link w:val="Ttulo2"/>
     <w:uiPriority w:val="9"/>
     <w:semiHidden/>
-    <w:rsid w:val="00CC266A"/>
+    <w:rsid w:val="00392F6E"/>
     <w:rPr>
       <w:rFonts w:asciiTheme="majorHAnsi" w:eastAsiaTheme="majorEastAsia" w:hAnsiTheme="majorHAnsi" w:cstheme="majorBidi"/>
       <w:color w:val="0F4761" w:themeColor="accent1" w:themeShade="BF"/>
@@ -4840,7 +5006,7 @@
     <w:link w:val="Ttulo3"/>
     <w:uiPriority w:val="9"/>
     <w:semiHidden/>
-    <w:rsid w:val="00CC266A"/>
+    <w:rsid w:val="00392F6E"/>
     <w:rPr>
       <w:rFonts w:eastAsiaTheme="majorEastAsia" w:cstheme="majorBidi"/>
       <w:color w:val="0F4761" w:themeColor="accent1" w:themeShade="BF"/>
@@ -4854,7 +5020,7 @@
     <w:link w:val="Ttulo4"/>
     <w:uiPriority w:val="9"/>
     <w:semiHidden/>
-    <w:rsid w:val="00CC266A"/>
+    <w:rsid w:val="00392F6E"/>
     <w:rPr>
       <w:rFonts w:eastAsiaTheme="majorEastAsia" w:cstheme="majorBidi"/>
       <w:i/>
@@ -4868,7 +5034,7 @@
     <w:link w:val="Ttulo5"/>
     <w:uiPriority w:val="9"/>
     <w:semiHidden/>
-    <w:rsid w:val="00CC266A"/>
+    <w:rsid w:val="00392F6E"/>
     <w:rPr>
       <w:rFonts w:eastAsiaTheme="majorEastAsia" w:cstheme="majorBidi"/>
       <w:color w:val="0F4761" w:themeColor="accent1" w:themeShade="BF"/>
@@ -4880,7 +5046,7 @@
     <w:link w:val="Ttulo6"/>
     <w:uiPriority w:val="9"/>
     <w:semiHidden/>
-    <w:rsid w:val="00CC266A"/>
+    <w:rsid w:val="00392F6E"/>
     <w:rPr>
       <w:rFonts w:eastAsiaTheme="majorEastAsia" w:cstheme="majorBidi"/>
       <w:i/>
@@ -4894,7 +5060,7 @@
     <w:link w:val="Ttulo7"/>
     <w:uiPriority w:val="9"/>
     <w:semiHidden/>
-    <w:rsid w:val="00CC266A"/>
+    <w:rsid w:val="00392F6E"/>
     <w:rPr>
       <w:rFonts w:eastAsiaTheme="majorEastAsia" w:cstheme="majorBidi"/>
       <w:color w:val="595959" w:themeColor="text1" w:themeTint="A6"/>
@@ -4906,7 +5072,7 @@
     <w:link w:val="Ttulo8"/>
     <w:uiPriority w:val="9"/>
     <w:semiHidden/>
-    <w:rsid w:val="00CC266A"/>
+    <w:rsid w:val="00392F6E"/>
     <w:rPr>
       <w:rFonts w:eastAsiaTheme="majorEastAsia" w:cstheme="majorBidi"/>
       <w:i/>
@@ -4920,7 +5086,7 @@
     <w:link w:val="Ttulo9"/>
     <w:uiPriority w:val="9"/>
     <w:semiHidden/>
-    <w:rsid w:val="00CC266A"/>
+    <w:rsid w:val="00392F6E"/>
     <w:rPr>
       <w:rFonts w:eastAsiaTheme="majorEastAsia" w:cstheme="majorBidi"/>
       <w:color w:val="272727" w:themeColor="text1" w:themeTint="D8"/>
@@ -4933,7 +5099,7 @@
     <w:link w:val="TtuloChar"/>
     <w:uiPriority w:val="10"/>
     <w:qFormat/>
-    <w:rsid w:val="00CC266A"/>
+    <w:rsid w:val="00392F6E"/>
     <w:pPr>
       <w:spacing w:after="80" w:line="240" w:lineRule="auto"/>
       <w:contextualSpacing/>
@@ -4951,7 +5117,7 @@
     <w:basedOn w:val="Fontepargpadro"/>
     <w:link w:val="Ttulo"/>
     <w:uiPriority w:val="10"/>
-    <w:rsid w:val="00CC266A"/>
+    <w:rsid w:val="00392F6E"/>
     <w:rPr>
       <w:rFonts w:asciiTheme="majorHAnsi" w:eastAsiaTheme="majorEastAsia" w:hAnsiTheme="majorHAnsi" w:cstheme="majorBidi"/>
       <w:spacing w:val="-10"/>
@@ -4967,7 +5133,7 @@
     <w:link w:val="SubttuloChar"/>
     <w:uiPriority w:val="11"/>
     <w:qFormat/>
-    <w:rsid w:val="00CC266A"/>
+    <w:rsid w:val="00392F6E"/>
     <w:pPr>
       <w:numPr>
         <w:ilvl w:val="1"/>
@@ -4986,7 +5152,7 @@
     <w:basedOn w:val="Fontepargpadro"/>
     <w:link w:val="Subttulo"/>
     <w:uiPriority w:val="11"/>
-    <w:rsid w:val="00CC266A"/>
+    <w:rsid w:val="00392F6E"/>
     <w:rPr>
       <w:rFonts w:eastAsiaTheme="majorEastAsia" w:cstheme="majorBidi"/>
       <w:color w:val="595959" w:themeColor="text1" w:themeTint="A6"/>
@@ -5002,7 +5168,7 @@
     <w:link w:val="CitaoChar"/>
     <w:uiPriority w:val="29"/>
     <w:qFormat/>
-    <w:rsid w:val="00CC266A"/>
+    <w:rsid w:val="00392F6E"/>
     <w:pPr>
       <w:spacing w:before="160"/>
       <w:jc w:val="center"/>
@@ -5018,7 +5184,7 @@
     <w:basedOn w:val="Fontepargpadro"/>
     <w:link w:val="Citao"/>
     <w:uiPriority w:val="29"/>
-    <w:rsid w:val="00CC266A"/>
+    <w:rsid w:val="00392F6E"/>
     <w:rPr>
       <w:i/>
       <w:iCs/>
@@ -5030,7 +5196,7 @@
     <w:basedOn w:val="Normal"/>
     <w:uiPriority w:val="34"/>
     <w:qFormat/>
-    <w:rsid w:val="00CC266A"/>
+    <w:rsid w:val="00392F6E"/>
     <w:pPr>
       <w:ind w:left="720"/>
       <w:contextualSpacing/>
@@ -5041,7 +5207,7 @@
     <w:basedOn w:val="Fontepargpadro"/>
     <w:uiPriority w:val="21"/>
     <w:qFormat/>
-    <w:rsid w:val="00CC266A"/>
+    <w:rsid w:val="00392F6E"/>
     <w:rPr>
       <w:i/>
       <w:iCs/>
@@ -5055,7 +5221,7 @@
     <w:link w:val="CitaoIntensaChar"/>
     <w:uiPriority w:val="30"/>
     <w:qFormat/>
-    <w:rsid w:val="00CC266A"/>
+    <w:rsid w:val="00392F6E"/>
     <w:pPr>
       <w:pBdr>
         <w:top w:val="single" w:sz="4" w:space="10" w:color="0F4761" w:themeColor="accent1" w:themeShade="BF"/>
@@ -5076,7 +5242,7 @@
     <w:basedOn w:val="Fontepargpadro"/>
     <w:link w:val="CitaoIntensa"/>
     <w:uiPriority w:val="30"/>
-    <w:rsid w:val="00CC266A"/>
+    <w:rsid w:val="00392F6E"/>
     <w:rPr>
       <w:i/>
       <w:iCs/>
@@ -5088,7 +5254,7 @@
     <w:basedOn w:val="Fontepargpadro"/>
     <w:uiPriority w:val="32"/>
     <w:qFormat/>
-    <w:rsid w:val="00CC266A"/>
+    <w:rsid w:val="00392F6E"/>
     <w:rPr>
       <w:b/>
       <w:bCs/>

--- a/Regras de Acesso e Permissoes - Sistema UNIALFA.docx
+++ b/Regras de Acesso e Permissoes - Sistema UNIALFA.docx
@@ -1617,7 +1617,7 @@
           <w:color w:val="1A1A1A"/>
           <w:sz w:val="22"/>
         </w:rPr>
-        <w:t>Alem de colar/anexar a transcricao em texto (secao 3.5), a Ata de Reuniao pode transcrever a gravacao de audio da reuniao (.mp3, .m4a, .wav, .ogg e outros formatos comuns) usando um segundo servico de IA (OpenAI, tambem via uma Supabase Edge Function separada, com sua propria chave guardada no servidor). O audio e dividido automaticamente em pedacos de alguns minutos no proprio navegador antes do envio, por causa de limites tecnicos da API de transcricao - o usuario nao precisa fazer nada manualmente para isso.</w:t>
+        <w:t>Alem de colar/anexar a transcricao em texto (secao 3.5), a Ata de Reuniao pode transcrever a gravacao de audio da reuniao (.mp3, .m4a, .aac, .wav, .ogg e outros formatos comuns) usando um segundo servico de IA (OpenAI, tambem via uma Supabase Edge Function separada, com sua propria chave guardada no servidor). O audio e dividido automaticamente em pedacos de alguns minutos no proprio navegador antes do envio, por causa de limites tecnicos da API de transcricao - o usuario nao precisa fazer nada manualmente para isso.</w:t>
       </w:r>
     </w:p>
     <w:p>
@@ -4024,7 +4024,7 @@
 <file path=word/numbering.xml><?xml version="1.0" encoding="utf-8"?>
 <w:numbering xmlns:wpc="http://schemas.microsoft.com/office/word/2010/wordprocessingCanvas" xmlns:cx="http://schemas.microsoft.com/office/drawing/2014/chartex" xmlns:cx1="http://schemas.microsoft.com/office/drawing/2015/9/8/chartex" xmlns:cx2="http://schemas.microsoft.com/office/drawing/2015/10/21/chartex" xmlns:cx3="http://schemas.microsoft.com/office/drawing/2016/5/9/chartex" xmlns:cx4="http://schemas.microsoft.com/office/drawing/2016/5/10/chartex" xmlns:cx5="http://schemas.microsoft.com/office/drawing/2016/5/11/chartex" xmlns:cx6="http://schemas.microsoft.com/office/drawing/2016/5/12/chartex" xmlns:cx7="http://schemas.microsoft.com/office/drawing/2016/5/13/chartex" xmlns:cx8="http://schemas.microsoft.com/office/drawing/2016/5/14/chartex" xmlns:mc="http://schemas.openxmlformats.org/markup-compatibility/2006" xmlns:aink="http://schemas.microsoft.com/office/drawing/2016/ink" xmlns:am3d="http://schemas.microsoft.com/office/drawing/2017/model3d" xmlns:o="urn:schemas-microsoft-com:office:office" xmlns:oel="http://schemas.microsoft.com/office/2019/extlst" xmlns:r="http://schemas.openxmlformats.org/officeDocument/2006/relationships" xmlns:m="http://schemas.openxmlformats.org/officeDocument/2006/math" xmlns:v="urn:schemas-microsoft-com:vml" xmlns:wp14="http://schemas.microsoft.com/office/word/2010/wordprocessingDrawing" xmlns:wp="http://schemas.openxmlformats.org/drawingml/2006/wordprocessingDrawing" xmlns:w10="urn:schemas-microsoft-com:office:word" xmlns:w="http://schemas.openxmlformats.org/wordprocessingml/2006/main" xmlns:w14="http://schemas.microsoft.com/office/word/2010/wordml" xmlns:w15="http://schemas.microsoft.com/office/word/2012/wordml" xmlns:w16cei="http://schemas.microsoft.com/office/word/2026/wordml/cei" xmlns:w16cex="http://schemas.microsoft.com/office/word/2018/wordml/cex" xmlns:w16cid="http://schemas.microsoft.com/office/word/2016/wordml/cid" xmlns:w16="http://schemas.microsoft.com/office/word/2018/wordml" xmlns:w16du="http://schemas.microsoft.com/office/word/2023/wordml/word16du" xmlns:w16sdtdh="http://schemas.microsoft.com/office/word/2020/wordml/sdtdatahash" xmlns:w16sdtfl="http://schemas.microsoft.com/office/word/2024/wordml/sdtformatlock" xmlns:w16se="http://schemas.microsoft.com/office/word/2015/wordml/symex" xmlns:wpg="http://schemas.microsoft.com/office/word/2010/wordprocessingGroup" xmlns:wpi="http://schemas.microsoft.com/office/word/2010/wordprocessingInk" xmlns:wne="http://schemas.microsoft.com/office/word/2006/wordml" xmlns:wps="http://schemas.microsoft.com/office/word/2010/wordprocessingShape" mc:Ignorable="w14 w15 w16se w16cid w16 w16cex w16sdtdh w16sdtfl w16du wp14">
   <w:abstractNum w:abstractNumId="0" w15:restartNumberingAfterBreak="0">
-    <w:nsid w:val="04B94C5E"/>
+    <w:nsid w:val="00FE443E"/>
     <w:multiLevelType w:val="singleLevel"/>
     <w:tmpl w:val="04160001"/>
     <w:lvl w:ilvl="0">
@@ -4041,7 +4041,7 @@
     </w:lvl>
   </w:abstractNum>
   <w:abstractNum w:abstractNumId="1" w15:restartNumberingAfterBreak="0">
-    <w:nsid w:val="060D4326"/>
+    <w:nsid w:val="0EDD6179"/>
     <w:multiLevelType w:val="singleLevel"/>
     <w:tmpl w:val="04160001"/>
     <w:lvl w:ilvl="0">
@@ -4058,7 +4058,7 @@
     </w:lvl>
   </w:abstractNum>
   <w:abstractNum w:abstractNumId="2" w15:restartNumberingAfterBreak="0">
-    <w:nsid w:val="08CE755A"/>
+    <w:nsid w:val="0F3F25E2"/>
     <w:multiLevelType w:val="singleLevel"/>
     <w:tmpl w:val="04160001"/>
     <w:lvl w:ilvl="0">
@@ -4075,7 +4075,7 @@
     </w:lvl>
   </w:abstractNum>
   <w:abstractNum w:abstractNumId="3" w15:restartNumberingAfterBreak="0">
-    <w:nsid w:val="11D718B1"/>
+    <w:nsid w:val="229D154D"/>
     <w:multiLevelType w:val="singleLevel"/>
     <w:tmpl w:val="04160001"/>
     <w:lvl w:ilvl="0">
@@ -4092,7 +4092,7 @@
     </w:lvl>
   </w:abstractNum>
   <w:abstractNum w:abstractNumId="4" w15:restartNumberingAfterBreak="0">
-    <w:nsid w:val="18385CC0"/>
+    <w:nsid w:val="234715E5"/>
     <w:multiLevelType w:val="singleLevel"/>
     <w:tmpl w:val="04160001"/>
     <w:lvl w:ilvl="0">
@@ -4109,7 +4109,7 @@
     </w:lvl>
   </w:abstractNum>
   <w:abstractNum w:abstractNumId="5" w15:restartNumberingAfterBreak="0">
-    <w:nsid w:val="29E561CB"/>
+    <w:nsid w:val="24661F08"/>
     <w:multiLevelType w:val="singleLevel"/>
     <w:tmpl w:val="04160001"/>
     <w:lvl w:ilvl="0">
@@ -4126,7 +4126,7 @@
     </w:lvl>
   </w:abstractNum>
   <w:abstractNum w:abstractNumId="6" w15:restartNumberingAfterBreak="0">
-    <w:nsid w:val="3BFA2A04"/>
+    <w:nsid w:val="27E364A3"/>
     <w:multiLevelType w:val="singleLevel"/>
     <w:tmpl w:val="04160001"/>
     <w:lvl w:ilvl="0">
@@ -4143,7 +4143,7 @@
     </w:lvl>
   </w:abstractNum>
   <w:abstractNum w:abstractNumId="7" w15:restartNumberingAfterBreak="0">
-    <w:nsid w:val="3E1B53EC"/>
+    <w:nsid w:val="2E9D711F"/>
     <w:multiLevelType w:val="singleLevel"/>
     <w:tmpl w:val="04160001"/>
     <w:lvl w:ilvl="0">
@@ -4160,7 +4160,7 @@
     </w:lvl>
   </w:abstractNum>
   <w:abstractNum w:abstractNumId="8" w15:restartNumberingAfterBreak="0">
-    <w:nsid w:val="3FFB47C2"/>
+    <w:nsid w:val="47566897"/>
     <w:multiLevelType w:val="singleLevel"/>
     <w:tmpl w:val="04160001"/>
     <w:lvl w:ilvl="0">
@@ -4177,7 +4177,7 @@
     </w:lvl>
   </w:abstractNum>
   <w:abstractNum w:abstractNumId="9" w15:restartNumberingAfterBreak="0">
-    <w:nsid w:val="407E5D3C"/>
+    <w:nsid w:val="52FB31B1"/>
     <w:multiLevelType w:val="singleLevel"/>
     <w:tmpl w:val="04160001"/>
     <w:lvl w:ilvl="0">
@@ -4194,7 +4194,7 @@
     </w:lvl>
   </w:abstractNum>
   <w:abstractNum w:abstractNumId="10" w15:restartNumberingAfterBreak="0">
-    <w:nsid w:val="47526210"/>
+    <w:nsid w:val="539C4247"/>
     <w:multiLevelType w:val="singleLevel"/>
     <w:tmpl w:val="04160001"/>
     <w:lvl w:ilvl="0">
@@ -4211,7 +4211,7 @@
     </w:lvl>
   </w:abstractNum>
   <w:abstractNum w:abstractNumId="11" w15:restartNumberingAfterBreak="0">
-    <w:nsid w:val="4F326671"/>
+    <w:nsid w:val="605A1A70"/>
     <w:multiLevelType w:val="singleLevel"/>
     <w:tmpl w:val="04160001"/>
     <w:lvl w:ilvl="0">
@@ -4228,7 +4228,7 @@
     </w:lvl>
   </w:abstractNum>
   <w:abstractNum w:abstractNumId="12" w15:restartNumberingAfterBreak="0">
-    <w:nsid w:val="53FC4320"/>
+    <w:nsid w:val="6B264C71"/>
     <w:multiLevelType w:val="singleLevel"/>
     <w:tmpl w:val="04160001"/>
     <w:lvl w:ilvl="0">
@@ -4245,7 +4245,7 @@
     </w:lvl>
   </w:abstractNum>
   <w:abstractNum w:abstractNumId="13" w15:restartNumberingAfterBreak="0">
-    <w:nsid w:val="6B043BBF"/>
+    <w:nsid w:val="727B3C16"/>
     <w:multiLevelType w:val="singleLevel"/>
     <w:tmpl w:val="04160001"/>
     <w:lvl w:ilvl="0">
@@ -4262,7 +4262,7 @@
     </w:lvl>
   </w:abstractNum>
   <w:abstractNum w:abstractNumId="14" w15:restartNumberingAfterBreak="0">
-    <w:nsid w:val="6F7B1B79"/>
+    <w:nsid w:val="751D37E2"/>
     <w:multiLevelType w:val="singleLevel"/>
     <w:tmpl w:val="04160001"/>
     <w:lvl w:ilvl="0">
@@ -4279,7 +4279,7 @@
     </w:lvl>
   </w:abstractNum>
   <w:abstractNum w:abstractNumId="15" w15:restartNumberingAfterBreak="0">
-    <w:nsid w:val="70052E42"/>
+    <w:nsid w:val="79725912"/>
     <w:multiLevelType w:val="singleLevel"/>
     <w:tmpl w:val="04160001"/>
     <w:lvl w:ilvl="0">
@@ -4295,53 +4295,53 @@
       </w:rPr>
     </w:lvl>
   </w:abstractNum>
-  <w:num w:numId="1" w16cid:durableId="713425131">
+  <w:num w:numId="1" w16cid:durableId="1507744569">
+    <w:abstractNumId w:val="9"/>
+  </w:num>
+  <w:num w:numId="2" w16cid:durableId="1765304493">
+    <w:abstractNumId w:val="15"/>
+  </w:num>
+  <w:num w:numId="3" w16cid:durableId="98990328">
+    <w:abstractNumId w:val="2"/>
+  </w:num>
+  <w:num w:numId="4" w16cid:durableId="36050824">
     <w:abstractNumId w:val="14"/>
   </w:num>
-  <w:num w:numId="2" w16cid:durableId="2071921168">
+  <w:num w:numId="5" w16cid:durableId="863324774">
+    <w:abstractNumId w:val="0"/>
+  </w:num>
+  <w:num w:numId="6" w16cid:durableId="6566380">
+    <w:abstractNumId w:val="11"/>
+  </w:num>
+  <w:num w:numId="7" w16cid:durableId="1006595301">
+    <w:abstractNumId w:val="10"/>
+  </w:num>
+  <w:num w:numId="8" w16cid:durableId="1993020246">
+    <w:abstractNumId w:val="13"/>
+  </w:num>
+  <w:num w:numId="9" w16cid:durableId="890847690">
+    <w:abstractNumId w:val="4"/>
+  </w:num>
+  <w:num w:numId="10" w16cid:durableId="432015142">
     <w:abstractNumId w:val="12"/>
   </w:num>
-  <w:num w:numId="3" w16cid:durableId="844052977">
-    <w:abstractNumId w:val="3"/>
+  <w:num w:numId="11" w16cid:durableId="1468472161">
+    <w:abstractNumId w:val="1"/>
   </w:num>
-  <w:num w:numId="4" w16cid:durableId="1502771870">
-    <w:abstractNumId w:val="9"/>
+  <w:num w:numId="12" w16cid:durableId="1602225723">
+    <w:abstractNumId w:val="5"/>
   </w:num>
-  <w:num w:numId="5" w16cid:durableId="142553040">
-    <w:abstractNumId w:val="15"/>
+  <w:num w:numId="13" w16cid:durableId="1782340014">
+    <w:abstractNumId w:val="7"/>
   </w:num>
-  <w:num w:numId="6" w16cid:durableId="510729142">
-    <w:abstractNumId w:val="10"/>
+  <w:num w:numId="14" w16cid:durableId="1561285642">
+    <w:abstractNumId w:val="8"/>
   </w:num>
-  <w:num w:numId="7" w16cid:durableId="2045132701">
+  <w:num w:numId="15" w16cid:durableId="2038580843">
     <w:abstractNumId w:val="6"/>
   </w:num>
-  <w:num w:numId="8" w16cid:durableId="1924875349">
-    <w:abstractNumId w:val="7"/>
-  </w:num>
-  <w:num w:numId="9" w16cid:durableId="945237263">
-    <w:abstractNumId w:val="11"/>
-  </w:num>
-  <w:num w:numId="10" w16cid:durableId="889003153">
-    <w:abstractNumId w:val="5"/>
-  </w:num>
-  <w:num w:numId="11" w16cid:durableId="1990356292">
-    <w:abstractNumId w:val="2"/>
-  </w:num>
-  <w:num w:numId="12" w16cid:durableId="1828939691">
-    <w:abstractNumId w:val="13"/>
-  </w:num>
-  <w:num w:numId="13" w16cid:durableId="32660954">
-    <w:abstractNumId w:val="8"/>
-  </w:num>
-  <w:num w:numId="14" w16cid:durableId="1718434792">
-    <w:abstractNumId w:val="0"/>
-  </w:num>
-  <w:num w:numId="15" w16cid:durableId="2081782999">
-    <w:abstractNumId w:val="1"/>
-  </w:num>
-  <w:num w:numId="16" w16cid:durableId="8141614">
-    <w:abstractNumId w:val="4"/>
+  <w:num w:numId="16" w16cid:durableId="1516072367">
+    <w:abstractNumId w:val="3"/>
   </w:num>
 </w:numbering>
 </file>
@@ -4754,7 +4754,7 @@
     <w:link w:val="Ttulo1Char"/>
     <w:uiPriority w:val="9"/>
     <w:qFormat/>
-    <w:rsid w:val="00392F6E"/>
+    <w:rsid w:val="00CB66CA"/>
     <w:pPr>
       <w:keepNext/>
       <w:keepLines/>
@@ -4777,7 +4777,7 @@
     <w:semiHidden/>
     <w:unhideWhenUsed/>
     <w:qFormat/>
-    <w:rsid w:val="00392F6E"/>
+    <w:rsid w:val="00CB66CA"/>
     <w:pPr>
       <w:keepNext/>
       <w:keepLines/>
@@ -4800,7 +4800,7 @@
     <w:semiHidden/>
     <w:unhideWhenUsed/>
     <w:qFormat/>
-    <w:rsid w:val="00392F6E"/>
+    <w:rsid w:val="00CB66CA"/>
     <w:pPr>
       <w:keepNext/>
       <w:keepLines/>
@@ -4823,7 +4823,7 @@
     <w:semiHidden/>
     <w:unhideWhenUsed/>
     <w:qFormat/>
-    <w:rsid w:val="00392F6E"/>
+    <w:rsid w:val="00CB66CA"/>
     <w:pPr>
       <w:keepNext/>
       <w:keepLines/>
@@ -4846,7 +4846,7 @@
     <w:semiHidden/>
     <w:unhideWhenUsed/>
     <w:qFormat/>
-    <w:rsid w:val="00392F6E"/>
+    <w:rsid w:val="00CB66CA"/>
     <w:pPr>
       <w:keepNext/>
       <w:keepLines/>
@@ -4867,7 +4867,7 @@
     <w:semiHidden/>
     <w:unhideWhenUsed/>
     <w:qFormat/>
-    <w:rsid w:val="00392F6E"/>
+    <w:rsid w:val="00CB66CA"/>
     <w:pPr>
       <w:keepNext/>
       <w:keepLines/>
@@ -4890,7 +4890,7 @@
     <w:semiHidden/>
     <w:unhideWhenUsed/>
     <w:qFormat/>
-    <w:rsid w:val="00392F6E"/>
+    <w:rsid w:val="00CB66CA"/>
     <w:pPr>
       <w:keepNext/>
       <w:keepLines/>
@@ -4911,7 +4911,7 @@
     <w:semiHidden/>
     <w:unhideWhenUsed/>
     <w:qFormat/>
-    <w:rsid w:val="00392F6E"/>
+    <w:rsid w:val="00CB66CA"/>
     <w:pPr>
       <w:keepNext/>
       <w:keepLines/>
@@ -4934,7 +4934,7 @@
     <w:semiHidden/>
     <w:unhideWhenUsed/>
     <w:qFormat/>
-    <w:rsid w:val="00392F6E"/>
+    <w:rsid w:val="00CB66CA"/>
     <w:pPr>
       <w:keepNext/>
       <w:keepLines/>
@@ -4978,7 +4978,7 @@
     <w:basedOn w:val="Fontepargpadro"/>
     <w:link w:val="Ttulo1"/>
     <w:uiPriority w:val="9"/>
-    <w:rsid w:val="00392F6E"/>
+    <w:rsid w:val="00CB66CA"/>
     <w:rPr>
       <w:rFonts w:asciiTheme="majorHAnsi" w:eastAsiaTheme="majorEastAsia" w:hAnsiTheme="majorHAnsi" w:cstheme="majorBidi"/>
       <w:color w:val="0F4761" w:themeColor="accent1" w:themeShade="BF"/>
@@ -4992,7 +4992,7 @@
     <w:link w:val="Ttulo2"/>
     <w:uiPriority w:val="9"/>
     <w:semiHidden/>
-    <w:rsid w:val="00392F6E"/>
+    <w:rsid w:val="00CB66CA"/>
     <w:rPr>
       <w:rFonts w:asciiTheme="majorHAnsi" w:eastAsiaTheme="majorEastAsia" w:hAnsiTheme="majorHAnsi" w:cstheme="majorBidi"/>
       <w:color w:val="0F4761" w:themeColor="accent1" w:themeShade="BF"/>
@@ -5006,7 +5006,7 @@
     <w:link w:val="Ttulo3"/>
     <w:uiPriority w:val="9"/>
     <w:semiHidden/>
-    <w:rsid w:val="00392F6E"/>
+    <w:rsid w:val="00CB66CA"/>
     <w:rPr>
       <w:rFonts w:eastAsiaTheme="majorEastAsia" w:cstheme="majorBidi"/>
       <w:color w:val="0F4761" w:themeColor="accent1" w:themeShade="BF"/>
@@ -5020,7 +5020,7 @@
     <w:link w:val="Ttulo4"/>
     <w:uiPriority w:val="9"/>
     <w:semiHidden/>
-    <w:rsid w:val="00392F6E"/>
+    <w:rsid w:val="00CB66CA"/>
     <w:rPr>
       <w:rFonts w:eastAsiaTheme="majorEastAsia" w:cstheme="majorBidi"/>
       <w:i/>
@@ -5034,7 +5034,7 @@
     <w:link w:val="Ttulo5"/>
     <w:uiPriority w:val="9"/>
     <w:semiHidden/>
-    <w:rsid w:val="00392F6E"/>
+    <w:rsid w:val="00CB66CA"/>
     <w:rPr>
       <w:rFonts w:eastAsiaTheme="majorEastAsia" w:cstheme="majorBidi"/>
       <w:color w:val="0F4761" w:themeColor="accent1" w:themeShade="BF"/>
@@ -5046,7 +5046,7 @@
     <w:link w:val="Ttulo6"/>
     <w:uiPriority w:val="9"/>
     <w:semiHidden/>
-    <w:rsid w:val="00392F6E"/>
+    <w:rsid w:val="00CB66CA"/>
     <w:rPr>
       <w:rFonts w:eastAsiaTheme="majorEastAsia" w:cstheme="majorBidi"/>
       <w:i/>
@@ -5060,7 +5060,7 @@
     <w:link w:val="Ttulo7"/>
     <w:uiPriority w:val="9"/>
     <w:semiHidden/>
-    <w:rsid w:val="00392F6E"/>
+    <w:rsid w:val="00CB66CA"/>
     <w:rPr>
       <w:rFonts w:eastAsiaTheme="majorEastAsia" w:cstheme="majorBidi"/>
       <w:color w:val="595959" w:themeColor="text1" w:themeTint="A6"/>
@@ -5072,7 +5072,7 @@
     <w:link w:val="Ttulo8"/>
     <w:uiPriority w:val="9"/>
     <w:semiHidden/>
-    <w:rsid w:val="00392F6E"/>
+    <w:rsid w:val="00CB66CA"/>
     <w:rPr>
       <w:rFonts w:eastAsiaTheme="majorEastAsia" w:cstheme="majorBidi"/>
       <w:i/>
@@ -5086,7 +5086,7 @@
     <w:link w:val="Ttulo9"/>
     <w:uiPriority w:val="9"/>
     <w:semiHidden/>
-    <w:rsid w:val="00392F6E"/>
+    <w:rsid w:val="00CB66CA"/>
     <w:rPr>
       <w:rFonts w:eastAsiaTheme="majorEastAsia" w:cstheme="majorBidi"/>
       <w:color w:val="272727" w:themeColor="text1" w:themeTint="D8"/>
@@ -5099,7 +5099,7 @@
     <w:link w:val="TtuloChar"/>
     <w:uiPriority w:val="10"/>
     <w:qFormat/>
-    <w:rsid w:val="00392F6E"/>
+    <w:rsid w:val="00CB66CA"/>
     <w:pPr>
       <w:spacing w:after="80" w:line="240" w:lineRule="auto"/>
       <w:contextualSpacing/>
@@ -5117,7 +5117,7 @@
     <w:basedOn w:val="Fontepargpadro"/>
     <w:link w:val="Ttulo"/>
     <w:uiPriority w:val="10"/>
-    <w:rsid w:val="00392F6E"/>
+    <w:rsid w:val="00CB66CA"/>
     <w:rPr>
       <w:rFonts w:asciiTheme="majorHAnsi" w:eastAsiaTheme="majorEastAsia" w:hAnsiTheme="majorHAnsi" w:cstheme="majorBidi"/>
       <w:spacing w:val="-10"/>
@@ -5133,7 +5133,7 @@
     <w:link w:val="SubttuloChar"/>
     <w:uiPriority w:val="11"/>
     <w:qFormat/>
-    <w:rsid w:val="00392F6E"/>
+    <w:rsid w:val="00CB66CA"/>
     <w:pPr>
       <w:numPr>
         <w:ilvl w:val="1"/>
@@ -5152,7 +5152,7 @@
     <w:basedOn w:val="Fontepargpadro"/>
     <w:link w:val="Subttulo"/>
     <w:uiPriority w:val="11"/>
-    <w:rsid w:val="00392F6E"/>
+    <w:rsid w:val="00CB66CA"/>
     <w:rPr>
       <w:rFonts w:eastAsiaTheme="majorEastAsia" w:cstheme="majorBidi"/>
       <w:color w:val="595959" w:themeColor="text1" w:themeTint="A6"/>
@@ -5168,7 +5168,7 @@
     <w:link w:val="CitaoChar"/>
     <w:uiPriority w:val="29"/>
     <w:qFormat/>
-    <w:rsid w:val="00392F6E"/>
+    <w:rsid w:val="00CB66CA"/>
     <w:pPr>
       <w:spacing w:before="160"/>
       <w:jc w:val="center"/>
@@ -5184,7 +5184,7 @@
     <w:basedOn w:val="Fontepargpadro"/>
     <w:link w:val="Citao"/>
     <w:uiPriority w:val="29"/>
-    <w:rsid w:val="00392F6E"/>
+    <w:rsid w:val="00CB66CA"/>
     <w:rPr>
       <w:i/>
       <w:iCs/>
@@ -5196,7 +5196,7 @@
     <w:basedOn w:val="Normal"/>
     <w:uiPriority w:val="34"/>
     <w:qFormat/>
-    <w:rsid w:val="00392F6E"/>
+    <w:rsid w:val="00CB66CA"/>
     <w:pPr>
       <w:ind w:left="720"/>
       <w:contextualSpacing/>
@@ -5207,7 +5207,7 @@
     <w:basedOn w:val="Fontepargpadro"/>
     <w:uiPriority w:val="21"/>
     <w:qFormat/>
-    <w:rsid w:val="00392F6E"/>
+    <w:rsid w:val="00CB66CA"/>
     <w:rPr>
       <w:i/>
       <w:iCs/>
@@ -5221,7 +5221,7 @@
     <w:link w:val="CitaoIntensaChar"/>
     <w:uiPriority w:val="30"/>
     <w:qFormat/>
-    <w:rsid w:val="00392F6E"/>
+    <w:rsid w:val="00CB66CA"/>
     <w:pPr>
       <w:pBdr>
         <w:top w:val="single" w:sz="4" w:space="10" w:color="0F4761" w:themeColor="accent1" w:themeShade="BF"/>
@@ -5242,7 +5242,7 @@
     <w:basedOn w:val="Fontepargpadro"/>
     <w:link w:val="CitaoIntensa"/>
     <w:uiPriority w:val="30"/>
-    <w:rsid w:val="00392F6E"/>
+    <w:rsid w:val="00CB66CA"/>
     <w:rPr>
       <w:i/>
       <w:iCs/>
@@ -5254,7 +5254,7 @@
     <w:basedOn w:val="Fontepargpadro"/>
     <w:uiPriority w:val="32"/>
     <w:qFormat/>
-    <w:rsid w:val="00392F6E"/>
+    <w:rsid w:val="00CB66CA"/>
     <w:rPr>
       <w:b/>
       <w:bCs/>

--- a/Regras de Acesso e Permissoes - Sistema UNIALFA.docx
+++ b/Regras de Acesso e Permissoes - Sistema UNIALFA.docx
@@ -1704,49 +1704,6 @@
     </w:p>
     <w:p>
       <w:pPr>
-        <w:spacing w:before="120" w:after="200" w:line="280" w:lineRule="auto"/>
-        <w:rPr>
-          <w:color w:val="1A1A1A"/>
-          <w:sz w:val="22"/>
-        </w:rPr>
-      </w:pPr>
-    </w:p>
-    <w:p>
-      <w:pPr>
-        <w:spacing w:before="360" w:line="280" w:lineRule="auto"/>
-        <w:rPr>
-          <w:b/>
-          <w:color w:val="1A1A1A"/>
-          <w:sz w:val="32"/>
-        </w:rPr>
-      </w:pPr>
-      <w:r>
-        <w:rPr>
-          <w:b/>
-          <w:color w:val="1A1A1A"/>
-          <w:sz w:val="32"/>
-        </w:rPr>
-        <w:t>4. Gates de aprovacao</w:t>
-      </w:r>
-    </w:p>
-    <w:p>
-      <w:pPr>
-        <w:spacing w:before="360" w:line="280" w:lineRule="auto"/>
-        <w:rPr>
-          <w:color w:val="1A1A1A"/>
-          <w:sz w:val="22"/>
-        </w:rPr>
-      </w:pPr>
-      <w:r>
-        <w:rPr>
-          <w:color w:val="1A1A1A"/>
-          <w:sz w:val="22"/>
-        </w:rPr>
-        <w:t>O sistema tem dois pontos de decisao formal (gates) no ciclo de vida de um projeto, ambos aparecendo no fluxo de diretrizes da pagina inicial:</w:t>
-      </w:r>
-    </w:p>
-    <w:p>
-      <w:pPr>
         <w:spacing w:before="240" w:after="120" w:line="280" w:lineRule="auto"/>
         <w:rPr>
           <w:b/>
@@ -1760,7 +1717,7 @@
           <w:color w:val="B91D2E"/>
           <w:sz w:val="26"/>
         </w:rPr>
-        <w:t>4.1 Gate 1 - Triagem</w:t>
+        <w:t>3.7 Restricao de edicao no Plano de Comunicacao de Projeto</w:t>
       </w:r>
     </w:p>
     <w:p>
@@ -1776,7 +1733,7 @@
           <w:color w:val="1A1A1A"/>
           <w:sz w:val="22"/>
         </w:rPr>
-        <w:t>Ocorre logo apos o registro da demanda (D01.4/D01.5). Decide se a demanda entra ou nao no portfolio de projetos.</w:t>
+        <w:t>O Plano de Comunicacao de Projeto (FORALF00308) e um documento unico e compartilhado (secao 5.3) - qualquer usuario autenticado sempre pode abrir a aba Painel, visualizar o conteudo e usar o botao Imprimir. Diferente da secao 3.4 (que restringe visualizacao de pagina inteira), aqui a restricao e so sobre a aba "Editar dados": uma lista de papeis, definida pelo Admin na aba Configuracoes da Administracao, decide quem pode usar "Editar dados" e salvar alteracoes.</w:t>
       </w:r>
     </w:p>
     <w:p>
@@ -1798,7 +1755,7 @@
           <w:color w:val="1A1A1A"/>
           <w:sz w:val="22"/>
         </w:rPr>
-        <w:t>Quem decide: Admin (atuando como Gestor Responsavel no sistema).</w:t>
+        <w:t>Comeca configurado apenas para PMO/Admin - os demais papeis veem a aba "Editar dados" escondida e uma nota explicando a restricao no lugar dela, mas continuam vendo o Painel normalmente.</w:t>
       </w:r>
     </w:p>
     <w:p>
@@ -1820,12 +1777,78 @@
           <w:color w:val="1A1A1A"/>
           <w:sz w:val="22"/>
         </w:rPr>
-        <w:t>Onde: no status da Solicitacao de Demanda - so o Admin consegue alterar o campo de status; qualquer outro papel ve o campo travado, com um aviso explicando que so o PMO/Admin pode aprovar ou reprovar.</w:t>
-      </w:r>
-    </w:p>
-    <w:p>
-      <w:pPr>
-        <w:spacing w:before="240" w:after="120" w:line="260" w:lineRule="auto"/>
+        <w:t>Um usuario com papel Admin sempre consegue editar, mesmo que o papel Admin seja removido da lista por engano - mesma trava de seguranca usada na secao 3.4.</w:t>
+      </w:r>
+    </w:p>
+    <w:p>
+      <w:pPr>
+        <w:pStyle w:val="PargrafodaLista"/>
+        <w:numPr>
+          <w:ilvl w:val="0"/>
+          <w:numId w:val="12"/>
+        </w:numPr>
+        <w:spacing w:before="240" w:after="80" w:line="260" w:lineRule="auto"/>
+        <w:ind w:left="700"/>
+        <w:rPr>
+          <w:color w:val="1A1A1A"/>
+          <w:sz w:val="22"/>
+        </w:rPr>
+      </w:pPr>
+      <w:r>
+        <w:rPr>
+          <w:color w:val="1A1A1A"/>
+          <w:sz w:val="22"/>
+        </w:rPr>
+        <w:t>A checagem tambem bloqueia a funcao de salvar caso alguem tente forcar a aba de edicao por fora da interface.</w:t>
+      </w:r>
+    </w:p>
+    <w:p>
+      <w:pPr>
+        <w:spacing w:before="120" w:after="200" w:line="260" w:lineRule="auto"/>
+        <w:rPr>
+          <w:color w:val="1A1A1A"/>
+          <w:sz w:val="22"/>
+        </w:rPr>
+      </w:pPr>
+    </w:p>
+    <w:p>
+      <w:pPr>
+        <w:spacing w:before="360" w:line="260" w:lineRule="auto"/>
+        <w:rPr>
+          <w:b/>
+          <w:color w:val="1A1A1A"/>
+          <w:sz w:val="32"/>
+        </w:rPr>
+      </w:pPr>
+      <w:r>
+        <w:rPr>
+          <w:b/>
+          <w:color w:val="1A1A1A"/>
+          <w:sz w:val="32"/>
+        </w:rPr>
+        <w:t>4. Gates de aprovacao</w:t>
+      </w:r>
+    </w:p>
+    <w:p>
+      <w:pPr>
+        <w:spacing w:before="360" w:line="280" w:lineRule="auto"/>
+        <w:rPr>
+          <w:color w:val="1A1A1A"/>
+          <w:sz w:val="22"/>
+        </w:rPr>
+      </w:pPr>
+      <w:r>
+        <w:rPr>
+          <w:color w:val="1A1A1A"/>
+          <w:sz w:val="22"/>
+        </w:rPr>
+        <w:lastRenderedPageBreak/>
+        <w:t>O sistema tem dois pontos de decisao formal (gates) no ciclo de vida de um projeto, ambos aparecendo no fluxo de diretrizes da pagina inicial:</w:t>
+      </w:r>
+    </w:p>
+    <w:p>
+      <w:pPr>
+        <w:spacing w:before="240" w:after="120" w:line="280" w:lineRule="auto"/>
         <w:rPr>
           <w:b/>
           <w:color w:val="B91D2E"/>
@@ -1838,7 +1861,7 @@
           <w:color w:val="B91D2E"/>
           <w:sz w:val="26"/>
         </w:rPr>
-        <w:t>4.2 Gate 2 - Pactuacao</w:t>
+        <w:t>4.1 Gate 1 - Triagem</w:t>
       </w:r>
     </w:p>
     <w:p>
@@ -1854,7 +1877,7 @@
           <w:color w:val="1A1A1A"/>
           <w:sz w:val="22"/>
         </w:rPr>
-        <w:t>Ocorre ao final do Planejamento (D02), antes do inicio da Execucao (D03). E o gate mais critico: autoriza formalmente o inicio da execucao do projeto.</w:t>
+        <w:t>Ocorre logo apos o registro da demanda (D01.4/D01.5). Decide se a demanda entra ou nao no portfolio de projetos.</w:t>
       </w:r>
     </w:p>
     <w:p>
@@ -1876,7 +1899,7 @@
           <w:color w:val="1A1A1A"/>
           <w:sz w:val="22"/>
         </w:rPr>
-        <w:t>Quem decide: Dono do Negocio, perante a Alta Gestao.</w:t>
+        <w:t>Quem decide: Admin (atuando como Gestor Responsavel no sistema).</w:t>
       </w:r>
     </w:p>
     <w:p>
@@ -1898,100 +1921,12 @@
           <w:color w:val="1A1A1A"/>
           <w:sz w:val="22"/>
         </w:rPr>
-        <w:lastRenderedPageBreak/>
-        <w:t>Onde: no Relatorio de Entregas e Beneficios (FORALF12), aba Editar dados - campo Status (Pendente de pactuacao / Pactuado). So o Admin consegue alterar esse campo; qualquer outro papel ve o controle travado, com um aviso explicando que so o PMO/Admin pode pactuar.</w:t>
-      </w:r>
-    </w:p>
-    <w:p>
-      <w:pPr>
-        <w:pStyle w:val="PargrafodaLista"/>
-        <w:numPr>
-          <w:ilvl w:val="0"/>
-          <w:numId w:val="13"/>
-        </w:numPr>
-        <w:spacing w:before="240" w:after="80" w:line="260" w:lineRule="auto"/>
-        <w:ind w:left="700"/>
-        <w:rPr>
-          <w:color w:val="1A1A1A"/>
-          <w:sz w:val="22"/>
-        </w:rPr>
-      </w:pPr>
-      <w:r>
-        <w:rPr>
-          <w:color w:val="1A1A1A"/>
-          <w:sz w:val="22"/>
-        </w:rPr>
-        <w:t>Ao marcar "Pactuado", o sistema preenche automaticamente a Data de pactuacao (hoje) e o Aprovador (nome de quem esta logado), ambos editaveis pelo Admin.</w:t>
-      </w:r>
-    </w:p>
-    <w:p>
-      <w:pPr>
-        <w:pStyle w:val="PargrafodaLista"/>
-        <w:numPr>
-          <w:ilvl w:val="0"/>
-          <w:numId w:val="13"/>
-        </w:numPr>
-        <w:spacing w:before="240" w:after="80" w:line="260" w:lineRule="auto"/>
-        <w:ind w:left="700"/>
-        <w:rPr>
-          <w:color w:val="1A1A1A"/>
-          <w:sz w:val="22"/>
-        </w:rPr>
-      </w:pPr>
-      <w:r>
-        <w:rPr>
-          <w:color w:val="1A1A1A"/>
-          <w:sz w:val="22"/>
-        </w:rPr>
-        <w:t>Enquanto o status estiver "Pactuado", todos os demais campos do relatorio (ficha do programa, indicadores, projetos vinculados) ficam bloqueados para edicao - inclusive para o Admin - ate que o Gate 2 seja reaberto (status voltar para "Pendente de pactuacao").</w:t>
-      </w:r>
-    </w:p>
-    <w:p>
-      <w:pPr>
-        <w:spacing w:before="120" w:after="200" w:line="260" w:lineRule="auto"/>
-        <w:rPr>
-          <w:color w:val="1A1A1A"/>
-          <w:sz w:val="22"/>
-        </w:rPr>
-      </w:pPr>
-    </w:p>
-    <w:p>
-      <w:pPr>
-        <w:spacing w:before="360" w:line="260" w:lineRule="auto"/>
-        <w:rPr>
-          <w:b/>
-          <w:color w:val="1A1A1A"/>
-          <w:sz w:val="32"/>
-        </w:rPr>
-      </w:pPr>
-      <w:r>
-        <w:rPr>
-          <w:b/>
-          <w:color w:val="1A1A1A"/>
-          <w:sz w:val="32"/>
-        </w:rPr>
-        <w:t>5. Restricao por equipe do projeto</w:t>
-      </w:r>
-    </w:p>
-    <w:p>
-      <w:pPr>
-        <w:spacing w:before="360" w:line="280" w:lineRule="auto"/>
-        <w:rPr>
-          <w:color w:val="1A1A1A"/>
-          <w:sz w:val="22"/>
-        </w:rPr>
-      </w:pPr>
-      <w:r>
-        <w:rPr>
-          <w:color w:val="1A1A1A"/>
-          <w:sz w:val="22"/>
-        </w:rPr>
-        <w:t>Varios formularios exigem vincular o registro a um "Projeto vinculado" (um projeto ja Aprovado no Gate 1). Nesses formularios, apenas quem faz parte da equipe daquele projeto especifico - ou um Admin - pode criar ou editar um registro vinculado a ele.</w:t>
-      </w:r>
-    </w:p>
-    <w:p>
-      <w:pPr>
-        <w:spacing w:before="240" w:after="120" w:line="280" w:lineRule="auto"/>
+        <w:t>Onde: no status da Solicitacao de Demanda - so o Admin consegue alterar o campo de status; qualquer outro papel ve o campo travado, com um aviso explicando que so o PMO/Admin pode aprovar ou reprovar.</w:t>
+      </w:r>
+    </w:p>
+    <w:p>
+      <w:pPr>
+        <w:spacing w:before="240" w:after="120" w:line="260" w:lineRule="auto"/>
         <w:rPr>
           <w:b/>
           <w:color w:val="B91D2E"/>
@@ -2004,7 +1939,7 @@
           <w:color w:val="B91D2E"/>
           <w:sz w:val="26"/>
         </w:rPr>
-        <w:t>5.1 Formularios com essa restricao</w:t>
+        <w:t>4.2 Gate 2 - Pactuacao</w:t>
       </w:r>
     </w:p>
     <w:p>
@@ -2020,7 +1955,7 @@
           <w:color w:val="1A1A1A"/>
           <w:sz w:val="22"/>
         </w:rPr>
-        <w:t>Aplicada nos 7 formularios que usam o conceito de "equipe por projeto":</w:t>
+        <w:t>Ocorre ao final do Planejamento (D02), antes do inicio da Execucao (D03). E o gate mais critico: autoriza formalmente o inicio da execucao do projeto.</w:t>
       </w:r>
     </w:p>
     <w:p>
@@ -2042,7 +1977,7 @@
           <w:color w:val="1A1A1A"/>
           <w:sz w:val="22"/>
         </w:rPr>
-        <w:t>Canvas de Projeto</w:t>
+        <w:t>Quem decide: Dono do Negocio, perante a Alta Gestao.</w:t>
       </w:r>
     </w:p>
     <w:p>
@@ -2064,7 +1999,7 @@
           <w:color w:val="1A1A1A"/>
           <w:sz w:val="22"/>
         </w:rPr>
-        <w:t>TAP - Termo de Abertura de Projeto</w:t>
+        <w:t>Onde: no Relatorio de Entregas e Beneficios (FORALF12), aba Editar dados - campo Status (Pendente de pactuacao / Pactuado). So o Admin consegue alterar esse campo; qualquer outro papel ve o controle travado, com um aviso explicando que so o PMO/Admin pode pactuar.</w:t>
       </w:r>
     </w:p>
     <w:p>
@@ -2086,7 +2021,7 @@
           <w:color w:val="1A1A1A"/>
           <w:sz w:val="22"/>
         </w:rPr>
-        <w:t>Planejamento e Desenvolvimento de Projeto</w:t>
+        <w:t>Ao marcar "Pactuado", o sistema preenche automaticamente a Data de pactuacao (hoje) e o Aprovador (nome de quem esta logado), ambos editaveis pelo Admin.</w:t>
       </w:r>
     </w:p>
     <w:p>
@@ -2108,78 +2043,55 @@
           <w:color w:val="1A1A1A"/>
           <w:sz w:val="22"/>
         </w:rPr>
-        <w:t>EAP - Estrutura Analitica de Projeto</w:t>
-      </w:r>
-    </w:p>
-    <w:p>
-      <w:pPr>
-        <w:pStyle w:val="PargrafodaLista"/>
-        <w:numPr>
-          <w:ilvl w:val="0"/>
-          <w:numId w:val="14"/>
-        </w:numPr>
-        <w:spacing w:before="240" w:after="80" w:line="260" w:lineRule="auto"/>
-        <w:ind w:left="700"/>
-        <w:rPr>
-          <w:color w:val="1A1A1A"/>
-          <w:sz w:val="22"/>
-        </w:rPr>
-      </w:pPr>
-      <w:r>
-        <w:rPr>
-          <w:color w:val="1A1A1A"/>
-          <w:sz w:val="22"/>
-        </w:rPr>
-        <w:t>SMP - Solicitacao de Mudanca de Projeto</w:t>
-      </w:r>
-    </w:p>
-    <w:p>
-      <w:pPr>
-        <w:pStyle w:val="PargrafodaLista"/>
-        <w:numPr>
-          <w:ilvl w:val="0"/>
-          <w:numId w:val="14"/>
-        </w:numPr>
-        <w:spacing w:before="240" w:after="80" w:line="260" w:lineRule="auto"/>
-        <w:ind w:left="700"/>
-        <w:rPr>
-          <w:color w:val="1A1A1A"/>
-          <w:sz w:val="22"/>
-        </w:rPr>
-      </w:pPr>
-      <w:r>
-        <w:rPr>
-          <w:color w:val="1A1A1A"/>
-          <w:sz w:val="22"/>
-        </w:rPr>
-        <w:t>TEP - Termo de Encerramento de Projeto</w:t>
-      </w:r>
-    </w:p>
-    <w:p>
-      <w:pPr>
-        <w:pStyle w:val="PargrafodaLista"/>
-        <w:numPr>
-          <w:ilvl w:val="0"/>
-          <w:numId w:val="14"/>
-        </w:numPr>
-        <w:spacing w:before="240" w:after="80" w:line="260" w:lineRule="auto"/>
-        <w:ind w:left="700"/>
-        <w:rPr>
-          <w:color w:val="1A1A1A"/>
-          <w:sz w:val="22"/>
-        </w:rPr>
-      </w:pPr>
-      <w:r>
-        <w:rPr>
-          <w:color w:val="1A1A1A"/>
-          <w:sz w:val="22"/>
-        </w:rPr>
-        <w:t>RLA - Registro de Licoes Aprendidas</w:t>
-      </w:r>
-    </w:p>
-    <w:p>
-      <w:pPr>
-        <w:spacing w:before="240" w:after="120" w:line="260" w:lineRule="auto"/>
+        <w:t>Enquanto o status estiver "Pactuado", todos os demais campos do relatorio (ficha do programa, indicadores, projetos vinculados) ficam bloqueados para edicao - inclusive para o Admin - ate que o Gate 2 seja reaberto (status voltar para "Pendente de pactuacao").</w:t>
+      </w:r>
+    </w:p>
+    <w:p>
+      <w:pPr>
+        <w:spacing w:before="120" w:after="200" w:line="260" w:lineRule="auto"/>
+        <w:rPr>
+          <w:color w:val="1A1A1A"/>
+          <w:sz w:val="22"/>
+        </w:rPr>
+      </w:pPr>
+    </w:p>
+    <w:p>
+      <w:pPr>
+        <w:spacing w:before="360" w:line="260" w:lineRule="auto"/>
+        <w:rPr>
+          <w:b/>
+          <w:color w:val="1A1A1A"/>
+          <w:sz w:val="32"/>
+        </w:rPr>
+      </w:pPr>
+      <w:r>
+        <w:rPr>
+          <w:b/>
+          <w:color w:val="1A1A1A"/>
+          <w:sz w:val="32"/>
+        </w:rPr>
+        <w:t>5. Restricao por equipe do projeto</w:t>
+      </w:r>
+    </w:p>
+    <w:p>
+      <w:pPr>
+        <w:spacing w:before="360" w:line="280" w:lineRule="auto"/>
+        <w:rPr>
+          <w:color w:val="1A1A1A"/>
+          <w:sz w:val="22"/>
+        </w:rPr>
+      </w:pPr>
+      <w:r>
+        <w:rPr>
+          <w:color w:val="1A1A1A"/>
+          <w:sz w:val="22"/>
+        </w:rPr>
+        <w:t>Varios formularios exigem vincular o registro a um "Projeto vinculado" (um projeto ja Aprovado no Gate 1). Nesses formularios, apenas quem faz parte da equipe daquele projeto especifico - ou um Admin - pode criar ou editar um registro vinculado a ele.</w:t>
+      </w:r>
+    </w:p>
+    <w:p>
+      <w:pPr>
+        <w:spacing w:before="240" w:after="120" w:line="280" w:lineRule="auto"/>
         <w:rPr>
           <w:b/>
           <w:color w:val="B91D2E"/>
@@ -2192,7 +2104,7 @@
           <w:color w:val="B91D2E"/>
           <w:sz w:val="26"/>
         </w:rPr>
-        <w:t>5.2 Como funciona</w:t>
+        <w:t>5.1 Formularios com essa restricao</w:t>
       </w:r>
     </w:p>
     <w:p>
@@ -2208,7 +2120,7 @@
           <w:color w:val="1A1A1A"/>
           <w:sz w:val="22"/>
         </w:rPr>
-        <w:t>Ao selecionar um projeto no campo "Projeto vinculado":</w:t>
+        <w:t>Aplicada nos 7 formularios que usam o conceito de "equipe por projeto":</w:t>
       </w:r>
     </w:p>
     <w:p>
@@ -2230,7 +2142,7 @@
           <w:color w:val="1A1A1A"/>
           <w:sz w:val="22"/>
         </w:rPr>
-        <w:t>Se a pessoa nao for da equipe daquele projeto (e nao for Admin), aparece um aviso na tela e o botao de enviar/registrar fica desabilitado.</w:t>
+        <w:t>Canvas de Projeto</w:t>
       </w:r>
     </w:p>
     <w:p>
@@ -2252,7 +2164,7 @@
           <w:color w:val="1A1A1A"/>
           <w:sz w:val="22"/>
         </w:rPr>
-        <w:t>Mesmo que o botao seja habilitado por algum outro meio, o envio e bloqueado no momento de salvar, com a mensagem "Voce nao faz parte da equipe deste projeto."</w:t>
+        <w:t>TAP - Termo de Abertura de Projeto</w:t>
       </w:r>
     </w:p>
     <w:p>
@@ -2274,7 +2186,96 @@
           <w:color w:val="1A1A1A"/>
           <w:sz w:val="22"/>
         </w:rPr>
-        <w:t>A equipe de cada projeto e definida pelo Admin, na pagina de Administracao, aba Equipes.</w:t>
+        <w:t>Planejamento e Desenvolvimento de Projeto</w:t>
+      </w:r>
+    </w:p>
+    <w:p>
+      <w:pPr>
+        <w:pStyle w:val="PargrafodaLista"/>
+        <w:numPr>
+          <w:ilvl w:val="0"/>
+          <w:numId w:val="15"/>
+        </w:numPr>
+        <w:spacing w:before="240" w:after="80" w:line="260" w:lineRule="auto"/>
+        <w:ind w:left="700"/>
+        <w:rPr>
+          <w:color w:val="1A1A1A"/>
+          <w:sz w:val="22"/>
+        </w:rPr>
+      </w:pPr>
+      <w:r>
+        <w:rPr>
+          <w:color w:val="1A1A1A"/>
+          <w:sz w:val="22"/>
+        </w:rPr>
+        <w:t>EAP - Estrutura Analitica de Projeto</w:t>
+      </w:r>
+    </w:p>
+    <w:p>
+      <w:pPr>
+        <w:pStyle w:val="PargrafodaLista"/>
+        <w:numPr>
+          <w:ilvl w:val="0"/>
+          <w:numId w:val="15"/>
+        </w:numPr>
+        <w:spacing w:before="240" w:after="80" w:line="260" w:lineRule="auto"/>
+        <w:ind w:left="700"/>
+        <w:rPr>
+          <w:color w:val="1A1A1A"/>
+          <w:sz w:val="22"/>
+        </w:rPr>
+      </w:pPr>
+      <w:r>
+        <w:rPr>
+          <w:color w:val="1A1A1A"/>
+          <w:sz w:val="22"/>
+        </w:rPr>
+        <w:t>SMP - Solicitacao de Mudanca de Projeto</w:t>
+      </w:r>
+    </w:p>
+    <w:p>
+      <w:pPr>
+        <w:pStyle w:val="PargrafodaLista"/>
+        <w:numPr>
+          <w:ilvl w:val="0"/>
+          <w:numId w:val="15"/>
+        </w:numPr>
+        <w:spacing w:before="240" w:after="80" w:line="260" w:lineRule="auto"/>
+        <w:ind w:left="700"/>
+        <w:rPr>
+          <w:color w:val="1A1A1A"/>
+          <w:sz w:val="22"/>
+        </w:rPr>
+      </w:pPr>
+      <w:r>
+        <w:rPr>
+          <w:color w:val="1A1A1A"/>
+          <w:sz w:val="22"/>
+        </w:rPr>
+        <w:lastRenderedPageBreak/>
+        <w:t>TEP - Termo de Encerramento de Projeto</w:t>
+      </w:r>
+    </w:p>
+    <w:p>
+      <w:pPr>
+        <w:pStyle w:val="PargrafodaLista"/>
+        <w:numPr>
+          <w:ilvl w:val="0"/>
+          <w:numId w:val="15"/>
+        </w:numPr>
+        <w:spacing w:before="240" w:after="80" w:line="260" w:lineRule="auto"/>
+        <w:ind w:left="700"/>
+        <w:rPr>
+          <w:color w:val="1A1A1A"/>
+          <w:sz w:val="22"/>
+        </w:rPr>
+      </w:pPr>
+      <w:r>
+        <w:rPr>
+          <w:color w:val="1A1A1A"/>
+          <w:sz w:val="22"/>
+        </w:rPr>
+        <w:t>RLA - Registro de Licoes Aprendidas</w:t>
       </w:r>
     </w:p>
     <w:p>
@@ -2292,6 +2293,106 @@
           <w:color w:val="B91D2E"/>
           <w:sz w:val="26"/>
         </w:rPr>
+        <w:t>5.2 Como funciona</w:t>
+      </w:r>
+    </w:p>
+    <w:p>
+      <w:pPr>
+        <w:spacing w:before="240" w:line="280" w:lineRule="auto"/>
+        <w:rPr>
+          <w:color w:val="1A1A1A"/>
+          <w:sz w:val="22"/>
+        </w:rPr>
+      </w:pPr>
+      <w:r>
+        <w:rPr>
+          <w:color w:val="1A1A1A"/>
+          <w:sz w:val="22"/>
+        </w:rPr>
+        <w:t>Ao selecionar um projeto no campo "Projeto vinculado":</w:t>
+      </w:r>
+    </w:p>
+    <w:p>
+      <w:pPr>
+        <w:pStyle w:val="PargrafodaLista"/>
+        <w:numPr>
+          <w:ilvl w:val="0"/>
+          <w:numId w:val="16"/>
+        </w:numPr>
+        <w:spacing w:before="240" w:after="80" w:line="260" w:lineRule="auto"/>
+        <w:ind w:left="700"/>
+        <w:rPr>
+          <w:color w:val="1A1A1A"/>
+          <w:sz w:val="22"/>
+        </w:rPr>
+      </w:pPr>
+      <w:r>
+        <w:rPr>
+          <w:color w:val="1A1A1A"/>
+          <w:sz w:val="22"/>
+        </w:rPr>
+        <w:t>Se a pessoa nao for da equipe daquele projeto (e nao for Admin), aparece um aviso na tela e o botao de enviar/registrar fica desabilitado.</w:t>
+      </w:r>
+    </w:p>
+    <w:p>
+      <w:pPr>
+        <w:pStyle w:val="PargrafodaLista"/>
+        <w:numPr>
+          <w:ilvl w:val="0"/>
+          <w:numId w:val="16"/>
+        </w:numPr>
+        <w:spacing w:before="240" w:after="80" w:line="260" w:lineRule="auto"/>
+        <w:ind w:left="700"/>
+        <w:rPr>
+          <w:color w:val="1A1A1A"/>
+          <w:sz w:val="22"/>
+        </w:rPr>
+      </w:pPr>
+      <w:r>
+        <w:rPr>
+          <w:color w:val="1A1A1A"/>
+          <w:sz w:val="22"/>
+        </w:rPr>
+        <w:t>Mesmo que o botao seja habilitado por algum outro meio, o envio e bloqueado no momento de salvar, com a mensagem "Voce nao faz parte da equipe deste projeto."</w:t>
+      </w:r>
+    </w:p>
+    <w:p>
+      <w:pPr>
+        <w:pStyle w:val="PargrafodaLista"/>
+        <w:numPr>
+          <w:ilvl w:val="0"/>
+          <w:numId w:val="16"/>
+        </w:numPr>
+        <w:spacing w:before="240" w:after="80" w:line="260" w:lineRule="auto"/>
+        <w:ind w:left="700"/>
+        <w:rPr>
+          <w:color w:val="1A1A1A"/>
+          <w:sz w:val="22"/>
+        </w:rPr>
+      </w:pPr>
+      <w:r>
+        <w:rPr>
+          <w:color w:val="1A1A1A"/>
+          <w:sz w:val="22"/>
+        </w:rPr>
+        <w:t>A equipe de cada projeto e definida pelo Admin, na pagina de Administracao, aba Equipes.</w:t>
+      </w:r>
+    </w:p>
+    <w:p>
+      <w:pPr>
+        <w:spacing w:before="240" w:after="120" w:line="260" w:lineRule="auto"/>
+        <w:rPr>
+          <w:b/>
+          <w:color w:val="B91D2E"/>
+          <w:sz w:val="26"/>
+        </w:rPr>
+      </w:pPr>
+      <w:r>
+        <w:rPr>
+          <w:b/>
+          <w:color w:val="B91D2E"/>
+          <w:sz w:val="26"/>
+        </w:rPr>
         <w:t>5.3 Formularios sem essa restricao</w:t>
       </w:r>
     </w:p>
@@ -2308,7 +2409,6 @@
           <w:color w:val="1A1A1A"/>
           <w:sz w:val="22"/>
         </w:rPr>
-        <w:lastRenderedPageBreak/>
         <w:t>Os demais formularios nao usam o conceito de equipe por projeto - qualquer usuario autenticado pode criar/editar/excluir registros neles, sujeito apenas as regras de papel e (quando aplicavel) as regras especificas ja descritas nas secoes 2 e 4:</w:t>
       </w:r>
     </w:p>
@@ -2317,7 +2417,7 @@
         <w:pStyle w:val="PargrafodaLista"/>
         <w:numPr>
           <w:ilvl w:val="0"/>
-          <w:numId w:val="16"/>
+          <w:numId w:val="17"/>
         </w:numPr>
         <w:spacing w:before="240" w:after="80" w:line="260" w:lineRule="auto"/>
         <w:ind w:left="700"/>
@@ -2339,7 +2439,7 @@
         <w:pStyle w:val="PargrafodaLista"/>
         <w:numPr>
           <w:ilvl w:val="0"/>
-          <w:numId w:val="16"/>
+          <w:numId w:val="17"/>
         </w:numPr>
         <w:spacing w:before="240" w:after="80" w:line="260" w:lineRule="auto"/>
         <w:ind w:left="700"/>
@@ -2361,7 +2461,7 @@
         <w:pStyle w:val="PargrafodaLista"/>
         <w:numPr>
           <w:ilvl w:val="0"/>
-          <w:numId w:val="16"/>
+          <w:numId w:val="17"/>
         </w:numPr>
         <w:spacing w:before="240" w:after="80" w:line="260" w:lineRule="auto"/>
         <w:ind w:left="700"/>
@@ -2383,7 +2483,7 @@
         <w:pStyle w:val="PargrafodaLista"/>
         <w:numPr>
           <w:ilvl w:val="0"/>
-          <w:numId w:val="16"/>
+          <w:numId w:val="17"/>
         </w:numPr>
         <w:spacing w:before="240" w:after="80" w:line="260" w:lineRule="auto"/>
         <w:ind w:left="700"/>
@@ -2405,7 +2505,7 @@
         <w:pStyle w:val="PargrafodaLista"/>
         <w:numPr>
           <w:ilvl w:val="0"/>
-          <w:numId w:val="16"/>
+          <w:numId w:val="17"/>
         </w:numPr>
         <w:spacing w:before="240" w:after="80" w:line="260" w:lineRule="auto"/>
         <w:ind w:left="700"/>
@@ -2709,6 +2809,7 @@
                 <w:color w:val="1A1A1A"/>
                 <w:sz w:val="19"/>
               </w:rPr>
+              <w:lastRenderedPageBreak/>
               <w:t>Canvas de Projeto</w:t>
             </w:r>
           </w:p>
@@ -3261,7 +3362,6 @@
                 <w:color w:val="1A1A1A"/>
                 <w:sz w:val="19"/>
               </w:rPr>
-              <w:lastRenderedPageBreak/>
               <w:t>Plano de Comunicacao</w:t>
             </w:r>
           </w:p>
@@ -3325,7 +3425,7 @@
                 <w:color w:val="1A1A1A"/>
                 <w:sz w:val="19"/>
               </w:rPr>
-              <w:t>-</w:t>
+              <w:t>Edicao por papel (padrao Admin)</w:t>
             </w:r>
           </w:p>
         </w:tc>
@@ -4024,7 +4124,7 @@
 <file path=word/numbering.xml><?xml version="1.0" encoding="utf-8"?>
 <w:numbering xmlns:wpc="http://schemas.microsoft.com/office/word/2010/wordprocessingCanvas" xmlns:cx="http://schemas.microsoft.com/office/drawing/2014/chartex" xmlns:cx1="http://schemas.microsoft.com/office/drawing/2015/9/8/chartex" xmlns:cx2="http://schemas.microsoft.com/office/drawing/2015/10/21/chartex" xmlns:cx3="http://schemas.microsoft.com/office/drawing/2016/5/9/chartex" xmlns:cx4="http://schemas.microsoft.com/office/drawing/2016/5/10/chartex" xmlns:cx5="http://schemas.microsoft.com/office/drawing/2016/5/11/chartex" xmlns:cx6="http://schemas.microsoft.com/office/drawing/2016/5/12/chartex" xmlns:cx7="http://schemas.microsoft.com/office/drawing/2016/5/13/chartex" xmlns:cx8="http://schemas.microsoft.com/office/drawing/2016/5/14/chartex" xmlns:mc="http://schemas.openxmlformats.org/markup-compatibility/2006" xmlns:aink="http://schemas.microsoft.com/office/drawing/2016/ink" xmlns:am3d="http://schemas.microsoft.com/office/drawing/2017/model3d" xmlns:o="urn:schemas-microsoft-com:office:office" xmlns:oel="http://schemas.microsoft.com/office/2019/extlst" xmlns:r="http://schemas.openxmlformats.org/officeDocument/2006/relationships" xmlns:m="http://schemas.openxmlformats.org/officeDocument/2006/math" xmlns:v="urn:schemas-microsoft-com:vml" xmlns:wp14="http://schemas.microsoft.com/office/word/2010/wordprocessingDrawing" xmlns:wp="http://schemas.openxmlformats.org/drawingml/2006/wordprocessingDrawing" xmlns:w10="urn:schemas-microsoft-com:office:word" xmlns:w="http://schemas.openxmlformats.org/wordprocessingml/2006/main" xmlns:w14="http://schemas.microsoft.com/office/word/2010/wordml" xmlns:w15="http://schemas.microsoft.com/office/word/2012/wordml" xmlns:w16cei="http://schemas.microsoft.com/office/word/2026/wordml/cei" xmlns:w16cex="http://schemas.microsoft.com/office/word/2018/wordml/cex" xmlns:w16cid="http://schemas.microsoft.com/office/word/2016/wordml/cid" xmlns:w16="http://schemas.microsoft.com/office/word/2018/wordml" xmlns:w16du="http://schemas.microsoft.com/office/word/2023/wordml/word16du" xmlns:w16sdtdh="http://schemas.microsoft.com/office/word/2020/wordml/sdtdatahash" xmlns:w16sdtfl="http://schemas.microsoft.com/office/word/2024/wordml/sdtformatlock" xmlns:w16se="http://schemas.microsoft.com/office/word/2015/wordml/symex" xmlns:wpg="http://schemas.microsoft.com/office/word/2010/wordprocessingGroup" xmlns:wpi="http://schemas.microsoft.com/office/word/2010/wordprocessingInk" xmlns:wne="http://schemas.microsoft.com/office/word/2006/wordml" xmlns:wps="http://schemas.microsoft.com/office/word/2010/wordprocessingShape" mc:Ignorable="w14 w15 w16se w16cid w16 w16cex w16sdtdh w16sdtfl w16du wp14">
   <w:abstractNum w:abstractNumId="0" w15:restartNumberingAfterBreak="0">
-    <w:nsid w:val="00FE443E"/>
+    <w:nsid w:val="025A67C7"/>
     <w:multiLevelType w:val="singleLevel"/>
     <w:tmpl w:val="04160001"/>
     <w:lvl w:ilvl="0">
@@ -4041,7 +4141,7 @@
     </w:lvl>
   </w:abstractNum>
   <w:abstractNum w:abstractNumId="1" w15:restartNumberingAfterBreak="0">
-    <w:nsid w:val="0EDD6179"/>
+    <w:nsid w:val="05326D53"/>
     <w:multiLevelType w:val="singleLevel"/>
     <w:tmpl w:val="04160001"/>
     <w:lvl w:ilvl="0">
@@ -4058,7 +4158,7 @@
     </w:lvl>
   </w:abstractNum>
   <w:abstractNum w:abstractNumId="2" w15:restartNumberingAfterBreak="0">
-    <w:nsid w:val="0F3F25E2"/>
+    <w:nsid w:val="056B18D4"/>
     <w:multiLevelType w:val="singleLevel"/>
     <w:tmpl w:val="04160001"/>
     <w:lvl w:ilvl="0">
@@ -4075,7 +4175,7 @@
     </w:lvl>
   </w:abstractNum>
   <w:abstractNum w:abstractNumId="3" w15:restartNumberingAfterBreak="0">
-    <w:nsid w:val="229D154D"/>
+    <w:nsid w:val="0592738D"/>
     <w:multiLevelType w:val="singleLevel"/>
     <w:tmpl w:val="04160001"/>
     <w:lvl w:ilvl="0">
@@ -4092,7 +4192,7 @@
     </w:lvl>
   </w:abstractNum>
   <w:abstractNum w:abstractNumId="4" w15:restartNumberingAfterBreak="0">
-    <w:nsid w:val="234715E5"/>
+    <w:nsid w:val="0712751C"/>
     <w:multiLevelType w:val="singleLevel"/>
     <w:tmpl w:val="04160001"/>
     <w:lvl w:ilvl="0">
@@ -4109,7 +4209,7 @@
     </w:lvl>
   </w:abstractNum>
   <w:abstractNum w:abstractNumId="5" w15:restartNumberingAfterBreak="0">
-    <w:nsid w:val="24661F08"/>
+    <w:nsid w:val="18773D8A"/>
     <w:multiLevelType w:val="singleLevel"/>
     <w:tmpl w:val="04160001"/>
     <w:lvl w:ilvl="0">
@@ -4126,7 +4226,7 @@
     </w:lvl>
   </w:abstractNum>
   <w:abstractNum w:abstractNumId="6" w15:restartNumberingAfterBreak="0">
-    <w:nsid w:val="27E364A3"/>
+    <w:nsid w:val="1C5D554F"/>
     <w:multiLevelType w:val="singleLevel"/>
     <w:tmpl w:val="04160001"/>
     <w:lvl w:ilvl="0">
@@ -4143,7 +4243,7 @@
     </w:lvl>
   </w:abstractNum>
   <w:abstractNum w:abstractNumId="7" w15:restartNumberingAfterBreak="0">
-    <w:nsid w:val="2E9D711F"/>
+    <w:nsid w:val="291245A9"/>
     <w:multiLevelType w:val="singleLevel"/>
     <w:tmpl w:val="04160001"/>
     <w:lvl w:ilvl="0">
@@ -4160,7 +4260,7 @@
     </w:lvl>
   </w:abstractNum>
   <w:abstractNum w:abstractNumId="8" w15:restartNumberingAfterBreak="0">
-    <w:nsid w:val="47566897"/>
+    <w:nsid w:val="42A736A0"/>
     <w:multiLevelType w:val="singleLevel"/>
     <w:tmpl w:val="04160001"/>
     <w:lvl w:ilvl="0">
@@ -4177,7 +4277,7 @@
     </w:lvl>
   </w:abstractNum>
   <w:abstractNum w:abstractNumId="9" w15:restartNumberingAfterBreak="0">
-    <w:nsid w:val="52FB31B1"/>
+    <w:nsid w:val="45D115D6"/>
     <w:multiLevelType w:val="singleLevel"/>
     <w:tmpl w:val="04160001"/>
     <w:lvl w:ilvl="0">
@@ -4194,7 +4294,7 @@
     </w:lvl>
   </w:abstractNum>
   <w:abstractNum w:abstractNumId="10" w15:restartNumberingAfterBreak="0">
-    <w:nsid w:val="539C4247"/>
+    <w:nsid w:val="47EB3B17"/>
     <w:multiLevelType w:val="singleLevel"/>
     <w:tmpl w:val="04160001"/>
     <w:lvl w:ilvl="0">
@@ -4211,7 +4311,7 @@
     </w:lvl>
   </w:abstractNum>
   <w:abstractNum w:abstractNumId="11" w15:restartNumberingAfterBreak="0">
-    <w:nsid w:val="605A1A70"/>
+    <w:nsid w:val="49EC30A0"/>
     <w:multiLevelType w:val="singleLevel"/>
     <w:tmpl w:val="04160001"/>
     <w:lvl w:ilvl="0">
@@ -4228,7 +4328,7 @@
     </w:lvl>
   </w:abstractNum>
   <w:abstractNum w:abstractNumId="12" w15:restartNumberingAfterBreak="0">
-    <w:nsid w:val="6B264C71"/>
+    <w:nsid w:val="4B0F4648"/>
     <w:multiLevelType w:val="singleLevel"/>
     <w:tmpl w:val="04160001"/>
     <w:lvl w:ilvl="0">
@@ -4245,7 +4345,7 @@
     </w:lvl>
   </w:abstractNum>
   <w:abstractNum w:abstractNumId="13" w15:restartNumberingAfterBreak="0">
-    <w:nsid w:val="727B3C16"/>
+    <w:nsid w:val="51795613"/>
     <w:multiLevelType w:val="singleLevel"/>
     <w:tmpl w:val="04160001"/>
     <w:lvl w:ilvl="0">
@@ -4262,7 +4362,7 @@
     </w:lvl>
   </w:abstractNum>
   <w:abstractNum w:abstractNumId="14" w15:restartNumberingAfterBreak="0">
-    <w:nsid w:val="751D37E2"/>
+    <w:nsid w:val="59E01EED"/>
     <w:multiLevelType w:val="singleLevel"/>
     <w:tmpl w:val="04160001"/>
     <w:lvl w:ilvl="0">
@@ -4279,7 +4379,7 @@
     </w:lvl>
   </w:abstractNum>
   <w:abstractNum w:abstractNumId="15" w15:restartNumberingAfterBreak="0">
-    <w:nsid w:val="79725912"/>
+    <w:nsid w:val="61D90C91"/>
     <w:multiLevelType w:val="singleLevel"/>
     <w:tmpl w:val="04160001"/>
     <w:lvl w:ilvl="0">
@@ -4295,53 +4395,73 @@
       </w:rPr>
     </w:lvl>
   </w:abstractNum>
-  <w:num w:numId="1" w16cid:durableId="1507744569">
+  <w:abstractNum w:abstractNumId="16" w15:restartNumberingAfterBreak="0">
+    <w:nsid w:val="78592DDA"/>
+    <w:multiLevelType w:val="singleLevel"/>
+    <w:tmpl w:val="04160001"/>
+    <w:lvl w:ilvl="0">
+      <w:start w:val="1"/>
+      <w:numFmt w:val="bullet"/>
+      <w:lvlText w:val=""/>
+      <w:lvlJc w:val="left"/>
+      <w:pPr>
+        <w:ind w:left="720" w:hanging="360"/>
+      </w:pPr>
+      <w:rPr>
+        <w:rFonts w:ascii="Symbol" w:hAnsi="Symbol" w:hint="default"/>
+      </w:rPr>
+    </w:lvl>
+  </w:abstractNum>
+  <w:num w:numId="1" w16cid:durableId="115568455">
     <w:abstractNumId w:val="9"/>
   </w:num>
-  <w:num w:numId="2" w16cid:durableId="1765304493">
+  <w:num w:numId="2" w16cid:durableId="1835294574">
+    <w:abstractNumId w:val="12"/>
+  </w:num>
+  <w:num w:numId="3" w16cid:durableId="236595340">
+    <w:abstractNumId w:val="10"/>
+  </w:num>
+  <w:num w:numId="4" w16cid:durableId="1568691289">
+    <w:abstractNumId w:val="7"/>
+  </w:num>
+  <w:num w:numId="5" w16cid:durableId="539979239">
+    <w:abstractNumId w:val="16"/>
+  </w:num>
+  <w:num w:numId="6" w16cid:durableId="934439054">
+    <w:abstractNumId w:val="13"/>
+  </w:num>
+  <w:num w:numId="7" w16cid:durableId="67191044">
+    <w:abstractNumId w:val="1"/>
+  </w:num>
+  <w:num w:numId="8" w16cid:durableId="1550723796">
+    <w:abstractNumId w:val="8"/>
+  </w:num>
+  <w:num w:numId="9" w16cid:durableId="1940023404">
+    <w:abstractNumId w:val="11"/>
+  </w:num>
+  <w:num w:numId="10" w16cid:durableId="82338305">
+    <w:abstractNumId w:val="3"/>
+  </w:num>
+  <w:num w:numId="11" w16cid:durableId="1473249613">
+    <w:abstractNumId w:val="2"/>
+  </w:num>
+  <w:num w:numId="12" w16cid:durableId="1162894225">
+    <w:abstractNumId w:val="0"/>
+  </w:num>
+  <w:num w:numId="13" w16cid:durableId="607615843">
     <w:abstractNumId w:val="15"/>
   </w:num>
-  <w:num w:numId="3" w16cid:durableId="98990328">
-    <w:abstractNumId w:val="2"/>
+  <w:num w:numId="14" w16cid:durableId="1543788660">
+    <w:abstractNumId w:val="6"/>
   </w:num>
-  <w:num w:numId="4" w16cid:durableId="36050824">
+  <w:num w:numId="15" w16cid:durableId="355085290">
     <w:abstractNumId w:val="14"/>
   </w:num>
-  <w:num w:numId="5" w16cid:durableId="863324774">
-    <w:abstractNumId w:val="0"/>
-  </w:num>
-  <w:num w:numId="6" w16cid:durableId="6566380">
-    <w:abstractNumId w:val="11"/>
-  </w:num>
-  <w:num w:numId="7" w16cid:durableId="1006595301">
-    <w:abstractNumId w:val="10"/>
-  </w:num>
-  <w:num w:numId="8" w16cid:durableId="1993020246">
-    <w:abstractNumId w:val="13"/>
-  </w:num>
-  <w:num w:numId="9" w16cid:durableId="890847690">
+  <w:num w:numId="16" w16cid:durableId="870535513">
     <w:abstractNumId w:val="4"/>
   </w:num>
-  <w:num w:numId="10" w16cid:durableId="432015142">
-    <w:abstractNumId w:val="12"/>
-  </w:num>
-  <w:num w:numId="11" w16cid:durableId="1468472161">
-    <w:abstractNumId w:val="1"/>
-  </w:num>
-  <w:num w:numId="12" w16cid:durableId="1602225723">
+  <w:num w:numId="17" w16cid:durableId="731463364">
     <w:abstractNumId w:val="5"/>
-  </w:num>
-  <w:num w:numId="13" w16cid:durableId="1782340014">
-    <w:abstractNumId w:val="7"/>
-  </w:num>
-  <w:num w:numId="14" w16cid:durableId="1561285642">
-    <w:abstractNumId w:val="8"/>
-  </w:num>
-  <w:num w:numId="15" w16cid:durableId="2038580843">
-    <w:abstractNumId w:val="6"/>
-  </w:num>
-  <w:num w:numId="16" w16cid:durableId="1516072367">
-    <w:abstractNumId w:val="3"/>
   </w:num>
 </w:numbering>
 </file>
@@ -4754,7 +4874,7 @@
     <w:link w:val="Ttulo1Char"/>
     <w:uiPriority w:val="9"/>
     <w:qFormat/>
-    <w:rsid w:val="00CB66CA"/>
+    <w:rsid w:val="007F20DF"/>
     <w:pPr>
       <w:keepNext/>
       <w:keepLines/>
@@ -4777,7 +4897,7 @@
     <w:semiHidden/>
     <w:unhideWhenUsed/>
     <w:qFormat/>
-    <w:rsid w:val="00CB66CA"/>
+    <w:rsid w:val="007F20DF"/>
     <w:pPr>
       <w:keepNext/>
       <w:keepLines/>
@@ -4800,7 +4920,7 @@
     <w:semiHidden/>
     <w:unhideWhenUsed/>
     <w:qFormat/>
-    <w:rsid w:val="00CB66CA"/>
+    <w:rsid w:val="007F20DF"/>
     <w:pPr>
       <w:keepNext/>
       <w:keepLines/>
@@ -4823,7 +4943,7 @@
     <w:semiHidden/>
     <w:unhideWhenUsed/>
     <w:qFormat/>
-    <w:rsid w:val="00CB66CA"/>
+    <w:rsid w:val="007F20DF"/>
     <w:pPr>
       <w:keepNext/>
       <w:keepLines/>
@@ -4846,7 +4966,7 @@
     <w:semiHidden/>
     <w:unhideWhenUsed/>
     <w:qFormat/>
-    <w:rsid w:val="00CB66CA"/>
+    <w:rsid w:val="007F20DF"/>
     <w:pPr>
       <w:keepNext/>
       <w:keepLines/>
@@ -4867,7 +4987,7 @@
     <w:semiHidden/>
     <w:unhideWhenUsed/>
     <w:qFormat/>
-    <w:rsid w:val="00CB66CA"/>
+    <w:rsid w:val="007F20DF"/>
     <w:pPr>
       <w:keepNext/>
       <w:keepLines/>
@@ -4890,7 +5010,7 @@
     <w:semiHidden/>
     <w:unhideWhenUsed/>
     <w:qFormat/>
-    <w:rsid w:val="00CB66CA"/>
+    <w:rsid w:val="007F20DF"/>
     <w:pPr>
       <w:keepNext/>
       <w:keepLines/>
@@ -4911,7 +5031,7 @@
     <w:semiHidden/>
     <w:unhideWhenUsed/>
     <w:qFormat/>
-    <w:rsid w:val="00CB66CA"/>
+    <w:rsid w:val="007F20DF"/>
     <w:pPr>
       <w:keepNext/>
       <w:keepLines/>
@@ -4934,7 +5054,7 @@
     <w:semiHidden/>
     <w:unhideWhenUsed/>
     <w:qFormat/>
-    <w:rsid w:val="00CB66CA"/>
+    <w:rsid w:val="007F20DF"/>
     <w:pPr>
       <w:keepNext/>
       <w:keepLines/>
@@ -4978,7 +5098,7 @@
     <w:basedOn w:val="Fontepargpadro"/>
     <w:link w:val="Ttulo1"/>
     <w:uiPriority w:val="9"/>
-    <w:rsid w:val="00CB66CA"/>
+    <w:rsid w:val="007F20DF"/>
     <w:rPr>
       <w:rFonts w:asciiTheme="majorHAnsi" w:eastAsiaTheme="majorEastAsia" w:hAnsiTheme="majorHAnsi" w:cstheme="majorBidi"/>
       <w:color w:val="0F4761" w:themeColor="accent1" w:themeShade="BF"/>
@@ -4992,7 +5112,7 @@
     <w:link w:val="Ttulo2"/>
     <w:uiPriority w:val="9"/>
     <w:semiHidden/>
-    <w:rsid w:val="00CB66CA"/>
+    <w:rsid w:val="007F20DF"/>
     <w:rPr>
       <w:rFonts w:asciiTheme="majorHAnsi" w:eastAsiaTheme="majorEastAsia" w:hAnsiTheme="majorHAnsi" w:cstheme="majorBidi"/>
       <w:color w:val="0F4761" w:themeColor="accent1" w:themeShade="BF"/>
@@ -5006,7 +5126,7 @@
     <w:link w:val="Ttulo3"/>
     <w:uiPriority w:val="9"/>
     <w:semiHidden/>
-    <w:rsid w:val="00CB66CA"/>
+    <w:rsid w:val="007F20DF"/>
     <w:rPr>
       <w:rFonts w:eastAsiaTheme="majorEastAsia" w:cstheme="majorBidi"/>
       <w:color w:val="0F4761" w:themeColor="accent1" w:themeShade="BF"/>
@@ -5020,7 +5140,7 @@
     <w:link w:val="Ttulo4"/>
     <w:uiPriority w:val="9"/>
     <w:semiHidden/>
-    <w:rsid w:val="00CB66CA"/>
+    <w:rsid w:val="007F20DF"/>
     <w:rPr>
       <w:rFonts w:eastAsiaTheme="majorEastAsia" w:cstheme="majorBidi"/>
       <w:i/>
@@ -5034,7 +5154,7 @@
     <w:link w:val="Ttulo5"/>
     <w:uiPriority w:val="9"/>
     <w:semiHidden/>
-    <w:rsid w:val="00CB66CA"/>
+    <w:rsid w:val="007F20DF"/>
     <w:rPr>
       <w:rFonts w:eastAsiaTheme="majorEastAsia" w:cstheme="majorBidi"/>
       <w:color w:val="0F4761" w:themeColor="accent1" w:themeShade="BF"/>
@@ -5046,7 +5166,7 @@
     <w:link w:val="Ttulo6"/>
     <w:uiPriority w:val="9"/>
     <w:semiHidden/>
-    <w:rsid w:val="00CB66CA"/>
+    <w:rsid w:val="007F20DF"/>
     <w:rPr>
       <w:rFonts w:eastAsiaTheme="majorEastAsia" w:cstheme="majorBidi"/>
       <w:i/>
@@ -5060,7 +5180,7 @@
     <w:link w:val="Ttulo7"/>
     <w:uiPriority w:val="9"/>
     <w:semiHidden/>
-    <w:rsid w:val="00CB66CA"/>
+    <w:rsid w:val="007F20DF"/>
     <w:rPr>
       <w:rFonts w:eastAsiaTheme="majorEastAsia" w:cstheme="majorBidi"/>
       <w:color w:val="595959" w:themeColor="text1" w:themeTint="A6"/>
@@ -5072,7 +5192,7 @@
     <w:link w:val="Ttulo8"/>
     <w:uiPriority w:val="9"/>
     <w:semiHidden/>
-    <w:rsid w:val="00CB66CA"/>
+    <w:rsid w:val="007F20DF"/>
     <w:rPr>
       <w:rFonts w:eastAsiaTheme="majorEastAsia" w:cstheme="majorBidi"/>
       <w:i/>
@@ -5086,7 +5206,7 @@
     <w:link w:val="Ttulo9"/>
     <w:uiPriority w:val="9"/>
     <w:semiHidden/>
-    <w:rsid w:val="00CB66CA"/>
+    <w:rsid w:val="007F20DF"/>
     <w:rPr>
       <w:rFonts w:eastAsiaTheme="majorEastAsia" w:cstheme="majorBidi"/>
       <w:color w:val="272727" w:themeColor="text1" w:themeTint="D8"/>
@@ -5099,7 +5219,7 @@
     <w:link w:val="TtuloChar"/>
     <w:uiPriority w:val="10"/>
     <w:qFormat/>
-    <w:rsid w:val="00CB66CA"/>
+    <w:rsid w:val="007F20DF"/>
     <w:pPr>
       <w:spacing w:after="80" w:line="240" w:lineRule="auto"/>
       <w:contextualSpacing/>
@@ -5117,7 +5237,7 @@
     <w:basedOn w:val="Fontepargpadro"/>
     <w:link w:val="Ttulo"/>
     <w:uiPriority w:val="10"/>
-    <w:rsid w:val="00CB66CA"/>
+    <w:rsid w:val="007F20DF"/>
     <w:rPr>
       <w:rFonts w:asciiTheme="majorHAnsi" w:eastAsiaTheme="majorEastAsia" w:hAnsiTheme="majorHAnsi" w:cstheme="majorBidi"/>
       <w:spacing w:val="-10"/>
@@ -5133,7 +5253,7 @@
     <w:link w:val="SubttuloChar"/>
     <w:uiPriority w:val="11"/>
     <w:qFormat/>
-    <w:rsid w:val="00CB66CA"/>
+    <w:rsid w:val="007F20DF"/>
     <w:pPr>
       <w:numPr>
         <w:ilvl w:val="1"/>
@@ -5152,7 +5272,7 @@
     <w:basedOn w:val="Fontepargpadro"/>
     <w:link w:val="Subttulo"/>
     <w:uiPriority w:val="11"/>
-    <w:rsid w:val="00CB66CA"/>
+    <w:rsid w:val="007F20DF"/>
     <w:rPr>
       <w:rFonts w:eastAsiaTheme="majorEastAsia" w:cstheme="majorBidi"/>
       <w:color w:val="595959" w:themeColor="text1" w:themeTint="A6"/>
@@ -5168,7 +5288,7 @@
     <w:link w:val="CitaoChar"/>
     <w:uiPriority w:val="29"/>
     <w:qFormat/>
-    <w:rsid w:val="00CB66CA"/>
+    <w:rsid w:val="007F20DF"/>
     <w:pPr>
       <w:spacing w:before="160"/>
       <w:jc w:val="center"/>
@@ -5184,7 +5304,7 @@
     <w:basedOn w:val="Fontepargpadro"/>
     <w:link w:val="Citao"/>
     <w:uiPriority w:val="29"/>
-    <w:rsid w:val="00CB66CA"/>
+    <w:rsid w:val="007F20DF"/>
     <w:rPr>
       <w:i/>
       <w:iCs/>
@@ -5196,7 +5316,7 @@
     <w:basedOn w:val="Normal"/>
     <w:uiPriority w:val="34"/>
     <w:qFormat/>
-    <w:rsid w:val="00CB66CA"/>
+    <w:rsid w:val="007F20DF"/>
     <w:pPr>
       <w:ind w:left="720"/>
       <w:contextualSpacing/>
@@ -5207,7 +5327,7 @@
     <w:basedOn w:val="Fontepargpadro"/>
     <w:uiPriority w:val="21"/>
     <w:qFormat/>
-    <w:rsid w:val="00CB66CA"/>
+    <w:rsid w:val="007F20DF"/>
     <w:rPr>
       <w:i/>
       <w:iCs/>
@@ -5221,7 +5341,7 @@
     <w:link w:val="CitaoIntensaChar"/>
     <w:uiPriority w:val="30"/>
     <w:qFormat/>
-    <w:rsid w:val="00CB66CA"/>
+    <w:rsid w:val="007F20DF"/>
     <w:pPr>
       <w:pBdr>
         <w:top w:val="single" w:sz="4" w:space="10" w:color="0F4761" w:themeColor="accent1" w:themeShade="BF"/>
@@ -5242,7 +5362,7 @@
     <w:basedOn w:val="Fontepargpadro"/>
     <w:link w:val="CitaoIntensa"/>
     <w:uiPriority w:val="30"/>
-    <w:rsid w:val="00CB66CA"/>
+    <w:rsid w:val="007F20DF"/>
     <w:rPr>
       <w:i/>
       <w:iCs/>
@@ -5254,7 +5374,7 @@
     <w:basedOn w:val="Fontepargpadro"/>
     <w:uiPriority w:val="32"/>
     <w:qFormat/>
-    <w:rsid w:val="00CB66CA"/>
+    <w:rsid w:val="007F20DF"/>
     <w:rPr>
       <w:b/>
       <w:bCs/>

--- a/Regras de Acesso e Permissoes - Sistema UNIALFA.docx
+++ b/Regras de Acesso e Permissoes - Sistema UNIALFA.docx
@@ -1050,6 +1050,28 @@
     </w:p>
     <w:p>
       <w:pPr>
+        <w:pStyle w:val="PargrafodaLista"/>
+        <w:numPr>
+          <w:ilvl w:val="0"/>
+          <w:numId w:val="6"/>
+        </w:numPr>
+        <w:spacing w:before="240" w:after="80" w:line="260" w:lineRule="auto"/>
+        <w:ind w:left="700"/>
+        <w:rPr>
+          <w:color w:val="1A1A1A"/>
+          <w:sz w:val="22"/>
+        </w:rPr>
+      </w:pPr>
+      <w:r>
+        <w:rPr>
+          <w:color w:val="1A1A1A"/>
+          <w:sz w:val="22"/>
+        </w:rPr>
+        <w:t>Resetar e repopular o ambiente de treinamento com os 7 projetos de exemplo, pelo botao na aba Administracao (ver 3.8).</w:t>
+      </w:r>
+    </w:p>
+    <w:p>
+      <w:pPr>
         <w:spacing w:before="240" w:line="280" w:lineRule="auto"/>
         <w:rPr>
           <w:color w:val="1A1A1A"/>
@@ -1804,51 +1826,7 @@
     </w:p>
     <w:p>
       <w:pPr>
-        <w:spacing w:before="120" w:after="200" w:line="260" w:lineRule="auto"/>
-        <w:rPr>
-          <w:color w:val="1A1A1A"/>
-          <w:sz w:val="22"/>
-        </w:rPr>
-      </w:pPr>
-    </w:p>
-    <w:p>
-      <w:pPr>
-        <w:spacing w:before="360" w:line="260" w:lineRule="auto"/>
-        <w:rPr>
-          <w:b/>
-          <w:color w:val="1A1A1A"/>
-          <w:sz w:val="32"/>
-        </w:rPr>
-      </w:pPr>
-      <w:r>
-        <w:rPr>
-          <w:b/>
-          <w:color w:val="1A1A1A"/>
-          <w:sz w:val="32"/>
-        </w:rPr>
-        <w:t>4. Gates de aprovacao</w:t>
-      </w:r>
-    </w:p>
-    <w:p>
-      <w:pPr>
-        <w:spacing w:before="360" w:line="280" w:lineRule="auto"/>
-        <w:rPr>
-          <w:color w:val="1A1A1A"/>
-          <w:sz w:val="22"/>
-        </w:rPr>
-      </w:pPr>
-      <w:r>
-        <w:rPr>
-          <w:color w:val="1A1A1A"/>
-          <w:sz w:val="22"/>
-        </w:rPr>
-        <w:lastRenderedPageBreak/>
-        <w:t>O sistema tem dois pontos de decisao formal (gates) no ciclo de vida de um projeto, ambos aparecendo no fluxo de diretrizes da pagina inicial:</w:t>
-      </w:r>
-    </w:p>
-    <w:p>
-      <w:pPr>
-        <w:spacing w:before="240" w:after="120" w:line="280" w:lineRule="auto"/>
+        <w:spacing w:before="240" w:after="120" w:line="260" w:lineRule="auto"/>
         <w:rPr>
           <w:b/>
           <w:color w:val="B91D2E"/>
@@ -1861,7 +1839,7 @@
           <w:color w:val="B91D2E"/>
           <w:sz w:val="26"/>
         </w:rPr>
-        <w:t>4.1 Gate 1 - Triagem</w:t>
+        <w:t>3.8 Reset do ambiente de treinamento (aba Administracao, so em producao)</w:t>
       </w:r>
     </w:p>
     <w:p>
@@ -1877,7 +1855,15 @@
           <w:color w:val="1A1A1A"/>
           <w:sz w:val="22"/>
         </w:rPr>
-        <w:t>Ocorre logo apos o registro da demanda (D01.4/D01.5). Decide se a demanda entra ou nao no portfolio de projetos.</w:t>
+        <w:t xml:space="preserve">O sistema tem um ambiente de treinamento/demonstracao totalmente separado (banco de dados proprio, mesmo schema e regras de acesso da producao, com 7 projetos de exemplo ficticios cobrindo o ciclo completo), usado para apresentacoes e capacitacao </w:t>
+      </w:r>
+      <w:r>
+        <w:rPr>
+          <w:color w:val="1A1A1A"/>
+          <w:sz w:val="22"/>
+        </w:rPr>
+        <w:lastRenderedPageBreak/>
+        <w:t>sem tocar em dado real. A aba Administracao, quando acessada em producao ("gestaoprojetos.alfa.br"), mostra uma aba extra "Ambiente de Treino" com um botao que apaga os dados atuais do ambiente de treinamento e recria os 7 projetos de exemplo do zero - util para deixar o ambiente limpo antes de uma nova turma.</w:t>
       </w:r>
     </w:p>
     <w:p>
@@ -1899,7 +1885,7 @@
           <w:color w:val="1A1A1A"/>
           <w:sz w:val="22"/>
         </w:rPr>
-        <w:t>Quem decide: Admin (atuando como Gestor Responsavel no sistema).</w:t>
+        <w:t>A aba so aparece em producao - quem acessa a Administracao pelo proprio ambiente de treinamento nao ve essa opcao.</w:t>
       </w:r>
     </w:p>
     <w:p>
@@ -1921,12 +1907,99 @@
           <w:color w:val="1A1A1A"/>
           <w:sz w:val="22"/>
         </w:rPr>
-        <w:t>Onde: no status da Solicitacao de Demanda - so o Admin consegue alterar o campo de status; qualquer outro papel ve o campo travado, com um aviso explicando que so o PMO/Admin pode aprovar ou reprovar.</w:t>
-      </w:r>
-    </w:p>
-    <w:p>
-      <w:pPr>
-        <w:spacing w:before="240" w:after="120" w:line="260" w:lineRule="auto"/>
+        <w:t>A acao e restrita a Admin: o botao chama uma Edge Function que confere, direto no banco de producao (nao so na tela), que quem chamou tem papel Admin antes de fazer qualquer alteracao - inclusive rejeitando um token de sessao valido cujo dono nao seja Admin.</w:t>
+      </w:r>
+    </w:p>
+    <w:p>
+      <w:pPr>
+        <w:pStyle w:val="PargrafodaLista"/>
+        <w:numPr>
+          <w:ilvl w:val="0"/>
+          <w:numId w:val="13"/>
+        </w:numPr>
+        <w:spacing w:before="240" w:after="80" w:line="260" w:lineRule="auto"/>
+        <w:ind w:left="700"/>
+        <w:rPr>
+          <w:color w:val="1A1A1A"/>
+          <w:sz w:val="22"/>
+        </w:rPr>
+      </w:pPr>
+      <w:r>
+        <w:rPr>
+          <w:color w:val="1A1A1A"/>
+          <w:sz w:val="22"/>
+        </w:rPr>
+        <w:t>Nao apaga nem altera nenhum dado de producao em nenhuma hipotese - a Edge Function so tem permissao de escrita no banco do ambiente de treinamento, nunca no de producao, e se recusa a rodar caso seja implantada por engano no projeto errado.</w:t>
+      </w:r>
+    </w:p>
+    <w:p>
+      <w:pPr>
+        <w:pStyle w:val="PargrafodaLista"/>
+        <w:numPr>
+          <w:ilvl w:val="0"/>
+          <w:numId w:val="13"/>
+        </w:numPr>
+        <w:spacing w:before="240" w:after="80" w:line="260" w:lineRule="auto"/>
+        <w:ind w:left="700"/>
+        <w:rPr>
+          <w:color w:val="1A1A1A"/>
+          <w:sz w:val="22"/>
+        </w:rPr>
+      </w:pPr>
+      <w:r>
+        <w:rPr>
+          <w:color w:val="1A1A1A"/>
+          <w:sz w:val="22"/>
+        </w:rPr>
+        <w:t>As 6 contas fixas de treinamento e as configuracoes do ambiente de treino nao sao apagadas pelo reset - so os projetos e os registros de formulario.</w:t>
+      </w:r>
+    </w:p>
+    <w:p>
+      <w:pPr>
+        <w:spacing w:before="120" w:after="200" w:line="260" w:lineRule="auto"/>
+        <w:rPr>
+          <w:color w:val="1A1A1A"/>
+          <w:sz w:val="22"/>
+        </w:rPr>
+      </w:pPr>
+    </w:p>
+    <w:p>
+      <w:pPr>
+        <w:spacing w:before="360" w:line="260" w:lineRule="auto"/>
+        <w:rPr>
+          <w:b/>
+          <w:color w:val="1A1A1A"/>
+          <w:sz w:val="32"/>
+        </w:rPr>
+      </w:pPr>
+      <w:r>
+        <w:rPr>
+          <w:b/>
+          <w:color w:val="1A1A1A"/>
+          <w:sz w:val="32"/>
+        </w:rPr>
+        <w:t>4. Gates de aprovacao</w:t>
+      </w:r>
+    </w:p>
+    <w:p>
+      <w:pPr>
+        <w:spacing w:before="360" w:line="280" w:lineRule="auto"/>
+        <w:rPr>
+          <w:color w:val="1A1A1A"/>
+          <w:sz w:val="22"/>
+        </w:rPr>
+      </w:pPr>
+      <w:r>
+        <w:rPr>
+          <w:color w:val="1A1A1A"/>
+          <w:sz w:val="22"/>
+        </w:rPr>
+        <w:t>O sistema tem dois pontos de decisao formal (gates) no ciclo de vida de um projeto, ambos aparecendo no fluxo de diretrizes da pagina inicial:</w:t>
+      </w:r>
+    </w:p>
+    <w:p>
+      <w:pPr>
+        <w:spacing w:before="240" w:after="120" w:line="280" w:lineRule="auto"/>
         <w:rPr>
           <w:b/>
           <w:color w:val="B91D2E"/>
@@ -1939,7 +2012,7 @@
           <w:color w:val="B91D2E"/>
           <w:sz w:val="26"/>
         </w:rPr>
-        <w:t>4.2 Gate 2 - Pactuacao</w:t>
+        <w:t>4.1 Gate 1 - Triagem</w:t>
       </w:r>
     </w:p>
     <w:p>
@@ -1955,7 +2028,7 @@
           <w:color w:val="1A1A1A"/>
           <w:sz w:val="22"/>
         </w:rPr>
-        <w:t>Ocorre ao final do Planejamento (D02), antes do inicio da Execucao (D03). E o gate mais critico: autoriza formalmente o inicio da execucao do projeto.</w:t>
+        <w:t>Ocorre logo apos o registro da demanda (D01.4/D01.5). Decide se a demanda entra ou nao no portfolio de projetos.</w:t>
       </w:r>
     </w:p>
     <w:p>
@@ -1977,7 +2050,7 @@
           <w:color w:val="1A1A1A"/>
           <w:sz w:val="22"/>
         </w:rPr>
-        <w:t>Quem decide: Dono do Negocio, perante a Alta Gestao.</w:t>
+        <w:t>Quem decide: Admin (atuando como Gestor Responsavel no sistema).</w:t>
       </w:r>
     </w:p>
     <w:p>
@@ -1999,99 +2072,12 @@
           <w:color w:val="1A1A1A"/>
           <w:sz w:val="22"/>
         </w:rPr>
-        <w:t>Onde: no Relatorio de Entregas e Beneficios (FORALF12), aba Editar dados - campo Status (Pendente de pactuacao / Pactuado). So o Admin consegue alterar esse campo; qualquer outro papel ve o controle travado, com um aviso explicando que so o PMO/Admin pode pactuar.</w:t>
-      </w:r>
-    </w:p>
-    <w:p>
-      <w:pPr>
-        <w:pStyle w:val="PargrafodaLista"/>
-        <w:numPr>
-          <w:ilvl w:val="0"/>
-          <w:numId w:val="14"/>
-        </w:numPr>
-        <w:spacing w:before="240" w:after="80" w:line="260" w:lineRule="auto"/>
-        <w:ind w:left="700"/>
-        <w:rPr>
-          <w:color w:val="1A1A1A"/>
-          <w:sz w:val="22"/>
-        </w:rPr>
-      </w:pPr>
-      <w:r>
-        <w:rPr>
-          <w:color w:val="1A1A1A"/>
-          <w:sz w:val="22"/>
-        </w:rPr>
-        <w:t>Ao marcar "Pactuado", o sistema preenche automaticamente a Data de pactuacao (hoje) e o Aprovador (nome de quem esta logado), ambos editaveis pelo Admin.</w:t>
-      </w:r>
-    </w:p>
-    <w:p>
-      <w:pPr>
-        <w:pStyle w:val="PargrafodaLista"/>
-        <w:numPr>
-          <w:ilvl w:val="0"/>
-          <w:numId w:val="14"/>
-        </w:numPr>
-        <w:spacing w:before="240" w:after="80" w:line="260" w:lineRule="auto"/>
-        <w:ind w:left="700"/>
-        <w:rPr>
-          <w:color w:val="1A1A1A"/>
-          <w:sz w:val="22"/>
-        </w:rPr>
-      </w:pPr>
-      <w:r>
-        <w:rPr>
-          <w:color w:val="1A1A1A"/>
-          <w:sz w:val="22"/>
-        </w:rPr>
-        <w:t>Enquanto o status estiver "Pactuado", todos os demais campos do relatorio (ficha do programa, indicadores, projetos vinculados) ficam bloqueados para edicao - inclusive para o Admin - ate que o Gate 2 seja reaberto (status voltar para "Pendente de pactuacao").</w:t>
-      </w:r>
-    </w:p>
-    <w:p>
-      <w:pPr>
-        <w:spacing w:before="120" w:after="200" w:line="260" w:lineRule="auto"/>
-        <w:rPr>
-          <w:color w:val="1A1A1A"/>
-          <w:sz w:val="22"/>
-        </w:rPr>
-      </w:pPr>
-    </w:p>
-    <w:p>
-      <w:pPr>
-        <w:spacing w:before="360" w:line="260" w:lineRule="auto"/>
-        <w:rPr>
-          <w:b/>
-          <w:color w:val="1A1A1A"/>
-          <w:sz w:val="32"/>
-        </w:rPr>
-      </w:pPr>
-      <w:r>
-        <w:rPr>
-          <w:b/>
-          <w:color w:val="1A1A1A"/>
-          <w:sz w:val="32"/>
-        </w:rPr>
-        <w:t>5. Restricao por equipe do projeto</w:t>
-      </w:r>
-    </w:p>
-    <w:p>
-      <w:pPr>
-        <w:spacing w:before="360" w:line="280" w:lineRule="auto"/>
-        <w:rPr>
-          <w:color w:val="1A1A1A"/>
-          <w:sz w:val="22"/>
-        </w:rPr>
-      </w:pPr>
-      <w:r>
-        <w:rPr>
-          <w:color w:val="1A1A1A"/>
-          <w:sz w:val="22"/>
-        </w:rPr>
-        <w:t>Varios formularios exigem vincular o registro a um "Projeto vinculado" (um projeto ja Aprovado no Gate 1). Nesses formularios, apenas quem faz parte da equipe daquele projeto especifico - ou um Admin - pode criar ou editar um registro vinculado a ele.</w:t>
-      </w:r>
-    </w:p>
-    <w:p>
-      <w:pPr>
-        <w:spacing w:before="240" w:after="120" w:line="280" w:lineRule="auto"/>
+        <w:t>Onde: no status da Solicitacao de Demanda - so o Admin consegue alterar o campo de status; qualquer outro papel ve o campo travado, com um aviso explicando que so o PMO/Admin pode aprovar ou reprovar.</w:t>
+      </w:r>
+    </w:p>
+    <w:p>
+      <w:pPr>
+        <w:spacing w:before="240" w:after="120" w:line="260" w:lineRule="auto"/>
         <w:rPr>
           <w:b/>
           <w:color w:val="B91D2E"/>
@@ -2104,7 +2090,7 @@
           <w:color w:val="B91D2E"/>
           <w:sz w:val="26"/>
         </w:rPr>
-        <w:t>5.1 Formularios com essa restricao</w:t>
+        <w:t>4.2 Gate 2 - Pactuacao</w:t>
       </w:r>
     </w:p>
     <w:p>
@@ -2120,7 +2106,7 @@
           <w:color w:val="1A1A1A"/>
           <w:sz w:val="22"/>
         </w:rPr>
-        <w:t>Aplicada nos 7 formularios que usam o conceito de "equipe por projeto":</w:t>
+        <w:t>Ocorre ao final do Planejamento (D02), antes do inicio da Execucao (D03). E o gate mais critico: autoriza formalmente o inicio da execucao do projeto.</w:t>
       </w:r>
     </w:p>
     <w:p>
@@ -2142,7 +2128,7 @@
           <w:color w:val="1A1A1A"/>
           <w:sz w:val="22"/>
         </w:rPr>
-        <w:t>Canvas de Projeto</w:t>
+        <w:t>Quem decide: Dono do Negocio, perante a Alta Gestao.</w:t>
       </w:r>
     </w:p>
     <w:p>
@@ -2164,7 +2150,7 @@
           <w:color w:val="1A1A1A"/>
           <w:sz w:val="22"/>
         </w:rPr>
-        <w:t>TAP - Termo de Abertura de Projeto</w:t>
+        <w:t>Onde: no Relatorio de Entregas e Beneficios (FORALF12), aba Editar dados - campo Status (Pendente de pactuacao / Pactuado). So o Admin consegue alterar esse campo; qualquer outro papel ve o controle travado, com um aviso explicando que so o PMO/Admin pode pactuar.</w:t>
       </w:r>
     </w:p>
     <w:p>
@@ -2186,7 +2172,7 @@
           <w:color w:val="1A1A1A"/>
           <w:sz w:val="22"/>
         </w:rPr>
-        <w:t>Planejamento e Desenvolvimento de Projeto</w:t>
+        <w:t>Ao marcar "Pactuado", o sistema preenche automaticamente a Data de pactuacao (hoje) e o Aprovador (nome de quem esta logado), ambos editaveis pelo Admin.</w:t>
       </w:r>
     </w:p>
     <w:p>
@@ -2208,79 +2194,56 @@
           <w:color w:val="1A1A1A"/>
           <w:sz w:val="22"/>
         </w:rPr>
-        <w:t>EAP - Estrutura Analitica de Projeto</w:t>
-      </w:r>
-    </w:p>
-    <w:p>
-      <w:pPr>
-        <w:pStyle w:val="PargrafodaLista"/>
-        <w:numPr>
-          <w:ilvl w:val="0"/>
-          <w:numId w:val="15"/>
-        </w:numPr>
-        <w:spacing w:before="240" w:after="80" w:line="260" w:lineRule="auto"/>
-        <w:ind w:left="700"/>
-        <w:rPr>
-          <w:color w:val="1A1A1A"/>
-          <w:sz w:val="22"/>
-        </w:rPr>
-      </w:pPr>
-      <w:r>
-        <w:rPr>
-          <w:color w:val="1A1A1A"/>
-          <w:sz w:val="22"/>
-        </w:rPr>
-        <w:t>SMP - Solicitacao de Mudanca de Projeto</w:t>
-      </w:r>
-    </w:p>
-    <w:p>
-      <w:pPr>
-        <w:pStyle w:val="PargrafodaLista"/>
-        <w:numPr>
-          <w:ilvl w:val="0"/>
-          <w:numId w:val="15"/>
-        </w:numPr>
-        <w:spacing w:before="240" w:after="80" w:line="260" w:lineRule="auto"/>
-        <w:ind w:left="700"/>
-        <w:rPr>
-          <w:color w:val="1A1A1A"/>
-          <w:sz w:val="22"/>
-        </w:rPr>
-      </w:pPr>
-      <w:r>
-        <w:rPr>
-          <w:color w:val="1A1A1A"/>
-          <w:sz w:val="22"/>
-        </w:rPr>
         <w:lastRenderedPageBreak/>
-        <w:t>TEP - Termo de Encerramento de Projeto</w:t>
-      </w:r>
-    </w:p>
-    <w:p>
-      <w:pPr>
-        <w:pStyle w:val="PargrafodaLista"/>
-        <w:numPr>
-          <w:ilvl w:val="0"/>
-          <w:numId w:val="15"/>
-        </w:numPr>
-        <w:spacing w:before="240" w:after="80" w:line="260" w:lineRule="auto"/>
-        <w:ind w:left="700"/>
-        <w:rPr>
-          <w:color w:val="1A1A1A"/>
-          <w:sz w:val="22"/>
-        </w:rPr>
-      </w:pPr>
-      <w:r>
-        <w:rPr>
-          <w:color w:val="1A1A1A"/>
-          <w:sz w:val="22"/>
-        </w:rPr>
-        <w:t>RLA - Registro de Licoes Aprendidas</w:t>
-      </w:r>
-    </w:p>
-    <w:p>
-      <w:pPr>
-        <w:spacing w:before="240" w:after="120" w:line="260" w:lineRule="auto"/>
+        <w:t>Enquanto o status estiver "Pactuado", todos os demais campos do relatorio (ficha do programa, indicadores, projetos vinculados) ficam bloqueados para edicao - inclusive para o Admin - ate que o Gate 2 seja reaberto (status voltar para "Pendente de pactuacao").</w:t>
+      </w:r>
+    </w:p>
+    <w:p>
+      <w:pPr>
+        <w:spacing w:before="120" w:after="200" w:line="260" w:lineRule="auto"/>
+        <w:rPr>
+          <w:color w:val="1A1A1A"/>
+          <w:sz w:val="22"/>
+        </w:rPr>
+      </w:pPr>
+    </w:p>
+    <w:p>
+      <w:pPr>
+        <w:spacing w:before="360" w:line="260" w:lineRule="auto"/>
+        <w:rPr>
+          <w:b/>
+          <w:color w:val="1A1A1A"/>
+          <w:sz w:val="32"/>
+        </w:rPr>
+      </w:pPr>
+      <w:r>
+        <w:rPr>
+          <w:b/>
+          <w:color w:val="1A1A1A"/>
+          <w:sz w:val="32"/>
+        </w:rPr>
+        <w:t>5. Restricao por equipe do projeto</w:t>
+      </w:r>
+    </w:p>
+    <w:p>
+      <w:pPr>
+        <w:spacing w:before="360" w:line="280" w:lineRule="auto"/>
+        <w:rPr>
+          <w:color w:val="1A1A1A"/>
+          <w:sz w:val="22"/>
+        </w:rPr>
+      </w:pPr>
+      <w:r>
+        <w:rPr>
+          <w:color w:val="1A1A1A"/>
+          <w:sz w:val="22"/>
+        </w:rPr>
+        <w:t>Varios formularios exigem vincular o registro a um "Projeto vinculado" (um projeto ja Aprovado no Gate 1). Nesses formularios, apenas quem faz parte da equipe daquele projeto especifico - ou um Admin - pode criar ou editar um registro vinculado a ele.</w:t>
+      </w:r>
+    </w:p>
+    <w:p>
+      <w:pPr>
+        <w:spacing w:before="240" w:after="120" w:line="280" w:lineRule="auto"/>
         <w:rPr>
           <w:b/>
           <w:color w:val="B91D2E"/>
@@ -2293,7 +2256,7 @@
           <w:color w:val="B91D2E"/>
           <w:sz w:val="26"/>
         </w:rPr>
-        <w:t>5.2 Como funciona</w:t>
+        <w:t>5.1 Formularios com essa restricao</w:t>
       </w:r>
     </w:p>
     <w:p>
@@ -2309,7 +2272,7 @@
           <w:color w:val="1A1A1A"/>
           <w:sz w:val="22"/>
         </w:rPr>
-        <w:t>Ao selecionar um projeto no campo "Projeto vinculado":</w:t>
+        <w:t>Aplicada nos 7 formularios que usam o conceito de "equipe por projeto":</w:t>
       </w:r>
     </w:p>
     <w:p>
@@ -2331,7 +2294,7 @@
           <w:color w:val="1A1A1A"/>
           <w:sz w:val="22"/>
         </w:rPr>
-        <w:t>Se a pessoa nao for da equipe daquele projeto (e nao for Admin), aparece um aviso na tela e o botao de enviar/registrar fica desabilitado.</w:t>
+        <w:t>Canvas de Projeto</w:t>
       </w:r>
     </w:p>
     <w:p>
@@ -2353,7 +2316,7 @@
           <w:color w:val="1A1A1A"/>
           <w:sz w:val="22"/>
         </w:rPr>
-        <w:t>Mesmo que o botao seja habilitado por algum outro meio, o envio e bloqueado no momento de salvar, com a mensagem "Voce nao faz parte da equipe deste projeto."</w:t>
+        <w:t>TAP - Termo de Abertura de Projeto</w:t>
       </w:r>
     </w:p>
     <w:p>
@@ -2375,7 +2338,95 @@
           <w:color w:val="1A1A1A"/>
           <w:sz w:val="22"/>
         </w:rPr>
-        <w:t>A equipe de cada projeto e definida pelo Admin, na pagina de Administracao, aba Equipes.</w:t>
+        <w:t>Planejamento e Desenvolvimento de Projeto</w:t>
+      </w:r>
+    </w:p>
+    <w:p>
+      <w:pPr>
+        <w:pStyle w:val="PargrafodaLista"/>
+        <w:numPr>
+          <w:ilvl w:val="0"/>
+          <w:numId w:val="16"/>
+        </w:numPr>
+        <w:spacing w:before="240" w:after="80" w:line="260" w:lineRule="auto"/>
+        <w:ind w:left="700"/>
+        <w:rPr>
+          <w:color w:val="1A1A1A"/>
+          <w:sz w:val="22"/>
+        </w:rPr>
+      </w:pPr>
+      <w:r>
+        <w:rPr>
+          <w:color w:val="1A1A1A"/>
+          <w:sz w:val="22"/>
+        </w:rPr>
+        <w:t>EAP - Estrutura Analitica de Projeto</w:t>
+      </w:r>
+    </w:p>
+    <w:p>
+      <w:pPr>
+        <w:pStyle w:val="PargrafodaLista"/>
+        <w:numPr>
+          <w:ilvl w:val="0"/>
+          <w:numId w:val="16"/>
+        </w:numPr>
+        <w:spacing w:before="240" w:after="80" w:line="260" w:lineRule="auto"/>
+        <w:ind w:left="700"/>
+        <w:rPr>
+          <w:color w:val="1A1A1A"/>
+          <w:sz w:val="22"/>
+        </w:rPr>
+      </w:pPr>
+      <w:r>
+        <w:rPr>
+          <w:color w:val="1A1A1A"/>
+          <w:sz w:val="22"/>
+        </w:rPr>
+        <w:t>SMP - Solicitacao de Mudanca de Projeto</w:t>
+      </w:r>
+    </w:p>
+    <w:p>
+      <w:pPr>
+        <w:pStyle w:val="PargrafodaLista"/>
+        <w:numPr>
+          <w:ilvl w:val="0"/>
+          <w:numId w:val="16"/>
+        </w:numPr>
+        <w:spacing w:before="240" w:after="80" w:line="260" w:lineRule="auto"/>
+        <w:ind w:left="700"/>
+        <w:rPr>
+          <w:color w:val="1A1A1A"/>
+          <w:sz w:val="22"/>
+        </w:rPr>
+      </w:pPr>
+      <w:r>
+        <w:rPr>
+          <w:color w:val="1A1A1A"/>
+          <w:sz w:val="22"/>
+        </w:rPr>
+        <w:t>TEP - Termo de Encerramento de Projeto</w:t>
+      </w:r>
+    </w:p>
+    <w:p>
+      <w:pPr>
+        <w:pStyle w:val="PargrafodaLista"/>
+        <w:numPr>
+          <w:ilvl w:val="0"/>
+          <w:numId w:val="16"/>
+        </w:numPr>
+        <w:spacing w:before="240" w:after="80" w:line="260" w:lineRule="auto"/>
+        <w:ind w:left="700"/>
+        <w:rPr>
+          <w:color w:val="1A1A1A"/>
+          <w:sz w:val="22"/>
+        </w:rPr>
+      </w:pPr>
+      <w:r>
+        <w:rPr>
+          <w:color w:val="1A1A1A"/>
+          <w:sz w:val="22"/>
+        </w:rPr>
+        <w:t>RLA - Registro de Licoes Aprendidas</w:t>
       </w:r>
     </w:p>
     <w:p>
@@ -2393,6 +2444,106 @@
           <w:color w:val="B91D2E"/>
           <w:sz w:val="26"/>
         </w:rPr>
+        <w:t>5.2 Como funciona</w:t>
+      </w:r>
+    </w:p>
+    <w:p>
+      <w:pPr>
+        <w:spacing w:before="240" w:line="280" w:lineRule="auto"/>
+        <w:rPr>
+          <w:color w:val="1A1A1A"/>
+          <w:sz w:val="22"/>
+        </w:rPr>
+      </w:pPr>
+      <w:r>
+        <w:rPr>
+          <w:color w:val="1A1A1A"/>
+          <w:sz w:val="22"/>
+        </w:rPr>
+        <w:t>Ao selecionar um projeto no campo "Projeto vinculado":</w:t>
+      </w:r>
+    </w:p>
+    <w:p>
+      <w:pPr>
+        <w:pStyle w:val="PargrafodaLista"/>
+        <w:numPr>
+          <w:ilvl w:val="0"/>
+          <w:numId w:val="17"/>
+        </w:numPr>
+        <w:spacing w:before="240" w:after="80" w:line="260" w:lineRule="auto"/>
+        <w:ind w:left="700"/>
+        <w:rPr>
+          <w:color w:val="1A1A1A"/>
+          <w:sz w:val="22"/>
+        </w:rPr>
+      </w:pPr>
+      <w:r>
+        <w:rPr>
+          <w:color w:val="1A1A1A"/>
+          <w:sz w:val="22"/>
+        </w:rPr>
+        <w:t>Se a pessoa nao for da equipe daquele projeto (e nao for Admin), aparece um aviso na tela e o botao de enviar/registrar fica desabilitado.</w:t>
+      </w:r>
+    </w:p>
+    <w:p>
+      <w:pPr>
+        <w:pStyle w:val="PargrafodaLista"/>
+        <w:numPr>
+          <w:ilvl w:val="0"/>
+          <w:numId w:val="17"/>
+        </w:numPr>
+        <w:spacing w:before="240" w:after="80" w:line="260" w:lineRule="auto"/>
+        <w:ind w:left="700"/>
+        <w:rPr>
+          <w:color w:val="1A1A1A"/>
+          <w:sz w:val="22"/>
+        </w:rPr>
+      </w:pPr>
+      <w:r>
+        <w:rPr>
+          <w:color w:val="1A1A1A"/>
+          <w:sz w:val="22"/>
+        </w:rPr>
+        <w:t>Mesmo que o botao seja habilitado por algum outro meio, o envio e bloqueado no momento de salvar, com a mensagem "Voce nao faz parte da equipe deste projeto."</w:t>
+      </w:r>
+    </w:p>
+    <w:p>
+      <w:pPr>
+        <w:pStyle w:val="PargrafodaLista"/>
+        <w:numPr>
+          <w:ilvl w:val="0"/>
+          <w:numId w:val="17"/>
+        </w:numPr>
+        <w:spacing w:before="240" w:after="80" w:line="260" w:lineRule="auto"/>
+        <w:ind w:left="700"/>
+        <w:rPr>
+          <w:color w:val="1A1A1A"/>
+          <w:sz w:val="22"/>
+        </w:rPr>
+      </w:pPr>
+      <w:r>
+        <w:rPr>
+          <w:color w:val="1A1A1A"/>
+          <w:sz w:val="22"/>
+        </w:rPr>
+        <w:t>A equipe de cada projeto e definida pelo Admin, na pagina de Administracao, aba Equipes.</w:t>
+      </w:r>
+    </w:p>
+    <w:p>
+      <w:pPr>
+        <w:spacing w:before="240" w:after="120" w:line="260" w:lineRule="auto"/>
+        <w:rPr>
+          <w:b/>
+          <w:color w:val="B91D2E"/>
+          <w:sz w:val="26"/>
+        </w:rPr>
+      </w:pPr>
+      <w:r>
+        <w:rPr>
+          <w:b/>
+          <w:color w:val="B91D2E"/>
+          <w:sz w:val="26"/>
+        </w:rPr>
         <w:t>5.3 Formularios sem essa restricao</w:t>
       </w:r>
     </w:p>
@@ -2417,7 +2568,7 @@
         <w:pStyle w:val="PargrafodaLista"/>
         <w:numPr>
           <w:ilvl w:val="0"/>
-          <w:numId w:val="17"/>
+          <w:numId w:val="18"/>
         </w:numPr>
         <w:spacing w:before="240" w:after="80" w:line="260" w:lineRule="auto"/>
         <w:ind w:left="700"/>
@@ -2439,7 +2590,7 @@
         <w:pStyle w:val="PargrafodaLista"/>
         <w:numPr>
           <w:ilvl w:val="0"/>
-          <w:numId w:val="17"/>
+          <w:numId w:val="18"/>
         </w:numPr>
         <w:spacing w:before="240" w:after="80" w:line="260" w:lineRule="auto"/>
         <w:ind w:left="700"/>
@@ -2461,7 +2612,7 @@
         <w:pStyle w:val="PargrafodaLista"/>
         <w:numPr>
           <w:ilvl w:val="0"/>
-          <w:numId w:val="17"/>
+          <w:numId w:val="18"/>
         </w:numPr>
         <w:spacing w:before="240" w:after="80" w:line="260" w:lineRule="auto"/>
         <w:ind w:left="700"/>
@@ -2483,7 +2634,7 @@
         <w:pStyle w:val="PargrafodaLista"/>
         <w:numPr>
           <w:ilvl w:val="0"/>
-          <w:numId w:val="17"/>
+          <w:numId w:val="18"/>
         </w:numPr>
         <w:spacing w:before="240" w:after="80" w:line="260" w:lineRule="auto"/>
         <w:ind w:left="700"/>
@@ -2505,20 +2656,21 @@
         <w:pStyle w:val="PargrafodaLista"/>
         <w:numPr>
           <w:ilvl w:val="0"/>
-          <w:numId w:val="17"/>
-        </w:numPr>
-        <w:spacing w:before="240" w:after="80" w:line="260" w:lineRule="auto"/>
-        <w:ind w:left="700"/>
-        <w:rPr>
-          <w:color w:val="1A1A1A"/>
-          <w:sz w:val="22"/>
-        </w:rPr>
-      </w:pPr>
-      <w:r>
-        <w:rPr>
-          <w:color w:val="1A1A1A"/>
-          <w:sz w:val="22"/>
-        </w:rPr>
+          <w:numId w:val="18"/>
+        </w:numPr>
+        <w:spacing w:before="240" w:after="80" w:line="260" w:lineRule="auto"/>
+        <w:ind w:left="700"/>
+        <w:rPr>
+          <w:color w:val="1A1A1A"/>
+          <w:sz w:val="22"/>
+        </w:rPr>
+      </w:pPr>
+      <w:r>
+        <w:rPr>
+          <w:color w:val="1A1A1A"/>
+          <w:sz w:val="22"/>
+        </w:rPr>
+        <w:lastRenderedPageBreak/>
         <w:t>Relatorio de Entregas e Beneficios</w:t>
       </w:r>
     </w:p>
@@ -2809,7 +2961,6 @@
                 <w:color w:val="1A1A1A"/>
                 <w:sz w:val="19"/>
               </w:rPr>
-              <w:lastRenderedPageBreak/>
               <w:t>Canvas de Projeto</w:t>
             </w:r>
           </w:p>
@@ -3546,6 +3697,7 @@
                 <w:color w:val="1A1A1A"/>
                 <w:sz w:val="19"/>
               </w:rPr>
+              <w:lastRenderedPageBreak/>
               <w:t>RLA</w:t>
             </w:r>
           </w:p>
@@ -4124,7 +4276,7 @@
 <file path=word/numbering.xml><?xml version="1.0" encoding="utf-8"?>
 <w:numbering xmlns:wpc="http://schemas.microsoft.com/office/word/2010/wordprocessingCanvas" xmlns:cx="http://schemas.microsoft.com/office/drawing/2014/chartex" xmlns:cx1="http://schemas.microsoft.com/office/drawing/2015/9/8/chartex" xmlns:cx2="http://schemas.microsoft.com/office/drawing/2015/10/21/chartex" xmlns:cx3="http://schemas.microsoft.com/office/drawing/2016/5/9/chartex" xmlns:cx4="http://schemas.microsoft.com/office/drawing/2016/5/10/chartex" xmlns:cx5="http://schemas.microsoft.com/office/drawing/2016/5/11/chartex" xmlns:cx6="http://schemas.microsoft.com/office/drawing/2016/5/12/chartex" xmlns:cx7="http://schemas.microsoft.com/office/drawing/2016/5/13/chartex" xmlns:cx8="http://schemas.microsoft.com/office/drawing/2016/5/14/chartex" xmlns:mc="http://schemas.openxmlformats.org/markup-compatibility/2006" xmlns:aink="http://schemas.microsoft.com/office/drawing/2016/ink" xmlns:am3d="http://schemas.microsoft.com/office/drawing/2017/model3d" xmlns:o="urn:schemas-microsoft-com:office:office" xmlns:oel="http://schemas.microsoft.com/office/2019/extlst" xmlns:r="http://schemas.openxmlformats.org/officeDocument/2006/relationships" xmlns:m="http://schemas.openxmlformats.org/officeDocument/2006/math" xmlns:v="urn:schemas-microsoft-com:vml" xmlns:wp14="http://schemas.microsoft.com/office/word/2010/wordprocessingDrawing" xmlns:wp="http://schemas.openxmlformats.org/drawingml/2006/wordprocessingDrawing" xmlns:w10="urn:schemas-microsoft-com:office:word" xmlns:w="http://schemas.openxmlformats.org/wordprocessingml/2006/main" xmlns:w14="http://schemas.microsoft.com/office/word/2010/wordml" xmlns:w15="http://schemas.microsoft.com/office/word/2012/wordml" xmlns:w16cei="http://schemas.microsoft.com/office/word/2026/wordml/cei" xmlns:w16cex="http://schemas.microsoft.com/office/word/2018/wordml/cex" xmlns:w16cid="http://schemas.microsoft.com/office/word/2016/wordml/cid" xmlns:w16="http://schemas.microsoft.com/office/word/2018/wordml" xmlns:w16du="http://schemas.microsoft.com/office/word/2023/wordml/word16du" xmlns:w16sdtdh="http://schemas.microsoft.com/office/word/2020/wordml/sdtdatahash" xmlns:w16sdtfl="http://schemas.microsoft.com/office/word/2024/wordml/sdtformatlock" xmlns:w16se="http://schemas.microsoft.com/office/word/2015/wordml/symex" xmlns:wpg="http://schemas.microsoft.com/office/word/2010/wordprocessingGroup" xmlns:wpi="http://schemas.microsoft.com/office/word/2010/wordprocessingInk" xmlns:wne="http://schemas.microsoft.com/office/word/2006/wordml" xmlns:wps="http://schemas.microsoft.com/office/word/2010/wordprocessingShape" mc:Ignorable="w14 w15 w16se w16cid w16 w16cex w16sdtdh w16sdtfl w16du wp14">
   <w:abstractNum w:abstractNumId="0" w15:restartNumberingAfterBreak="0">
-    <w:nsid w:val="025A67C7"/>
+    <w:nsid w:val="0E1274D8"/>
     <w:multiLevelType w:val="singleLevel"/>
     <w:tmpl w:val="04160001"/>
     <w:lvl w:ilvl="0">
@@ -4141,7 +4293,7 @@
     </w:lvl>
   </w:abstractNum>
   <w:abstractNum w:abstractNumId="1" w15:restartNumberingAfterBreak="0">
-    <w:nsid w:val="05326D53"/>
+    <w:nsid w:val="126A2808"/>
     <w:multiLevelType w:val="singleLevel"/>
     <w:tmpl w:val="04160001"/>
     <w:lvl w:ilvl="0">
@@ -4158,7 +4310,7 @@
     </w:lvl>
   </w:abstractNum>
   <w:abstractNum w:abstractNumId="2" w15:restartNumberingAfterBreak="0">
-    <w:nsid w:val="056B18D4"/>
+    <w:nsid w:val="12C53272"/>
     <w:multiLevelType w:val="singleLevel"/>
     <w:tmpl w:val="04160001"/>
     <w:lvl w:ilvl="0">
@@ -4175,7 +4327,7 @@
     </w:lvl>
   </w:abstractNum>
   <w:abstractNum w:abstractNumId="3" w15:restartNumberingAfterBreak="0">
-    <w:nsid w:val="0592738D"/>
+    <w:nsid w:val="135A0790"/>
     <w:multiLevelType w:val="singleLevel"/>
     <w:tmpl w:val="04160001"/>
     <w:lvl w:ilvl="0">
@@ -4192,7 +4344,7 @@
     </w:lvl>
   </w:abstractNum>
   <w:abstractNum w:abstractNumId="4" w15:restartNumberingAfterBreak="0">
-    <w:nsid w:val="0712751C"/>
+    <w:nsid w:val="1B5B2839"/>
     <w:multiLevelType w:val="singleLevel"/>
     <w:tmpl w:val="04160001"/>
     <w:lvl w:ilvl="0">
@@ -4209,7 +4361,7 @@
     </w:lvl>
   </w:abstractNum>
   <w:abstractNum w:abstractNumId="5" w15:restartNumberingAfterBreak="0">
-    <w:nsid w:val="18773D8A"/>
+    <w:nsid w:val="1C5065F0"/>
     <w:multiLevelType w:val="singleLevel"/>
     <w:tmpl w:val="04160001"/>
     <w:lvl w:ilvl="0">
@@ -4226,7 +4378,7 @@
     </w:lvl>
   </w:abstractNum>
   <w:abstractNum w:abstractNumId="6" w15:restartNumberingAfterBreak="0">
-    <w:nsid w:val="1C5D554F"/>
+    <w:nsid w:val="1DDC2E3A"/>
     <w:multiLevelType w:val="singleLevel"/>
     <w:tmpl w:val="04160001"/>
     <w:lvl w:ilvl="0">
@@ -4243,7 +4395,7 @@
     </w:lvl>
   </w:abstractNum>
   <w:abstractNum w:abstractNumId="7" w15:restartNumberingAfterBreak="0">
-    <w:nsid w:val="291245A9"/>
+    <w:nsid w:val="350B281C"/>
     <w:multiLevelType w:val="singleLevel"/>
     <w:tmpl w:val="04160001"/>
     <w:lvl w:ilvl="0">
@@ -4260,7 +4412,7 @@
     </w:lvl>
   </w:abstractNum>
   <w:abstractNum w:abstractNumId="8" w15:restartNumberingAfterBreak="0">
-    <w:nsid w:val="42A736A0"/>
+    <w:nsid w:val="35571904"/>
     <w:multiLevelType w:val="singleLevel"/>
     <w:tmpl w:val="04160001"/>
     <w:lvl w:ilvl="0">
@@ -4277,7 +4429,7 @@
     </w:lvl>
   </w:abstractNum>
   <w:abstractNum w:abstractNumId="9" w15:restartNumberingAfterBreak="0">
-    <w:nsid w:val="45D115D6"/>
+    <w:nsid w:val="3CF67915"/>
     <w:multiLevelType w:val="singleLevel"/>
     <w:tmpl w:val="04160001"/>
     <w:lvl w:ilvl="0">
@@ -4294,7 +4446,7 @@
     </w:lvl>
   </w:abstractNum>
   <w:abstractNum w:abstractNumId="10" w15:restartNumberingAfterBreak="0">
-    <w:nsid w:val="47EB3B17"/>
+    <w:nsid w:val="3F9A4907"/>
     <w:multiLevelType w:val="singleLevel"/>
     <w:tmpl w:val="04160001"/>
     <w:lvl w:ilvl="0">
@@ -4311,7 +4463,7 @@
     </w:lvl>
   </w:abstractNum>
   <w:abstractNum w:abstractNumId="11" w15:restartNumberingAfterBreak="0">
-    <w:nsid w:val="49EC30A0"/>
+    <w:nsid w:val="4E8E5BA0"/>
     <w:multiLevelType w:val="singleLevel"/>
     <w:tmpl w:val="04160001"/>
     <w:lvl w:ilvl="0">
@@ -4328,7 +4480,7 @@
     </w:lvl>
   </w:abstractNum>
   <w:abstractNum w:abstractNumId="12" w15:restartNumberingAfterBreak="0">
-    <w:nsid w:val="4B0F4648"/>
+    <w:nsid w:val="51671F2E"/>
     <w:multiLevelType w:val="singleLevel"/>
     <w:tmpl w:val="04160001"/>
     <w:lvl w:ilvl="0">
@@ -4345,7 +4497,7 @@
     </w:lvl>
   </w:abstractNum>
   <w:abstractNum w:abstractNumId="13" w15:restartNumberingAfterBreak="0">
-    <w:nsid w:val="51795613"/>
+    <w:nsid w:val="51F870E9"/>
     <w:multiLevelType w:val="singleLevel"/>
     <w:tmpl w:val="04160001"/>
     <w:lvl w:ilvl="0">
@@ -4362,7 +4514,7 @@
     </w:lvl>
   </w:abstractNum>
   <w:abstractNum w:abstractNumId="14" w15:restartNumberingAfterBreak="0">
-    <w:nsid w:val="59E01EED"/>
+    <w:nsid w:val="582C663B"/>
     <w:multiLevelType w:val="singleLevel"/>
     <w:tmpl w:val="04160001"/>
     <w:lvl w:ilvl="0">
@@ -4379,7 +4531,7 @@
     </w:lvl>
   </w:abstractNum>
   <w:abstractNum w:abstractNumId="15" w15:restartNumberingAfterBreak="0">
-    <w:nsid w:val="61D90C91"/>
+    <w:nsid w:val="5EA34AA3"/>
     <w:multiLevelType w:val="singleLevel"/>
     <w:tmpl w:val="04160001"/>
     <w:lvl w:ilvl="0">
@@ -4396,7 +4548,7 @@
     </w:lvl>
   </w:abstractNum>
   <w:abstractNum w:abstractNumId="16" w15:restartNumberingAfterBreak="0">
-    <w:nsid w:val="78592DDA"/>
+    <w:nsid w:val="67F57D59"/>
     <w:multiLevelType w:val="singleLevel"/>
     <w:tmpl w:val="04160001"/>
     <w:lvl w:ilvl="0">
@@ -4412,56 +4564,76 @@
       </w:rPr>
     </w:lvl>
   </w:abstractNum>
-  <w:num w:numId="1" w16cid:durableId="115568455">
+  <w:abstractNum w:abstractNumId="17" w15:restartNumberingAfterBreak="0">
+    <w:nsid w:val="79446E4A"/>
+    <w:multiLevelType w:val="singleLevel"/>
+    <w:tmpl w:val="04160001"/>
+    <w:lvl w:ilvl="0">
+      <w:start w:val="1"/>
+      <w:numFmt w:val="bullet"/>
+      <w:lvlText w:val=""/>
+      <w:lvlJc w:val="left"/>
+      <w:pPr>
+        <w:ind w:left="720" w:hanging="360"/>
+      </w:pPr>
+      <w:rPr>
+        <w:rFonts w:ascii="Symbol" w:hAnsi="Symbol" w:hint="default"/>
+      </w:rPr>
+    </w:lvl>
+  </w:abstractNum>
+  <w:num w:numId="1" w16cid:durableId="940528838">
+    <w:abstractNumId w:val="16"/>
+  </w:num>
+  <w:num w:numId="2" w16cid:durableId="780296585">
+    <w:abstractNumId w:val="2"/>
+  </w:num>
+  <w:num w:numId="3" w16cid:durableId="1820802199">
     <w:abstractNumId w:val="9"/>
   </w:num>
-  <w:num w:numId="2" w16cid:durableId="1835294574">
+  <w:num w:numId="4" w16cid:durableId="1251041662">
+    <w:abstractNumId w:val="15"/>
+  </w:num>
+  <w:num w:numId="5" w16cid:durableId="769155510">
+    <w:abstractNumId w:val="13"/>
+  </w:num>
+  <w:num w:numId="6" w16cid:durableId="1797143349">
+    <w:abstractNumId w:val="6"/>
+  </w:num>
+  <w:num w:numId="7" w16cid:durableId="1760179237">
+    <w:abstractNumId w:val="5"/>
+  </w:num>
+  <w:num w:numId="8" w16cid:durableId="1075083036">
+    <w:abstractNumId w:val="10"/>
+  </w:num>
+  <w:num w:numId="9" w16cid:durableId="637958429">
+    <w:abstractNumId w:val="4"/>
+  </w:num>
+  <w:num w:numId="10" w16cid:durableId="505097226">
+    <w:abstractNumId w:val="8"/>
+  </w:num>
+  <w:num w:numId="11" w16cid:durableId="1224099060">
+    <w:abstractNumId w:val="1"/>
+  </w:num>
+  <w:num w:numId="12" w16cid:durableId="1424450611">
     <w:abstractNumId w:val="12"/>
   </w:num>
-  <w:num w:numId="3" w16cid:durableId="236595340">
-    <w:abstractNumId w:val="10"/>
-  </w:num>
-  <w:num w:numId="4" w16cid:durableId="1568691289">
-    <w:abstractNumId w:val="7"/>
-  </w:num>
-  <w:num w:numId="5" w16cid:durableId="539979239">
-    <w:abstractNumId w:val="16"/>
-  </w:num>
-  <w:num w:numId="6" w16cid:durableId="934439054">
-    <w:abstractNumId w:val="13"/>
-  </w:num>
-  <w:num w:numId="7" w16cid:durableId="67191044">
-    <w:abstractNumId w:val="1"/>
-  </w:num>
-  <w:num w:numId="8" w16cid:durableId="1550723796">
-    <w:abstractNumId w:val="8"/>
-  </w:num>
-  <w:num w:numId="9" w16cid:durableId="1940023404">
+  <w:num w:numId="13" w16cid:durableId="1451821084">
     <w:abstractNumId w:val="11"/>
   </w:num>
-  <w:num w:numId="10" w16cid:durableId="82338305">
+  <w:num w:numId="14" w16cid:durableId="1222985105">
+    <w:abstractNumId w:val="0"/>
+  </w:num>
+  <w:num w:numId="15" w16cid:durableId="1228803869">
+    <w:abstractNumId w:val="17"/>
+  </w:num>
+  <w:num w:numId="16" w16cid:durableId="1781992555">
     <w:abstractNumId w:val="3"/>
   </w:num>
-  <w:num w:numId="11" w16cid:durableId="1473249613">
-    <w:abstractNumId w:val="2"/>
-  </w:num>
-  <w:num w:numId="12" w16cid:durableId="1162894225">
-    <w:abstractNumId w:val="0"/>
-  </w:num>
-  <w:num w:numId="13" w16cid:durableId="607615843">
-    <w:abstractNumId w:val="15"/>
-  </w:num>
-  <w:num w:numId="14" w16cid:durableId="1543788660">
-    <w:abstractNumId w:val="6"/>
-  </w:num>
-  <w:num w:numId="15" w16cid:durableId="355085290">
+  <w:num w:numId="17" w16cid:durableId="1123034723">
     <w:abstractNumId w:val="14"/>
   </w:num>
-  <w:num w:numId="16" w16cid:durableId="870535513">
-    <w:abstractNumId w:val="4"/>
-  </w:num>
-  <w:num w:numId="17" w16cid:durableId="731463364">
-    <w:abstractNumId w:val="5"/>
+  <w:num w:numId="18" w16cid:durableId="2140493550">
+    <w:abstractNumId w:val="7"/>
   </w:num>
 </w:numbering>
 </file>
@@ -4874,7 +5046,7 @@
     <w:link w:val="Ttulo1Char"/>
     <w:uiPriority w:val="9"/>
     <w:qFormat/>
-    <w:rsid w:val="007F20DF"/>
+    <w:rsid w:val="00FD1933"/>
     <w:pPr>
       <w:keepNext/>
       <w:keepLines/>
@@ -4897,7 +5069,7 @@
     <w:semiHidden/>
     <w:unhideWhenUsed/>
     <w:qFormat/>
-    <w:rsid w:val="007F20DF"/>
+    <w:rsid w:val="00FD1933"/>
     <w:pPr>
       <w:keepNext/>
       <w:keepLines/>
@@ -4920,7 +5092,7 @@
     <w:semiHidden/>
     <w:unhideWhenUsed/>
     <w:qFormat/>
-    <w:rsid w:val="007F20DF"/>
+    <w:rsid w:val="00FD1933"/>
     <w:pPr>
       <w:keepNext/>
       <w:keepLines/>
@@ -4943,7 +5115,7 @@
     <w:semiHidden/>
     <w:unhideWhenUsed/>
     <w:qFormat/>
-    <w:rsid w:val="007F20DF"/>
+    <w:rsid w:val="00FD1933"/>
     <w:pPr>
       <w:keepNext/>
       <w:keepLines/>
@@ -4966,7 +5138,7 @@
     <w:semiHidden/>
     <w:unhideWhenUsed/>
     <w:qFormat/>
-    <w:rsid w:val="007F20DF"/>
+    <w:rsid w:val="00FD1933"/>
     <w:pPr>
       <w:keepNext/>
       <w:keepLines/>
@@ -4987,7 +5159,7 @@
     <w:semiHidden/>
     <w:unhideWhenUsed/>
     <w:qFormat/>
-    <w:rsid w:val="007F20DF"/>
+    <w:rsid w:val="00FD1933"/>
     <w:pPr>
       <w:keepNext/>
       <w:keepLines/>
@@ -5010,7 +5182,7 @@
     <w:semiHidden/>
     <w:unhideWhenUsed/>
     <w:qFormat/>
-    <w:rsid w:val="007F20DF"/>
+    <w:rsid w:val="00FD1933"/>
     <w:pPr>
       <w:keepNext/>
       <w:keepLines/>
@@ -5031,7 +5203,7 @@
     <w:semiHidden/>
     <w:unhideWhenUsed/>
     <w:qFormat/>
-    <w:rsid w:val="007F20DF"/>
+    <w:rsid w:val="00FD1933"/>
     <w:pPr>
       <w:keepNext/>
       <w:keepLines/>
@@ -5054,7 +5226,7 @@
     <w:semiHidden/>
     <w:unhideWhenUsed/>
     <w:qFormat/>
-    <w:rsid w:val="007F20DF"/>
+    <w:rsid w:val="00FD1933"/>
     <w:pPr>
       <w:keepNext/>
       <w:keepLines/>
@@ -5098,7 +5270,7 @@
     <w:basedOn w:val="Fontepargpadro"/>
     <w:link w:val="Ttulo1"/>
     <w:uiPriority w:val="9"/>
-    <w:rsid w:val="007F20DF"/>
+    <w:rsid w:val="00FD1933"/>
     <w:rPr>
       <w:rFonts w:asciiTheme="majorHAnsi" w:eastAsiaTheme="majorEastAsia" w:hAnsiTheme="majorHAnsi" w:cstheme="majorBidi"/>
       <w:color w:val="0F4761" w:themeColor="accent1" w:themeShade="BF"/>
@@ -5112,7 +5284,7 @@
     <w:link w:val="Ttulo2"/>
     <w:uiPriority w:val="9"/>
     <w:semiHidden/>
-    <w:rsid w:val="007F20DF"/>
+    <w:rsid w:val="00FD1933"/>
     <w:rPr>
       <w:rFonts w:asciiTheme="majorHAnsi" w:eastAsiaTheme="majorEastAsia" w:hAnsiTheme="majorHAnsi" w:cstheme="majorBidi"/>
       <w:color w:val="0F4761" w:themeColor="accent1" w:themeShade="BF"/>
@@ -5126,7 +5298,7 @@
     <w:link w:val="Ttulo3"/>
     <w:uiPriority w:val="9"/>
     <w:semiHidden/>
-    <w:rsid w:val="007F20DF"/>
+    <w:rsid w:val="00FD1933"/>
     <w:rPr>
       <w:rFonts w:eastAsiaTheme="majorEastAsia" w:cstheme="majorBidi"/>
       <w:color w:val="0F4761" w:themeColor="accent1" w:themeShade="BF"/>
@@ -5140,7 +5312,7 @@
     <w:link w:val="Ttulo4"/>
     <w:uiPriority w:val="9"/>
     <w:semiHidden/>
-    <w:rsid w:val="007F20DF"/>
+    <w:rsid w:val="00FD1933"/>
     <w:rPr>
       <w:rFonts w:eastAsiaTheme="majorEastAsia" w:cstheme="majorBidi"/>
       <w:i/>
@@ -5154,7 +5326,7 @@
     <w:link w:val="Ttulo5"/>
     <w:uiPriority w:val="9"/>
     <w:semiHidden/>
-    <w:rsid w:val="007F20DF"/>
+    <w:rsid w:val="00FD1933"/>
     <w:rPr>
       <w:rFonts w:eastAsiaTheme="majorEastAsia" w:cstheme="majorBidi"/>
       <w:color w:val="0F4761" w:themeColor="accent1" w:themeShade="BF"/>
@@ -5166,7 +5338,7 @@
     <w:link w:val="Ttulo6"/>
     <w:uiPriority w:val="9"/>
     <w:semiHidden/>
-    <w:rsid w:val="007F20DF"/>
+    <w:rsid w:val="00FD1933"/>
     <w:rPr>
       <w:rFonts w:eastAsiaTheme="majorEastAsia" w:cstheme="majorBidi"/>
       <w:i/>
@@ -5180,7 +5352,7 @@
     <w:link w:val="Ttulo7"/>
     <w:uiPriority w:val="9"/>
     <w:semiHidden/>
-    <w:rsid w:val="007F20DF"/>
+    <w:rsid w:val="00FD1933"/>
     <w:rPr>
       <w:rFonts w:eastAsiaTheme="majorEastAsia" w:cstheme="majorBidi"/>
       <w:color w:val="595959" w:themeColor="text1" w:themeTint="A6"/>
@@ -5192,7 +5364,7 @@
     <w:link w:val="Ttulo8"/>
     <w:uiPriority w:val="9"/>
     <w:semiHidden/>
-    <w:rsid w:val="007F20DF"/>
+    <w:rsid w:val="00FD1933"/>
     <w:rPr>
       <w:rFonts w:eastAsiaTheme="majorEastAsia" w:cstheme="majorBidi"/>
       <w:i/>
@@ -5206,7 +5378,7 @@
     <w:link w:val="Ttulo9"/>
     <w:uiPriority w:val="9"/>
     <w:semiHidden/>
-    <w:rsid w:val="007F20DF"/>
+    <w:rsid w:val="00FD1933"/>
     <w:rPr>
       <w:rFonts w:eastAsiaTheme="majorEastAsia" w:cstheme="majorBidi"/>
       <w:color w:val="272727" w:themeColor="text1" w:themeTint="D8"/>
@@ -5219,7 +5391,7 @@
     <w:link w:val="TtuloChar"/>
     <w:uiPriority w:val="10"/>
     <w:qFormat/>
-    <w:rsid w:val="007F20DF"/>
+    <w:rsid w:val="00FD1933"/>
     <w:pPr>
       <w:spacing w:after="80" w:line="240" w:lineRule="auto"/>
       <w:contextualSpacing/>
@@ -5237,7 +5409,7 @@
     <w:basedOn w:val="Fontepargpadro"/>
     <w:link w:val="Ttulo"/>
     <w:uiPriority w:val="10"/>
-    <w:rsid w:val="007F20DF"/>
+    <w:rsid w:val="00FD1933"/>
     <w:rPr>
       <w:rFonts w:asciiTheme="majorHAnsi" w:eastAsiaTheme="majorEastAsia" w:hAnsiTheme="majorHAnsi" w:cstheme="majorBidi"/>
       <w:spacing w:val="-10"/>
@@ -5253,7 +5425,7 @@
     <w:link w:val="SubttuloChar"/>
     <w:uiPriority w:val="11"/>
     <w:qFormat/>
-    <w:rsid w:val="007F20DF"/>
+    <w:rsid w:val="00FD1933"/>
     <w:pPr>
       <w:numPr>
         <w:ilvl w:val="1"/>
@@ -5272,7 +5444,7 @@
     <w:basedOn w:val="Fontepargpadro"/>
     <w:link w:val="Subttulo"/>
     <w:uiPriority w:val="11"/>
-    <w:rsid w:val="007F20DF"/>
+    <w:rsid w:val="00FD1933"/>
     <w:rPr>
       <w:rFonts w:eastAsiaTheme="majorEastAsia" w:cstheme="majorBidi"/>
       <w:color w:val="595959" w:themeColor="text1" w:themeTint="A6"/>
@@ -5288,7 +5460,7 @@
     <w:link w:val="CitaoChar"/>
     <w:uiPriority w:val="29"/>
     <w:qFormat/>
-    <w:rsid w:val="007F20DF"/>
+    <w:rsid w:val="00FD1933"/>
     <w:pPr>
       <w:spacing w:before="160"/>
       <w:jc w:val="center"/>
@@ -5304,7 +5476,7 @@
     <w:basedOn w:val="Fontepargpadro"/>
     <w:link w:val="Citao"/>
     <w:uiPriority w:val="29"/>
-    <w:rsid w:val="007F20DF"/>
+    <w:rsid w:val="00FD1933"/>
     <w:rPr>
       <w:i/>
       <w:iCs/>
@@ -5316,7 +5488,7 @@
     <w:basedOn w:val="Normal"/>
     <w:uiPriority w:val="34"/>
     <w:qFormat/>
-    <w:rsid w:val="007F20DF"/>
+    <w:rsid w:val="00FD1933"/>
     <w:pPr>
       <w:ind w:left="720"/>
       <w:contextualSpacing/>
@@ -5327,7 +5499,7 @@
     <w:basedOn w:val="Fontepargpadro"/>
     <w:uiPriority w:val="21"/>
     <w:qFormat/>
-    <w:rsid w:val="007F20DF"/>
+    <w:rsid w:val="00FD1933"/>
     <w:rPr>
       <w:i/>
       <w:iCs/>
@@ -5341,7 +5513,7 @@
     <w:link w:val="CitaoIntensaChar"/>
     <w:uiPriority w:val="30"/>
     <w:qFormat/>
-    <w:rsid w:val="007F20DF"/>
+    <w:rsid w:val="00FD1933"/>
     <w:pPr>
       <w:pBdr>
         <w:top w:val="single" w:sz="4" w:space="10" w:color="0F4761" w:themeColor="accent1" w:themeShade="BF"/>
@@ -5362,7 +5534,7 @@
     <w:basedOn w:val="Fontepargpadro"/>
     <w:link w:val="CitaoIntensa"/>
     <w:uiPriority w:val="30"/>
-    <w:rsid w:val="007F20DF"/>
+    <w:rsid w:val="00FD1933"/>
     <w:rPr>
       <w:i/>
       <w:iCs/>
@@ -5374,7 +5546,7 @@
     <w:basedOn w:val="Fontepargpadro"/>
     <w:uiPriority w:val="32"/>
     <w:qFormat/>
-    <w:rsid w:val="007F20DF"/>
+    <w:rsid w:val="00FD1933"/>
     <w:rPr>
       <w:b/>
       <w:bCs/>

--- a/Regras de Acesso e Permissoes - Sistema UNIALFA.docx
+++ b/Regras de Acesso e Permissoes - Sistema UNIALFA.docx
@@ -1956,50 +1956,7 @@
     </w:p>
     <w:p>
       <w:pPr>
-        <w:spacing w:before="120" w:after="200" w:line="260" w:lineRule="auto"/>
-        <w:rPr>
-          <w:color w:val="1A1A1A"/>
-          <w:sz w:val="22"/>
-        </w:rPr>
-      </w:pPr>
-    </w:p>
-    <w:p>
-      <w:pPr>
-        <w:spacing w:before="360" w:line="260" w:lineRule="auto"/>
-        <w:rPr>
-          <w:b/>
-          <w:color w:val="1A1A1A"/>
-          <w:sz w:val="32"/>
-        </w:rPr>
-      </w:pPr>
-      <w:r>
-        <w:rPr>
-          <w:b/>
-          <w:color w:val="1A1A1A"/>
-          <w:sz w:val="32"/>
-        </w:rPr>
-        <w:t>4. Gates de aprovacao</w:t>
-      </w:r>
-    </w:p>
-    <w:p>
-      <w:pPr>
-        <w:spacing w:before="360" w:line="280" w:lineRule="auto"/>
-        <w:rPr>
-          <w:color w:val="1A1A1A"/>
-          <w:sz w:val="22"/>
-        </w:rPr>
-      </w:pPr>
-      <w:r>
-        <w:rPr>
-          <w:color w:val="1A1A1A"/>
-          <w:sz w:val="22"/>
-        </w:rPr>
-        <w:t>O sistema tem dois pontos de decisao formal (gates) no ciclo de vida de um projeto, ambos aparecendo no fluxo de diretrizes da pagina inicial:</w:t>
-      </w:r>
-    </w:p>
-    <w:p>
-      <w:pPr>
-        <w:spacing w:before="240" w:after="120" w:line="280" w:lineRule="auto"/>
+        <w:spacing w:before="240" w:after="120" w:line="260" w:lineRule="auto"/>
         <w:rPr>
           <w:b/>
           <w:color w:val="B91D2E"/>
@@ -2012,7 +1969,7 @@
           <w:color w:val="B91D2E"/>
           <w:sz w:val="26"/>
         </w:rPr>
-        <w:t>4.1 Gate 1 - Triagem</w:t>
+        <w:t>3.9 Assistente de preenchimento por IA (Canvas e TAP)</w:t>
       </w:r>
     </w:p>
     <w:p>
@@ -2028,7 +1985,7 @@
           <w:color w:val="1A1A1A"/>
           <w:sz w:val="22"/>
         </w:rPr>
-        <w:t>Ocorre logo apos o registro da demanda (D01.4/D01.5). Decide se a demanda entra ou nao no portfolio de projetos.</w:t>
+        <w:t>O Canvas de Projeto e o TAP (Termo de Abertura de Projeto) tem um botao "Sugerir com IA", que aparece ao lado do seletor de projeto vinculado depois que um projeto e escolhido. Ele le os documentos ja registrados desse mesmo projeto - Solicitacao de Demanda e, no caso do TAP, tambem o Canvas - alem de todas as Atas de Reuniao vinculadas ao projeto, e usa a API da Claude (Anthropic) para sugerir o preenchimento dos campos ainda vazios. A sugestao nunca salva nada sozinha - o usuario sempre revisa e confirma antes de usar "Registrar"/"Salvar alteracoes", exatamente como ja funciona na importacao de transcricao da Ata (secao 3.5).</w:t>
       </w:r>
     </w:p>
     <w:p>
@@ -2050,7 +2007,7 @@
           <w:color w:val="1A1A1A"/>
           <w:sz w:val="22"/>
         </w:rPr>
-        <w:t>Quem decide: Admin (atuando como Gestor Responsavel no sistema).</w:t>
+        <w:t>Mesma logica de permissao das secoes 3.5/3.6: interruptor mestre em Administracao &gt; Configuracoes, desligado por padrao, valendo para todo mundo sem excecao, inclusive Admin.</w:t>
       </w:r>
     </w:p>
     <w:p>
@@ -2072,12 +2029,122 @@
           <w:color w:val="1A1A1A"/>
           <w:sz w:val="22"/>
         </w:rPr>
-        <w:t>Onde: no status da Solicitacao de Demanda - so o Admin consegue alterar o campo de status; qualquer outro papel ve o campo travado, com um aviso explicando que so o PMO/Admin pode aprovar ou reprovar.</w:t>
-      </w:r>
-    </w:p>
-    <w:p>
-      <w:pPr>
-        <w:spacing w:before="240" w:after="120" w:line="260" w:lineRule="auto"/>
+        <w:t>Com o interruptor ligado, uma lista de papeis propria define quem pode usar o assistente - Admin sempre tem acesso, mesmo sem estar marcado na lista.</w:t>
+      </w:r>
+    </w:p>
+    <w:p>
+      <w:pPr>
+        <w:pStyle w:val="PargrafodaLista"/>
+        <w:numPr>
+          <w:ilvl w:val="0"/>
+          <w:numId w:val="14"/>
+        </w:numPr>
+        <w:spacing w:before="240" w:after="80" w:line="260" w:lineRule="auto"/>
+        <w:ind w:left="700"/>
+        <w:rPr>
+          <w:color w:val="1A1A1A"/>
+          <w:sz w:val="22"/>
+        </w:rPr>
+      </w:pPr>
+      <w:r>
+        <w:rPr>
+          <w:color w:val="1A1A1A"/>
+          <w:sz w:val="22"/>
+        </w:rPr>
+        <w:t>Alem da permissao de papel, so quem faz parte da equipe do projeto selecionado (secao 5) pode acionar o botao - a Edge Function confere isso direto no banco antes de gastar uma chamada de API, para ninguem sugerir preenchimento de projeto alheio.</w:t>
+      </w:r>
+    </w:p>
+    <w:p>
+      <w:pPr>
+        <w:pStyle w:val="PargrafodaLista"/>
+        <w:numPr>
+          <w:ilvl w:val="0"/>
+          <w:numId w:val="14"/>
+        </w:numPr>
+        <w:spacing w:before="240" w:after="80" w:line="260" w:lineRule="auto"/>
+        <w:ind w:left="700"/>
+        <w:rPr>
+          <w:color w:val="1A1A1A"/>
+          <w:sz w:val="22"/>
+        </w:rPr>
+      </w:pPr>
+      <w:r>
+        <w:rPr>
+          <w:color w:val="1A1A1A"/>
+          <w:sz w:val="22"/>
+        </w:rPr>
+        <w:t>So preenche campos vazios: um campo que o usuario ja digitou nunca e sobrescrito pela sugestao. Cada campo preenchido pela IA fica marcado com um selo "IA" ate ser editado, e uma linha no rodape lista os documentos usados como base da sugestao.</w:t>
+      </w:r>
+    </w:p>
+    <w:p>
+      <w:pPr>
+        <w:pStyle w:val="PargrafodaLista"/>
+        <w:numPr>
+          <w:ilvl w:val="0"/>
+          <w:numId w:val="14"/>
+        </w:numPr>
+        <w:spacing w:before="240" w:after="80" w:line="260" w:lineRule="auto"/>
+        <w:ind w:left="700"/>
+        <w:rPr>
+          <w:color w:val="1A1A1A"/>
+          <w:sz w:val="22"/>
+        </w:rPr>
+      </w:pPr>
+      <w:r>
+        <w:rPr>
+          <w:color w:val="1A1A1A"/>
+          <w:sz w:val="22"/>
+        </w:rPr>
+        <w:t>Disponivel apenas em producao - o ambiente de treinamento nao recebe a chave de IA nem a Edge Function correspondente, de proposito, para nunca gerar cobranca real ao demonstrar o sistema.</w:t>
+      </w:r>
+    </w:p>
+    <w:p>
+      <w:pPr>
+        <w:spacing w:before="120" w:after="200" w:line="260" w:lineRule="auto"/>
+        <w:rPr>
+          <w:color w:val="1A1A1A"/>
+          <w:sz w:val="22"/>
+        </w:rPr>
+      </w:pPr>
+    </w:p>
+    <w:p>
+      <w:pPr>
+        <w:spacing w:before="360" w:line="260" w:lineRule="auto"/>
+        <w:rPr>
+          <w:b/>
+          <w:color w:val="1A1A1A"/>
+          <w:sz w:val="32"/>
+        </w:rPr>
+      </w:pPr>
+      <w:r>
+        <w:rPr>
+          <w:b/>
+          <w:color w:val="1A1A1A"/>
+          <w:sz w:val="32"/>
+        </w:rPr>
+        <w:lastRenderedPageBreak/>
+        <w:t>4. Gates de aprovacao</w:t>
+      </w:r>
+    </w:p>
+    <w:p>
+      <w:pPr>
+        <w:spacing w:before="360" w:line="280" w:lineRule="auto"/>
+        <w:rPr>
+          <w:color w:val="1A1A1A"/>
+          <w:sz w:val="22"/>
+        </w:rPr>
+      </w:pPr>
+      <w:r>
+        <w:rPr>
+          <w:color w:val="1A1A1A"/>
+          <w:sz w:val="22"/>
+        </w:rPr>
+        <w:t>O sistema tem dois pontos de decisao formal (gates) no ciclo de vida de um projeto, ambos aparecendo no fluxo de diretrizes da pagina inicial:</w:t>
+      </w:r>
+    </w:p>
+    <w:p>
+      <w:pPr>
+        <w:spacing w:before="240" w:after="120" w:line="280" w:lineRule="auto"/>
         <w:rPr>
           <w:b/>
           <w:color w:val="B91D2E"/>
@@ -2090,7 +2157,7 @@
           <w:color w:val="B91D2E"/>
           <w:sz w:val="26"/>
         </w:rPr>
-        <w:t>4.2 Gate 2 - Pactuacao</w:t>
+        <w:t>4.1 Gate 1 - Triagem</w:t>
       </w:r>
     </w:p>
     <w:p>
@@ -2106,7 +2173,7 @@
           <w:color w:val="1A1A1A"/>
           <w:sz w:val="22"/>
         </w:rPr>
-        <w:t>Ocorre ao final do Planejamento (D02), antes do inicio da Execucao (D03). E o gate mais critico: autoriza formalmente o inicio da execucao do projeto.</w:t>
+        <w:t>Ocorre logo apos o registro da demanda (D01.4/D01.5). Decide se a demanda entra ou nao no portfolio de projetos.</w:t>
       </w:r>
     </w:p>
     <w:p>
@@ -2128,7 +2195,7 @@
           <w:color w:val="1A1A1A"/>
           <w:sz w:val="22"/>
         </w:rPr>
-        <w:t>Quem decide: Dono do Negocio, perante a Alta Gestao.</w:t>
+        <w:t>Quem decide: Admin (atuando como Gestor Responsavel no sistema).</w:t>
       </w:r>
     </w:p>
     <w:p>
@@ -2150,100 +2217,12 @@
           <w:color w:val="1A1A1A"/>
           <w:sz w:val="22"/>
         </w:rPr>
-        <w:t>Onde: no Relatorio de Entregas e Beneficios (FORALF12), aba Editar dados - campo Status (Pendente de pactuacao / Pactuado). So o Admin consegue alterar esse campo; qualquer outro papel ve o controle travado, com um aviso explicando que so o PMO/Admin pode pactuar.</w:t>
-      </w:r>
-    </w:p>
-    <w:p>
-      <w:pPr>
-        <w:pStyle w:val="PargrafodaLista"/>
-        <w:numPr>
-          <w:ilvl w:val="0"/>
-          <w:numId w:val="15"/>
-        </w:numPr>
-        <w:spacing w:before="240" w:after="80" w:line="260" w:lineRule="auto"/>
-        <w:ind w:left="700"/>
-        <w:rPr>
-          <w:color w:val="1A1A1A"/>
-          <w:sz w:val="22"/>
-        </w:rPr>
-      </w:pPr>
-      <w:r>
-        <w:rPr>
-          <w:color w:val="1A1A1A"/>
-          <w:sz w:val="22"/>
-        </w:rPr>
-        <w:t>Ao marcar "Pactuado", o sistema preenche automaticamente a Data de pactuacao (hoje) e o Aprovador (nome de quem esta logado), ambos editaveis pelo Admin.</w:t>
-      </w:r>
-    </w:p>
-    <w:p>
-      <w:pPr>
-        <w:pStyle w:val="PargrafodaLista"/>
-        <w:numPr>
-          <w:ilvl w:val="0"/>
-          <w:numId w:val="15"/>
-        </w:numPr>
-        <w:spacing w:before="240" w:after="80" w:line="260" w:lineRule="auto"/>
-        <w:ind w:left="700"/>
-        <w:rPr>
-          <w:color w:val="1A1A1A"/>
-          <w:sz w:val="22"/>
-        </w:rPr>
-      </w:pPr>
-      <w:r>
-        <w:rPr>
-          <w:color w:val="1A1A1A"/>
-          <w:sz w:val="22"/>
-        </w:rPr>
-        <w:lastRenderedPageBreak/>
-        <w:t>Enquanto o status estiver "Pactuado", todos os demais campos do relatorio (ficha do programa, indicadores, projetos vinculados) ficam bloqueados para edicao - inclusive para o Admin - ate que o Gate 2 seja reaberto (status voltar para "Pendente de pactuacao").</w:t>
-      </w:r>
-    </w:p>
-    <w:p>
-      <w:pPr>
-        <w:spacing w:before="120" w:after="200" w:line="260" w:lineRule="auto"/>
-        <w:rPr>
-          <w:color w:val="1A1A1A"/>
-          <w:sz w:val="22"/>
-        </w:rPr>
-      </w:pPr>
-    </w:p>
-    <w:p>
-      <w:pPr>
-        <w:spacing w:before="360" w:line="260" w:lineRule="auto"/>
-        <w:rPr>
-          <w:b/>
-          <w:color w:val="1A1A1A"/>
-          <w:sz w:val="32"/>
-        </w:rPr>
-      </w:pPr>
-      <w:r>
-        <w:rPr>
-          <w:b/>
-          <w:color w:val="1A1A1A"/>
-          <w:sz w:val="32"/>
-        </w:rPr>
-        <w:t>5. Restricao por equipe do projeto</w:t>
-      </w:r>
-    </w:p>
-    <w:p>
-      <w:pPr>
-        <w:spacing w:before="360" w:line="280" w:lineRule="auto"/>
-        <w:rPr>
-          <w:color w:val="1A1A1A"/>
-          <w:sz w:val="22"/>
-        </w:rPr>
-      </w:pPr>
-      <w:r>
-        <w:rPr>
-          <w:color w:val="1A1A1A"/>
-          <w:sz w:val="22"/>
-        </w:rPr>
-        <w:t>Varios formularios exigem vincular o registro a um "Projeto vinculado" (um projeto ja Aprovado no Gate 1). Nesses formularios, apenas quem faz parte da equipe daquele projeto especifico - ou um Admin - pode criar ou editar um registro vinculado a ele.</w:t>
-      </w:r>
-    </w:p>
-    <w:p>
-      <w:pPr>
-        <w:spacing w:before="240" w:after="120" w:line="280" w:lineRule="auto"/>
+        <w:t>Onde: no status da Solicitacao de Demanda - so o Admin consegue alterar o campo de status; qualquer outro papel ve o campo travado, com um aviso explicando que so o PMO/Admin pode aprovar ou reprovar.</w:t>
+      </w:r>
+    </w:p>
+    <w:p>
+      <w:pPr>
+        <w:spacing w:before="240" w:after="120" w:line="260" w:lineRule="auto"/>
         <w:rPr>
           <w:b/>
           <w:color w:val="B91D2E"/>
@@ -2256,7 +2235,7 @@
           <w:color w:val="B91D2E"/>
           <w:sz w:val="26"/>
         </w:rPr>
-        <w:t>5.1 Formularios com essa restricao</w:t>
+        <w:t>4.2 Gate 2 - Pactuacao</w:t>
       </w:r>
     </w:p>
     <w:p>
@@ -2272,7 +2251,7 @@
           <w:color w:val="1A1A1A"/>
           <w:sz w:val="22"/>
         </w:rPr>
-        <w:t>Aplicada nos 7 formularios que usam o conceito de "equipe por projeto":</w:t>
+        <w:t>Ocorre ao final do Planejamento (D02), antes do inicio da Execucao (D03). E o gate mais critico: autoriza formalmente o inicio da execucao do projeto.</w:t>
       </w:r>
     </w:p>
     <w:p>
@@ -2294,7 +2273,7 @@
           <w:color w:val="1A1A1A"/>
           <w:sz w:val="22"/>
         </w:rPr>
-        <w:t>Canvas de Projeto</w:t>
+        <w:t>Quem decide: Dono do Negocio, perante a Alta Gestao.</w:t>
       </w:r>
     </w:p>
     <w:p>
@@ -2316,7 +2295,7 @@
           <w:color w:val="1A1A1A"/>
           <w:sz w:val="22"/>
         </w:rPr>
-        <w:t>TAP - Termo de Abertura de Projeto</w:t>
+        <w:t>Onde: no Relatorio de Entregas e Beneficios (FORALF12), aba Editar dados - campo Status (Pendente de pactuacao / Pactuado). So o Admin consegue alterar esse campo; qualquer outro papel ve o controle travado, com um aviso explicando que so o PMO/Admin pode pactuar.</w:t>
       </w:r>
     </w:p>
     <w:p>
@@ -2338,7 +2317,7 @@
           <w:color w:val="1A1A1A"/>
           <w:sz w:val="22"/>
         </w:rPr>
-        <w:t>Planejamento e Desenvolvimento de Projeto</w:t>
+        <w:t>Ao marcar "Pactuado", o sistema preenche automaticamente a Data de pactuacao (hoje) e o Aprovador (nome de quem esta logado), ambos editaveis pelo Admin.</w:t>
       </w:r>
     </w:p>
     <w:p>
@@ -2360,78 +2339,55 @@
           <w:color w:val="1A1A1A"/>
           <w:sz w:val="22"/>
         </w:rPr>
-        <w:t>EAP - Estrutura Analitica de Projeto</w:t>
-      </w:r>
-    </w:p>
-    <w:p>
-      <w:pPr>
-        <w:pStyle w:val="PargrafodaLista"/>
-        <w:numPr>
-          <w:ilvl w:val="0"/>
-          <w:numId w:val="16"/>
-        </w:numPr>
-        <w:spacing w:before="240" w:after="80" w:line="260" w:lineRule="auto"/>
-        <w:ind w:left="700"/>
-        <w:rPr>
-          <w:color w:val="1A1A1A"/>
-          <w:sz w:val="22"/>
-        </w:rPr>
-      </w:pPr>
-      <w:r>
-        <w:rPr>
-          <w:color w:val="1A1A1A"/>
-          <w:sz w:val="22"/>
-        </w:rPr>
-        <w:t>SMP - Solicitacao de Mudanca de Projeto</w:t>
-      </w:r>
-    </w:p>
-    <w:p>
-      <w:pPr>
-        <w:pStyle w:val="PargrafodaLista"/>
-        <w:numPr>
-          <w:ilvl w:val="0"/>
-          <w:numId w:val="16"/>
-        </w:numPr>
-        <w:spacing w:before="240" w:after="80" w:line="260" w:lineRule="auto"/>
-        <w:ind w:left="700"/>
-        <w:rPr>
-          <w:color w:val="1A1A1A"/>
-          <w:sz w:val="22"/>
-        </w:rPr>
-      </w:pPr>
-      <w:r>
-        <w:rPr>
-          <w:color w:val="1A1A1A"/>
-          <w:sz w:val="22"/>
-        </w:rPr>
-        <w:t>TEP - Termo de Encerramento de Projeto</w:t>
-      </w:r>
-    </w:p>
-    <w:p>
-      <w:pPr>
-        <w:pStyle w:val="PargrafodaLista"/>
-        <w:numPr>
-          <w:ilvl w:val="0"/>
-          <w:numId w:val="16"/>
-        </w:numPr>
-        <w:spacing w:before="240" w:after="80" w:line="260" w:lineRule="auto"/>
-        <w:ind w:left="700"/>
-        <w:rPr>
-          <w:color w:val="1A1A1A"/>
-          <w:sz w:val="22"/>
-        </w:rPr>
-      </w:pPr>
-      <w:r>
-        <w:rPr>
-          <w:color w:val="1A1A1A"/>
-          <w:sz w:val="22"/>
-        </w:rPr>
-        <w:t>RLA - Registro de Licoes Aprendidas</w:t>
-      </w:r>
-    </w:p>
-    <w:p>
-      <w:pPr>
-        <w:spacing w:before="240" w:after="120" w:line="260" w:lineRule="auto"/>
+        <w:t>Enquanto o status estiver "Pactuado", todos os demais campos do relatorio (ficha do programa, indicadores, projetos vinculados) ficam bloqueados para edicao - inclusive para o Admin - ate que o Gate 2 seja reaberto (status voltar para "Pendente de pactuacao").</w:t>
+      </w:r>
+    </w:p>
+    <w:p>
+      <w:pPr>
+        <w:spacing w:before="120" w:after="200" w:line="260" w:lineRule="auto"/>
+        <w:rPr>
+          <w:color w:val="1A1A1A"/>
+          <w:sz w:val="22"/>
+        </w:rPr>
+      </w:pPr>
+    </w:p>
+    <w:p>
+      <w:pPr>
+        <w:spacing w:before="360" w:line="260" w:lineRule="auto"/>
+        <w:rPr>
+          <w:b/>
+          <w:color w:val="1A1A1A"/>
+          <w:sz w:val="32"/>
+        </w:rPr>
+      </w:pPr>
+      <w:r>
+        <w:rPr>
+          <w:b/>
+          <w:color w:val="1A1A1A"/>
+          <w:sz w:val="32"/>
+        </w:rPr>
+        <w:t>5. Restricao por equipe do projeto</w:t>
+      </w:r>
+    </w:p>
+    <w:p>
+      <w:pPr>
+        <w:spacing w:before="360" w:line="280" w:lineRule="auto"/>
+        <w:rPr>
+          <w:color w:val="1A1A1A"/>
+          <w:sz w:val="22"/>
+        </w:rPr>
+      </w:pPr>
+      <w:r>
+        <w:rPr>
+          <w:color w:val="1A1A1A"/>
+          <w:sz w:val="22"/>
+        </w:rPr>
+        <w:t>Varios formularios exigem vincular o registro a um "Projeto vinculado" (um projeto ja Aprovado no Gate 1). Nesses formularios, apenas quem faz parte da equipe daquele projeto especifico - ou um Admin - pode criar ou editar um registro vinculado a ele.</w:t>
+      </w:r>
+    </w:p>
+    <w:p>
+      <w:pPr>
+        <w:spacing w:before="240" w:after="120" w:line="280" w:lineRule="auto"/>
         <w:rPr>
           <w:b/>
           <w:color w:val="B91D2E"/>
@@ -2444,7 +2400,7 @@
           <w:color w:val="B91D2E"/>
           <w:sz w:val="26"/>
         </w:rPr>
-        <w:t>5.2 Como funciona</w:t>
+        <w:t>5.1 Formularios com essa restricao</w:t>
       </w:r>
     </w:p>
     <w:p>
@@ -2460,7 +2416,7 @@
           <w:color w:val="1A1A1A"/>
           <w:sz w:val="22"/>
         </w:rPr>
-        <w:t>Ao selecionar um projeto no campo "Projeto vinculado":</w:t>
+        <w:t>Aplicada nos 7 formularios que usam o conceito de "equipe por projeto":</w:t>
       </w:r>
     </w:p>
     <w:p>
@@ -2482,7 +2438,7 @@
           <w:color w:val="1A1A1A"/>
           <w:sz w:val="22"/>
         </w:rPr>
-        <w:t>Se a pessoa nao for da equipe daquele projeto (e nao for Admin), aparece um aviso na tela e o botao de enviar/registrar fica desabilitado.</w:t>
+        <w:t>Canvas de Projeto</w:t>
       </w:r>
     </w:p>
     <w:p>
@@ -2504,7 +2460,7 @@
           <w:color w:val="1A1A1A"/>
           <w:sz w:val="22"/>
         </w:rPr>
-        <w:t>Mesmo que o botao seja habilitado por algum outro meio, o envio e bloqueado no momento de salvar, com a mensagem "Voce nao faz parte da equipe deste projeto."</w:t>
+        <w:t>TAP - Termo de Abertura de Projeto</w:t>
       </w:r>
     </w:p>
     <w:p>
@@ -2526,7 +2482,96 @@
           <w:color w:val="1A1A1A"/>
           <w:sz w:val="22"/>
         </w:rPr>
-        <w:t>A equipe de cada projeto e definida pelo Admin, na pagina de Administracao, aba Equipes.</w:t>
+        <w:lastRenderedPageBreak/>
+        <w:t>Planejamento e Desenvolvimento de Projeto</w:t>
+      </w:r>
+    </w:p>
+    <w:p>
+      <w:pPr>
+        <w:pStyle w:val="PargrafodaLista"/>
+        <w:numPr>
+          <w:ilvl w:val="0"/>
+          <w:numId w:val="17"/>
+        </w:numPr>
+        <w:spacing w:before="240" w:after="80" w:line="260" w:lineRule="auto"/>
+        <w:ind w:left="700"/>
+        <w:rPr>
+          <w:color w:val="1A1A1A"/>
+          <w:sz w:val="22"/>
+        </w:rPr>
+      </w:pPr>
+      <w:r>
+        <w:rPr>
+          <w:color w:val="1A1A1A"/>
+          <w:sz w:val="22"/>
+        </w:rPr>
+        <w:t>EAP - Estrutura Analitica de Projeto</w:t>
+      </w:r>
+    </w:p>
+    <w:p>
+      <w:pPr>
+        <w:pStyle w:val="PargrafodaLista"/>
+        <w:numPr>
+          <w:ilvl w:val="0"/>
+          <w:numId w:val="17"/>
+        </w:numPr>
+        <w:spacing w:before="240" w:after="80" w:line="260" w:lineRule="auto"/>
+        <w:ind w:left="700"/>
+        <w:rPr>
+          <w:color w:val="1A1A1A"/>
+          <w:sz w:val="22"/>
+        </w:rPr>
+      </w:pPr>
+      <w:r>
+        <w:rPr>
+          <w:color w:val="1A1A1A"/>
+          <w:sz w:val="22"/>
+        </w:rPr>
+        <w:t>SMP - Solicitacao de Mudanca de Projeto</w:t>
+      </w:r>
+    </w:p>
+    <w:p>
+      <w:pPr>
+        <w:pStyle w:val="PargrafodaLista"/>
+        <w:numPr>
+          <w:ilvl w:val="0"/>
+          <w:numId w:val="17"/>
+        </w:numPr>
+        <w:spacing w:before="240" w:after="80" w:line="260" w:lineRule="auto"/>
+        <w:ind w:left="700"/>
+        <w:rPr>
+          <w:color w:val="1A1A1A"/>
+          <w:sz w:val="22"/>
+        </w:rPr>
+      </w:pPr>
+      <w:r>
+        <w:rPr>
+          <w:color w:val="1A1A1A"/>
+          <w:sz w:val="22"/>
+        </w:rPr>
+        <w:t>TEP - Termo de Encerramento de Projeto</w:t>
+      </w:r>
+    </w:p>
+    <w:p>
+      <w:pPr>
+        <w:pStyle w:val="PargrafodaLista"/>
+        <w:numPr>
+          <w:ilvl w:val="0"/>
+          <w:numId w:val="17"/>
+        </w:numPr>
+        <w:spacing w:before="240" w:after="80" w:line="260" w:lineRule="auto"/>
+        <w:ind w:left="700"/>
+        <w:rPr>
+          <w:color w:val="1A1A1A"/>
+          <w:sz w:val="22"/>
+        </w:rPr>
+      </w:pPr>
+      <w:r>
+        <w:rPr>
+          <w:color w:val="1A1A1A"/>
+          <w:sz w:val="22"/>
+        </w:rPr>
+        <w:t>RLA - Registro de Licoes Aprendidas</w:t>
       </w:r>
     </w:p>
     <w:p>
@@ -2544,6 +2589,106 @@
           <w:color w:val="B91D2E"/>
           <w:sz w:val="26"/>
         </w:rPr>
+        <w:t>5.2 Como funciona</w:t>
+      </w:r>
+    </w:p>
+    <w:p>
+      <w:pPr>
+        <w:spacing w:before="240" w:line="280" w:lineRule="auto"/>
+        <w:rPr>
+          <w:color w:val="1A1A1A"/>
+          <w:sz w:val="22"/>
+        </w:rPr>
+      </w:pPr>
+      <w:r>
+        <w:rPr>
+          <w:color w:val="1A1A1A"/>
+          <w:sz w:val="22"/>
+        </w:rPr>
+        <w:t>Ao selecionar um projeto no campo "Projeto vinculado":</w:t>
+      </w:r>
+    </w:p>
+    <w:p>
+      <w:pPr>
+        <w:pStyle w:val="PargrafodaLista"/>
+        <w:numPr>
+          <w:ilvl w:val="0"/>
+          <w:numId w:val="18"/>
+        </w:numPr>
+        <w:spacing w:before="240" w:after="80" w:line="260" w:lineRule="auto"/>
+        <w:ind w:left="700"/>
+        <w:rPr>
+          <w:color w:val="1A1A1A"/>
+          <w:sz w:val="22"/>
+        </w:rPr>
+      </w:pPr>
+      <w:r>
+        <w:rPr>
+          <w:color w:val="1A1A1A"/>
+          <w:sz w:val="22"/>
+        </w:rPr>
+        <w:t>Se a pessoa nao for da equipe daquele projeto (e nao for Admin), aparece um aviso na tela e o botao de enviar/registrar fica desabilitado.</w:t>
+      </w:r>
+    </w:p>
+    <w:p>
+      <w:pPr>
+        <w:pStyle w:val="PargrafodaLista"/>
+        <w:numPr>
+          <w:ilvl w:val="0"/>
+          <w:numId w:val="18"/>
+        </w:numPr>
+        <w:spacing w:before="240" w:after="80" w:line="260" w:lineRule="auto"/>
+        <w:ind w:left="700"/>
+        <w:rPr>
+          <w:color w:val="1A1A1A"/>
+          <w:sz w:val="22"/>
+        </w:rPr>
+      </w:pPr>
+      <w:r>
+        <w:rPr>
+          <w:color w:val="1A1A1A"/>
+          <w:sz w:val="22"/>
+        </w:rPr>
+        <w:t>Mesmo que o botao seja habilitado por algum outro meio, o envio e bloqueado no momento de salvar, com a mensagem "Voce nao faz parte da equipe deste projeto."</w:t>
+      </w:r>
+    </w:p>
+    <w:p>
+      <w:pPr>
+        <w:pStyle w:val="PargrafodaLista"/>
+        <w:numPr>
+          <w:ilvl w:val="0"/>
+          <w:numId w:val="18"/>
+        </w:numPr>
+        <w:spacing w:before="240" w:after="80" w:line="260" w:lineRule="auto"/>
+        <w:ind w:left="700"/>
+        <w:rPr>
+          <w:color w:val="1A1A1A"/>
+          <w:sz w:val="22"/>
+        </w:rPr>
+      </w:pPr>
+      <w:r>
+        <w:rPr>
+          <w:color w:val="1A1A1A"/>
+          <w:sz w:val="22"/>
+        </w:rPr>
+        <w:t>A equipe de cada projeto e definida pelo Admin, na pagina de Administracao, aba Equipes.</w:t>
+      </w:r>
+    </w:p>
+    <w:p>
+      <w:pPr>
+        <w:spacing w:before="240" w:after="120" w:line="260" w:lineRule="auto"/>
+        <w:rPr>
+          <w:b/>
+          <w:color w:val="B91D2E"/>
+          <w:sz w:val="26"/>
+        </w:rPr>
+      </w:pPr>
+      <w:r>
+        <w:rPr>
+          <w:b/>
+          <w:color w:val="B91D2E"/>
+          <w:sz w:val="26"/>
+        </w:rPr>
         <w:t>5.3 Formularios sem essa restricao</w:t>
       </w:r>
     </w:p>
@@ -2568,7 +2713,7 @@
         <w:pStyle w:val="PargrafodaLista"/>
         <w:numPr>
           <w:ilvl w:val="0"/>
-          <w:numId w:val="18"/>
+          <w:numId w:val="19"/>
         </w:numPr>
         <w:spacing w:before="240" w:after="80" w:line="260" w:lineRule="auto"/>
         <w:ind w:left="700"/>
@@ -2590,7 +2735,7 @@
         <w:pStyle w:val="PargrafodaLista"/>
         <w:numPr>
           <w:ilvl w:val="0"/>
-          <w:numId w:val="18"/>
+          <w:numId w:val="19"/>
         </w:numPr>
         <w:spacing w:before="240" w:after="80" w:line="260" w:lineRule="auto"/>
         <w:ind w:left="700"/>
@@ -2612,7 +2757,7 @@
         <w:pStyle w:val="PargrafodaLista"/>
         <w:numPr>
           <w:ilvl w:val="0"/>
-          <w:numId w:val="18"/>
+          <w:numId w:val="19"/>
         </w:numPr>
         <w:spacing w:before="240" w:after="80" w:line="260" w:lineRule="auto"/>
         <w:ind w:left="700"/>
@@ -2634,7 +2779,7 @@
         <w:pStyle w:val="PargrafodaLista"/>
         <w:numPr>
           <w:ilvl w:val="0"/>
-          <w:numId w:val="18"/>
+          <w:numId w:val="19"/>
         </w:numPr>
         <w:spacing w:before="240" w:after="80" w:line="260" w:lineRule="auto"/>
         <w:ind w:left="700"/>
@@ -2656,21 +2801,20 @@
         <w:pStyle w:val="PargrafodaLista"/>
         <w:numPr>
           <w:ilvl w:val="0"/>
-          <w:numId w:val="18"/>
-        </w:numPr>
-        <w:spacing w:before="240" w:after="80" w:line="260" w:lineRule="auto"/>
-        <w:ind w:left="700"/>
-        <w:rPr>
-          <w:color w:val="1A1A1A"/>
-          <w:sz w:val="22"/>
-        </w:rPr>
-      </w:pPr>
-      <w:r>
-        <w:rPr>
-          <w:color w:val="1A1A1A"/>
-          <w:sz w:val="22"/>
-        </w:rPr>
-        <w:lastRenderedPageBreak/>
+          <w:numId w:val="19"/>
+        </w:numPr>
+        <w:spacing w:before="240" w:after="80" w:line="260" w:lineRule="auto"/>
+        <w:ind w:left="700"/>
+        <w:rPr>
+          <w:color w:val="1A1A1A"/>
+          <w:sz w:val="22"/>
+        </w:rPr>
+      </w:pPr>
+      <w:r>
+        <w:rPr>
+          <w:color w:val="1A1A1A"/>
+          <w:sz w:val="22"/>
+        </w:rPr>
         <w:t>Relatorio de Entregas e Beneficios</w:t>
       </w:r>
     </w:p>
@@ -2869,6 +3013,7 @@
                 <w:color w:val="1A1A1A"/>
                 <w:sz w:val="19"/>
               </w:rPr>
+              <w:lastRenderedPageBreak/>
               <w:t>Solicitacao de Demanda</w:t>
             </w:r>
           </w:p>
@@ -3697,7 +3842,6 @@
                 <w:color w:val="1A1A1A"/>
                 <w:sz w:val="19"/>
               </w:rPr>
-              <w:lastRenderedPageBreak/>
               <w:t>RLA</w:t>
             </w:r>
           </w:p>
@@ -4276,7 +4420,7 @@
 <file path=word/numbering.xml><?xml version="1.0" encoding="utf-8"?>
 <w:numbering xmlns:wpc="http://schemas.microsoft.com/office/word/2010/wordprocessingCanvas" xmlns:cx="http://schemas.microsoft.com/office/drawing/2014/chartex" xmlns:cx1="http://schemas.microsoft.com/office/drawing/2015/9/8/chartex" xmlns:cx2="http://schemas.microsoft.com/office/drawing/2015/10/21/chartex" xmlns:cx3="http://schemas.microsoft.com/office/drawing/2016/5/9/chartex" xmlns:cx4="http://schemas.microsoft.com/office/drawing/2016/5/10/chartex" xmlns:cx5="http://schemas.microsoft.com/office/drawing/2016/5/11/chartex" xmlns:cx6="http://schemas.microsoft.com/office/drawing/2016/5/12/chartex" xmlns:cx7="http://schemas.microsoft.com/office/drawing/2016/5/13/chartex" xmlns:cx8="http://schemas.microsoft.com/office/drawing/2016/5/14/chartex" xmlns:mc="http://schemas.openxmlformats.org/markup-compatibility/2006" xmlns:aink="http://schemas.microsoft.com/office/drawing/2016/ink" xmlns:am3d="http://schemas.microsoft.com/office/drawing/2017/model3d" xmlns:o="urn:schemas-microsoft-com:office:office" xmlns:oel="http://schemas.microsoft.com/office/2019/extlst" xmlns:r="http://schemas.openxmlformats.org/officeDocument/2006/relationships" xmlns:m="http://schemas.openxmlformats.org/officeDocument/2006/math" xmlns:v="urn:schemas-microsoft-com:vml" xmlns:wp14="http://schemas.microsoft.com/office/word/2010/wordprocessingDrawing" xmlns:wp="http://schemas.openxmlformats.org/drawingml/2006/wordprocessingDrawing" xmlns:w10="urn:schemas-microsoft-com:office:word" xmlns:w="http://schemas.openxmlformats.org/wordprocessingml/2006/main" xmlns:w14="http://schemas.microsoft.com/office/word/2010/wordml" xmlns:w15="http://schemas.microsoft.com/office/word/2012/wordml" xmlns:w16cei="http://schemas.microsoft.com/office/word/2026/wordml/cei" xmlns:w16cex="http://schemas.microsoft.com/office/word/2018/wordml/cex" xmlns:w16cid="http://schemas.microsoft.com/office/word/2016/wordml/cid" xmlns:w16="http://schemas.microsoft.com/office/word/2018/wordml" xmlns:w16du="http://schemas.microsoft.com/office/word/2023/wordml/word16du" xmlns:w16sdtdh="http://schemas.microsoft.com/office/word/2020/wordml/sdtdatahash" xmlns:w16sdtfl="http://schemas.microsoft.com/office/word/2024/wordml/sdtformatlock" xmlns:w16se="http://schemas.microsoft.com/office/word/2015/wordml/symex" xmlns:wpg="http://schemas.microsoft.com/office/word/2010/wordprocessingGroup" xmlns:wpi="http://schemas.microsoft.com/office/word/2010/wordprocessingInk" xmlns:wne="http://schemas.microsoft.com/office/word/2006/wordml" xmlns:wps="http://schemas.microsoft.com/office/word/2010/wordprocessingShape" mc:Ignorable="w14 w15 w16se w16cid w16 w16cex w16sdtdh w16sdtfl w16du wp14">
   <w:abstractNum w:abstractNumId="0" w15:restartNumberingAfterBreak="0">
-    <w:nsid w:val="0E1274D8"/>
+    <w:nsid w:val="190D49BE"/>
     <w:multiLevelType w:val="singleLevel"/>
     <w:tmpl w:val="04160001"/>
     <w:lvl w:ilvl="0">
@@ -4293,7 +4437,7 @@
     </w:lvl>
   </w:abstractNum>
   <w:abstractNum w:abstractNumId="1" w15:restartNumberingAfterBreak="0">
-    <w:nsid w:val="126A2808"/>
+    <w:nsid w:val="19300081"/>
     <w:multiLevelType w:val="singleLevel"/>
     <w:tmpl w:val="04160001"/>
     <w:lvl w:ilvl="0">
@@ -4310,7 +4454,7 @@
     </w:lvl>
   </w:abstractNum>
   <w:abstractNum w:abstractNumId="2" w15:restartNumberingAfterBreak="0">
-    <w:nsid w:val="12C53272"/>
+    <w:nsid w:val="21C653FB"/>
     <w:multiLevelType w:val="singleLevel"/>
     <w:tmpl w:val="04160001"/>
     <w:lvl w:ilvl="0">
@@ -4327,7 +4471,7 @@
     </w:lvl>
   </w:abstractNum>
   <w:abstractNum w:abstractNumId="3" w15:restartNumberingAfterBreak="0">
-    <w:nsid w:val="135A0790"/>
+    <w:nsid w:val="23482A19"/>
     <w:multiLevelType w:val="singleLevel"/>
     <w:tmpl w:val="04160001"/>
     <w:lvl w:ilvl="0">
@@ -4344,7 +4488,7 @@
     </w:lvl>
   </w:abstractNum>
   <w:abstractNum w:abstractNumId="4" w15:restartNumberingAfterBreak="0">
-    <w:nsid w:val="1B5B2839"/>
+    <w:nsid w:val="32E37B5E"/>
     <w:multiLevelType w:val="singleLevel"/>
     <w:tmpl w:val="04160001"/>
     <w:lvl w:ilvl="0">
@@ -4361,7 +4505,7 @@
     </w:lvl>
   </w:abstractNum>
   <w:abstractNum w:abstractNumId="5" w15:restartNumberingAfterBreak="0">
-    <w:nsid w:val="1C5065F0"/>
+    <w:nsid w:val="34600636"/>
     <w:multiLevelType w:val="singleLevel"/>
     <w:tmpl w:val="04160001"/>
     <w:lvl w:ilvl="0">
@@ -4378,7 +4522,7 @@
     </w:lvl>
   </w:abstractNum>
   <w:abstractNum w:abstractNumId="6" w15:restartNumberingAfterBreak="0">
-    <w:nsid w:val="1DDC2E3A"/>
+    <w:nsid w:val="3621559E"/>
     <w:multiLevelType w:val="singleLevel"/>
     <w:tmpl w:val="04160001"/>
     <w:lvl w:ilvl="0">
@@ -4395,7 +4539,7 @@
     </w:lvl>
   </w:abstractNum>
   <w:abstractNum w:abstractNumId="7" w15:restartNumberingAfterBreak="0">
-    <w:nsid w:val="350B281C"/>
+    <w:nsid w:val="410C2709"/>
     <w:multiLevelType w:val="singleLevel"/>
     <w:tmpl w:val="04160001"/>
     <w:lvl w:ilvl="0">
@@ -4412,7 +4556,7 @@
     </w:lvl>
   </w:abstractNum>
   <w:abstractNum w:abstractNumId="8" w15:restartNumberingAfterBreak="0">
-    <w:nsid w:val="35571904"/>
+    <w:nsid w:val="48593D4A"/>
     <w:multiLevelType w:val="singleLevel"/>
     <w:tmpl w:val="04160001"/>
     <w:lvl w:ilvl="0">
@@ -4429,7 +4573,7 @@
     </w:lvl>
   </w:abstractNum>
   <w:abstractNum w:abstractNumId="9" w15:restartNumberingAfterBreak="0">
-    <w:nsid w:val="3CF67915"/>
+    <w:nsid w:val="5AC03497"/>
     <w:multiLevelType w:val="singleLevel"/>
     <w:tmpl w:val="04160001"/>
     <w:lvl w:ilvl="0">
@@ -4446,7 +4590,7 @@
     </w:lvl>
   </w:abstractNum>
   <w:abstractNum w:abstractNumId="10" w15:restartNumberingAfterBreak="0">
-    <w:nsid w:val="3F9A4907"/>
+    <w:nsid w:val="605E53D2"/>
     <w:multiLevelType w:val="singleLevel"/>
     <w:tmpl w:val="04160001"/>
     <w:lvl w:ilvl="0">
@@ -4463,7 +4607,7 @@
     </w:lvl>
   </w:abstractNum>
   <w:abstractNum w:abstractNumId="11" w15:restartNumberingAfterBreak="0">
-    <w:nsid w:val="4E8E5BA0"/>
+    <w:nsid w:val="678B7A55"/>
     <w:multiLevelType w:val="singleLevel"/>
     <w:tmpl w:val="04160001"/>
     <w:lvl w:ilvl="0">
@@ -4480,7 +4624,7 @@
     </w:lvl>
   </w:abstractNum>
   <w:abstractNum w:abstractNumId="12" w15:restartNumberingAfterBreak="0">
-    <w:nsid w:val="51671F2E"/>
+    <w:nsid w:val="69AC413B"/>
     <w:multiLevelType w:val="singleLevel"/>
     <w:tmpl w:val="04160001"/>
     <w:lvl w:ilvl="0">
@@ -4497,7 +4641,7 @@
     </w:lvl>
   </w:abstractNum>
   <w:abstractNum w:abstractNumId="13" w15:restartNumberingAfterBreak="0">
-    <w:nsid w:val="51F870E9"/>
+    <w:nsid w:val="6E487F11"/>
     <w:multiLevelType w:val="singleLevel"/>
     <w:tmpl w:val="04160001"/>
     <w:lvl w:ilvl="0">
@@ -4514,7 +4658,7 @@
     </w:lvl>
   </w:abstractNum>
   <w:abstractNum w:abstractNumId="14" w15:restartNumberingAfterBreak="0">
-    <w:nsid w:val="582C663B"/>
+    <w:nsid w:val="70FE0E0D"/>
     <w:multiLevelType w:val="singleLevel"/>
     <w:tmpl w:val="04160001"/>
     <w:lvl w:ilvl="0">
@@ -4531,7 +4675,7 @@
     </w:lvl>
   </w:abstractNum>
   <w:abstractNum w:abstractNumId="15" w15:restartNumberingAfterBreak="0">
-    <w:nsid w:val="5EA34AA3"/>
+    <w:nsid w:val="72882E70"/>
     <w:multiLevelType w:val="singleLevel"/>
     <w:tmpl w:val="04160001"/>
     <w:lvl w:ilvl="0">
@@ -4548,7 +4692,7 @@
     </w:lvl>
   </w:abstractNum>
   <w:abstractNum w:abstractNumId="16" w15:restartNumberingAfterBreak="0">
-    <w:nsid w:val="67F57D59"/>
+    <w:nsid w:val="736E0EB6"/>
     <w:multiLevelType w:val="singleLevel"/>
     <w:tmpl w:val="04160001"/>
     <w:lvl w:ilvl="0">
@@ -4565,7 +4709,7 @@
     </w:lvl>
   </w:abstractNum>
   <w:abstractNum w:abstractNumId="17" w15:restartNumberingAfterBreak="0">
-    <w:nsid w:val="79446E4A"/>
+    <w:nsid w:val="73D177D2"/>
     <w:multiLevelType w:val="singleLevel"/>
     <w:tmpl w:val="04160001"/>
     <w:lvl w:ilvl="0">
@@ -4581,59 +4725,79 @@
       </w:rPr>
     </w:lvl>
   </w:abstractNum>
-  <w:num w:numId="1" w16cid:durableId="940528838">
+  <w:abstractNum w:abstractNumId="18" w15:restartNumberingAfterBreak="0">
+    <w:nsid w:val="77485FB5"/>
+    <w:multiLevelType w:val="singleLevel"/>
+    <w:tmpl w:val="04160001"/>
+    <w:lvl w:ilvl="0">
+      <w:start w:val="1"/>
+      <w:numFmt w:val="bullet"/>
+      <w:lvlText w:val=""/>
+      <w:lvlJc w:val="left"/>
+      <w:pPr>
+        <w:ind w:left="720" w:hanging="360"/>
+      </w:pPr>
+      <w:rPr>
+        <w:rFonts w:ascii="Symbol" w:hAnsi="Symbol" w:hint="default"/>
+      </w:rPr>
+    </w:lvl>
+  </w:abstractNum>
+  <w:num w:numId="1" w16cid:durableId="41254115">
+    <w:abstractNumId w:val="11"/>
+  </w:num>
+  <w:num w:numId="2" w16cid:durableId="1703626299">
+    <w:abstractNumId w:val="0"/>
+  </w:num>
+  <w:num w:numId="3" w16cid:durableId="1594319604">
     <w:abstractNumId w:val="16"/>
   </w:num>
-  <w:num w:numId="2" w16cid:durableId="780296585">
+  <w:num w:numId="4" w16cid:durableId="103690401">
+    <w:abstractNumId w:val="8"/>
+  </w:num>
+  <w:num w:numId="5" w16cid:durableId="1543596735">
+    <w:abstractNumId w:val="17"/>
+  </w:num>
+  <w:num w:numId="6" w16cid:durableId="603997168">
+    <w:abstractNumId w:val="1"/>
+  </w:num>
+  <w:num w:numId="7" w16cid:durableId="948050740">
+    <w:abstractNumId w:val="10"/>
+  </w:num>
+  <w:num w:numId="8" w16cid:durableId="508063699">
+    <w:abstractNumId w:val="7"/>
+  </w:num>
+  <w:num w:numId="9" w16cid:durableId="4671366">
+    <w:abstractNumId w:val="4"/>
+  </w:num>
+  <w:num w:numId="10" w16cid:durableId="1371372641">
+    <w:abstractNumId w:val="13"/>
+  </w:num>
+  <w:num w:numId="11" w16cid:durableId="1853451279">
+    <w:abstractNumId w:val="9"/>
+  </w:num>
+  <w:num w:numId="12" w16cid:durableId="923341260">
+    <w:abstractNumId w:val="12"/>
+  </w:num>
+  <w:num w:numId="13" w16cid:durableId="191042502">
+    <w:abstractNumId w:val="6"/>
+  </w:num>
+  <w:num w:numId="14" w16cid:durableId="1747265875">
     <w:abstractNumId w:val="2"/>
   </w:num>
-  <w:num w:numId="3" w16cid:durableId="1820802199">
-    <w:abstractNumId w:val="9"/>
+  <w:num w:numId="15" w16cid:durableId="1642225230">
+    <w:abstractNumId w:val="3"/>
   </w:num>
-  <w:num w:numId="4" w16cid:durableId="1251041662">
+  <w:num w:numId="16" w16cid:durableId="2025352196">
+    <w:abstractNumId w:val="5"/>
+  </w:num>
+  <w:num w:numId="17" w16cid:durableId="477234825">
     <w:abstractNumId w:val="15"/>
   </w:num>
-  <w:num w:numId="5" w16cid:durableId="769155510">
-    <w:abstractNumId w:val="13"/>
+  <w:num w:numId="18" w16cid:durableId="11303740">
+    <w:abstractNumId w:val="18"/>
   </w:num>
-  <w:num w:numId="6" w16cid:durableId="1797143349">
-    <w:abstractNumId w:val="6"/>
-  </w:num>
-  <w:num w:numId="7" w16cid:durableId="1760179237">
-    <w:abstractNumId w:val="5"/>
-  </w:num>
-  <w:num w:numId="8" w16cid:durableId="1075083036">
-    <w:abstractNumId w:val="10"/>
-  </w:num>
-  <w:num w:numId="9" w16cid:durableId="637958429">
-    <w:abstractNumId w:val="4"/>
-  </w:num>
-  <w:num w:numId="10" w16cid:durableId="505097226">
-    <w:abstractNumId w:val="8"/>
-  </w:num>
-  <w:num w:numId="11" w16cid:durableId="1224099060">
-    <w:abstractNumId w:val="1"/>
-  </w:num>
-  <w:num w:numId="12" w16cid:durableId="1424450611">
-    <w:abstractNumId w:val="12"/>
-  </w:num>
-  <w:num w:numId="13" w16cid:durableId="1451821084">
-    <w:abstractNumId w:val="11"/>
-  </w:num>
-  <w:num w:numId="14" w16cid:durableId="1222985105">
-    <w:abstractNumId w:val="0"/>
-  </w:num>
-  <w:num w:numId="15" w16cid:durableId="1228803869">
-    <w:abstractNumId w:val="17"/>
-  </w:num>
-  <w:num w:numId="16" w16cid:durableId="1781992555">
-    <w:abstractNumId w:val="3"/>
-  </w:num>
-  <w:num w:numId="17" w16cid:durableId="1123034723">
+  <w:num w:numId="19" w16cid:durableId="383987447">
     <w:abstractNumId w:val="14"/>
-  </w:num>
-  <w:num w:numId="18" w16cid:durableId="2140493550">
-    <w:abstractNumId w:val="7"/>
   </w:num>
 </w:numbering>
 </file>
@@ -5046,7 +5210,7 @@
     <w:link w:val="Ttulo1Char"/>
     <w:uiPriority w:val="9"/>
     <w:qFormat/>
-    <w:rsid w:val="00FD1933"/>
+    <w:rsid w:val="00B56F43"/>
     <w:pPr>
       <w:keepNext/>
       <w:keepLines/>
@@ -5069,7 +5233,7 @@
     <w:semiHidden/>
     <w:unhideWhenUsed/>
     <w:qFormat/>
-    <w:rsid w:val="00FD1933"/>
+    <w:rsid w:val="00B56F43"/>
     <w:pPr>
       <w:keepNext/>
       <w:keepLines/>
@@ -5092,7 +5256,7 @@
     <w:semiHidden/>
     <w:unhideWhenUsed/>
     <w:qFormat/>
-    <w:rsid w:val="00FD1933"/>
+    <w:rsid w:val="00B56F43"/>
     <w:pPr>
       <w:keepNext/>
       <w:keepLines/>
@@ -5115,7 +5279,7 @@
     <w:semiHidden/>
     <w:unhideWhenUsed/>
     <w:qFormat/>
-    <w:rsid w:val="00FD1933"/>
+    <w:rsid w:val="00B56F43"/>
     <w:pPr>
       <w:keepNext/>
       <w:keepLines/>
@@ -5138,7 +5302,7 @@
     <w:semiHidden/>
     <w:unhideWhenUsed/>
     <w:qFormat/>
-    <w:rsid w:val="00FD1933"/>
+    <w:rsid w:val="00B56F43"/>
     <w:pPr>
       <w:keepNext/>
       <w:keepLines/>
@@ -5159,7 +5323,7 @@
     <w:semiHidden/>
     <w:unhideWhenUsed/>
     <w:qFormat/>
-    <w:rsid w:val="00FD1933"/>
+    <w:rsid w:val="00B56F43"/>
     <w:pPr>
       <w:keepNext/>
       <w:keepLines/>
@@ -5182,7 +5346,7 @@
     <w:semiHidden/>
     <w:unhideWhenUsed/>
     <w:qFormat/>
-    <w:rsid w:val="00FD1933"/>
+    <w:rsid w:val="00B56F43"/>
     <w:pPr>
       <w:keepNext/>
       <w:keepLines/>
@@ -5203,7 +5367,7 @@
     <w:semiHidden/>
     <w:unhideWhenUsed/>
     <w:qFormat/>
-    <w:rsid w:val="00FD1933"/>
+    <w:rsid w:val="00B56F43"/>
     <w:pPr>
       <w:keepNext/>
       <w:keepLines/>
@@ -5226,7 +5390,7 @@
     <w:semiHidden/>
     <w:unhideWhenUsed/>
     <w:qFormat/>
-    <w:rsid w:val="00FD1933"/>
+    <w:rsid w:val="00B56F43"/>
     <w:pPr>
       <w:keepNext/>
       <w:keepLines/>
@@ -5270,7 +5434,7 @@
     <w:basedOn w:val="Fontepargpadro"/>
     <w:link w:val="Ttulo1"/>
     <w:uiPriority w:val="9"/>
-    <w:rsid w:val="00FD1933"/>
+    <w:rsid w:val="00B56F43"/>
     <w:rPr>
       <w:rFonts w:asciiTheme="majorHAnsi" w:eastAsiaTheme="majorEastAsia" w:hAnsiTheme="majorHAnsi" w:cstheme="majorBidi"/>
       <w:color w:val="0F4761" w:themeColor="accent1" w:themeShade="BF"/>
@@ -5284,7 +5448,7 @@
     <w:link w:val="Ttulo2"/>
     <w:uiPriority w:val="9"/>
     <w:semiHidden/>
-    <w:rsid w:val="00FD1933"/>
+    <w:rsid w:val="00B56F43"/>
     <w:rPr>
       <w:rFonts w:asciiTheme="majorHAnsi" w:eastAsiaTheme="majorEastAsia" w:hAnsiTheme="majorHAnsi" w:cstheme="majorBidi"/>
       <w:color w:val="0F4761" w:themeColor="accent1" w:themeShade="BF"/>
@@ -5298,7 +5462,7 @@
     <w:link w:val="Ttulo3"/>
     <w:uiPriority w:val="9"/>
     <w:semiHidden/>
-    <w:rsid w:val="00FD1933"/>
+    <w:rsid w:val="00B56F43"/>
     <w:rPr>
       <w:rFonts w:eastAsiaTheme="majorEastAsia" w:cstheme="majorBidi"/>
       <w:color w:val="0F4761" w:themeColor="accent1" w:themeShade="BF"/>
@@ -5312,7 +5476,7 @@
     <w:link w:val="Ttulo4"/>
     <w:uiPriority w:val="9"/>
     <w:semiHidden/>
-    <w:rsid w:val="00FD1933"/>
+    <w:rsid w:val="00B56F43"/>
     <w:rPr>
       <w:rFonts w:eastAsiaTheme="majorEastAsia" w:cstheme="majorBidi"/>
       <w:i/>
@@ -5326,7 +5490,7 @@
     <w:link w:val="Ttulo5"/>
     <w:uiPriority w:val="9"/>
     <w:semiHidden/>
-    <w:rsid w:val="00FD1933"/>
+    <w:rsid w:val="00B56F43"/>
     <w:rPr>
       <w:rFonts w:eastAsiaTheme="majorEastAsia" w:cstheme="majorBidi"/>
       <w:color w:val="0F4761" w:themeColor="accent1" w:themeShade="BF"/>
@@ -5338,7 +5502,7 @@
     <w:link w:val="Ttulo6"/>
     <w:uiPriority w:val="9"/>
     <w:semiHidden/>
-    <w:rsid w:val="00FD1933"/>
+    <w:rsid w:val="00B56F43"/>
     <w:rPr>
       <w:rFonts w:eastAsiaTheme="majorEastAsia" w:cstheme="majorBidi"/>
       <w:i/>
@@ -5352,7 +5516,7 @@
     <w:link w:val="Ttulo7"/>
     <w:uiPriority w:val="9"/>
     <w:semiHidden/>
-    <w:rsid w:val="00FD1933"/>
+    <w:rsid w:val="00B56F43"/>
     <w:rPr>
       <w:rFonts w:eastAsiaTheme="majorEastAsia" w:cstheme="majorBidi"/>
       <w:color w:val="595959" w:themeColor="text1" w:themeTint="A6"/>
@@ -5364,7 +5528,7 @@
     <w:link w:val="Ttulo8"/>
     <w:uiPriority w:val="9"/>
     <w:semiHidden/>
-    <w:rsid w:val="00FD1933"/>
+    <w:rsid w:val="00B56F43"/>
     <w:rPr>
       <w:rFonts w:eastAsiaTheme="majorEastAsia" w:cstheme="majorBidi"/>
       <w:i/>
@@ -5378,7 +5542,7 @@
     <w:link w:val="Ttulo9"/>
     <w:uiPriority w:val="9"/>
     <w:semiHidden/>
-    <w:rsid w:val="00FD1933"/>
+    <w:rsid w:val="00B56F43"/>
     <w:rPr>
       <w:rFonts w:eastAsiaTheme="majorEastAsia" w:cstheme="majorBidi"/>
       <w:color w:val="272727" w:themeColor="text1" w:themeTint="D8"/>
@@ -5391,7 +5555,7 @@
     <w:link w:val="TtuloChar"/>
     <w:uiPriority w:val="10"/>
     <w:qFormat/>
-    <w:rsid w:val="00FD1933"/>
+    <w:rsid w:val="00B56F43"/>
     <w:pPr>
       <w:spacing w:after="80" w:line="240" w:lineRule="auto"/>
       <w:contextualSpacing/>
@@ -5409,7 +5573,7 @@
     <w:basedOn w:val="Fontepargpadro"/>
     <w:link w:val="Ttulo"/>
     <w:uiPriority w:val="10"/>
-    <w:rsid w:val="00FD1933"/>
+    <w:rsid w:val="00B56F43"/>
     <w:rPr>
       <w:rFonts w:asciiTheme="majorHAnsi" w:eastAsiaTheme="majorEastAsia" w:hAnsiTheme="majorHAnsi" w:cstheme="majorBidi"/>
       <w:spacing w:val="-10"/>
@@ -5425,7 +5589,7 @@
     <w:link w:val="SubttuloChar"/>
     <w:uiPriority w:val="11"/>
     <w:qFormat/>
-    <w:rsid w:val="00FD1933"/>
+    <w:rsid w:val="00B56F43"/>
     <w:pPr>
       <w:numPr>
         <w:ilvl w:val="1"/>
@@ -5444,7 +5608,7 @@
     <w:basedOn w:val="Fontepargpadro"/>
     <w:link w:val="Subttulo"/>
     <w:uiPriority w:val="11"/>
-    <w:rsid w:val="00FD1933"/>
+    <w:rsid w:val="00B56F43"/>
     <w:rPr>
       <w:rFonts w:eastAsiaTheme="majorEastAsia" w:cstheme="majorBidi"/>
       <w:color w:val="595959" w:themeColor="text1" w:themeTint="A6"/>
@@ -5460,7 +5624,7 @@
     <w:link w:val="CitaoChar"/>
     <w:uiPriority w:val="29"/>
     <w:qFormat/>
-    <w:rsid w:val="00FD1933"/>
+    <w:rsid w:val="00B56F43"/>
     <w:pPr>
       <w:spacing w:before="160"/>
       <w:jc w:val="center"/>
@@ -5476,7 +5640,7 @@
     <w:basedOn w:val="Fontepargpadro"/>
     <w:link w:val="Citao"/>
     <w:uiPriority w:val="29"/>
-    <w:rsid w:val="00FD1933"/>
+    <w:rsid w:val="00B56F43"/>
     <w:rPr>
       <w:i/>
       <w:iCs/>
@@ -5488,7 +5652,7 @@
     <w:basedOn w:val="Normal"/>
     <w:uiPriority w:val="34"/>
     <w:qFormat/>
-    <w:rsid w:val="00FD1933"/>
+    <w:rsid w:val="00B56F43"/>
     <w:pPr>
       <w:ind w:left="720"/>
       <w:contextualSpacing/>
@@ -5499,7 +5663,7 @@
     <w:basedOn w:val="Fontepargpadro"/>
     <w:uiPriority w:val="21"/>
     <w:qFormat/>
-    <w:rsid w:val="00FD1933"/>
+    <w:rsid w:val="00B56F43"/>
     <w:rPr>
       <w:i/>
       <w:iCs/>
@@ -5513,7 +5677,7 @@
     <w:link w:val="CitaoIntensaChar"/>
     <w:uiPriority w:val="30"/>
     <w:qFormat/>
-    <w:rsid w:val="00FD1933"/>
+    <w:rsid w:val="00B56F43"/>
     <w:pPr>
       <w:pBdr>
         <w:top w:val="single" w:sz="4" w:space="10" w:color="0F4761" w:themeColor="accent1" w:themeShade="BF"/>
@@ -5534,7 +5698,7 @@
     <w:basedOn w:val="Fontepargpadro"/>
     <w:link w:val="CitaoIntensa"/>
     <w:uiPriority w:val="30"/>
-    <w:rsid w:val="00FD1933"/>
+    <w:rsid w:val="00B56F43"/>
     <w:rPr>
       <w:i/>
       <w:iCs/>
@@ -5546,7 +5710,7 @@
     <w:basedOn w:val="Fontepargpadro"/>
     <w:uiPriority w:val="32"/>
     <w:qFormat/>
-    <w:rsid w:val="00FD1933"/>
+    <w:rsid w:val="00B56F43"/>
     <w:rPr>
       <w:b/>
       <w:bCs/>

--- a/Regras de Acesso e Permissoes - Sistema UNIALFA.docx
+++ b/Regras de Acesso e Permissoes - Sistema UNIALFA.docx
@@ -2100,51 +2100,7 @@
     </w:p>
     <w:p>
       <w:pPr>
-        <w:spacing w:before="120" w:after="200" w:line="260" w:lineRule="auto"/>
-        <w:rPr>
-          <w:color w:val="1A1A1A"/>
-          <w:sz w:val="22"/>
-        </w:rPr>
-      </w:pPr>
-    </w:p>
-    <w:p>
-      <w:pPr>
-        <w:spacing w:before="360" w:line="260" w:lineRule="auto"/>
-        <w:rPr>
-          <w:b/>
-          <w:color w:val="1A1A1A"/>
-          <w:sz w:val="32"/>
-        </w:rPr>
-      </w:pPr>
-      <w:r>
-        <w:rPr>
-          <w:b/>
-          <w:color w:val="1A1A1A"/>
-          <w:sz w:val="32"/>
-        </w:rPr>
-        <w:lastRenderedPageBreak/>
-        <w:t>4. Gates de aprovacao</w:t>
-      </w:r>
-    </w:p>
-    <w:p>
-      <w:pPr>
-        <w:spacing w:before="360" w:line="280" w:lineRule="auto"/>
-        <w:rPr>
-          <w:color w:val="1A1A1A"/>
-          <w:sz w:val="22"/>
-        </w:rPr>
-      </w:pPr>
-      <w:r>
-        <w:rPr>
-          <w:color w:val="1A1A1A"/>
-          <w:sz w:val="22"/>
-        </w:rPr>
-        <w:t>O sistema tem dois pontos de decisao formal (gates) no ciclo de vida de um projeto, ambos aparecendo no fluxo de diretrizes da pagina inicial:</w:t>
-      </w:r>
-    </w:p>
-    <w:p>
-      <w:pPr>
-        <w:spacing w:before="240" w:after="120" w:line="280" w:lineRule="auto"/>
+        <w:spacing w:before="240" w:after="120" w:line="260" w:lineRule="auto"/>
         <w:rPr>
           <w:b/>
           <w:color w:val="B91D2E"/>
@@ -2157,7 +2113,7 @@
           <w:color w:val="B91D2E"/>
           <w:sz w:val="26"/>
         </w:rPr>
-        <w:t>4.1 Gate 1 - Triagem</w:t>
+        <w:t>3.10 Importacao de documento por IA (Solicitacao de Demanda)</w:t>
       </w:r>
     </w:p>
     <w:p>
@@ -2173,7 +2129,8 @@
           <w:color w:val="1A1A1A"/>
           <w:sz w:val="22"/>
         </w:rPr>
-        <w:t>Ocorre logo apos o registro da demanda (D01.4/D01.5). Decide se a demanda entra ou nao no portfolio de projetos.</w:t>
+        <w:lastRenderedPageBreak/>
+        <w:t>A Solicitacao de Demanda (FORALF00339) tem um painel "Importar documento preenchido", no topo do formulario, que aceita colar texto ou anexar um arquivo (.txt, .docx ou .pdf) do formulario oficial ja preenchido a mao fora do sistema. O texto e extraido no proprio navegador (sem passar pelo servidor) e analisado pela API da Claude (Anthropic), que sugere o preenchimento dos campos ainda vazios - nome do projeto, solicitante, departamento, justificativa, objetivo, escopo, prazo, orcamento, partes interessadas e anexos. Igual as demais importacoes por IA, a sugestao nunca salva nada sozinha.</w:t>
       </w:r>
     </w:p>
     <w:p>
@@ -2195,7 +2152,7 @@
           <w:color w:val="1A1A1A"/>
           <w:sz w:val="22"/>
         </w:rPr>
-        <w:t>Quem decide: Admin (atuando como Gestor Responsavel no sistema).</w:t>
+        <w:t>Mesma logica de permissao das secoes 3.5/3.6/3.9: interruptor mestre em Administracao &gt; Configuracoes, desligado por padrao, valendo para todo mundo sem excecao, inclusive Admin; com o interruptor ligado, uma lista de papeis propria define quem pode usar - Admin sempre tem acesso.</w:t>
       </w:r>
     </w:p>
     <w:p>
@@ -2217,12 +2174,121 @@
           <w:color w:val="1A1A1A"/>
           <w:sz w:val="22"/>
         </w:rPr>
-        <w:t>Onde: no status da Solicitacao de Demanda - so o Admin consegue alterar o campo de status; qualquer outro papel ve o campo travado, com um aviso explicando que so o PMO/Admin pode aprovar ou reprovar.</w:t>
-      </w:r>
-    </w:p>
-    <w:p>
-      <w:pPr>
-        <w:spacing w:before="240" w:after="120" w:line="260" w:lineRule="auto"/>
+        <w:t>Diferente das demais secoes deste capitulo, aqui nao ha restricao por equipe de projeto - a Solicitacao de Demanda e o primeiro formulario da esteira, registrado antes de existir um projeto aprovado.</w:t>
+      </w:r>
+    </w:p>
+    <w:p>
+      <w:pPr>
+        <w:pStyle w:val="PargrafodaLista"/>
+        <w:numPr>
+          <w:ilvl w:val="0"/>
+          <w:numId w:val="15"/>
+        </w:numPr>
+        <w:spacing w:before="240" w:after="80" w:line="260" w:lineRule="auto"/>
+        <w:ind w:left="700"/>
+        <w:rPr>
+          <w:color w:val="1A1A1A"/>
+          <w:sz w:val="22"/>
+        </w:rPr>
+      </w:pPr>
+      <w:r>
+        <w:rPr>
+          <w:color w:val="1A1A1A"/>
+          <w:sz w:val="22"/>
+        </w:rPr>
+        <w:t>Acesso sem login (secao 2 do documento institucional) NAO tem acesso a este painel, mesmo com o interruptor ligado para os papeis normais - a importacao exige um perfil de usuario autenticado com papel definido.</w:t>
+      </w:r>
+    </w:p>
+    <w:p>
+      <w:pPr>
+        <w:pStyle w:val="PargrafodaLista"/>
+        <w:numPr>
+          <w:ilvl w:val="0"/>
+          <w:numId w:val="15"/>
+        </w:numPr>
+        <w:spacing w:before="240" w:after="80" w:line="260" w:lineRule="auto"/>
+        <w:ind w:left="700"/>
+        <w:rPr>
+          <w:color w:val="1A1A1A"/>
+          <w:sz w:val="22"/>
+        </w:rPr>
+      </w:pPr>
+      <w:r>
+        <w:rPr>
+          <w:color w:val="1A1A1A"/>
+          <w:sz w:val="22"/>
+        </w:rPr>
+        <w:t>Os campos Departamento e Prioridade so sao preenchidos automaticamente se o valor sugerido pela IA corresponder exatamente a uma das opcoes ja existentes na lista suspensa - qualquer valor fora da lista e descartado, para nunca deixar esses dois campos num estado invalido.</w:t>
+      </w:r>
+    </w:p>
+    <w:p>
+      <w:pPr>
+        <w:pStyle w:val="PargrafodaLista"/>
+        <w:numPr>
+          <w:ilvl w:val="0"/>
+          <w:numId w:val="15"/>
+        </w:numPr>
+        <w:spacing w:before="240" w:after="80" w:line="260" w:lineRule="auto"/>
+        <w:ind w:left="700"/>
+        <w:rPr>
+          <w:color w:val="1A1A1A"/>
+          <w:sz w:val="22"/>
+        </w:rPr>
+      </w:pPr>
+      <w:r>
+        <w:rPr>
+          <w:color w:val="1A1A1A"/>
+          <w:sz w:val="22"/>
+        </w:rPr>
+        <w:t>Disponivel apenas em producao, pela mesma razao das demais importacoes por IA.</w:t>
+      </w:r>
+    </w:p>
+    <w:p>
+      <w:pPr>
+        <w:spacing w:before="120" w:after="200" w:line="260" w:lineRule="auto"/>
+        <w:rPr>
+          <w:color w:val="1A1A1A"/>
+          <w:sz w:val="22"/>
+        </w:rPr>
+      </w:pPr>
+    </w:p>
+    <w:p>
+      <w:pPr>
+        <w:spacing w:before="360" w:line="260" w:lineRule="auto"/>
+        <w:rPr>
+          <w:b/>
+          <w:color w:val="1A1A1A"/>
+          <w:sz w:val="32"/>
+        </w:rPr>
+      </w:pPr>
+      <w:r>
+        <w:rPr>
+          <w:b/>
+          <w:color w:val="1A1A1A"/>
+          <w:sz w:val="32"/>
+        </w:rPr>
+        <w:t>4. Gates de aprovacao</w:t>
+      </w:r>
+    </w:p>
+    <w:p>
+      <w:pPr>
+        <w:spacing w:before="360" w:line="280" w:lineRule="auto"/>
+        <w:rPr>
+          <w:color w:val="1A1A1A"/>
+          <w:sz w:val="22"/>
+        </w:rPr>
+      </w:pPr>
+      <w:r>
+        <w:rPr>
+          <w:color w:val="1A1A1A"/>
+          <w:sz w:val="22"/>
+        </w:rPr>
+        <w:t>O sistema tem dois pontos de decisao formal (gates) no ciclo de vida de um projeto, ambos aparecendo no fluxo de diretrizes da pagina inicial:</w:t>
+      </w:r>
+    </w:p>
+    <w:p>
+      <w:pPr>
+        <w:spacing w:before="240" w:after="120" w:line="280" w:lineRule="auto"/>
         <w:rPr>
           <w:b/>
           <w:color w:val="B91D2E"/>
@@ -2235,7 +2301,7 @@
           <w:color w:val="B91D2E"/>
           <w:sz w:val="26"/>
         </w:rPr>
-        <w:t>4.2 Gate 2 - Pactuacao</w:t>
+        <w:t>4.1 Gate 1 - Triagem</w:t>
       </w:r>
     </w:p>
     <w:p>
@@ -2251,7 +2317,7 @@
           <w:color w:val="1A1A1A"/>
           <w:sz w:val="22"/>
         </w:rPr>
-        <w:t>Ocorre ao final do Planejamento (D02), antes do inicio da Execucao (D03). E o gate mais critico: autoriza formalmente o inicio da execucao do projeto.</w:t>
+        <w:t>Ocorre logo apos o registro da demanda (D01.4/D01.5). Decide se a demanda entra ou nao no portfolio de projetos.</w:t>
       </w:r>
     </w:p>
     <w:p>
@@ -2273,7 +2339,7 @@
           <w:color w:val="1A1A1A"/>
           <w:sz w:val="22"/>
         </w:rPr>
-        <w:t>Quem decide: Dono do Negocio, perante a Alta Gestao.</w:t>
+        <w:t>Quem decide: Admin (atuando como Gestor Responsavel no sistema).</w:t>
       </w:r>
     </w:p>
     <w:p>
@@ -2295,99 +2361,12 @@
           <w:color w:val="1A1A1A"/>
           <w:sz w:val="22"/>
         </w:rPr>
-        <w:t>Onde: no Relatorio de Entregas e Beneficios (FORALF12), aba Editar dados - campo Status (Pendente de pactuacao / Pactuado). So o Admin consegue alterar esse campo; qualquer outro papel ve o controle travado, com um aviso explicando que so o PMO/Admin pode pactuar.</w:t>
-      </w:r>
-    </w:p>
-    <w:p>
-      <w:pPr>
-        <w:pStyle w:val="PargrafodaLista"/>
-        <w:numPr>
-          <w:ilvl w:val="0"/>
-          <w:numId w:val="16"/>
-        </w:numPr>
-        <w:spacing w:before="240" w:after="80" w:line="260" w:lineRule="auto"/>
-        <w:ind w:left="700"/>
-        <w:rPr>
-          <w:color w:val="1A1A1A"/>
-          <w:sz w:val="22"/>
-        </w:rPr>
-      </w:pPr>
-      <w:r>
-        <w:rPr>
-          <w:color w:val="1A1A1A"/>
-          <w:sz w:val="22"/>
-        </w:rPr>
-        <w:t>Ao marcar "Pactuado", o sistema preenche automaticamente a Data de pactuacao (hoje) e o Aprovador (nome de quem esta logado), ambos editaveis pelo Admin.</w:t>
-      </w:r>
-    </w:p>
-    <w:p>
-      <w:pPr>
-        <w:pStyle w:val="PargrafodaLista"/>
-        <w:numPr>
-          <w:ilvl w:val="0"/>
-          <w:numId w:val="16"/>
-        </w:numPr>
-        <w:spacing w:before="240" w:after="80" w:line="260" w:lineRule="auto"/>
-        <w:ind w:left="700"/>
-        <w:rPr>
-          <w:color w:val="1A1A1A"/>
-          <w:sz w:val="22"/>
-        </w:rPr>
-      </w:pPr>
-      <w:r>
-        <w:rPr>
-          <w:color w:val="1A1A1A"/>
-          <w:sz w:val="22"/>
-        </w:rPr>
-        <w:t>Enquanto o status estiver "Pactuado", todos os demais campos do relatorio (ficha do programa, indicadores, projetos vinculados) ficam bloqueados para edicao - inclusive para o Admin - ate que o Gate 2 seja reaberto (status voltar para "Pendente de pactuacao").</w:t>
-      </w:r>
-    </w:p>
-    <w:p>
-      <w:pPr>
-        <w:spacing w:before="120" w:after="200" w:line="260" w:lineRule="auto"/>
-        <w:rPr>
-          <w:color w:val="1A1A1A"/>
-          <w:sz w:val="22"/>
-        </w:rPr>
-      </w:pPr>
-    </w:p>
-    <w:p>
-      <w:pPr>
-        <w:spacing w:before="360" w:line="260" w:lineRule="auto"/>
-        <w:rPr>
-          <w:b/>
-          <w:color w:val="1A1A1A"/>
-          <w:sz w:val="32"/>
-        </w:rPr>
-      </w:pPr>
-      <w:r>
-        <w:rPr>
-          <w:b/>
-          <w:color w:val="1A1A1A"/>
-          <w:sz w:val="32"/>
-        </w:rPr>
-        <w:t>5. Restricao por equipe do projeto</w:t>
-      </w:r>
-    </w:p>
-    <w:p>
-      <w:pPr>
-        <w:spacing w:before="360" w:line="280" w:lineRule="auto"/>
-        <w:rPr>
-          <w:color w:val="1A1A1A"/>
-          <w:sz w:val="22"/>
-        </w:rPr>
-      </w:pPr>
-      <w:r>
-        <w:rPr>
-          <w:color w:val="1A1A1A"/>
-          <w:sz w:val="22"/>
-        </w:rPr>
-        <w:t>Varios formularios exigem vincular o registro a um "Projeto vinculado" (um projeto ja Aprovado no Gate 1). Nesses formularios, apenas quem faz parte da equipe daquele projeto especifico - ou um Admin - pode criar ou editar um registro vinculado a ele.</w:t>
-      </w:r>
-    </w:p>
-    <w:p>
-      <w:pPr>
-        <w:spacing w:before="240" w:after="120" w:line="280" w:lineRule="auto"/>
+        <w:t>Onde: no status da Solicitacao de Demanda - so o Admin consegue alterar o campo de status; qualquer outro papel ve o campo travado, com um aviso explicando que so o PMO/Admin pode aprovar ou reprovar.</w:t>
+      </w:r>
+    </w:p>
+    <w:p>
+      <w:pPr>
+        <w:spacing w:before="240" w:after="120" w:line="260" w:lineRule="auto"/>
         <w:rPr>
           <w:b/>
           <w:color w:val="B91D2E"/>
@@ -2400,7 +2379,7 @@
           <w:color w:val="B91D2E"/>
           <w:sz w:val="26"/>
         </w:rPr>
-        <w:t>5.1 Formularios com essa restricao</w:t>
+        <w:t>4.2 Gate 2 - Pactuacao</w:t>
       </w:r>
     </w:p>
     <w:p>
@@ -2416,7 +2395,7 @@
           <w:color w:val="1A1A1A"/>
           <w:sz w:val="22"/>
         </w:rPr>
-        <w:t>Aplicada nos 7 formularios que usam o conceito de "equipe por projeto":</w:t>
+        <w:t>Ocorre ao final do Planejamento (D02), antes do inicio da Execucao (D03). E o gate mais critico: autoriza formalmente o inicio da execucao do projeto.</w:t>
       </w:r>
     </w:p>
     <w:p>
@@ -2438,7 +2417,8 @@
           <w:color w:val="1A1A1A"/>
           <w:sz w:val="22"/>
         </w:rPr>
-        <w:t>Canvas de Projeto</w:t>
+        <w:lastRenderedPageBreak/>
+        <w:t>Quem decide: Dono do Negocio, perante a Alta Gestao.</w:t>
       </w:r>
     </w:p>
     <w:p>
@@ -2460,7 +2440,7 @@
           <w:color w:val="1A1A1A"/>
           <w:sz w:val="22"/>
         </w:rPr>
-        <w:t>TAP - Termo de Abertura de Projeto</w:t>
+        <w:t>Onde: no Relatorio de Entregas e Beneficios (FORALF12), aba Editar dados - campo Status (Pendente de pactuacao / Pactuado). So o Admin consegue alterar esse campo; qualquer outro papel ve o controle travado, com um aviso explicando que so o PMO/Admin pode pactuar.</w:t>
       </w:r>
     </w:p>
     <w:p>
@@ -2482,8 +2462,7 @@
           <w:color w:val="1A1A1A"/>
           <w:sz w:val="22"/>
         </w:rPr>
-        <w:lastRenderedPageBreak/>
-        <w:t>Planejamento e Desenvolvimento de Projeto</w:t>
+        <w:t>Ao marcar "Pactuado", o sistema preenche automaticamente a Data de pactuacao (hoje) e o Aprovador (nome de quem esta logado), ambos editaveis pelo Admin.</w:t>
       </w:r>
     </w:p>
     <w:p>
@@ -2505,78 +2484,55 @@
           <w:color w:val="1A1A1A"/>
           <w:sz w:val="22"/>
         </w:rPr>
-        <w:t>EAP - Estrutura Analitica de Projeto</w:t>
-      </w:r>
-    </w:p>
-    <w:p>
-      <w:pPr>
-        <w:pStyle w:val="PargrafodaLista"/>
-        <w:numPr>
-          <w:ilvl w:val="0"/>
-          <w:numId w:val="17"/>
-        </w:numPr>
-        <w:spacing w:before="240" w:after="80" w:line="260" w:lineRule="auto"/>
-        <w:ind w:left="700"/>
-        <w:rPr>
-          <w:color w:val="1A1A1A"/>
-          <w:sz w:val="22"/>
-        </w:rPr>
-      </w:pPr>
-      <w:r>
-        <w:rPr>
-          <w:color w:val="1A1A1A"/>
-          <w:sz w:val="22"/>
-        </w:rPr>
-        <w:t>SMP - Solicitacao de Mudanca de Projeto</w:t>
-      </w:r>
-    </w:p>
-    <w:p>
-      <w:pPr>
-        <w:pStyle w:val="PargrafodaLista"/>
-        <w:numPr>
-          <w:ilvl w:val="0"/>
-          <w:numId w:val="17"/>
-        </w:numPr>
-        <w:spacing w:before="240" w:after="80" w:line="260" w:lineRule="auto"/>
-        <w:ind w:left="700"/>
-        <w:rPr>
-          <w:color w:val="1A1A1A"/>
-          <w:sz w:val="22"/>
-        </w:rPr>
-      </w:pPr>
-      <w:r>
-        <w:rPr>
-          <w:color w:val="1A1A1A"/>
-          <w:sz w:val="22"/>
-        </w:rPr>
-        <w:t>TEP - Termo de Encerramento de Projeto</w:t>
-      </w:r>
-    </w:p>
-    <w:p>
-      <w:pPr>
-        <w:pStyle w:val="PargrafodaLista"/>
-        <w:numPr>
-          <w:ilvl w:val="0"/>
-          <w:numId w:val="17"/>
-        </w:numPr>
-        <w:spacing w:before="240" w:after="80" w:line="260" w:lineRule="auto"/>
-        <w:ind w:left="700"/>
-        <w:rPr>
-          <w:color w:val="1A1A1A"/>
-          <w:sz w:val="22"/>
-        </w:rPr>
-      </w:pPr>
-      <w:r>
-        <w:rPr>
-          <w:color w:val="1A1A1A"/>
-          <w:sz w:val="22"/>
-        </w:rPr>
-        <w:t>RLA - Registro de Licoes Aprendidas</w:t>
-      </w:r>
-    </w:p>
-    <w:p>
-      <w:pPr>
-        <w:spacing w:before="240" w:after="120" w:line="260" w:lineRule="auto"/>
+        <w:t>Enquanto o status estiver "Pactuado", todos os demais campos do relatorio (ficha do programa, indicadores, projetos vinculados) ficam bloqueados para edicao - inclusive para o Admin - ate que o Gate 2 seja reaberto (status voltar para "Pendente de pactuacao").</w:t>
+      </w:r>
+    </w:p>
+    <w:p>
+      <w:pPr>
+        <w:spacing w:before="120" w:after="200" w:line="260" w:lineRule="auto"/>
+        <w:rPr>
+          <w:color w:val="1A1A1A"/>
+          <w:sz w:val="22"/>
+        </w:rPr>
+      </w:pPr>
+    </w:p>
+    <w:p>
+      <w:pPr>
+        <w:spacing w:before="360" w:line="260" w:lineRule="auto"/>
+        <w:rPr>
+          <w:b/>
+          <w:color w:val="1A1A1A"/>
+          <w:sz w:val="32"/>
+        </w:rPr>
+      </w:pPr>
+      <w:r>
+        <w:rPr>
+          <w:b/>
+          <w:color w:val="1A1A1A"/>
+          <w:sz w:val="32"/>
+        </w:rPr>
+        <w:t>5. Restricao por equipe do projeto</w:t>
+      </w:r>
+    </w:p>
+    <w:p>
+      <w:pPr>
+        <w:spacing w:before="360" w:line="280" w:lineRule="auto"/>
+        <w:rPr>
+          <w:color w:val="1A1A1A"/>
+          <w:sz w:val="22"/>
+        </w:rPr>
+      </w:pPr>
+      <w:r>
+        <w:rPr>
+          <w:color w:val="1A1A1A"/>
+          <w:sz w:val="22"/>
+        </w:rPr>
+        <w:t>Varios formularios exigem vincular o registro a um "Projeto vinculado" (um projeto ja Aprovado no Gate 1). Nesses formularios, apenas quem faz parte da equipe daquele projeto especifico - ou um Admin - pode criar ou editar um registro vinculado a ele.</w:t>
+      </w:r>
+    </w:p>
+    <w:p>
+      <w:pPr>
+        <w:spacing w:before="240" w:after="120" w:line="280" w:lineRule="auto"/>
         <w:rPr>
           <w:b/>
           <w:color w:val="B91D2E"/>
@@ -2589,7 +2545,7 @@
           <w:color w:val="B91D2E"/>
           <w:sz w:val="26"/>
         </w:rPr>
-        <w:t>5.2 Como funciona</w:t>
+        <w:t>5.1 Formularios com essa restricao</w:t>
       </w:r>
     </w:p>
     <w:p>
@@ -2605,7 +2561,7 @@
           <w:color w:val="1A1A1A"/>
           <w:sz w:val="22"/>
         </w:rPr>
-        <w:t>Ao selecionar um projeto no campo "Projeto vinculado":</w:t>
+        <w:t>Aplicada nos 7 formularios que usam o conceito de "equipe por projeto":</w:t>
       </w:r>
     </w:p>
     <w:p>
@@ -2627,7 +2583,7 @@
           <w:color w:val="1A1A1A"/>
           <w:sz w:val="22"/>
         </w:rPr>
-        <w:t>Se a pessoa nao for da equipe daquele projeto (e nao for Admin), aparece um aviso na tela e o botao de enviar/registrar fica desabilitado.</w:t>
+        <w:t>Canvas de Projeto</w:t>
       </w:r>
     </w:p>
     <w:p>
@@ -2649,7 +2605,7 @@
           <w:color w:val="1A1A1A"/>
           <w:sz w:val="22"/>
         </w:rPr>
-        <w:t>Mesmo que o botao seja habilitado por algum outro meio, o envio e bloqueado no momento de salvar, com a mensagem "Voce nao faz parte da equipe deste projeto."</w:t>
+        <w:t>TAP - Termo de Abertura de Projeto</w:t>
       </w:r>
     </w:p>
     <w:p>
@@ -2671,7 +2627,95 @@
           <w:color w:val="1A1A1A"/>
           <w:sz w:val="22"/>
         </w:rPr>
-        <w:t>A equipe de cada projeto e definida pelo Admin, na pagina de Administracao, aba Equipes.</w:t>
+        <w:t>Planejamento e Desenvolvimento de Projeto</w:t>
+      </w:r>
+    </w:p>
+    <w:p>
+      <w:pPr>
+        <w:pStyle w:val="PargrafodaLista"/>
+        <w:numPr>
+          <w:ilvl w:val="0"/>
+          <w:numId w:val="18"/>
+        </w:numPr>
+        <w:spacing w:before="240" w:after="80" w:line="260" w:lineRule="auto"/>
+        <w:ind w:left="700"/>
+        <w:rPr>
+          <w:color w:val="1A1A1A"/>
+          <w:sz w:val="22"/>
+        </w:rPr>
+      </w:pPr>
+      <w:r>
+        <w:rPr>
+          <w:color w:val="1A1A1A"/>
+          <w:sz w:val="22"/>
+        </w:rPr>
+        <w:t>EAP - Estrutura Analitica de Projeto</w:t>
+      </w:r>
+    </w:p>
+    <w:p>
+      <w:pPr>
+        <w:pStyle w:val="PargrafodaLista"/>
+        <w:numPr>
+          <w:ilvl w:val="0"/>
+          <w:numId w:val="18"/>
+        </w:numPr>
+        <w:spacing w:before="240" w:after="80" w:line="260" w:lineRule="auto"/>
+        <w:ind w:left="700"/>
+        <w:rPr>
+          <w:color w:val="1A1A1A"/>
+          <w:sz w:val="22"/>
+        </w:rPr>
+      </w:pPr>
+      <w:r>
+        <w:rPr>
+          <w:color w:val="1A1A1A"/>
+          <w:sz w:val="22"/>
+        </w:rPr>
+        <w:t>SMP - Solicitacao de Mudanca de Projeto</w:t>
+      </w:r>
+    </w:p>
+    <w:p>
+      <w:pPr>
+        <w:pStyle w:val="PargrafodaLista"/>
+        <w:numPr>
+          <w:ilvl w:val="0"/>
+          <w:numId w:val="18"/>
+        </w:numPr>
+        <w:spacing w:before="240" w:after="80" w:line="260" w:lineRule="auto"/>
+        <w:ind w:left="700"/>
+        <w:rPr>
+          <w:color w:val="1A1A1A"/>
+          <w:sz w:val="22"/>
+        </w:rPr>
+      </w:pPr>
+      <w:r>
+        <w:rPr>
+          <w:color w:val="1A1A1A"/>
+          <w:sz w:val="22"/>
+        </w:rPr>
+        <w:t>TEP - Termo de Encerramento de Projeto</w:t>
+      </w:r>
+    </w:p>
+    <w:p>
+      <w:pPr>
+        <w:pStyle w:val="PargrafodaLista"/>
+        <w:numPr>
+          <w:ilvl w:val="0"/>
+          <w:numId w:val="18"/>
+        </w:numPr>
+        <w:spacing w:before="240" w:after="80" w:line="260" w:lineRule="auto"/>
+        <w:ind w:left="700"/>
+        <w:rPr>
+          <w:color w:val="1A1A1A"/>
+          <w:sz w:val="22"/>
+        </w:rPr>
+      </w:pPr>
+      <w:r>
+        <w:rPr>
+          <w:color w:val="1A1A1A"/>
+          <w:sz w:val="22"/>
+        </w:rPr>
+        <w:t>RLA - Registro de Licoes Aprendidas</w:t>
       </w:r>
     </w:p>
     <w:p>
@@ -2689,6 +2733,106 @@
           <w:color w:val="B91D2E"/>
           <w:sz w:val="26"/>
         </w:rPr>
+        <w:t>5.2 Como funciona</w:t>
+      </w:r>
+    </w:p>
+    <w:p>
+      <w:pPr>
+        <w:spacing w:before="240" w:line="280" w:lineRule="auto"/>
+        <w:rPr>
+          <w:color w:val="1A1A1A"/>
+          <w:sz w:val="22"/>
+        </w:rPr>
+      </w:pPr>
+      <w:r>
+        <w:rPr>
+          <w:color w:val="1A1A1A"/>
+          <w:sz w:val="22"/>
+        </w:rPr>
+        <w:t>Ao selecionar um projeto no campo "Projeto vinculado":</w:t>
+      </w:r>
+    </w:p>
+    <w:p>
+      <w:pPr>
+        <w:pStyle w:val="PargrafodaLista"/>
+        <w:numPr>
+          <w:ilvl w:val="0"/>
+          <w:numId w:val="19"/>
+        </w:numPr>
+        <w:spacing w:before="240" w:after="80" w:line="260" w:lineRule="auto"/>
+        <w:ind w:left="700"/>
+        <w:rPr>
+          <w:color w:val="1A1A1A"/>
+          <w:sz w:val="22"/>
+        </w:rPr>
+      </w:pPr>
+      <w:r>
+        <w:rPr>
+          <w:color w:val="1A1A1A"/>
+          <w:sz w:val="22"/>
+        </w:rPr>
+        <w:t>Se a pessoa nao for da equipe daquele projeto (e nao for Admin), aparece um aviso na tela e o botao de enviar/registrar fica desabilitado.</w:t>
+      </w:r>
+    </w:p>
+    <w:p>
+      <w:pPr>
+        <w:pStyle w:val="PargrafodaLista"/>
+        <w:numPr>
+          <w:ilvl w:val="0"/>
+          <w:numId w:val="19"/>
+        </w:numPr>
+        <w:spacing w:before="240" w:after="80" w:line="260" w:lineRule="auto"/>
+        <w:ind w:left="700"/>
+        <w:rPr>
+          <w:color w:val="1A1A1A"/>
+          <w:sz w:val="22"/>
+        </w:rPr>
+      </w:pPr>
+      <w:r>
+        <w:rPr>
+          <w:color w:val="1A1A1A"/>
+          <w:sz w:val="22"/>
+        </w:rPr>
+        <w:t>Mesmo que o botao seja habilitado por algum outro meio, o envio e bloqueado no momento de salvar, com a mensagem "Voce nao faz parte da equipe deste projeto."</w:t>
+      </w:r>
+    </w:p>
+    <w:p>
+      <w:pPr>
+        <w:pStyle w:val="PargrafodaLista"/>
+        <w:numPr>
+          <w:ilvl w:val="0"/>
+          <w:numId w:val="19"/>
+        </w:numPr>
+        <w:spacing w:before="240" w:after="80" w:line="260" w:lineRule="auto"/>
+        <w:ind w:left="700"/>
+        <w:rPr>
+          <w:color w:val="1A1A1A"/>
+          <w:sz w:val="22"/>
+        </w:rPr>
+      </w:pPr>
+      <w:r>
+        <w:rPr>
+          <w:color w:val="1A1A1A"/>
+          <w:sz w:val="22"/>
+        </w:rPr>
+        <w:t>A equipe de cada projeto e definida pelo Admin, na pagina de Administracao, aba Equipes.</w:t>
+      </w:r>
+    </w:p>
+    <w:p>
+      <w:pPr>
+        <w:spacing w:before="240" w:after="120" w:line="260" w:lineRule="auto"/>
+        <w:rPr>
+          <w:b/>
+          <w:color w:val="B91D2E"/>
+          <w:sz w:val="26"/>
+        </w:rPr>
+      </w:pPr>
+      <w:r>
+        <w:rPr>
+          <w:b/>
+          <w:color w:val="B91D2E"/>
+          <w:sz w:val="26"/>
+        </w:rPr>
         <w:t>5.3 Formularios sem essa restricao</w:t>
       </w:r>
     </w:p>
@@ -2705,6 +2849,7 @@
           <w:color w:val="1A1A1A"/>
           <w:sz w:val="22"/>
         </w:rPr>
+        <w:lastRenderedPageBreak/>
         <w:t>Os demais formularios nao usam o conceito de equipe por projeto - qualquer usuario autenticado pode criar/editar/excluir registros neles, sujeito apenas as regras de papel e (quando aplicavel) as regras especificas ja descritas nas secoes 2 e 4:</w:t>
       </w:r>
     </w:p>
@@ -2713,7 +2858,7 @@
         <w:pStyle w:val="PargrafodaLista"/>
         <w:numPr>
           <w:ilvl w:val="0"/>
-          <w:numId w:val="19"/>
+          <w:numId w:val="20"/>
         </w:numPr>
         <w:spacing w:before="240" w:after="80" w:line="260" w:lineRule="auto"/>
         <w:ind w:left="700"/>
@@ -2735,7 +2880,7 @@
         <w:pStyle w:val="PargrafodaLista"/>
         <w:numPr>
           <w:ilvl w:val="0"/>
-          <w:numId w:val="19"/>
+          <w:numId w:val="20"/>
         </w:numPr>
         <w:spacing w:before="240" w:after="80" w:line="260" w:lineRule="auto"/>
         <w:ind w:left="700"/>
@@ -2757,7 +2902,7 @@
         <w:pStyle w:val="PargrafodaLista"/>
         <w:numPr>
           <w:ilvl w:val="0"/>
-          <w:numId w:val="19"/>
+          <w:numId w:val="20"/>
         </w:numPr>
         <w:spacing w:before="240" w:after="80" w:line="260" w:lineRule="auto"/>
         <w:ind w:left="700"/>
@@ -2779,7 +2924,7 @@
         <w:pStyle w:val="PargrafodaLista"/>
         <w:numPr>
           <w:ilvl w:val="0"/>
-          <w:numId w:val="19"/>
+          <w:numId w:val="20"/>
         </w:numPr>
         <w:spacing w:before="240" w:after="80" w:line="260" w:lineRule="auto"/>
         <w:ind w:left="700"/>
@@ -2801,7 +2946,7 @@
         <w:pStyle w:val="PargrafodaLista"/>
         <w:numPr>
           <w:ilvl w:val="0"/>
-          <w:numId w:val="19"/>
+          <w:numId w:val="20"/>
         </w:numPr>
         <w:spacing w:before="240" w:after="80" w:line="260" w:lineRule="auto"/>
         <w:ind w:left="700"/>
@@ -3013,7 +3158,6 @@
                 <w:color w:val="1A1A1A"/>
                 <w:sz w:val="19"/>
               </w:rPr>
-              <w:lastRenderedPageBreak/>
               <w:t>Solicitacao de Demanda</w:t>
             </w:r>
           </w:p>
@@ -3658,6 +3802,7 @@
                 <w:color w:val="1A1A1A"/>
                 <w:sz w:val="19"/>
               </w:rPr>
+              <w:lastRenderedPageBreak/>
               <w:t>Plano de Comunicacao</w:t>
             </w:r>
           </w:p>
@@ -4420,7 +4565,7 @@
 <file path=word/numbering.xml><?xml version="1.0" encoding="utf-8"?>
 <w:numbering xmlns:wpc="http://schemas.microsoft.com/office/word/2010/wordprocessingCanvas" xmlns:cx="http://schemas.microsoft.com/office/drawing/2014/chartex" xmlns:cx1="http://schemas.microsoft.com/office/drawing/2015/9/8/chartex" xmlns:cx2="http://schemas.microsoft.com/office/drawing/2015/10/21/chartex" xmlns:cx3="http://schemas.microsoft.com/office/drawing/2016/5/9/chartex" xmlns:cx4="http://schemas.microsoft.com/office/drawing/2016/5/10/chartex" xmlns:cx5="http://schemas.microsoft.com/office/drawing/2016/5/11/chartex" xmlns:cx6="http://schemas.microsoft.com/office/drawing/2016/5/12/chartex" xmlns:cx7="http://schemas.microsoft.com/office/drawing/2016/5/13/chartex" xmlns:cx8="http://schemas.microsoft.com/office/drawing/2016/5/14/chartex" xmlns:mc="http://schemas.openxmlformats.org/markup-compatibility/2006" xmlns:aink="http://schemas.microsoft.com/office/drawing/2016/ink" xmlns:am3d="http://schemas.microsoft.com/office/drawing/2017/model3d" xmlns:o="urn:schemas-microsoft-com:office:office" xmlns:oel="http://schemas.microsoft.com/office/2019/extlst" xmlns:r="http://schemas.openxmlformats.org/officeDocument/2006/relationships" xmlns:m="http://schemas.openxmlformats.org/officeDocument/2006/math" xmlns:v="urn:schemas-microsoft-com:vml" xmlns:wp14="http://schemas.microsoft.com/office/word/2010/wordprocessingDrawing" xmlns:wp="http://schemas.openxmlformats.org/drawingml/2006/wordprocessingDrawing" xmlns:w10="urn:schemas-microsoft-com:office:word" xmlns:w="http://schemas.openxmlformats.org/wordprocessingml/2006/main" xmlns:w14="http://schemas.microsoft.com/office/word/2010/wordml" xmlns:w15="http://schemas.microsoft.com/office/word/2012/wordml" xmlns:w16cei="http://schemas.microsoft.com/office/word/2026/wordml/cei" xmlns:w16cex="http://schemas.microsoft.com/office/word/2018/wordml/cex" xmlns:w16cid="http://schemas.microsoft.com/office/word/2016/wordml/cid" xmlns:w16="http://schemas.microsoft.com/office/word/2018/wordml" xmlns:w16du="http://schemas.microsoft.com/office/word/2023/wordml/word16du" xmlns:w16sdtdh="http://schemas.microsoft.com/office/word/2020/wordml/sdtdatahash" xmlns:w16sdtfl="http://schemas.microsoft.com/office/word/2024/wordml/sdtformatlock" xmlns:w16se="http://schemas.microsoft.com/office/word/2015/wordml/symex" xmlns:wpg="http://schemas.microsoft.com/office/word/2010/wordprocessingGroup" xmlns:wpi="http://schemas.microsoft.com/office/word/2010/wordprocessingInk" xmlns:wne="http://schemas.microsoft.com/office/word/2006/wordml" xmlns:wps="http://schemas.microsoft.com/office/word/2010/wordprocessingShape" mc:Ignorable="w14 w15 w16se w16cid w16 w16cex w16sdtdh w16sdtfl w16du wp14">
   <w:abstractNum w:abstractNumId="0" w15:restartNumberingAfterBreak="0">
-    <w:nsid w:val="190D49BE"/>
+    <w:nsid w:val="07AB68EE"/>
     <w:multiLevelType w:val="singleLevel"/>
     <w:tmpl w:val="04160001"/>
     <w:lvl w:ilvl="0">
@@ -4437,7 +4582,7 @@
     </w:lvl>
   </w:abstractNum>
   <w:abstractNum w:abstractNumId="1" w15:restartNumberingAfterBreak="0">
-    <w:nsid w:val="19300081"/>
+    <w:nsid w:val="0DAB1C4D"/>
     <w:multiLevelType w:val="singleLevel"/>
     <w:tmpl w:val="04160001"/>
     <w:lvl w:ilvl="0">
@@ -4454,7 +4599,7 @@
     </w:lvl>
   </w:abstractNum>
   <w:abstractNum w:abstractNumId="2" w15:restartNumberingAfterBreak="0">
-    <w:nsid w:val="21C653FB"/>
+    <w:nsid w:val="13427408"/>
     <w:multiLevelType w:val="singleLevel"/>
     <w:tmpl w:val="04160001"/>
     <w:lvl w:ilvl="0">
@@ -4471,7 +4616,7 @@
     </w:lvl>
   </w:abstractNum>
   <w:abstractNum w:abstractNumId="3" w15:restartNumberingAfterBreak="0">
-    <w:nsid w:val="23482A19"/>
+    <w:nsid w:val="16334F15"/>
     <w:multiLevelType w:val="singleLevel"/>
     <w:tmpl w:val="04160001"/>
     <w:lvl w:ilvl="0">
@@ -4488,7 +4633,7 @@
     </w:lvl>
   </w:abstractNum>
   <w:abstractNum w:abstractNumId="4" w15:restartNumberingAfterBreak="0">
-    <w:nsid w:val="32E37B5E"/>
+    <w:nsid w:val="179021CD"/>
     <w:multiLevelType w:val="singleLevel"/>
     <w:tmpl w:val="04160001"/>
     <w:lvl w:ilvl="0">
@@ -4505,7 +4650,7 @@
     </w:lvl>
   </w:abstractNum>
   <w:abstractNum w:abstractNumId="5" w15:restartNumberingAfterBreak="0">
-    <w:nsid w:val="34600636"/>
+    <w:nsid w:val="224149D9"/>
     <w:multiLevelType w:val="singleLevel"/>
     <w:tmpl w:val="04160001"/>
     <w:lvl w:ilvl="0">
@@ -4522,7 +4667,7 @@
     </w:lvl>
   </w:abstractNum>
   <w:abstractNum w:abstractNumId="6" w15:restartNumberingAfterBreak="0">
-    <w:nsid w:val="3621559E"/>
+    <w:nsid w:val="27BD341F"/>
     <w:multiLevelType w:val="singleLevel"/>
     <w:tmpl w:val="04160001"/>
     <w:lvl w:ilvl="0">
@@ -4539,7 +4684,7 @@
     </w:lvl>
   </w:abstractNum>
   <w:abstractNum w:abstractNumId="7" w15:restartNumberingAfterBreak="0">
-    <w:nsid w:val="410C2709"/>
+    <w:nsid w:val="2D1F419D"/>
     <w:multiLevelType w:val="singleLevel"/>
     <w:tmpl w:val="04160001"/>
     <w:lvl w:ilvl="0">
@@ -4556,7 +4701,7 @@
     </w:lvl>
   </w:abstractNum>
   <w:abstractNum w:abstractNumId="8" w15:restartNumberingAfterBreak="0">
-    <w:nsid w:val="48593D4A"/>
+    <w:nsid w:val="30EC0A60"/>
     <w:multiLevelType w:val="singleLevel"/>
     <w:tmpl w:val="04160001"/>
     <w:lvl w:ilvl="0">
@@ -4573,7 +4718,7 @@
     </w:lvl>
   </w:abstractNum>
   <w:abstractNum w:abstractNumId="9" w15:restartNumberingAfterBreak="0">
-    <w:nsid w:val="5AC03497"/>
+    <w:nsid w:val="36A46DB0"/>
     <w:multiLevelType w:val="singleLevel"/>
     <w:tmpl w:val="04160001"/>
     <w:lvl w:ilvl="0">
@@ -4590,7 +4735,7 @@
     </w:lvl>
   </w:abstractNum>
   <w:abstractNum w:abstractNumId="10" w15:restartNumberingAfterBreak="0">
-    <w:nsid w:val="605E53D2"/>
+    <w:nsid w:val="42DB7E46"/>
     <w:multiLevelType w:val="singleLevel"/>
     <w:tmpl w:val="04160001"/>
     <w:lvl w:ilvl="0">
@@ -4607,7 +4752,7 @@
     </w:lvl>
   </w:abstractNum>
   <w:abstractNum w:abstractNumId="11" w15:restartNumberingAfterBreak="0">
-    <w:nsid w:val="678B7A55"/>
+    <w:nsid w:val="43C46C0E"/>
     <w:multiLevelType w:val="singleLevel"/>
     <w:tmpl w:val="04160001"/>
     <w:lvl w:ilvl="0">
@@ -4624,7 +4769,7 @@
     </w:lvl>
   </w:abstractNum>
   <w:abstractNum w:abstractNumId="12" w15:restartNumberingAfterBreak="0">
-    <w:nsid w:val="69AC413B"/>
+    <w:nsid w:val="4A8225A4"/>
     <w:multiLevelType w:val="singleLevel"/>
     <w:tmpl w:val="04160001"/>
     <w:lvl w:ilvl="0">
@@ -4641,7 +4786,7 @@
     </w:lvl>
   </w:abstractNum>
   <w:abstractNum w:abstractNumId="13" w15:restartNumberingAfterBreak="0">
-    <w:nsid w:val="6E487F11"/>
+    <w:nsid w:val="4E6F4EC0"/>
     <w:multiLevelType w:val="singleLevel"/>
     <w:tmpl w:val="04160001"/>
     <w:lvl w:ilvl="0">
@@ -4658,7 +4803,7 @@
     </w:lvl>
   </w:abstractNum>
   <w:abstractNum w:abstractNumId="14" w15:restartNumberingAfterBreak="0">
-    <w:nsid w:val="70FE0E0D"/>
+    <w:nsid w:val="57924108"/>
     <w:multiLevelType w:val="singleLevel"/>
     <w:tmpl w:val="04160001"/>
     <w:lvl w:ilvl="0">
@@ -4675,7 +4820,7 @@
     </w:lvl>
   </w:abstractNum>
   <w:abstractNum w:abstractNumId="15" w15:restartNumberingAfterBreak="0">
-    <w:nsid w:val="72882E70"/>
+    <w:nsid w:val="5C434095"/>
     <w:multiLevelType w:val="singleLevel"/>
     <w:tmpl w:val="04160001"/>
     <w:lvl w:ilvl="0">
@@ -4692,7 +4837,7 @@
     </w:lvl>
   </w:abstractNum>
   <w:abstractNum w:abstractNumId="16" w15:restartNumberingAfterBreak="0">
-    <w:nsid w:val="736E0EB6"/>
+    <w:nsid w:val="63115F43"/>
     <w:multiLevelType w:val="singleLevel"/>
     <w:tmpl w:val="04160001"/>
     <w:lvl w:ilvl="0">
@@ -4709,7 +4854,7 @@
     </w:lvl>
   </w:abstractNum>
   <w:abstractNum w:abstractNumId="17" w15:restartNumberingAfterBreak="0">
-    <w:nsid w:val="73D177D2"/>
+    <w:nsid w:val="68AE1E9D"/>
     <w:multiLevelType w:val="singleLevel"/>
     <w:tmpl w:val="04160001"/>
     <w:lvl w:ilvl="0">
@@ -4726,7 +4871,7 @@
     </w:lvl>
   </w:abstractNum>
   <w:abstractNum w:abstractNumId="18" w15:restartNumberingAfterBreak="0">
-    <w:nsid w:val="77485FB5"/>
+    <w:nsid w:val="726135FB"/>
     <w:multiLevelType w:val="singleLevel"/>
     <w:tmpl w:val="04160001"/>
     <w:lvl w:ilvl="0">
@@ -4742,62 +4887,82 @@
       </w:rPr>
     </w:lvl>
   </w:abstractNum>
-  <w:num w:numId="1" w16cid:durableId="41254115">
+  <w:abstractNum w:abstractNumId="19" w15:restartNumberingAfterBreak="0">
+    <w:nsid w:val="77652F69"/>
+    <w:multiLevelType w:val="singleLevel"/>
+    <w:tmpl w:val="04160001"/>
+    <w:lvl w:ilvl="0">
+      <w:start w:val="1"/>
+      <w:numFmt w:val="bullet"/>
+      <w:lvlText w:val=""/>
+      <w:lvlJc w:val="left"/>
+      <w:pPr>
+        <w:ind w:left="720" w:hanging="360"/>
+      </w:pPr>
+      <w:rPr>
+        <w:rFonts w:ascii="Symbol" w:hAnsi="Symbol" w:hint="default"/>
+      </w:rPr>
+    </w:lvl>
+  </w:abstractNum>
+  <w:num w:numId="1" w16cid:durableId="13925628">
+    <w:abstractNumId w:val="2"/>
+  </w:num>
+  <w:num w:numId="2" w16cid:durableId="1305232854">
+    <w:abstractNumId w:val="19"/>
+  </w:num>
+  <w:num w:numId="3" w16cid:durableId="1202667569">
+    <w:abstractNumId w:val="16"/>
+  </w:num>
+  <w:num w:numId="4" w16cid:durableId="1099714616">
+    <w:abstractNumId w:val="6"/>
+  </w:num>
+  <w:num w:numId="5" w16cid:durableId="48581303">
+    <w:abstractNumId w:val="4"/>
+  </w:num>
+  <w:num w:numId="6" w16cid:durableId="2141681428">
+    <w:abstractNumId w:val="1"/>
+  </w:num>
+  <w:num w:numId="7" w16cid:durableId="606547548">
+    <w:abstractNumId w:val="7"/>
+  </w:num>
+  <w:num w:numId="8" w16cid:durableId="1023938762">
+    <w:abstractNumId w:val="12"/>
+  </w:num>
+  <w:num w:numId="9" w16cid:durableId="452099176">
+    <w:abstractNumId w:val="18"/>
+  </w:num>
+  <w:num w:numId="10" w16cid:durableId="1875265027">
+    <w:abstractNumId w:val="5"/>
+  </w:num>
+  <w:num w:numId="11" w16cid:durableId="1134103534">
+    <w:abstractNumId w:val="14"/>
+  </w:num>
+  <w:num w:numId="12" w16cid:durableId="1519809209">
+    <w:abstractNumId w:val="17"/>
+  </w:num>
+  <w:num w:numId="13" w16cid:durableId="147484343">
     <w:abstractNumId w:val="11"/>
   </w:num>
-  <w:num w:numId="2" w16cid:durableId="1703626299">
+  <w:num w:numId="14" w16cid:durableId="751001151">
+    <w:abstractNumId w:val="13"/>
+  </w:num>
+  <w:num w:numId="15" w16cid:durableId="849561386">
+    <w:abstractNumId w:val="15"/>
+  </w:num>
+  <w:num w:numId="16" w16cid:durableId="850920732">
+    <w:abstractNumId w:val="8"/>
+  </w:num>
+  <w:num w:numId="17" w16cid:durableId="1650667641">
+    <w:abstractNumId w:val="10"/>
+  </w:num>
+  <w:num w:numId="18" w16cid:durableId="587352769">
+    <w:abstractNumId w:val="3"/>
+  </w:num>
+  <w:num w:numId="19" w16cid:durableId="1170097182">
     <w:abstractNumId w:val="0"/>
   </w:num>
-  <w:num w:numId="3" w16cid:durableId="1594319604">
-    <w:abstractNumId w:val="16"/>
-  </w:num>
-  <w:num w:numId="4" w16cid:durableId="103690401">
-    <w:abstractNumId w:val="8"/>
-  </w:num>
-  <w:num w:numId="5" w16cid:durableId="1543596735">
-    <w:abstractNumId w:val="17"/>
-  </w:num>
-  <w:num w:numId="6" w16cid:durableId="603997168">
-    <w:abstractNumId w:val="1"/>
-  </w:num>
-  <w:num w:numId="7" w16cid:durableId="948050740">
-    <w:abstractNumId w:val="10"/>
-  </w:num>
-  <w:num w:numId="8" w16cid:durableId="508063699">
-    <w:abstractNumId w:val="7"/>
-  </w:num>
-  <w:num w:numId="9" w16cid:durableId="4671366">
-    <w:abstractNumId w:val="4"/>
-  </w:num>
-  <w:num w:numId="10" w16cid:durableId="1371372641">
-    <w:abstractNumId w:val="13"/>
-  </w:num>
-  <w:num w:numId="11" w16cid:durableId="1853451279">
+  <w:num w:numId="20" w16cid:durableId="2080707599">
     <w:abstractNumId w:val="9"/>
-  </w:num>
-  <w:num w:numId="12" w16cid:durableId="923341260">
-    <w:abstractNumId w:val="12"/>
-  </w:num>
-  <w:num w:numId="13" w16cid:durableId="191042502">
-    <w:abstractNumId w:val="6"/>
-  </w:num>
-  <w:num w:numId="14" w16cid:durableId="1747265875">
-    <w:abstractNumId w:val="2"/>
-  </w:num>
-  <w:num w:numId="15" w16cid:durableId="1642225230">
-    <w:abstractNumId w:val="3"/>
-  </w:num>
-  <w:num w:numId="16" w16cid:durableId="2025352196">
-    <w:abstractNumId w:val="5"/>
-  </w:num>
-  <w:num w:numId="17" w16cid:durableId="477234825">
-    <w:abstractNumId w:val="15"/>
-  </w:num>
-  <w:num w:numId="18" w16cid:durableId="11303740">
-    <w:abstractNumId w:val="18"/>
-  </w:num>
-  <w:num w:numId="19" w16cid:durableId="383987447">
-    <w:abstractNumId w:val="14"/>
   </w:num>
 </w:numbering>
 </file>
@@ -5210,7 +5375,7 @@
     <w:link w:val="Ttulo1Char"/>
     <w:uiPriority w:val="9"/>
     <w:qFormat/>
-    <w:rsid w:val="00B56F43"/>
+    <w:rsid w:val="001372CA"/>
     <w:pPr>
       <w:keepNext/>
       <w:keepLines/>
@@ -5233,7 +5398,7 @@
     <w:semiHidden/>
     <w:unhideWhenUsed/>
     <w:qFormat/>
-    <w:rsid w:val="00B56F43"/>
+    <w:rsid w:val="001372CA"/>
     <w:pPr>
       <w:keepNext/>
       <w:keepLines/>
@@ -5256,7 +5421,7 @@
     <w:semiHidden/>
     <w:unhideWhenUsed/>
     <w:qFormat/>
-    <w:rsid w:val="00B56F43"/>
+    <w:rsid w:val="001372CA"/>
     <w:pPr>
       <w:keepNext/>
       <w:keepLines/>
@@ -5279,7 +5444,7 @@
     <w:semiHidden/>
     <w:unhideWhenUsed/>
     <w:qFormat/>
-    <w:rsid w:val="00B56F43"/>
+    <w:rsid w:val="001372CA"/>
     <w:pPr>
       <w:keepNext/>
       <w:keepLines/>
@@ -5302,7 +5467,7 @@
     <w:semiHidden/>
     <w:unhideWhenUsed/>
     <w:qFormat/>
-    <w:rsid w:val="00B56F43"/>
+    <w:rsid w:val="001372CA"/>
     <w:pPr>
       <w:keepNext/>
       <w:keepLines/>
@@ -5323,7 +5488,7 @@
     <w:semiHidden/>
     <w:unhideWhenUsed/>
     <w:qFormat/>
-    <w:rsid w:val="00B56F43"/>
+    <w:rsid w:val="001372CA"/>
     <w:pPr>
       <w:keepNext/>
       <w:keepLines/>
@@ -5346,7 +5511,7 @@
     <w:semiHidden/>
     <w:unhideWhenUsed/>
     <w:qFormat/>
-    <w:rsid w:val="00B56F43"/>
+    <w:rsid w:val="001372CA"/>
     <w:pPr>
       <w:keepNext/>
       <w:keepLines/>
@@ -5367,7 +5532,7 @@
     <w:semiHidden/>
     <w:unhideWhenUsed/>
     <w:qFormat/>
-    <w:rsid w:val="00B56F43"/>
+    <w:rsid w:val="001372CA"/>
     <w:pPr>
       <w:keepNext/>
       <w:keepLines/>
@@ -5390,7 +5555,7 @@
     <w:semiHidden/>
     <w:unhideWhenUsed/>
     <w:qFormat/>
-    <w:rsid w:val="00B56F43"/>
+    <w:rsid w:val="001372CA"/>
     <w:pPr>
       <w:keepNext/>
       <w:keepLines/>
@@ -5434,7 +5599,7 @@
     <w:basedOn w:val="Fontepargpadro"/>
     <w:link w:val="Ttulo1"/>
     <w:uiPriority w:val="9"/>
-    <w:rsid w:val="00B56F43"/>
+    <w:rsid w:val="001372CA"/>
     <w:rPr>
       <w:rFonts w:asciiTheme="majorHAnsi" w:eastAsiaTheme="majorEastAsia" w:hAnsiTheme="majorHAnsi" w:cstheme="majorBidi"/>
       <w:color w:val="0F4761" w:themeColor="accent1" w:themeShade="BF"/>
@@ -5448,7 +5613,7 @@
     <w:link w:val="Ttulo2"/>
     <w:uiPriority w:val="9"/>
     <w:semiHidden/>
-    <w:rsid w:val="00B56F43"/>
+    <w:rsid w:val="001372CA"/>
     <w:rPr>
       <w:rFonts w:asciiTheme="majorHAnsi" w:eastAsiaTheme="majorEastAsia" w:hAnsiTheme="majorHAnsi" w:cstheme="majorBidi"/>
       <w:color w:val="0F4761" w:themeColor="accent1" w:themeShade="BF"/>
@@ -5462,7 +5627,7 @@
     <w:link w:val="Ttulo3"/>
     <w:uiPriority w:val="9"/>
     <w:semiHidden/>
-    <w:rsid w:val="00B56F43"/>
+    <w:rsid w:val="001372CA"/>
     <w:rPr>
       <w:rFonts w:eastAsiaTheme="majorEastAsia" w:cstheme="majorBidi"/>
       <w:color w:val="0F4761" w:themeColor="accent1" w:themeShade="BF"/>
@@ -5476,7 +5641,7 @@
     <w:link w:val="Ttulo4"/>
     <w:uiPriority w:val="9"/>
     <w:semiHidden/>
-    <w:rsid w:val="00B56F43"/>
+    <w:rsid w:val="001372CA"/>
     <w:rPr>
       <w:rFonts w:eastAsiaTheme="majorEastAsia" w:cstheme="majorBidi"/>
       <w:i/>
@@ -5490,7 +5655,7 @@
     <w:link w:val="Ttulo5"/>
     <w:uiPriority w:val="9"/>
     <w:semiHidden/>
-    <w:rsid w:val="00B56F43"/>
+    <w:rsid w:val="001372CA"/>
     <w:rPr>
       <w:rFonts w:eastAsiaTheme="majorEastAsia" w:cstheme="majorBidi"/>
       <w:color w:val="0F4761" w:themeColor="accent1" w:themeShade="BF"/>
@@ -5502,7 +5667,7 @@
     <w:link w:val="Ttulo6"/>
     <w:uiPriority w:val="9"/>
     <w:semiHidden/>
-    <w:rsid w:val="00B56F43"/>
+    <w:rsid w:val="001372CA"/>
     <w:rPr>
       <w:rFonts w:eastAsiaTheme="majorEastAsia" w:cstheme="majorBidi"/>
       <w:i/>
@@ -5516,7 +5681,7 @@
     <w:link w:val="Ttulo7"/>
     <w:uiPriority w:val="9"/>
     <w:semiHidden/>
-    <w:rsid w:val="00B56F43"/>
+    <w:rsid w:val="001372CA"/>
     <w:rPr>
       <w:rFonts w:eastAsiaTheme="majorEastAsia" w:cstheme="majorBidi"/>
       <w:color w:val="595959" w:themeColor="text1" w:themeTint="A6"/>
@@ -5528,7 +5693,7 @@
     <w:link w:val="Ttulo8"/>
     <w:uiPriority w:val="9"/>
     <w:semiHidden/>
-    <w:rsid w:val="00B56F43"/>
+    <w:rsid w:val="001372CA"/>
     <w:rPr>
       <w:rFonts w:eastAsiaTheme="majorEastAsia" w:cstheme="majorBidi"/>
       <w:i/>
@@ -5542,7 +5707,7 @@
     <w:link w:val="Ttulo9"/>
     <w:uiPriority w:val="9"/>
     <w:semiHidden/>
-    <w:rsid w:val="00B56F43"/>
+    <w:rsid w:val="001372CA"/>
     <w:rPr>
       <w:rFonts w:eastAsiaTheme="majorEastAsia" w:cstheme="majorBidi"/>
       <w:color w:val="272727" w:themeColor="text1" w:themeTint="D8"/>
@@ -5555,7 +5720,7 @@
     <w:link w:val="TtuloChar"/>
     <w:uiPriority w:val="10"/>
     <w:qFormat/>
-    <w:rsid w:val="00B56F43"/>
+    <w:rsid w:val="001372CA"/>
     <w:pPr>
       <w:spacing w:after="80" w:line="240" w:lineRule="auto"/>
       <w:contextualSpacing/>
@@ -5573,7 +5738,7 @@
     <w:basedOn w:val="Fontepargpadro"/>
     <w:link w:val="Ttulo"/>
     <w:uiPriority w:val="10"/>
-    <w:rsid w:val="00B56F43"/>
+    <w:rsid w:val="001372CA"/>
     <w:rPr>
       <w:rFonts w:asciiTheme="majorHAnsi" w:eastAsiaTheme="majorEastAsia" w:hAnsiTheme="majorHAnsi" w:cstheme="majorBidi"/>
       <w:spacing w:val="-10"/>
@@ -5589,7 +5754,7 @@
     <w:link w:val="SubttuloChar"/>
     <w:uiPriority w:val="11"/>
     <w:qFormat/>
-    <w:rsid w:val="00B56F43"/>
+    <w:rsid w:val="001372CA"/>
     <w:pPr>
       <w:numPr>
         <w:ilvl w:val="1"/>
@@ -5608,7 +5773,7 @@
     <w:basedOn w:val="Fontepargpadro"/>
     <w:link w:val="Subttulo"/>
     <w:uiPriority w:val="11"/>
-    <w:rsid w:val="00B56F43"/>
+    <w:rsid w:val="001372CA"/>
     <w:rPr>
       <w:rFonts w:eastAsiaTheme="majorEastAsia" w:cstheme="majorBidi"/>
       <w:color w:val="595959" w:themeColor="text1" w:themeTint="A6"/>
@@ -5624,7 +5789,7 @@
     <w:link w:val="CitaoChar"/>
     <w:uiPriority w:val="29"/>
     <w:qFormat/>
-    <w:rsid w:val="00B56F43"/>
+    <w:rsid w:val="001372CA"/>
     <w:pPr>
       <w:spacing w:before="160"/>
       <w:jc w:val="center"/>
@@ -5640,7 +5805,7 @@
     <w:basedOn w:val="Fontepargpadro"/>
     <w:link w:val="Citao"/>
     <w:uiPriority w:val="29"/>
-    <w:rsid w:val="00B56F43"/>
+    <w:rsid w:val="001372CA"/>
     <w:rPr>
       <w:i/>
       <w:iCs/>
@@ -5652,7 +5817,7 @@
     <w:basedOn w:val="Normal"/>
     <w:uiPriority w:val="34"/>
     <w:qFormat/>
-    <w:rsid w:val="00B56F43"/>
+    <w:rsid w:val="001372CA"/>
     <w:pPr>
       <w:ind w:left="720"/>
       <w:contextualSpacing/>
@@ -5663,7 +5828,7 @@
     <w:basedOn w:val="Fontepargpadro"/>
     <w:uiPriority w:val="21"/>
     <w:qFormat/>
-    <w:rsid w:val="00B56F43"/>
+    <w:rsid w:val="001372CA"/>
     <w:rPr>
       <w:i/>
       <w:iCs/>
@@ -5677,7 +5842,7 @@
     <w:link w:val="CitaoIntensaChar"/>
     <w:uiPriority w:val="30"/>
     <w:qFormat/>
-    <w:rsid w:val="00B56F43"/>
+    <w:rsid w:val="001372CA"/>
     <w:pPr>
       <w:pBdr>
         <w:top w:val="single" w:sz="4" w:space="10" w:color="0F4761" w:themeColor="accent1" w:themeShade="BF"/>
@@ -5698,7 +5863,7 @@
     <w:basedOn w:val="Fontepargpadro"/>
     <w:link w:val="CitaoIntensa"/>
     <w:uiPriority w:val="30"/>
-    <w:rsid w:val="00B56F43"/>
+    <w:rsid w:val="001372CA"/>
     <w:rPr>
       <w:i/>
       <w:iCs/>
@@ -5710,7 +5875,7 @@
     <w:basedOn w:val="Fontepargpadro"/>
     <w:uiPriority w:val="32"/>
     <w:qFormat/>
-    <w:rsid w:val="00B56F43"/>
+    <w:rsid w:val="001372CA"/>
     <w:rPr>
       <w:b/>
       <w:bCs/>

--- a/Regras de Acesso e Permissoes - Sistema UNIALFA.docx
+++ b/Regras de Acesso e Permissoes - Sistema UNIALFA.docx
@@ -1969,7 +1969,7 @@
           <w:color w:val="B91D2E"/>
           <w:sz w:val="26"/>
         </w:rPr>
-        <w:t>3.9 Assistente de preenchimento por IA (Canvas e TAP)</w:t>
+        <w:t>3.9 Assistente de preenchimento por IA (Canvas, TAP, Planejamento e EAP)</w:t>
       </w:r>
     </w:p>
     <w:p>
@@ -1985,7 +1985,7 @@
           <w:color w:val="1A1A1A"/>
           <w:sz w:val="22"/>
         </w:rPr>
-        <w:t>O Canvas de Projeto e o TAP (Termo de Abertura de Projeto) tem um botao "Sugerir com IA", que aparece ao lado do seletor de projeto vinculado depois que um projeto e escolhido. Ele le os documentos ja registrados desse mesmo projeto - Solicitacao de Demanda e, no caso do TAP, tambem o Canvas - alem de todas as Atas de Reuniao vinculadas ao projeto, e usa a API da Claude (Anthropic) para sugerir o preenchimento dos campos ainda vazios. A sugestao nunca salva nada sozinha - o usuario sempre revisa e confirma antes de usar "Registrar"/"Salvar alteracoes", exatamente como ja funciona na importacao de transcricao da Ata (secao 3.5).</w:t>
+        <w:t>O Canvas de Projeto, o TAP (Termo de Abertura de Projeto), o Planejamento e Desenvolvimento de Projeto e a EAP tem um botao "Sugerir com IA", que aparece ao lado do seletor de projeto vinculado depois que um projeto e escolhido. Em cada formulario, o botao le os documentos anteriores ja registrados daquele mesmo projeto - seguindo a esteira (Demanda alimenta o Canvas; Canvas e Demanda alimentam o TAP; TAP e Canvas alimentam o Planejamento; TAP e Planejamento alimentam a EAP), sempre incluindo todas as Atas de Reuniao vinculadas ao projeto - e usa a API da Claude (Anthropic) para sugerir o preenchimento dos campos ainda vazios. A sugestao nunca salva nada sozinha - o usuario sempre revisa e confirma antes de usar "Registrar"/"Salvar alteracoes", exatamente como ja funciona na importacao de transcricao da Ata (secao 3.5).</w:t>
       </w:r>
     </w:p>
     <w:p>
@@ -2007,7 +2007,7 @@
           <w:color w:val="1A1A1A"/>
           <w:sz w:val="22"/>
         </w:rPr>
-        <w:t>Mesma logica de permissao das secoes 3.5/3.6: interruptor mestre em Administracao &gt; Configuracoes, desligado por padrao, valendo para todo mundo sem excecao, inclusive Admin.</w:t>
+        <w:t>Mesma logica de permissao das secoes 3.5/3.6: interruptor mestre em Administracao &gt; Configuracoes, desligado por padrao, valendo para todo mundo sem excecao, inclusive Admin - um unico interruptor cobre os 4 formularios.</w:t>
       </w:r>
     </w:p>
     <w:p>
@@ -2074,6 +2074,36 @@
           <w:sz w:val="22"/>
         </w:rPr>
         <w:t>So preenche campos vazios: um campo que o usuario ja digitou nunca e sobrescrito pela sugestao. Cada campo preenchido pela IA fica marcado com um selo "IA" ate ser editado, e uma linha no rodape lista os documentos usados como base da sugestao.</w:t>
+      </w:r>
+    </w:p>
+    <w:p>
+      <w:pPr>
+        <w:pStyle w:val="PargrafodaLista"/>
+        <w:numPr>
+          <w:ilvl w:val="0"/>
+          <w:numId w:val="14"/>
+        </w:numPr>
+        <w:spacing w:before="240" w:after="80" w:line="260" w:lineRule="auto"/>
+        <w:ind w:left="700"/>
+        <w:rPr>
+          <w:color w:val="1A1A1A"/>
+          <w:sz w:val="22"/>
+        </w:rPr>
+      </w:pPr>
+      <w:r>
+        <w:rPr>
+          <w:color w:val="1A1A1A"/>
+          <w:sz w:val="22"/>
+        </w:rPr>
+        <w:t xml:space="preserve">Na EAP, a sugestao so se aplica se a arvore inteira ainda estiver vazia (nenhum pacote de trabalho ou entrega com nome digitado) - se ja houver qualquer </w:t>
+      </w:r>
+      <w:r>
+        <w:rPr>
+          <w:color w:val="1A1A1A"/>
+          <w:sz w:val="22"/>
+        </w:rPr>
+        <w:lastRenderedPageBreak/>
+        <w:t>conteudo, a sugestao e recusada por completo, em vez de misturar pacotes existentes com sugeridos. A IA so propoe pacotes de trabalho (nivel 1) e entregas (nivel 2); nunca atividades (nivel 3).</w:t>
       </w:r>
     </w:p>
     <w:p>
@@ -2129,7 +2159,6 @@
           <w:color w:val="1A1A1A"/>
           <w:sz w:val="22"/>
         </w:rPr>
-        <w:lastRenderedPageBreak/>
         <w:t>A Solicitacao de Demanda (FORALF00339) tem um painel "Importar documento preenchido", no topo do formulario, que aceita colar texto ou anexar um arquivo (.txt, .docx ou .pdf) do formulario oficial ja preenchido a mao fora do sistema. O texto e extraido no proprio navegador (sem passar pelo servidor) e analisado pela API da Claude (Anthropic), que sugere o preenchimento dos campos ainda vazios - nome do projeto, solicitante, departamento, justificativa, objetivo, escopo, prazo, orcamento, partes interessadas e anexos. Igual as demais importacoes por IA, a sugestao nunca salva nada sozinha.</w:t>
       </w:r>
     </w:p>
@@ -2339,6 +2368,7 @@
           <w:color w:val="1A1A1A"/>
           <w:sz w:val="22"/>
         </w:rPr>
+        <w:lastRenderedPageBreak/>
         <w:t>Quem decide: Admin (atuando como Gestor Responsavel no sistema).</w:t>
       </w:r>
     </w:p>
@@ -2417,7 +2447,6 @@
           <w:color w:val="1A1A1A"/>
           <w:sz w:val="22"/>
         </w:rPr>
-        <w:lastRenderedPageBreak/>
         <w:t>Quem decide: Dono do Negocio, perante a Alta Gestao.</w:t>
       </w:r>
     </w:p>
@@ -2771,6 +2800,7 @@
           <w:color w:val="1A1A1A"/>
           <w:sz w:val="22"/>
         </w:rPr>
+        <w:lastRenderedPageBreak/>
         <w:t>Se a pessoa nao for da equipe daquele projeto (e nao for Admin), aparece um aviso na tela e o botao de enviar/registrar fica desabilitado.</w:t>
       </w:r>
     </w:p>
@@ -2849,7 +2879,6 @@
           <w:color w:val="1A1A1A"/>
           <w:sz w:val="22"/>
         </w:rPr>
-        <w:lastRenderedPageBreak/>
         <w:t>Os demais formularios nao usam o conceito de equipe por projeto - qualquer usuario autenticado pode criar/editar/excluir registros neles, sujeito apenas as regras de papel e (quando aplicavel) as regras especificas ja descritas nas secoes 2 e 4:</w:t>
       </w:r>
     </w:p>
@@ -3434,6 +3463,7 @@
                 <w:color w:val="1A1A1A"/>
                 <w:sz w:val="19"/>
               </w:rPr>
+              <w:lastRenderedPageBreak/>
               <w:t>Planejamento e Desenvolvimento</w:t>
             </w:r>
           </w:p>
@@ -3802,7 +3832,6 @@
                 <w:color w:val="1A1A1A"/>
                 <w:sz w:val="19"/>
               </w:rPr>
-              <w:lastRenderedPageBreak/>
               <w:t>Plano de Comunicacao</w:t>
             </w:r>
           </w:p>
@@ -4565,7 +4594,7 @@
 <file path=word/numbering.xml><?xml version="1.0" encoding="utf-8"?>
 <w:numbering xmlns:wpc="http://schemas.microsoft.com/office/word/2010/wordprocessingCanvas" xmlns:cx="http://schemas.microsoft.com/office/drawing/2014/chartex" xmlns:cx1="http://schemas.microsoft.com/office/drawing/2015/9/8/chartex" xmlns:cx2="http://schemas.microsoft.com/office/drawing/2015/10/21/chartex" xmlns:cx3="http://schemas.microsoft.com/office/drawing/2016/5/9/chartex" xmlns:cx4="http://schemas.microsoft.com/office/drawing/2016/5/10/chartex" xmlns:cx5="http://schemas.microsoft.com/office/drawing/2016/5/11/chartex" xmlns:cx6="http://schemas.microsoft.com/office/drawing/2016/5/12/chartex" xmlns:cx7="http://schemas.microsoft.com/office/drawing/2016/5/13/chartex" xmlns:cx8="http://schemas.microsoft.com/office/drawing/2016/5/14/chartex" xmlns:mc="http://schemas.openxmlformats.org/markup-compatibility/2006" xmlns:aink="http://schemas.microsoft.com/office/drawing/2016/ink" xmlns:am3d="http://schemas.microsoft.com/office/drawing/2017/model3d" xmlns:o="urn:schemas-microsoft-com:office:office" xmlns:oel="http://schemas.microsoft.com/office/2019/extlst" xmlns:r="http://schemas.openxmlformats.org/officeDocument/2006/relationships" xmlns:m="http://schemas.openxmlformats.org/officeDocument/2006/math" xmlns:v="urn:schemas-microsoft-com:vml" xmlns:wp14="http://schemas.microsoft.com/office/word/2010/wordprocessingDrawing" xmlns:wp="http://schemas.openxmlformats.org/drawingml/2006/wordprocessingDrawing" xmlns:w10="urn:schemas-microsoft-com:office:word" xmlns:w="http://schemas.openxmlformats.org/wordprocessingml/2006/main" xmlns:w14="http://schemas.microsoft.com/office/word/2010/wordml" xmlns:w15="http://schemas.microsoft.com/office/word/2012/wordml" xmlns:w16cei="http://schemas.microsoft.com/office/word/2026/wordml/cei" xmlns:w16cex="http://schemas.microsoft.com/office/word/2018/wordml/cex" xmlns:w16cid="http://schemas.microsoft.com/office/word/2016/wordml/cid" xmlns:w16="http://schemas.microsoft.com/office/word/2018/wordml" xmlns:w16du="http://schemas.microsoft.com/office/word/2023/wordml/word16du" xmlns:w16sdtdh="http://schemas.microsoft.com/office/word/2020/wordml/sdtdatahash" xmlns:w16sdtfl="http://schemas.microsoft.com/office/word/2024/wordml/sdtformatlock" xmlns:w16se="http://schemas.microsoft.com/office/word/2015/wordml/symex" xmlns:wpg="http://schemas.microsoft.com/office/word/2010/wordprocessingGroup" xmlns:wpi="http://schemas.microsoft.com/office/word/2010/wordprocessingInk" xmlns:wne="http://schemas.microsoft.com/office/word/2006/wordml" xmlns:wps="http://schemas.microsoft.com/office/word/2010/wordprocessingShape" mc:Ignorable="w14 w15 w16se w16cid w16 w16cex w16sdtdh w16sdtfl w16du wp14">
   <w:abstractNum w:abstractNumId="0" w15:restartNumberingAfterBreak="0">
-    <w:nsid w:val="07AB68EE"/>
+    <w:nsid w:val="07F502FD"/>
     <w:multiLevelType w:val="singleLevel"/>
     <w:tmpl w:val="04160001"/>
     <w:lvl w:ilvl="0">
@@ -4582,7 +4611,7 @@
     </w:lvl>
   </w:abstractNum>
   <w:abstractNum w:abstractNumId="1" w15:restartNumberingAfterBreak="0">
-    <w:nsid w:val="0DAB1C4D"/>
+    <w:nsid w:val="1B467C5C"/>
     <w:multiLevelType w:val="singleLevel"/>
     <w:tmpl w:val="04160001"/>
     <w:lvl w:ilvl="0">
@@ -4599,7 +4628,7 @@
     </w:lvl>
   </w:abstractNum>
   <w:abstractNum w:abstractNumId="2" w15:restartNumberingAfterBreak="0">
-    <w:nsid w:val="13427408"/>
+    <w:nsid w:val="246A3E4D"/>
     <w:multiLevelType w:val="singleLevel"/>
     <w:tmpl w:val="04160001"/>
     <w:lvl w:ilvl="0">
@@ -4616,7 +4645,7 @@
     </w:lvl>
   </w:abstractNum>
   <w:abstractNum w:abstractNumId="3" w15:restartNumberingAfterBreak="0">
-    <w:nsid w:val="16334F15"/>
+    <w:nsid w:val="2694351B"/>
     <w:multiLevelType w:val="singleLevel"/>
     <w:tmpl w:val="04160001"/>
     <w:lvl w:ilvl="0">
@@ -4633,7 +4662,7 @@
     </w:lvl>
   </w:abstractNum>
   <w:abstractNum w:abstractNumId="4" w15:restartNumberingAfterBreak="0">
-    <w:nsid w:val="179021CD"/>
+    <w:nsid w:val="2D815893"/>
     <w:multiLevelType w:val="singleLevel"/>
     <w:tmpl w:val="04160001"/>
     <w:lvl w:ilvl="0">
@@ -4650,7 +4679,7 @@
     </w:lvl>
   </w:abstractNum>
   <w:abstractNum w:abstractNumId="5" w15:restartNumberingAfterBreak="0">
-    <w:nsid w:val="224149D9"/>
+    <w:nsid w:val="2E983AA5"/>
     <w:multiLevelType w:val="singleLevel"/>
     <w:tmpl w:val="04160001"/>
     <w:lvl w:ilvl="0">
@@ -4667,7 +4696,7 @@
     </w:lvl>
   </w:abstractNum>
   <w:abstractNum w:abstractNumId="6" w15:restartNumberingAfterBreak="0">
-    <w:nsid w:val="27BD341F"/>
+    <w:nsid w:val="3124721C"/>
     <w:multiLevelType w:val="singleLevel"/>
     <w:tmpl w:val="04160001"/>
     <w:lvl w:ilvl="0">
@@ -4684,7 +4713,7 @@
     </w:lvl>
   </w:abstractNum>
   <w:abstractNum w:abstractNumId="7" w15:restartNumberingAfterBreak="0">
-    <w:nsid w:val="2D1F419D"/>
+    <w:nsid w:val="41190FB2"/>
     <w:multiLevelType w:val="singleLevel"/>
     <w:tmpl w:val="04160001"/>
     <w:lvl w:ilvl="0">
@@ -4701,7 +4730,7 @@
     </w:lvl>
   </w:abstractNum>
   <w:abstractNum w:abstractNumId="8" w15:restartNumberingAfterBreak="0">
-    <w:nsid w:val="30EC0A60"/>
+    <w:nsid w:val="55FC634F"/>
     <w:multiLevelType w:val="singleLevel"/>
     <w:tmpl w:val="04160001"/>
     <w:lvl w:ilvl="0">
@@ -4718,7 +4747,7 @@
     </w:lvl>
   </w:abstractNum>
   <w:abstractNum w:abstractNumId="9" w15:restartNumberingAfterBreak="0">
-    <w:nsid w:val="36A46DB0"/>
+    <w:nsid w:val="565658E0"/>
     <w:multiLevelType w:val="singleLevel"/>
     <w:tmpl w:val="04160001"/>
     <w:lvl w:ilvl="0">
@@ -4735,7 +4764,7 @@
     </w:lvl>
   </w:abstractNum>
   <w:abstractNum w:abstractNumId="10" w15:restartNumberingAfterBreak="0">
-    <w:nsid w:val="42DB7E46"/>
+    <w:nsid w:val="566A6166"/>
     <w:multiLevelType w:val="singleLevel"/>
     <w:tmpl w:val="04160001"/>
     <w:lvl w:ilvl="0">
@@ -4752,7 +4781,7 @@
     </w:lvl>
   </w:abstractNum>
   <w:abstractNum w:abstractNumId="11" w15:restartNumberingAfterBreak="0">
-    <w:nsid w:val="43C46C0E"/>
+    <w:nsid w:val="5A176654"/>
     <w:multiLevelType w:val="singleLevel"/>
     <w:tmpl w:val="04160001"/>
     <w:lvl w:ilvl="0">
@@ -4769,7 +4798,7 @@
     </w:lvl>
   </w:abstractNum>
   <w:abstractNum w:abstractNumId="12" w15:restartNumberingAfterBreak="0">
-    <w:nsid w:val="4A8225A4"/>
+    <w:nsid w:val="5D5014B7"/>
     <w:multiLevelType w:val="singleLevel"/>
     <w:tmpl w:val="04160001"/>
     <w:lvl w:ilvl="0">
@@ -4786,7 +4815,7 @@
     </w:lvl>
   </w:abstractNum>
   <w:abstractNum w:abstractNumId="13" w15:restartNumberingAfterBreak="0">
-    <w:nsid w:val="4E6F4EC0"/>
+    <w:nsid w:val="66DF46F9"/>
     <w:multiLevelType w:val="singleLevel"/>
     <w:tmpl w:val="04160001"/>
     <w:lvl w:ilvl="0">
@@ -4803,7 +4832,7 @@
     </w:lvl>
   </w:abstractNum>
   <w:abstractNum w:abstractNumId="14" w15:restartNumberingAfterBreak="0">
-    <w:nsid w:val="57924108"/>
+    <w:nsid w:val="6CCB7D04"/>
     <w:multiLevelType w:val="singleLevel"/>
     <w:tmpl w:val="04160001"/>
     <w:lvl w:ilvl="0">
@@ -4820,7 +4849,7 @@
     </w:lvl>
   </w:abstractNum>
   <w:abstractNum w:abstractNumId="15" w15:restartNumberingAfterBreak="0">
-    <w:nsid w:val="5C434095"/>
+    <w:nsid w:val="6D7336F0"/>
     <w:multiLevelType w:val="singleLevel"/>
     <w:tmpl w:val="04160001"/>
     <w:lvl w:ilvl="0">
@@ -4837,7 +4866,7 @@
     </w:lvl>
   </w:abstractNum>
   <w:abstractNum w:abstractNumId="16" w15:restartNumberingAfterBreak="0">
-    <w:nsid w:val="63115F43"/>
+    <w:nsid w:val="76A436CB"/>
     <w:multiLevelType w:val="singleLevel"/>
     <w:tmpl w:val="04160001"/>
     <w:lvl w:ilvl="0">
@@ -4854,7 +4883,7 @@
     </w:lvl>
   </w:abstractNum>
   <w:abstractNum w:abstractNumId="17" w15:restartNumberingAfterBreak="0">
-    <w:nsid w:val="68AE1E9D"/>
+    <w:nsid w:val="771F1F91"/>
     <w:multiLevelType w:val="singleLevel"/>
     <w:tmpl w:val="04160001"/>
     <w:lvl w:ilvl="0">
@@ -4871,7 +4900,7 @@
     </w:lvl>
   </w:abstractNum>
   <w:abstractNum w:abstractNumId="18" w15:restartNumberingAfterBreak="0">
-    <w:nsid w:val="726135FB"/>
+    <w:nsid w:val="77A07D7B"/>
     <w:multiLevelType w:val="singleLevel"/>
     <w:tmpl w:val="04160001"/>
     <w:lvl w:ilvl="0">
@@ -4888,7 +4917,7 @@
     </w:lvl>
   </w:abstractNum>
   <w:abstractNum w:abstractNumId="19" w15:restartNumberingAfterBreak="0">
-    <w:nsid w:val="77652F69"/>
+    <w:nsid w:val="7C290FA2"/>
     <w:multiLevelType w:val="singleLevel"/>
     <w:tmpl w:val="04160001"/>
     <w:lvl w:ilvl="0">
@@ -4904,65 +4933,65 @@
       </w:rPr>
     </w:lvl>
   </w:abstractNum>
-  <w:num w:numId="1" w16cid:durableId="13925628">
+  <w:num w:numId="1" w16cid:durableId="1717201060">
+    <w:abstractNumId w:val="1"/>
+  </w:num>
+  <w:num w:numId="2" w16cid:durableId="391081856">
+    <w:abstractNumId w:val="11"/>
+  </w:num>
+  <w:num w:numId="3" w16cid:durableId="138693761">
+    <w:abstractNumId w:val="5"/>
+  </w:num>
+  <w:num w:numId="4" w16cid:durableId="2032805337">
     <w:abstractNumId w:val="2"/>
   </w:num>
-  <w:num w:numId="2" w16cid:durableId="1305232854">
+  <w:num w:numId="5" w16cid:durableId="1300257560">
+    <w:abstractNumId w:val="18"/>
+  </w:num>
+  <w:num w:numId="6" w16cid:durableId="1627739073">
+    <w:abstractNumId w:val="13"/>
+  </w:num>
+  <w:num w:numId="7" w16cid:durableId="1139032286">
+    <w:abstractNumId w:val="7"/>
+  </w:num>
+  <w:num w:numId="8" w16cid:durableId="2006323948">
+    <w:abstractNumId w:val="3"/>
+  </w:num>
+  <w:num w:numId="9" w16cid:durableId="1059983743">
+    <w:abstractNumId w:val="14"/>
+  </w:num>
+  <w:num w:numId="10" w16cid:durableId="1014529402">
+    <w:abstractNumId w:val="16"/>
+  </w:num>
+  <w:num w:numId="11" w16cid:durableId="621111418">
+    <w:abstractNumId w:val="10"/>
+  </w:num>
+  <w:num w:numId="12" w16cid:durableId="670257446">
+    <w:abstractNumId w:val="15"/>
+  </w:num>
+  <w:num w:numId="13" w16cid:durableId="1501702283">
+    <w:abstractNumId w:val="0"/>
+  </w:num>
+  <w:num w:numId="14" w16cid:durableId="1590575877">
+    <w:abstractNumId w:val="9"/>
+  </w:num>
+  <w:num w:numId="15" w16cid:durableId="352414202">
+    <w:abstractNumId w:val="17"/>
+  </w:num>
+  <w:num w:numId="16" w16cid:durableId="33122490">
     <w:abstractNumId w:val="19"/>
   </w:num>
-  <w:num w:numId="3" w16cid:durableId="1202667569">
-    <w:abstractNumId w:val="16"/>
+  <w:num w:numId="17" w16cid:durableId="352613194">
+    <w:abstractNumId w:val="4"/>
   </w:num>
-  <w:num w:numId="4" w16cid:durableId="1099714616">
+  <w:num w:numId="18" w16cid:durableId="1797871439">
     <w:abstractNumId w:val="6"/>
   </w:num>
-  <w:num w:numId="5" w16cid:durableId="48581303">
-    <w:abstractNumId w:val="4"/>
-  </w:num>
-  <w:num w:numId="6" w16cid:durableId="2141681428">
-    <w:abstractNumId w:val="1"/>
-  </w:num>
-  <w:num w:numId="7" w16cid:durableId="606547548">
-    <w:abstractNumId w:val="7"/>
-  </w:num>
-  <w:num w:numId="8" w16cid:durableId="1023938762">
-    <w:abstractNumId w:val="12"/>
-  </w:num>
-  <w:num w:numId="9" w16cid:durableId="452099176">
-    <w:abstractNumId w:val="18"/>
-  </w:num>
-  <w:num w:numId="10" w16cid:durableId="1875265027">
-    <w:abstractNumId w:val="5"/>
-  </w:num>
-  <w:num w:numId="11" w16cid:durableId="1134103534">
-    <w:abstractNumId w:val="14"/>
-  </w:num>
-  <w:num w:numId="12" w16cid:durableId="1519809209">
-    <w:abstractNumId w:val="17"/>
-  </w:num>
-  <w:num w:numId="13" w16cid:durableId="147484343">
-    <w:abstractNumId w:val="11"/>
-  </w:num>
-  <w:num w:numId="14" w16cid:durableId="751001151">
-    <w:abstractNumId w:val="13"/>
-  </w:num>
-  <w:num w:numId="15" w16cid:durableId="849561386">
-    <w:abstractNumId w:val="15"/>
-  </w:num>
-  <w:num w:numId="16" w16cid:durableId="850920732">
+  <w:num w:numId="19" w16cid:durableId="1018388955">
     <w:abstractNumId w:val="8"/>
   </w:num>
-  <w:num w:numId="17" w16cid:durableId="1650667641">
-    <w:abstractNumId w:val="10"/>
-  </w:num>
-  <w:num w:numId="18" w16cid:durableId="587352769">
-    <w:abstractNumId w:val="3"/>
-  </w:num>
-  <w:num w:numId="19" w16cid:durableId="1170097182">
-    <w:abstractNumId w:val="0"/>
-  </w:num>
-  <w:num w:numId="20" w16cid:durableId="2080707599">
-    <w:abstractNumId w:val="9"/>
+  <w:num w:numId="20" w16cid:durableId="666441908">
+    <w:abstractNumId w:val="12"/>
   </w:num>
 </w:numbering>
 </file>
@@ -5375,7 +5404,7 @@
     <w:link w:val="Ttulo1Char"/>
     <w:uiPriority w:val="9"/>
     <w:qFormat/>
-    <w:rsid w:val="001372CA"/>
+    <w:rsid w:val="00C552D7"/>
     <w:pPr>
       <w:keepNext/>
       <w:keepLines/>
@@ -5398,7 +5427,7 @@
     <w:semiHidden/>
     <w:unhideWhenUsed/>
     <w:qFormat/>
-    <w:rsid w:val="001372CA"/>
+    <w:rsid w:val="00C552D7"/>
     <w:pPr>
       <w:keepNext/>
       <w:keepLines/>
@@ -5421,7 +5450,7 @@
     <w:semiHidden/>
     <w:unhideWhenUsed/>
     <w:qFormat/>
-    <w:rsid w:val="001372CA"/>
+    <w:rsid w:val="00C552D7"/>
     <w:pPr>
       <w:keepNext/>
       <w:keepLines/>
@@ -5444,7 +5473,7 @@
     <w:semiHidden/>
     <w:unhideWhenUsed/>
     <w:qFormat/>
-    <w:rsid w:val="001372CA"/>
+    <w:rsid w:val="00C552D7"/>
     <w:pPr>
       <w:keepNext/>
       <w:keepLines/>
@@ -5467,7 +5496,7 @@
     <w:semiHidden/>
     <w:unhideWhenUsed/>
     <w:qFormat/>
-    <w:rsid w:val="001372CA"/>
+    <w:rsid w:val="00C552D7"/>
     <w:pPr>
       <w:keepNext/>
       <w:keepLines/>
@@ -5488,7 +5517,7 @@
     <w:semiHidden/>
     <w:unhideWhenUsed/>
     <w:qFormat/>
-    <w:rsid w:val="001372CA"/>
+    <w:rsid w:val="00C552D7"/>
     <w:pPr>
       <w:keepNext/>
       <w:keepLines/>
@@ -5511,7 +5540,7 @@
     <w:semiHidden/>
     <w:unhideWhenUsed/>
     <w:qFormat/>
-    <w:rsid w:val="001372CA"/>
+    <w:rsid w:val="00C552D7"/>
     <w:pPr>
       <w:keepNext/>
       <w:keepLines/>
@@ -5532,7 +5561,7 @@
     <w:semiHidden/>
     <w:unhideWhenUsed/>
     <w:qFormat/>
-    <w:rsid w:val="001372CA"/>
+    <w:rsid w:val="00C552D7"/>
     <w:pPr>
       <w:keepNext/>
       <w:keepLines/>
@@ -5555,7 +5584,7 @@
     <w:semiHidden/>
     <w:unhideWhenUsed/>
     <w:qFormat/>
-    <w:rsid w:val="001372CA"/>
+    <w:rsid w:val="00C552D7"/>
     <w:pPr>
       <w:keepNext/>
       <w:keepLines/>
@@ -5599,7 +5628,7 @@
     <w:basedOn w:val="Fontepargpadro"/>
     <w:link w:val="Ttulo1"/>
     <w:uiPriority w:val="9"/>
-    <w:rsid w:val="001372CA"/>
+    <w:rsid w:val="00C552D7"/>
     <w:rPr>
       <w:rFonts w:asciiTheme="majorHAnsi" w:eastAsiaTheme="majorEastAsia" w:hAnsiTheme="majorHAnsi" w:cstheme="majorBidi"/>
       <w:color w:val="0F4761" w:themeColor="accent1" w:themeShade="BF"/>
@@ -5613,7 +5642,7 @@
     <w:link w:val="Ttulo2"/>
     <w:uiPriority w:val="9"/>
     <w:semiHidden/>
-    <w:rsid w:val="001372CA"/>
+    <w:rsid w:val="00C552D7"/>
     <w:rPr>
       <w:rFonts w:asciiTheme="majorHAnsi" w:eastAsiaTheme="majorEastAsia" w:hAnsiTheme="majorHAnsi" w:cstheme="majorBidi"/>
       <w:color w:val="0F4761" w:themeColor="accent1" w:themeShade="BF"/>
@@ -5627,7 +5656,7 @@
     <w:link w:val="Ttulo3"/>
     <w:uiPriority w:val="9"/>
     <w:semiHidden/>
-    <w:rsid w:val="001372CA"/>
+    <w:rsid w:val="00C552D7"/>
     <w:rPr>
       <w:rFonts w:eastAsiaTheme="majorEastAsia" w:cstheme="majorBidi"/>
       <w:color w:val="0F4761" w:themeColor="accent1" w:themeShade="BF"/>
@@ -5641,7 +5670,7 @@
     <w:link w:val="Ttulo4"/>
     <w:uiPriority w:val="9"/>
     <w:semiHidden/>
-    <w:rsid w:val="001372CA"/>
+    <w:rsid w:val="00C552D7"/>
     <w:rPr>
       <w:rFonts w:eastAsiaTheme="majorEastAsia" w:cstheme="majorBidi"/>
       <w:i/>
@@ -5655,7 +5684,7 @@
     <w:link w:val="Ttulo5"/>
     <w:uiPriority w:val="9"/>
     <w:semiHidden/>
-    <w:rsid w:val="001372CA"/>
+    <w:rsid w:val="00C552D7"/>
     <w:rPr>
       <w:rFonts w:eastAsiaTheme="majorEastAsia" w:cstheme="majorBidi"/>
       <w:color w:val="0F4761" w:themeColor="accent1" w:themeShade="BF"/>
@@ -5667,7 +5696,7 @@
     <w:link w:val="Ttulo6"/>
     <w:uiPriority w:val="9"/>
     <w:semiHidden/>
-    <w:rsid w:val="001372CA"/>
+    <w:rsid w:val="00C552D7"/>
     <w:rPr>
       <w:rFonts w:eastAsiaTheme="majorEastAsia" w:cstheme="majorBidi"/>
       <w:i/>
@@ -5681,7 +5710,7 @@
     <w:link w:val="Ttulo7"/>
     <w:uiPriority w:val="9"/>
     <w:semiHidden/>
-    <w:rsid w:val="001372CA"/>
+    <w:rsid w:val="00C552D7"/>
     <w:rPr>
       <w:rFonts w:eastAsiaTheme="majorEastAsia" w:cstheme="majorBidi"/>
       <w:color w:val="595959" w:themeColor="text1" w:themeTint="A6"/>
@@ -5693,7 +5722,7 @@
     <w:link w:val="Ttulo8"/>
     <w:uiPriority w:val="9"/>
     <w:semiHidden/>
-    <w:rsid w:val="001372CA"/>
+    <w:rsid w:val="00C552D7"/>
     <w:rPr>
       <w:rFonts w:eastAsiaTheme="majorEastAsia" w:cstheme="majorBidi"/>
       <w:i/>
@@ -5707,7 +5736,7 @@
     <w:link w:val="Ttulo9"/>
     <w:uiPriority w:val="9"/>
     <w:semiHidden/>
-    <w:rsid w:val="001372CA"/>
+    <w:rsid w:val="00C552D7"/>
     <w:rPr>
       <w:rFonts w:eastAsiaTheme="majorEastAsia" w:cstheme="majorBidi"/>
       <w:color w:val="272727" w:themeColor="text1" w:themeTint="D8"/>
@@ -5720,7 +5749,7 @@
     <w:link w:val="TtuloChar"/>
     <w:uiPriority w:val="10"/>
     <w:qFormat/>
-    <w:rsid w:val="001372CA"/>
+    <w:rsid w:val="00C552D7"/>
     <w:pPr>
       <w:spacing w:after="80" w:line="240" w:lineRule="auto"/>
       <w:contextualSpacing/>
@@ -5738,7 +5767,7 @@
     <w:basedOn w:val="Fontepargpadro"/>
     <w:link w:val="Ttulo"/>
     <w:uiPriority w:val="10"/>
-    <w:rsid w:val="001372CA"/>
+    <w:rsid w:val="00C552D7"/>
     <w:rPr>
       <w:rFonts w:asciiTheme="majorHAnsi" w:eastAsiaTheme="majorEastAsia" w:hAnsiTheme="majorHAnsi" w:cstheme="majorBidi"/>
       <w:spacing w:val="-10"/>
@@ -5754,7 +5783,7 @@
     <w:link w:val="SubttuloChar"/>
     <w:uiPriority w:val="11"/>
     <w:qFormat/>
-    <w:rsid w:val="001372CA"/>
+    <w:rsid w:val="00C552D7"/>
     <w:pPr>
       <w:numPr>
         <w:ilvl w:val="1"/>
@@ -5773,7 +5802,7 @@
     <w:basedOn w:val="Fontepargpadro"/>
     <w:link w:val="Subttulo"/>
     <w:uiPriority w:val="11"/>
-    <w:rsid w:val="001372CA"/>
+    <w:rsid w:val="00C552D7"/>
     <w:rPr>
       <w:rFonts w:eastAsiaTheme="majorEastAsia" w:cstheme="majorBidi"/>
       <w:color w:val="595959" w:themeColor="text1" w:themeTint="A6"/>
@@ -5789,7 +5818,7 @@
     <w:link w:val="CitaoChar"/>
     <w:uiPriority w:val="29"/>
     <w:qFormat/>
-    <w:rsid w:val="001372CA"/>
+    <w:rsid w:val="00C552D7"/>
     <w:pPr>
       <w:spacing w:before="160"/>
       <w:jc w:val="center"/>
@@ -5805,7 +5834,7 @@
     <w:basedOn w:val="Fontepargpadro"/>
     <w:link w:val="Citao"/>
     <w:uiPriority w:val="29"/>
-    <w:rsid w:val="001372CA"/>
+    <w:rsid w:val="00C552D7"/>
     <w:rPr>
       <w:i/>
       <w:iCs/>
@@ -5817,7 +5846,7 @@
     <w:basedOn w:val="Normal"/>
     <w:uiPriority w:val="34"/>
     <w:qFormat/>
-    <w:rsid w:val="001372CA"/>
+    <w:rsid w:val="00C552D7"/>
     <w:pPr>
       <w:ind w:left="720"/>
       <w:contextualSpacing/>
@@ -5828,7 +5857,7 @@
     <w:basedOn w:val="Fontepargpadro"/>
     <w:uiPriority w:val="21"/>
     <w:qFormat/>
-    <w:rsid w:val="001372CA"/>
+    <w:rsid w:val="00C552D7"/>
     <w:rPr>
       <w:i/>
       <w:iCs/>
@@ -5842,7 +5871,7 @@
     <w:link w:val="CitaoIntensaChar"/>
     <w:uiPriority w:val="30"/>
     <w:qFormat/>
-    <w:rsid w:val="001372CA"/>
+    <w:rsid w:val="00C552D7"/>
     <w:pPr>
       <w:pBdr>
         <w:top w:val="single" w:sz="4" w:space="10" w:color="0F4761" w:themeColor="accent1" w:themeShade="BF"/>
@@ -5863,7 +5892,7 @@
     <w:basedOn w:val="Fontepargpadro"/>
     <w:link w:val="CitaoIntensa"/>
     <w:uiPriority w:val="30"/>
-    <w:rsid w:val="001372CA"/>
+    <w:rsid w:val="00C552D7"/>
     <w:rPr>
       <w:i/>
       <w:iCs/>
@@ -5875,7 +5904,7 @@
     <w:basedOn w:val="Fontepargpadro"/>
     <w:uiPriority w:val="32"/>
     <w:qFormat/>
-    <w:rsid w:val="001372CA"/>
+    <w:rsid w:val="00C552D7"/>
     <w:rPr>
       <w:b/>
       <w:bCs/>

--- a/Regras de Acesso e Permissoes - Sistema UNIALFA.docx
+++ b/Regras de Acesso e Permissoes - Sistema UNIALFA.docx
@@ -1969,7 +1969,7 @@
           <w:color w:val="B91D2E"/>
           <w:sz w:val="26"/>
         </w:rPr>
-        <w:t>3.9 Assistente de preenchimento por IA (Canvas, TAP, Planejamento e EAP)</w:t>
+        <w:t>3.9 Assistente de preenchimento por IA (Canvas, TAP, Planejamento, EAP, SMP, TEP e RLA)</w:t>
       </w:r>
     </w:p>
     <w:p>
@@ -1985,7 +1985,7 @@
           <w:color w:val="1A1A1A"/>
           <w:sz w:val="22"/>
         </w:rPr>
-        <w:t>O Canvas de Projeto, o TAP (Termo de Abertura de Projeto), o Planejamento e Desenvolvimento de Projeto e a EAP tem um botao "Sugerir com IA", que aparece ao lado do seletor de projeto vinculado depois que um projeto e escolhido. Em cada formulario, o botao le os documentos anteriores ja registrados daquele mesmo projeto - seguindo a esteira (Demanda alimenta o Canvas; Canvas e Demanda alimentam o TAP; TAP e Canvas alimentam o Planejamento; TAP e Planejamento alimentam a EAP), sempre incluindo todas as Atas de Reuniao vinculadas ao projeto - e usa a API da Claude (Anthropic) para sugerir o preenchimento dos campos ainda vazios. A sugestao nunca salva nada sozinha - o usuario sempre revisa e confirma antes de usar "Registrar"/"Salvar alteracoes", exatamente como ja funciona na importacao de transcricao da Ata (secao 3.5).</w:t>
+        <w:t>O Canvas de Projeto, o TAP (Termo de Abertura de Projeto), o Planejamento e Desenvolvimento de Projeto, a EAP, a SMP, o TEP e o RLA tem um botao "Sugerir com IA", que aparece ao lado do seletor de projeto vinculado depois que um projeto e escolhido. Em cada formulario, o botao le os documentos anteriores ja registrados daquele mesmo projeto - seguindo a esteira (Demanda alimenta o Canvas; Canvas e Demanda alimentam o TAP; TAP e Canvas alimentam o Planejamento; TAP e Planejamento alimentam a EAP e a SMP; TAP, Planejamento e EAP alimentam o TEP; TEP e SMPs alimentam o RLA), sempre incluindo todas as Atas de Reuniao vinculadas ao projeto - e usa a API da Claude (Anthropic) para sugerir o preenchimento dos campos ainda vazios. A sugestao nunca salva nada sozinha - o usuario sempre revisa e confirma antes de usar "Registrar"/"Salvar alteracoes", exatamente como ja funciona na importacao de transcricao da Ata (secao 3.5).</w:t>
       </w:r>
     </w:p>
     <w:p>
@@ -2007,7 +2007,7 @@
           <w:color w:val="1A1A1A"/>
           <w:sz w:val="22"/>
         </w:rPr>
-        <w:t>Mesma logica de permissao das secoes 3.5/3.6: interruptor mestre em Administracao &gt; Configuracoes, desligado por padrao, valendo para todo mundo sem excecao, inclusive Admin - um unico interruptor cobre os 4 formularios.</w:t>
+        <w:t>Mesma logica de permissao das secoes 3.5/3.6: interruptor mestre em Administracao &gt; Configuracoes, desligado por padrao, valendo para todo mundo sem excecao, inclusive Admin - um unico interruptor cobre os 7 formularios.</w:t>
       </w:r>
     </w:p>
     <w:p>
@@ -2073,7 +2073,15 @@
           <w:color w:val="1A1A1A"/>
           <w:sz w:val="22"/>
         </w:rPr>
-        <w:t>So preenche campos vazios: um campo que o usuario ja digitou nunca e sobrescrito pela sugestao. Cada campo preenchido pela IA fica marcado com um selo "IA" ate ser editado, e uma linha no rodape lista os documentos usados como base da sugestao.</w:t>
+        <w:t xml:space="preserve">So preenche campos vazios: um campo que o usuario ja digitou nunca e sobrescrito pela sugestao. Cada campo preenchido pela IA fica marcado com um </w:t>
+      </w:r>
+      <w:r>
+        <w:rPr>
+          <w:color w:val="1A1A1A"/>
+          <w:sz w:val="22"/>
+        </w:rPr>
+        <w:lastRenderedPageBreak/>
+        <w:t>selo "IA" ate ser editado, e uma linha no rodape lista os documentos usados como base da sugestao.</w:t>
       </w:r>
     </w:p>
     <w:p>
@@ -2095,15 +2103,51 @@
           <w:color w:val="1A1A1A"/>
           <w:sz w:val="22"/>
         </w:rPr>
-        <w:t xml:space="preserve">Na EAP, a sugestao so se aplica se a arvore inteira ainda estiver vazia (nenhum pacote de trabalho ou entrega com nome digitado) - se ja houver qualquer </w:t>
-      </w:r>
-      <w:r>
-        <w:rPr>
-          <w:color w:val="1A1A1A"/>
-          <w:sz w:val="22"/>
-        </w:rPr>
-        <w:lastRenderedPageBreak/>
-        <w:t>conteudo, a sugestao e recusada por completo, em vez de misturar pacotes existentes com sugeridos. A IA so propoe pacotes de trabalho (nivel 1) e entregas (nivel 2); nunca atividades (nivel 3).</w:t>
+        <w:t>Na EAP, a sugestao so se aplica se a arvore inteira ainda estiver vazia (nenhum pacote de trabalho ou entrega com nome digitado) - se ja houver qualquer conteudo, a sugestao e recusada por completo, em vez de misturar pacotes existentes com sugeridos. A IA so propoe pacotes de trabalho (nivel 1) e entregas (nivel 2); nunca atividades (nivel 3).</w:t>
+      </w:r>
+    </w:p>
+    <w:p>
+      <w:pPr>
+        <w:pStyle w:val="PargrafodaLista"/>
+        <w:numPr>
+          <w:ilvl w:val="0"/>
+          <w:numId w:val="14"/>
+        </w:numPr>
+        <w:spacing w:before="240" w:after="80" w:line="260" w:lineRule="auto"/>
+        <w:ind w:left="700"/>
+        <w:rPr>
+          <w:color w:val="1A1A1A"/>
+          <w:sz w:val="22"/>
+        </w:rPr>
+      </w:pPr>
+      <w:r>
+        <w:rPr>
+          <w:color w:val="1A1A1A"/>
+          <w:sz w:val="22"/>
+        </w:rPr>
+        <w:t>Na SMP, a logica e diferente das demais: o TAP e o Planejamento so mostram o que foi combinado originalmente, entao a IA procura nas Atas mais recentes alguma mudanca de fato sendo discutida e contrasta com esse combinado original. Se as Atas nao discutirem nenhuma mudanca concreta, a sugestao devolve todos os campos vazios em vez de inventar uma mudanca hipotetica - e nunca copia os campos do TAP/Planejamento diretamente, ja que a SMP descreve o que MUDA, nao o que ja estava definido.</w:t>
+      </w:r>
+    </w:p>
+    <w:p>
+      <w:pPr>
+        <w:pStyle w:val="PargrafodaLista"/>
+        <w:numPr>
+          <w:ilvl w:val="0"/>
+          <w:numId w:val="14"/>
+        </w:numPr>
+        <w:spacing w:before="240" w:after="80" w:line="260" w:lineRule="auto"/>
+        <w:ind w:left="700"/>
+        <w:rPr>
+          <w:color w:val="1A1A1A"/>
+          <w:sz w:val="22"/>
+        </w:rPr>
+      </w:pPr>
+      <w:r>
+        <w:rPr>
+          <w:color w:val="1A1A1A"/>
+          <w:sz w:val="22"/>
+        </w:rPr>
+        <w:t>No TEP, a IA compara o planejado (TAP, Planejamento, EAP) com o que as Atas mais recentes confirmam como realizado, para redigir a justificativa de encerramento e as consideracoes finais. No RLA, a IA le o TEP, as Atas e todas as SMPs do projeto para preencher as 4 secoes de texto livre (Visao geral, Destaques, Desafios, Tarefas pos-projeto) - os blocos de avaliacao estruturada Sim/Nao/Parcial com placar percentual (secoes 6 a 9 do formulario) nao sao preenchidos pela IA, continuam sendo autoavaliacao manual da equipe.</w:t>
       </w:r>
     </w:p>
     <w:p>
@@ -2247,6 +2291,7 @@
           <w:color w:val="1A1A1A"/>
           <w:sz w:val="22"/>
         </w:rPr>
+        <w:lastRenderedPageBreak/>
         <w:t>Os campos Departamento e Prioridade so sao preenchidos automaticamente se o valor sugerido pela IA corresponder exatamente a uma das opcoes ja existentes na lista suspensa - qualquer valor fora da lista e descartado, para nunca deixar esses dois campos num estado invalido.</w:t>
       </w:r>
     </w:p>
@@ -2368,7 +2413,6 @@
           <w:color w:val="1A1A1A"/>
           <w:sz w:val="22"/>
         </w:rPr>
-        <w:lastRenderedPageBreak/>
         <w:t>Quem decide: Admin (atuando como Gestor Responsavel no sistema).</w:t>
       </w:r>
     </w:p>
@@ -2556,6 +2600,7 @@
           <w:color w:val="1A1A1A"/>
           <w:sz w:val="22"/>
         </w:rPr>
+        <w:lastRenderedPageBreak/>
         <w:t>Varios formularios exigem vincular o registro a um "Projeto vinculado" (um projeto ja Aprovado no Gate 1). Nesses formularios, apenas quem faz parte da equipe daquele projeto especifico - ou um Admin - pode criar ou editar um registro vinculado a ele.</w:t>
       </w:r>
     </w:p>
@@ -2800,7 +2845,6 @@
           <w:color w:val="1A1A1A"/>
           <w:sz w:val="22"/>
         </w:rPr>
-        <w:lastRenderedPageBreak/>
         <w:t>Se a pessoa nao for da equipe daquele projeto (e nao for Admin), aparece um aviso na tela e o botao de enviar/registrar fica desabilitado.</w:t>
       </w:r>
     </w:p>
@@ -3463,7 +3507,6 @@
                 <w:color w:val="1A1A1A"/>
                 <w:sz w:val="19"/>
               </w:rPr>
-              <w:lastRenderedPageBreak/>
               <w:t>Planejamento e Desenvolvimento</w:t>
             </w:r>
           </w:p>
@@ -4384,6 +4427,7 @@
                 <w:color w:val="1A1A1A"/>
                 <w:sz w:val="19"/>
               </w:rPr>
+              <w:lastRenderedPageBreak/>
               <w:t>Painel Executivo</w:t>
             </w:r>
           </w:p>
@@ -4594,7 +4638,7 @@
 <file path=word/numbering.xml><?xml version="1.0" encoding="utf-8"?>
 <w:numbering xmlns:wpc="http://schemas.microsoft.com/office/word/2010/wordprocessingCanvas" xmlns:cx="http://schemas.microsoft.com/office/drawing/2014/chartex" xmlns:cx1="http://schemas.microsoft.com/office/drawing/2015/9/8/chartex" xmlns:cx2="http://schemas.microsoft.com/office/drawing/2015/10/21/chartex" xmlns:cx3="http://schemas.microsoft.com/office/drawing/2016/5/9/chartex" xmlns:cx4="http://schemas.microsoft.com/office/drawing/2016/5/10/chartex" xmlns:cx5="http://schemas.microsoft.com/office/drawing/2016/5/11/chartex" xmlns:cx6="http://schemas.microsoft.com/office/drawing/2016/5/12/chartex" xmlns:cx7="http://schemas.microsoft.com/office/drawing/2016/5/13/chartex" xmlns:cx8="http://schemas.microsoft.com/office/drawing/2016/5/14/chartex" xmlns:mc="http://schemas.openxmlformats.org/markup-compatibility/2006" xmlns:aink="http://schemas.microsoft.com/office/drawing/2016/ink" xmlns:am3d="http://schemas.microsoft.com/office/drawing/2017/model3d" xmlns:o="urn:schemas-microsoft-com:office:office" xmlns:oel="http://schemas.microsoft.com/office/2019/extlst" xmlns:r="http://schemas.openxmlformats.org/officeDocument/2006/relationships" xmlns:m="http://schemas.openxmlformats.org/officeDocument/2006/math" xmlns:v="urn:schemas-microsoft-com:vml" xmlns:wp14="http://schemas.microsoft.com/office/word/2010/wordprocessingDrawing" xmlns:wp="http://schemas.openxmlformats.org/drawingml/2006/wordprocessingDrawing" xmlns:w10="urn:schemas-microsoft-com:office:word" xmlns:w="http://schemas.openxmlformats.org/wordprocessingml/2006/main" xmlns:w14="http://schemas.microsoft.com/office/word/2010/wordml" xmlns:w15="http://schemas.microsoft.com/office/word/2012/wordml" xmlns:w16cei="http://schemas.microsoft.com/office/word/2026/wordml/cei" xmlns:w16cex="http://schemas.microsoft.com/office/word/2018/wordml/cex" xmlns:w16cid="http://schemas.microsoft.com/office/word/2016/wordml/cid" xmlns:w16="http://schemas.microsoft.com/office/word/2018/wordml" xmlns:w16du="http://schemas.microsoft.com/office/word/2023/wordml/word16du" xmlns:w16sdtdh="http://schemas.microsoft.com/office/word/2020/wordml/sdtdatahash" xmlns:w16sdtfl="http://schemas.microsoft.com/office/word/2024/wordml/sdtformatlock" xmlns:w16se="http://schemas.microsoft.com/office/word/2015/wordml/symex" xmlns:wpg="http://schemas.microsoft.com/office/word/2010/wordprocessingGroup" xmlns:wpi="http://schemas.microsoft.com/office/word/2010/wordprocessingInk" xmlns:wne="http://schemas.microsoft.com/office/word/2006/wordml" xmlns:wps="http://schemas.microsoft.com/office/word/2010/wordprocessingShape" mc:Ignorable="w14 w15 w16se w16cid w16 w16cex w16sdtdh w16sdtfl w16du wp14">
   <w:abstractNum w:abstractNumId="0" w15:restartNumberingAfterBreak="0">
-    <w:nsid w:val="07F502FD"/>
+    <w:nsid w:val="00154F21"/>
     <w:multiLevelType w:val="singleLevel"/>
     <w:tmpl w:val="04160001"/>
     <w:lvl w:ilvl="0">
@@ -4611,7 +4655,7 @@
     </w:lvl>
   </w:abstractNum>
   <w:abstractNum w:abstractNumId="1" w15:restartNumberingAfterBreak="0">
-    <w:nsid w:val="1B467C5C"/>
+    <w:nsid w:val="044E503F"/>
     <w:multiLevelType w:val="singleLevel"/>
     <w:tmpl w:val="04160001"/>
     <w:lvl w:ilvl="0">
@@ -4628,7 +4672,7 @@
     </w:lvl>
   </w:abstractNum>
   <w:abstractNum w:abstractNumId="2" w15:restartNumberingAfterBreak="0">
-    <w:nsid w:val="246A3E4D"/>
+    <w:nsid w:val="07A86FCC"/>
     <w:multiLevelType w:val="singleLevel"/>
     <w:tmpl w:val="04160001"/>
     <w:lvl w:ilvl="0">
@@ -4645,7 +4689,7 @@
     </w:lvl>
   </w:abstractNum>
   <w:abstractNum w:abstractNumId="3" w15:restartNumberingAfterBreak="0">
-    <w:nsid w:val="2694351B"/>
+    <w:nsid w:val="10C17ECF"/>
     <w:multiLevelType w:val="singleLevel"/>
     <w:tmpl w:val="04160001"/>
     <w:lvl w:ilvl="0">
@@ -4662,7 +4706,7 @@
     </w:lvl>
   </w:abstractNum>
   <w:abstractNum w:abstractNumId="4" w15:restartNumberingAfterBreak="0">
-    <w:nsid w:val="2D815893"/>
+    <w:nsid w:val="125D3A20"/>
     <w:multiLevelType w:val="singleLevel"/>
     <w:tmpl w:val="04160001"/>
     <w:lvl w:ilvl="0">
@@ -4679,7 +4723,7 @@
     </w:lvl>
   </w:abstractNum>
   <w:abstractNum w:abstractNumId="5" w15:restartNumberingAfterBreak="0">
-    <w:nsid w:val="2E983AA5"/>
+    <w:nsid w:val="157018F6"/>
     <w:multiLevelType w:val="singleLevel"/>
     <w:tmpl w:val="04160001"/>
     <w:lvl w:ilvl="0">
@@ -4696,7 +4740,7 @@
     </w:lvl>
   </w:abstractNum>
   <w:abstractNum w:abstractNumId="6" w15:restartNumberingAfterBreak="0">
-    <w:nsid w:val="3124721C"/>
+    <w:nsid w:val="2BB90AAF"/>
     <w:multiLevelType w:val="singleLevel"/>
     <w:tmpl w:val="04160001"/>
     <w:lvl w:ilvl="0">
@@ -4713,7 +4757,7 @@
     </w:lvl>
   </w:abstractNum>
   <w:abstractNum w:abstractNumId="7" w15:restartNumberingAfterBreak="0">
-    <w:nsid w:val="41190FB2"/>
+    <w:nsid w:val="2BE47966"/>
     <w:multiLevelType w:val="singleLevel"/>
     <w:tmpl w:val="04160001"/>
     <w:lvl w:ilvl="0">
@@ -4730,7 +4774,7 @@
     </w:lvl>
   </w:abstractNum>
   <w:abstractNum w:abstractNumId="8" w15:restartNumberingAfterBreak="0">
-    <w:nsid w:val="55FC634F"/>
+    <w:nsid w:val="2F4811A0"/>
     <w:multiLevelType w:val="singleLevel"/>
     <w:tmpl w:val="04160001"/>
     <w:lvl w:ilvl="0">
@@ -4747,7 +4791,7 @@
     </w:lvl>
   </w:abstractNum>
   <w:abstractNum w:abstractNumId="9" w15:restartNumberingAfterBreak="0">
-    <w:nsid w:val="565658E0"/>
+    <w:nsid w:val="35BC2C96"/>
     <w:multiLevelType w:val="singleLevel"/>
     <w:tmpl w:val="04160001"/>
     <w:lvl w:ilvl="0">
@@ -4764,7 +4808,7 @@
     </w:lvl>
   </w:abstractNum>
   <w:abstractNum w:abstractNumId="10" w15:restartNumberingAfterBreak="0">
-    <w:nsid w:val="566A6166"/>
+    <w:nsid w:val="3BDD5C79"/>
     <w:multiLevelType w:val="singleLevel"/>
     <w:tmpl w:val="04160001"/>
     <w:lvl w:ilvl="0">
@@ -4781,7 +4825,7 @@
     </w:lvl>
   </w:abstractNum>
   <w:abstractNum w:abstractNumId="11" w15:restartNumberingAfterBreak="0">
-    <w:nsid w:val="5A176654"/>
+    <w:nsid w:val="3FA14588"/>
     <w:multiLevelType w:val="singleLevel"/>
     <w:tmpl w:val="04160001"/>
     <w:lvl w:ilvl="0">
@@ -4798,7 +4842,7 @@
     </w:lvl>
   </w:abstractNum>
   <w:abstractNum w:abstractNumId="12" w15:restartNumberingAfterBreak="0">
-    <w:nsid w:val="5D5014B7"/>
+    <w:nsid w:val="424C2AAE"/>
     <w:multiLevelType w:val="singleLevel"/>
     <w:tmpl w:val="04160001"/>
     <w:lvl w:ilvl="0">
@@ -4815,7 +4859,7 @@
     </w:lvl>
   </w:abstractNum>
   <w:abstractNum w:abstractNumId="13" w15:restartNumberingAfterBreak="0">
-    <w:nsid w:val="66DF46F9"/>
+    <w:nsid w:val="495D4926"/>
     <w:multiLevelType w:val="singleLevel"/>
     <w:tmpl w:val="04160001"/>
     <w:lvl w:ilvl="0">
@@ -4832,7 +4876,7 @@
     </w:lvl>
   </w:abstractNum>
   <w:abstractNum w:abstractNumId="14" w15:restartNumberingAfterBreak="0">
-    <w:nsid w:val="6CCB7D04"/>
+    <w:nsid w:val="50F7516B"/>
     <w:multiLevelType w:val="singleLevel"/>
     <w:tmpl w:val="04160001"/>
     <w:lvl w:ilvl="0">
@@ -4849,7 +4893,7 @@
     </w:lvl>
   </w:abstractNum>
   <w:abstractNum w:abstractNumId="15" w15:restartNumberingAfterBreak="0">
-    <w:nsid w:val="6D7336F0"/>
+    <w:nsid w:val="5A96671A"/>
     <w:multiLevelType w:val="singleLevel"/>
     <w:tmpl w:val="04160001"/>
     <w:lvl w:ilvl="0">
@@ -4866,7 +4910,7 @@
     </w:lvl>
   </w:abstractNum>
   <w:abstractNum w:abstractNumId="16" w15:restartNumberingAfterBreak="0">
-    <w:nsid w:val="76A436CB"/>
+    <w:nsid w:val="605B53D7"/>
     <w:multiLevelType w:val="singleLevel"/>
     <w:tmpl w:val="04160001"/>
     <w:lvl w:ilvl="0">
@@ -4883,7 +4927,7 @@
     </w:lvl>
   </w:abstractNum>
   <w:abstractNum w:abstractNumId="17" w15:restartNumberingAfterBreak="0">
-    <w:nsid w:val="771F1F91"/>
+    <w:nsid w:val="678E7906"/>
     <w:multiLevelType w:val="singleLevel"/>
     <w:tmpl w:val="04160001"/>
     <w:lvl w:ilvl="0">
@@ -4900,7 +4944,7 @@
     </w:lvl>
   </w:abstractNum>
   <w:abstractNum w:abstractNumId="18" w15:restartNumberingAfterBreak="0">
-    <w:nsid w:val="77A07D7B"/>
+    <w:nsid w:val="7B646B7E"/>
     <w:multiLevelType w:val="singleLevel"/>
     <w:tmpl w:val="04160001"/>
     <w:lvl w:ilvl="0">
@@ -4917,7 +4961,7 @@
     </w:lvl>
   </w:abstractNum>
   <w:abstractNum w:abstractNumId="19" w15:restartNumberingAfterBreak="0">
-    <w:nsid w:val="7C290FA2"/>
+    <w:nsid w:val="7CE52D2D"/>
     <w:multiLevelType w:val="singleLevel"/>
     <w:tmpl w:val="04160001"/>
     <w:lvl w:ilvl="0">
@@ -4933,65 +4977,65 @@
       </w:rPr>
     </w:lvl>
   </w:abstractNum>
-  <w:num w:numId="1" w16cid:durableId="1717201060">
+  <w:num w:numId="1" w16cid:durableId="451825290">
+    <w:abstractNumId w:val="15"/>
+  </w:num>
+  <w:num w:numId="2" w16cid:durableId="1879969957">
+    <w:abstractNumId w:val="12"/>
+  </w:num>
+  <w:num w:numId="3" w16cid:durableId="1120495337">
+    <w:abstractNumId w:val="13"/>
+  </w:num>
+  <w:num w:numId="4" w16cid:durableId="1212839654">
+    <w:abstractNumId w:val="8"/>
+  </w:num>
+  <w:num w:numId="5" w16cid:durableId="833951868">
+    <w:abstractNumId w:val="3"/>
+  </w:num>
+  <w:num w:numId="6" w16cid:durableId="1760717257">
+    <w:abstractNumId w:val="0"/>
+  </w:num>
+  <w:num w:numId="7" w16cid:durableId="1095784610">
+    <w:abstractNumId w:val="4"/>
+  </w:num>
+  <w:num w:numId="8" w16cid:durableId="792670390">
+    <w:abstractNumId w:val="16"/>
+  </w:num>
+  <w:num w:numId="9" w16cid:durableId="409153969">
     <w:abstractNumId w:val="1"/>
   </w:num>
-  <w:num w:numId="2" w16cid:durableId="391081856">
+  <w:num w:numId="10" w16cid:durableId="255024502">
+    <w:abstractNumId w:val="9"/>
+  </w:num>
+  <w:num w:numId="11" w16cid:durableId="504171320">
+    <w:abstractNumId w:val="5"/>
+  </w:num>
+  <w:num w:numId="12" w16cid:durableId="1349062798">
+    <w:abstractNumId w:val="10"/>
+  </w:num>
+  <w:num w:numId="13" w16cid:durableId="2018118921">
     <w:abstractNumId w:val="11"/>
   </w:num>
-  <w:num w:numId="3" w16cid:durableId="138693761">
-    <w:abstractNumId w:val="5"/>
+  <w:num w:numId="14" w16cid:durableId="1189103778">
+    <w:abstractNumId w:val="7"/>
   </w:num>
-  <w:num w:numId="4" w16cid:durableId="2032805337">
-    <w:abstractNumId w:val="2"/>
+  <w:num w:numId="15" w16cid:durableId="150105810">
+    <w:abstractNumId w:val="6"/>
   </w:num>
-  <w:num w:numId="5" w16cid:durableId="1300257560">
+  <w:num w:numId="16" w16cid:durableId="284435603">
+    <w:abstractNumId w:val="14"/>
+  </w:num>
+  <w:num w:numId="17" w16cid:durableId="2025475950">
+    <w:abstractNumId w:val="19"/>
+  </w:num>
+  <w:num w:numId="18" w16cid:durableId="580868818">
     <w:abstractNumId w:val="18"/>
   </w:num>
-  <w:num w:numId="6" w16cid:durableId="1627739073">
-    <w:abstractNumId w:val="13"/>
-  </w:num>
-  <w:num w:numId="7" w16cid:durableId="1139032286">
-    <w:abstractNumId w:val="7"/>
-  </w:num>
-  <w:num w:numId="8" w16cid:durableId="2006323948">
-    <w:abstractNumId w:val="3"/>
-  </w:num>
-  <w:num w:numId="9" w16cid:durableId="1059983743">
-    <w:abstractNumId w:val="14"/>
-  </w:num>
-  <w:num w:numId="10" w16cid:durableId="1014529402">
-    <w:abstractNumId w:val="16"/>
-  </w:num>
-  <w:num w:numId="11" w16cid:durableId="621111418">
-    <w:abstractNumId w:val="10"/>
-  </w:num>
-  <w:num w:numId="12" w16cid:durableId="670257446">
-    <w:abstractNumId w:val="15"/>
-  </w:num>
-  <w:num w:numId="13" w16cid:durableId="1501702283">
-    <w:abstractNumId w:val="0"/>
-  </w:num>
-  <w:num w:numId="14" w16cid:durableId="1590575877">
-    <w:abstractNumId w:val="9"/>
-  </w:num>
-  <w:num w:numId="15" w16cid:durableId="352414202">
+  <w:num w:numId="19" w16cid:durableId="575558153">
     <w:abstractNumId w:val="17"/>
   </w:num>
-  <w:num w:numId="16" w16cid:durableId="33122490">
-    <w:abstractNumId w:val="19"/>
-  </w:num>
-  <w:num w:numId="17" w16cid:durableId="352613194">
-    <w:abstractNumId w:val="4"/>
-  </w:num>
-  <w:num w:numId="18" w16cid:durableId="1797871439">
-    <w:abstractNumId w:val="6"/>
-  </w:num>
-  <w:num w:numId="19" w16cid:durableId="1018388955">
-    <w:abstractNumId w:val="8"/>
-  </w:num>
-  <w:num w:numId="20" w16cid:durableId="666441908">
-    <w:abstractNumId w:val="12"/>
+  <w:num w:numId="20" w16cid:durableId="51197701">
+    <w:abstractNumId w:val="2"/>
   </w:num>
 </w:numbering>
 </file>
@@ -5404,7 +5448,7 @@
     <w:link w:val="Ttulo1Char"/>
     <w:uiPriority w:val="9"/>
     <w:qFormat/>
-    <w:rsid w:val="00C552D7"/>
+    <w:rsid w:val="00044742"/>
     <w:pPr>
       <w:keepNext/>
       <w:keepLines/>
@@ -5427,7 +5471,7 @@
     <w:semiHidden/>
     <w:unhideWhenUsed/>
     <w:qFormat/>
-    <w:rsid w:val="00C552D7"/>
+    <w:rsid w:val="00044742"/>
     <w:pPr>
       <w:keepNext/>
       <w:keepLines/>
@@ -5450,7 +5494,7 @@
     <w:semiHidden/>
     <w:unhideWhenUsed/>
     <w:qFormat/>
-    <w:rsid w:val="00C552D7"/>
+    <w:rsid w:val="00044742"/>
     <w:pPr>
       <w:keepNext/>
       <w:keepLines/>
@@ -5473,7 +5517,7 @@
     <w:semiHidden/>
     <w:unhideWhenUsed/>
     <w:qFormat/>
-    <w:rsid w:val="00C552D7"/>
+    <w:rsid w:val="00044742"/>
     <w:pPr>
       <w:keepNext/>
       <w:keepLines/>
@@ -5496,7 +5540,7 @@
     <w:semiHidden/>
     <w:unhideWhenUsed/>
     <w:qFormat/>
-    <w:rsid w:val="00C552D7"/>
+    <w:rsid w:val="00044742"/>
     <w:pPr>
       <w:keepNext/>
       <w:keepLines/>
@@ -5517,7 +5561,7 @@
     <w:semiHidden/>
     <w:unhideWhenUsed/>
     <w:qFormat/>
-    <w:rsid w:val="00C552D7"/>
+    <w:rsid w:val="00044742"/>
     <w:pPr>
       <w:keepNext/>
       <w:keepLines/>
@@ -5540,7 +5584,7 @@
     <w:semiHidden/>
     <w:unhideWhenUsed/>
     <w:qFormat/>
-    <w:rsid w:val="00C552D7"/>
+    <w:rsid w:val="00044742"/>
     <w:pPr>
       <w:keepNext/>
       <w:keepLines/>
@@ -5561,7 +5605,7 @@
     <w:semiHidden/>
     <w:unhideWhenUsed/>
     <w:qFormat/>
-    <w:rsid w:val="00C552D7"/>
+    <w:rsid w:val="00044742"/>
     <w:pPr>
       <w:keepNext/>
       <w:keepLines/>
@@ -5584,7 +5628,7 @@
     <w:semiHidden/>
     <w:unhideWhenUsed/>
     <w:qFormat/>
-    <w:rsid w:val="00C552D7"/>
+    <w:rsid w:val="00044742"/>
     <w:pPr>
       <w:keepNext/>
       <w:keepLines/>
@@ -5628,7 +5672,7 @@
     <w:basedOn w:val="Fontepargpadro"/>
     <w:link w:val="Ttulo1"/>
     <w:uiPriority w:val="9"/>
-    <w:rsid w:val="00C552D7"/>
+    <w:rsid w:val="00044742"/>
     <w:rPr>
       <w:rFonts w:asciiTheme="majorHAnsi" w:eastAsiaTheme="majorEastAsia" w:hAnsiTheme="majorHAnsi" w:cstheme="majorBidi"/>
       <w:color w:val="0F4761" w:themeColor="accent1" w:themeShade="BF"/>
@@ -5642,7 +5686,7 @@
     <w:link w:val="Ttulo2"/>
     <w:uiPriority w:val="9"/>
     <w:semiHidden/>
-    <w:rsid w:val="00C552D7"/>
+    <w:rsid w:val="00044742"/>
     <w:rPr>
       <w:rFonts w:asciiTheme="majorHAnsi" w:eastAsiaTheme="majorEastAsia" w:hAnsiTheme="majorHAnsi" w:cstheme="majorBidi"/>
       <w:color w:val="0F4761" w:themeColor="accent1" w:themeShade="BF"/>
@@ -5656,7 +5700,7 @@
     <w:link w:val="Ttulo3"/>
     <w:uiPriority w:val="9"/>
     <w:semiHidden/>
-    <w:rsid w:val="00C552D7"/>
+    <w:rsid w:val="00044742"/>
     <w:rPr>
       <w:rFonts w:eastAsiaTheme="majorEastAsia" w:cstheme="majorBidi"/>
       <w:color w:val="0F4761" w:themeColor="accent1" w:themeShade="BF"/>
@@ -5670,7 +5714,7 @@
     <w:link w:val="Ttulo4"/>
     <w:uiPriority w:val="9"/>
     <w:semiHidden/>
-    <w:rsid w:val="00C552D7"/>
+    <w:rsid w:val="00044742"/>
     <w:rPr>
       <w:rFonts w:eastAsiaTheme="majorEastAsia" w:cstheme="majorBidi"/>
       <w:i/>
@@ -5684,7 +5728,7 @@
     <w:link w:val="Ttulo5"/>
     <w:uiPriority w:val="9"/>
     <w:semiHidden/>
-    <w:rsid w:val="00C552D7"/>
+    <w:rsid w:val="00044742"/>
     <w:rPr>
       <w:rFonts w:eastAsiaTheme="majorEastAsia" w:cstheme="majorBidi"/>
       <w:color w:val="0F4761" w:themeColor="accent1" w:themeShade="BF"/>
@@ -5696,7 +5740,7 @@
     <w:link w:val="Ttulo6"/>
     <w:uiPriority w:val="9"/>
     <w:semiHidden/>
-    <w:rsid w:val="00C552D7"/>
+    <w:rsid w:val="00044742"/>
     <w:rPr>
       <w:rFonts w:eastAsiaTheme="majorEastAsia" w:cstheme="majorBidi"/>
       <w:i/>
@@ -5710,7 +5754,7 @@
     <w:link w:val="Ttulo7"/>
     <w:uiPriority w:val="9"/>
     <w:semiHidden/>
-    <w:rsid w:val="00C552D7"/>
+    <w:rsid w:val="00044742"/>
     <w:rPr>
       <w:rFonts w:eastAsiaTheme="majorEastAsia" w:cstheme="majorBidi"/>
       <w:color w:val="595959" w:themeColor="text1" w:themeTint="A6"/>
@@ -5722,7 +5766,7 @@
     <w:link w:val="Ttulo8"/>
     <w:uiPriority w:val="9"/>
     <w:semiHidden/>
-    <w:rsid w:val="00C552D7"/>
+    <w:rsid w:val="00044742"/>
     <w:rPr>
       <w:rFonts w:eastAsiaTheme="majorEastAsia" w:cstheme="majorBidi"/>
       <w:i/>
@@ -5736,7 +5780,7 @@
     <w:link w:val="Ttulo9"/>
     <w:uiPriority w:val="9"/>
     <w:semiHidden/>
-    <w:rsid w:val="00C552D7"/>
+    <w:rsid w:val="00044742"/>
     <w:rPr>
       <w:rFonts w:eastAsiaTheme="majorEastAsia" w:cstheme="majorBidi"/>
       <w:color w:val="272727" w:themeColor="text1" w:themeTint="D8"/>
@@ -5749,7 +5793,7 @@
     <w:link w:val="TtuloChar"/>
     <w:uiPriority w:val="10"/>
     <w:qFormat/>
-    <w:rsid w:val="00C552D7"/>
+    <w:rsid w:val="00044742"/>
     <w:pPr>
       <w:spacing w:after="80" w:line="240" w:lineRule="auto"/>
       <w:contextualSpacing/>
@@ -5767,7 +5811,7 @@
     <w:basedOn w:val="Fontepargpadro"/>
     <w:link w:val="Ttulo"/>
     <w:uiPriority w:val="10"/>
-    <w:rsid w:val="00C552D7"/>
+    <w:rsid w:val="00044742"/>
     <w:rPr>
       <w:rFonts w:asciiTheme="majorHAnsi" w:eastAsiaTheme="majorEastAsia" w:hAnsiTheme="majorHAnsi" w:cstheme="majorBidi"/>
       <w:spacing w:val="-10"/>
@@ -5783,7 +5827,7 @@
     <w:link w:val="SubttuloChar"/>
     <w:uiPriority w:val="11"/>
     <w:qFormat/>
-    <w:rsid w:val="00C552D7"/>
+    <w:rsid w:val="00044742"/>
     <w:pPr>
       <w:numPr>
         <w:ilvl w:val="1"/>
@@ -5802,7 +5846,7 @@
     <w:basedOn w:val="Fontepargpadro"/>
     <w:link w:val="Subttulo"/>
     <w:uiPriority w:val="11"/>
-    <w:rsid w:val="00C552D7"/>
+    <w:rsid w:val="00044742"/>
     <w:rPr>
       <w:rFonts w:eastAsiaTheme="majorEastAsia" w:cstheme="majorBidi"/>
       <w:color w:val="595959" w:themeColor="text1" w:themeTint="A6"/>
@@ -5818,7 +5862,7 @@
     <w:link w:val="CitaoChar"/>
     <w:uiPriority w:val="29"/>
     <w:qFormat/>
-    <w:rsid w:val="00C552D7"/>
+    <w:rsid w:val="00044742"/>
     <w:pPr>
       <w:spacing w:before="160"/>
       <w:jc w:val="center"/>
@@ -5834,7 +5878,7 @@
     <w:basedOn w:val="Fontepargpadro"/>
     <w:link w:val="Citao"/>
     <w:uiPriority w:val="29"/>
-    <w:rsid w:val="00C552D7"/>
+    <w:rsid w:val="00044742"/>
     <w:rPr>
       <w:i/>
       <w:iCs/>
@@ -5846,7 +5890,7 @@
     <w:basedOn w:val="Normal"/>
     <w:uiPriority w:val="34"/>
     <w:qFormat/>
-    <w:rsid w:val="00C552D7"/>
+    <w:rsid w:val="00044742"/>
     <w:pPr>
       <w:ind w:left="720"/>
       <w:contextualSpacing/>
@@ -5857,7 +5901,7 @@
     <w:basedOn w:val="Fontepargpadro"/>
     <w:uiPriority w:val="21"/>
     <w:qFormat/>
-    <w:rsid w:val="00C552D7"/>
+    <w:rsid w:val="00044742"/>
     <w:rPr>
       <w:i/>
       <w:iCs/>
@@ -5871,7 +5915,7 @@
     <w:link w:val="CitaoIntensaChar"/>
     <w:uiPriority w:val="30"/>
     <w:qFormat/>
-    <w:rsid w:val="00C552D7"/>
+    <w:rsid w:val="00044742"/>
     <w:pPr>
       <w:pBdr>
         <w:top w:val="single" w:sz="4" w:space="10" w:color="0F4761" w:themeColor="accent1" w:themeShade="BF"/>
@@ -5892,7 +5936,7 @@
     <w:basedOn w:val="Fontepargpadro"/>
     <w:link w:val="CitaoIntensa"/>
     <w:uiPriority w:val="30"/>
-    <w:rsid w:val="00C552D7"/>
+    <w:rsid w:val="00044742"/>
     <w:rPr>
       <w:i/>
       <w:iCs/>
@@ -5904,7 +5948,7 @@
     <w:basedOn w:val="Fontepargpadro"/>
     <w:uiPriority w:val="32"/>
     <w:qFormat/>
-    <w:rsid w:val="00C552D7"/>
+    <w:rsid w:val="00044742"/>
     <w:rPr>
       <w:b/>
       <w:bCs/>

--- a/Regras de Acesso e Permissoes - Sistema UNIALFA.docx
+++ b/Regras de Acesso e Permissoes - Sistema UNIALFA.docx
@@ -1969,7 +1969,7 @@
           <w:color w:val="B91D2E"/>
           <w:sz w:val="26"/>
         </w:rPr>
-        <w:t>3.9 Assistente de preenchimento por IA (Canvas, TAP, Planejamento, EAP, SMP, TEP e RLA)</w:t>
+        <w:t>3.9 Assistente de preenchimento por IA (Canvas, TAP, Planejamento, EAP, SMP, TEP, RLA, Relatorio de Situacao e Relatorio de Entregas)</w:t>
       </w:r>
     </w:p>
     <w:p>
@@ -2148,6 +2148,28 @@
           <w:sz w:val="22"/>
         </w:rPr>
         <w:t>No TEP, a IA compara o planejado (TAP, Planejamento, EAP) com o que as Atas mais recentes confirmam como realizado, para redigir a justificativa de encerramento e as consideracoes finais. No RLA, a IA le o TEP, as Atas e todas as SMPs do projeto para preencher as 4 secoes de texto livre (Visao geral, Destaques, Desafios, Tarefas pos-projeto) - os blocos de avaliacao estruturada Sim/Nao/Parcial com placar percentual (secoes 6 a 9 do formulario) nao sao preenchidos pela IA, continuam sendo autoavaliacao manual da equipe.</w:t>
+      </w:r>
+    </w:p>
+    <w:p>
+      <w:pPr>
+        <w:pStyle w:val="PargrafodaLista"/>
+        <w:numPr>
+          <w:ilvl w:val="0"/>
+          <w:numId w:val="14"/>
+        </w:numPr>
+        <w:spacing w:before="240" w:after="80" w:line="260" w:lineRule="auto"/>
+        <w:ind w:left="700"/>
+        <w:rPr>
+          <w:color w:val="1A1A1A"/>
+          <w:sz w:val="22"/>
+        </w:rPr>
+      </w:pPr>
+      <w:r>
+        <w:rPr>
+          <w:color w:val="1A1A1A"/>
+          <w:sz w:val="22"/>
+        </w:rPr>
+        <w:t>No Relatorio de Situacao e no Relatorio de Entregas, a logica de acesso e diferente dos outros 7 formularios: como um unico relatorio cobre varios projetos ao mesmo tempo (um por linha, via "Projeto vinculado (Gate 1)"), o botao "Sugerir com IA" aparece por linha, nao uma vez so para o formulario inteiro - e a checagem de equipe (acima) e feita contra o projeto daquela linha especifica, nao contra o relatorio em si, que continua sem restricao por equipe (secao 3.4).</w:t>
       </w:r>
     </w:p>
     <w:p>
@@ -2247,6 +2269,7 @@
           <w:color w:val="1A1A1A"/>
           <w:sz w:val="22"/>
         </w:rPr>
+        <w:lastRenderedPageBreak/>
         <w:t>Diferente das demais secoes deste capitulo, aqui nao ha restricao por equipe de projeto - a Solicitacao de Demanda e o primeiro formulario da esteira, registrado antes de existir um projeto aprovado.</w:t>
       </w:r>
     </w:p>
@@ -2291,7 +2314,6 @@
           <w:color w:val="1A1A1A"/>
           <w:sz w:val="22"/>
         </w:rPr>
-        <w:lastRenderedPageBreak/>
         <w:t>Os campos Departamento e Prioridade so sao preenchidos automaticamente se o valor sugerido pela IA corresponder exatamente a uma das opcoes ja existentes na lista suspensa - qualquer valor fora da lista e descartado, para nunca deixar esses dois campos num estado invalido.</w:t>
       </w:r>
     </w:p>
@@ -2584,6 +2606,7 @@
           <w:color w:val="1A1A1A"/>
           <w:sz w:val="32"/>
         </w:rPr>
+        <w:lastRenderedPageBreak/>
         <w:t>5. Restricao por equipe do projeto</w:t>
       </w:r>
     </w:p>
@@ -2600,7 +2623,6 @@
           <w:color w:val="1A1A1A"/>
           <w:sz w:val="22"/>
         </w:rPr>
-        <w:lastRenderedPageBreak/>
         <w:t>Varios formularios exigem vincular o registro a um "Projeto vinculado" (um projeto ja Aprovado no Gate 1). Nesses formularios, apenas quem faz parte da equipe daquele projeto especifico - ou um Admin - pode criar ou editar um registro vinculado a ele.</w:t>
       </w:r>
     </w:p>
@@ -3049,7 +3071,15 @@
           <w:color w:val="1A1A1A"/>
           <w:sz w:val="22"/>
         </w:rPr>
-        <w:t>O Relatorio de Situacao e o Relatorio de Entregas tem, cada um, um campo opcional "Projeto vinculado (Gate 1)" em cada projeto listado - diferente do conceito desta secao, ele nao aplica nenhuma restricao de edicao por equipe. Serve apenas para ligar aquele item ao historico compartilhado do projeto (a mesma trilha de auditoria usada pelos 7 formularios com restricao por equipe), visivel pelo botao "Ver historico". Deixar sem selecionar mantem o comportamento anterior: qualquer usuario autenticado continua podendo criar/editar esses registros livremente.</w:t>
+        <w:t xml:space="preserve">O Relatorio de Situacao e o Relatorio de Entregas tem, cada um, um campo opcional "Projeto vinculado (Gate 1)" em cada projeto listado - diferente do conceito desta secao, ele nao aplica nenhuma restricao de edicao por equipe. Serve apenas para ligar aquele item ao historico compartilhado do projeto (a mesma trilha de auditoria usada pelos 7 </w:t>
+      </w:r>
+      <w:r>
+        <w:rPr>
+          <w:color w:val="1A1A1A"/>
+          <w:sz w:val="22"/>
+        </w:rPr>
+        <w:lastRenderedPageBreak/>
+        <w:t>formularios com restricao por equipe), visivel pelo botao "Ver historico". Deixar sem selecionar mantem o comportamento anterior: qualquer usuario autenticado continua podendo criar/editar esses registros livremente.</w:t>
       </w:r>
     </w:p>
     <w:p>
@@ -4335,6 +4365,7 @@
                 <w:color w:val="1A1A1A"/>
                 <w:sz w:val="19"/>
               </w:rPr>
+              <w:lastRenderedPageBreak/>
               <w:t>Administracao</w:t>
             </w:r>
           </w:p>
@@ -4427,7 +4458,6 @@
                 <w:color w:val="1A1A1A"/>
                 <w:sz w:val="19"/>
               </w:rPr>
-              <w:lastRenderedPageBreak/>
               <w:t>Painel Executivo</w:t>
             </w:r>
           </w:p>
@@ -4638,7 +4668,7 @@
 <file path=word/numbering.xml><?xml version="1.0" encoding="utf-8"?>
 <w:numbering xmlns:wpc="http://schemas.microsoft.com/office/word/2010/wordprocessingCanvas" xmlns:cx="http://schemas.microsoft.com/office/drawing/2014/chartex" xmlns:cx1="http://schemas.microsoft.com/office/drawing/2015/9/8/chartex" xmlns:cx2="http://schemas.microsoft.com/office/drawing/2015/10/21/chartex" xmlns:cx3="http://schemas.microsoft.com/office/drawing/2016/5/9/chartex" xmlns:cx4="http://schemas.microsoft.com/office/drawing/2016/5/10/chartex" xmlns:cx5="http://schemas.microsoft.com/office/drawing/2016/5/11/chartex" xmlns:cx6="http://schemas.microsoft.com/office/drawing/2016/5/12/chartex" xmlns:cx7="http://schemas.microsoft.com/office/drawing/2016/5/13/chartex" xmlns:cx8="http://schemas.microsoft.com/office/drawing/2016/5/14/chartex" xmlns:mc="http://schemas.openxmlformats.org/markup-compatibility/2006" xmlns:aink="http://schemas.microsoft.com/office/drawing/2016/ink" xmlns:am3d="http://schemas.microsoft.com/office/drawing/2017/model3d" xmlns:o="urn:schemas-microsoft-com:office:office" xmlns:oel="http://schemas.microsoft.com/office/2019/extlst" xmlns:r="http://schemas.openxmlformats.org/officeDocument/2006/relationships" xmlns:m="http://schemas.openxmlformats.org/officeDocument/2006/math" xmlns:v="urn:schemas-microsoft-com:vml" xmlns:wp14="http://schemas.microsoft.com/office/word/2010/wordprocessingDrawing" xmlns:wp="http://schemas.openxmlformats.org/drawingml/2006/wordprocessingDrawing" xmlns:w10="urn:schemas-microsoft-com:office:word" xmlns:w="http://schemas.openxmlformats.org/wordprocessingml/2006/main" xmlns:w14="http://schemas.microsoft.com/office/word/2010/wordml" xmlns:w15="http://schemas.microsoft.com/office/word/2012/wordml" xmlns:w16cei="http://schemas.microsoft.com/office/word/2026/wordml/cei" xmlns:w16cex="http://schemas.microsoft.com/office/word/2018/wordml/cex" xmlns:w16cid="http://schemas.microsoft.com/office/word/2016/wordml/cid" xmlns:w16="http://schemas.microsoft.com/office/word/2018/wordml" xmlns:w16du="http://schemas.microsoft.com/office/word/2023/wordml/word16du" xmlns:w16sdtdh="http://schemas.microsoft.com/office/word/2020/wordml/sdtdatahash" xmlns:w16sdtfl="http://schemas.microsoft.com/office/word/2024/wordml/sdtformatlock" xmlns:w16se="http://schemas.microsoft.com/office/word/2015/wordml/symex" xmlns:wpg="http://schemas.microsoft.com/office/word/2010/wordprocessingGroup" xmlns:wpi="http://schemas.microsoft.com/office/word/2010/wordprocessingInk" xmlns:wne="http://schemas.microsoft.com/office/word/2006/wordml" xmlns:wps="http://schemas.microsoft.com/office/word/2010/wordprocessingShape" mc:Ignorable="w14 w15 w16se w16cid w16 w16cex w16sdtdh w16sdtfl w16du wp14">
   <w:abstractNum w:abstractNumId="0" w15:restartNumberingAfterBreak="0">
-    <w:nsid w:val="00154F21"/>
+    <w:nsid w:val="034349DA"/>
     <w:multiLevelType w:val="singleLevel"/>
     <w:tmpl w:val="04160001"/>
     <w:lvl w:ilvl="0">
@@ -4655,7 +4685,7 @@
     </w:lvl>
   </w:abstractNum>
   <w:abstractNum w:abstractNumId="1" w15:restartNumberingAfterBreak="0">
-    <w:nsid w:val="044E503F"/>
+    <w:nsid w:val="05AF3FA8"/>
     <w:multiLevelType w:val="singleLevel"/>
     <w:tmpl w:val="04160001"/>
     <w:lvl w:ilvl="0">
@@ -4672,7 +4702,7 @@
     </w:lvl>
   </w:abstractNum>
   <w:abstractNum w:abstractNumId="2" w15:restartNumberingAfterBreak="0">
-    <w:nsid w:val="07A86FCC"/>
+    <w:nsid w:val="06E95937"/>
     <w:multiLevelType w:val="singleLevel"/>
     <w:tmpl w:val="04160001"/>
     <w:lvl w:ilvl="0">
@@ -4689,7 +4719,7 @@
     </w:lvl>
   </w:abstractNum>
   <w:abstractNum w:abstractNumId="3" w15:restartNumberingAfterBreak="0">
-    <w:nsid w:val="10C17ECF"/>
+    <w:nsid w:val="11B9133A"/>
     <w:multiLevelType w:val="singleLevel"/>
     <w:tmpl w:val="04160001"/>
     <w:lvl w:ilvl="0">
@@ -4706,7 +4736,7 @@
     </w:lvl>
   </w:abstractNum>
   <w:abstractNum w:abstractNumId="4" w15:restartNumberingAfterBreak="0">
-    <w:nsid w:val="125D3A20"/>
+    <w:nsid w:val="12E62F34"/>
     <w:multiLevelType w:val="singleLevel"/>
     <w:tmpl w:val="04160001"/>
     <w:lvl w:ilvl="0">
@@ -4723,7 +4753,7 @@
     </w:lvl>
   </w:abstractNum>
   <w:abstractNum w:abstractNumId="5" w15:restartNumberingAfterBreak="0">
-    <w:nsid w:val="157018F6"/>
+    <w:nsid w:val="130E25E2"/>
     <w:multiLevelType w:val="singleLevel"/>
     <w:tmpl w:val="04160001"/>
     <w:lvl w:ilvl="0">
@@ -4740,7 +4770,7 @@
     </w:lvl>
   </w:abstractNum>
   <w:abstractNum w:abstractNumId="6" w15:restartNumberingAfterBreak="0">
-    <w:nsid w:val="2BB90AAF"/>
+    <w:nsid w:val="150C3425"/>
     <w:multiLevelType w:val="singleLevel"/>
     <w:tmpl w:val="04160001"/>
     <w:lvl w:ilvl="0">
@@ -4757,7 +4787,7 @@
     </w:lvl>
   </w:abstractNum>
   <w:abstractNum w:abstractNumId="7" w15:restartNumberingAfterBreak="0">
-    <w:nsid w:val="2BE47966"/>
+    <w:nsid w:val="1D1027E1"/>
     <w:multiLevelType w:val="singleLevel"/>
     <w:tmpl w:val="04160001"/>
     <w:lvl w:ilvl="0">
@@ -4774,7 +4804,7 @@
     </w:lvl>
   </w:abstractNum>
   <w:abstractNum w:abstractNumId="8" w15:restartNumberingAfterBreak="0">
-    <w:nsid w:val="2F4811A0"/>
+    <w:nsid w:val="30A13FEA"/>
     <w:multiLevelType w:val="singleLevel"/>
     <w:tmpl w:val="04160001"/>
     <w:lvl w:ilvl="0">
@@ -4791,7 +4821,7 @@
     </w:lvl>
   </w:abstractNum>
   <w:abstractNum w:abstractNumId="9" w15:restartNumberingAfterBreak="0">
-    <w:nsid w:val="35BC2C96"/>
+    <w:nsid w:val="35FF4865"/>
     <w:multiLevelType w:val="singleLevel"/>
     <w:tmpl w:val="04160001"/>
     <w:lvl w:ilvl="0">
@@ -4808,7 +4838,7 @@
     </w:lvl>
   </w:abstractNum>
   <w:abstractNum w:abstractNumId="10" w15:restartNumberingAfterBreak="0">
-    <w:nsid w:val="3BDD5C79"/>
+    <w:nsid w:val="410A6BED"/>
     <w:multiLevelType w:val="singleLevel"/>
     <w:tmpl w:val="04160001"/>
     <w:lvl w:ilvl="0">
@@ -4825,7 +4855,7 @@
     </w:lvl>
   </w:abstractNum>
   <w:abstractNum w:abstractNumId="11" w15:restartNumberingAfterBreak="0">
-    <w:nsid w:val="3FA14588"/>
+    <w:nsid w:val="41C97D08"/>
     <w:multiLevelType w:val="singleLevel"/>
     <w:tmpl w:val="04160001"/>
     <w:lvl w:ilvl="0">
@@ -4842,7 +4872,7 @@
     </w:lvl>
   </w:abstractNum>
   <w:abstractNum w:abstractNumId="12" w15:restartNumberingAfterBreak="0">
-    <w:nsid w:val="424C2AAE"/>
+    <w:nsid w:val="440D5DC3"/>
     <w:multiLevelType w:val="singleLevel"/>
     <w:tmpl w:val="04160001"/>
     <w:lvl w:ilvl="0">
@@ -4859,7 +4889,7 @@
     </w:lvl>
   </w:abstractNum>
   <w:abstractNum w:abstractNumId="13" w15:restartNumberingAfterBreak="0">
-    <w:nsid w:val="495D4926"/>
+    <w:nsid w:val="4B897E73"/>
     <w:multiLevelType w:val="singleLevel"/>
     <w:tmpl w:val="04160001"/>
     <w:lvl w:ilvl="0">
@@ -4876,7 +4906,7 @@
     </w:lvl>
   </w:abstractNum>
   <w:abstractNum w:abstractNumId="14" w15:restartNumberingAfterBreak="0">
-    <w:nsid w:val="50F7516B"/>
+    <w:nsid w:val="5A9C5800"/>
     <w:multiLevelType w:val="singleLevel"/>
     <w:tmpl w:val="04160001"/>
     <w:lvl w:ilvl="0">
@@ -4893,7 +4923,7 @@
     </w:lvl>
   </w:abstractNum>
   <w:abstractNum w:abstractNumId="15" w15:restartNumberingAfterBreak="0">
-    <w:nsid w:val="5A96671A"/>
+    <w:nsid w:val="5E6F153A"/>
     <w:multiLevelType w:val="singleLevel"/>
     <w:tmpl w:val="04160001"/>
     <w:lvl w:ilvl="0">
@@ -4910,7 +4940,7 @@
     </w:lvl>
   </w:abstractNum>
   <w:abstractNum w:abstractNumId="16" w15:restartNumberingAfterBreak="0">
-    <w:nsid w:val="605B53D7"/>
+    <w:nsid w:val="755B7CB4"/>
     <w:multiLevelType w:val="singleLevel"/>
     <w:tmpl w:val="04160001"/>
     <w:lvl w:ilvl="0">
@@ -4927,7 +4957,7 @@
     </w:lvl>
   </w:abstractNum>
   <w:abstractNum w:abstractNumId="17" w15:restartNumberingAfterBreak="0">
-    <w:nsid w:val="678E7906"/>
+    <w:nsid w:val="7B070DFE"/>
     <w:multiLevelType w:val="singleLevel"/>
     <w:tmpl w:val="04160001"/>
     <w:lvl w:ilvl="0">
@@ -4944,7 +4974,7 @@
     </w:lvl>
   </w:abstractNum>
   <w:abstractNum w:abstractNumId="18" w15:restartNumberingAfterBreak="0">
-    <w:nsid w:val="7B646B7E"/>
+    <w:nsid w:val="7C4B2DAA"/>
     <w:multiLevelType w:val="singleLevel"/>
     <w:tmpl w:val="04160001"/>
     <w:lvl w:ilvl="0">
@@ -4961,7 +4991,7 @@
     </w:lvl>
   </w:abstractNum>
   <w:abstractNum w:abstractNumId="19" w15:restartNumberingAfterBreak="0">
-    <w:nsid w:val="7CE52D2D"/>
+    <w:nsid w:val="7CA6403C"/>
     <w:multiLevelType w:val="singleLevel"/>
     <w:tmpl w:val="04160001"/>
     <w:lvl w:ilvl="0">
@@ -4977,65 +5007,65 @@
       </w:rPr>
     </w:lvl>
   </w:abstractNum>
-  <w:num w:numId="1" w16cid:durableId="451825290">
+  <w:num w:numId="1" w16cid:durableId="1289897012">
+    <w:abstractNumId w:val="12"/>
+  </w:num>
+  <w:num w:numId="2" w16cid:durableId="1763913460">
+    <w:abstractNumId w:val="18"/>
+  </w:num>
+  <w:num w:numId="3" w16cid:durableId="796684557">
     <w:abstractNumId w:val="15"/>
   </w:num>
-  <w:num w:numId="2" w16cid:durableId="1879969957">
-    <w:abstractNumId w:val="12"/>
+  <w:num w:numId="4" w16cid:durableId="1058020377">
+    <w:abstractNumId w:val="4"/>
   </w:num>
-  <w:num w:numId="3" w16cid:durableId="1120495337">
+  <w:num w:numId="5" w16cid:durableId="2035381957">
+    <w:abstractNumId w:val="9"/>
+  </w:num>
+  <w:num w:numId="6" w16cid:durableId="1548758839">
+    <w:abstractNumId w:val="19"/>
+  </w:num>
+  <w:num w:numId="7" w16cid:durableId="1220632615">
+    <w:abstractNumId w:val="3"/>
+  </w:num>
+  <w:num w:numId="8" w16cid:durableId="1124081370">
+    <w:abstractNumId w:val="10"/>
+  </w:num>
+  <w:num w:numId="9" w16cid:durableId="2146000704">
+    <w:abstractNumId w:val="16"/>
+  </w:num>
+  <w:num w:numId="10" w16cid:durableId="53360166">
+    <w:abstractNumId w:val="2"/>
+  </w:num>
+  <w:num w:numId="11" w16cid:durableId="506022653">
+    <w:abstractNumId w:val="0"/>
+  </w:num>
+  <w:num w:numId="12" w16cid:durableId="166868401">
+    <w:abstractNumId w:val="6"/>
+  </w:num>
+  <w:num w:numId="13" w16cid:durableId="238911254">
     <w:abstractNumId w:val="13"/>
   </w:num>
-  <w:num w:numId="4" w16cid:durableId="1212839654">
-    <w:abstractNumId w:val="8"/>
+  <w:num w:numId="14" w16cid:durableId="1915238877">
+    <w:abstractNumId w:val="5"/>
   </w:num>
-  <w:num w:numId="5" w16cid:durableId="833951868">
-    <w:abstractNumId w:val="3"/>
+  <w:num w:numId="15" w16cid:durableId="1444884764">
+    <w:abstractNumId w:val="11"/>
   </w:num>
-  <w:num w:numId="6" w16cid:durableId="1760717257">
-    <w:abstractNumId w:val="0"/>
-  </w:num>
-  <w:num w:numId="7" w16cid:durableId="1095784610">
-    <w:abstractNumId w:val="4"/>
-  </w:num>
-  <w:num w:numId="8" w16cid:durableId="792670390">
-    <w:abstractNumId w:val="16"/>
-  </w:num>
-  <w:num w:numId="9" w16cid:durableId="409153969">
+  <w:num w:numId="16" w16cid:durableId="2060401480">
     <w:abstractNumId w:val="1"/>
   </w:num>
-  <w:num w:numId="10" w16cid:durableId="255024502">
-    <w:abstractNumId w:val="9"/>
+  <w:num w:numId="17" w16cid:durableId="747919948">
+    <w:abstractNumId w:val="14"/>
   </w:num>
-  <w:num w:numId="11" w16cid:durableId="504171320">
-    <w:abstractNumId w:val="5"/>
+  <w:num w:numId="18" w16cid:durableId="312415509">
+    <w:abstractNumId w:val="17"/>
   </w:num>
-  <w:num w:numId="12" w16cid:durableId="1349062798">
-    <w:abstractNumId w:val="10"/>
-  </w:num>
-  <w:num w:numId="13" w16cid:durableId="2018118921">
-    <w:abstractNumId w:val="11"/>
-  </w:num>
-  <w:num w:numId="14" w16cid:durableId="1189103778">
+  <w:num w:numId="19" w16cid:durableId="1283535472">
     <w:abstractNumId w:val="7"/>
   </w:num>
-  <w:num w:numId="15" w16cid:durableId="150105810">
-    <w:abstractNumId w:val="6"/>
-  </w:num>
-  <w:num w:numId="16" w16cid:durableId="284435603">
-    <w:abstractNumId w:val="14"/>
-  </w:num>
-  <w:num w:numId="17" w16cid:durableId="2025475950">
-    <w:abstractNumId w:val="19"/>
-  </w:num>
-  <w:num w:numId="18" w16cid:durableId="580868818">
-    <w:abstractNumId w:val="18"/>
-  </w:num>
-  <w:num w:numId="19" w16cid:durableId="575558153">
-    <w:abstractNumId w:val="17"/>
-  </w:num>
-  <w:num w:numId="20" w16cid:durableId="51197701">
-    <w:abstractNumId w:val="2"/>
+  <w:num w:numId="20" w16cid:durableId="514073162">
+    <w:abstractNumId w:val="8"/>
   </w:num>
 </w:numbering>
 </file>
@@ -5448,7 +5478,7 @@
     <w:link w:val="Ttulo1Char"/>
     <w:uiPriority w:val="9"/>
     <w:qFormat/>
-    <w:rsid w:val="00044742"/>
+    <w:rsid w:val="008431E3"/>
     <w:pPr>
       <w:keepNext/>
       <w:keepLines/>
@@ -5471,7 +5501,7 @@
     <w:semiHidden/>
     <w:unhideWhenUsed/>
     <w:qFormat/>
-    <w:rsid w:val="00044742"/>
+    <w:rsid w:val="008431E3"/>
     <w:pPr>
       <w:keepNext/>
       <w:keepLines/>
@@ -5494,7 +5524,7 @@
     <w:semiHidden/>
     <w:unhideWhenUsed/>
     <w:qFormat/>
-    <w:rsid w:val="00044742"/>
+    <w:rsid w:val="008431E3"/>
     <w:pPr>
       <w:keepNext/>
       <w:keepLines/>
@@ -5517,7 +5547,7 @@
     <w:semiHidden/>
     <w:unhideWhenUsed/>
     <w:qFormat/>
-    <w:rsid w:val="00044742"/>
+    <w:rsid w:val="008431E3"/>
     <w:pPr>
       <w:keepNext/>
       <w:keepLines/>
@@ -5540,7 +5570,7 @@
     <w:semiHidden/>
     <w:unhideWhenUsed/>
     <w:qFormat/>
-    <w:rsid w:val="00044742"/>
+    <w:rsid w:val="008431E3"/>
     <w:pPr>
       <w:keepNext/>
       <w:keepLines/>
@@ -5561,7 +5591,7 @@
     <w:semiHidden/>
     <w:unhideWhenUsed/>
     <w:qFormat/>
-    <w:rsid w:val="00044742"/>
+    <w:rsid w:val="008431E3"/>
     <w:pPr>
       <w:keepNext/>
       <w:keepLines/>
@@ -5584,7 +5614,7 @@
     <w:semiHidden/>
     <w:unhideWhenUsed/>
     <w:qFormat/>
-    <w:rsid w:val="00044742"/>
+    <w:rsid w:val="008431E3"/>
     <w:pPr>
       <w:keepNext/>
       <w:keepLines/>
@@ -5605,7 +5635,7 @@
     <w:semiHidden/>
     <w:unhideWhenUsed/>
     <w:qFormat/>
-    <w:rsid w:val="00044742"/>
+    <w:rsid w:val="008431E3"/>
     <w:pPr>
       <w:keepNext/>
       <w:keepLines/>
@@ -5628,7 +5658,7 @@
     <w:semiHidden/>
     <w:unhideWhenUsed/>
     <w:qFormat/>
-    <w:rsid w:val="00044742"/>
+    <w:rsid w:val="008431E3"/>
     <w:pPr>
       <w:keepNext/>
       <w:keepLines/>
@@ -5672,7 +5702,7 @@
     <w:basedOn w:val="Fontepargpadro"/>
     <w:link w:val="Ttulo1"/>
     <w:uiPriority w:val="9"/>
-    <w:rsid w:val="00044742"/>
+    <w:rsid w:val="008431E3"/>
     <w:rPr>
       <w:rFonts w:asciiTheme="majorHAnsi" w:eastAsiaTheme="majorEastAsia" w:hAnsiTheme="majorHAnsi" w:cstheme="majorBidi"/>
       <w:color w:val="0F4761" w:themeColor="accent1" w:themeShade="BF"/>
@@ -5686,7 +5716,7 @@
     <w:link w:val="Ttulo2"/>
     <w:uiPriority w:val="9"/>
     <w:semiHidden/>
-    <w:rsid w:val="00044742"/>
+    <w:rsid w:val="008431E3"/>
     <w:rPr>
       <w:rFonts w:asciiTheme="majorHAnsi" w:eastAsiaTheme="majorEastAsia" w:hAnsiTheme="majorHAnsi" w:cstheme="majorBidi"/>
       <w:color w:val="0F4761" w:themeColor="accent1" w:themeShade="BF"/>
@@ -5700,7 +5730,7 @@
     <w:link w:val="Ttulo3"/>
     <w:uiPriority w:val="9"/>
     <w:semiHidden/>
-    <w:rsid w:val="00044742"/>
+    <w:rsid w:val="008431E3"/>
     <w:rPr>
       <w:rFonts w:eastAsiaTheme="majorEastAsia" w:cstheme="majorBidi"/>
       <w:color w:val="0F4761" w:themeColor="accent1" w:themeShade="BF"/>
@@ -5714,7 +5744,7 @@
     <w:link w:val="Ttulo4"/>
     <w:uiPriority w:val="9"/>
     <w:semiHidden/>
-    <w:rsid w:val="00044742"/>
+    <w:rsid w:val="008431E3"/>
     <w:rPr>
       <w:rFonts w:eastAsiaTheme="majorEastAsia" w:cstheme="majorBidi"/>
       <w:i/>
@@ -5728,7 +5758,7 @@
     <w:link w:val="Ttulo5"/>
     <w:uiPriority w:val="9"/>
     <w:semiHidden/>
-    <w:rsid w:val="00044742"/>
+    <w:rsid w:val="008431E3"/>
     <w:rPr>
       <w:rFonts w:eastAsiaTheme="majorEastAsia" w:cstheme="majorBidi"/>
       <w:color w:val="0F4761" w:themeColor="accent1" w:themeShade="BF"/>
@@ -5740,7 +5770,7 @@
     <w:link w:val="Ttulo6"/>
     <w:uiPriority w:val="9"/>
     <w:semiHidden/>
-    <w:rsid w:val="00044742"/>
+    <w:rsid w:val="008431E3"/>
     <w:rPr>
       <w:rFonts w:eastAsiaTheme="majorEastAsia" w:cstheme="majorBidi"/>
       <w:i/>
@@ -5754,7 +5784,7 @@
     <w:link w:val="Ttulo7"/>
     <w:uiPriority w:val="9"/>
     <w:semiHidden/>
-    <w:rsid w:val="00044742"/>
+    <w:rsid w:val="008431E3"/>
     <w:rPr>
       <w:rFonts w:eastAsiaTheme="majorEastAsia" w:cstheme="majorBidi"/>
       <w:color w:val="595959" w:themeColor="text1" w:themeTint="A6"/>
@@ -5766,7 +5796,7 @@
     <w:link w:val="Ttulo8"/>
     <w:uiPriority w:val="9"/>
     <w:semiHidden/>
-    <w:rsid w:val="00044742"/>
+    <w:rsid w:val="008431E3"/>
     <w:rPr>
       <w:rFonts w:eastAsiaTheme="majorEastAsia" w:cstheme="majorBidi"/>
       <w:i/>
@@ -5780,7 +5810,7 @@
     <w:link w:val="Ttulo9"/>
     <w:uiPriority w:val="9"/>
     <w:semiHidden/>
-    <w:rsid w:val="00044742"/>
+    <w:rsid w:val="008431E3"/>
     <w:rPr>
       <w:rFonts w:eastAsiaTheme="majorEastAsia" w:cstheme="majorBidi"/>
       <w:color w:val="272727" w:themeColor="text1" w:themeTint="D8"/>
@@ -5793,7 +5823,7 @@
     <w:link w:val="TtuloChar"/>
     <w:uiPriority w:val="10"/>
     <w:qFormat/>
-    <w:rsid w:val="00044742"/>
+    <w:rsid w:val="008431E3"/>
     <w:pPr>
       <w:spacing w:after="80" w:line="240" w:lineRule="auto"/>
       <w:contextualSpacing/>
@@ -5811,7 +5841,7 @@
     <w:basedOn w:val="Fontepargpadro"/>
     <w:link w:val="Ttulo"/>
     <w:uiPriority w:val="10"/>
-    <w:rsid w:val="00044742"/>
+    <w:rsid w:val="008431E3"/>
     <w:rPr>
       <w:rFonts w:asciiTheme="majorHAnsi" w:eastAsiaTheme="majorEastAsia" w:hAnsiTheme="majorHAnsi" w:cstheme="majorBidi"/>
       <w:spacing w:val="-10"/>
@@ -5827,7 +5857,7 @@
     <w:link w:val="SubttuloChar"/>
     <w:uiPriority w:val="11"/>
     <w:qFormat/>
-    <w:rsid w:val="00044742"/>
+    <w:rsid w:val="008431E3"/>
     <w:pPr>
       <w:numPr>
         <w:ilvl w:val="1"/>
@@ -5846,7 +5876,7 @@
     <w:basedOn w:val="Fontepargpadro"/>
     <w:link w:val="Subttulo"/>
     <w:uiPriority w:val="11"/>
-    <w:rsid w:val="00044742"/>
+    <w:rsid w:val="008431E3"/>
     <w:rPr>
       <w:rFonts w:eastAsiaTheme="majorEastAsia" w:cstheme="majorBidi"/>
       <w:color w:val="595959" w:themeColor="text1" w:themeTint="A6"/>
@@ -5862,7 +5892,7 @@
     <w:link w:val="CitaoChar"/>
     <w:uiPriority w:val="29"/>
     <w:qFormat/>
-    <w:rsid w:val="00044742"/>
+    <w:rsid w:val="008431E3"/>
     <w:pPr>
       <w:spacing w:before="160"/>
       <w:jc w:val="center"/>
@@ -5878,7 +5908,7 @@
     <w:basedOn w:val="Fontepargpadro"/>
     <w:link w:val="Citao"/>
     <w:uiPriority w:val="29"/>
-    <w:rsid w:val="00044742"/>
+    <w:rsid w:val="008431E3"/>
     <w:rPr>
       <w:i/>
       <w:iCs/>
@@ -5890,7 +5920,7 @@
     <w:basedOn w:val="Normal"/>
     <w:uiPriority w:val="34"/>
     <w:qFormat/>
-    <w:rsid w:val="00044742"/>
+    <w:rsid w:val="008431E3"/>
     <w:pPr>
       <w:ind w:left="720"/>
       <w:contextualSpacing/>
@@ -5901,7 +5931,7 @@
     <w:basedOn w:val="Fontepargpadro"/>
     <w:uiPriority w:val="21"/>
     <w:qFormat/>
-    <w:rsid w:val="00044742"/>
+    <w:rsid w:val="008431E3"/>
     <w:rPr>
       <w:i/>
       <w:iCs/>
@@ -5915,7 +5945,7 @@
     <w:link w:val="CitaoIntensaChar"/>
     <w:uiPriority w:val="30"/>
     <w:qFormat/>
-    <w:rsid w:val="00044742"/>
+    <w:rsid w:val="008431E3"/>
     <w:pPr>
       <w:pBdr>
         <w:top w:val="single" w:sz="4" w:space="10" w:color="0F4761" w:themeColor="accent1" w:themeShade="BF"/>
@@ -5936,7 +5966,7 @@
     <w:basedOn w:val="Fontepargpadro"/>
     <w:link w:val="CitaoIntensa"/>
     <w:uiPriority w:val="30"/>
-    <w:rsid w:val="00044742"/>
+    <w:rsid w:val="008431E3"/>
     <w:rPr>
       <w:i/>
       <w:iCs/>
@@ -5948,7 +5978,7 @@
     <w:basedOn w:val="Fontepargpadro"/>
     <w:uiPriority w:val="32"/>
     <w:qFormat/>
-    <w:rsid w:val="00044742"/>
+    <w:rsid w:val="008431E3"/>
     <w:rPr>
       <w:b/>
       <w:bCs/>

--- a/Regras de Acesso e Permissoes - Sistema UNIALFA.docx
+++ b/Regras de Acesso e Permissoes - Sistema UNIALFA.docx
@@ -2341,50 +2341,7 @@
     </w:p>
     <w:p>
       <w:pPr>
-        <w:spacing w:before="120" w:after="200" w:line="260" w:lineRule="auto"/>
-        <w:rPr>
-          <w:color w:val="1A1A1A"/>
-          <w:sz w:val="22"/>
-        </w:rPr>
-      </w:pPr>
-    </w:p>
-    <w:p>
-      <w:pPr>
-        <w:spacing w:before="360" w:line="260" w:lineRule="auto"/>
-        <w:rPr>
-          <w:b/>
-          <w:color w:val="1A1A1A"/>
-          <w:sz w:val="32"/>
-        </w:rPr>
-      </w:pPr>
-      <w:r>
-        <w:rPr>
-          <w:b/>
-          <w:color w:val="1A1A1A"/>
-          <w:sz w:val="32"/>
-        </w:rPr>
-        <w:t>4. Gates de aprovacao</w:t>
-      </w:r>
-    </w:p>
-    <w:p>
-      <w:pPr>
-        <w:spacing w:before="360" w:line="280" w:lineRule="auto"/>
-        <w:rPr>
-          <w:color w:val="1A1A1A"/>
-          <w:sz w:val="22"/>
-        </w:rPr>
-      </w:pPr>
-      <w:r>
-        <w:rPr>
-          <w:color w:val="1A1A1A"/>
-          <w:sz w:val="22"/>
-        </w:rPr>
-        <w:t>O sistema tem dois pontos de decisao formal (gates) no ciclo de vida de um projeto, ambos aparecendo no fluxo de diretrizes da pagina inicial:</w:t>
-      </w:r>
-    </w:p>
-    <w:p>
-      <w:pPr>
-        <w:spacing w:before="240" w:after="120" w:line="280" w:lineRule="auto"/>
+        <w:spacing w:before="240" w:after="120" w:line="260" w:lineRule="auto"/>
         <w:rPr>
           <w:b/>
           <w:color w:val="B91D2E"/>
@@ -2397,7 +2354,7 @@
           <w:color w:val="B91D2E"/>
           <w:sz w:val="26"/>
         </w:rPr>
-        <w:t>4.1 Gate 1 - Triagem</w:t>
+        <w:t>3.11 Backup automatizado</w:t>
       </w:r>
     </w:p>
     <w:p>
@@ -2413,7 +2370,7 @@
           <w:color w:val="1A1A1A"/>
           <w:sz w:val="22"/>
         </w:rPr>
-        <w:t>Ocorre logo apos o registro da demanda (D01.4/D01.5). Decide se a demanda entra ou nao no portfolio de projetos.</w:t>
+        <w:t>Na aba Configuracoes da Administracao, um bloco separado deixa o Admin/PMO definir os parametros de uma rotina de backup periodico do sistema (banco de dados, arquivos anexados e codigo-fonte) para um destino fora do GitHub: destino e caminho, frequencia, retencao, e-mail de alerta e e-mails com acesso ao destino externo (campo de registro, nao concede acesso de fato).</w:t>
       </w:r>
     </w:p>
     <w:p>
@@ -2435,7 +2392,7 @@
           <w:color w:val="1A1A1A"/>
           <w:sz w:val="22"/>
         </w:rPr>
-        <w:t>Quem decide: Admin (atuando como Gestor Responsavel no sistema).</w:t>
+        <w:t>Mesma logica de permissao das demais listas de papeis deste capitulo: uma lista de papeis propria ("Quem pode gerenciar as configuracoes de backup") define quem, alem do Admin, pode ver e alterar esses campos - Admin sempre tem acesso, mesmo sem estar marcado na lista.</w:t>
       </w:r>
     </w:p>
     <w:p>
@@ -2457,12 +2414,77 @@
           <w:color w:val="1A1A1A"/>
           <w:sz w:val="22"/>
         </w:rPr>
-        <w:t>Onde: no status da Solicitacao de Demanda - so o Admin consegue alterar o campo de status; qualquer outro papel ve o campo travado, com um aviso explicando que so o PMO/Admin pode aprovar ou reprovar.</w:t>
-      </w:r>
-    </w:p>
-    <w:p>
-      <w:pPr>
-        <w:spacing w:before="240" w:after="120" w:line="260" w:lineRule="auto"/>
+        <w:t>Diferente das secoes 3.5 a 3.10, esta nao tem um interruptor mestre "desligado por padrao" que bloqueia todo mundo - o campo "Habilitar backup automatizado" e, ele mesmo, um dos parametros salvos, nao uma trava de acesso a tela: quem tem o papel liberado sempre ve e edita a tela, ligado ou desligado.</w:t>
+      </w:r>
+    </w:p>
+    <w:p>
+      <w:pPr>
+        <w:pStyle w:val="PargrafodaLista"/>
+        <w:numPr>
+          <w:ilvl w:val="0"/>
+          <w:numId w:val="16"/>
+        </w:numPr>
+        <w:spacing w:before="240" w:after="80" w:line="260" w:lineRule="auto"/>
+        <w:ind w:left="700"/>
+        <w:rPr>
+          <w:color w:val="1A1A1A"/>
+          <w:sz w:val="22"/>
+        </w:rPr>
+      </w:pPr>
+      <w:r>
+        <w:rPr>
+          <w:color w:val="1A1A1A"/>
+          <w:sz w:val="22"/>
+        </w:rPr>
+        <w:t>Esta tela define apenas os parametros - quem efetivamente executa a copia dos dados e uma rotina agendada fora do sistema (GitHub Actions), sem acesso direto ao sistema nem papel de usuario.</w:t>
+      </w:r>
+    </w:p>
+    <w:p>
+      <w:pPr>
+        <w:spacing w:before="120" w:after="200" w:line="260" w:lineRule="auto"/>
+        <w:rPr>
+          <w:color w:val="1A1A1A"/>
+          <w:sz w:val="22"/>
+        </w:rPr>
+      </w:pPr>
+    </w:p>
+    <w:p>
+      <w:pPr>
+        <w:spacing w:before="360" w:line="260" w:lineRule="auto"/>
+        <w:rPr>
+          <w:b/>
+          <w:color w:val="1A1A1A"/>
+          <w:sz w:val="32"/>
+        </w:rPr>
+      </w:pPr>
+      <w:r>
+        <w:rPr>
+          <w:b/>
+          <w:color w:val="1A1A1A"/>
+          <w:sz w:val="32"/>
+        </w:rPr>
+        <w:t>4. Gates de aprovacao</w:t>
+      </w:r>
+    </w:p>
+    <w:p>
+      <w:pPr>
+        <w:spacing w:before="360" w:line="280" w:lineRule="auto"/>
+        <w:rPr>
+          <w:color w:val="1A1A1A"/>
+          <w:sz w:val="22"/>
+        </w:rPr>
+      </w:pPr>
+      <w:r>
+        <w:rPr>
+          <w:color w:val="1A1A1A"/>
+          <w:sz w:val="22"/>
+        </w:rPr>
+        <w:t>O sistema tem dois pontos de decisao formal (gates) no ciclo de vida de um projeto, ambos aparecendo no fluxo de diretrizes da pagina inicial:</w:t>
+      </w:r>
+    </w:p>
+    <w:p>
+      <w:pPr>
+        <w:spacing w:before="240" w:after="120" w:line="280" w:lineRule="auto"/>
         <w:rPr>
           <w:b/>
           <w:color w:val="B91D2E"/>
@@ -2475,7 +2497,7 @@
           <w:color w:val="B91D2E"/>
           <w:sz w:val="26"/>
         </w:rPr>
-        <w:t>4.2 Gate 2 - Pactuacao</w:t>
+        <w:t>4.1 Gate 1 - Triagem</w:t>
       </w:r>
     </w:p>
     <w:p>
@@ -2491,7 +2513,7 @@
           <w:color w:val="1A1A1A"/>
           <w:sz w:val="22"/>
         </w:rPr>
-        <w:t>Ocorre ao final do Planejamento (D02), antes do inicio da Execucao (D03). E o gate mais critico: autoriza formalmente o inicio da execucao do projeto.</w:t>
+        <w:t>Ocorre logo apos o registro da demanda (D01.4/D01.5). Decide se a demanda entra ou nao no portfolio de projetos.</w:t>
       </w:r>
     </w:p>
     <w:p>
@@ -2513,7 +2535,7 @@
           <w:color w:val="1A1A1A"/>
           <w:sz w:val="22"/>
         </w:rPr>
-        <w:t>Quem decide: Dono do Negocio, perante a Alta Gestao.</w:t>
+        <w:t>Quem decide: Admin (atuando como Gestor Responsavel no sistema).</w:t>
       </w:r>
     </w:p>
     <w:p>
@@ -2535,100 +2557,13 @@
           <w:color w:val="1A1A1A"/>
           <w:sz w:val="22"/>
         </w:rPr>
-        <w:t>Onde: no Relatorio de Entregas e Beneficios (FORALF12), aba Editar dados - campo Status (Pendente de pactuacao / Pactuado). So o Admin consegue alterar esse campo; qualquer outro papel ve o controle travado, com um aviso explicando que so o PMO/Admin pode pactuar.</w:t>
-      </w:r>
-    </w:p>
-    <w:p>
-      <w:pPr>
-        <w:pStyle w:val="PargrafodaLista"/>
-        <w:numPr>
-          <w:ilvl w:val="0"/>
-          <w:numId w:val="17"/>
-        </w:numPr>
-        <w:spacing w:before="240" w:after="80" w:line="260" w:lineRule="auto"/>
-        <w:ind w:left="700"/>
-        <w:rPr>
-          <w:color w:val="1A1A1A"/>
-          <w:sz w:val="22"/>
-        </w:rPr>
-      </w:pPr>
-      <w:r>
-        <w:rPr>
-          <w:color w:val="1A1A1A"/>
-          <w:sz w:val="22"/>
-        </w:rPr>
-        <w:t>Ao marcar "Pactuado", o sistema preenche automaticamente a Data de pactuacao (hoje) e o Aprovador (nome de quem esta logado), ambos editaveis pelo Admin.</w:t>
-      </w:r>
-    </w:p>
-    <w:p>
-      <w:pPr>
-        <w:pStyle w:val="PargrafodaLista"/>
-        <w:numPr>
-          <w:ilvl w:val="0"/>
-          <w:numId w:val="17"/>
-        </w:numPr>
-        <w:spacing w:before="240" w:after="80" w:line="260" w:lineRule="auto"/>
-        <w:ind w:left="700"/>
-        <w:rPr>
-          <w:color w:val="1A1A1A"/>
-          <w:sz w:val="22"/>
-        </w:rPr>
-      </w:pPr>
-      <w:r>
-        <w:rPr>
-          <w:color w:val="1A1A1A"/>
-          <w:sz w:val="22"/>
-        </w:rPr>
-        <w:t>Enquanto o status estiver "Pactuado", todos os demais campos do relatorio (ficha do programa, indicadores, projetos vinculados) ficam bloqueados para edicao - inclusive para o Admin - ate que o Gate 2 seja reaberto (status voltar para "Pendente de pactuacao").</w:t>
-      </w:r>
-    </w:p>
-    <w:p>
-      <w:pPr>
-        <w:spacing w:before="120" w:after="200" w:line="260" w:lineRule="auto"/>
-        <w:rPr>
-          <w:color w:val="1A1A1A"/>
-          <w:sz w:val="22"/>
-        </w:rPr>
-      </w:pPr>
-    </w:p>
-    <w:p>
-      <w:pPr>
-        <w:spacing w:before="360" w:line="260" w:lineRule="auto"/>
-        <w:rPr>
-          <w:b/>
-          <w:color w:val="1A1A1A"/>
-          <w:sz w:val="32"/>
-        </w:rPr>
-      </w:pPr>
-      <w:r>
-        <w:rPr>
-          <w:b/>
-          <w:color w:val="1A1A1A"/>
-          <w:sz w:val="32"/>
-        </w:rPr>
         <w:lastRenderedPageBreak/>
-        <w:t>5. Restricao por equipe do projeto</w:t>
-      </w:r>
-    </w:p>
-    <w:p>
-      <w:pPr>
-        <w:spacing w:before="360" w:line="280" w:lineRule="auto"/>
-        <w:rPr>
-          <w:color w:val="1A1A1A"/>
-          <w:sz w:val="22"/>
-        </w:rPr>
-      </w:pPr>
-      <w:r>
-        <w:rPr>
-          <w:color w:val="1A1A1A"/>
-          <w:sz w:val="22"/>
-        </w:rPr>
-        <w:t>Varios formularios exigem vincular o registro a um "Projeto vinculado" (um projeto ja Aprovado no Gate 1). Nesses formularios, apenas quem faz parte da equipe daquele projeto especifico - ou um Admin - pode criar ou editar um registro vinculado a ele.</w:t>
-      </w:r>
-    </w:p>
-    <w:p>
-      <w:pPr>
-        <w:spacing w:before="240" w:after="120" w:line="280" w:lineRule="auto"/>
+        <w:t>Onde: no status da Solicitacao de Demanda - so o Admin consegue alterar o campo de status; qualquer outro papel ve o campo travado, com um aviso explicando que so o PMO/Admin pode aprovar ou reprovar.</w:t>
+      </w:r>
+    </w:p>
+    <w:p>
+      <w:pPr>
+        <w:spacing w:before="240" w:after="120" w:line="260" w:lineRule="auto"/>
         <w:rPr>
           <w:b/>
           <w:color w:val="B91D2E"/>
@@ -2641,7 +2576,7 @@
           <w:color w:val="B91D2E"/>
           <w:sz w:val="26"/>
         </w:rPr>
-        <w:t>5.1 Formularios com essa restricao</w:t>
+        <w:t>4.2 Gate 2 - Pactuacao</w:t>
       </w:r>
     </w:p>
     <w:p>
@@ -2657,7 +2592,7 @@
           <w:color w:val="1A1A1A"/>
           <w:sz w:val="22"/>
         </w:rPr>
-        <w:t>Aplicada nos 7 formularios que usam o conceito de "equipe por projeto":</w:t>
+        <w:t>Ocorre ao final do Planejamento (D02), antes do inicio da Execucao (D03). E o gate mais critico: autoriza formalmente o inicio da execucao do projeto.</w:t>
       </w:r>
     </w:p>
     <w:p>
@@ -2679,7 +2614,7 @@
           <w:color w:val="1A1A1A"/>
           <w:sz w:val="22"/>
         </w:rPr>
-        <w:t>Canvas de Projeto</w:t>
+        <w:t>Quem decide: Dono do Negocio, perante a Alta Gestao.</w:t>
       </w:r>
     </w:p>
     <w:p>
@@ -2701,7 +2636,7 @@
           <w:color w:val="1A1A1A"/>
           <w:sz w:val="22"/>
         </w:rPr>
-        <w:t>TAP - Termo de Abertura de Projeto</w:t>
+        <w:t>Onde: no Relatorio de Entregas e Beneficios (FORALF12), aba Editar dados - campo Status (Pendente de pactuacao / Pactuado). So o Admin consegue alterar esse campo; qualquer outro papel ve o controle travado, com um aviso explicando que so o PMO/Admin pode pactuar.</w:t>
       </w:r>
     </w:p>
     <w:p>
@@ -2723,7 +2658,7 @@
           <w:color w:val="1A1A1A"/>
           <w:sz w:val="22"/>
         </w:rPr>
-        <w:t>Planejamento e Desenvolvimento de Projeto</w:t>
+        <w:t>Ao marcar "Pactuado", o sistema preenche automaticamente a Data de pactuacao (hoje) e o Aprovador (nome de quem esta logado), ambos editaveis pelo Admin.</w:t>
       </w:r>
     </w:p>
     <w:p>
@@ -2745,78 +2680,55 @@
           <w:color w:val="1A1A1A"/>
           <w:sz w:val="22"/>
         </w:rPr>
-        <w:t>EAP - Estrutura Analitica de Projeto</w:t>
-      </w:r>
-    </w:p>
-    <w:p>
-      <w:pPr>
-        <w:pStyle w:val="PargrafodaLista"/>
-        <w:numPr>
-          <w:ilvl w:val="0"/>
-          <w:numId w:val="18"/>
-        </w:numPr>
-        <w:spacing w:before="240" w:after="80" w:line="260" w:lineRule="auto"/>
-        <w:ind w:left="700"/>
-        <w:rPr>
-          <w:color w:val="1A1A1A"/>
-          <w:sz w:val="22"/>
-        </w:rPr>
-      </w:pPr>
-      <w:r>
-        <w:rPr>
-          <w:color w:val="1A1A1A"/>
-          <w:sz w:val="22"/>
-        </w:rPr>
-        <w:t>SMP - Solicitacao de Mudanca de Projeto</w:t>
-      </w:r>
-    </w:p>
-    <w:p>
-      <w:pPr>
-        <w:pStyle w:val="PargrafodaLista"/>
-        <w:numPr>
-          <w:ilvl w:val="0"/>
-          <w:numId w:val="18"/>
-        </w:numPr>
-        <w:spacing w:before="240" w:after="80" w:line="260" w:lineRule="auto"/>
-        <w:ind w:left="700"/>
-        <w:rPr>
-          <w:color w:val="1A1A1A"/>
-          <w:sz w:val="22"/>
-        </w:rPr>
-      </w:pPr>
-      <w:r>
-        <w:rPr>
-          <w:color w:val="1A1A1A"/>
-          <w:sz w:val="22"/>
-        </w:rPr>
-        <w:t>TEP - Termo de Encerramento de Projeto</w:t>
-      </w:r>
-    </w:p>
-    <w:p>
-      <w:pPr>
-        <w:pStyle w:val="PargrafodaLista"/>
-        <w:numPr>
-          <w:ilvl w:val="0"/>
-          <w:numId w:val="18"/>
-        </w:numPr>
-        <w:spacing w:before="240" w:after="80" w:line="260" w:lineRule="auto"/>
-        <w:ind w:left="700"/>
-        <w:rPr>
-          <w:color w:val="1A1A1A"/>
-          <w:sz w:val="22"/>
-        </w:rPr>
-      </w:pPr>
-      <w:r>
-        <w:rPr>
-          <w:color w:val="1A1A1A"/>
-          <w:sz w:val="22"/>
-        </w:rPr>
-        <w:t>RLA - Registro de Licoes Aprendidas</w:t>
-      </w:r>
-    </w:p>
-    <w:p>
-      <w:pPr>
-        <w:spacing w:before="240" w:after="120" w:line="260" w:lineRule="auto"/>
+        <w:t>Enquanto o status estiver "Pactuado", todos os demais campos do relatorio (ficha do programa, indicadores, projetos vinculados) ficam bloqueados para edicao - inclusive para o Admin - ate que o Gate 2 seja reaberto (status voltar para "Pendente de pactuacao").</w:t>
+      </w:r>
+    </w:p>
+    <w:p>
+      <w:pPr>
+        <w:spacing w:before="120" w:after="200" w:line="260" w:lineRule="auto"/>
+        <w:rPr>
+          <w:color w:val="1A1A1A"/>
+          <w:sz w:val="22"/>
+        </w:rPr>
+      </w:pPr>
+    </w:p>
+    <w:p>
+      <w:pPr>
+        <w:spacing w:before="360" w:line="260" w:lineRule="auto"/>
+        <w:rPr>
+          <w:b/>
+          <w:color w:val="1A1A1A"/>
+          <w:sz w:val="32"/>
+        </w:rPr>
+      </w:pPr>
+      <w:r>
+        <w:rPr>
+          <w:b/>
+          <w:color w:val="1A1A1A"/>
+          <w:sz w:val="32"/>
+        </w:rPr>
+        <w:t>5. Restricao por equipe do projeto</w:t>
+      </w:r>
+    </w:p>
+    <w:p>
+      <w:pPr>
+        <w:spacing w:before="360" w:line="280" w:lineRule="auto"/>
+        <w:rPr>
+          <w:color w:val="1A1A1A"/>
+          <w:sz w:val="22"/>
+        </w:rPr>
+      </w:pPr>
+      <w:r>
+        <w:rPr>
+          <w:color w:val="1A1A1A"/>
+          <w:sz w:val="22"/>
+        </w:rPr>
+        <w:t>Varios formularios exigem vincular o registro a um "Projeto vinculado" (um projeto ja Aprovado no Gate 1). Nesses formularios, apenas quem faz parte da equipe daquele projeto especifico - ou um Admin - pode criar ou editar um registro vinculado a ele.</w:t>
+      </w:r>
+    </w:p>
+    <w:p>
+      <w:pPr>
+        <w:spacing w:before="240" w:after="120" w:line="280" w:lineRule="auto"/>
         <w:rPr>
           <w:b/>
           <w:color w:val="B91D2E"/>
@@ -2829,7 +2741,7 @@
           <w:color w:val="B91D2E"/>
           <w:sz w:val="26"/>
         </w:rPr>
-        <w:t>5.2 Como funciona</w:t>
+        <w:t>5.1 Formularios com essa restricao</w:t>
       </w:r>
     </w:p>
     <w:p>
@@ -2845,7 +2757,7 @@
           <w:color w:val="1A1A1A"/>
           <w:sz w:val="22"/>
         </w:rPr>
-        <w:t>Ao selecionar um projeto no campo "Projeto vinculado":</w:t>
+        <w:t>Aplicada nos 7 formularios que usam o conceito de "equipe por projeto":</w:t>
       </w:r>
     </w:p>
     <w:p>
@@ -2867,7 +2779,7 @@
           <w:color w:val="1A1A1A"/>
           <w:sz w:val="22"/>
         </w:rPr>
-        <w:t>Se a pessoa nao for da equipe daquele projeto (e nao for Admin), aparece um aviso na tela e o botao de enviar/registrar fica desabilitado.</w:t>
+        <w:t>Canvas de Projeto</w:t>
       </w:r>
     </w:p>
     <w:p>
@@ -2889,7 +2801,7 @@
           <w:color w:val="1A1A1A"/>
           <w:sz w:val="22"/>
         </w:rPr>
-        <w:t>Mesmo que o botao seja habilitado por algum outro meio, o envio e bloqueado no momento de salvar, com a mensagem "Voce nao faz parte da equipe deste projeto."</w:t>
+        <w:t>TAP - Termo de Abertura de Projeto</w:t>
       </w:r>
     </w:p>
     <w:p>
@@ -2911,7 +2823,95 @@
           <w:color w:val="1A1A1A"/>
           <w:sz w:val="22"/>
         </w:rPr>
-        <w:t>A equipe de cada projeto e definida pelo Admin, na pagina de Administracao, aba Equipes.</w:t>
+        <w:t>Planejamento e Desenvolvimento de Projeto</w:t>
+      </w:r>
+    </w:p>
+    <w:p>
+      <w:pPr>
+        <w:pStyle w:val="PargrafodaLista"/>
+        <w:numPr>
+          <w:ilvl w:val="0"/>
+          <w:numId w:val="19"/>
+        </w:numPr>
+        <w:spacing w:before="240" w:after="80" w:line="260" w:lineRule="auto"/>
+        <w:ind w:left="700"/>
+        <w:rPr>
+          <w:color w:val="1A1A1A"/>
+          <w:sz w:val="22"/>
+        </w:rPr>
+      </w:pPr>
+      <w:r>
+        <w:rPr>
+          <w:color w:val="1A1A1A"/>
+          <w:sz w:val="22"/>
+        </w:rPr>
+        <w:t>EAP - Estrutura Analitica de Projeto</w:t>
+      </w:r>
+    </w:p>
+    <w:p>
+      <w:pPr>
+        <w:pStyle w:val="PargrafodaLista"/>
+        <w:numPr>
+          <w:ilvl w:val="0"/>
+          <w:numId w:val="19"/>
+        </w:numPr>
+        <w:spacing w:before="240" w:after="80" w:line="260" w:lineRule="auto"/>
+        <w:ind w:left="700"/>
+        <w:rPr>
+          <w:color w:val="1A1A1A"/>
+          <w:sz w:val="22"/>
+        </w:rPr>
+      </w:pPr>
+      <w:r>
+        <w:rPr>
+          <w:color w:val="1A1A1A"/>
+          <w:sz w:val="22"/>
+        </w:rPr>
+        <w:t>SMP - Solicitacao de Mudanca de Projeto</w:t>
+      </w:r>
+    </w:p>
+    <w:p>
+      <w:pPr>
+        <w:pStyle w:val="PargrafodaLista"/>
+        <w:numPr>
+          <w:ilvl w:val="0"/>
+          <w:numId w:val="19"/>
+        </w:numPr>
+        <w:spacing w:before="240" w:after="80" w:line="260" w:lineRule="auto"/>
+        <w:ind w:left="700"/>
+        <w:rPr>
+          <w:color w:val="1A1A1A"/>
+          <w:sz w:val="22"/>
+        </w:rPr>
+      </w:pPr>
+      <w:r>
+        <w:rPr>
+          <w:color w:val="1A1A1A"/>
+          <w:sz w:val="22"/>
+        </w:rPr>
+        <w:t>TEP - Termo de Encerramento de Projeto</w:t>
+      </w:r>
+    </w:p>
+    <w:p>
+      <w:pPr>
+        <w:pStyle w:val="PargrafodaLista"/>
+        <w:numPr>
+          <w:ilvl w:val="0"/>
+          <w:numId w:val="19"/>
+        </w:numPr>
+        <w:spacing w:before="240" w:after="80" w:line="260" w:lineRule="auto"/>
+        <w:ind w:left="700"/>
+        <w:rPr>
+          <w:color w:val="1A1A1A"/>
+          <w:sz w:val="22"/>
+        </w:rPr>
+      </w:pPr>
+      <w:r>
+        <w:rPr>
+          <w:color w:val="1A1A1A"/>
+          <w:sz w:val="22"/>
+        </w:rPr>
+        <w:t>RLA - Registro de Licoes Aprendidas</w:t>
       </w:r>
     </w:p>
     <w:p>
@@ -2929,6 +2929,107 @@
           <w:color w:val="B91D2E"/>
           <w:sz w:val="26"/>
         </w:rPr>
+        <w:t>5.2 Como funciona</w:t>
+      </w:r>
+    </w:p>
+    <w:p>
+      <w:pPr>
+        <w:spacing w:before="240" w:line="280" w:lineRule="auto"/>
+        <w:rPr>
+          <w:color w:val="1A1A1A"/>
+          <w:sz w:val="22"/>
+        </w:rPr>
+      </w:pPr>
+      <w:r>
+        <w:rPr>
+          <w:color w:val="1A1A1A"/>
+          <w:sz w:val="22"/>
+        </w:rPr>
+        <w:t>Ao selecionar um projeto no campo "Projeto vinculado":</w:t>
+      </w:r>
+    </w:p>
+    <w:p>
+      <w:pPr>
+        <w:pStyle w:val="PargrafodaLista"/>
+        <w:numPr>
+          <w:ilvl w:val="0"/>
+          <w:numId w:val="20"/>
+        </w:numPr>
+        <w:spacing w:before="240" w:after="80" w:line="260" w:lineRule="auto"/>
+        <w:ind w:left="700"/>
+        <w:rPr>
+          <w:color w:val="1A1A1A"/>
+          <w:sz w:val="22"/>
+        </w:rPr>
+      </w:pPr>
+      <w:r>
+        <w:rPr>
+          <w:color w:val="1A1A1A"/>
+          <w:sz w:val="22"/>
+        </w:rPr>
+        <w:t>Se a pessoa nao for da equipe daquele projeto (e nao for Admin), aparece um aviso na tela e o botao de enviar/registrar fica desabilitado.</w:t>
+      </w:r>
+    </w:p>
+    <w:p>
+      <w:pPr>
+        <w:pStyle w:val="PargrafodaLista"/>
+        <w:numPr>
+          <w:ilvl w:val="0"/>
+          <w:numId w:val="20"/>
+        </w:numPr>
+        <w:spacing w:before="240" w:after="80" w:line="260" w:lineRule="auto"/>
+        <w:ind w:left="700"/>
+        <w:rPr>
+          <w:color w:val="1A1A1A"/>
+          <w:sz w:val="22"/>
+        </w:rPr>
+      </w:pPr>
+      <w:r>
+        <w:rPr>
+          <w:color w:val="1A1A1A"/>
+          <w:sz w:val="22"/>
+        </w:rPr>
+        <w:lastRenderedPageBreak/>
+        <w:t>Mesmo que o botao seja habilitado por algum outro meio, o envio e bloqueado no momento de salvar, com a mensagem "Voce nao faz parte da equipe deste projeto."</w:t>
+      </w:r>
+    </w:p>
+    <w:p>
+      <w:pPr>
+        <w:pStyle w:val="PargrafodaLista"/>
+        <w:numPr>
+          <w:ilvl w:val="0"/>
+          <w:numId w:val="20"/>
+        </w:numPr>
+        <w:spacing w:before="240" w:after="80" w:line="260" w:lineRule="auto"/>
+        <w:ind w:left="700"/>
+        <w:rPr>
+          <w:color w:val="1A1A1A"/>
+          <w:sz w:val="22"/>
+        </w:rPr>
+      </w:pPr>
+      <w:r>
+        <w:rPr>
+          <w:color w:val="1A1A1A"/>
+          <w:sz w:val="22"/>
+        </w:rPr>
+        <w:t>A equipe de cada projeto e definida pelo Admin, na pagina de Administracao, aba Equipes.</w:t>
+      </w:r>
+    </w:p>
+    <w:p>
+      <w:pPr>
+        <w:spacing w:before="240" w:after="120" w:line="260" w:lineRule="auto"/>
+        <w:rPr>
+          <w:b/>
+          <w:color w:val="B91D2E"/>
+          <w:sz w:val="26"/>
+        </w:rPr>
+      </w:pPr>
+      <w:r>
+        <w:rPr>
+          <w:b/>
+          <w:color w:val="B91D2E"/>
+          <w:sz w:val="26"/>
+        </w:rPr>
         <w:t>5.3 Formularios sem essa restricao</w:t>
       </w:r>
     </w:p>
@@ -2953,7 +3054,7 @@
         <w:pStyle w:val="PargrafodaLista"/>
         <w:numPr>
           <w:ilvl w:val="0"/>
-          <w:numId w:val="20"/>
+          <w:numId w:val="21"/>
         </w:numPr>
         <w:spacing w:before="240" w:after="80" w:line="260" w:lineRule="auto"/>
         <w:ind w:left="700"/>
@@ -2975,7 +3076,7 @@
         <w:pStyle w:val="PargrafodaLista"/>
         <w:numPr>
           <w:ilvl w:val="0"/>
-          <w:numId w:val="20"/>
+          <w:numId w:val="21"/>
         </w:numPr>
         <w:spacing w:before="240" w:after="80" w:line="260" w:lineRule="auto"/>
         <w:ind w:left="700"/>
@@ -2997,7 +3098,7 @@
         <w:pStyle w:val="PargrafodaLista"/>
         <w:numPr>
           <w:ilvl w:val="0"/>
-          <w:numId w:val="20"/>
+          <w:numId w:val="21"/>
         </w:numPr>
         <w:spacing w:before="240" w:after="80" w:line="260" w:lineRule="auto"/>
         <w:ind w:left="700"/>
@@ -3019,7 +3120,7 @@
         <w:pStyle w:val="PargrafodaLista"/>
         <w:numPr>
           <w:ilvl w:val="0"/>
-          <w:numId w:val="20"/>
+          <w:numId w:val="21"/>
         </w:numPr>
         <w:spacing w:before="240" w:after="80" w:line="260" w:lineRule="auto"/>
         <w:ind w:left="700"/>
@@ -3041,7 +3142,7 @@
         <w:pStyle w:val="PargrafodaLista"/>
         <w:numPr>
           <w:ilvl w:val="0"/>
-          <w:numId w:val="20"/>
+          <w:numId w:val="21"/>
         </w:numPr>
         <w:spacing w:before="240" w:after="80" w:line="260" w:lineRule="auto"/>
         <w:ind w:left="700"/>
@@ -3071,15 +3172,7 @@
           <w:color w:val="1A1A1A"/>
           <w:sz w:val="22"/>
         </w:rPr>
-        <w:t xml:space="preserve">O Relatorio de Situacao e o Relatorio de Entregas tem, cada um, um campo opcional "Projeto vinculado (Gate 1)" em cada projeto listado - diferente do conceito desta secao, ele nao aplica nenhuma restricao de edicao por equipe. Serve apenas para ligar aquele item ao historico compartilhado do projeto (a mesma trilha de auditoria usada pelos 7 </w:t>
-      </w:r>
-      <w:r>
-        <w:rPr>
-          <w:color w:val="1A1A1A"/>
-          <w:sz w:val="22"/>
-        </w:rPr>
-        <w:lastRenderedPageBreak/>
-        <w:t>formularios com restricao por equipe), visivel pelo botao "Ver historico". Deixar sem selecionar mantem o comportamento anterior: qualquer usuario autenticado continua podendo criar/editar esses registros livremente.</w:t>
+        <w:t>O Relatorio de Situacao e o Relatorio de Entregas tem, cada um, um campo opcional "Projeto vinculado (Gate 1)" em cada projeto listado - diferente do conceito desta secao, ele nao aplica nenhuma restricao de edicao por equipe. Serve apenas para ligar aquele item ao historico compartilhado do projeto (a mesma trilha de auditoria usada pelos 7 formularios com restricao por equipe), visivel pelo botao "Ver historico". Deixar sem selecionar mantem o comportamento anterior: qualquer usuario autenticado continua podendo criar/editar esses registros livremente.</w:t>
       </w:r>
     </w:p>
     <w:p>
@@ -3629,6 +3722,7 @@
                 <w:color w:val="1A1A1A"/>
                 <w:sz w:val="19"/>
               </w:rPr>
+              <w:lastRenderedPageBreak/>
               <w:t>EAP</w:t>
             </w:r>
           </w:p>
@@ -4365,7 +4459,6 @@
                 <w:color w:val="1A1A1A"/>
                 <w:sz w:val="19"/>
               </w:rPr>
-              <w:lastRenderedPageBreak/>
               <w:t>Administracao</w:t>
             </w:r>
           </w:p>
@@ -4668,7 +4761,7 @@
 <file path=word/numbering.xml><?xml version="1.0" encoding="utf-8"?>
 <w:numbering xmlns:wpc="http://schemas.microsoft.com/office/word/2010/wordprocessingCanvas" xmlns:cx="http://schemas.microsoft.com/office/drawing/2014/chartex" xmlns:cx1="http://schemas.microsoft.com/office/drawing/2015/9/8/chartex" xmlns:cx2="http://schemas.microsoft.com/office/drawing/2015/10/21/chartex" xmlns:cx3="http://schemas.microsoft.com/office/drawing/2016/5/9/chartex" xmlns:cx4="http://schemas.microsoft.com/office/drawing/2016/5/10/chartex" xmlns:cx5="http://schemas.microsoft.com/office/drawing/2016/5/11/chartex" xmlns:cx6="http://schemas.microsoft.com/office/drawing/2016/5/12/chartex" xmlns:cx7="http://schemas.microsoft.com/office/drawing/2016/5/13/chartex" xmlns:cx8="http://schemas.microsoft.com/office/drawing/2016/5/14/chartex" xmlns:mc="http://schemas.openxmlformats.org/markup-compatibility/2006" xmlns:aink="http://schemas.microsoft.com/office/drawing/2016/ink" xmlns:am3d="http://schemas.microsoft.com/office/drawing/2017/model3d" xmlns:o="urn:schemas-microsoft-com:office:office" xmlns:oel="http://schemas.microsoft.com/office/2019/extlst" xmlns:r="http://schemas.openxmlformats.org/officeDocument/2006/relationships" xmlns:m="http://schemas.openxmlformats.org/officeDocument/2006/math" xmlns:v="urn:schemas-microsoft-com:vml" xmlns:wp14="http://schemas.microsoft.com/office/word/2010/wordprocessingDrawing" xmlns:wp="http://schemas.openxmlformats.org/drawingml/2006/wordprocessingDrawing" xmlns:w10="urn:schemas-microsoft-com:office:word" xmlns:w="http://schemas.openxmlformats.org/wordprocessingml/2006/main" xmlns:w14="http://schemas.microsoft.com/office/word/2010/wordml" xmlns:w15="http://schemas.microsoft.com/office/word/2012/wordml" xmlns:w16cei="http://schemas.microsoft.com/office/word/2026/wordml/cei" xmlns:w16cex="http://schemas.microsoft.com/office/word/2018/wordml/cex" xmlns:w16cid="http://schemas.microsoft.com/office/word/2016/wordml/cid" xmlns:w16="http://schemas.microsoft.com/office/word/2018/wordml" xmlns:w16du="http://schemas.microsoft.com/office/word/2023/wordml/word16du" xmlns:w16sdtdh="http://schemas.microsoft.com/office/word/2020/wordml/sdtdatahash" xmlns:w16sdtfl="http://schemas.microsoft.com/office/word/2024/wordml/sdtformatlock" xmlns:w16se="http://schemas.microsoft.com/office/word/2015/wordml/symex" xmlns:wpg="http://schemas.microsoft.com/office/word/2010/wordprocessingGroup" xmlns:wpi="http://schemas.microsoft.com/office/word/2010/wordprocessingInk" xmlns:wne="http://schemas.microsoft.com/office/word/2006/wordml" xmlns:wps="http://schemas.microsoft.com/office/word/2010/wordprocessingShape" mc:Ignorable="w14 w15 w16se w16cid w16 w16cex w16sdtdh w16sdtfl w16du wp14">
   <w:abstractNum w:abstractNumId="0" w15:restartNumberingAfterBreak="0">
-    <w:nsid w:val="034349DA"/>
+    <w:nsid w:val="08E30EF6"/>
     <w:multiLevelType w:val="singleLevel"/>
     <w:tmpl w:val="04160001"/>
     <w:lvl w:ilvl="0">
@@ -4685,7 +4778,7 @@
     </w:lvl>
   </w:abstractNum>
   <w:abstractNum w:abstractNumId="1" w15:restartNumberingAfterBreak="0">
-    <w:nsid w:val="05AF3FA8"/>
+    <w:nsid w:val="1BE37D50"/>
     <w:multiLevelType w:val="singleLevel"/>
     <w:tmpl w:val="04160001"/>
     <w:lvl w:ilvl="0">
@@ -4702,7 +4795,7 @@
     </w:lvl>
   </w:abstractNum>
   <w:abstractNum w:abstractNumId="2" w15:restartNumberingAfterBreak="0">
-    <w:nsid w:val="06E95937"/>
+    <w:nsid w:val="1C3B4135"/>
     <w:multiLevelType w:val="singleLevel"/>
     <w:tmpl w:val="04160001"/>
     <w:lvl w:ilvl="0">
@@ -4719,7 +4812,7 @@
     </w:lvl>
   </w:abstractNum>
   <w:abstractNum w:abstractNumId="3" w15:restartNumberingAfterBreak="0">
-    <w:nsid w:val="11B9133A"/>
+    <w:nsid w:val="1DD76E77"/>
     <w:multiLevelType w:val="singleLevel"/>
     <w:tmpl w:val="04160001"/>
     <w:lvl w:ilvl="0">
@@ -4736,7 +4829,7 @@
     </w:lvl>
   </w:abstractNum>
   <w:abstractNum w:abstractNumId="4" w15:restartNumberingAfterBreak="0">
-    <w:nsid w:val="12E62F34"/>
+    <w:nsid w:val="23867823"/>
     <w:multiLevelType w:val="singleLevel"/>
     <w:tmpl w:val="04160001"/>
     <w:lvl w:ilvl="0">
@@ -4753,7 +4846,7 @@
     </w:lvl>
   </w:abstractNum>
   <w:abstractNum w:abstractNumId="5" w15:restartNumberingAfterBreak="0">
-    <w:nsid w:val="130E25E2"/>
+    <w:nsid w:val="260E0E33"/>
     <w:multiLevelType w:val="singleLevel"/>
     <w:tmpl w:val="04160001"/>
     <w:lvl w:ilvl="0">
@@ -4770,7 +4863,7 @@
     </w:lvl>
   </w:abstractNum>
   <w:abstractNum w:abstractNumId="6" w15:restartNumberingAfterBreak="0">
-    <w:nsid w:val="150C3425"/>
+    <w:nsid w:val="267C1EC3"/>
     <w:multiLevelType w:val="singleLevel"/>
     <w:tmpl w:val="04160001"/>
     <w:lvl w:ilvl="0">
@@ -4787,7 +4880,7 @@
     </w:lvl>
   </w:abstractNum>
   <w:abstractNum w:abstractNumId="7" w15:restartNumberingAfterBreak="0">
-    <w:nsid w:val="1D1027E1"/>
+    <w:nsid w:val="2D8B58B2"/>
     <w:multiLevelType w:val="singleLevel"/>
     <w:tmpl w:val="04160001"/>
     <w:lvl w:ilvl="0">
@@ -4804,7 +4897,7 @@
     </w:lvl>
   </w:abstractNum>
   <w:abstractNum w:abstractNumId="8" w15:restartNumberingAfterBreak="0">
-    <w:nsid w:val="30A13FEA"/>
+    <w:nsid w:val="30F72707"/>
     <w:multiLevelType w:val="singleLevel"/>
     <w:tmpl w:val="04160001"/>
     <w:lvl w:ilvl="0">
@@ -4821,7 +4914,7 @@
     </w:lvl>
   </w:abstractNum>
   <w:abstractNum w:abstractNumId="9" w15:restartNumberingAfterBreak="0">
-    <w:nsid w:val="35FF4865"/>
+    <w:nsid w:val="341A08C6"/>
     <w:multiLevelType w:val="singleLevel"/>
     <w:tmpl w:val="04160001"/>
     <w:lvl w:ilvl="0">
@@ -4838,7 +4931,7 @@
     </w:lvl>
   </w:abstractNum>
   <w:abstractNum w:abstractNumId="10" w15:restartNumberingAfterBreak="0">
-    <w:nsid w:val="410A6BED"/>
+    <w:nsid w:val="3D367E82"/>
     <w:multiLevelType w:val="singleLevel"/>
     <w:tmpl w:val="04160001"/>
     <w:lvl w:ilvl="0">
@@ -4855,7 +4948,7 @@
     </w:lvl>
   </w:abstractNum>
   <w:abstractNum w:abstractNumId="11" w15:restartNumberingAfterBreak="0">
-    <w:nsid w:val="41C97D08"/>
+    <w:nsid w:val="428247D3"/>
     <w:multiLevelType w:val="singleLevel"/>
     <w:tmpl w:val="04160001"/>
     <w:lvl w:ilvl="0">
@@ -4872,7 +4965,7 @@
     </w:lvl>
   </w:abstractNum>
   <w:abstractNum w:abstractNumId="12" w15:restartNumberingAfterBreak="0">
-    <w:nsid w:val="440D5DC3"/>
+    <w:nsid w:val="453D7323"/>
     <w:multiLevelType w:val="singleLevel"/>
     <w:tmpl w:val="04160001"/>
     <w:lvl w:ilvl="0">
@@ -4889,7 +4982,7 @@
     </w:lvl>
   </w:abstractNum>
   <w:abstractNum w:abstractNumId="13" w15:restartNumberingAfterBreak="0">
-    <w:nsid w:val="4B897E73"/>
+    <w:nsid w:val="493E0F44"/>
     <w:multiLevelType w:val="singleLevel"/>
     <w:tmpl w:val="04160001"/>
     <w:lvl w:ilvl="0">
@@ -4906,7 +4999,7 @@
     </w:lvl>
   </w:abstractNum>
   <w:abstractNum w:abstractNumId="14" w15:restartNumberingAfterBreak="0">
-    <w:nsid w:val="5A9C5800"/>
+    <w:nsid w:val="4FD4305E"/>
     <w:multiLevelType w:val="singleLevel"/>
     <w:tmpl w:val="04160001"/>
     <w:lvl w:ilvl="0">
@@ -4923,7 +5016,7 @@
     </w:lvl>
   </w:abstractNum>
   <w:abstractNum w:abstractNumId="15" w15:restartNumberingAfterBreak="0">
-    <w:nsid w:val="5E6F153A"/>
+    <w:nsid w:val="56DC082A"/>
     <w:multiLevelType w:val="singleLevel"/>
     <w:tmpl w:val="04160001"/>
     <w:lvl w:ilvl="0">
@@ -4940,7 +5033,7 @@
     </w:lvl>
   </w:abstractNum>
   <w:abstractNum w:abstractNumId="16" w15:restartNumberingAfterBreak="0">
-    <w:nsid w:val="755B7CB4"/>
+    <w:nsid w:val="5AA37063"/>
     <w:multiLevelType w:val="singleLevel"/>
     <w:tmpl w:val="04160001"/>
     <w:lvl w:ilvl="0">
@@ -4957,7 +5050,7 @@
     </w:lvl>
   </w:abstractNum>
   <w:abstractNum w:abstractNumId="17" w15:restartNumberingAfterBreak="0">
-    <w:nsid w:val="7B070DFE"/>
+    <w:nsid w:val="605B3C26"/>
     <w:multiLevelType w:val="singleLevel"/>
     <w:tmpl w:val="04160001"/>
     <w:lvl w:ilvl="0">
@@ -4974,7 +5067,7 @@
     </w:lvl>
   </w:abstractNum>
   <w:abstractNum w:abstractNumId="18" w15:restartNumberingAfterBreak="0">
-    <w:nsid w:val="7C4B2DAA"/>
+    <w:nsid w:val="6C874C2A"/>
     <w:multiLevelType w:val="singleLevel"/>
     <w:tmpl w:val="04160001"/>
     <w:lvl w:ilvl="0">
@@ -4991,7 +5084,7 @@
     </w:lvl>
   </w:abstractNum>
   <w:abstractNum w:abstractNumId="19" w15:restartNumberingAfterBreak="0">
-    <w:nsid w:val="7CA6403C"/>
+    <w:nsid w:val="7AB845B8"/>
     <w:multiLevelType w:val="singleLevel"/>
     <w:tmpl w:val="04160001"/>
     <w:lvl w:ilvl="0">
@@ -5007,65 +5100,85 @@
       </w:rPr>
     </w:lvl>
   </w:abstractNum>
-  <w:num w:numId="1" w16cid:durableId="1289897012">
+  <w:abstractNum w:abstractNumId="20" w15:restartNumberingAfterBreak="0">
+    <w:nsid w:val="7D7714A9"/>
+    <w:multiLevelType w:val="singleLevel"/>
+    <w:tmpl w:val="04160001"/>
+    <w:lvl w:ilvl="0">
+      <w:start w:val="1"/>
+      <w:numFmt w:val="bullet"/>
+      <w:lvlText w:val=""/>
+      <w:lvlJc w:val="left"/>
+      <w:pPr>
+        <w:ind w:left="720" w:hanging="360"/>
+      </w:pPr>
+      <w:rPr>
+        <w:rFonts w:ascii="Symbol" w:hAnsi="Symbol" w:hint="default"/>
+      </w:rPr>
+    </w:lvl>
+  </w:abstractNum>
+  <w:num w:numId="1" w16cid:durableId="992296189">
+    <w:abstractNumId w:val="19"/>
+  </w:num>
+  <w:num w:numId="2" w16cid:durableId="1536968459">
+    <w:abstractNumId w:val="8"/>
+  </w:num>
+  <w:num w:numId="3" w16cid:durableId="1975597105">
+    <w:abstractNumId w:val="17"/>
+  </w:num>
+  <w:num w:numId="4" w16cid:durableId="272172330">
     <w:abstractNumId w:val="12"/>
   </w:num>
-  <w:num w:numId="2" w16cid:durableId="1763913460">
+  <w:num w:numId="5" w16cid:durableId="1470201245">
+    <w:abstractNumId w:val="14"/>
+  </w:num>
+  <w:num w:numId="6" w16cid:durableId="1382317666">
+    <w:abstractNumId w:val="15"/>
+  </w:num>
+  <w:num w:numId="7" w16cid:durableId="2019959506">
+    <w:abstractNumId w:val="20"/>
+  </w:num>
+  <w:num w:numId="8" w16cid:durableId="715086944">
+    <w:abstractNumId w:val="3"/>
+  </w:num>
+  <w:num w:numId="9" w16cid:durableId="204372599">
     <w:abstractNumId w:val="18"/>
   </w:num>
-  <w:num w:numId="3" w16cid:durableId="796684557">
-    <w:abstractNumId w:val="15"/>
+  <w:num w:numId="10" w16cid:durableId="406615935">
+    <w:abstractNumId w:val="0"/>
   </w:num>
-  <w:num w:numId="4" w16cid:durableId="1058020377">
+  <w:num w:numId="11" w16cid:durableId="1571192531">
+    <w:abstractNumId w:val="5"/>
+  </w:num>
+  <w:num w:numId="12" w16cid:durableId="114518487">
+    <w:abstractNumId w:val="1"/>
+  </w:num>
+  <w:num w:numId="13" w16cid:durableId="171377183">
+    <w:abstractNumId w:val="2"/>
+  </w:num>
+  <w:num w:numId="14" w16cid:durableId="1655912058">
     <w:abstractNumId w:val="4"/>
   </w:num>
-  <w:num w:numId="5" w16cid:durableId="2035381957">
+  <w:num w:numId="15" w16cid:durableId="157695842">
+    <w:abstractNumId w:val="11"/>
+  </w:num>
+  <w:num w:numId="16" w16cid:durableId="2050644151">
+    <w:abstractNumId w:val="10"/>
+  </w:num>
+  <w:num w:numId="17" w16cid:durableId="2086562233">
     <w:abstractNumId w:val="9"/>
   </w:num>
-  <w:num w:numId="6" w16cid:durableId="1548758839">
-    <w:abstractNumId w:val="19"/>
+  <w:num w:numId="18" w16cid:durableId="1113981508">
+    <w:abstractNumId w:val="6"/>
   </w:num>
-  <w:num w:numId="7" w16cid:durableId="1220632615">
-    <w:abstractNumId w:val="3"/>
+  <w:num w:numId="19" w16cid:durableId="1840347419">
+    <w:abstractNumId w:val="13"/>
   </w:num>
-  <w:num w:numId="8" w16cid:durableId="1124081370">
-    <w:abstractNumId w:val="10"/>
-  </w:num>
-  <w:num w:numId="9" w16cid:durableId="2146000704">
+  <w:num w:numId="20" w16cid:durableId="941958091">
     <w:abstractNumId w:val="16"/>
   </w:num>
-  <w:num w:numId="10" w16cid:durableId="53360166">
-    <w:abstractNumId w:val="2"/>
-  </w:num>
-  <w:num w:numId="11" w16cid:durableId="506022653">
-    <w:abstractNumId w:val="0"/>
-  </w:num>
-  <w:num w:numId="12" w16cid:durableId="166868401">
-    <w:abstractNumId w:val="6"/>
-  </w:num>
-  <w:num w:numId="13" w16cid:durableId="238911254">
-    <w:abstractNumId w:val="13"/>
-  </w:num>
-  <w:num w:numId="14" w16cid:durableId="1915238877">
-    <w:abstractNumId w:val="5"/>
-  </w:num>
-  <w:num w:numId="15" w16cid:durableId="1444884764">
-    <w:abstractNumId w:val="11"/>
-  </w:num>
-  <w:num w:numId="16" w16cid:durableId="2060401480">
-    <w:abstractNumId w:val="1"/>
-  </w:num>
-  <w:num w:numId="17" w16cid:durableId="747919948">
-    <w:abstractNumId w:val="14"/>
-  </w:num>
-  <w:num w:numId="18" w16cid:durableId="312415509">
-    <w:abstractNumId w:val="17"/>
-  </w:num>
-  <w:num w:numId="19" w16cid:durableId="1283535472">
+  <w:num w:numId="21" w16cid:durableId="1492746126">
     <w:abstractNumId w:val="7"/>
-  </w:num>
-  <w:num w:numId="20" w16cid:durableId="514073162">
-    <w:abstractNumId w:val="8"/>
   </w:num>
 </w:numbering>
 </file>
@@ -5478,7 +5591,7 @@
     <w:link w:val="Ttulo1Char"/>
     <w:uiPriority w:val="9"/>
     <w:qFormat/>
-    <w:rsid w:val="008431E3"/>
+    <w:rsid w:val="002E7EAD"/>
     <w:pPr>
       <w:keepNext/>
       <w:keepLines/>
@@ -5501,7 +5614,7 @@
     <w:semiHidden/>
     <w:unhideWhenUsed/>
     <w:qFormat/>
-    <w:rsid w:val="008431E3"/>
+    <w:rsid w:val="002E7EAD"/>
     <w:pPr>
       <w:keepNext/>
       <w:keepLines/>
@@ -5524,7 +5637,7 @@
     <w:semiHidden/>
     <w:unhideWhenUsed/>
     <w:qFormat/>
-    <w:rsid w:val="008431E3"/>
+    <w:rsid w:val="002E7EAD"/>
     <w:pPr>
       <w:keepNext/>
       <w:keepLines/>
@@ -5547,7 +5660,7 @@
     <w:semiHidden/>
     <w:unhideWhenUsed/>
     <w:qFormat/>
-    <w:rsid w:val="008431E3"/>
+    <w:rsid w:val="002E7EAD"/>
     <w:pPr>
       <w:keepNext/>
       <w:keepLines/>
@@ -5570,7 +5683,7 @@
     <w:semiHidden/>
     <w:unhideWhenUsed/>
     <w:qFormat/>
-    <w:rsid w:val="008431E3"/>
+    <w:rsid w:val="002E7EAD"/>
     <w:pPr>
       <w:keepNext/>
       <w:keepLines/>
@@ -5591,7 +5704,7 @@
     <w:semiHidden/>
     <w:unhideWhenUsed/>
     <w:qFormat/>
-    <w:rsid w:val="008431E3"/>
+    <w:rsid w:val="002E7EAD"/>
     <w:pPr>
       <w:keepNext/>
       <w:keepLines/>
@@ -5614,7 +5727,7 @@
     <w:semiHidden/>
     <w:unhideWhenUsed/>
     <w:qFormat/>
-    <w:rsid w:val="008431E3"/>
+    <w:rsid w:val="002E7EAD"/>
     <w:pPr>
       <w:keepNext/>
       <w:keepLines/>
@@ -5635,7 +5748,7 @@
     <w:semiHidden/>
     <w:unhideWhenUsed/>
     <w:qFormat/>
-    <w:rsid w:val="008431E3"/>
+    <w:rsid w:val="002E7EAD"/>
     <w:pPr>
       <w:keepNext/>
       <w:keepLines/>
@@ -5658,7 +5771,7 @@
     <w:semiHidden/>
     <w:unhideWhenUsed/>
     <w:qFormat/>
-    <w:rsid w:val="008431E3"/>
+    <w:rsid w:val="002E7EAD"/>
     <w:pPr>
       <w:keepNext/>
       <w:keepLines/>
@@ -5702,7 +5815,7 @@
     <w:basedOn w:val="Fontepargpadro"/>
     <w:link w:val="Ttulo1"/>
     <w:uiPriority w:val="9"/>
-    <w:rsid w:val="008431E3"/>
+    <w:rsid w:val="002E7EAD"/>
     <w:rPr>
       <w:rFonts w:asciiTheme="majorHAnsi" w:eastAsiaTheme="majorEastAsia" w:hAnsiTheme="majorHAnsi" w:cstheme="majorBidi"/>
       <w:color w:val="0F4761" w:themeColor="accent1" w:themeShade="BF"/>
@@ -5716,7 +5829,7 @@
     <w:link w:val="Ttulo2"/>
     <w:uiPriority w:val="9"/>
     <w:semiHidden/>
-    <w:rsid w:val="008431E3"/>
+    <w:rsid w:val="002E7EAD"/>
     <w:rPr>
       <w:rFonts w:asciiTheme="majorHAnsi" w:eastAsiaTheme="majorEastAsia" w:hAnsiTheme="majorHAnsi" w:cstheme="majorBidi"/>
       <w:color w:val="0F4761" w:themeColor="accent1" w:themeShade="BF"/>
@@ -5730,7 +5843,7 @@
     <w:link w:val="Ttulo3"/>
     <w:uiPriority w:val="9"/>
     <w:semiHidden/>
-    <w:rsid w:val="008431E3"/>
+    <w:rsid w:val="002E7EAD"/>
     <w:rPr>
       <w:rFonts w:eastAsiaTheme="majorEastAsia" w:cstheme="majorBidi"/>
       <w:color w:val="0F4761" w:themeColor="accent1" w:themeShade="BF"/>
@@ -5744,7 +5857,7 @@
     <w:link w:val="Ttulo4"/>
     <w:uiPriority w:val="9"/>
     <w:semiHidden/>
-    <w:rsid w:val="008431E3"/>
+    <w:rsid w:val="002E7EAD"/>
     <w:rPr>
       <w:rFonts w:eastAsiaTheme="majorEastAsia" w:cstheme="majorBidi"/>
       <w:i/>
@@ -5758,7 +5871,7 @@
     <w:link w:val="Ttulo5"/>
     <w:uiPriority w:val="9"/>
     <w:semiHidden/>
-    <w:rsid w:val="008431E3"/>
+    <w:rsid w:val="002E7EAD"/>
     <w:rPr>
       <w:rFonts w:eastAsiaTheme="majorEastAsia" w:cstheme="majorBidi"/>
       <w:color w:val="0F4761" w:themeColor="accent1" w:themeShade="BF"/>
@@ -5770,7 +5883,7 @@
     <w:link w:val="Ttulo6"/>
     <w:uiPriority w:val="9"/>
     <w:semiHidden/>
-    <w:rsid w:val="008431E3"/>
+    <w:rsid w:val="002E7EAD"/>
     <w:rPr>
       <w:rFonts w:eastAsiaTheme="majorEastAsia" w:cstheme="majorBidi"/>
       <w:i/>
@@ -5784,7 +5897,7 @@
     <w:link w:val="Ttulo7"/>
     <w:uiPriority w:val="9"/>
     <w:semiHidden/>
-    <w:rsid w:val="008431E3"/>
+    <w:rsid w:val="002E7EAD"/>
     <w:rPr>
       <w:rFonts w:eastAsiaTheme="majorEastAsia" w:cstheme="majorBidi"/>
       <w:color w:val="595959" w:themeColor="text1" w:themeTint="A6"/>
@@ -5796,7 +5909,7 @@
     <w:link w:val="Ttulo8"/>
     <w:uiPriority w:val="9"/>
     <w:semiHidden/>
-    <w:rsid w:val="008431E3"/>
+    <w:rsid w:val="002E7EAD"/>
     <w:rPr>
       <w:rFonts w:eastAsiaTheme="majorEastAsia" w:cstheme="majorBidi"/>
       <w:i/>
@@ -5810,7 +5923,7 @@
     <w:link w:val="Ttulo9"/>
     <w:uiPriority w:val="9"/>
     <w:semiHidden/>
-    <w:rsid w:val="008431E3"/>
+    <w:rsid w:val="002E7EAD"/>
     <w:rPr>
       <w:rFonts w:eastAsiaTheme="majorEastAsia" w:cstheme="majorBidi"/>
       <w:color w:val="272727" w:themeColor="text1" w:themeTint="D8"/>
@@ -5823,7 +5936,7 @@
     <w:link w:val="TtuloChar"/>
     <w:uiPriority w:val="10"/>
     <w:qFormat/>
-    <w:rsid w:val="008431E3"/>
+    <w:rsid w:val="002E7EAD"/>
     <w:pPr>
       <w:spacing w:after="80" w:line="240" w:lineRule="auto"/>
       <w:contextualSpacing/>
@@ -5841,7 +5954,7 @@
     <w:basedOn w:val="Fontepargpadro"/>
     <w:link w:val="Ttulo"/>
     <w:uiPriority w:val="10"/>
-    <w:rsid w:val="008431E3"/>
+    <w:rsid w:val="002E7EAD"/>
     <w:rPr>
       <w:rFonts w:asciiTheme="majorHAnsi" w:eastAsiaTheme="majorEastAsia" w:hAnsiTheme="majorHAnsi" w:cstheme="majorBidi"/>
       <w:spacing w:val="-10"/>
@@ -5857,7 +5970,7 @@
     <w:link w:val="SubttuloChar"/>
     <w:uiPriority w:val="11"/>
     <w:qFormat/>
-    <w:rsid w:val="008431E3"/>
+    <w:rsid w:val="002E7EAD"/>
     <w:pPr>
       <w:numPr>
         <w:ilvl w:val="1"/>
@@ -5876,7 +5989,7 @@
     <w:basedOn w:val="Fontepargpadro"/>
     <w:link w:val="Subttulo"/>
     <w:uiPriority w:val="11"/>
-    <w:rsid w:val="008431E3"/>
+    <w:rsid w:val="002E7EAD"/>
     <w:rPr>
       <w:rFonts w:eastAsiaTheme="majorEastAsia" w:cstheme="majorBidi"/>
       <w:color w:val="595959" w:themeColor="text1" w:themeTint="A6"/>
@@ -5892,7 +6005,7 @@
     <w:link w:val="CitaoChar"/>
     <w:uiPriority w:val="29"/>
     <w:qFormat/>
-    <w:rsid w:val="008431E3"/>
+    <w:rsid w:val="002E7EAD"/>
     <w:pPr>
       <w:spacing w:before="160"/>
       <w:jc w:val="center"/>
@@ -5908,7 +6021,7 @@
     <w:basedOn w:val="Fontepargpadro"/>
     <w:link w:val="Citao"/>
     <w:uiPriority w:val="29"/>
-    <w:rsid w:val="008431E3"/>
+    <w:rsid w:val="002E7EAD"/>
     <w:rPr>
       <w:i/>
       <w:iCs/>
@@ -5920,7 +6033,7 @@
     <w:basedOn w:val="Normal"/>
     <w:uiPriority w:val="34"/>
     <w:qFormat/>
-    <w:rsid w:val="008431E3"/>
+    <w:rsid w:val="002E7EAD"/>
     <w:pPr>
       <w:ind w:left="720"/>
       <w:contextualSpacing/>
@@ -5931,7 +6044,7 @@
     <w:basedOn w:val="Fontepargpadro"/>
     <w:uiPriority w:val="21"/>
     <w:qFormat/>
-    <w:rsid w:val="008431E3"/>
+    <w:rsid w:val="002E7EAD"/>
     <w:rPr>
       <w:i/>
       <w:iCs/>
@@ -5945,7 +6058,7 @@
     <w:link w:val="CitaoIntensaChar"/>
     <w:uiPriority w:val="30"/>
     <w:qFormat/>
-    <w:rsid w:val="008431E3"/>
+    <w:rsid w:val="002E7EAD"/>
     <w:pPr>
       <w:pBdr>
         <w:top w:val="single" w:sz="4" w:space="10" w:color="0F4761" w:themeColor="accent1" w:themeShade="BF"/>
@@ -5966,7 +6079,7 @@
     <w:basedOn w:val="Fontepargpadro"/>
     <w:link w:val="CitaoIntensa"/>
     <w:uiPriority w:val="30"/>
-    <w:rsid w:val="008431E3"/>
+    <w:rsid w:val="002E7EAD"/>
     <w:rPr>
       <w:i/>
       <w:iCs/>
@@ -5978,7 +6091,7 @@
     <w:basedOn w:val="Fontepargpadro"/>
     <w:uiPriority w:val="32"/>
     <w:qFormat/>
-    <w:rsid w:val="008431E3"/>
+    <w:rsid w:val="002E7EAD"/>
     <w:rPr>
       <w:b/>
       <w:bCs/>

--- a/Regras de Acesso e Permissoes - Sistema UNIALFA.docx
+++ b/Regras de Acesso e Permissoes - Sistema UNIALFA.docx
@@ -1,6 +1,6 @@
 
 <file path=word/document.xml><?xml version="1.0" encoding="utf-8"?>
-<w:document xmlns:wpc="http://schemas.microsoft.com/office/word/2010/wordprocessingCanvas" xmlns:cx="http://schemas.microsoft.com/office/drawing/2014/chartex" xmlns:cx1="http://schemas.microsoft.com/office/drawing/2015/9/8/chartex" xmlns:cx2="http://schemas.microsoft.com/office/drawing/2015/10/21/chartex" xmlns:cx3="http://schemas.microsoft.com/office/drawing/2016/5/9/chartex" xmlns:cx4="http://schemas.microsoft.com/office/drawing/2016/5/10/chartex" xmlns:cx5="http://schemas.microsoft.com/office/drawing/2016/5/11/chartex" xmlns:cx6="http://schemas.microsoft.com/office/drawing/2016/5/12/chartex" xmlns:cx7="http://schemas.microsoft.com/office/drawing/2016/5/13/chartex" xmlns:cx8="http://schemas.microsoft.com/office/drawing/2016/5/14/chartex" xmlns:mc="http://schemas.openxmlformats.org/markup-compatibility/2006" xmlns:aink="http://schemas.microsoft.com/office/drawing/2016/ink" xmlns:am3d="http://schemas.microsoft.com/office/drawing/2017/model3d" xmlns:o="urn:schemas-microsoft-com:office:office" xmlns:oel="http://schemas.microsoft.com/office/2019/extlst" xmlns:r="http://schemas.openxmlformats.org/officeDocument/2006/relationships" xmlns:m="http://schemas.openxmlformats.org/officeDocument/2006/math" xmlns:v="urn:schemas-microsoft-com:vml" xmlns:wp14="http://schemas.microsoft.com/office/word/2010/wordprocessingDrawing" xmlns:wp="http://schemas.openxmlformats.org/drawingml/2006/wordprocessingDrawing" xmlns:w10="urn:schemas-microsoft-com:office:word" xmlns:w="http://schemas.openxmlformats.org/wordprocessingml/2006/main" xmlns:w14="http://schemas.microsoft.com/office/word/2010/wordml" xmlns:w15="http://schemas.microsoft.com/office/word/2012/wordml" xmlns:w16cei="http://schemas.microsoft.com/office/word/2026/wordml/cei" xmlns:w16cex="http://schemas.microsoft.com/office/word/2018/wordml/cex" xmlns:w16cid="http://schemas.microsoft.com/office/word/2016/wordml/cid" xmlns:w16="http://schemas.microsoft.com/office/word/2018/wordml" xmlns:w16du="http://schemas.microsoft.com/office/word/2023/wordml/word16du" xmlns:w16sdtdh="http://schemas.microsoft.com/office/word/2020/wordml/sdtdatahash" xmlns:w16sdtfl="http://schemas.microsoft.com/office/word/2024/wordml/sdtformatlock" xmlns:w16se="http://schemas.microsoft.com/office/word/2015/wordml/symex" xmlns:wpg="http://schemas.microsoft.com/office/word/2010/wordprocessingGroup" xmlns:wpi="http://schemas.microsoft.com/office/word/2010/wordprocessingInk" xmlns:wne="http://schemas.microsoft.com/office/word/2006/wordml" xmlns:wps="http://schemas.microsoft.com/office/word/2010/wordprocessingShape" mc:Ignorable="w14 w15 w16se w16cid w16 w16cex w16sdtdh w16sdtfl w16du wp14">
+<w:document xmlns:wpc="http://schemas.microsoft.com/office/word/2010/wordprocessingCanvas" xmlns:cx="http://schemas.microsoft.com/office/drawing/2014/chartex" xmlns:cx1="http://schemas.microsoft.com/office/drawing/2015/9/8/chartex" xmlns:cx2="http://schemas.microsoft.com/office/drawing/2015/10/21/chartex" xmlns:cx3="http://schemas.microsoft.com/office/drawing/2016/5/9/chartex" xmlns:cx4="http://schemas.microsoft.com/office/drawing/2016/5/10/chartex" xmlns:cx5="http://schemas.microsoft.com/office/drawing/2016/5/11/chartex" xmlns:cx6="http://schemas.microsoft.com/office/drawing/2016/5/12/chartex" xmlns:cx7="http://schemas.microsoft.com/office/drawing/2016/5/13/chartex" xmlns:cx8="http://schemas.microsoft.com/office/drawing/2016/5/14/chartex" xmlns:mc="http://schemas.openxmlformats.org/markup-compatibility/2006" xmlns:aink="http://schemas.microsoft.com/office/drawing/2016/ink" xmlns:am3d="http://schemas.microsoft.com/office/drawing/2017/model3d" xmlns:o="urn:schemas-microsoft-com:office:office" xmlns:oel="http://schemas.microsoft.com/office/2019/extlst" xmlns:r="http://schemas.openxmlformats.org/officeDocument/2006/relationships" xmlns:m="http://schemas.openxmlformats.org/officeDocument/2006/math" xmlns:v="urn:schemas-microsoft-com:vml" xmlns:wp14="http://schemas.microsoft.com/office/word/2010/wordprocessingDrawing" xmlns:wp="http://schemas.openxmlformats.org/drawingml/2006/wordprocessingDrawing" xmlns:w10="urn:schemas-microsoft-com:office:word" xmlns:w="http://schemas.openxmlformats.org/wordprocessingml/2006/main" xmlns:w14="http://schemas.microsoft.com/office/word/2010/wordml" xmlns:w15="http://schemas.microsoft.com/office/word/2012/wordml" xmlns:w16cex="http://schemas.microsoft.com/office/word/2018/wordml/cex" xmlns:w16cid="http://schemas.microsoft.com/office/word/2016/wordml/cid" xmlns:w16="http://schemas.microsoft.com/office/word/2018/wordml" xmlns:w16du="http://schemas.microsoft.com/office/word/2023/wordml/word16du" xmlns:w16sdtdh="http://schemas.microsoft.com/office/word/2020/wordml/sdtdatahash" xmlns:w16sdtfl="http://schemas.microsoft.com/office/word/2024/wordml/sdtformatlock" xmlns:w16se="http://schemas.microsoft.com/office/word/2015/wordml/symex" xmlns:wpg="http://schemas.microsoft.com/office/word/2010/wordprocessingGroup" xmlns:wpi="http://schemas.microsoft.com/office/word/2010/wordprocessingInk" xmlns:wne="http://schemas.microsoft.com/office/word/2006/wordml" xmlns:wps="http://schemas.microsoft.com/office/word/2010/wordprocessingShape" mc:Ignorable="w14 w15 w16se w16cid w16 w16cex w16sdtdh w16sdtfl w16du wp14">
   <w:body>
     <w:p>
       <w:pPr>
@@ -847,7 +847,7 @@
           <w:color w:val="1A1A1A"/>
           <w:sz w:val="22"/>
         </w:rPr>
-        <w:t>Acessar a pagina de Administracao (sempre exclusiva a Admin) e definir quais papeis podem ver o Painel Executivo, o Relatorio de Situacao e o Relatorio de Entregas (ver 3.4).</w:t>
+        <w:t>Acessar a pagina de Administracao (sempre exclusiva a Admin) e definir quais papeis podem ver o Painel Executivo, o Relatorio de Resultados, o Relatorio de Situacao e o Relatorio de Entregas (ver 3.4).</w:t>
       </w:r>
     </w:p>
     <w:p>
@@ -1412,7 +1412,7 @@
           <w:color w:val="B91D2E"/>
           <w:sz w:val="26"/>
         </w:rPr>
-        <w:t>3.4 Restricao por papel no Painel Executivo e nos dois relatorios</w:t>
+        <w:t>3.4 Restricao por papel no Painel Executivo, no Relatorio de Resultados e nos dois relatorios finais</w:t>
       </w:r>
     </w:p>
     <w:p>
@@ -1428,7 +1428,7 @@
           <w:color w:val="1A1A1A"/>
           <w:sz w:val="22"/>
         </w:rPr>
-        <w:t>Tres paginas tem sua visibilidade controlada por uma lista de papeis, definida pelo Admin na aba Configuracoes da Administracao: Painel Executivo, Relatorio de Situacao de Projetos e Relatorio de Entregas e Beneficios. Para cada uma dessas paginas, o Admin marca (com caixas de selecao, podendo marcar mais de um papel) quais papeis conseguem abri-la; quem tem um papel fora da lista ve a mensagem "Acesso restrito" ao tentar acessar.</w:t>
+        <w:t>Quatro paginas tem sua visibilidade controlada por uma lista de papeis, definida pelo Admin na aba Configuracoes da Administracao: Painel Executivo, Relatorio de Resultados, Relatorio de Situacao de Projetos e Relatorio de Entregas e Beneficios. Para cada uma dessas paginas, o Admin marca (com caixas de selecao, podendo marcar mais de um papel) quais papeis conseguem abri-la; quem tem um papel fora da lista ve a mensagem "Acesso restrito" ao tentar acessar.</w:t>
       </w:r>
     </w:p>
     <w:p>
@@ -1450,7 +1450,7 @@
           <w:color w:val="1A1A1A"/>
           <w:sz w:val="22"/>
         </w:rPr>
-        <w:t>Painel Executivo comeca configurado apenas para Admin, mantendo o comportamento original da pagina.</w:t>
+        <w:t>Painel Executivo e Relatorio de Resultados comecam configurados apenas para Admin, mantendo o padrao mais restritivo das duas paginas de gestao.</w:t>
       </w:r>
     </w:p>
     <w:p>
@@ -1488,7 +1488,7 @@
           <w:color w:val="1A1A1A"/>
           <w:sz w:val="22"/>
         </w:rPr>
-        <w:t>Importante: um usuario com papel Admin sempre consegue acessar as tres paginas, mesmo que o papel Admin seja removido da lista por engano - essa trava evita que o proprio Admin fique bloqueado sem ter como reverter a configuracao.</w:t>
+        <w:t>Importante: um usuario com papel Admin sempre consegue acessar as quatro paginas, mesmo que o papel Admin seja removido da lista por engano - essa trava evita que o proprio Admin fique bloqueado sem ter como reverter a configuracao.</w:t>
       </w:r>
     </w:p>
     <w:p>
@@ -4643,6 +4643,98 @@
                 <w:color w:val="1A1A1A"/>
                 <w:sz w:val="19"/>
               </w:rPr>
+              <w:t>Relatorio de Resultados</w:t>
+            </w:r>
+          </w:p>
+        </w:tc>
+        <w:tc>
+          <w:tcPr>
+            <w:tcW w:w="2381" w:type="dxa"/>
+          </w:tcPr>
+          <w:p>
+            <w:pPr>
+              <w:spacing w:before="360" w:line="280" w:lineRule="auto"/>
+              <w:rPr>
+                <w:color w:val="1A1A1A"/>
+                <w:sz w:val="19"/>
+              </w:rPr>
+            </w:pPr>
+            <w:r>
+              <w:rPr>
+                <w:color w:val="1A1A1A"/>
+                <w:sz w:val="19"/>
+              </w:rPr>
+              <w:t>Sim (por papel, padrao Admin)</w:t>
+            </w:r>
+          </w:p>
+        </w:tc>
+        <w:tc>
+          <w:tcPr>
+            <w:tcW w:w="2041" w:type="dxa"/>
+          </w:tcPr>
+          <w:p>
+            <w:pPr>
+              <w:spacing w:before="360" w:line="280" w:lineRule="auto"/>
+              <w:rPr>
+                <w:color w:val="1A1A1A"/>
+                <w:sz w:val="19"/>
+              </w:rPr>
+            </w:pPr>
+            <w:r>
+              <w:rPr>
+                <w:color w:val="1A1A1A"/>
+                <w:sz w:val="19"/>
+              </w:rPr>
+              <w:t>-</w:t>
+            </w:r>
+          </w:p>
+        </w:tc>
+        <w:tc>
+          <w:tcPr>
+            <w:tcW w:w="1701" w:type="dxa"/>
+          </w:tcPr>
+          <w:p>
+            <w:pPr>
+              <w:spacing w:before="360" w:line="280" w:lineRule="auto"/>
+              <w:rPr>
+                <w:color w:val="1A1A1A"/>
+                <w:sz w:val="19"/>
+              </w:rPr>
+            </w:pPr>
+            <w:r>
+              <w:rPr>
+                <w:color w:val="1A1A1A"/>
+                <w:sz w:val="19"/>
+              </w:rPr>
+              <w:t>-</w:t>
+            </w:r>
+          </w:p>
+        </w:tc>
+      </w:tr>
+      <w:tr>
+        <w:tblPrEx>
+          <w:tblCellMar>
+            <w:top w:w="0" w:type="dxa"/>
+            <w:bottom w:w="0" w:type="dxa"/>
+          </w:tblCellMar>
+        </w:tblPrEx>
+        <w:tc>
+          <w:tcPr>
+            <w:tcW w:w="2948" w:type="dxa"/>
+          </w:tcPr>
+          <w:p>
+            <w:pPr>
+              <w:spacing w:before="360" w:line="280" w:lineRule="auto"/>
+              <w:rPr>
+                <w:color w:val="1A1A1A"/>
+                <w:sz w:val="19"/>
+              </w:rPr>
+            </w:pPr>
+            <w:r>
+              <w:rPr>
+                <w:color w:val="1A1A1A"/>
+                <w:sz w:val="19"/>
+              </w:rPr>
               <w:t>Validador de Projetos</w:t>
             </w:r>
           </w:p>
@@ -4759,9 +4851,9 @@
 </file>
 
 <file path=word/numbering.xml><?xml version="1.0" encoding="utf-8"?>
-<w:numbering xmlns:wpc="http://schemas.microsoft.com/office/word/2010/wordprocessingCanvas" xmlns:cx="http://schemas.microsoft.com/office/drawing/2014/chartex" xmlns:cx1="http://schemas.microsoft.com/office/drawing/2015/9/8/chartex" xmlns:cx2="http://schemas.microsoft.com/office/drawing/2015/10/21/chartex" xmlns:cx3="http://schemas.microsoft.com/office/drawing/2016/5/9/chartex" xmlns:cx4="http://schemas.microsoft.com/office/drawing/2016/5/10/chartex" xmlns:cx5="http://schemas.microsoft.com/office/drawing/2016/5/11/chartex" xmlns:cx6="http://schemas.microsoft.com/office/drawing/2016/5/12/chartex" xmlns:cx7="http://schemas.microsoft.com/office/drawing/2016/5/13/chartex" xmlns:cx8="http://schemas.microsoft.com/office/drawing/2016/5/14/chartex" xmlns:mc="http://schemas.openxmlformats.org/markup-compatibility/2006" xmlns:aink="http://schemas.microsoft.com/office/drawing/2016/ink" xmlns:am3d="http://schemas.microsoft.com/office/drawing/2017/model3d" xmlns:o="urn:schemas-microsoft-com:office:office" xmlns:oel="http://schemas.microsoft.com/office/2019/extlst" xmlns:r="http://schemas.openxmlformats.org/officeDocument/2006/relationships" xmlns:m="http://schemas.openxmlformats.org/officeDocument/2006/math" xmlns:v="urn:schemas-microsoft-com:vml" xmlns:wp14="http://schemas.microsoft.com/office/word/2010/wordprocessingDrawing" xmlns:wp="http://schemas.openxmlformats.org/drawingml/2006/wordprocessingDrawing" xmlns:w10="urn:schemas-microsoft-com:office:word" xmlns:w="http://schemas.openxmlformats.org/wordprocessingml/2006/main" xmlns:w14="http://schemas.microsoft.com/office/word/2010/wordml" xmlns:w15="http://schemas.microsoft.com/office/word/2012/wordml" xmlns:w16cei="http://schemas.microsoft.com/office/word/2026/wordml/cei" xmlns:w16cex="http://schemas.microsoft.com/office/word/2018/wordml/cex" xmlns:w16cid="http://schemas.microsoft.com/office/word/2016/wordml/cid" xmlns:w16="http://schemas.microsoft.com/office/word/2018/wordml" xmlns:w16du="http://schemas.microsoft.com/office/word/2023/wordml/word16du" xmlns:w16sdtdh="http://schemas.microsoft.com/office/word/2020/wordml/sdtdatahash" xmlns:w16sdtfl="http://schemas.microsoft.com/office/word/2024/wordml/sdtformatlock" xmlns:w16se="http://schemas.microsoft.com/office/word/2015/wordml/symex" xmlns:wpg="http://schemas.microsoft.com/office/word/2010/wordprocessingGroup" xmlns:wpi="http://schemas.microsoft.com/office/word/2010/wordprocessingInk" xmlns:wne="http://schemas.microsoft.com/office/word/2006/wordml" xmlns:wps="http://schemas.microsoft.com/office/word/2010/wordprocessingShape" mc:Ignorable="w14 w15 w16se w16cid w16 w16cex w16sdtdh w16sdtfl w16du wp14">
+<w:numbering xmlns:wpc="http://schemas.microsoft.com/office/word/2010/wordprocessingCanvas" xmlns:cx="http://schemas.microsoft.com/office/drawing/2014/chartex" xmlns:cx1="http://schemas.microsoft.com/office/drawing/2015/9/8/chartex" xmlns:cx2="http://schemas.microsoft.com/office/drawing/2015/10/21/chartex" xmlns:cx3="http://schemas.microsoft.com/office/drawing/2016/5/9/chartex" xmlns:cx4="http://schemas.microsoft.com/office/drawing/2016/5/10/chartex" xmlns:cx5="http://schemas.microsoft.com/office/drawing/2016/5/11/chartex" xmlns:cx6="http://schemas.microsoft.com/office/drawing/2016/5/12/chartex" xmlns:cx7="http://schemas.microsoft.com/office/drawing/2016/5/13/chartex" xmlns:cx8="http://schemas.microsoft.com/office/drawing/2016/5/14/chartex" xmlns:mc="http://schemas.openxmlformats.org/markup-compatibility/2006" xmlns:aink="http://schemas.microsoft.com/office/drawing/2016/ink" xmlns:am3d="http://schemas.microsoft.com/office/drawing/2017/model3d" xmlns:o="urn:schemas-microsoft-com:office:office" xmlns:oel="http://schemas.microsoft.com/office/2019/extlst" xmlns:r="http://schemas.openxmlformats.org/officeDocument/2006/relationships" xmlns:m="http://schemas.openxmlformats.org/officeDocument/2006/math" xmlns:v="urn:schemas-microsoft-com:vml" xmlns:wp14="http://schemas.microsoft.com/office/word/2010/wordprocessingDrawing" xmlns:wp="http://schemas.openxmlformats.org/drawingml/2006/wordprocessingDrawing" xmlns:w10="urn:schemas-microsoft-com:office:word" xmlns:w="http://schemas.openxmlformats.org/wordprocessingml/2006/main" xmlns:w14="http://schemas.microsoft.com/office/word/2010/wordml" xmlns:w15="http://schemas.microsoft.com/office/word/2012/wordml" xmlns:w16cex="http://schemas.microsoft.com/office/word/2018/wordml/cex" xmlns:w16cid="http://schemas.microsoft.com/office/word/2016/wordml/cid" xmlns:w16="http://schemas.microsoft.com/office/word/2018/wordml" xmlns:w16du="http://schemas.microsoft.com/office/word/2023/wordml/word16du" xmlns:w16sdtdh="http://schemas.microsoft.com/office/word/2020/wordml/sdtdatahash" xmlns:w16sdtfl="http://schemas.microsoft.com/office/word/2024/wordml/sdtformatlock" xmlns:w16se="http://schemas.microsoft.com/office/word/2015/wordml/symex" xmlns:wpg="http://schemas.microsoft.com/office/word/2010/wordprocessingGroup" xmlns:wpi="http://schemas.microsoft.com/office/word/2010/wordprocessingInk" xmlns:wne="http://schemas.microsoft.com/office/word/2006/wordml" xmlns:wps="http://schemas.microsoft.com/office/word/2010/wordprocessingShape" mc:Ignorable="w14 w15 w16se w16cid w16 w16cex w16sdtdh w16sdtfl w16du wp14">
   <w:abstractNum w:abstractNumId="0" w15:restartNumberingAfterBreak="0">
-    <w:nsid w:val="08E30EF6"/>
+    <w:nsid w:val="05FA6811"/>
     <w:multiLevelType w:val="singleLevel"/>
     <w:tmpl w:val="04160001"/>
     <w:lvl w:ilvl="0">
@@ -4778,7 +4870,7 @@
     </w:lvl>
   </w:abstractNum>
   <w:abstractNum w:abstractNumId="1" w15:restartNumberingAfterBreak="0">
-    <w:nsid w:val="1BE37D50"/>
+    <w:nsid w:val="0AAE604A"/>
     <w:multiLevelType w:val="singleLevel"/>
     <w:tmpl w:val="04160001"/>
     <w:lvl w:ilvl="0">
@@ -4795,7 +4887,7 @@
     </w:lvl>
   </w:abstractNum>
   <w:abstractNum w:abstractNumId="2" w15:restartNumberingAfterBreak="0">
-    <w:nsid w:val="1C3B4135"/>
+    <w:nsid w:val="11593911"/>
     <w:multiLevelType w:val="singleLevel"/>
     <w:tmpl w:val="04160001"/>
     <w:lvl w:ilvl="0">
@@ -4812,7 +4904,7 @@
     </w:lvl>
   </w:abstractNum>
   <w:abstractNum w:abstractNumId="3" w15:restartNumberingAfterBreak="0">
-    <w:nsid w:val="1DD76E77"/>
+    <w:nsid w:val="1B9B383B"/>
     <w:multiLevelType w:val="singleLevel"/>
     <w:tmpl w:val="04160001"/>
     <w:lvl w:ilvl="0">
@@ -4829,7 +4921,7 @@
     </w:lvl>
   </w:abstractNum>
   <w:abstractNum w:abstractNumId="4" w15:restartNumberingAfterBreak="0">
-    <w:nsid w:val="23867823"/>
+    <w:nsid w:val="26873222"/>
     <w:multiLevelType w:val="singleLevel"/>
     <w:tmpl w:val="04160001"/>
     <w:lvl w:ilvl="0">
@@ -4846,7 +4938,7 @@
     </w:lvl>
   </w:abstractNum>
   <w:abstractNum w:abstractNumId="5" w15:restartNumberingAfterBreak="0">
-    <w:nsid w:val="260E0E33"/>
+    <w:nsid w:val="29751EED"/>
     <w:multiLevelType w:val="singleLevel"/>
     <w:tmpl w:val="04160001"/>
     <w:lvl w:ilvl="0">
@@ -4863,7 +4955,7 @@
     </w:lvl>
   </w:abstractNum>
   <w:abstractNum w:abstractNumId="6" w15:restartNumberingAfterBreak="0">
-    <w:nsid w:val="267C1EC3"/>
+    <w:nsid w:val="2CDF2A4B"/>
     <w:multiLevelType w:val="singleLevel"/>
     <w:tmpl w:val="04160001"/>
     <w:lvl w:ilvl="0">
@@ -4880,7 +4972,7 @@
     </w:lvl>
   </w:abstractNum>
   <w:abstractNum w:abstractNumId="7" w15:restartNumberingAfterBreak="0">
-    <w:nsid w:val="2D8B58B2"/>
+    <w:nsid w:val="2EAC4357"/>
     <w:multiLevelType w:val="singleLevel"/>
     <w:tmpl w:val="04160001"/>
     <w:lvl w:ilvl="0">
@@ -4897,7 +4989,7 @@
     </w:lvl>
   </w:abstractNum>
   <w:abstractNum w:abstractNumId="8" w15:restartNumberingAfterBreak="0">
-    <w:nsid w:val="30F72707"/>
+    <w:nsid w:val="34584554"/>
     <w:multiLevelType w:val="singleLevel"/>
     <w:tmpl w:val="04160001"/>
     <w:lvl w:ilvl="0">
@@ -4914,7 +5006,7 @@
     </w:lvl>
   </w:abstractNum>
   <w:abstractNum w:abstractNumId="9" w15:restartNumberingAfterBreak="0">
-    <w:nsid w:val="341A08C6"/>
+    <w:nsid w:val="370E5D04"/>
     <w:multiLevelType w:val="singleLevel"/>
     <w:tmpl w:val="04160001"/>
     <w:lvl w:ilvl="0">
@@ -4931,7 +5023,7 @@
     </w:lvl>
   </w:abstractNum>
   <w:abstractNum w:abstractNumId="10" w15:restartNumberingAfterBreak="0">
-    <w:nsid w:val="3D367E82"/>
+    <w:nsid w:val="3D2870A1"/>
     <w:multiLevelType w:val="singleLevel"/>
     <w:tmpl w:val="04160001"/>
     <w:lvl w:ilvl="0">
@@ -4948,7 +5040,7 @@
     </w:lvl>
   </w:abstractNum>
   <w:abstractNum w:abstractNumId="11" w15:restartNumberingAfterBreak="0">
-    <w:nsid w:val="428247D3"/>
+    <w:nsid w:val="4151018C"/>
     <w:multiLevelType w:val="singleLevel"/>
     <w:tmpl w:val="04160001"/>
     <w:lvl w:ilvl="0">
@@ -4965,7 +5057,7 @@
     </w:lvl>
   </w:abstractNum>
   <w:abstractNum w:abstractNumId="12" w15:restartNumberingAfterBreak="0">
-    <w:nsid w:val="453D7323"/>
+    <w:nsid w:val="43E97818"/>
     <w:multiLevelType w:val="singleLevel"/>
     <w:tmpl w:val="04160001"/>
     <w:lvl w:ilvl="0">
@@ -4982,7 +5074,7 @@
     </w:lvl>
   </w:abstractNum>
   <w:abstractNum w:abstractNumId="13" w15:restartNumberingAfterBreak="0">
-    <w:nsid w:val="493E0F44"/>
+    <w:nsid w:val="47781110"/>
     <w:multiLevelType w:val="singleLevel"/>
     <w:tmpl w:val="04160001"/>
     <w:lvl w:ilvl="0">
@@ -4999,7 +5091,7 @@
     </w:lvl>
   </w:abstractNum>
   <w:abstractNum w:abstractNumId="14" w15:restartNumberingAfterBreak="0">
-    <w:nsid w:val="4FD4305E"/>
+    <w:nsid w:val="586B3AF6"/>
     <w:multiLevelType w:val="singleLevel"/>
     <w:tmpl w:val="04160001"/>
     <w:lvl w:ilvl="0">
@@ -5016,7 +5108,7 @@
     </w:lvl>
   </w:abstractNum>
   <w:abstractNum w:abstractNumId="15" w15:restartNumberingAfterBreak="0">
-    <w:nsid w:val="56DC082A"/>
+    <w:nsid w:val="5B080E60"/>
     <w:multiLevelType w:val="singleLevel"/>
     <w:tmpl w:val="04160001"/>
     <w:lvl w:ilvl="0">
@@ -5033,7 +5125,7 @@
     </w:lvl>
   </w:abstractNum>
   <w:abstractNum w:abstractNumId="16" w15:restartNumberingAfterBreak="0">
-    <w:nsid w:val="5AA37063"/>
+    <w:nsid w:val="62DC53E2"/>
     <w:multiLevelType w:val="singleLevel"/>
     <w:tmpl w:val="04160001"/>
     <w:lvl w:ilvl="0">
@@ -5050,7 +5142,7 @@
     </w:lvl>
   </w:abstractNum>
   <w:abstractNum w:abstractNumId="17" w15:restartNumberingAfterBreak="0">
-    <w:nsid w:val="605B3C26"/>
+    <w:nsid w:val="65216209"/>
     <w:multiLevelType w:val="singleLevel"/>
     <w:tmpl w:val="04160001"/>
     <w:lvl w:ilvl="0">
@@ -5067,7 +5159,7 @@
     </w:lvl>
   </w:abstractNum>
   <w:abstractNum w:abstractNumId="18" w15:restartNumberingAfterBreak="0">
-    <w:nsid w:val="6C874C2A"/>
+    <w:nsid w:val="71B63518"/>
     <w:multiLevelType w:val="singleLevel"/>
     <w:tmpl w:val="04160001"/>
     <w:lvl w:ilvl="0">
@@ -5084,7 +5176,7 @@
     </w:lvl>
   </w:abstractNum>
   <w:abstractNum w:abstractNumId="19" w15:restartNumberingAfterBreak="0">
-    <w:nsid w:val="7AB845B8"/>
+    <w:nsid w:val="71DB296D"/>
     <w:multiLevelType w:val="singleLevel"/>
     <w:tmpl w:val="04160001"/>
     <w:lvl w:ilvl="0">
@@ -5101,7 +5193,7 @@
     </w:lvl>
   </w:abstractNum>
   <w:abstractNum w:abstractNumId="20" w15:restartNumberingAfterBreak="0">
-    <w:nsid w:val="7D7714A9"/>
+    <w:nsid w:val="752C7290"/>
     <w:multiLevelType w:val="singleLevel"/>
     <w:tmpl w:val="04160001"/>
     <w:lvl w:ilvl="0">
@@ -5117,68 +5209,68 @@
       </w:rPr>
     </w:lvl>
   </w:abstractNum>
-  <w:num w:numId="1" w16cid:durableId="992296189">
+  <w:num w:numId="1" w16cid:durableId="1689334463">
+    <w:abstractNumId w:val="0"/>
+  </w:num>
+  <w:num w:numId="2" w16cid:durableId="1468012716">
+    <w:abstractNumId w:val="11"/>
+  </w:num>
+  <w:num w:numId="3" w16cid:durableId="2010861694">
+    <w:abstractNumId w:val="9"/>
+  </w:num>
+  <w:num w:numId="4" w16cid:durableId="1189566952">
+    <w:abstractNumId w:val="17"/>
+  </w:num>
+  <w:num w:numId="5" w16cid:durableId="1798448614">
+    <w:abstractNumId w:val="3"/>
+  </w:num>
+  <w:num w:numId="6" w16cid:durableId="344137223">
+    <w:abstractNumId w:val="8"/>
+  </w:num>
+  <w:num w:numId="7" w16cid:durableId="1181972086">
+    <w:abstractNumId w:val="14"/>
+  </w:num>
+  <w:num w:numId="8" w16cid:durableId="1979336530">
+    <w:abstractNumId w:val="13"/>
+  </w:num>
+  <w:num w:numId="9" w16cid:durableId="1072778020">
+    <w:abstractNumId w:val="18"/>
+  </w:num>
+  <w:num w:numId="10" w16cid:durableId="1862550786">
+    <w:abstractNumId w:val="7"/>
+  </w:num>
+  <w:num w:numId="11" w16cid:durableId="1314483682">
+    <w:abstractNumId w:val="12"/>
+  </w:num>
+  <w:num w:numId="12" w16cid:durableId="263807251">
+    <w:abstractNumId w:val="16"/>
+  </w:num>
+  <w:num w:numId="13" w16cid:durableId="1097099438">
+    <w:abstractNumId w:val="5"/>
+  </w:num>
+  <w:num w:numId="14" w16cid:durableId="969015946">
+    <w:abstractNumId w:val="4"/>
+  </w:num>
+  <w:num w:numId="15" w16cid:durableId="985470015">
+    <w:abstractNumId w:val="20"/>
+  </w:num>
+  <w:num w:numId="16" w16cid:durableId="1088623823">
     <w:abstractNumId w:val="19"/>
   </w:num>
-  <w:num w:numId="2" w16cid:durableId="1536968459">
-    <w:abstractNumId w:val="8"/>
+  <w:num w:numId="17" w16cid:durableId="1188064184">
+    <w:abstractNumId w:val="10"/>
   </w:num>
-  <w:num w:numId="3" w16cid:durableId="1975597105">
-    <w:abstractNumId w:val="17"/>
-  </w:num>
-  <w:num w:numId="4" w16cid:durableId="272172330">
-    <w:abstractNumId w:val="12"/>
-  </w:num>
-  <w:num w:numId="5" w16cid:durableId="1470201245">
-    <w:abstractNumId w:val="14"/>
-  </w:num>
-  <w:num w:numId="6" w16cid:durableId="1382317666">
+  <w:num w:numId="18" w16cid:durableId="243691135">
     <w:abstractNumId w:val="15"/>
   </w:num>
-  <w:num w:numId="7" w16cid:durableId="2019959506">
-    <w:abstractNumId w:val="20"/>
+  <w:num w:numId="19" w16cid:durableId="836337376">
+    <w:abstractNumId w:val="6"/>
   </w:num>
-  <w:num w:numId="8" w16cid:durableId="715086944">
-    <w:abstractNumId w:val="3"/>
-  </w:num>
-  <w:num w:numId="9" w16cid:durableId="204372599">
-    <w:abstractNumId w:val="18"/>
-  </w:num>
-  <w:num w:numId="10" w16cid:durableId="406615935">
-    <w:abstractNumId w:val="0"/>
-  </w:num>
-  <w:num w:numId="11" w16cid:durableId="1571192531">
-    <w:abstractNumId w:val="5"/>
-  </w:num>
-  <w:num w:numId="12" w16cid:durableId="114518487">
+  <w:num w:numId="20" w16cid:durableId="671222924">
     <w:abstractNumId w:val="1"/>
   </w:num>
-  <w:num w:numId="13" w16cid:durableId="171377183">
+  <w:num w:numId="21" w16cid:durableId="1310328732">
     <w:abstractNumId w:val="2"/>
-  </w:num>
-  <w:num w:numId="14" w16cid:durableId="1655912058">
-    <w:abstractNumId w:val="4"/>
-  </w:num>
-  <w:num w:numId="15" w16cid:durableId="157695842">
-    <w:abstractNumId w:val="11"/>
-  </w:num>
-  <w:num w:numId="16" w16cid:durableId="2050644151">
-    <w:abstractNumId w:val="10"/>
-  </w:num>
-  <w:num w:numId="17" w16cid:durableId="2086562233">
-    <w:abstractNumId w:val="9"/>
-  </w:num>
-  <w:num w:numId="18" w16cid:durableId="1113981508">
-    <w:abstractNumId w:val="6"/>
-  </w:num>
-  <w:num w:numId="19" w16cid:durableId="1840347419">
-    <w:abstractNumId w:val="13"/>
-  </w:num>
-  <w:num w:numId="20" w16cid:durableId="941958091">
-    <w:abstractNumId w:val="16"/>
-  </w:num>
-  <w:num w:numId="21" w16cid:durableId="1492746126">
-    <w:abstractNumId w:val="7"/>
   </w:num>
 </w:numbering>
 </file>
@@ -5591,7 +5683,7 @@
     <w:link w:val="Ttulo1Char"/>
     <w:uiPriority w:val="9"/>
     <w:qFormat/>
-    <w:rsid w:val="002E7EAD"/>
+    <w:rsid w:val="0023446A"/>
     <w:pPr>
       <w:keepNext/>
       <w:keepLines/>
@@ -5614,7 +5706,7 @@
     <w:semiHidden/>
     <w:unhideWhenUsed/>
     <w:qFormat/>
-    <w:rsid w:val="002E7EAD"/>
+    <w:rsid w:val="0023446A"/>
     <w:pPr>
       <w:keepNext/>
       <w:keepLines/>
@@ -5637,7 +5729,7 @@
     <w:semiHidden/>
     <w:unhideWhenUsed/>
     <w:qFormat/>
-    <w:rsid w:val="002E7EAD"/>
+    <w:rsid w:val="0023446A"/>
     <w:pPr>
       <w:keepNext/>
       <w:keepLines/>
@@ -5660,7 +5752,7 @@
     <w:semiHidden/>
     <w:unhideWhenUsed/>
     <w:qFormat/>
-    <w:rsid w:val="002E7EAD"/>
+    <w:rsid w:val="0023446A"/>
     <w:pPr>
       <w:keepNext/>
       <w:keepLines/>
@@ -5683,7 +5775,7 @@
     <w:semiHidden/>
     <w:unhideWhenUsed/>
     <w:qFormat/>
-    <w:rsid w:val="002E7EAD"/>
+    <w:rsid w:val="0023446A"/>
     <w:pPr>
       <w:keepNext/>
       <w:keepLines/>
@@ -5704,7 +5796,7 @@
     <w:semiHidden/>
     <w:unhideWhenUsed/>
     <w:qFormat/>
-    <w:rsid w:val="002E7EAD"/>
+    <w:rsid w:val="0023446A"/>
     <w:pPr>
       <w:keepNext/>
       <w:keepLines/>
@@ -5727,7 +5819,7 @@
     <w:semiHidden/>
     <w:unhideWhenUsed/>
     <w:qFormat/>
-    <w:rsid w:val="002E7EAD"/>
+    <w:rsid w:val="0023446A"/>
     <w:pPr>
       <w:keepNext/>
       <w:keepLines/>
@@ -5748,7 +5840,7 @@
     <w:semiHidden/>
     <w:unhideWhenUsed/>
     <w:qFormat/>
-    <w:rsid w:val="002E7EAD"/>
+    <w:rsid w:val="0023446A"/>
     <w:pPr>
       <w:keepNext/>
       <w:keepLines/>
@@ -5771,7 +5863,7 @@
     <w:semiHidden/>
     <w:unhideWhenUsed/>
     <w:qFormat/>
-    <w:rsid w:val="002E7EAD"/>
+    <w:rsid w:val="0023446A"/>
     <w:pPr>
       <w:keepNext/>
       <w:keepLines/>
@@ -5815,7 +5907,7 @@
     <w:basedOn w:val="Fontepargpadro"/>
     <w:link w:val="Ttulo1"/>
     <w:uiPriority w:val="9"/>
-    <w:rsid w:val="002E7EAD"/>
+    <w:rsid w:val="0023446A"/>
     <w:rPr>
       <w:rFonts w:asciiTheme="majorHAnsi" w:eastAsiaTheme="majorEastAsia" w:hAnsiTheme="majorHAnsi" w:cstheme="majorBidi"/>
       <w:color w:val="0F4761" w:themeColor="accent1" w:themeShade="BF"/>
@@ -5829,7 +5921,7 @@
     <w:link w:val="Ttulo2"/>
     <w:uiPriority w:val="9"/>
     <w:semiHidden/>
-    <w:rsid w:val="002E7EAD"/>
+    <w:rsid w:val="0023446A"/>
     <w:rPr>
       <w:rFonts w:asciiTheme="majorHAnsi" w:eastAsiaTheme="majorEastAsia" w:hAnsiTheme="majorHAnsi" w:cstheme="majorBidi"/>
       <w:color w:val="0F4761" w:themeColor="accent1" w:themeShade="BF"/>
@@ -5843,7 +5935,7 @@
     <w:link w:val="Ttulo3"/>
     <w:uiPriority w:val="9"/>
     <w:semiHidden/>
-    <w:rsid w:val="002E7EAD"/>
+    <w:rsid w:val="0023446A"/>
     <w:rPr>
       <w:rFonts w:eastAsiaTheme="majorEastAsia" w:cstheme="majorBidi"/>
       <w:color w:val="0F4761" w:themeColor="accent1" w:themeShade="BF"/>
@@ -5857,7 +5949,7 @@
     <w:link w:val="Ttulo4"/>
     <w:uiPriority w:val="9"/>
     <w:semiHidden/>
-    <w:rsid w:val="002E7EAD"/>
+    <w:rsid w:val="0023446A"/>
     <w:rPr>
       <w:rFonts w:eastAsiaTheme="majorEastAsia" w:cstheme="majorBidi"/>
       <w:i/>
@@ -5871,7 +5963,7 @@
     <w:link w:val="Ttulo5"/>
     <w:uiPriority w:val="9"/>
     <w:semiHidden/>
-    <w:rsid w:val="002E7EAD"/>
+    <w:rsid w:val="0023446A"/>
     <w:rPr>
       <w:rFonts w:eastAsiaTheme="majorEastAsia" w:cstheme="majorBidi"/>
       <w:color w:val="0F4761" w:themeColor="accent1" w:themeShade="BF"/>
@@ -5883,7 +5975,7 @@
     <w:link w:val="Ttulo6"/>
     <w:uiPriority w:val="9"/>
     <w:semiHidden/>
-    <w:rsid w:val="002E7EAD"/>
+    <w:rsid w:val="0023446A"/>
     <w:rPr>
       <w:rFonts w:eastAsiaTheme="majorEastAsia" w:cstheme="majorBidi"/>
       <w:i/>
@@ -5897,7 +5989,7 @@
     <w:link w:val="Ttulo7"/>
     <w:uiPriority w:val="9"/>
     <w:semiHidden/>
-    <w:rsid w:val="002E7EAD"/>
+    <w:rsid w:val="0023446A"/>
     <w:rPr>
       <w:rFonts w:eastAsiaTheme="majorEastAsia" w:cstheme="majorBidi"/>
       <w:color w:val="595959" w:themeColor="text1" w:themeTint="A6"/>
@@ -5909,7 +6001,7 @@
     <w:link w:val="Ttulo8"/>
     <w:uiPriority w:val="9"/>
     <w:semiHidden/>
-    <w:rsid w:val="002E7EAD"/>
+    <w:rsid w:val="0023446A"/>
     <w:rPr>
       <w:rFonts w:eastAsiaTheme="majorEastAsia" w:cstheme="majorBidi"/>
       <w:i/>
@@ -5923,7 +6015,7 @@
     <w:link w:val="Ttulo9"/>
     <w:uiPriority w:val="9"/>
     <w:semiHidden/>
-    <w:rsid w:val="002E7EAD"/>
+    <w:rsid w:val="0023446A"/>
     <w:rPr>
       <w:rFonts w:eastAsiaTheme="majorEastAsia" w:cstheme="majorBidi"/>
       <w:color w:val="272727" w:themeColor="text1" w:themeTint="D8"/>
@@ -5936,7 +6028,7 @@
     <w:link w:val="TtuloChar"/>
     <w:uiPriority w:val="10"/>
     <w:qFormat/>
-    <w:rsid w:val="002E7EAD"/>
+    <w:rsid w:val="0023446A"/>
     <w:pPr>
       <w:spacing w:after="80" w:line="240" w:lineRule="auto"/>
       <w:contextualSpacing/>
@@ -5954,7 +6046,7 @@
     <w:basedOn w:val="Fontepargpadro"/>
     <w:link w:val="Ttulo"/>
     <w:uiPriority w:val="10"/>
-    <w:rsid w:val="002E7EAD"/>
+    <w:rsid w:val="0023446A"/>
     <w:rPr>
       <w:rFonts w:asciiTheme="majorHAnsi" w:eastAsiaTheme="majorEastAsia" w:hAnsiTheme="majorHAnsi" w:cstheme="majorBidi"/>
       <w:spacing w:val="-10"/>
@@ -5970,7 +6062,7 @@
     <w:link w:val="SubttuloChar"/>
     <w:uiPriority w:val="11"/>
     <w:qFormat/>
-    <w:rsid w:val="002E7EAD"/>
+    <w:rsid w:val="0023446A"/>
     <w:pPr>
       <w:numPr>
         <w:ilvl w:val="1"/>
@@ -5989,7 +6081,7 @@
     <w:basedOn w:val="Fontepargpadro"/>
     <w:link w:val="Subttulo"/>
     <w:uiPriority w:val="11"/>
-    <w:rsid w:val="002E7EAD"/>
+    <w:rsid w:val="0023446A"/>
     <w:rPr>
       <w:rFonts w:eastAsiaTheme="majorEastAsia" w:cstheme="majorBidi"/>
       <w:color w:val="595959" w:themeColor="text1" w:themeTint="A6"/>
@@ -6005,7 +6097,7 @@
     <w:link w:val="CitaoChar"/>
     <w:uiPriority w:val="29"/>
     <w:qFormat/>
-    <w:rsid w:val="002E7EAD"/>
+    <w:rsid w:val="0023446A"/>
     <w:pPr>
       <w:spacing w:before="160"/>
       <w:jc w:val="center"/>
@@ -6021,7 +6113,7 @@
     <w:basedOn w:val="Fontepargpadro"/>
     <w:link w:val="Citao"/>
     <w:uiPriority w:val="29"/>
-    <w:rsid w:val="002E7EAD"/>
+    <w:rsid w:val="0023446A"/>
     <w:rPr>
       <w:i/>
       <w:iCs/>
@@ -6033,7 +6125,7 @@
     <w:basedOn w:val="Normal"/>
     <w:uiPriority w:val="34"/>
     <w:qFormat/>
-    <w:rsid w:val="002E7EAD"/>
+    <w:rsid w:val="0023446A"/>
     <w:pPr>
       <w:ind w:left="720"/>
       <w:contextualSpacing/>
@@ -6044,7 +6136,7 @@
     <w:basedOn w:val="Fontepargpadro"/>
     <w:uiPriority w:val="21"/>
     <w:qFormat/>
-    <w:rsid w:val="002E7EAD"/>
+    <w:rsid w:val="0023446A"/>
     <w:rPr>
       <w:i/>
       <w:iCs/>
@@ -6058,7 +6150,7 @@
     <w:link w:val="CitaoIntensaChar"/>
     <w:uiPriority w:val="30"/>
     <w:qFormat/>
-    <w:rsid w:val="002E7EAD"/>
+    <w:rsid w:val="0023446A"/>
     <w:pPr>
       <w:pBdr>
         <w:top w:val="single" w:sz="4" w:space="10" w:color="0F4761" w:themeColor="accent1" w:themeShade="BF"/>
@@ -6079,7 +6171,7 @@
     <w:basedOn w:val="Fontepargpadro"/>
     <w:link w:val="CitaoIntensa"/>
     <w:uiPriority w:val="30"/>
-    <w:rsid w:val="002E7EAD"/>
+    <w:rsid w:val="0023446A"/>
     <w:rPr>
       <w:i/>
       <w:iCs/>
@@ -6091,7 +6183,7 @@
     <w:basedOn w:val="Fontepargpadro"/>
     <w:uiPriority w:val="32"/>
     <w:qFormat/>
-    <w:rsid w:val="002E7EAD"/>
+    <w:rsid w:val="0023446A"/>
     <w:rPr>
       <w:b/>
       <w:bCs/>
